--- a/poc/paper/paper_mdpi.docx
+++ b/poc/paper/paper_mdpi.docx
@@ -15,31 +15,17 @@
         <w:pStyle w:val="MDPI12title"/>
       </w:pPr>
       <w:r>
-        <w:t>Modeling Normal Is All You Need: Joint Latent Clustering for Anomaly Detection in Multimodal Cyber-Physical Systems</w:t>
+        <w:t xml:space="preserve">Title: Concise and Informative</w:t>
       </w:r>
     </w:p>
     <w:p>
       <w:pPr>
         <w:pStyle w:val="MDPI13authornames"/>
       </w:pPr>
-      <w:r>
-        <w:t xml:space="preserve">Alexander Apartsin </w:t>
-      </w:r>
-      <w:r>
-        <w:rPr>
-          <w:vertAlign w:val="superscript"/>
-        </w:rPr>
-        <w:t>1</w:t>
-      </w:r>
-      <w:r>
-        <w:rPr/>
-        <w:t xml:space="preserve"> and Yehudit Aperstein </w:t>
-      </w:r>
-      <w:r>
-        <w:rPr>
-          <w:vertAlign w:val="superscript"/>
-        </w:rPr>
-        <w:t>2,*</w:t>
+      <w:proofErr w:type="gramStart"/>
+      <w:proofErr w:type="gramEnd"/>
+      <w:r>
+        <w:t xml:space="preserve">Firstname Lastname 1,*, Firstname Lastname 2 and Firstname Lastname 3</w:t>
       </w:r>
     </w:p>
     <w:tbl>
@@ -67,7 +53,15 @@
               <w:spacing w:before="0" w:after="120"/>
             </w:pPr>
             <w:r>
-              <w:t>Academic Editor: Firstname Lastname</w:t>
+              <w:t xml:space="preserve">Academic Editor: </w:t>
+            </w:r>
+            <w:proofErr w:type="spellStart"/>
+            <w:r>
+              <w:t>Firstname</w:t>
+            </w:r>
+            <w:proofErr w:type="spellEnd"/>
+            <w:r>
+              <w:t xml:space="preserve"> Lastname</w:t>
             </w:r>
           </w:p>
           <w:p>
@@ -108,14 +102,14 @@
             <w:pPr>
               <w:pStyle w:val="MDPI72copyright"/>
               <w:rPr>
-                <w:rFonts w:eastAsia="等线"/>
+                <w:rFonts w:eastAsia="DengXian"/>
                 <w:noProof w:val="0"/>
                 <w:lang w:val="en-US" w:bidi="en-US"/>
               </w:rPr>
             </w:pPr>
             <w:r>
               <w:rPr>
-                <w:rFonts w:eastAsia="等线"/>
+                <w:rFonts w:eastAsia="DengXian"/>
                 <w:b/>
                 <w:noProof w:val="0"/>
                 <w:lang w:val="en-US" w:bidi="en-US"/>
@@ -124,7 +118,7 @@
             </w:r>
             <w:r>
               <w:rPr>
-                <w:rFonts w:eastAsia="等线"/>
+                <w:rFonts w:eastAsia="DengXian"/>
                 <w:noProof w:val="0"/>
                 <w:lang w:val="en-US" w:bidi="en-US"/>
               </w:rPr>
@@ -132,7 +126,7 @@
             </w:r>
             <w:r>
               <w:rPr>
-                <w:rFonts w:eastAsia="等线"/>
+                <w:rFonts w:eastAsia="DengXian"/>
                 <w:noProof w:val="0"/>
                 <w:lang w:val="en-US" w:bidi="en-US"/>
               </w:rPr>
@@ -140,17 +134,17 @@
             </w:r>
             <w:r>
               <w:rPr>
-                <w:rFonts w:eastAsia="等线"/>
+                <w:rFonts w:eastAsia="DengXian"/>
                 <w:noProof w:val="0"/>
                 <w:lang w:val="en-US" w:bidi="en-US"/>
               </w:rPr>
               <w:t xml:space="preserve"> by the authors. Submitted for possible open access publication under the terms and conditions of the </w:t>
             </w:r>
-            <w:hyperlink r:id="rId8" w:history="1">
+            <w:hyperlink r:id="rId7" w:history="1">
               <w:r>
                 <w:rPr>
                   <w:rStyle w:val="Hyperlink"/>
-                  <w:rFonts w:eastAsia="等线"/>
+                  <w:rFonts w:eastAsia="DengXian"/>
                   <w:noProof w:val="0"/>
                   <w:u w:val="none"/>
                   <w:lang w:val="en-US" w:bidi="en-US"/>
@@ -160,7 +154,7 @@
             </w:hyperlink>
             <w:r>
               <w:rPr>
-                <w:rFonts w:eastAsia="等线"/>
+                <w:rFonts w:eastAsia="DengXian"/>
                 <w:noProof w:val="0"/>
                 <w:lang w:val="en-US" w:bidi="en-US"/>
               </w:rPr>
@@ -175,14 +169,7 @@
         <w:pStyle w:val="MDPI16affiliation"/>
       </w:pPr>
       <w:r>
-        <w:rPr>
-          <w:vertAlign w:val="superscript"/>
-        </w:rPr>
-        <w:t>1</w:t>
-      </w:r>
-      <w:r>
-        <w:tab/>
-        <w:t>School of Computer Science, Faculty of Sciences, Holon Institute of Technology (HIT), 52 Golomb St., Holon 5810201, Israel; alexanderap@hit.ac.il</w:t>
+        <w:t xml:space="preserve">1	First affiliation; email1@example.com</w:t>
       </w:r>
     </w:p>
     <w:p>
@@ -190,14 +177,7 @@
         <w:pStyle w:val="MDPI16affiliation"/>
       </w:pPr>
       <w:r>
-        <w:rPr>
-          <w:vertAlign w:val="superscript"/>
-        </w:rPr>
-        <w:t>2</w:t>
-      </w:r>
-      <w:r>
-        <w:tab/>
-        <w:t>Intelligent Systems, Afeka Academic College of Engineering, 218 Bnei Efraim St., Tel Aviv 6910717, Israel; apersteiny@afeka.ac.il</w:t>
+        <w:t xml:space="preserve">2	Second affiliation; email2@example.com</w:t>
       </w:r>
     </w:p>
     <w:p>
@@ -205,14 +185,15 @@
         <w:pStyle w:val="MDPI16affiliation"/>
       </w:pPr>
       <w:r>
-        <w:rPr>
-          <w:b/>
-        </w:rPr>
-        <w:t>*</w:t>
-      </w:r>
-      <w:r>
-        <w:tab/>
-        <w:t>Correspondence: apersteiny@afeka.ac.il</w:t>
+        <w:t xml:space="preserve">*	Correspondence: corresponding.author@example.com</w:t>
+      </w:r>
+    </w:p>
+    <w:p>
+      <w:pPr>
+        <w:pStyle w:val="MDPI16affiliation"/>
+      </w:pPr>
+      <w:r>
+        <w:t xml:space="preserve"/>
       </w:r>
     </w:p>
     <w:p>
@@ -230,6 +211,15 @@
         <w:t>Abstract</w:t>
       </w:r>
     </w:p>
+    <w:bookmarkEnd w:id="2"/>
+    <w:bookmarkEnd w:id="3"/>
+    <w:bookmarkEnd w:id="4"/>
+    <w:bookmarkEnd w:id="7"/>
+    <w:bookmarkEnd w:id="8"/>
+    <w:bookmarkEnd w:id="9"/>
+    <w:bookmarkEnd w:id="13"/>
+    <w:bookmarkEnd w:id="14"/>
+    <w:bookmarkEnd w:id="15"/>
     <w:p>
       <w:pPr>
         <w:pStyle w:val="MDPI17abstract"/>
@@ -251,7 +241,7 @@
         <w:t xml:space="preserve"> </w:t>
       </w:r>
       <w:r>
-        <w:t xml:space="preserve">(MIIM). Based on these assumptions, we jointly learn a latent representation and a Gaussian-mixture clustering of operating modes. Anomaly scores are computed directly in latent space rather than from a density estimate or reconstruction error. Aggregate scores are dominated by trivially detectable faults, so we evaluate under raw point-wise metrics with a difficulty split that isolates the stealthy, joint-structure faults a simple per-channel detector cannot see. Across three real CPS attack benchmarks (WADI, HAI, and SWaT), the detector attains the best overall AUROC on every dataset (0.792, 0.933, and 0.991) and leads on the difficult subset over five seeds (0.690, 0.811, and 0.960). On WADI and HAI, whose difficult faults are reconstructable but improbable sensor combinations that reconstruction error cannot separate from normal, the deep detectors USAD and TranAD collapse to 0.30–0.50. The contributions are the MIIM assumptions, the difficulty-stratified protocol, and a latent-only anomaly score.</w:t>
+        <w:t xml:space="preserve">(MIIM). Based on these assumptions, we jointly learn a latent representation and a Gaussian-mixture clustering of operating modes. Anomaly scores are computed in the clustered latent space rather than from data-space reconstruction error. Aggregate scores are dominated by trivially detectable faults, so we evaluate under raw point-wise metrics with a difficulty split that isolates the stealthy, joint-structure faults a simple per-channel detector cannot see. Across three real CPS attack benchmarks (WADI, HAI, and SWaT), the detector attains the best overall AUROC on every dataset (0.792, 0.933, and 0.991). On the stealthy difficult subset it is strongest on HAI (0.811 over five seeds, a statistically significant margin over the next-best baseline, paired episode-bootstrap 95% CI on the difference [0.015, 0.089]), and it matches the strongest baseline on WADI (0.690) and SWaT (0.960); the HAI advantage persists under a stronger difficulty split that also removes any window separable by a single per-channel statistic. On WADI and HAI, whose difficult faults are reconstructable but improbable sensor combinations that reconstruction error cannot separate from normal, the deep detectors USAD and TranAD collapse to 0.30–0.50. The contributions are the MIIM assumptions, the difficulty-stratified protocol, and a latent-primary anomaly score with an auto-gated reconstruction-residual head.</w:t>
       </w:r>
     </w:p>
     <w:p>
@@ -546,13 +536,19 @@
         <w:t xml:space="preserve"> </w:t>
       </w:r>
       <w:r>
-        <w:t xml:space="preserve">head and a rare-mode-safe nearest-component likelihood, with two optional heads auto-gated on training-normal</w:t>
-      </w:r>
-      <w:r>
-        <w:t xml:space="preserve"> </w:t>
-      </w:r>
-      <w:r>
-        <w:t xml:space="preserve">signals; a key mechanism inside it is dropping the reconstruction term, which is blind to the hard faults</w:t>
+        <w:t xml:space="preserve">head and a rare-mode-safe nearest-component likelihood; a key mechanism is demoting reconstruction from the</w:t>
+      </w:r>
+      <w:r>
+        <w:t xml:space="preserve"> </w:t>
+      </w:r>
+      <w:r>
+        <w:t xml:space="preserve">default score, since a flexible decoder reconstructs the hard faults faithfully, while an optional</w:t>
+      </w:r>
+      <w:r>
+        <w:t xml:space="preserve"> </w:t>
+      </w:r>
+      <w:r>
+        <w:t xml:space="preserve">reconstruction-residual head is auto-gated back on only where it provably generalises to held-out normal</w:t>
       </w:r>
       <w:r>
         <w:t xml:space="preserve"> </w:t>
@@ -598,13 +594,19 @@
         <w:t xml:space="preserve"> </w:t>
       </w:r>
       <w:r>
-        <w:t xml:space="preserve">on every dataset and leads the difficult column over five seeds, most decisively on HAI, where the difficult</w:t>
-      </w:r>
-      <w:r>
-        <w:t xml:space="preserve"> </w:t>
-      </w:r>
-      <w:r>
-        <w:t xml:space="preserve">faults break joint structure and the deep detectors collapse.</w:t>
+        <w:t xml:space="preserve">on every dataset and is strongest on the difficult subset over five seeds, most decisively and significantly on</w:t>
+      </w:r>
+      <w:r>
+        <w:t xml:space="preserve"> </w:t>
+      </w:r>
+      <w:r>
+        <w:t xml:space="preserve">HAI, where the difficult faults break joint structure and the deep detectors collapse; on WADI and SWaT it ties</w:t>
+      </w:r>
+      <w:r>
+        <w:t xml:space="preserve"> </w:t>
+      </w:r>
+      <w:r>
+        <w:t xml:space="preserve">the strongest baseline at the top of the difficult column.</w:t>
       </w:r>
     </w:p>
     <w:p>
@@ -823,7 +825,24 @@
         <w:t xml:space="preserve"> </w:t>
       </w:r>
       <w:r>
-        <w:t xml:space="preserve">diagnose the point-adjustment reward structure and propose a rectified evaluation. The critique now spans metrics and benchmarks alike. Wu and Keogh</w:t>
+        <w:t xml:space="preserve">diagnose the point-adjustment reward structure and propose a rectified evaluation, and proximity- and event-aware</w:t>
+      </w:r>
+      <w:r>
+        <w:t xml:space="preserve"> </w:t>
+      </w:r>
+      <w:r>
+        <w:t xml:space="preserve">metrics such as PATE [</w:t>
+      </w:r>
+      <w:hyperlink w:anchor="r-pate">
+        <w:r>
+          <w:rPr>
+            <w:rStyle w:val="Hyperlink"/>
+          </w:rPr>
+          <w:t xml:space="preserve">10</w:t>
+        </w:r>
+      </w:hyperlink>
+      <w:r>
+        <w:t xml:space="preserve">] move beyond point adjustment altogether. The critique now spans metrics and benchmarks alike. Wu and Keogh</w:t>
       </w:r>
       <w:r>
         <w:t xml:space="preserve"> </w:t>
@@ -859,45 +878,31 @@
           <w:rPr>
             <w:rStyle w:val="Hyperlink"/>
           </w:rPr>
-          <w:t xml:space="preserve">10</w:t>
-        </w:r>
-      </w:hyperlink>
-      <w:r>
-        <w:t xml:space="preserve">] finds that anomaly segments in multivariate CPS benchmarks are mostly univariate</w:t>
-      </w:r>
-      <w:r>
-        <w:t xml:space="preserve"> </w:t>
-      </w:r>
-      <w:r>
-        <w:t xml:space="preserve">(SWaT and WADI sit among the datasets whose anomalies deviate univariately on close to all timesteps, with no</w:t>
-      </w:r>
-      <w:r>
-        <w:t xml:space="preserve"> </w:t>
-      </w:r>
-      <w:r>
-        <w:t xml:space="preserve">long cross-channel-only segments), so a flat univariate model matches channel-dependent deep detectors.</w:t>
-      </w:r>
-    </w:p>
-    <w:p>
-      <w:pPr>
-        <w:pStyle w:val="MDPI31text"/>
-        <w:ind w:left="2608"/>
-      </w:pPr>
-      <w:r>
-        <w:t xml:space="preserve">A parallel critique targets the dominant scoring mechanism itself. Reconstruction-based detectors assume that a model trained to reconstruct normal data reconstructs anomalies worse; Bouman and Heskes [</w:t>
-      </w:r>
-      <w:hyperlink w:anchor="r-bouman">
-        <w:r>
-          <w:rPr>
-            <w:rStyle w:val="Hyperlink"/>
-          </w:rPr>
           <w:t xml:space="preserve">11</w:t>
         </w:r>
       </w:hyperlink>
       <w:r>
-        <w:t xml:space="preserve">] show this assumption is unreliable, because anomalies lying far from normal data can be reconstructed perfectly in practice, and Gong et al. [</w:t>
-      </w:r>
-      <w:hyperlink w:anchor="r-memae">
+        <w:t xml:space="preserve">] finds that anomaly segments in multivariate CPS benchmarks are mostly univariate</w:t>
+      </w:r>
+      <w:r>
+        <w:t xml:space="preserve"> </w:t>
+      </w:r>
+      <w:r>
+        <w:t xml:space="preserve">(SWaT and WADI sit among the datasets whose anomalies deviate univariately on close to all timesteps, with no</w:t>
+      </w:r>
+      <w:r>
+        <w:t xml:space="preserve"> </w:t>
+      </w:r>
+      <w:r>
+        <w:t xml:space="preserve">long cross-channel-only segments), so a flat univariate model matches channel-dependent deep detectors. Recent</w:t>
+      </w:r>
+      <w:r>
+        <w:t xml:space="preserve"> </w:t>
+      </w:r>
+      <w:r>
+        <w:t xml:space="preserve">large-scale benchmarks confirm that detector rankings are strongly dataset-dependent [</w:t>
+      </w:r>
+      <w:hyperlink w:anchor="r-tab">
         <w:r>
           <w:rPr>
             <w:rStyle w:val="Hyperlink"/>
@@ -906,9 +911,24 @@
         </w:r>
       </w:hyperlink>
       <w:r>
-        <w:t xml:space="preserve">] earlier showed that a deep autoencoder generalises well enough to rebuild anomalies and miss them. This motivates scoring in a clustered latent rather than through a reconstruction residual. A position paper by Sarfraz et al. [</w:t>
-      </w:r>
-      <w:hyperlink w:anchor="r-sarfraz">
+        <w:t xml:space="preserve">],</w:t>
+      </w:r>
+      <w:r>
+        <w:t xml:space="preserve"> </w:t>
+      </w:r>
+      <w:r>
+        <w:t xml:space="preserve">which is why we read every method per dataset and per difficulty subset rather than by a single headline number.</w:t>
+      </w:r>
+    </w:p>
+    <w:p>
+      <w:pPr>
+        <w:pStyle w:val="MDPI31text"/>
+        <w:ind w:left="2608"/>
+      </w:pPr>
+      <w:r>
+        <w:t xml:space="preserve">A parallel critique targets the dominant scoring mechanism itself. Reconstruction-based detectors assume that a model trained to reconstruct normal data reconstructs anomalies worse; Bouman and Heskes [</w:t>
+      </w:r>
+      <w:hyperlink w:anchor="r-bouman">
         <w:r>
           <w:rPr>
             <w:rStyle w:val="Hyperlink"/>
@@ -917,9 +937,9 @@
         </w:r>
       </w:hyperlink>
       <w:r>
-        <w:t xml:space="preserve">] draws the two threads together, characterising the field as plagued by flawed evaluation metrics, inconsistent benchmarking, and unjustified design choices, and showing that state-of-the-art deep detectors effectively learn linear mappings that simple baselines reproduce; Wagner et al. [</w:t>
-      </w:r>
-      <w:hyperlink w:anchor="r-timesead">
+        <w:t xml:space="preserve">] show this assumption is unreliable, because anomalies lying far from normal data can be reconstructed perfectly in practice, and Gong et al. [</w:t>
+      </w:r>
+      <w:hyperlink w:anchor="r-memae">
         <w:r>
           <w:rPr>
             <w:rStyle w:val="Hyperlink"/>
@@ -928,76 +948,9 @@
         </w:r>
       </w:hyperlink>
       <w:r>
-        <w:t xml:space="preserve">] re-audit the widely used multivariate benchmarks, discard the ones with erroneous labels, and note the absence of any standard evaluation metric.</w:t>
-      </w:r>
-    </w:p>
-    <w:p>
-      <w:pPr>
-        <w:pStyle w:val="MDPI31text"/>
-        <w:ind w:left="2608"/>
-      </w:pPr>
-      <w:r>
-        <w:t xml:space="preserve">LatAD adopts this critique as its evaluation protocol: raw point-wise AUROC, F1 and FPR with no point</w:t>
-      </w:r>
-      <w:r>
-        <w:t xml:space="preserve"> </w:t>
-      </w:r>
-      <w:r>
-        <w:t xml:space="preserve">adjustment for any method; a trivial-detector difficulty split that separates the discriminative difficult</w:t>
-      </w:r>
-      <w:r>
-        <w:t xml:space="preserve"> </w:t>
-      </w:r>
-      <w:r>
-        <w:t xml:space="preserve">subset from the easy majority that carries headline numbers; and re-computation of the deep SOTA baselines</w:t>
-      </w:r>
-      <w:r>
-        <w:t xml:space="preserve"> </w:t>
-      </w:r>
-      <w:r>
-        <w:t xml:space="preserve">(USAD and TranAD) under the</w:t>
-      </w:r>
-      <w:r>
-        <w:t xml:space="preserve"> </w:t>
-      </w:r>
-      <w:r>
-        <w:rPr>
-          <w:i/>
-          <w:iCs/>
-        </w:rPr>
-        <w:t xml:space="preserve">same</w:t>
-      </w:r>
-      <w:r>
-        <w:t xml:space="preserve"> </w:t>
-      </w:r>
-      <w:r>
-        <w:t xml:space="preserve">raw metrics rather than their point-adjusted published figures</w:t>
-      </w:r>
-      <w:r>
-        <w:t xml:space="preserve"> </w:t>
-      </w:r>
-      <w:r>
-        <w:t xml:space="preserve">(§5).</w:t>
-      </w:r>
-    </w:p>
-    <w:p>
-      <w:pPr>
-        <w:pStyle w:val="MDPI22heading2"/>
-        <w:ind w:left="2608"/>
-      </w:pPr>
-      <w:r>
-        <w:t xml:space="preserve">2.2  Latent and clustering models for anomaly detection</w:t>
-      </w:r>
-    </w:p>
-    <w:p>
-      <w:pPr>
-        <w:pStyle w:val="MDPI32textnoindent"/>
-        <w:ind w:left="2608"/>
-      </w:pPr>
-      <w:r>
-        <w:t xml:space="preserve">Our representation is Variational Deep Embedding (VaDE) [</w:t>
-      </w:r>
-      <w:hyperlink w:anchor="r-vade">
+        <w:t xml:space="preserve">] earlier showed that a deep autoencoder generalises well enough to rebuild anomalies and miss them. This motivates scoring in a clustered latent rather than through a reconstruction residual. A position paper by Sarfraz et al. [</w:t>
+      </w:r>
+      <w:hyperlink w:anchor="r-sarfraz">
         <w:r>
           <w:rPr>
             <w:rStyle w:val="Hyperlink"/>
@@ -1006,15 +959,9 @@
         </w:r>
       </w:hyperlink>
       <w:r>
-        <w:t xml:space="preserve">], a VAE with a Gaussian-mixture</w:t>
-      </w:r>
-      <w:r>
-        <w:t xml:space="preserve"> </w:t>
-      </w:r>
-      <w:r>
-        <w:t xml:space="preserve">latent prior that learns representation and clusters jointly. DAGMM [</w:t>
-      </w:r>
-      <w:hyperlink w:anchor="r-dagmm">
+        <w:t xml:space="preserve">] draws the two threads together, characterising the field as plagued by flawed evaluation metrics, inconsistent benchmarking, and unjustified design choices, and showing that state-of-the-art deep detectors effectively learn linear mappings that simple baselines reproduce; Wagner et al. [</w:t>
+      </w:r>
+      <w:hyperlink w:anchor="r-timesead">
         <w:r>
           <w:rPr>
             <w:rStyle w:val="Hyperlink"/>
@@ -1023,33 +970,76 @@
         </w:r>
       </w:hyperlink>
       <w:r>
-        <w:t xml:space="preserve">] similarly couples</w:t>
-      </w:r>
-      <w:r>
-        <w:t xml:space="preserve"> </w:t>
-      </w:r>
-      <w:r>
-        <w:t xml:space="preserve">an autoencoder with a Gaussian-mixture energy for anomaly detection; we borrow its variance-collapse</w:t>
-      </w:r>
-      <w:r>
-        <w:t xml:space="preserve"> </w:t>
-      </w:r>
-      <w:r>
-        <w:t xml:space="preserve">regularisation but score against explicit per-mode Gaussians in a jointly learned latent rather than a</w:t>
-      </w:r>
-      <w:r>
-        <w:t xml:space="preserve"> </w:t>
-      </w:r>
-      <w:r>
-        <w:t xml:space="preserve">learned-Gaussian energy (§4). Our whitened residual uses the Ledoit–Wolf shrinkage</w:t>
-      </w:r>
-      <w:r>
-        <w:t xml:space="preserve"> </w:t>
-      </w:r>
-      <w:r>
-        <w:t xml:space="preserve">covariance estimator [</w:t>
-      </w:r>
-      <w:hyperlink w:anchor="r-lw">
+        <w:t xml:space="preserve">] re-audit the widely used multivariate benchmarks, discard the ones with erroneous labels, and note the absence of any standard evaluation metric.</w:t>
+      </w:r>
+    </w:p>
+    <w:p>
+      <w:pPr>
+        <w:pStyle w:val="MDPI31text"/>
+        <w:ind w:left="2608"/>
+      </w:pPr>
+      <w:r>
+        <w:t xml:space="preserve">LatAD adopts this critique as its evaluation protocol: raw point-wise AUROC, F1 and FPR with no point</w:t>
+      </w:r>
+      <w:r>
+        <w:t xml:space="preserve"> </w:t>
+      </w:r>
+      <w:r>
+        <w:t xml:space="preserve">adjustment for any method; a trivial-detector difficulty split that separates the discriminative difficult</w:t>
+      </w:r>
+      <w:r>
+        <w:t xml:space="preserve"> </w:t>
+      </w:r>
+      <w:r>
+        <w:t xml:space="preserve">subset from the easy majority that carries headline numbers; and re-computation of the deep SOTA baselines</w:t>
+      </w:r>
+      <w:r>
+        <w:t xml:space="preserve"> </w:t>
+      </w:r>
+      <w:r>
+        <w:t xml:space="preserve">(USAD and TranAD) under the</w:t>
+      </w:r>
+      <w:r>
+        <w:t xml:space="preserve"> </w:t>
+      </w:r>
+      <w:r>
+        <w:rPr>
+          <w:i/>
+          <w:iCs/>
+        </w:rPr>
+        <w:t xml:space="preserve">same</w:t>
+      </w:r>
+      <w:r>
+        <w:t xml:space="preserve"> </w:t>
+      </w:r>
+      <w:r>
+        <w:t xml:space="preserve">raw metrics rather than their point-adjusted published figures</w:t>
+      </w:r>
+      <w:r>
+        <w:t xml:space="preserve"> </w:t>
+      </w:r>
+      <w:r>
+        <w:t xml:space="preserve">(§5).</w:t>
+      </w:r>
+    </w:p>
+    <w:p>
+      <w:pPr>
+        <w:pStyle w:val="MDPI22heading2"/>
+        <w:ind w:left="2608"/>
+      </w:pPr>
+      <w:r>
+        <w:t xml:space="preserve">2.2  Latent and clustering models for anomaly detection</w:t>
+      </w:r>
+    </w:p>
+    <w:p>
+      <w:pPr>
+        <w:pStyle w:val="MDPI32textnoindent"/>
+        <w:ind w:left="2608"/>
+      </w:pPr>
+      <w:r>
+        <w:t xml:space="preserve">Our representation is Variational Deep Embedding (VaDE) [</w:t>
+      </w:r>
+      <w:hyperlink w:anchor="r-vade">
         <w:r>
           <w:rPr>
             <w:rStyle w:val="Hyperlink"/>
@@ -1058,9 +1048,15 @@
         </w:r>
       </w:hyperlink>
       <w:r>
-        <w:t xml:space="preserve">]. Classical baselines are Isolation Forest [</w:t>
-      </w:r>
-      <w:hyperlink w:anchor="r-if">
+        <w:t xml:space="preserve">], a VAE with a Gaussian-mixture</w:t>
+      </w:r>
+      <w:r>
+        <w:t xml:space="preserve"> </w:t>
+      </w:r>
+      <w:r>
+        <w:t xml:space="preserve">latent prior that learns representation and clusters jointly. DAGMM [</w:t>
+      </w:r>
+      <w:hyperlink w:anchor="r-dagmm">
         <w:r>
           <w:rPr>
             <w:rStyle w:val="Hyperlink"/>
@@ -1069,9 +1065,33 @@
         </w:r>
       </w:hyperlink>
       <w:r>
-        <w:t xml:space="preserve">] and a deep autoencoder [</w:t>
-      </w:r>
-      <w:hyperlink w:anchor="r-aead">
+        <w:t xml:space="preserve">] similarly couples</w:t>
+      </w:r>
+      <w:r>
+        <w:t xml:space="preserve"> </w:t>
+      </w:r>
+      <w:r>
+        <w:t xml:space="preserve">an autoencoder with a Gaussian-mixture energy for anomaly detection; we borrow its variance-collapse</w:t>
+      </w:r>
+      <w:r>
+        <w:t xml:space="preserve"> </w:t>
+      </w:r>
+      <w:r>
+        <w:t xml:space="preserve">regularisation but score against explicit per-mode Gaussians in a jointly learned latent rather than a</w:t>
+      </w:r>
+      <w:r>
+        <w:t xml:space="preserve"> </w:t>
+      </w:r>
+      <w:r>
+        <w:t xml:space="preserve">learned-Gaussian energy (§4). Our whitened residual uses the Ledoit–Wolf shrinkage</w:t>
+      </w:r>
+      <w:r>
+        <w:t xml:space="preserve"> </w:t>
+      </w:r>
+      <w:r>
+        <w:t xml:space="preserve">covariance estimator [</w:t>
+      </w:r>
+      <w:hyperlink w:anchor="r-lw">
         <w:r>
           <w:rPr>
             <w:rStyle w:val="Hyperlink"/>
@@ -1080,6 +1100,28 @@
         </w:r>
       </w:hyperlink>
       <w:r>
+        <w:t xml:space="preserve">]. Classical baselines are Isolation Forest [</w:t>
+      </w:r>
+      <w:hyperlink w:anchor="r-if">
+        <w:r>
+          <w:rPr>
+            <w:rStyle w:val="Hyperlink"/>
+          </w:rPr>
+          <w:t xml:space="preserve">20</w:t>
+        </w:r>
+      </w:hyperlink>
+      <w:r>
+        <w:t xml:space="preserve">] and a deep autoencoder [</w:t>
+      </w:r>
+      <w:hyperlink w:anchor="r-aead">
+        <w:r>
+          <w:rPr>
+            <w:rStyle w:val="Hyperlink"/>
+          </w:rPr>
+          <w:t xml:space="preserve">21</w:t>
+        </w:r>
+      </w:hyperlink>
+      <w:r>
         <w:t xml:space="preserve">], both fitted on the same window features, together with a trivial per-channel range detector that also defines the easy/difficult split.</w:t>
       </w:r>
     </w:p>
@@ -1105,7 +1147,7 @@
           <w:rPr>
             <w:rStyle w:val="Hyperlink"/>
           </w:rPr>
-          <w:t xml:space="preserve">20</w:t>
+          <w:t xml:space="preserve">22</w:t>
         </w:r>
       </w:hyperlink>
       <w:r>
@@ -1137,64 +1179,15 @@
         <w:t xml:space="preserve"> </w:t>
       </w:r>
       <w:r>
-        <w:t xml:space="preserve">These define the modern SOTA on SWaT/WADI-style benchmarks. We benchmark USAD and TranAD, the reconstruction- and</w:t>
-      </w:r>
-      <w:r>
-        <w:t xml:space="preserve"> </w:t>
-      </w:r>
-      <w:r>
-        <w:t xml:space="preserve">transformer-based deep detectors, under the same raw, difficulty-stratified metrics; the re-scored comparison is</w:t>
-      </w:r>
-      <w:r>
-        <w:t xml:space="preserve"> </w:t>
-      </w:r>
-      <w:r>
-        <w:t xml:space="preserve">reported in §6.</w:t>
-      </w:r>
-    </w:p>
-    <w:p>
-      <w:pPr>
-        <w:pStyle w:val="MDPI31text"/>
-        <w:ind w:left="2608"/>
-      </w:pPr>
-      <w:r>
-        <w:t xml:space="preserve">Beyond public benchmarks, sensor-driven condition monitoring and fault prediction in operational CPS motivate</w:t>
-      </w:r>
-      <w:r>
-        <w:t xml:space="preserve"> </w:t>
-      </w:r>
-      <w:r>
-        <w:t xml:space="preserve">modelling the multivariate sensor stream directly: vibration-based machine diagnostics [</w:t>
-      </w:r>
-      <w:hyperlink w:anchor="r-gearbox">
-        <w:r>
-          <w:rPr>
-            <w:rStyle w:val="Hyperlink"/>
-          </w:rPr>
-          <w:t xml:space="preserve">23</w:t>
-        </w:r>
-      </w:hyperlink>
-      <w:r>
-        <w:t xml:space="preserve">, </w:t>
-      </w:r>
-      <w:hyperlink w:anchor="r-vibdecomp">
-        <w:r>
-          <w:rPr>
-            <w:rStyle w:val="Hyperlink"/>
-          </w:rPr>
-          <w:t xml:space="preserve">24</w:t>
-        </w:r>
-      </w:hyperlink>
-      <w:r>
-        <w:t xml:space="preserve">],</w:t>
-      </w:r>
-      <w:r>
-        <w:t xml:space="preserve"> </w:t>
-      </w:r>
-      <w:r>
-        <w:t xml:space="preserve">structural-health monitoring of rotorcraft components [</w:t>
-      </w:r>
-      <w:hyperlink w:anchor="r-bolt">
+        <w:t xml:space="preserve">These define a widely used deep SOTA on SWaT/WADI-style benchmarks. More recent detectors refine rather than</w:t>
+      </w:r>
+      <w:r>
+        <w:t xml:space="preserve"> </w:t>
+      </w:r>
+      <w:r>
+        <w:t xml:space="preserve">abandon reconstruction: SensitiveHUE [</w:t>
+      </w:r>
+      <w:hyperlink w:anchor="r-sensitivehue">
         <w:r>
           <w:rPr>
             <w:rStyle w:val="Hyperlink"/>
@@ -1203,15 +1196,15 @@
         </w:r>
       </w:hyperlink>
       <w:r>
-        <w:t xml:space="preserve">], and fault prediction in</w:t>
-      </w:r>
-      <w:r>
-        <w:t xml:space="preserve"> </w:t>
-      </w:r>
-      <w:r>
-        <w:t xml:space="preserve">rotorcraft flight controls [</w:t>
-      </w:r>
-      <w:hyperlink w:anchor="r-rotorcraft">
+        <w:t xml:space="preserve">] models per-variable heteroscedastic</w:t>
+      </w:r>
+      <w:r>
+        <w:t xml:space="preserve"> </w:t>
+      </w:r>
+      <w:r>
+        <w:t xml:space="preserve">uncertainty to sharpen sensitivity to normal patterns, and CATCH [</w:t>
+      </w:r>
+      <w:hyperlink w:anchor="r-catch">
         <w:r>
           <w:rPr>
             <w:rStyle w:val="Hyperlink"/>
@@ -1220,33 +1213,60 @@
         </w:r>
       </w:hyperlink>
       <w:r>
-        <w:t xml:space="preserve">]. LatAD generalises this applied line to unsupervised,</w:t>
-      </w:r>
-      <w:r>
-        <w:t xml:space="preserve"> </w:t>
-      </w:r>
-      <w:r>
-        <w:t xml:space="preserve">multimodal-latent anomaly detection.</w:t>
+        <w:t xml:space="preserve">] learns channel</w:t>
+      </w:r>
+      <w:r>
+        <w:t xml:space="preserve"> </w:t>
+      </w:r>
+      <w:r>
+        <w:t xml:space="preserve">correlations through frequency-domain patching. Both remain reconstruction-based, so the mechanism analysis of</w:t>
+      </w:r>
+      <w:r>
+        <w:t xml:space="preserve"> </w:t>
+      </w:r>
+      <w:r>
+        <w:t xml:space="preserve">§7 predicts they too will miss the reconstructable-but-improbable joint faults that define our difficult</w:t>
+      </w:r>
+      <w:r>
+        <w:t xml:space="preserve"> </w:t>
+      </w:r>
+      <w:r>
+        <w:t xml:space="preserve">subset. We benchmark USAD and TranAD, the reconstruction- and transformer-based deep detectors, under the same</w:t>
+      </w:r>
+      <w:r>
+        <w:t xml:space="preserve"> </w:t>
+      </w:r>
+      <w:r>
+        <w:t xml:space="preserve">raw, difficulty-stratified metrics (the re-scored comparison is in §6), and leave a raw-metric evaluation of</w:t>
+      </w:r>
+      <w:r>
+        <w:t xml:space="preserve"> </w:t>
+      </w:r>
+      <w:r>
+        <w:t xml:space="preserve">these newer detectors and of the cross-channel GDN, whose published evaluation uses point adjustment, to future</w:t>
+      </w:r>
+      <w:r>
+        <w:t xml:space="preserve"> </w:t>
+      </w:r>
+      <w:r>
+        <w:t xml:space="preserve">work.</w:t>
       </w:r>
     </w:p>
     <w:p>
       <w:pPr>
-        <w:pStyle w:val="MDPI22heading2"/>
+        <w:pStyle w:val="MDPI31text"/>
         <w:ind w:left="2608"/>
       </w:pPr>
       <w:r>
-        <w:t xml:space="preserve">2.4  Benchmark datasets</w:t>
-      </w:r>
-    </w:p>
-    <w:p>
-      <w:pPr>
-        <w:pStyle w:val="MDPI32textnoindent"/>
-        <w:ind w:left="2608"/>
-      </w:pPr>
-      <w:r>
-        <w:t xml:space="preserve">We evaluate on three real CPS attack testbeds. WADI [</w:t>
-      </w:r>
-      <w:hyperlink w:anchor="r-wadi">
+        <w:t xml:space="preserve">Beyond public benchmarks, sensor-driven condition monitoring and fault prediction in operational CPS motivate</w:t>
+      </w:r>
+      <w:r>
+        <w:t xml:space="preserve"> </w:t>
+      </w:r>
+      <w:r>
+        <w:t xml:space="preserve">modelling the multivariate sensor stream directly: vibration-based machine diagnostics [</w:t>
+      </w:r>
+      <w:hyperlink w:anchor="r-gearbox">
         <w:r>
           <w:rPr>
             <w:rStyle w:val="Hyperlink"/>
@@ -1255,6 +1275,86 @@
         </w:r>
       </w:hyperlink>
       <w:r>
+        <w:t xml:space="preserve">, </w:t>
+      </w:r>
+      <w:hyperlink w:anchor="r-vibdecomp">
+        <w:r>
+          <w:rPr>
+            <w:rStyle w:val="Hyperlink"/>
+          </w:rPr>
+          <w:t xml:space="preserve">28</w:t>
+        </w:r>
+      </w:hyperlink>
+      <w:r>
+        <w:t xml:space="preserve">],</w:t>
+      </w:r>
+      <w:r>
+        <w:t xml:space="preserve"> </w:t>
+      </w:r>
+      <w:r>
+        <w:t xml:space="preserve">structural-health monitoring of rotorcraft components [</w:t>
+      </w:r>
+      <w:hyperlink w:anchor="r-bolt">
+        <w:r>
+          <w:rPr>
+            <w:rStyle w:val="Hyperlink"/>
+          </w:rPr>
+          <w:t xml:space="preserve">29</w:t>
+        </w:r>
+      </w:hyperlink>
+      <w:r>
+        <w:t xml:space="preserve">], and fault prediction in</w:t>
+      </w:r>
+      <w:r>
+        <w:t xml:space="preserve"> </w:t>
+      </w:r>
+      <w:r>
+        <w:t xml:space="preserve">rotorcraft flight controls [</w:t>
+      </w:r>
+      <w:hyperlink w:anchor="r-rotorcraft">
+        <w:r>
+          <w:rPr>
+            <w:rStyle w:val="Hyperlink"/>
+          </w:rPr>
+          <w:t xml:space="preserve">30</w:t>
+        </w:r>
+      </w:hyperlink>
+      <w:r>
+        <w:t xml:space="preserve">]. LatAD generalises this applied line to unsupervised,</w:t>
+      </w:r>
+      <w:r>
+        <w:t xml:space="preserve"> </w:t>
+      </w:r>
+      <w:r>
+        <w:t xml:space="preserve">multimodal-latent anomaly detection.</w:t>
+      </w:r>
+    </w:p>
+    <w:p>
+      <w:pPr>
+        <w:pStyle w:val="MDPI22heading2"/>
+        <w:ind w:left="2608"/>
+      </w:pPr>
+      <w:r>
+        <w:t xml:space="preserve">2.4  Benchmark datasets</w:t>
+      </w:r>
+    </w:p>
+    <w:p>
+      <w:pPr>
+        <w:pStyle w:val="MDPI32textnoindent"/>
+        <w:ind w:left="2608"/>
+      </w:pPr>
+      <w:r>
+        <w:t xml:space="preserve">We evaluate on three real CPS attack testbeds. WADI [</w:t>
+      </w:r>
+      <w:hyperlink w:anchor="r-wadi">
+        <w:r>
+          <w:rPr>
+            <w:rStyle w:val="Hyperlink"/>
+          </w:rPr>
+          <w:t xml:space="preserve">31</w:t>
+        </w:r>
+      </w:hyperlink>
+      <w:r>
         <w:t xml:space="preserve">] is a 123-channel water-distribution testbed from iTrust, and SWaT [</w:t>
       </w:r>
       <w:hyperlink w:anchor="r-swat">
@@ -1262,7 +1362,7 @@
           <w:rPr>
             <w:rStyle w:val="Hyperlink"/>
           </w:rPr>
-          <w:t xml:space="preserve">28</w:t>
+          <w:t xml:space="preserve">32</w:t>
         </w:r>
       </w:hyperlink>
       <w:r>
@@ -1295,7 +1395,7 @@
           <w:rPr>
             <w:rStyle w:val="Hyperlink"/>
           </w:rPr>
-          <w:t xml:space="preserve">29</w:t>
+          <w:t xml:space="preserve">33</w:t>
         </w:r>
       </w:hyperlink>
       <w:r>
@@ -3008,7 +3108,7 @@
           <w:rPr>
             <w:rStyle w:val="Hyperlink"/>
           </w:rPr>
-          <w:t xml:space="preserve">15</w:t>
+          <w:t xml:space="preserve">17</w:t>
         </w:r>
       </w:hyperlink>
       <w:r>
@@ -3878,7 +3978,7 @@
           <w:rPr>
             <w:rStyle w:val="Hyperlink"/>
           </w:rPr>
-          <w:t xml:space="preserve">16</w:t>
+          <w:t xml:space="preserve">18</w:t>
         </w:r>
       </w:hyperlink>
       <w:r>
@@ -3963,7 +4063,7 @@
         <w:ind w:left="2608"/>
       </w:pPr>
       <w:r>
-        <w:t xml:space="preserve">4.2  Scoring: why we drop reconstruction</w:t>
+        <w:t xml:space="preserve">4.2  Scoring: why we demote reconstruction</w:t>
       </w:r>
     </w:p>
     <w:p>
@@ -4025,19 +4125,31 @@
         <w:t xml:space="preserve"> </w:t>
       </w:r>
       <w:r>
-        <w:t xml:space="preserve">Difficult-subset AUROC of the two natural score terms. The reconstruction</w:t>
-      </w:r>
-      <w:r>
-        <w:t xml:space="preserve"> </w:t>
-      </w:r>
-      <w:r>
-        <w:t xml:space="preserve">residual is at or below chance on the correlation-break faults, and when summed it drags the joint score down;</w:t>
-      </w:r>
-      <w:r>
-        <w:t xml:space="preserve"> </w:t>
-      </w:r>
-      <w:r>
-        <w:t xml:space="preserve">the latent likelihood carries the signal but a single diagonal Gaussian per mode is coarse.</w:t>
+        <w:t xml:space="preserve">Difficult-subset AUROC of the two natural score terms (single trained model per</w:t>
+      </w:r>
+      <w:r>
+        <w:t xml:space="preserve"> </w:t>
+      </w:r>
+      <w:r>
+        <w:t xml:space="preserve">dataset). The reconstruction residual is near chance on WADI (0.490) and, although informative on HAI (0.689),</w:t>
+      </w:r>
+      <w:r>
+        <w:t xml:space="preserve"> </w:t>
+      </w:r>
+      <w:r>
+        <w:t xml:space="preserve">it stays below the latent term (0.760) and drags the summed joint score down; the latent likelihood carries the</w:t>
+      </w:r>
+      <w:r>
+        <w:t xml:space="preserve"> </w:t>
+      </w:r>
+      <w:r>
+        <w:t xml:space="preserve">signal but a single diagonal Gaussian per mode is coarse. A multi-seed, three-dataset head ablation is reported</w:t>
+      </w:r>
+      <w:r>
+        <w:t xml:space="preserve"> </w:t>
+      </w:r>
+      <w:r>
+        <w:t xml:space="preserve">in Table 4.</w:t>
       </w:r>
     </w:p>
     <w:tbl>
@@ -4430,19 +4542,31 @@
         <w:t xml:space="preserve"> </w:t>
       </w:r>
       <w:r>
-        <w:t xml:space="preserve">window has in-range marginals, so the decoder rebuilds it and the residual is near chance or reversed. Dropping</w:t>
-      </w:r>
-      <w:r>
-        <w:t xml:space="preserve"> </w:t>
-      </w:r>
-      <w:r>
-        <w:t xml:space="preserve">reconstruction is a universal difficult-subset improvement and also lifts the combined and easy columns on HAI.</w:t>
-      </w:r>
-      <w:r>
-        <w:t xml:space="preserve"> </w:t>
-      </w:r>
-      <w:r>
-        <w:t xml:space="preserve">The remaining scoring stack works entirely in the jointly learned latent.</w:t>
+        <w:t xml:space="preserve">window has in-range marginals, so the decoder rebuilds it and the residual is near chance or reversed. Demoting</w:t>
+      </w:r>
+      <w:r>
+        <w:t xml:space="preserve"> </w:t>
+      </w:r>
+      <w:r>
+        <w:t xml:space="preserve">reconstruction from the default score is a universal difficult-subset improvement and also lifts the combined and</w:t>
+      </w:r>
+      <w:r>
+        <w:t xml:space="preserve"> </w:t>
+      </w:r>
+      <w:r>
+        <w:t xml:space="preserve">easy columns on HAI. The base scoring stack works entirely in the jointly learned latent; reconstruction re-enters</w:t>
+      </w:r>
+      <w:r>
+        <w:t xml:space="preserve"> </w:t>
+      </w:r>
+      <w:r>
+        <w:t xml:space="preserve">only through the optional, auto-gated residual head (§4.3 iv), which fires only where it provably</w:t>
+      </w:r>
+      <w:r>
+        <w:t xml:space="preserve"> </w:t>
+      </w:r>
+      <w:r>
+        <w:t xml:space="preserve">generalises to held-out normal (HAI and SWaT here, not WADI).</w:t>
       </w:r>
     </w:p>
     <w:p>
@@ -5170,7 +5294,7 @@
           <w:rPr>
             <w:rStyle w:val="Hyperlink"/>
           </w:rPr>
-          <w:t xml:space="preserve">17</w:t>
+          <w:t xml:space="preserve">19</w:t>
         </w:r>
       </w:hyperlink>
       <w:r>
@@ -5827,19 +5951,25 @@
         <w:t xml:space="preserve"> </w:t>
       </w:r>
       <w:r>
-        <w:t xml:space="preserve">retained as a safety mechanism for datasets with heavily overlapping modes, and stays inactive on all three</w:t>
-      </w:r>
-      <w:r>
-        <w:t xml:space="preserve"> </w:t>
-      </w:r>
-      <w:r>
-        <w:t xml:space="preserve">benchmarks here. Thus the reported model configures its two optional heads purely from training-normal statistics,</w:t>
-      </w:r>
-      <w:r>
-        <w:t xml:space="preserve"> </w:t>
-      </w:r>
-      <w:r>
-        <w:t xml:space="preserve">with no test-set tuning: the residual head fires on HAI and SWaT, and both optional heads stay off on WADI.</w:t>
+        <w:t xml:space="preserve">a design provision for datasets with heavily overlapping modes; it stays inactive on all three benchmarks here and</w:t>
+      </w:r>
+      <w:r>
+        <w:t xml:space="preserve"> </w:t>
+      </w:r>
+      <w:r>
+        <w:t xml:space="preserve">is therefore not part of the empirical contribution, with its validation on overlapping-mode data left to future</w:t>
+      </w:r>
+      <w:r>
+        <w:t xml:space="preserve"> </w:t>
+      </w:r>
+      <w:r>
+        <w:t xml:space="preserve">work. Thus the reported model configures its heads purely from training-normal statistics, with no test-set</w:t>
+      </w:r>
+      <w:r>
+        <w:t xml:space="preserve"> </w:t>
+      </w:r>
+      <w:r>
+        <w:t xml:space="preserve">tuning: the residual head fires on HAI and SWaT, and both optional heads stay off on WADI.</w:t>
       </w:r>
     </w:p>
     <w:p>
@@ -5933,7 +6063,7 @@
           <w:rPr>
             <w:rStyle w:val="Hyperlink"/>
           </w:rPr>
-          <w:t xml:space="preserve">27</w:t>
+          <w:t xml:space="preserve">31</w:t>
         </w:r>
       </w:hyperlink>
       <w:r>
@@ -6010,7 +6140,7 @@
           <w:rPr>
             <w:rStyle w:val="Hyperlink"/>
           </w:rPr>
-          <w:t xml:space="preserve">29</w:t>
+          <w:t xml:space="preserve">33</w:t>
         </w:r>
       </w:hyperlink>
       <w:r>
@@ -6056,7 +6186,7 @@
           <w:rPr>
             <w:rStyle w:val="Hyperlink"/>
           </w:rPr>
-          <w:t xml:space="preserve">28</w:t>
+          <w:t xml:space="preserve">32</w:t>
         </w:r>
       </w:hyperlink>
       <w:r>
@@ -6283,13 +6413,25 @@
         <w:t xml:space="preserve"> </w:t>
       </w:r>
       <w:r>
-        <w:t xml:space="preserve">otherwise. Difficult windows are therefore the</w:t>
-      </w:r>
-      <w:r>
-        <w:t xml:space="preserve"> </w:t>
-      </w:r>
-      <w:r>
-        <w:t xml:space="preserve">correlation/dynamics faults that no univariate range rule separates. We report all methods on three subsets:</w:t>
+        <w:t xml:space="preserve">otherwise. Difficult windows are those the max-mean</w:t>
+      </w:r>
+      <w:r>
+        <w:t xml:space="preserve"> </w:t>
+      </w:r>
+      <w:r>
+        <w:t xml:space="preserve">range rule does not separate; §6 confirms the HAI advantage persists under a stronger split that also removes</w:t>
+      </w:r>
+      <w:r>
+        <w:t xml:space="preserve"> </w:t>
+      </w:r>
+      <w:r>
+        <w:t xml:space="preserve">windows flagged by any of the six per-channel statistics, so difficulty is not defined by a single hand-picked</w:t>
+      </w:r>
+      <w:r>
+        <w:t xml:space="preserve"> </w:t>
+      </w:r>
+      <w:r>
+        <w:t xml:space="preserve">statistic. We report all methods on three subsets:</w:t>
       </w:r>
       <w:r>
         <w:t xml:space="preserve"> </w:t>
@@ -6470,35 +6612,6 @@
         <w:t xml:space="preserve">Classical baselines are Isolation Forest [</w:t>
       </w:r>
       <w:hyperlink w:anchor="r-if">
-        <w:r>
-          <w:rPr>
-            <w:rStyle w:val="Hyperlink"/>
-          </w:rPr>
-          <w:t xml:space="preserve">18</w:t>
-        </w:r>
-      </w:hyperlink>
-      <w:r>
-        <w:t xml:space="preserve">] and a deep autoencoder, both on the same</w:t>
-      </w:r>
-      <w:r>
-        <w:t xml:space="preserve"> </w:t>
-      </w:r>
-      <w:r>
-        <w:t xml:space="preserve">window features, together with a linear cross-channel baseline (LinRes): a leave-one-channel-out linear regression</w:t>
-      </w:r>
-      <w:r>
-        <w:t xml:space="preserve"> </w:t>
-      </w:r>
-      <w:r>
-        <w:t xml:space="preserve">that predicts each channel's window summary from the others, with discrete actuator channels one-hot encoded,</w:t>
-      </w:r>
-      <w:r>
-        <w:t xml:space="preserve"> </w:t>
-      </w:r>
-      <w:r>
-        <w:t xml:space="preserve">scored by its residual. For modern SOTA we re-run USAD [</w:t>
-      </w:r>
-      <w:hyperlink w:anchor="r-usad">
         <w:r>
           <w:rPr>
             <w:rStyle w:val="Hyperlink"/>
@@ -6507,6 +6620,35 @@
         </w:r>
       </w:hyperlink>
       <w:r>
+        <w:t xml:space="preserve">] and a deep autoencoder, both on the same</w:t>
+      </w:r>
+      <w:r>
+        <w:t xml:space="preserve"> </w:t>
+      </w:r>
+      <w:r>
+        <w:t xml:space="preserve">window features, together with a linear cross-channel baseline (LinRes): a leave-one-channel-out linear regression</w:t>
+      </w:r>
+      <w:r>
+        <w:t xml:space="preserve"> </w:t>
+      </w:r>
+      <w:r>
+        <w:t xml:space="preserve">that predicts each channel's window summary from the others, with discrete actuator channels one-hot encoded,</w:t>
+      </w:r>
+      <w:r>
+        <w:t xml:space="preserve"> </w:t>
+      </w:r>
+      <w:r>
+        <w:t xml:space="preserve">scored by its residual. For modern SOTA we re-run USAD [</w:t>
+      </w:r>
+      <w:hyperlink w:anchor="r-usad">
+        <w:r>
+          <w:rPr>
+            <w:rStyle w:val="Hyperlink"/>
+          </w:rPr>
+          <w:t xml:space="preserve">22</w:t>
+        </w:r>
+      </w:hyperlink>
+      <w:r>
         <w:t xml:space="preserve">] and TranAD</w:t>
       </w:r>
       <w:r>
@@ -6520,7 +6662,7 @@
           <w:rPr>
             <w:rStyle w:val="Hyperlink"/>
           </w:rPr>
-          <w:t xml:space="preserve">21</w:t>
+          <w:t xml:space="preserve">23</w:t>
         </w:r>
       </w:hyperlink>
       <w:r>
@@ -10507,37 +10649,67 @@
         <w:t xml:space="preserve"> </w:t>
       </w:r>
       <w:r>
-        <w:t xml:space="preserve">demonstration is HAI: the model reaches 0.811 on the difficult subset, well above the AutoEncoder (0.757) and</w:t>
-      </w:r>
-      <w:r>
-        <w:t xml:space="preserve"> </w:t>
-      </w:r>
-      <w:r>
-        <w:t xml:space="preserve">far above the deep detectors USAD (0.497) and TranAD (0.445), which sit near chance. On WADI it reaches 0.690,</w:t>
-      </w:r>
-      <w:r>
-        <w:t xml:space="preserve"> </w:t>
-      </w:r>
-      <w:r>
-        <w:t xml:space="preserve">again the best of any method, with Isolation Forest the closest competitor (0.677) and the deep detectors</w:t>
-      </w:r>
-      <w:r>
-        <w:t xml:space="preserve"> </w:t>
-      </w:r>
-      <w:r>
-        <w:t xml:space="preserve">collapsing to 0.30–0.33. On SWaT the difficult subset is only mildly difficult: the trivial rule already</w:t>
-      </w:r>
-      <w:r>
-        <w:t xml:space="preserve"> </w:t>
-      </w:r>
-      <w:r>
-        <w:t xml:space="preserve">scores 0.943 there, so every method is strong (ours 0.960, the linear baseline 0.959), which indicates that SWaT</w:t>
-      </w:r>
-      <w:r>
-        <w:t xml:space="preserve"> </w:t>
-      </w:r>
-      <w:r>
-        <w:t xml:space="preserve">contains few genuine correlation-break anomalies. The advantage over the deep detectors is largest exactly where</w:t>
+        <w:t xml:space="preserve">demonstration is HAI: the model reaches 0.811 on the difficult subset (167 difficult windows spanning 26 distinct</w:t>
+      </w:r>
+      <w:r>
+        <w:t xml:space="preserve"> </w:t>
+      </w:r>
+      <w:r>
+        <w:t xml:space="preserve">attack episodes), well above the AutoEncoder (0.757) and far above the deep detectors USAD (0.497) and TranAD</w:t>
+      </w:r>
+      <w:r>
+        <w:t xml:space="preserve"> </w:t>
+      </w:r>
+      <w:r>
+        <w:t xml:space="preserve">(0.445), which sit near chance. This margin over the AutoEncoder is statistically significant: an episode-block</w:t>
+      </w:r>
+      <w:r>
+        <w:t xml:space="preserve"> </w:t>
+      </w:r>
+      <w:r>
+        <w:t xml:space="preserve">bootstrap of the paired difference (resampling attack episodes and normal windows, averaged over the five seeds)</w:t>
+      </w:r>
+      <w:r>
+        <w:t xml:space="preserve"> </w:t>
+      </w:r>
+      <w:r>
+        <w:t xml:space="preserve">gives +0.054 with a 95% confidence interval of [0.015, 0.089] and an estimated P(difference ≤ 0) of</w:t>
+      </w:r>
+      <w:r>
+        <w:t xml:space="preserve"> </w:t>
+      </w:r>
+      <w:r>
+        <w:t xml:space="preserve">0.002. On WADI the model reaches 0.690, statistically indistinguishable from Isolation Forest (0.677; paired 95%</w:t>
+      </w:r>
+      <w:r>
+        <w:t xml:space="preserve"> </w:t>
+      </w:r>
+      <w:r>
+        <w:t xml:space="preserve">CI [−0.083, 0.106], P ≈ 0.36), so WADI-difficult is a tie at the top of the column rather than</w:t>
+      </w:r>
+      <w:r>
+        <w:t xml:space="preserve"> </w:t>
+      </w:r>
+      <w:r>
+        <w:t xml:space="preserve">a win, while the deep detectors collapse to 0.30–0.33. On SWaT the difficult subset is only mildly difficult:</w:t>
+      </w:r>
+      <w:r>
+        <w:t xml:space="preserve"> </w:t>
+      </w:r>
+      <w:r>
+        <w:t xml:space="preserve">the trivial rule already scores 0.943 there, so every method is strong (ours 0.960, the linear baseline 0.959, a</w:t>
+      </w:r>
+      <w:r>
+        <w:t xml:space="preserve"> </w:t>
+      </w:r>
+      <w:r>
+        <w:t xml:space="preserve">tie), and its 38 difficult windows come from a single attack episode, so SWaT-difficult is a ceiling case rather</w:t>
+      </w:r>
+      <w:r>
+        <w:t xml:space="preserve"> </w:t>
+      </w:r>
+      <w:r>
+        <w:t xml:space="preserve">than a discriminative test of joint-structure detection. The advantage over the deep detectors is largest exactly where</w:t>
       </w:r>
       <w:r>
         <w:t xml:space="preserve"> </w:t>
@@ -10636,6 +10808,111 @@
       </w:r>
       <w:r>
         <w:t xml:space="preserve">benchmark but not a discriminative test of joint-structure detection.</w:t>
+      </w:r>
+    </w:p>
+    <w:p>
+      <w:pPr>
+        <w:pStyle w:val="MDPI31text"/>
+        <w:ind w:left="2608"/>
+      </w:pPr>
+      <w:r>
+        <w:rPr>
+          <w:b/>
+          <w:bCs/>
+        </w:rPr>
+        <w:t xml:space="preserve">Robustness to a stronger difficulty definition.</w:t>
+      </w:r>
+      <w:r>
+        <w:t xml:space="preserve"> </w:t>
+      </w:r>
+      <w:r>
+        <w:t xml:space="preserve">The canonical split flags a window easy only</w:t>
+      </w:r>
+      <w:r>
+        <w:t xml:space="preserve"> </w:t>
+      </w:r>
+      <w:r>
+        <w:t xml:space="preserve">when the maximum absolute standardised per-channel</w:t>
+      </w:r>
+      <w:r>
+        <w:t xml:space="preserve"> </w:t>
+      </w:r>
+      <w:r>
+        <w:rPr>
+          <w:i/>
+          <w:iCs/>
+        </w:rPr>
+        <w:t xml:space="preserve">mean</w:t>
+      </w:r>
+      <w:r>
+        <w:t xml:space="preserve"> </w:t>
+      </w:r>
+      <w:r>
+        <w:t xml:space="preserve">exceeds its 99th train-normal percentile, so a</w:t>
+      </w:r>
+      <w:r>
+        <w:t xml:space="preserve"> </w:t>
+      </w:r>
+      <w:r>
+        <w:t xml:space="preserve">window could in principle be “difficult” yet be separable by a different univariate statistic. We</w:t>
+      </w:r>
+      <w:r>
+        <w:t xml:space="preserve"> </w:t>
+      </w:r>
+      <w:r>
+        <w:t xml:space="preserve">therefore repeat the analysis with a stronger split that labels a window easy if the maximum over</w:t>
+      </w:r>
+      <w:r>
+        <w:t xml:space="preserve"> </w:t>
+      </w:r>
+      <w:r>
+        <w:rPr>
+          <w:i/>
+          <w:iCs/>
+        </w:rPr>
+        <w:t xml:space="preserve">all six</w:t>
+      </w:r>
+      <w:r>
+        <w:t xml:space="preserve"> </w:t>
+      </w:r>
+      <w:r>
+        <w:t xml:space="preserve">standardised per-channel statistics (mean, standard deviation, minimum, maximum, first-to-last difference, and</w:t>
+      </w:r>
+      <w:r>
+        <w:t xml:space="preserve"> </w:t>
+      </w:r>
+      <w:r>
+        <w:t xml:space="preserve">range) exceeds its 99th train-normal percentile, removing any window a single univariate statistic separates. On</w:t>
+      </w:r>
+      <w:r>
+        <w:t xml:space="preserve"> </w:t>
+      </w:r>
+      <w:r>
+        <w:t xml:space="preserve">the resulting HAI difficult subset (110 windows) the detector still leads every baseline (0.675, versus 0.622 for</w:t>
+      </w:r>
+      <w:r>
+        <w:t xml:space="preserve"> </w:t>
+      </w:r>
+      <w:r>
+        <w:t xml:space="preserve">the linear cross-channel baseline, 0.604 for the AutoEncoder, and 0.528 for Isolation Forest), so its HAI</w:t>
+      </w:r>
+      <w:r>
+        <w:t xml:space="preserve"> </w:t>
+      </w:r>
+      <w:r>
+        <w:t xml:space="preserve">advantage is not an artefact of the particular statistic that defines difficulty. WADI remains a tie (Isolation</w:t>
+      </w:r>
+      <w:r>
+        <w:t xml:space="preserve"> </w:t>
+      </w:r>
+      <w:r>
+        <w:t xml:space="preserve">Forest 0.710, ours 0.697) and SWaT remains a ceiling case (trivial rule 0.929), consistent with the canonical</w:t>
+      </w:r>
+      <w:r>
+        <w:t xml:space="preserve"> </w:t>
+      </w:r>
+      <w:r>
+        <w:t xml:space="preserve">split.</w:t>
       </w:r>
     </w:p>
     <w:p>
@@ -10703,7 +10980,7 @@
                     </pic:cNvPicPr>
                   </pic:nvPicPr>
                   <pic:blipFill>
-                    <a:blip r:embed="rId51"/>
+                    <a:blip r:embed="rId8"/>
                     <a:stretch>
                       <a:fillRect/>
                     </a:stretch>
@@ -10746,7 +11023,7 @@
         <w:t xml:space="preserve"> </w:t>
       </w:r>
       <w:r>
-        <w:t xml:space="preserve">Difficult-subset AUROC by method (five-seed mean for the learned detectors). The detector leads the difficult column on every dataset. The margin over the deep detectors (USAD, TranAD) is largest on HAI (0.811 vs 0.45–0.50) and WADI (0.690 vs 0.30–0.33), the two benchmarks whose difficult faults are low-magnitude improbable combinations that reconstruction error cannot separate from normal; on SWaT the difficult faults are large multivariate deviations that every method detects, so the margin is small.</w:t>
+        <w:t xml:space="preserve">Difficult-subset AUROC by method (five-seed mean; whiskers show ±1 SD over seeds for the learned detectors). The detector is strongest on HAI by a statistically significant margin (paired 95% CI [0.015, 0.089] over the AutoEncoder) and ties the top baseline on WADI (0.690 vs Isolation Forest 0.677) and SWaT. The margin over the deep detectors (USAD, TranAD) is largest on HAI (0.811 vs 0.45–0.50) and WADI (0.690 vs 0.30–0.33), the two benchmarks whose difficult faults are low-magnitude improbable combinations that reconstruction error cannot separate from normal; on SWaT the difficult faults are large multivariate deviations that every method detects, so the margin is small.</w:t>
       </w:r>
     </w:p>
     <w:p>
@@ -10796,7 +11073,7 @@
           <w:b/>
           <w:bCs/>
         </w:rPr>
-        <w:t xml:space="preserve">attains the best overall AUROC on every dataset and leads the difficult</w:t>
+        <w:t xml:space="preserve">attains the best overall AUROC on every dataset and is strongest on the</w:t>
       </w:r>
       <w:r>
         <w:rPr>
@@ -10810,22 +11087,28 @@
           <w:b/>
           <w:bCs/>
         </w:rPr>
-        <w:t xml:space="preserve">column, over five seeds</w:t>
-      </w:r>
-      <w:r>
-        <w:t xml:space="preserve">. The clearest demonstration is HAI, whose difficult faults genuinely break</w:t>
-      </w:r>
-      <w:r>
-        <w:t xml:space="preserve"> </w:t>
-      </w:r>
-      <w:r>
-        <w:t xml:space="preserve">joint structure: the detector reaches 0.811 while the deep detectors USAD and TranAD fall near chance</w:t>
-      </w:r>
-      <w:r>
-        <w:t xml:space="preserve"> </w:t>
-      </w:r>
-      <w:r>
-        <w:t xml:space="preserve">(0.45–0.50). Modelling normal as a jointly learned latent plus explicit mode clustering, and scoring by</w:t>
+        <w:t xml:space="preserve">difficult subset over five seeds</w:t>
+      </w:r>
+      <w:r>
+        <w:t xml:space="preserve">. The clearest demonstration is HAI, whose difficult faults genuinely</w:t>
+      </w:r>
+      <w:r>
+        <w:t xml:space="preserve"> </w:t>
+      </w:r>
+      <w:r>
+        <w:t xml:space="preserve">break joint structure: the detector reaches 0.811, a statistically significant margin over the next-best baseline</w:t>
+      </w:r>
+      <w:r>
+        <w:t xml:space="preserve"> </w:t>
+      </w:r>
+      <w:r>
+        <w:t xml:space="preserve">(paired episode-bootstrap 95% CI [0.015, 0.089]), while the deep detectors USAD and TranAD fall near chance</w:t>
+      </w:r>
+      <w:r>
+        <w:t xml:space="preserve"> </w:t>
+      </w:r>
+      <w:r>
+        <w:t xml:space="preserve">(0.45–0.50); on WADI and SWaT it ties the strongest baseline at the top of the difficult column. Modelling normal as a jointly learned latent plus explicit mode clustering, and scoring by</w:t>
       </w:r>
       <w:r>
         <w:t xml:space="preserve"> </w:t>
@@ -10936,13 +11219,13 @@
         <w:t xml:space="preserve"> </w:t>
       </w:r>
       <w:r>
-        <w:t xml:space="preserve">with probability, which is exactly what reconstruction cannot see. This is why we drop reconstruction entirely and</w:t>
-      </w:r>
-      <w:r>
-        <w:t xml:space="preserve"> </w:t>
-      </w:r>
-      <w:r>
-        <w:t xml:space="preserve">score in the jointly learned latent, with a high-</w:t>
+        <w:t xml:space="preserve">with probability, which is exactly what reconstruction cannot see. This is why the base score omits reconstruction</w:t>
+      </w:r>
+      <w:r>
+        <w:t xml:space="preserve"> </w:t>
+      </w:r>
+      <w:r>
+        <w:t xml:space="preserve">and scores in the jointly learned latent, with a high-</w:t>
       </w:r>
       <w:r>
         <w:rPr>
@@ -10961,7 +11244,758 @@
         <w:t xml:space="preserve"> </w:t>
       </w:r>
       <w:r>
-        <w:t xml:space="preserve">rare-mode-safe nearest-component likelihood (A6).</w:t>
+        <w:t xml:space="preserve">rare-mode-safe nearest-component likelihood (A6); reconstruction is added back only through the optional,</w:t>
+      </w:r>
+      <w:r>
+        <w:t xml:space="preserve"> </w:t>
+      </w:r>
+      <w:r>
+        <w:t xml:space="preserve">auto-gated residual head where it demonstrably helps (§4.3 iv).</w:t>
+      </w:r>
+    </w:p>
+    <w:p>
+      <w:pPr>
+        <w:pStyle w:val="MDPI41tablecaption"/>
+        <w:ind w:left="2608"/>
+      </w:pPr>
+      <w:r>
+        <w:rPr>
+          <w:b/>
+          <w:bCs/>
+        </w:rPr>
+        <w:t xml:space="preserve">Table 4.</w:t>
+      </w:r>
+      <w:r>
+        <w:t xml:space="preserve"> </w:t>
+      </w:r>
+      <w:r>
+        <w:t xml:space="preserve">Difficult-subset AUROC by score head, five-seed mean±standard deviation</w:t>
+      </w:r>
+      <w:r>
+        <w:t xml:space="preserve"> </w:t>
+      </w:r>
+      <w:r>
+        <w:t xml:space="preserve">on all three datasets (an independent five-seed run; the final row reproduces the Table 3 headline within seed</w:t>
+      </w:r>
+      <w:r>
+        <w:t xml:space="preserve"> </w:t>
+      </w:r>
+      <w:r>
+        <w:t xml:space="preserve">variation).</w:t>
+      </w:r>
+      <w:r>
+        <w:t xml:space="preserve"> </w:t>
+      </w:r>
+      <w:r>
+        <w:rPr>
+          <w:i/>
+          <w:iCs/>
+        </w:rPr>
+        <w:t xml:space="preserve">recon</w:t>
+      </w:r>
+      <w:r>
+        <w:t xml:space="preserve"> </w:t>
+      </w:r>
+      <w:r>
+        <w:t xml:space="preserve">is the whitened reconstruction residual (the term the base score omits);</w:t>
+      </w:r>
+      <w:r>
+        <w:t xml:space="preserve"> </w:t>
+      </w:r>
+      <w:r>
+        <w:rPr>
+          <w:i/>
+          <w:iCs/>
+        </w:rPr>
+        <w:t xml:space="preserve">base</w:t>
+      </w:r>
+      <w:r>
+        <w:t xml:space="preserve"> </w:t>
+      </w:r>
+      <w:r>
+        <w:t xml:space="preserve">is density+nearest;</w:t>
+      </w:r>
+      <w:r>
+        <w:t xml:space="preserve"> </w:t>
+      </w:r>
+      <w:r>
+        <w:rPr>
+          <w:i/>
+          <w:iCs/>
+        </w:rPr>
+        <w:t xml:space="preserve">base+resid</w:t>
+      </w:r>
+      <w:r>
+        <w:t xml:space="preserve"> </w:t>
+      </w:r>
+      <w:r>
+        <w:t xml:space="preserve">adds the auto-gated residual head;</w:t>
+      </w:r>
+      <w:r>
+        <w:t xml:space="preserve"> </w:t>
+      </w:r>
+      <w:r>
+        <w:rPr>
+          <w:i/>
+          <w:iCs/>
+        </w:rPr>
+        <w:t xml:space="preserve">LatAD</w:t>
+      </w:r>
+      <w:r>
+        <w:t xml:space="preserve"> </w:t>
+      </w:r>
+      <w:r>
+        <w:t xml:space="preserve">is the reported model</w:t>
+      </w:r>
+      <w:r>
+        <w:t xml:space="preserve"> </w:t>
+      </w:r>
+      <w:r>
+        <w:t xml:space="preserve">(base+resid+basin, auto-gated).</w:t>
+      </w:r>
+    </w:p>
+    <w:tbl>
+      <w:tblPr>
+        <w:tblStyle w:val="MDPI41threelinetable"/>
+        <w:tblW w:w="7858" w:type="dxa"/>
+        <w:jc w:val="left"/>
+        <w:tblInd w:w="2608" w:type="dxa"/>
+        <w:tblLayout w:type="fixed"/>
+        <w:tblCellMar>
+          <w:left w:w="60" w:type="dxa"/>
+          <w:right w:w="60" w:type="dxa"/>
+        </w:tblCellMar>
+        <w:tblLook w:val="0420" w:firstRow="1" w:lastRow="0" w:firstColumn="0" w:lastColumn="0" w:noHBand="0" w:noVBand="1"/>
+      </w:tblPr>
+      <w:tblGrid>
+        <w:gridCol w:w="3022"/>
+        <w:gridCol w:w="1611"/>
+        <w:gridCol w:w="1611"/>
+        <w:gridCol w:w="1614"/>
+      </w:tblGrid>
+      <w:tr>
+        <w:trPr>
+          <w:tblHeader w:val="on"/>
+        </w:trPr>
+        <w:tc>
+          <w:tcPr>
+            <w:tcBorders>
+              <w:bottom w:val="single" w:sz="8" w:space="0" w:color="auto"/>
+            </w:tcBorders>
+            <w:vAlign w:val="center"/>
+          </w:tcPr>
+          <w:p>
+            <w:pPr>
+              <w:pStyle w:val="Compact"/>
+              <w:suppressAutoHyphens/>
+              <w:jc w:val="center"/>
+            </w:pPr>
+            <w:r>
+              <w:rPr>
+                <w:b/>
+                <w:sz w:val="18"/>
+                <w:szCs w:val="18"/>
+              </w:rPr>
+              <w:t xml:space="preserve">Score head</w:t>
+            </w:r>
+          </w:p>
+        </w:tc>
+        <w:tc>
+          <w:tcPr>
+            <w:tcBorders>
+              <w:bottom w:val="single" w:sz="8" w:space="0" w:color="auto"/>
+            </w:tcBorders>
+            <w:vAlign w:val="center"/>
+          </w:tcPr>
+          <w:p>
+            <w:pPr>
+              <w:pStyle w:val="Compact"/>
+              <w:suppressAutoHyphens/>
+              <w:jc w:val="center"/>
+            </w:pPr>
+            <w:r>
+              <w:rPr>
+                <w:b/>
+                <w:sz w:val="18"/>
+                <w:szCs w:val="18"/>
+              </w:rPr>
+              <w:t xml:space="preserve">WADI</w:t>
+            </w:r>
+          </w:p>
+        </w:tc>
+        <w:tc>
+          <w:tcPr>
+            <w:tcBorders>
+              <w:bottom w:val="single" w:sz="8" w:space="0" w:color="auto"/>
+            </w:tcBorders>
+            <w:vAlign w:val="center"/>
+          </w:tcPr>
+          <w:p>
+            <w:pPr>
+              <w:pStyle w:val="Compact"/>
+              <w:suppressAutoHyphens/>
+              <w:jc w:val="center"/>
+            </w:pPr>
+            <w:r>
+              <w:rPr>
+                <w:b/>
+                <w:sz w:val="18"/>
+                <w:szCs w:val="18"/>
+              </w:rPr>
+              <w:t xml:space="preserve">HAI</w:t>
+            </w:r>
+          </w:p>
+        </w:tc>
+        <w:tc>
+          <w:tcPr>
+            <w:tcBorders>
+              <w:bottom w:val="single" w:sz="8" w:space="0" w:color="auto"/>
+            </w:tcBorders>
+            <w:vAlign w:val="center"/>
+          </w:tcPr>
+          <w:p>
+            <w:pPr>
+              <w:pStyle w:val="Compact"/>
+              <w:suppressAutoHyphens/>
+              <w:jc w:val="center"/>
+            </w:pPr>
+            <w:r>
+              <w:rPr>
+                <w:b/>
+                <w:sz w:val="18"/>
+                <w:szCs w:val="18"/>
+              </w:rPr>
+              <w:t xml:space="preserve">SWaT</w:t>
+            </w:r>
+          </w:p>
+        </w:tc>
+      </w:tr>
+      <w:tr>
+        <w:tc>
+          <w:tcPr>
+            <w:vAlign w:val="center"/>
+          </w:tcPr>
+          <w:p>
+            <w:pPr>
+              <w:pStyle w:val="Compact"/>
+              <w:suppressAutoHyphens/>
+              <w:jc w:val="center"/>
+            </w:pPr>
+            <w:r>
+              <w:rPr>
+                <w:sz w:val="18"/>
+                <w:szCs w:val="18"/>
+              </w:rPr>
+              <w:t xml:space="preserve">reconstruction residual (dropped term)</w:t>
+            </w:r>
+          </w:p>
+        </w:tc>
+        <w:tc>
+          <w:tcPr>
+            <w:vAlign w:val="center"/>
+          </w:tcPr>
+          <w:p>
+            <w:pPr>
+              <w:pStyle w:val="Compact"/>
+              <w:suppressAutoHyphens/>
+              <w:jc w:val="center"/>
+            </w:pPr>
+            <w:r>
+              <w:rPr>
+                <w:sz w:val="18"/>
+                <w:szCs w:val="18"/>
+              </w:rPr>
+              <w:t xml:space="preserve">0.475±0.004</w:t>
+            </w:r>
+          </w:p>
+        </w:tc>
+        <w:tc>
+          <w:tcPr>
+            <w:vAlign w:val="center"/>
+          </w:tcPr>
+          <w:p>
+            <w:pPr>
+              <w:pStyle w:val="Compact"/>
+              <w:suppressAutoHyphens/>
+              <w:jc w:val="center"/>
+            </w:pPr>
+            <w:r>
+              <w:rPr>
+                <w:sz w:val="18"/>
+                <w:szCs w:val="18"/>
+              </w:rPr>
+              <w:t xml:space="preserve">0.695±0.004</w:t>
+            </w:r>
+          </w:p>
+        </w:tc>
+        <w:tc>
+          <w:tcPr>
+            <w:vAlign w:val="center"/>
+          </w:tcPr>
+          <w:p>
+            <w:pPr>
+              <w:pStyle w:val="Compact"/>
+              <w:suppressAutoHyphens/>
+              <w:jc w:val="center"/>
+            </w:pPr>
+            <w:r>
+              <w:rPr>
+                <w:sz w:val="18"/>
+                <w:szCs w:val="18"/>
+              </w:rPr>
+              <w:t xml:space="preserve">0.965±0.002</w:t>
+            </w:r>
+          </w:p>
+        </w:tc>
+      </w:tr>
+      <w:tr>
+        <w:tc>
+          <w:tcPr>
+            <w:vAlign w:val="center"/>
+          </w:tcPr>
+          <w:p>
+            <w:pPr>
+              <w:pStyle w:val="Compact"/>
+              <w:suppressAutoHyphens/>
+              <w:jc w:val="center"/>
+            </w:pPr>
+            <w:r>
+              <w:rPr>
+                <w:sz w:val="18"/>
+                <w:szCs w:val="18"/>
+              </w:rPr>
+              <w:t xml:space="preserve">latent density</w:t>
+            </w:r>
+          </w:p>
+        </w:tc>
+        <w:tc>
+          <w:tcPr>
+            <w:vAlign w:val="center"/>
+          </w:tcPr>
+          <w:p>
+            <w:pPr>
+              <w:pStyle w:val="Compact"/>
+              <w:suppressAutoHyphens/>
+              <w:jc w:val="center"/>
+            </w:pPr>
+            <w:r>
+              <w:rPr>
+                <w:sz w:val="18"/>
+                <w:szCs w:val="18"/>
+              </w:rPr>
+              <w:t xml:space="preserve">0.694±0.027</w:t>
+            </w:r>
+          </w:p>
+        </w:tc>
+        <w:tc>
+          <w:tcPr>
+            <w:vAlign w:val="center"/>
+          </w:tcPr>
+          <w:p>
+            <w:pPr>
+              <w:pStyle w:val="Compact"/>
+              <w:suppressAutoHyphens/>
+              <w:jc w:val="center"/>
+            </w:pPr>
+            <w:r>
+              <w:rPr>
+                <w:sz w:val="18"/>
+                <w:szCs w:val="18"/>
+              </w:rPr>
+              <w:t xml:space="preserve">0.802±0.011</w:t>
+            </w:r>
+          </w:p>
+        </w:tc>
+        <w:tc>
+          <w:tcPr>
+            <w:vAlign w:val="center"/>
+          </w:tcPr>
+          <w:p>
+            <w:pPr>
+              <w:pStyle w:val="Compact"/>
+              <w:suppressAutoHyphens/>
+              <w:jc w:val="center"/>
+            </w:pPr>
+            <w:r>
+              <w:rPr>
+                <w:sz w:val="18"/>
+                <w:szCs w:val="18"/>
+              </w:rPr>
+              <w:t xml:space="preserve">0.952±0.008</w:t>
+            </w:r>
+          </w:p>
+        </w:tc>
+      </w:tr>
+      <w:tr>
+        <w:tc>
+          <w:tcPr>
+            <w:vAlign w:val="center"/>
+          </w:tcPr>
+          <w:p>
+            <w:pPr>
+              <w:pStyle w:val="Compact"/>
+              <w:suppressAutoHyphens/>
+              <w:jc w:val="center"/>
+            </w:pPr>
+            <w:r>
+              <w:rPr>
+                <w:sz w:val="18"/>
+                <w:szCs w:val="18"/>
+              </w:rPr>
+              <w:t xml:space="preserve">nearest-component NLL</w:t>
+            </w:r>
+          </w:p>
+        </w:tc>
+        <w:tc>
+          <w:tcPr>
+            <w:vAlign w:val="center"/>
+          </w:tcPr>
+          <w:p>
+            <w:pPr>
+              <w:pStyle w:val="Compact"/>
+              <w:suppressAutoHyphens/>
+              <w:jc w:val="center"/>
+            </w:pPr>
+            <w:r>
+              <w:rPr>
+                <w:sz w:val="18"/>
+                <w:szCs w:val="18"/>
+              </w:rPr>
+              <w:t xml:space="preserve">0.665±0.033</w:t>
+            </w:r>
+          </w:p>
+        </w:tc>
+        <w:tc>
+          <w:tcPr>
+            <w:vAlign w:val="center"/>
+          </w:tcPr>
+          <w:p>
+            <w:pPr>
+              <w:pStyle w:val="Compact"/>
+              <w:suppressAutoHyphens/>
+              <w:jc w:val="center"/>
+            </w:pPr>
+            <w:r>
+              <w:rPr>
+                <w:sz w:val="18"/>
+                <w:szCs w:val="18"/>
+              </w:rPr>
+              <w:t xml:space="preserve">0.797±0.008</w:t>
+            </w:r>
+          </w:p>
+        </w:tc>
+        <w:tc>
+          <w:tcPr>
+            <w:vAlign w:val="center"/>
+          </w:tcPr>
+          <w:p>
+            <w:pPr>
+              <w:pStyle w:val="Compact"/>
+              <w:suppressAutoHyphens/>
+              <w:jc w:val="center"/>
+            </w:pPr>
+            <w:r>
+              <w:rPr>
+                <w:sz w:val="18"/>
+                <w:szCs w:val="18"/>
+              </w:rPr>
+              <w:t xml:space="preserve">0.922±0.010</w:t>
+            </w:r>
+          </w:p>
+        </w:tc>
+      </w:tr>
+      <w:tr>
+        <w:tc>
+          <w:tcPr>
+            <w:vAlign w:val="center"/>
+          </w:tcPr>
+          <w:p>
+            <w:pPr>
+              <w:pStyle w:val="Compact"/>
+              <w:suppressAutoHyphens/>
+              <w:jc w:val="center"/>
+            </w:pPr>
+            <w:r>
+              <w:rPr>
+                <w:sz w:val="18"/>
+                <w:szCs w:val="18"/>
+              </w:rPr>
+              <w:t xml:space="preserve">base (density + nearest)</w:t>
+            </w:r>
+          </w:p>
+        </w:tc>
+        <w:tc>
+          <w:tcPr>
+            <w:vAlign w:val="center"/>
+          </w:tcPr>
+          <w:p>
+            <w:pPr>
+              <w:pStyle w:val="Compact"/>
+              <w:suppressAutoHyphens/>
+              <w:jc w:val="center"/>
+            </w:pPr>
+            <w:r>
+              <w:rPr>
+                <w:sz w:val="18"/>
+                <w:szCs w:val="18"/>
+              </w:rPr>
+              <w:t xml:space="preserve">0.685±0.030</w:t>
+            </w:r>
+          </w:p>
+        </w:tc>
+        <w:tc>
+          <w:tcPr>
+            <w:vAlign w:val="center"/>
+          </w:tcPr>
+          <w:p>
+            <w:pPr>
+              <w:pStyle w:val="Compact"/>
+              <w:suppressAutoHyphens/>
+              <w:jc w:val="center"/>
+            </w:pPr>
+            <w:r>
+              <w:rPr>
+                <w:sz w:val="18"/>
+                <w:szCs w:val="18"/>
+              </w:rPr>
+              <w:t xml:space="preserve">0.801±0.010</w:t>
+            </w:r>
+          </w:p>
+        </w:tc>
+        <w:tc>
+          <w:tcPr>
+            <w:vAlign w:val="center"/>
+          </w:tcPr>
+          <w:p>
+            <w:pPr>
+              <w:pStyle w:val="Compact"/>
+              <w:suppressAutoHyphens/>
+              <w:jc w:val="center"/>
+            </w:pPr>
+            <w:r>
+              <w:rPr>
+                <w:sz w:val="18"/>
+                <w:szCs w:val="18"/>
+              </w:rPr>
+              <w:t xml:space="preserve">0.947±0.007</w:t>
+            </w:r>
+          </w:p>
+        </w:tc>
+      </w:tr>
+      <w:tr>
+        <w:tc>
+          <w:tcPr>
+            <w:vAlign w:val="center"/>
+          </w:tcPr>
+          <w:p>
+            <w:pPr>
+              <w:pStyle w:val="Compact"/>
+              <w:suppressAutoHyphens/>
+              <w:jc w:val="center"/>
+            </w:pPr>
+            <w:r>
+              <w:rPr>
+                <w:sz w:val="18"/>
+                <w:szCs w:val="18"/>
+              </w:rPr>
+              <w:t xml:space="preserve">base + resid (auto)</w:t>
+            </w:r>
+          </w:p>
+        </w:tc>
+        <w:tc>
+          <w:tcPr>
+            <w:vAlign w:val="center"/>
+          </w:tcPr>
+          <w:p>
+            <w:pPr>
+              <w:pStyle w:val="Compact"/>
+              <w:suppressAutoHyphens/>
+              <w:jc w:val="center"/>
+            </w:pPr>
+            <w:r>
+              <w:rPr>
+                <w:sz w:val="18"/>
+                <w:szCs w:val="18"/>
+              </w:rPr>
+              <w:t xml:space="preserve">0.685±0.030</w:t>
+            </w:r>
+          </w:p>
+        </w:tc>
+        <w:tc>
+          <w:tcPr>
+            <w:vAlign w:val="center"/>
+          </w:tcPr>
+          <w:p>
+            <w:pPr>
+              <w:pStyle w:val="Compact"/>
+              <w:suppressAutoHyphens/>
+              <w:jc w:val="center"/>
+            </w:pPr>
+            <w:r>
+              <w:rPr>
+                <w:sz w:val="18"/>
+                <w:szCs w:val="18"/>
+              </w:rPr>
+              <w:t xml:space="preserve">0.820±0.010</w:t>
+            </w:r>
+          </w:p>
+        </w:tc>
+        <w:tc>
+          <w:tcPr>
+            <w:vAlign w:val="center"/>
+          </w:tcPr>
+          <w:p>
+            <w:pPr>
+              <w:pStyle w:val="Compact"/>
+              <w:suppressAutoHyphens/>
+              <w:jc w:val="center"/>
+            </w:pPr>
+            <w:r>
+              <w:rPr>
+                <w:sz w:val="18"/>
+                <w:szCs w:val="18"/>
+              </w:rPr>
+              <w:t xml:space="preserve">0.960±0.002</w:t>
+            </w:r>
+          </w:p>
+        </w:tc>
+      </w:tr>
+      <w:tr>
+        <w:tc>
+          <w:tcPr>
+            <w:vAlign w:val="center"/>
+          </w:tcPr>
+          <w:p>
+            <w:pPr>
+              <w:pStyle w:val="Compact"/>
+              <w:suppressAutoHyphens/>
+              <w:jc w:val="center"/>
+            </w:pPr>
+            <w:r>
+              <w:rPr>
+                <w:b/>
+                <w:bCs/>
+                <w:sz w:val="18"/>
+                <w:szCs w:val="18"/>
+              </w:rPr>
+              <w:t xml:space="preserve">LatAD (reported)</w:t>
+            </w:r>
+          </w:p>
+        </w:tc>
+        <w:tc>
+          <w:tcPr>
+            <w:vAlign w:val="center"/>
+          </w:tcPr>
+          <w:p>
+            <w:pPr>
+              <w:pStyle w:val="Compact"/>
+              <w:suppressAutoHyphens/>
+              <w:jc w:val="center"/>
+            </w:pPr>
+            <w:r>
+              <w:rPr>
+                <w:sz w:val="18"/>
+                <w:szCs w:val="18"/>
+              </w:rPr>
+              <w:t xml:space="preserve">0.685±0.030</w:t>
+            </w:r>
+          </w:p>
+        </w:tc>
+        <w:tc>
+          <w:tcPr>
+            <w:vAlign w:val="center"/>
+          </w:tcPr>
+          <w:p>
+            <w:pPr>
+              <w:pStyle w:val="Compact"/>
+              <w:suppressAutoHyphens/>
+              <w:jc w:val="center"/>
+            </w:pPr>
+            <w:r>
+              <w:rPr>
+                <w:sz w:val="18"/>
+                <w:szCs w:val="18"/>
+              </w:rPr>
+              <w:t xml:space="preserve">0.820±0.010</w:t>
+            </w:r>
+          </w:p>
+        </w:tc>
+        <w:tc>
+          <w:tcPr>
+            <w:vAlign w:val="center"/>
+          </w:tcPr>
+          <w:p>
+            <w:pPr>
+              <w:pStyle w:val="Compact"/>
+              <w:suppressAutoHyphens/>
+              <w:jc w:val="center"/>
+            </w:pPr>
+            <w:r>
+              <w:rPr>
+                <w:sz w:val="18"/>
+                <w:szCs w:val="18"/>
+              </w:rPr>
+              <w:t xml:space="preserve">0.960±0.002</w:t>
+            </w:r>
+          </w:p>
+        </w:tc>
+      </w:tr>
+    </w:tbl>
+    <w:p>
+      <w:pPr>
+        <w:pStyle w:val="MDPI31text"/>
+        <w:ind w:left="2608"/>
+      </w:pPr>
+      <w:r>
+        <w:t xml:space="preserve">Table 4 decomposes the score into its heads across five seeds and all three datasets. On WADI the reconstruction</w:t>
+      </w:r>
+      <w:r>
+        <w:t xml:space="preserve"> </w:t>
+      </w:r>
+      <w:r>
+        <w:t xml:space="preserve">residual alone is near chance (0.475) while the latent density carries the signal (0.694); on HAI reconstruction is</w:t>
+      </w:r>
+      <w:r>
+        <w:t xml:space="preserve"> </w:t>
+      </w:r>
+      <w:r>
+        <w:t xml:space="preserve">informative but the weakest head (0.695) and the density head dominates (0.802). The residual head, where the gate</w:t>
+      </w:r>
+      <w:r>
+        <w:t xml:space="preserve"> </w:t>
+      </w:r>
+      <w:r>
+        <w:t xml:space="preserve">turns it on, lifts the base score exactly where reconstruction is informative (HAI 0.801→0.820, SWaT</w:t>
+      </w:r>
+      <w:r>
+        <w:t xml:space="preserve"> </w:t>
+      </w:r>
+      <w:r>
+        <w:t xml:space="preserve">0.947→0.960) and stays off on WADI. On SWaT reconstruction is in fact the strongest single head (0.965),</w:t>
+      </w:r>
+      <w:r>
+        <w:t xml:space="preserve"> </w:t>
+      </w:r>
+      <w:r>
+        <w:t xml:space="preserve">consistent with SWaT's difficult faults being large deviations that reconstruction catches, which is why the gate</w:t>
+      </w:r>
+      <w:r>
+        <w:t xml:space="preserve"> </w:t>
+      </w:r>
+      <w:r>
+        <w:t xml:space="preserve">keeps the residual head on there and why SWaT is a ceiling rather than a joint-structure test. The decomposition</w:t>
+      </w:r>
+      <w:r>
+        <w:t xml:space="preserve"> </w:t>
+      </w:r>
+      <w:r>
+        <w:t xml:space="preserve">supports the mechanism at the head level: the latent density is what carries the joint-structure benchmarks, and</w:t>
+      </w:r>
+      <w:r>
+        <w:t xml:space="preserve"> </w:t>
+      </w:r>
+      <w:r>
+        <w:t xml:space="preserve">reconstruction contributes only where it provably generalises.</w:t>
       </w:r>
     </w:p>
     <w:p>
@@ -10992,25 +12026,31 @@
         <w:t xml:space="preserve"> </w:t>
       </w:r>
       <w:r>
-        <w:t xml:space="preserve">responsibility-weighted whitened residual (gated by held-out-normal generalisation) and a basin-agreement head</w:t>
-      </w:r>
-      <w:r>
-        <w:t xml:space="preserve"> </w:t>
-      </w:r>
-      <w:r>
-        <w:t xml:space="preserve">(gated by the ambiguous-normal ratio). The single configuration VaDE-hard+resid(auto) then adapts itself: the</w:t>
-      </w:r>
-      <w:r>
-        <w:t xml:space="preserve"> </w:t>
-      </w:r>
-      <w:r>
-        <w:t xml:space="preserve">residual head activates on HAI and SWaT, where the fault leaves a whitened-residual signal, and stays off on</w:t>
-      </w:r>
-      <w:r>
-        <w:t xml:space="preserve"> </w:t>
-      </w:r>
-      <w:r>
-        <w:t xml:space="preserve">WADI, whose difficult faults are pure low-density pockets in the latent.</w:t>
+        <w:t xml:space="preserve">responsibility-weighted whitened residual (gated by held-out-normal generalisation; active on HAI and SWaT) and a</w:t>
+      </w:r>
+      <w:r>
+        <w:t xml:space="preserve"> </w:t>
+      </w:r>
+      <w:r>
+        <w:t xml:space="preserve">basin-agreement head (gated by the ambiguous-normal ratio; a no-op on all three benchmarks here). The single</w:t>
+      </w:r>
+      <w:r>
+        <w:t xml:space="preserve"> </w:t>
+      </w:r>
+      <w:r>
+        <w:t xml:space="preserve">configuration VaDE-hard+resid(auto) then adapts itself: the residual head activates on HAI and SWaT, where the</w:t>
+      </w:r>
+      <w:r>
+        <w:t xml:space="preserve"> </w:t>
+      </w:r>
+      <w:r>
+        <w:t xml:space="preserve">fault leaves a whitened-residual signal, and stays off on WADI, whose difficult faults are pure low-density</w:t>
+      </w:r>
+      <w:r>
+        <w:t xml:space="preserve"> </w:t>
+      </w:r>
+      <w:r>
+        <w:t xml:space="preserve">pockets in the latent.</w:t>
       </w:r>
     </w:p>
     <w:p>
@@ -11193,31 +12233,37 @@
         <w:t xml:space="preserve"> </w:t>
       </w:r>
       <w:r>
-        <w:t xml:space="preserve">nearest-component likelihood, with reconstruction dropped and two optional heads auto-gated on training-normal</w:t>
-      </w:r>
-      <w:r>
-        <w:t xml:space="preserve"> </w:t>
-      </w:r>
-      <w:r>
-        <w:t xml:space="preserve">signals. Under a deliberately fair, raw-metric, difficulty-stratified protocol on three real CPS attack</w:t>
-      </w:r>
-      <w:r>
-        <w:t xml:space="preserve"> </w:t>
-      </w:r>
-      <w:r>
-        <w:t xml:space="preserve">benchmarks, this detector attains the best overall AUROC on every dataset and leads the difficult subset over five</w:t>
-      </w:r>
-      <w:r>
-        <w:t xml:space="preserve"> </w:t>
-      </w:r>
-      <w:r>
-        <w:t xml:space="preserve">seeds, most decisively on HAI, where the difficult faults break joint structure and the reconstruction-based</w:t>
-      </w:r>
-      <w:r>
-        <w:t xml:space="preserve"> </w:t>
-      </w:r>
-      <w:r>
-        <w:t xml:space="preserve">detectors collapse. The mechanism is that reconstruction scores reachability while a density in a clustered latent</w:t>
+        <w:t xml:space="preserve">nearest-component likelihood, with reconstruction demoted from the default score to an optional, auto-gated</w:t>
+      </w:r>
+      <w:r>
+        <w:t xml:space="preserve"> </w:t>
+      </w:r>
+      <w:r>
+        <w:t xml:space="preserve">residual head. Under a deliberately fair, raw-metric, difficulty-stratified protocol on three real CPS attack</w:t>
+      </w:r>
+      <w:r>
+        <w:t xml:space="preserve"> </w:t>
+      </w:r>
+      <w:r>
+        <w:t xml:space="preserve">benchmarks, this detector attains the best overall AUROC on every dataset and is strongest on the difficult subset</w:t>
+      </w:r>
+      <w:r>
+        <w:t xml:space="preserve"> </w:t>
+      </w:r>
+      <w:r>
+        <w:t xml:space="preserve">over five seeds, most decisively and significantly on HAI (a paired episode-bootstrap 95% CI of [0.015, 0.089]</w:t>
+      </w:r>
+      <w:r>
+        <w:t xml:space="preserve"> </w:t>
+      </w:r>
+      <w:r>
+        <w:t xml:space="preserve">over the next-best baseline), where the difficult faults break joint structure and the reconstruction-based</w:t>
+      </w:r>
+      <w:r>
+        <w:t xml:space="preserve"> </w:t>
+      </w:r>
+      <w:r>
+        <w:t xml:space="preserve">detectors collapse; on WADI and SWaT it ties the strongest baseline. The mechanism is that reconstruction scores reachability while a density in a clustered latent</w:t>
       </w:r>
       <w:r>
         <w:t xml:space="preserve"> </w:t>
@@ -11235,7 +12281,7 @@
         <w:t xml:space="preserve"> </w:t>
       </w:r>
       <w:r>
-        <w:t xml:space="preserve">then scoring in that latent, is the fix. Extending the detector to the trajectory assumptions, with</w:t>
+        <w:t xml:space="preserve">then scoring in that latent, is what delivers the difficult-subset advantage. Extending the detector to the trajectory assumptions, with</w:t>
       </w:r>
       <w:r>
         <w:t xml:space="preserve"> </w:t>
@@ -11436,7 +12482,7 @@
       <w:r>
         <w:t xml:space="preserve"> </w:t>
       </w:r>
-      <w:hyperlink r:id="rId41">
+      <w:hyperlink r:id="rId9">
         <w:r>
           <w:rPr>
             <w:rStyle w:val="Hyperlink"/>
@@ -11501,7 +12547,7 @@
       <w:r>
         <w:t xml:space="preserve"> </w:t>
       </w:r>
-      <w:hyperlink r:id="rId43">
+      <w:hyperlink r:id="rId10">
         <w:r>
           <w:rPr>
             <w:rStyle w:val="Hyperlink"/>
@@ -11530,7 +12576,7 @@
       <w:r>
         <w:t xml:space="preserve"> </w:t>
       </w:r>
-      <w:hyperlink r:id="rId20">
+      <w:hyperlink r:id="rId11">
         <w:r>
           <w:rPr>
             <w:rStyle w:val="Hyperlink"/>
@@ -11595,7 +12641,7 @@
       <w:r>
         <w:t xml:space="preserve"> </w:t>
       </w:r>
-      <w:hyperlink r:id="rId21">
+      <w:hyperlink r:id="rId12">
         <w:r>
           <w:rPr>
             <w:rStyle w:val="Hyperlink"/>
@@ -11660,7 +12706,7 @@
       <w:r>
         <w:t xml:space="preserve"> </w:t>
       </w:r>
-      <w:hyperlink r:id="rId22">
+      <w:hyperlink r:id="rId13">
         <w:r>
           <w:rPr>
             <w:rStyle w:val="Hyperlink"/>
@@ -11725,7 +12771,7 @@
       <w:r>
         <w:t xml:space="preserve"> </w:t>
       </w:r>
-      <w:hyperlink r:id="rId42">
+      <w:hyperlink r:id="rId14">
         <w:r>
           <w:rPr>
             <w:rStyle w:val="Hyperlink"/>
@@ -11790,7 +12836,7 @@
       <w:r>
         <w:t xml:space="preserve"> </w:t>
       </w:r>
-      <w:hyperlink r:id="rId44">
+      <w:hyperlink r:id="rId15">
         <w:r>
           <w:rPr>
             <w:rStyle w:val="Hyperlink"/>
@@ -11855,7 +12901,7 @@
       <w:r>
         <w:t xml:space="preserve"> </w:t>
       </w:r>
-      <w:hyperlink r:id="rId45">
+      <w:hyperlink r:id="rId24">
         <w:r>
           <w:rPr>
             <w:rStyle w:val="Hyperlink"/>
@@ -11884,7 +12930,7 @@
       <w:r>
         <w:t xml:space="preserve"> </w:t>
       </w:r>
-      <w:hyperlink r:id="rId23">
+      <w:hyperlink r:id="rId25">
         <w:r>
           <w:rPr>
             <w:rStyle w:val="Hyperlink"/>
@@ -11906,7 +12952,36 @@
         </w:numPr>
         <w:ind w:left="180" w:hanging="180"/>
       </w:pPr>
-      <w:bookmarkStart w:id="56" w:name="r-univar"/>
+      <w:bookmarkStart w:id="56" w:name="r-pate"/>
+      <w:r>
+        <w:t xml:space="preserve">Ghorbani, R.; Reinders, M.J.T.; Tax, D.M.J. PATE: Proximity-aware time series anomaly evaluation. In Proceedings of the 30th ACM SIGKDD Conference on Knowledge Discovery and Data Mining (KDD), Barcelona, Spain, 25–29 August 2024; pp. 872–883.</w:t>
+      </w:r>
+      <w:r>
+        <w:t xml:space="preserve"> </w:t>
+      </w:r>
+      <w:hyperlink r:id="rId26">
+        <w:r>
+          <w:rPr>
+            <w:rStyle w:val="Hyperlink"/>
+          </w:rPr>
+          <w:t xml:space="preserve">https://doi.org/10.1145/3637528.3671971</w:t>
+        </w:r>
+      </w:hyperlink>
+      <w:r>
+        <w:t xml:space="preserve">.</w:t>
+      </w:r>
+      <w:bookmarkEnd w:id="56"/>
+    </w:p>
+    <w:p>
+      <w:pPr>
+        <w:pStyle w:val="MDPI81references"/>
+        <w:numPr>
+          <w:ilvl w:val="0"/>
+          <w:numId w:val="0"/>
+        </w:numPr>
+        <w:ind w:left="180" w:hanging="180"/>
+      </w:pPr>
+      <w:bookmarkStart w:id="58" w:name="r-univar"/>
       <w:r>
         <w:t xml:space="preserve">Pinet, M.; Cumin, J.; Berlemont, S.; Vaufreydaz, D. Anomalies in multivariate time series benchmarks are mostly univariate.</w:t>
       </w:r>
@@ -11936,7 +13011,7 @@
       <w:r>
         <w:t xml:space="preserve"> </w:t>
       </w:r>
-      <w:hyperlink r:id="rId24">
+      <w:hyperlink r:id="rId27">
         <w:r>
           <w:rPr>
             <w:rStyle w:val="Hyperlink"/>
@@ -11947,7 +13022,7 @@
       <w:r>
         <w:t xml:space="preserve">.</w:t>
       </w:r>
-      <w:bookmarkEnd w:id="56"/>
+      <w:bookmarkEnd w:id="58"/>
     </w:p>
     <w:p>
       <w:pPr>
@@ -11958,7 +13033,59 @@
         </w:numPr>
         <w:ind w:left="180" w:hanging="180"/>
       </w:pPr>
-      <w:bookmarkStart w:id="58" w:name="r-bouman"/>
+      <w:bookmarkStart w:id="60" w:name="r-tab"/>
+      <w:r>
+        <w:t xml:space="preserve">Qiu, X.; Li, Z.; Wu, X.; Hu, J.; Guo, C.; Yang, B.; Jensen, C.S. TAB: Unified benchmarking of time series anomaly detection methods.</w:t>
+      </w:r>
+      <w:r>
+        <w:t xml:space="preserve"> </w:t>
+      </w:r>
+      <w:r>
+        <w:rPr>
+          <w:i/>
+          <w:iCs/>
+        </w:rPr>
+        <w:t xml:space="preserve">Proc. VLDB Endow.</w:t>
+      </w:r>
+      <w:r>
+        <w:t xml:space="preserve"> </w:t>
+      </w:r>
+      <w:r>
+        <w:rPr>
+          <w:b/>
+          <w:bCs/>
+        </w:rPr>
+        <w:t xml:space="preserve">2025</w:t>
+      </w:r>
+      <w:r>
+        <w:t xml:space="preserve">.</w:t>
+      </w:r>
+      <w:r>
+        <w:t xml:space="preserve"> </w:t>
+      </w:r>
+      <w:hyperlink r:id="rId28">
+        <w:r>
+          <w:rPr>
+            <w:rStyle w:val="Hyperlink"/>
+          </w:rPr>
+          <w:t xml:space="preserve">arXiv:2506.18046</w:t>
+        </w:r>
+      </w:hyperlink>
+      <w:r>
+        <w:t xml:space="preserve">.</w:t>
+      </w:r>
+      <w:bookmarkEnd w:id="60"/>
+    </w:p>
+    <w:p>
+      <w:pPr>
+        <w:pStyle w:val="MDPI81references"/>
+        <w:numPr>
+          <w:ilvl w:val="0"/>
+          <w:numId w:val="0"/>
+        </w:numPr>
+        <w:ind w:left="180" w:hanging="180"/>
+      </w:pPr>
+      <w:bookmarkStart w:id="62" w:name="r-bouman"/>
       <w:r>
         <w:t xml:space="preserve">Bouman, R.; Heskes, T. Autoencoders for anomaly detection are unreliable.</w:t>
       </w:r>
@@ -11988,7 +13115,7 @@
       <w:r>
         <w:t xml:space="preserve"> </w:t>
       </w:r>
-      <w:hyperlink r:id="rId35">
+      <w:hyperlink r:id="rId29">
         <w:r>
           <w:rPr>
             <w:rStyle w:val="Hyperlink"/>
@@ -11999,7 +13126,7 @@
       <w:r>
         <w:t xml:space="preserve">.</w:t>
       </w:r>
-      <w:bookmarkEnd w:id="58"/>
+      <w:bookmarkEnd w:id="62"/>
     </w:p>
     <w:p>
       <w:pPr>
@@ -12010,14 +13137,14 @@
         </w:numPr>
         <w:ind w:left="180" w:hanging="180"/>
       </w:pPr>
-      <w:bookmarkStart w:id="60" w:name="r-memae"/>
+      <w:bookmarkStart w:id="64" w:name="r-memae"/>
       <w:r>
         <w:t xml:space="preserve">Gong, D.; Liu, L.; Le, V.; Saha, B.; Mansour, M.R.; Venkatesh, S.; van den Hengel, A. Memorizing normality to detect anomaly: Memory-augmented deep autoencoder for unsupervised anomaly detection. In Proceedings of the IEEE/CVF International Conference on Computer Vision (ICCV), Seoul, Republic of Korea, 27 October–2 November 2019; pp. 1705–1714.</w:t>
       </w:r>
       <w:r>
         <w:t xml:space="preserve"> </w:t>
       </w:r>
-      <w:hyperlink r:id="rId36">
+      <w:hyperlink r:id="rId30">
         <w:r>
           <w:rPr>
             <w:rStyle w:val="Hyperlink"/>
@@ -12028,7 +13155,7 @@
       <w:r>
         <w:t xml:space="preserve">.</w:t>
       </w:r>
-      <w:bookmarkEnd w:id="60"/>
+      <w:bookmarkEnd w:id="64"/>
     </w:p>
     <w:p>
       <w:pPr>
@@ -12039,14 +13166,14 @@
         </w:numPr>
         <w:ind w:left="180" w:hanging="180"/>
       </w:pPr>
-      <w:bookmarkStart w:id="62" w:name="r-sarfraz"/>
+      <w:bookmarkStart w:id="66" w:name="r-sarfraz"/>
       <w:r>
         <w:t xml:space="preserve">Sarfraz, M.S.; Chen, M.-Y.; Layer, L.; Peng, K.; Koulakis, M. Position: Quo vadis, unsupervised time series anomaly detection? In Proceedings of the 41st International Conference on Machine Learning (ICML), Vienna, Austria, 21–27 July 2024.</w:t>
       </w:r>
       <w:r>
         <w:t xml:space="preserve"> </w:t>
       </w:r>
-      <w:hyperlink r:id="rId37">
+      <w:hyperlink r:id="rId31">
         <w:r>
           <w:rPr>
             <w:rStyle w:val="Hyperlink"/>
@@ -12057,7 +13184,7 @@
       <w:r>
         <w:t xml:space="preserve">.</w:t>
       </w:r>
-      <w:bookmarkEnd w:id="62"/>
+      <w:bookmarkEnd w:id="66"/>
     </w:p>
     <w:p>
       <w:pPr>
@@ -12068,7 +13195,7 @@
         </w:numPr>
         <w:ind w:left="180" w:hanging="180"/>
       </w:pPr>
-      <w:bookmarkStart w:id="64" w:name="r-timesead"/>
+      <w:bookmarkStart w:id="68" w:name="r-timesead"/>
       <w:r>
         <w:t xml:space="preserve">Wagner, D.; Michels, T.; Schulz, F.C.F.; Nair, A.; Rudolph, M.; Kloft, M. TimeSeAD: Benchmarking deep multivariate time-series anomaly detection.</w:t>
       </w:r>
@@ -12098,7 +13225,7 @@
       <w:r>
         <w:t xml:space="preserve"> </w:t>
       </w:r>
-      <w:hyperlink r:id="rId38">
+      <w:hyperlink r:id="rId32">
         <w:r>
           <w:rPr>
             <w:rStyle w:val="Hyperlink"/>
@@ -12109,7 +13236,7 @@
       <w:r>
         <w:t xml:space="preserve">.</w:t>
       </w:r>
-      <w:bookmarkEnd w:id="64"/>
+      <w:bookmarkEnd w:id="68"/>
     </w:p>
     <w:p>
       <w:pPr>
@@ -12120,14 +13247,14 @@
         </w:numPr>
         <w:ind w:left="180" w:hanging="180"/>
       </w:pPr>
-      <w:bookmarkStart w:id="66" w:name="r-vade"/>
+      <w:bookmarkStart w:id="70" w:name="r-vade"/>
       <w:r>
         <w:t xml:space="preserve">Jiang, Z.; Zheng, Y.; Tan, H.; Tang, B.; Zhou, H. Variational deep embedding: An unsupervised and generative approach to clustering. In Proceedings of the 26th International Joint Conference on Artificial Intelligence (IJCAI), Melbourne, Australia, 19–25 August 2017; pp. 1965–1972.</w:t>
       </w:r>
       <w:r>
         <w:t xml:space="preserve"> </w:t>
       </w:r>
-      <w:hyperlink r:id="rId27">
+      <w:hyperlink r:id="rId33">
         <w:r>
           <w:rPr>
             <w:rStyle w:val="Hyperlink"/>
@@ -12138,7 +13265,7 @@
       <w:r>
         <w:t xml:space="preserve">.</w:t>
       </w:r>
-      <w:bookmarkEnd w:id="66"/>
+      <w:bookmarkEnd w:id="70"/>
     </w:p>
     <w:p>
       <w:pPr>
@@ -12149,14 +13276,14 @@
         </w:numPr>
         <w:ind w:left="180" w:hanging="180"/>
       </w:pPr>
-      <w:bookmarkStart w:id="68" w:name="r-dagmm"/>
+      <w:bookmarkStart w:id="72" w:name="r-dagmm"/>
       <w:r>
         <w:t xml:space="preserve">Zong, B.; Song, Q.; Min, M.R.; Cheng, W.; Lumezanu, C.; Cho, D.; Chen, H. Deep autoencoding Gaussian mixture model for unsupervised anomaly detection. In Proceedings of the International Conference on Learning Representations (ICLR), Vancouver, BC, Canada, 30 April–3 May 2018.</w:t>
       </w:r>
       <w:r>
         <w:t xml:space="preserve"> </w:t>
       </w:r>
-      <w:hyperlink r:id="rId28">
+      <w:hyperlink r:id="rId34">
         <w:r>
           <w:rPr>
             <w:rStyle w:val="Hyperlink"/>
@@ -12167,7 +13294,7 @@
       <w:r>
         <w:t xml:space="preserve">.</w:t>
       </w:r>
-      <w:bookmarkEnd w:id="68"/>
+      <w:bookmarkEnd w:id="72"/>
     </w:p>
     <w:p>
       <w:pPr>
@@ -12178,7 +13305,7 @@
         </w:numPr>
         <w:ind w:left="180" w:hanging="180"/>
       </w:pPr>
-      <w:bookmarkStart w:id="70" w:name="r-lw"/>
+      <w:bookmarkStart w:id="74" w:name="r-lw"/>
       <w:r>
         <w:t xml:space="preserve">Ledoit, O.; Wolf, M. A well-conditioned estimator for large-dimensional covariance matrices.</w:t>
       </w:r>
@@ -12221,7 +13348,7 @@
       <w:r>
         <w:t xml:space="preserve"> </w:t>
       </w:r>
-      <w:hyperlink r:id="rId31">
+      <w:hyperlink r:id="rId35">
         <w:r>
           <w:rPr>
             <w:rStyle w:val="Hyperlink"/>
@@ -12232,7 +13359,7 @@
       <w:r>
         <w:t xml:space="preserve">.</w:t>
       </w:r>
-      <w:bookmarkEnd w:id="70"/>
+      <w:bookmarkEnd w:id="74"/>
     </w:p>
     <w:p>
       <w:pPr>
@@ -12243,14 +13370,14 @@
         </w:numPr>
         <w:ind w:left="180" w:hanging="180"/>
       </w:pPr>
-      <w:bookmarkStart w:id="72" w:name="r-if"/>
+      <w:bookmarkStart w:id="76" w:name="r-if"/>
       <w:r>
         <w:t xml:space="preserve">Liu, F.T.; Ting, K.M.; Zhou, Z.-H. Isolation forest. In Proceedings of the 2008 Eighth IEEE International Conference on Data Mining (ICDM), Pisa, Italy, 15–19 December 2008; pp. 413–422.</w:t>
       </w:r>
       <w:r>
         <w:t xml:space="preserve"> </w:t>
       </w:r>
-      <w:hyperlink r:id="rId30">
+      <w:hyperlink r:id="rId36">
         <w:r>
           <w:rPr>
             <w:rStyle w:val="Hyperlink"/>
@@ -12261,7 +13388,7 @@
       <w:r>
         <w:t xml:space="preserve">.</w:t>
       </w:r>
-      <w:bookmarkEnd w:id="72"/>
+      <w:bookmarkEnd w:id="76"/>
     </w:p>
     <w:p>
       <w:pPr>
@@ -12272,14 +13399,14 @@
         </w:numPr>
         <w:ind w:left="180" w:hanging="180"/>
       </w:pPr>
-      <w:bookmarkStart w:id="74" w:name="r-aead"/>
+      <w:bookmarkStart w:id="78" w:name="r-aead"/>
       <w:r>
         <w:t xml:space="preserve">Sakurada, M.; Yairi, T. Anomaly detection using autoencoders with nonlinear dimensionality reduction. In Proceedings of the MLSDA 2014 2nd Workshop on Machine Learning for Sensory Data Analysis, Gold Coast, Australia, 2 December 2014; pp. 4–11.</w:t>
       </w:r>
       <w:r>
         <w:t xml:space="preserve"> </w:t>
       </w:r>
-      <w:hyperlink r:id="rId40">
+      <w:hyperlink r:id="rId37">
         <w:r>
           <w:rPr>
             <w:rStyle w:val="Hyperlink"/>
@@ -12290,7 +13417,7 @@
       <w:r>
         <w:t xml:space="preserve">.</w:t>
       </w:r>
-      <w:bookmarkEnd w:id="74"/>
+      <w:bookmarkEnd w:id="78"/>
     </w:p>
     <w:p>
       <w:pPr>
@@ -12301,14 +13428,14 @@
         </w:numPr>
         <w:ind w:left="180" w:hanging="180"/>
       </w:pPr>
-      <w:bookmarkStart w:id="76" w:name="r-usad"/>
+      <w:bookmarkStart w:id="80" w:name="r-usad"/>
       <w:r>
         <w:t xml:space="preserve">Audibert, J.; Michiardi, P.; Guyard, F.; Marti, S.; Zuluaga, M.A. USAD: Unsupervised anomaly detection on multivariate time series. In Proceedings of the 26th ACM SIGKDD International Conference on Knowledge Discovery &amp; Data Mining (KDD), Virtual Event, CA, USA, 23–27 August 2020; pp. 3395–3404.</w:t>
       </w:r>
       <w:r>
         <w:t xml:space="preserve"> </w:t>
       </w:r>
-      <w:hyperlink r:id="rId25">
+      <w:hyperlink r:id="rId38">
         <w:r>
           <w:rPr>
             <w:rStyle w:val="Hyperlink"/>
@@ -12319,7 +13446,7 @@
       <w:r>
         <w:t xml:space="preserve">.</w:t>
       </w:r>
-      <w:bookmarkEnd w:id="76"/>
+      <w:bookmarkEnd w:id="80"/>
     </w:p>
     <w:p>
       <w:pPr>
@@ -12330,7 +13457,7 @@
         </w:numPr>
         <w:ind w:left="180" w:hanging="180"/>
       </w:pPr>
-      <w:bookmarkStart w:id="78" w:name="r-tranad"/>
+      <w:bookmarkStart w:id="82" w:name="r-tranad"/>
       <w:r>
         <w:t xml:space="preserve">Tuli, S.; Casale, G.; Jennings, N.R. TranAD: Deep transformer networks for anomaly detection in multivariate time series data.</w:t>
       </w:r>
@@ -12373,7 +13500,7 @@
       <w:r>
         <w:t xml:space="preserve"> </w:t>
       </w:r>
-      <w:hyperlink r:id="rId26">
+      <w:hyperlink r:id="rId39">
         <w:r>
           <w:rPr>
             <w:rStyle w:val="Hyperlink"/>
@@ -12384,7 +13511,7 @@
       <w:r>
         <w:t xml:space="preserve">.</w:t>
       </w:r>
-      <w:bookmarkEnd w:id="78"/>
+      <w:bookmarkEnd w:id="82"/>
     </w:p>
     <w:p>
       <w:pPr>
@@ -12395,14 +13522,14 @@
         </w:numPr>
         <w:ind w:left="180" w:hanging="180"/>
       </w:pPr>
-      <w:bookmarkStart w:id="80" w:name="r-gdn"/>
+      <w:bookmarkStart w:id="84" w:name="r-gdn"/>
       <w:r>
         <w:t xml:space="preserve">Deng, A.; Hooi, B. Graph neural network-based anomaly detection in multivariate time series. In Proceedings of the AAAI Conference on Artificial Intelligence, Virtual, 2–9 February 2021; Volume 35, pp. 4027–4035.</w:t>
       </w:r>
       <w:r>
         <w:t xml:space="preserve"> </w:t>
       </w:r>
-      <w:hyperlink r:id="rId29">
+      <w:hyperlink r:id="rId40">
         <w:r>
           <w:rPr>
             <w:rStyle w:val="Hyperlink"/>
@@ -12413,7 +13540,7 @@
       <w:r>
         <w:t xml:space="preserve">.</w:t>
       </w:r>
-      <w:bookmarkEnd w:id="80"/>
+      <w:bookmarkEnd w:id="84"/>
     </w:p>
     <w:p>
       <w:pPr>
@@ -12424,14 +13551,72 @@
         </w:numPr>
         <w:ind w:left="180" w:hanging="180"/>
       </w:pPr>
-      <w:bookmarkStart w:id="82" w:name="r-gearbox"/>
+      <w:bookmarkStart w:id="86" w:name="r-sensitivehue"/>
+      <w:r>
+        <w:t xml:space="preserve">Feng, Y.; Zhang, W.; Fu, Y.; Jiang, W.; Zhu, J.; Ren, W. SensitiveHUE: Multivariate time series anomaly detection by enhancing the sensitivity to normal patterns. In Proceedings of the 30th ACM SIGKDD Conference on Knowledge Discovery and Data Mining (KDD), Barcelona, Spain, 25–29 August 2024; pp. 782–793.</w:t>
+      </w:r>
+      <w:r>
+        <w:t xml:space="preserve"> </w:t>
+      </w:r>
+      <w:hyperlink r:id="rId41">
+        <w:r>
+          <w:rPr>
+            <w:rStyle w:val="Hyperlink"/>
+          </w:rPr>
+          <w:t xml:space="preserve">https://doi.org/10.1145/3637528.3671919</w:t>
+        </w:r>
+      </w:hyperlink>
+      <w:r>
+        <w:t xml:space="preserve">.</w:t>
+      </w:r>
+      <w:bookmarkEnd w:id="86"/>
+    </w:p>
+    <w:p>
+      <w:pPr>
+        <w:pStyle w:val="MDPI81references"/>
+        <w:numPr>
+          <w:ilvl w:val="0"/>
+          <w:numId w:val="0"/>
+        </w:numPr>
+        <w:ind w:left="180" w:hanging="180"/>
+      </w:pPr>
+      <w:bookmarkStart w:id="88" w:name="r-catch"/>
+      <w:r>
+        <w:t xml:space="preserve">Wu, X.; Qiu, X.; Li, Z.; Hu, Y.; Guo, C.; Xu, X.; Yang, B. CATCH: Channel-aware multivariate time series anomaly detection via frequency patching. In Proceedings of the International Conference on Learning Representations (ICLR), Singapore, 24–28 April 2025.</w:t>
+      </w:r>
+      <w:r>
+        <w:t xml:space="preserve"> </w:t>
+      </w:r>
+      <w:hyperlink r:id="rId42">
+        <w:r>
+          <w:rPr>
+            <w:rStyle w:val="Hyperlink"/>
+          </w:rPr>
+          <w:t xml:space="preserve">arXiv:2410.12261</w:t>
+        </w:r>
+      </w:hyperlink>
+      <w:r>
+        <w:t xml:space="preserve">.</w:t>
+      </w:r>
+      <w:bookmarkEnd w:id="88"/>
+    </w:p>
+    <w:p>
+      <w:pPr>
+        <w:pStyle w:val="MDPI81references"/>
+        <w:numPr>
+          <w:ilvl w:val="0"/>
+          <w:numId w:val="0"/>
+        </w:numPr>
+        <w:ind w:left="180" w:hanging="180"/>
+      </w:pPr>
+      <w:bookmarkStart w:id="90" w:name="r-gearbox"/>
       <w:r>
         <w:t xml:space="preserve">Gildish, E.; Grebshtein, M.; Aperstein, Y.; Makienko, I. Vibration-based estimation of gearbox operating conditions: Machine learning approach. In Proceedings of the 2023 International Conference on Control, Automation and Diagnosis (ICCAD), Rome, Italy, 10–12 May 2023; pp. 1–6.</w:t>
       </w:r>
       <w:r>
         <w:t xml:space="preserve"> </w:t>
       </w:r>
-      <w:hyperlink r:id="rId47">
+      <w:hyperlink r:id="rId43">
         <w:r>
           <w:rPr>
             <w:rStyle w:val="Hyperlink"/>
@@ -12442,7 +13627,7 @@
       <w:r>
         <w:t xml:space="preserve">.</w:t>
       </w:r>
-      <w:bookmarkEnd w:id="82"/>
+      <w:bookmarkEnd w:id="90"/>
     </w:p>
     <w:p>
       <w:pPr>
@@ -12453,7 +13638,7 @@
         </w:numPr>
         <w:ind w:left="180" w:hanging="180"/>
       </w:pPr>
-      <w:bookmarkStart w:id="84" w:name="r-vibdecomp"/>
+      <w:bookmarkStart w:id="92" w:name="r-vibdecomp"/>
       <w:r>
         <w:t xml:space="preserve">Gildish, E.; Grebshtein, M.; Aperstein, Y.; Makienko, I. Vibration signal decomposition using dilated CNN.</w:t>
       </w:r>
@@ -12496,7 +13681,7 @@
       <w:r>
         <w:t xml:space="preserve"> </w:t>
       </w:r>
-      <w:hyperlink r:id="rId48">
+      <w:hyperlink r:id="rId44">
         <w:r>
           <w:rPr>
             <w:rStyle w:val="Hyperlink"/>
@@ -12507,7 +13692,7 @@
       <w:r>
         <w:t xml:space="preserve">.</w:t>
       </w:r>
-      <w:bookmarkEnd w:id="84"/>
+      <w:bookmarkEnd w:id="92"/>
     </w:p>
     <w:p>
       <w:pPr>
@@ -12518,7 +13703,7 @@
         </w:numPr>
         <w:ind w:left="180" w:hanging="180"/>
       </w:pPr>
-      <w:bookmarkStart w:id="86" w:name="r-bolt"/>
+      <w:bookmarkStart w:id="94" w:name="r-bolt"/>
       <w:r>
         <w:t xml:space="preserve">Gildish, E.; Grebshtein, M.; Aperstein, Y.; Kushnirski, A.; Makienko, I. Helicopter bolt loosening monitoring using vibrations and machine learning.</w:t>
       </w:r>
@@ -12561,7 +13746,7 @@
       <w:r>
         <w:t xml:space="preserve"> </w:t>
       </w:r>
-      <w:hyperlink r:id="rId49">
+      <w:hyperlink r:id="rId45">
         <w:r>
           <w:rPr>
             <w:rStyle w:val="Hyperlink"/>
@@ -12572,7 +13757,7 @@
       <w:r>
         <w:t xml:space="preserve">.</w:t>
       </w:r>
-      <w:bookmarkEnd w:id="86"/>
+      <w:bookmarkEnd w:id="94"/>
     </w:p>
     <w:p>
       <w:pPr>
@@ -12583,7 +13768,7 @@
         </w:numPr>
         <w:ind w:left="180" w:hanging="180"/>
       </w:pPr>
-      <w:bookmarkStart w:id="88" w:name="r-rotorcraft"/>
+      <w:bookmarkStart w:id="96" w:name="r-rotorcraft"/>
       <w:r>
         <w:t xml:space="preserve">Shavit, D.; Davidovits, M.; Kushnirsky, A.; Aperstein, Y. Temporal causality-based feature selection for fault prediction in rotorcraft flight controls.</w:t>
       </w:r>
@@ -12626,7 +13811,7 @@
       <w:r>
         <w:t xml:space="preserve"> </w:t>
       </w:r>
-      <w:hyperlink r:id="rId50">
+      <w:hyperlink r:id="rId46">
         <w:r>
           <w:rPr>
             <w:rStyle w:val="Hyperlink"/>
@@ -12637,7 +13822,7 @@
       <w:r>
         <w:t xml:space="preserve">.</w:t>
       </w:r>
-      <w:bookmarkEnd w:id="88"/>
+      <w:bookmarkEnd w:id="96"/>
     </w:p>
     <w:p>
       <w:pPr>
@@ -12648,14 +13833,14 @@
         </w:numPr>
         <w:ind w:left="180" w:hanging="180"/>
       </w:pPr>
-      <w:bookmarkStart w:id="90" w:name="r-wadi"/>
+      <w:bookmarkStart w:id="98" w:name="r-wadi"/>
       <w:r>
         <w:t xml:space="preserve">Ahmed, C.M.; Palleti, V.R.; Mathur, A.P. WADI: A water distribution testbed for research in the design of secure cyber physical systems. In Proceedings of the 3rd International Workshop on Cyber-Physical Systems for Smart Water Networks (CySWATER), Pittsburgh, PA, USA, 21 April 2017; pp. 25–28.</w:t>
       </w:r>
       <w:r>
         <w:t xml:space="preserve"> </w:t>
       </w:r>
-      <w:hyperlink r:id="rId32">
+      <w:hyperlink r:id="rId47">
         <w:r>
           <w:rPr>
             <w:rStyle w:val="Hyperlink"/>
@@ -12666,7 +13851,7 @@
       <w:r>
         <w:t xml:space="preserve">.</w:t>
       </w:r>
-      <w:bookmarkEnd w:id="90"/>
+      <w:bookmarkEnd w:id="98"/>
     </w:p>
     <w:p>
       <w:pPr>
@@ -12677,14 +13862,14 @@
         </w:numPr>
         <w:ind w:left="180" w:hanging="180"/>
       </w:pPr>
-      <w:bookmarkStart w:id="92" w:name="r-swat"/>
+      <w:bookmarkStart w:id="100" w:name="r-swat"/>
       <w:r>
         <w:t xml:space="preserve">Mathur, A.P.; Tippenhauer, N.O. SWaT: A water treatment testbed for research and training on ICS security. In Proceedings of the 2016 International Workshop on Cyber-Physical Systems for Smart Water Networks (CySWater), Vienna, Austria, 11 April 2016; pp. 31–36.</w:t>
       </w:r>
       <w:r>
         <w:t xml:space="preserve"> </w:t>
       </w:r>
-      <w:hyperlink r:id="rId39">
+      <w:hyperlink r:id="rId48">
         <w:r>
           <w:rPr>
             <w:rStyle w:val="Hyperlink"/>
@@ -12695,7 +13880,7 @@
       <w:r>
         <w:t xml:space="preserve">.</w:t>
       </w:r>
-      <w:bookmarkEnd w:id="92"/>
+      <w:bookmarkEnd w:id="100"/>
     </w:p>
     <w:p>
       <w:pPr>
@@ -12706,14 +13891,14 @@
         </w:numPr>
         <w:ind w:left="180" w:hanging="180"/>
       </w:pPr>
-      <w:bookmarkStart w:id="94" w:name="r-hai"/>
+      <w:bookmarkStart w:id="102" w:name="r-hai"/>
       <w:r>
         <w:t xml:space="preserve">Shin, H.-K.; Lee, W.; Yun, J.-H.; Kim, H. HAI 1.0: HIL-based augmented ICS security dataset. In Proceedings of the 13th USENIX Workshop on Cyber Security Experimentation and Test (CSET), Virtual, 10 August 2020.</w:t>
       </w:r>
       <w:r>
         <w:t xml:space="preserve"> </w:t>
       </w:r>
-      <w:hyperlink r:id="rId33">
+      <w:hyperlink r:id="rId49">
         <w:r>
           <w:rPr>
             <w:rStyle w:val="Hyperlink"/>
@@ -12724,14 +13909,15 @@
       <w:r>
         <w:t xml:space="preserve">.</w:t>
       </w:r>
-      <w:bookmarkEnd w:id="94"/>
+      <w:bookmarkEnd w:id="102"/>
     </w:p>
     <w:sectPr>
-      <w:headerReference w:type="even" r:id="rId12"/>
-      <w:headerReference w:type="default" r:id="rId13"/>
-      <w:footerReference w:type="default" r:id="rId14"/>
-      <w:headerReference w:type="first" r:id="rId15"/>
-      <w:footerReference w:type="first" r:id="rId16"/>
+      <w:headerReference w:type="even" r:id="rId16"/>
+      <w:headerReference w:type="default" r:id="rId17"/>
+      <w:footerReference w:type="even" r:id="rId18"/>
+      <w:footerReference w:type="default" r:id="rId19"/>
+      <w:headerReference w:type="first" r:id="rId20"/>
+      <w:footerReference w:type="first" r:id="rId21"/>
       <w:type w:val="continuous"/>
       <w:pgSz w:w="11906" w:h="16838" w:code="9"/>
       <w:pgMar w:top="1417" w:right="720" w:bottom="907" w:left="720" w:header="720" w:footer="612" w:gutter="0"/>
@@ -12746,24 +13932,6 @@
 </w:document>
 </file>
 
-<file path=word/customizations.xml><?xml version="1.0" encoding="utf-8"?>
-<wne:tcg xmlns:r="http://schemas.openxmlformats.org/officeDocument/2006/relationships" xmlns:wne="http://schemas.microsoft.com/office/word/2006/wordml">
-  <wne:keymaps>
-    <wne:keymap wne:kcmPrimary="0654">
-      <wne:acd wne:acdName="acd0"/>
-    </wne:keymap>
-  </wne:keymaps>
-  <wne:toolbars>
-    <wne:acdManifest>
-      <wne:acdEntry wne:acdName="acd0"/>
-    </wne:acdManifest>
-  </wne:toolbars>
-  <wne:acds>
-    <wne:acd wne:argValue="AgBNAEQAUABJAF8AMwAuADEAXwB0AGUAeAB0AA==" wne:acdName="acd0" wne:fciIndexBasedOn="0065"/>
-  </wne:acds>
-</wne:tcg>
-</file>
-
 <file path=word/endnotes.xml><?xml version="1.0" encoding="utf-8"?>
 <w:endnotes xmlns:wpc="http://schemas.microsoft.com/office/word/2010/wordprocessingCanvas" xmlns:cx="http://schemas.microsoft.com/office/drawing/2014/chartex" xmlns:cx1="http://schemas.microsoft.com/office/drawing/2015/9/8/chartex" xmlns:cx2="http://schemas.microsoft.com/office/drawing/2015/10/21/chartex" xmlns:cx3="http://schemas.microsoft.com/office/drawing/2016/5/9/chartex" xmlns:cx4="http://schemas.microsoft.com/office/drawing/2016/5/10/chartex" xmlns:cx5="http://schemas.microsoft.com/office/drawing/2016/5/11/chartex" xmlns:cx6="http://schemas.microsoft.com/office/drawing/2016/5/12/chartex" xmlns:cx7="http://schemas.microsoft.com/office/drawing/2016/5/13/chartex" xmlns:cx8="http://schemas.microsoft.com/office/drawing/2016/5/14/chartex" xmlns:mc="http://schemas.openxmlformats.org/markup-compatibility/2006" xmlns:aink="http://schemas.microsoft.com/office/drawing/2016/ink" xmlns:am3d="http://schemas.microsoft.com/office/drawing/2017/model3d" xmlns:o="urn:schemas-microsoft-com:office:office" xmlns:oel="http://schemas.microsoft.com/office/2019/extlst" xmlns:r="http://schemas.openxmlformats.org/officeDocument/2006/relationships" xmlns:m="http://schemas.openxmlformats.org/officeDocument/2006/math" xmlns:v="urn:schemas-microsoft-com:vml" xmlns:wp14="http://schemas.microsoft.com/office/word/2010/wordprocessingDrawing" xmlns:wp="http://schemas.openxmlformats.org/drawingml/2006/wordprocessingDrawing" xmlns:w10="urn:schemas-microsoft-com:office:word" xmlns:w="http://schemas.openxmlformats.org/wordprocessingml/2006/main" xmlns:w14="http://schemas.microsoft.com/office/word/2010/wordml" xmlns:w15="http://schemas.microsoft.com/office/word/2012/wordml" xmlns:w16cex="http://schemas.microsoft.com/office/word/2018/wordml/cex" xmlns:w16cid="http://schemas.microsoft.com/office/word/2016/wordml/cid" xmlns:w16="http://schemas.microsoft.com/office/word/2018/wordml" xmlns:w16du="http://schemas.microsoft.com/office/word/2023/wordml/word16du" xmlns:w16sdtdh="http://schemas.microsoft.com/office/word/2020/wordml/sdtdatahash" xmlns:w16sdtfl="http://schemas.microsoft.com/office/word/2024/wordml/sdtformatlock" xmlns:w16se="http://schemas.microsoft.com/office/word/2015/wordml/symex" xmlns:wpg="http://schemas.microsoft.com/office/word/2010/wordprocessingGroup" xmlns:wpi="http://schemas.microsoft.com/office/word/2010/wordprocessingInk" xmlns:wne="http://schemas.microsoft.com/office/word/2006/wordml" xmlns:wps="http://schemas.microsoft.com/office/word/2010/wordprocessingShape" mc:Ignorable="w14 w15 w16se w16cid w16 w16cex w16sdtdh w16sdtfl w16du wp14">
   <w:endnote w:type="separator" w:id="-1">
@@ -12790,6 +13958,16 @@
 </file>
 
 <file path=word/footer1.xml><?xml version="1.0" encoding="utf-8"?>
+<w:ftr xmlns:wpc="http://schemas.microsoft.com/office/word/2010/wordprocessingCanvas" xmlns:cx="http://schemas.microsoft.com/office/drawing/2014/chartex" xmlns:cx1="http://schemas.microsoft.com/office/drawing/2015/9/8/chartex" xmlns:cx2="http://schemas.microsoft.com/office/drawing/2015/10/21/chartex" xmlns:cx3="http://schemas.microsoft.com/office/drawing/2016/5/9/chartex" xmlns:cx4="http://schemas.microsoft.com/office/drawing/2016/5/10/chartex" xmlns:cx5="http://schemas.microsoft.com/office/drawing/2016/5/11/chartex" xmlns:cx6="http://schemas.microsoft.com/office/drawing/2016/5/12/chartex" xmlns:cx7="http://schemas.microsoft.com/office/drawing/2016/5/13/chartex" xmlns:cx8="http://schemas.microsoft.com/office/drawing/2016/5/14/chartex" xmlns:mc="http://schemas.openxmlformats.org/markup-compatibility/2006" xmlns:aink="http://schemas.microsoft.com/office/drawing/2016/ink" xmlns:am3d="http://schemas.microsoft.com/office/drawing/2017/model3d" xmlns:o="urn:schemas-microsoft-com:office:office" xmlns:oel="http://schemas.microsoft.com/office/2019/extlst" xmlns:r="http://schemas.openxmlformats.org/officeDocument/2006/relationships" xmlns:m="http://schemas.openxmlformats.org/officeDocument/2006/math" xmlns:v="urn:schemas-microsoft-com:vml" xmlns:wp14="http://schemas.microsoft.com/office/word/2010/wordprocessingDrawing" xmlns:wp="http://schemas.openxmlformats.org/drawingml/2006/wordprocessingDrawing" xmlns:w10="urn:schemas-microsoft-com:office:word" xmlns:w="http://schemas.openxmlformats.org/wordprocessingml/2006/main" xmlns:w14="http://schemas.microsoft.com/office/word/2010/wordml" xmlns:w15="http://schemas.microsoft.com/office/word/2012/wordml" xmlns:w16cex="http://schemas.microsoft.com/office/word/2018/wordml/cex" xmlns:w16cid="http://schemas.microsoft.com/office/word/2016/wordml/cid" xmlns:w16="http://schemas.microsoft.com/office/word/2018/wordml" xmlns:w16du="http://schemas.microsoft.com/office/word/2023/wordml/word16du" xmlns:w16sdtdh="http://schemas.microsoft.com/office/word/2020/wordml/sdtdatahash" xmlns:w16sdtfl="http://schemas.microsoft.com/office/word/2024/wordml/sdtformatlock" xmlns:w16se="http://schemas.microsoft.com/office/word/2015/wordml/symex" xmlns:wpg="http://schemas.microsoft.com/office/word/2010/wordprocessingGroup" xmlns:wpi="http://schemas.microsoft.com/office/word/2010/wordprocessingInk" xmlns:wne="http://schemas.microsoft.com/office/word/2006/wordml" xmlns:wps="http://schemas.microsoft.com/office/word/2010/wordprocessingShape" mc:Ignorable="w14 w15 w16se w16cid w16 w16cex w16sdtdh w16sdtfl w16du wp14">
+  <w:p>
+    <w:pPr>
+      <w:pStyle w:val="Footer"/>
+    </w:pPr>
+  </w:p>
+</w:ftr>
+</file>
+
+<file path=word/footer2.xml><?xml version="1.0" encoding="utf-8"?>
 <w:ftr xmlns:wpc="http://schemas.microsoft.com/office/word/2010/wordprocessingCanvas" xmlns:cx="http://schemas.microsoft.com/office/drawing/2014/chartex" xmlns:cx1="http://schemas.microsoft.com/office/drawing/2015/9/8/chartex" xmlns:cx2="http://schemas.microsoft.com/office/drawing/2015/10/21/chartex" xmlns:cx3="http://schemas.microsoft.com/office/drawing/2016/5/9/chartex" xmlns:cx4="http://schemas.microsoft.com/office/drawing/2016/5/10/chartex" xmlns:cx5="http://schemas.microsoft.com/office/drawing/2016/5/11/chartex" xmlns:cx6="http://schemas.microsoft.com/office/drawing/2016/5/12/chartex" xmlns:cx7="http://schemas.microsoft.com/office/drawing/2016/5/13/chartex" xmlns:cx8="http://schemas.microsoft.com/office/drawing/2016/5/14/chartex" xmlns:mc="http://schemas.openxmlformats.org/markup-compatibility/2006" xmlns:aink="http://schemas.microsoft.com/office/drawing/2016/ink" xmlns:am3d="http://schemas.microsoft.com/office/drawing/2017/model3d" xmlns:o="urn:schemas-microsoft-com:office:office" xmlns:oel="http://schemas.microsoft.com/office/2019/extlst" xmlns:r="http://schemas.openxmlformats.org/officeDocument/2006/relationships" xmlns:m="http://schemas.openxmlformats.org/officeDocument/2006/math" xmlns:v="urn:schemas-microsoft-com:vml" xmlns:wp14="http://schemas.microsoft.com/office/word/2010/wordprocessingDrawing" xmlns:wp="http://schemas.openxmlformats.org/drawingml/2006/wordprocessingDrawing" xmlns:w10="urn:schemas-microsoft-com:office:word" xmlns:w="http://schemas.openxmlformats.org/wordprocessingml/2006/main" xmlns:w14="http://schemas.microsoft.com/office/word/2010/wordml" xmlns:w15="http://schemas.microsoft.com/office/word/2012/wordml" xmlns:w16cex="http://schemas.microsoft.com/office/word/2018/wordml/cex" xmlns:w16cid="http://schemas.microsoft.com/office/word/2016/wordml/cid" xmlns:w16="http://schemas.microsoft.com/office/word/2018/wordml" xmlns:w16du="http://schemas.microsoft.com/office/word/2023/wordml/word16du" xmlns:w16sdtdh="http://schemas.microsoft.com/office/word/2020/wordml/sdtdatahash" xmlns:w16sdtfl="http://schemas.microsoft.com/office/word/2024/wordml/sdtformatlock" xmlns:w16se="http://schemas.microsoft.com/office/word/2015/wordml/symex" xmlns:wpg="http://schemas.microsoft.com/office/word/2010/wordprocessingGroup" xmlns:wpi="http://schemas.microsoft.com/office/word/2010/wordprocessingInk" xmlns:wne="http://schemas.microsoft.com/office/word/2006/wordml" xmlns:wps="http://schemas.microsoft.com/office/word/2010/wordprocessingShape" mc:Ignorable="w14 w15 w16se w16cid w16 w16cex w16sdtdh w16sdtfl w16du wp14">
   <w:p>
     <w:pPr>
@@ -12807,16 +13985,20 @@
 </w:ftr>
 </file>
 
-<file path=word/footer2.xml><?xml version="1.0" encoding="utf-8"?>
+<file path=word/footer3.xml><?xml version="1.0" encoding="utf-8"?>
 <w:ftr xmlns:wpc="http://schemas.microsoft.com/office/word/2010/wordprocessingCanvas" xmlns:cx="http://schemas.microsoft.com/office/drawing/2014/chartex" xmlns:cx1="http://schemas.microsoft.com/office/drawing/2015/9/8/chartex" xmlns:cx2="http://schemas.microsoft.com/office/drawing/2015/10/21/chartex" xmlns:cx3="http://schemas.microsoft.com/office/drawing/2016/5/9/chartex" xmlns:cx4="http://schemas.microsoft.com/office/drawing/2016/5/10/chartex" xmlns:cx5="http://schemas.microsoft.com/office/drawing/2016/5/11/chartex" xmlns:cx6="http://schemas.microsoft.com/office/drawing/2016/5/12/chartex" xmlns:cx7="http://schemas.microsoft.com/office/drawing/2016/5/13/chartex" xmlns:cx8="http://schemas.microsoft.com/office/drawing/2016/5/14/chartex" xmlns:mc="http://schemas.openxmlformats.org/markup-compatibility/2006" xmlns:aink="http://schemas.microsoft.com/office/drawing/2016/ink" xmlns:am3d="http://schemas.microsoft.com/office/drawing/2017/model3d" xmlns:o="urn:schemas-microsoft-com:office:office" xmlns:oel="http://schemas.microsoft.com/office/2019/extlst" xmlns:r="http://schemas.openxmlformats.org/officeDocument/2006/relationships" xmlns:m="http://schemas.openxmlformats.org/officeDocument/2006/math" xmlns:v="urn:schemas-microsoft-com:vml" xmlns:wp14="http://schemas.microsoft.com/office/word/2010/wordprocessingDrawing" xmlns:wp="http://schemas.openxmlformats.org/drawingml/2006/wordprocessingDrawing" xmlns:w10="urn:schemas-microsoft-com:office:word" xmlns:w="http://schemas.openxmlformats.org/wordprocessingml/2006/main" xmlns:w14="http://schemas.microsoft.com/office/word/2010/wordml" xmlns:w15="http://schemas.microsoft.com/office/word/2012/wordml" xmlns:w16cex="http://schemas.microsoft.com/office/word/2018/wordml/cex" xmlns:w16cid="http://schemas.microsoft.com/office/word/2016/wordml/cid" xmlns:w16="http://schemas.microsoft.com/office/word/2018/wordml" xmlns:w16du="http://schemas.microsoft.com/office/word/2023/wordml/word16du" xmlns:w16sdtdh="http://schemas.microsoft.com/office/word/2020/wordml/sdtdatahash" xmlns:w16sdtfl="http://schemas.microsoft.com/office/word/2024/wordml/sdtformatlock" xmlns:w16se="http://schemas.microsoft.com/office/word/2015/wordml/symex" xmlns:wpg="http://schemas.microsoft.com/office/word/2010/wordprocessingGroup" xmlns:wpi="http://schemas.microsoft.com/office/word/2010/wordprocessingInk" xmlns:wne="http://schemas.microsoft.com/office/word/2006/wordml" xmlns:wps="http://schemas.microsoft.com/office/word/2010/wordprocessingShape" mc:Ignorable="w14 w15 w16se w16cid w16 w16cex w16sdtdh w16sdtfl w16du wp14">
   <w:p>
     <w:pPr>
       <w:pBdr>
         <w:top w:val="single" w:sz="4" w:space="0" w:color="000000"/>
       </w:pBdr>
+      <w:tabs>
+        <w:tab w:val="right" w:pos="8844"/>
+      </w:tabs>
       <w:adjustRightInd w:val="0"/>
       <w:snapToGrid w:val="0"/>
       <w:spacing w:before="480" w:line="100" w:lineRule="exact"/>
+      <w:jc w:val="left"/>
       <w:rPr>
         <w:i/>
         <w:sz w:val="16"/>
@@ -12829,10 +14011,13 @@
       <w:tabs>
         <w:tab w:val="right" w:pos="10466"/>
       </w:tabs>
+      <w:adjustRightInd w:val="0"/>
+      <w:snapToGrid w:val="0"/>
       <w:spacing w:line="240" w:lineRule="auto"/>
       <w:rPr>
         <w:sz w:val="16"/>
         <w:szCs w:val="16"/>
+        <w:lang w:val="it-IT"/>
       </w:rPr>
     </w:pPr>
     <w:r>
@@ -12840,29 +14025,36 @@
         <w:i/>
         <w:sz w:val="16"/>
         <w:szCs w:val="16"/>
+        <w:lang w:val="it-IT"/>
       </w:rPr>
-      <w:t>IoT</w:t>
+      <w:t>AI</w:t>
     </w:r>
     <w:r>
       <w:rPr>
         <w:sz w:val="16"/>
         <w:szCs w:val="16"/>
+        <w:lang w:val="it-IT"/>
       </w:rPr>
       <w:t xml:space="preserve"> </w:t>
     </w:r>
     <w:r>
       <w:rPr>
         <w:b/>
+        <w:bCs/>
+        <w:iCs/>
         <w:sz w:val="16"/>
         <w:szCs w:val="16"/>
+        <w:lang w:val="it-IT"/>
       </w:rPr>
       <w:t>2026</w:t>
     </w:r>
     <w:r>
       <w:rPr>
         <w:bCs/>
+        <w:iCs/>
         <w:sz w:val="16"/>
         <w:szCs w:val="16"/>
+        <w:lang w:val="it-IT"/>
       </w:rPr>
       <w:t>,</w:t>
     </w:r>
@@ -12870,8 +14062,10 @@
       <w:rPr>
         <w:bCs/>
         <w:i/>
+        <w:iCs/>
         <w:sz w:val="16"/>
         <w:szCs w:val="16"/>
+        <w:lang w:val="it-IT"/>
       </w:rPr>
       <w:t xml:space="preserve"> </w:t>
     </w:r>
@@ -12879,24 +14073,32 @@
       <w:rPr>
         <w:bCs/>
         <w:i/>
+        <w:iCs/>
         <w:sz w:val="16"/>
         <w:szCs w:val="16"/>
+        <w:lang w:val="it-IT"/>
       </w:rPr>
       <w:t>7</w:t>
     </w:r>
     <w:r>
       <w:rPr>
         <w:bCs/>
+        <w:iCs/>
         <w:sz w:val="16"/>
         <w:szCs w:val="16"/>
+        <w:lang w:val="it-IT"/>
       </w:rPr>
       <w:t xml:space="preserve">, </w:t>
     </w:r>
+    <w:bookmarkStart w:id="16" w:name="OLE_LINK6"/>
+    <w:bookmarkStart w:id="17" w:name="OLE_LINK7"/>
     <w:r>
       <w:rPr>
         <w:bCs/>
+        <w:iCs/>
         <w:sz w:val="16"/>
         <w:szCs w:val="16"/>
+        <w:lang w:val="it-IT"/>
       </w:rPr>
       <w:t>x</w:t>
     </w:r>
@@ -12904,13 +14106,17 @@
       <w:rPr>
         <w:sz w:val="16"/>
         <w:szCs w:val="16"/>
+        <w:lang w:val="it-IT"/>
       </w:rPr>
       <w:tab/>
     </w:r>
+    <w:bookmarkEnd w:id="16"/>
+    <w:bookmarkEnd w:id="17"/>
     <w:r>
       <w:rPr>
         <w:sz w:val="16"/>
         <w:szCs w:val="16"/>
+        <w:lang w:val="it-IT"/>
       </w:rPr>
       <w:t>https://doi.org/10.3390/xxxxx</w:t>
     </w:r>
@@ -12974,12 +14180,13 @@
       <w:rPr>
         <w:i/>
         <w:sz w:val="16"/>
+        <w:szCs w:val="16"/>
       </w:rPr>
-      <w:t>IoT</w:t>
+      <w:t>AI</w:t>
     </w:r>
     <w:r>
       <w:rPr>
-        <w:b/>
+        <w:i/>
         <w:sz w:val="16"/>
       </w:rPr>
       <w:t xml:space="preserve"> </w:t>
@@ -13099,7 +14306,7 @@
       <w:rPr>
         <w:sz w:val="16"/>
       </w:rPr>
-      <w:t>8</w:t>
+      <w:t>7</w:t>
     </w:r>
     <w:r>
       <w:rPr>
@@ -13161,23 +14368,23 @@
             </w:pBdr>
             <w:jc w:val="left"/>
             <w:rPr>
-              <w:rFonts w:eastAsia="等线"/>
+              <w:rFonts w:eastAsia="DengXian"/>
               <w:b/>
               <w:bCs/>
             </w:rPr>
           </w:pPr>
           <w:r>
             <w:rPr>
-              <w:rFonts w:eastAsia="等线"/>
+              <w:rFonts w:eastAsia="DengXian"/>
               <w:b/>
               <w:bCs/>
               <w:noProof/>
             </w:rPr>
             <w:drawing>
-              <wp:inline distT="0" distB="0" distL="0" distR="0" wp14:anchorId="0239CEF3" wp14:editId="247ED866">
-                <wp:extent cx="839314" cy="432000"/>
+              <wp:inline distT="0" distB="0" distL="0" distR="0" wp14:anchorId="0E0F939A" wp14:editId="34A0641E">
+                <wp:extent cx="821408" cy="432000"/>
                 <wp:effectExtent l="0" t="0" r="0" b="6350"/>
-                <wp:docPr id="1865097153" name="Picture 1"/>
+                <wp:docPr id="1033179031" name="Picture 1"/>
                 <wp:cNvGraphicFramePr>
                   <a:graphicFrameLocks xmlns:a="http://schemas.openxmlformats.org/drawingml/2006/main" noChangeAspect="1"/>
                 </wp:cNvGraphicFramePr>
@@ -13185,7 +14392,7 @@
                   <a:graphicData uri="http://schemas.openxmlformats.org/drawingml/2006/picture">
                     <pic:pic xmlns:pic="http://schemas.openxmlformats.org/drawingml/2006/picture">
                       <pic:nvPicPr>
-                        <pic:cNvPr id="1865097153" name=""/>
+                        <pic:cNvPr id="1033179031" name=""/>
                         <pic:cNvPicPr/>
                       </pic:nvPicPr>
                       <pic:blipFill>
@@ -13197,7 +14404,7 @@
                       <pic:spPr>
                         <a:xfrm>
                           <a:off x="0" y="0"/>
-                          <a:ext cx="839314" cy="432000"/>
+                          <a:ext cx="821408" cy="432000"/>
                         </a:xfrm>
                         <a:prstGeom prst="rect">
                           <a:avLst/>
@@ -13223,7 +14430,7 @@
               <w:bottom w:val="none" w:sz="0" w:space="0" w:color="auto"/>
             </w:pBdr>
             <w:rPr>
-              <w:rFonts w:eastAsia="等线"/>
+              <w:rFonts w:eastAsia="DengXian"/>
               <w:b/>
               <w:bCs/>
             </w:rPr>
@@ -13243,29 +14450,29 @@
             </w:pBdr>
             <w:jc w:val="right"/>
             <w:rPr>
-              <w:rFonts w:eastAsia="等线"/>
+              <w:rFonts w:eastAsia="DengXian"/>
               <w:b/>
               <w:bCs/>
             </w:rPr>
           </w:pPr>
           <w:r>
             <w:rPr>
-              <w:rFonts w:eastAsia="等线"/>
+              <w:rFonts w:eastAsia="DengXian"/>
               <w:b/>
               <w:bCs/>
               <w:noProof/>
             </w:rPr>
             <w:drawing>
-              <wp:inline distT="0" distB="0" distL="0" distR="0" wp14:anchorId="07C34F4A" wp14:editId="78196ADE">
+              <wp:inline distT="0" distB="0" distL="0" distR="0" wp14:anchorId="05DC0250" wp14:editId="0567BA35">
                 <wp:extent cx="540000" cy="360000"/>
                 <wp:effectExtent l="0" t="0" r="0" b="2540"/>
-                <wp:docPr id="1284081152" name="Picture 1"/>
+                <wp:docPr id="358920941" name="Picture 1"/>
                 <wp:cNvGraphicFramePr/>
                 <a:graphic xmlns:a="http://schemas.openxmlformats.org/drawingml/2006/main">
                   <a:graphicData uri="http://schemas.openxmlformats.org/drawingml/2006/picture">
                     <pic:pic xmlns:pic="http://schemas.openxmlformats.org/drawingml/2006/picture">
                       <pic:nvPicPr>
-                        <pic:cNvPr id="1284081152" name=""/>
+                        <pic:cNvPr id="358920941" name=""/>
                         <pic:cNvPicPr/>
                       </pic:nvPicPr>
                       <pic:blipFill>
@@ -13310,104 +14517,114 @@
 <file path=word/numbering.xml><?xml version="1.0" encoding="utf-8"?>
 <w:numbering xmlns:wpc="http://schemas.microsoft.com/office/word/2010/wordprocessingCanvas" xmlns:cx="http://schemas.microsoft.com/office/drawing/2014/chartex" xmlns:cx1="http://schemas.microsoft.com/office/drawing/2015/9/8/chartex" xmlns:cx2="http://schemas.microsoft.com/office/drawing/2015/10/21/chartex" xmlns:cx3="http://schemas.microsoft.com/office/drawing/2016/5/9/chartex" xmlns:cx4="http://schemas.microsoft.com/office/drawing/2016/5/10/chartex" xmlns:cx5="http://schemas.microsoft.com/office/drawing/2016/5/11/chartex" xmlns:cx6="http://schemas.microsoft.com/office/drawing/2016/5/12/chartex" xmlns:cx7="http://schemas.microsoft.com/office/drawing/2016/5/13/chartex" xmlns:cx8="http://schemas.microsoft.com/office/drawing/2016/5/14/chartex" xmlns:mc="http://schemas.openxmlformats.org/markup-compatibility/2006" xmlns:aink="http://schemas.microsoft.com/office/drawing/2016/ink" xmlns:am3d="http://schemas.microsoft.com/office/drawing/2017/model3d" xmlns:o="urn:schemas-microsoft-com:office:office" xmlns:oel="http://schemas.microsoft.com/office/2019/extlst" xmlns:r="http://schemas.openxmlformats.org/officeDocument/2006/relationships" xmlns:m="http://schemas.openxmlformats.org/officeDocument/2006/math" xmlns:v="urn:schemas-microsoft-com:vml" xmlns:wp14="http://schemas.microsoft.com/office/word/2010/wordprocessingDrawing" xmlns:wp="http://schemas.openxmlformats.org/drawingml/2006/wordprocessingDrawing" xmlns:w10="urn:schemas-microsoft-com:office:word" xmlns:w="http://schemas.openxmlformats.org/wordprocessingml/2006/main" xmlns:w14="http://schemas.microsoft.com/office/word/2010/wordml" xmlns:w15="http://schemas.microsoft.com/office/word/2012/wordml" xmlns:w16cex="http://schemas.microsoft.com/office/word/2018/wordml/cex" xmlns:w16cid="http://schemas.microsoft.com/office/word/2016/wordml/cid" xmlns:w16="http://schemas.microsoft.com/office/word/2018/wordml" xmlns:w16du="http://schemas.microsoft.com/office/word/2023/wordml/word16du" xmlns:w16sdtdh="http://schemas.microsoft.com/office/word/2020/wordml/sdtdatahash" xmlns:w16sdtfl="http://schemas.microsoft.com/office/word/2024/wordml/sdtformatlock" xmlns:w16se="http://schemas.microsoft.com/office/word/2015/wordml/symex" xmlns:wpg="http://schemas.microsoft.com/office/word/2010/wordprocessingGroup" xmlns:wpi="http://schemas.microsoft.com/office/word/2010/wordprocessingInk" xmlns:wne="http://schemas.microsoft.com/office/word/2006/wordml" xmlns:wps="http://schemas.microsoft.com/office/word/2010/wordprocessingShape" mc:Ignorable="w14 w15 w16se w16cid w16 w16cex w16sdtdh w16sdtfl w16du wp14">
   <w:abstractNum w:abstractNumId="0" w15:restartNumberingAfterBreak="0">
-    <w:nsid w:val="0D03631B"/>
-    <w:multiLevelType w:val="hybridMultilevel"/>
-    <w:tmpl w:val="8DD6EEDE"/>
-    <w:lvl w:ilvl="0" w:tplc="93A6F1DE">
-      <w:start w:val="1"/>
-      <w:numFmt w:val="decimal"/>
-      <w:lvlRestart w:val="0"/>
-      <w:pStyle w:val="MDPI81references"/>
-      <w:lvlText w:val="%1."/>
+    <w:nsid w:val="0000A991"/>
+    <w:multiLevelType w:val="multilevel"/>
+    <w:tmpl w:val="9CFE44B6"/>
+    <w:lvl w:ilvl="0">
+      <w:numFmt w:val="bullet"/>
+      <w:lvlText w:val=""/>
       <w:lvlJc w:val="left"/>
       <w:pPr>
-        <w:ind w:left="425" w:hanging="425"/>
+        <w:ind w:left="720" w:hanging="360"/>
       </w:pPr>
       <w:rPr>
-        <w:b w:val="0"/>
-        <w:i w:val="0"/>
-        <w:sz w:val="20"/>
-        <w:vertAlign w:val="baseline"/>
+        <w:rFonts w:ascii="Symbol" w:hAnsi="Symbol" w:cs="Symbol" w:hint="default"/>
       </w:rPr>
     </w:lvl>
-    <w:lvl w:ilvl="1" w:tplc="04090019" w:tentative="1">
-      <w:start w:val="1"/>
-      <w:numFmt w:val="lowerLetter"/>
-      <w:lvlText w:val="%2."/>
+    <w:lvl w:ilvl="1">
+      <w:numFmt w:val="bullet"/>
+      <w:lvlText w:val="o"/>
       <w:lvlJc w:val="left"/>
       <w:pPr>
         <w:ind w:left="1440" w:hanging="360"/>
       </w:pPr>
+      <w:rPr>
+        <w:rFonts w:ascii="Courier New" w:hAnsi="Courier New" w:cs="Courier New" w:hint="default"/>
+      </w:rPr>
     </w:lvl>
-    <w:lvl w:ilvl="2" w:tplc="0409001B" w:tentative="1">
-      <w:start w:val="1"/>
-      <w:numFmt w:val="lowerRoman"/>
-      <w:lvlText w:val="%3."/>
-      <w:lvlJc w:val="right"/>
-      <w:pPr>
-        <w:ind w:left="2160" w:hanging="180"/>
-      </w:pPr>
+    <w:lvl w:ilvl="2">
+      <w:numFmt w:val="bullet"/>
+      <w:lvlText w:val=""/>
+      <w:lvlJc w:val="left"/>
+      <w:pPr>
+        <w:ind w:left="2160" w:hanging="360"/>
+      </w:pPr>
+      <w:rPr>
+        <w:rFonts w:ascii="Wingdings" w:hAnsi="Wingdings" w:cs="Wingdings" w:hint="default"/>
+      </w:rPr>
     </w:lvl>
-    <w:lvl w:ilvl="3" w:tplc="0409000F" w:tentative="1">
-      <w:start w:val="1"/>
-      <w:numFmt w:val="decimal"/>
-      <w:lvlText w:val="%4."/>
+    <w:lvl w:ilvl="3">
+      <w:numFmt w:val="bullet"/>
+      <w:lvlText w:val=""/>
       <w:lvlJc w:val="left"/>
       <w:pPr>
         <w:ind w:left="2880" w:hanging="360"/>
       </w:pPr>
+      <w:rPr>
+        <w:rFonts w:ascii="Symbol" w:hAnsi="Symbol" w:cs="Symbol" w:hint="default"/>
+      </w:rPr>
     </w:lvl>
-    <w:lvl w:ilvl="4" w:tplc="04090019" w:tentative="1">
-      <w:start w:val="1"/>
-      <w:numFmt w:val="lowerLetter"/>
-      <w:lvlText w:val="%5."/>
+    <w:lvl w:ilvl="4">
+      <w:numFmt w:val="bullet"/>
+      <w:lvlText w:val="o"/>
       <w:lvlJc w:val="left"/>
       <w:pPr>
         <w:ind w:left="3600" w:hanging="360"/>
       </w:pPr>
+      <w:rPr>
+        <w:rFonts w:ascii="Courier New" w:hAnsi="Courier New" w:cs="Courier New" w:hint="default"/>
+      </w:rPr>
     </w:lvl>
-    <w:lvl w:ilvl="5" w:tplc="0409001B" w:tentative="1">
-      <w:start w:val="1"/>
-      <w:numFmt w:val="lowerRoman"/>
-      <w:lvlText w:val="%6."/>
-      <w:lvlJc w:val="right"/>
-      <w:pPr>
-        <w:ind w:left="4320" w:hanging="180"/>
-      </w:pPr>
+    <w:lvl w:ilvl="5">
+      <w:numFmt w:val="bullet"/>
+      <w:lvlText w:val=""/>
+      <w:lvlJc w:val="left"/>
+      <w:pPr>
+        <w:ind w:left="4320" w:hanging="360"/>
+      </w:pPr>
+      <w:rPr>
+        <w:rFonts w:ascii="Wingdings" w:hAnsi="Wingdings" w:cs="Wingdings" w:hint="default"/>
+      </w:rPr>
     </w:lvl>
-    <w:lvl w:ilvl="6" w:tplc="0409000F" w:tentative="1">
-      <w:start w:val="1"/>
-      <w:numFmt w:val="decimal"/>
-      <w:lvlText w:val="%7."/>
+    <w:lvl w:ilvl="6">
+      <w:numFmt w:val="bullet"/>
+      <w:lvlText w:val=""/>
       <w:lvlJc w:val="left"/>
       <w:pPr>
         <w:ind w:left="5040" w:hanging="360"/>
       </w:pPr>
+      <w:rPr>
+        <w:rFonts w:ascii="Symbol" w:hAnsi="Symbol" w:cs="Symbol" w:hint="default"/>
+      </w:rPr>
     </w:lvl>
-    <w:lvl w:ilvl="7" w:tplc="04090019" w:tentative="1">
-      <w:start w:val="1"/>
-      <w:numFmt w:val="lowerLetter"/>
-      <w:lvlText w:val="%8."/>
+    <w:lvl w:ilvl="7">
+      <w:numFmt w:val="bullet"/>
+      <w:lvlText w:val="o"/>
       <w:lvlJc w:val="left"/>
       <w:pPr>
         <w:ind w:left="5760" w:hanging="360"/>
       </w:pPr>
+      <w:rPr>
+        <w:rFonts w:ascii="Courier New" w:hAnsi="Courier New" w:cs="Courier New" w:hint="default"/>
+      </w:rPr>
     </w:lvl>
-    <w:lvl w:ilvl="8" w:tplc="0409001B" w:tentative="1">
-      <w:start w:val="1"/>
-      <w:numFmt w:val="lowerRoman"/>
-      <w:lvlText w:val="%9."/>
-      <w:lvlJc w:val="right"/>
-      <w:pPr>
-        <w:ind w:left="6480" w:hanging="180"/>
-      </w:pPr>
+    <w:lvl w:ilvl="8">
+      <w:numFmt w:val="bullet"/>
+      <w:lvlText w:val=""/>
+      <w:lvlJc w:val="left"/>
+      <w:pPr>
+        <w:ind w:left="6480" w:hanging="360"/>
+      </w:pPr>
+      <w:rPr>
+        <w:rFonts w:ascii="Wingdings" w:hAnsi="Wingdings" w:cs="Wingdings" w:hint="default"/>
+      </w:rPr>
     </w:lvl>
   </w:abstractNum>
   <w:abstractNum w:abstractNumId="1" w15:restartNumberingAfterBreak="0">
     <w:nsid w:val="18B468F5"/>
     <w:multiLevelType w:val="hybridMultilevel"/>
-    <w:tmpl w:val="7FB0FCC0"/>
-    <w:lvl w:ilvl="0" w:tplc="4CA01816">
+    <w:tmpl w:val="C81A4C24"/>
+    <w:lvl w:ilvl="0" w:tplc="F20428A0">
       <w:start w:val="1"/>
       <w:numFmt w:val="bullet"/>
       <w:lvlRestart w:val="0"/>
@@ -13987,10 +15204,10 @@
     </w:lvl>
   </w:abstractNum>
   <w:abstractNum w:abstractNumId="7" w15:restartNumberingAfterBreak="0">
-    <w:nsid w:val="36DC520E"/>
+    <w:nsid w:val="430F555F"/>
     <w:multiLevelType w:val="hybridMultilevel"/>
-    <w:tmpl w:val="8668CE68"/>
-    <w:lvl w:ilvl="0" w:tplc="5A90BB5E">
+    <w:tmpl w:val="E27C7240"/>
+    <w:lvl w:ilvl="0" w:tplc="5CEE7B68">
       <w:start w:val="1"/>
       <w:numFmt w:val="decimal"/>
       <w:lvlRestart w:val="0"/>
@@ -14261,10 +15478,10 @@
     </w:lvl>
   </w:abstractNum>
   <w:abstractNum w:abstractNumId="10" w15:restartNumberingAfterBreak="0">
-    <w:nsid w:val="618326A2"/>
+    <w:nsid w:val="61E737F1"/>
     <w:multiLevelType w:val="hybridMultilevel"/>
-    <w:tmpl w:val="B644D85C"/>
-    <w:lvl w:ilvl="0" w:tplc="11D0A648">
+    <w:tmpl w:val="5A34D26A"/>
+    <w:lvl w:ilvl="0" w:tplc="75E67D46">
       <w:start w:val="1"/>
       <w:numFmt w:val="decimal"/>
       <w:lvlRestart w:val="0"/>
@@ -14445,16 +15662,131 @@
       </w:pPr>
     </w:lvl>
   </w:abstractNum>
-  <w:num w:numId="1" w16cid:durableId="2002275560">
+  <w:abstractNum w:abstractNumId="12" w15:restartNumberingAfterBreak="0">
+    <w:nsid w:val="778E5242"/>
+    <w:multiLevelType w:val="hybridMultilevel"/>
+    <w:tmpl w:val="8012B1C4"/>
+    <w:lvl w:ilvl="0" w:tplc="13C0F86A">
+      <w:start w:val="1"/>
+      <w:numFmt w:val="decimal"/>
+      <w:lvlRestart w:val="0"/>
+      <w:pStyle w:val="MDPI81references"/>
+      <w:lvlText w:val="%1."/>
+      <w:lvlJc w:val="left"/>
+      <w:pPr>
+        <w:ind w:left="425" w:hanging="425"/>
+      </w:pPr>
+      <w:rPr>
+        <w:b w:val="0"/>
+        <w:i w:val="0"/>
+        <w:sz w:val="20"/>
+        <w:vertAlign w:val="baseline"/>
+      </w:rPr>
+    </w:lvl>
+    <w:lvl w:ilvl="1" w:tplc="04090019" w:tentative="1">
+      <w:start w:val="1"/>
+      <w:numFmt w:val="lowerLetter"/>
+      <w:lvlText w:val="%2."/>
+      <w:lvlJc w:val="left"/>
+      <w:pPr>
+        <w:ind w:left="1440" w:hanging="360"/>
+      </w:pPr>
+    </w:lvl>
+    <w:lvl w:ilvl="2" w:tplc="0409001B" w:tentative="1">
+      <w:start w:val="1"/>
+      <w:numFmt w:val="lowerRoman"/>
+      <w:lvlText w:val="%3."/>
+      <w:lvlJc w:val="right"/>
+      <w:pPr>
+        <w:ind w:left="2160" w:hanging="180"/>
+      </w:pPr>
+    </w:lvl>
+    <w:lvl w:ilvl="3" w:tplc="0409000F" w:tentative="1">
+      <w:start w:val="1"/>
+      <w:numFmt w:val="decimal"/>
+      <w:lvlText w:val="%4."/>
+      <w:lvlJc w:val="left"/>
+      <w:pPr>
+        <w:ind w:left="2880" w:hanging="360"/>
+      </w:pPr>
+    </w:lvl>
+    <w:lvl w:ilvl="4" w:tplc="04090019" w:tentative="1">
+      <w:start w:val="1"/>
+      <w:numFmt w:val="lowerLetter"/>
+      <w:lvlText w:val="%5."/>
+      <w:lvlJc w:val="left"/>
+      <w:pPr>
+        <w:ind w:left="3600" w:hanging="360"/>
+      </w:pPr>
+    </w:lvl>
+    <w:lvl w:ilvl="5" w:tplc="0409001B" w:tentative="1">
+      <w:start w:val="1"/>
+      <w:numFmt w:val="lowerRoman"/>
+      <w:lvlText w:val="%6."/>
+      <w:lvlJc w:val="right"/>
+      <w:pPr>
+        <w:ind w:left="4320" w:hanging="180"/>
+      </w:pPr>
+    </w:lvl>
+    <w:lvl w:ilvl="6" w:tplc="0409000F" w:tentative="1">
+      <w:start w:val="1"/>
+      <w:numFmt w:val="decimal"/>
+      <w:lvlText w:val="%7."/>
+      <w:lvlJc w:val="left"/>
+      <w:pPr>
+        <w:ind w:left="5040" w:hanging="360"/>
+      </w:pPr>
+    </w:lvl>
+    <w:lvl w:ilvl="7" w:tplc="04090019" w:tentative="1">
+      <w:start w:val="1"/>
+      <w:numFmt w:val="lowerLetter"/>
+      <w:lvlText w:val="%8."/>
+      <w:lvlJc w:val="left"/>
+      <w:pPr>
+        <w:ind w:left="5760" w:hanging="360"/>
+      </w:pPr>
+    </w:lvl>
+    <w:lvl w:ilvl="8" w:tplc="0409001B" w:tentative="1">
+      <w:start w:val="1"/>
+      <w:numFmt w:val="lowerRoman"/>
+      <w:lvlText w:val="%9."/>
+      <w:lvlJc w:val="right"/>
+      <w:pPr>
+        <w:ind w:left="6480" w:hanging="180"/>
+      </w:pPr>
+    </w:lvl>
+  </w:abstractNum>
+  <w:num w:numId="1" w16cid:durableId="1873377222">
     <w:abstractNumId w:val="4"/>
   </w:num>
-  <w:num w:numId="2" w16cid:durableId="2137989968">
+  <w:num w:numId="2" w16cid:durableId="964432981">
     <w:abstractNumId w:val="6"/>
   </w:num>
-  <w:num w:numId="3" w16cid:durableId="697049262">
+  <w:num w:numId="3" w16cid:durableId="1716079798">
     <w:abstractNumId w:val="3"/>
   </w:num>
-  <w:num w:numId="4" w16cid:durableId="591551819">
+  <w:num w:numId="4" w16cid:durableId="500969567">
+    <w:abstractNumId w:val="5"/>
+  </w:num>
+  <w:num w:numId="5" w16cid:durableId="823357956">
+    <w:abstractNumId w:val="9"/>
+  </w:num>
+  <w:num w:numId="6" w16cid:durableId="1737628721">
+    <w:abstractNumId w:val="2"/>
+  </w:num>
+  <w:num w:numId="7" w16cid:durableId="792141845">
+    <w:abstractNumId w:val="9"/>
+  </w:num>
+  <w:num w:numId="8" w16cid:durableId="2071879956">
+    <w:abstractNumId w:val="2"/>
+  </w:num>
+  <w:num w:numId="9" w16cid:durableId="1085030395">
+    <w:abstractNumId w:val="9"/>
+  </w:num>
+  <w:num w:numId="10" w16cid:durableId="778646594">
+    <w:abstractNumId w:val="2"/>
+  </w:num>
+  <w:num w:numId="11" w16cid:durableId="1911503885">
     <w:abstractNumId w:val="3"/>
     <w:lvlOverride w:ilvl="0">
       <w:startOverride w:val="1"/>
@@ -14484,61 +15816,43 @@
       <w:startOverride w:val="1"/>
     </w:lvlOverride>
   </w:num>
-  <w:num w:numId="5" w16cid:durableId="370886843">
-    <w:abstractNumId w:val="5"/>
+  <w:num w:numId="12" w16cid:durableId="170342652">
+    <w:abstractNumId w:val="11"/>
   </w:num>
-  <w:num w:numId="6" w16cid:durableId="1450933873">
+  <w:num w:numId="13" w16cid:durableId="2003655984">
     <w:abstractNumId w:val="9"/>
   </w:num>
-  <w:num w:numId="7" w16cid:durableId="1706367409">
+  <w:num w:numId="14" w16cid:durableId="109788721">
     <w:abstractNumId w:val="2"/>
   </w:num>
-  <w:num w:numId="8" w16cid:durableId="1052120146">
+  <w:num w:numId="15" w16cid:durableId="337007409">
+    <w:abstractNumId w:val="1"/>
+  </w:num>
+  <w:num w:numId="16" w16cid:durableId="1133984604">
+    <w:abstractNumId w:val="8"/>
+  </w:num>
+  <w:num w:numId="17" w16cid:durableId="725877451">
+    <w:abstractNumId w:val="1"/>
+  </w:num>
+  <w:num w:numId="18" w16cid:durableId="1122262491">
     <w:abstractNumId w:val="9"/>
   </w:num>
-  <w:num w:numId="9" w16cid:durableId="8989770">
+  <w:num w:numId="19" w16cid:durableId="498236943">
     <w:abstractNumId w:val="2"/>
   </w:num>
-  <w:num w:numId="10" w16cid:durableId="1232421305">
-    <w:abstractNumId w:val="9"/>
-  </w:num>
-  <w:num w:numId="11" w16cid:durableId="1801075917">
-    <w:abstractNumId w:val="2"/>
-  </w:num>
-  <w:num w:numId="12" w16cid:durableId="122385880">
-    <w:abstractNumId w:val="11"/>
-  </w:num>
-  <w:num w:numId="13" w16cid:durableId="1059474638">
-    <w:abstractNumId w:val="9"/>
-  </w:num>
-  <w:num w:numId="14" w16cid:durableId="2089224836">
-    <w:abstractNumId w:val="2"/>
-  </w:num>
-  <w:num w:numId="15" w16cid:durableId="303199159">
+  <w:num w:numId="20" w16cid:durableId="193858186">
     <w:abstractNumId w:val="1"/>
   </w:num>
-  <w:num w:numId="16" w16cid:durableId="179128820">
-    <w:abstractNumId w:val="8"/>
-  </w:num>
-  <w:num w:numId="17" w16cid:durableId="559294913">
-    <w:abstractNumId w:val="0"/>
-  </w:num>
-  <w:num w:numId="18" w16cid:durableId="1752962922">
-    <w:abstractNumId w:val="9"/>
-  </w:num>
-  <w:num w:numId="19" w16cid:durableId="159085575">
-    <w:abstractNumId w:val="2"/>
-  </w:num>
-  <w:num w:numId="20" w16cid:durableId="1521892478">
-    <w:abstractNumId w:val="1"/>
-  </w:num>
-  <w:num w:numId="21" w16cid:durableId="227107955">
+  <w:num w:numId="21" w16cid:durableId="1641961409">
     <w:abstractNumId w:val="7"/>
   </w:num>
-  <w:num w:numId="22" w16cid:durableId="577208175">
+  <w:num w:numId="22" w16cid:durableId="1481918066">
     <w:abstractNumId w:val="10"/>
   </w:num>
-  <w:num w:numId="23" w16cid:durableId="257367607">
+  <w:num w:numId="23" w16cid:durableId="1887596170">
+    <w:abstractNumId w:val="12"/>
+  </w:num>
+  <w:num w:numId="24" w16cid:durableId="1045448757">
     <w:abstractNumId w:val="0"/>
   </w:num>
 </w:numbering>
@@ -14549,7 +15863,7 @@
   <w:docDefaults>
     <w:rPrDefault>
       <w:rPr>
-        <w:rFonts w:ascii="Calibri" w:eastAsia="宋体" w:hAnsi="Calibri" w:cs="Times New Roman"/>
+        <w:rFonts w:ascii="Calibri" w:eastAsia="SimSun" w:hAnsi="Calibri" w:cs="Times New Roman"/>
         <w:lang w:val="en-US" w:eastAsia="zh-CN" w:bidi="ar-SA"/>
       </w:rPr>
     </w:rPrDefault>
@@ -14622,7 +15936,7 @@
     <w:lsdException w:name="Closing" w:semiHidden="1" w:unhideWhenUsed="1"/>
     <w:lsdException w:name="Signature" w:semiHidden="1" w:unhideWhenUsed="1"/>
     <w:lsdException w:name="Default Paragraph Font" w:semiHidden="1" w:uiPriority="1" w:unhideWhenUsed="1"/>
-    <w:lsdException w:name="Body Text" w:semiHidden="1" w:uiPriority="0" w:unhideWhenUsed="1"/>
+    <w:lsdException w:name="Body Text" w:semiHidden="1" w:unhideWhenUsed="1"/>
     <w:lsdException w:name="Body Text Indent" w:semiHidden="1" w:unhideWhenUsed="1"/>
     <w:lsdException w:name="List Continue" w:semiHidden="1" w:unhideWhenUsed="1"/>
     <w:lsdException w:name="List Continue 2" w:semiHidden="1" w:unhideWhenUsed="1"/>
@@ -14936,7 +16250,7 @@
   <w:style w:type="paragraph" w:default="1" w:styleId="Normal">
     <w:name w:val="Normal"/>
     <w:qFormat/>
-    <w:rsid w:val="00BE70EC"/>
+    <w:rsid w:val="007E326C"/>
     <w:pPr>
       <w:spacing w:line="280" w:lineRule="atLeast"/>
       <w:jc w:val="both"/>
@@ -14977,7 +16291,7 @@
     <w:name w:val="MDPI_1.1_article_type"/>
     <w:next w:val="Normal"/>
     <w:qFormat/>
-    <w:rsid w:val="00BE70EC"/>
+    <w:rsid w:val="007E326C"/>
     <w:pPr>
       <w:adjustRightInd w:val="0"/>
       <w:snapToGrid w:val="0"/>
@@ -14996,7 +16310,7 @@
     <w:name w:val="MDPI_1.2_title"/>
     <w:next w:val="Normal"/>
     <w:qFormat/>
-    <w:rsid w:val="00BE70EC"/>
+    <w:rsid w:val="007E326C"/>
     <w:pPr>
       <w:adjustRightInd w:val="0"/>
       <w:snapToGrid w:val="0"/>
@@ -15015,7 +16329,7 @@
     <w:name w:val="MDPI_1.3_authornames"/>
     <w:next w:val="Normal"/>
     <w:qFormat/>
-    <w:rsid w:val="00BE70EC"/>
+    <w:rsid w:val="007E326C"/>
     <w:pPr>
       <w:adjustRightInd w:val="0"/>
       <w:snapToGrid w:val="0"/>
@@ -15034,7 +16348,7 @@
     <w:basedOn w:val="Normal"/>
     <w:next w:val="Normal"/>
     <w:qFormat/>
-    <w:rsid w:val="00BE70EC"/>
+    <w:rsid w:val="007E326C"/>
     <w:pPr>
       <w:adjustRightInd w:val="0"/>
       <w:snapToGrid w:val="0"/>
@@ -15051,7 +16365,7 @@
   <w:style w:type="paragraph" w:customStyle="1" w:styleId="MDPI16affiliation">
     <w:name w:val="MDPI_1.6_affiliation"/>
     <w:qFormat/>
-    <w:rsid w:val="00BE70EC"/>
+    <w:rsid w:val="007E326C"/>
     <w:pPr>
       <w:adjustRightInd w:val="0"/>
       <w:snapToGrid w:val="0"/>
@@ -15070,7 +16384,7 @@
     <w:name w:val="MDPI_1.7_abstract"/>
     <w:next w:val="Normal"/>
     <w:qFormat/>
-    <w:rsid w:val="00BE70EC"/>
+    <w:rsid w:val="007E326C"/>
     <w:pPr>
       <w:adjustRightInd w:val="0"/>
       <w:snapToGrid w:val="0"/>
@@ -15089,7 +16403,7 @@
     <w:name w:val="MDPI_1.8_keywords"/>
     <w:next w:val="Normal"/>
     <w:qFormat/>
-    <w:rsid w:val="00BE70EC"/>
+    <w:rsid w:val="007E326C"/>
     <w:pPr>
       <w:adjustRightInd w:val="0"/>
       <w:snapToGrid w:val="0"/>
@@ -15108,7 +16422,7 @@
   <w:style w:type="paragraph" w:customStyle="1" w:styleId="MDPI19line">
     <w:name w:val="MDPI_1.9_line"/>
     <w:qFormat/>
-    <w:rsid w:val="00BE70EC"/>
+    <w:rsid w:val="007E326C"/>
     <w:pPr>
       <w:pBdr>
         <w:bottom w:val="single" w:sz="6" w:space="1" w:color="auto"/>
@@ -15126,42 +16440,12 @@
       <w:lang w:eastAsia="de-DE" w:bidi="en-US"/>
     </w:rPr>
   </w:style>
-  <w:style w:type="paragraph" w:styleId="Footer">
-    <w:name w:val="footer"/>
-    <w:basedOn w:val="Normal"/>
-    <w:link w:val="FooterChar"/>
-    <w:uiPriority w:val="99"/>
-    <w:rsid w:val="00BE70EC"/>
-    <w:pPr>
-      <w:tabs>
-        <w:tab w:val="center" w:pos="4153"/>
-        <w:tab w:val="right" w:pos="8306"/>
-      </w:tabs>
-      <w:snapToGrid w:val="0"/>
-      <w:spacing w:line="240" w:lineRule="atLeast"/>
-    </w:pPr>
-    <w:rPr>
-      <w:szCs w:val="18"/>
-    </w:rPr>
-  </w:style>
-  <w:style w:type="character" w:customStyle="1" w:styleId="FooterChar">
-    <w:name w:val="Footer Char"/>
-    <w:link w:val="Footer"/>
-    <w:uiPriority w:val="99"/>
-    <w:rsid w:val="00BE70EC"/>
-    <w:rPr>
-      <w:rFonts w:ascii="Palatino Linotype" w:hAnsi="Palatino Linotype"/>
-      <w:noProof/>
-      <w:color w:val="000000"/>
-      <w:szCs w:val="18"/>
-    </w:rPr>
-  </w:style>
   <w:style w:type="paragraph" w:styleId="Header">
     <w:name w:val="header"/>
     <w:basedOn w:val="Normal"/>
     <w:link w:val="HeaderChar"/>
     <w:uiPriority w:val="99"/>
-    <w:rsid w:val="00BE70EC"/>
+    <w:rsid w:val="007E326C"/>
     <w:pPr>
       <w:pBdr>
         <w:bottom w:val="single" w:sz="6" w:space="1" w:color="auto"/>
@@ -15182,7 +16466,7 @@
     <w:name w:val="Header Char"/>
     <w:link w:val="Header"/>
     <w:uiPriority w:val="99"/>
-    <w:rsid w:val="00BE70EC"/>
+    <w:rsid w:val="007E326C"/>
     <w:rPr>
       <w:rFonts w:ascii="Palatino Linotype" w:hAnsi="Palatino Linotype"/>
       <w:noProof/>
@@ -15194,7 +16478,7 @@
     <w:name w:val="MDPI_3.2_text_no_indent"/>
     <w:basedOn w:val="MDPI31text"/>
     <w:qFormat/>
-    <w:rsid w:val="00BE70EC"/>
+    <w:rsid w:val="007E326C"/>
     <w:pPr>
       <w:ind w:firstLine="0"/>
     </w:pPr>
@@ -15202,7 +16486,7 @@
   <w:style w:type="paragraph" w:customStyle="1" w:styleId="MDPI31text">
     <w:name w:val="MDPI_3.1_text"/>
     <w:qFormat/>
-    <w:rsid w:val="00FB4D69"/>
+    <w:rsid w:val="0037588B"/>
     <w:pPr>
       <w:adjustRightInd w:val="0"/>
       <w:snapToGrid w:val="0"/>
@@ -15221,7 +16505,7 @@
   <w:style w:type="paragraph" w:customStyle="1" w:styleId="MDPI33textspaceafter">
     <w:name w:val="MDPI_3.3_text_space_after"/>
     <w:qFormat/>
-    <w:rsid w:val="00BE70EC"/>
+    <w:rsid w:val="007E326C"/>
     <w:pPr>
       <w:adjustRightInd w:val="0"/>
       <w:snapToGrid w:val="0"/>
@@ -15237,29 +16521,10 @@
       <w:lang w:eastAsia="de-DE" w:bidi="en-US"/>
     </w:rPr>
   </w:style>
-  <w:style w:type="paragraph" w:customStyle="1" w:styleId="MDPI34textspacebefore">
-    <w:name w:val="MDPI_3.4_text_space_before"/>
-    <w:qFormat/>
-    <w:rsid w:val="00BE70EC"/>
-    <w:pPr>
-      <w:adjustRightInd w:val="0"/>
-      <w:snapToGrid w:val="0"/>
-      <w:spacing w:before="240" w:line="280" w:lineRule="atLeast"/>
-      <w:ind w:left="2608"/>
-      <w:jc w:val="both"/>
-    </w:pPr>
-    <w:rPr>
-      <w:rFonts w:ascii="Palatino Linotype" w:eastAsia="Times New Roman" w:hAnsi="Palatino Linotype"/>
-      <w:snapToGrid w:val="0"/>
-      <w:color w:val="000000"/>
-      <w:szCs w:val="22"/>
-      <w:lang w:eastAsia="de-DE" w:bidi="en-US"/>
-    </w:rPr>
-  </w:style>
   <w:style w:type="paragraph" w:customStyle="1" w:styleId="MDPI35textbeforelist">
     <w:name w:val="MDPI_3.5_text_before_list"/>
     <w:qFormat/>
-    <w:rsid w:val="00BE70EC"/>
+    <w:rsid w:val="007E326C"/>
     <w:pPr>
       <w:adjustRightInd w:val="0"/>
       <w:snapToGrid w:val="0"/>
@@ -15278,7 +16543,7 @@
   <w:style w:type="paragraph" w:customStyle="1" w:styleId="MDPI36textafterlist">
     <w:name w:val="MDPI_3.6_text_after_list"/>
     <w:qFormat/>
-    <w:rsid w:val="00BE70EC"/>
+    <w:rsid w:val="007E326C"/>
     <w:pPr>
       <w:adjustRightInd w:val="0"/>
       <w:snapToGrid w:val="0"/>
@@ -15297,7 +16562,7 @@
   <w:style w:type="paragraph" w:customStyle="1" w:styleId="MDPI37itemize">
     <w:name w:val="MDPI_3.7_itemize"/>
     <w:qFormat/>
-    <w:rsid w:val="00597497"/>
+    <w:rsid w:val="00292E3F"/>
     <w:pPr>
       <w:numPr>
         <w:numId w:val="22"/>
@@ -15317,7 +16582,7 @@
   <w:style w:type="paragraph" w:customStyle="1" w:styleId="MDPI38bullet">
     <w:name w:val="MDPI_3.8_bullet"/>
     <w:qFormat/>
-    <w:rsid w:val="00597497"/>
+    <w:rsid w:val="00292E3F"/>
     <w:pPr>
       <w:numPr>
         <w:numId w:val="20"/>
@@ -15337,7 +16602,7 @@
   <w:style w:type="paragraph" w:customStyle="1" w:styleId="MDPI39equation">
     <w:name w:val="MDPI_3.9_equation"/>
     <w:qFormat/>
-    <w:rsid w:val="00BE70EC"/>
+    <w:rsid w:val="007E326C"/>
     <w:pPr>
       <w:adjustRightInd w:val="0"/>
       <w:snapToGrid w:val="0"/>
@@ -15356,7 +16621,7 @@
   <w:style w:type="paragraph" w:customStyle="1" w:styleId="MDPI3aequationnumber">
     <w:name w:val="MDPI_3.a_equation_number"/>
     <w:qFormat/>
-    <w:rsid w:val="00BE70EC"/>
+    <w:rsid w:val="007E326C"/>
     <w:pPr>
       <w:spacing w:before="120" w:after="120" w:line="280" w:lineRule="atLeast"/>
       <w:jc w:val="right"/>
@@ -15372,7 +16637,7 @@
   <w:style w:type="paragraph" w:customStyle="1" w:styleId="MDPI41tablecaption">
     <w:name w:val="MDPI_4.1_table_caption"/>
     <w:qFormat/>
-    <w:rsid w:val="00BE70EC"/>
+    <w:rsid w:val="007E326C"/>
     <w:pPr>
       <w:adjustRightInd w:val="0"/>
       <w:snapToGrid w:val="0"/>
@@ -15391,7 +16656,7 @@
   <w:style w:type="paragraph" w:customStyle="1" w:styleId="MDPI42tablebody">
     <w:name w:val="MDPI_4.2_table_body"/>
     <w:qFormat/>
-    <w:rsid w:val="004B7429"/>
+    <w:rsid w:val="00C56C95"/>
     <w:pPr>
       <w:adjustRightInd w:val="0"/>
       <w:snapToGrid w:val="0"/>
@@ -15409,7 +16674,7 @@
     <w:name w:val="MDPI_4.3_table_footer"/>
     <w:next w:val="MDPI31text"/>
     <w:qFormat/>
-    <w:rsid w:val="00BE70EC"/>
+    <w:rsid w:val="007E326C"/>
     <w:pPr>
       <w:adjustRightInd w:val="0"/>
       <w:snapToGrid w:val="0"/>
@@ -15428,7 +16693,7 @@
   <w:style w:type="paragraph" w:customStyle="1" w:styleId="MDPI51figurecaption">
     <w:name w:val="MDPI_5.1_figure_caption"/>
     <w:qFormat/>
-    <w:rsid w:val="00BE70EC"/>
+    <w:rsid w:val="007E326C"/>
     <w:pPr>
       <w:adjustRightInd w:val="0"/>
       <w:snapToGrid w:val="0"/>
@@ -15446,7 +16711,7 @@
   <w:style w:type="paragraph" w:customStyle="1" w:styleId="MDPI52figure">
     <w:name w:val="MDPI_5.2_figure"/>
     <w:qFormat/>
-    <w:rsid w:val="00BE70EC"/>
+    <w:rsid w:val="007E326C"/>
     <w:pPr>
       <w:adjustRightInd w:val="0"/>
       <w:snapToGrid w:val="0"/>
@@ -15460,49 +16725,10 @@
       <w:lang w:eastAsia="de-DE" w:bidi="en-US"/>
     </w:rPr>
   </w:style>
-  <w:style w:type="paragraph" w:customStyle="1" w:styleId="MDPI82theorem">
-    <w:name w:val="MDPI_8.2_theorem"/>
-    <w:qFormat/>
-    <w:rsid w:val="00BE70EC"/>
-    <w:pPr>
-      <w:adjustRightInd w:val="0"/>
-      <w:snapToGrid w:val="0"/>
-      <w:spacing w:line="280" w:lineRule="atLeast"/>
-      <w:ind w:left="2608"/>
-      <w:jc w:val="both"/>
-    </w:pPr>
-    <w:rPr>
-      <w:rFonts w:ascii="Palatino Linotype" w:eastAsia="Times New Roman" w:hAnsi="Palatino Linotype"/>
-      <w:i/>
-      <w:snapToGrid w:val="0"/>
-      <w:color w:val="000000"/>
-      <w:szCs w:val="22"/>
-      <w:lang w:eastAsia="de-DE" w:bidi="en-US"/>
-    </w:rPr>
-  </w:style>
-  <w:style w:type="paragraph" w:customStyle="1" w:styleId="MDPI83proof">
-    <w:name w:val="MDPI_8.3_proof"/>
-    <w:qFormat/>
-    <w:rsid w:val="00BE70EC"/>
-    <w:pPr>
-      <w:adjustRightInd w:val="0"/>
-      <w:snapToGrid w:val="0"/>
-      <w:spacing w:line="280" w:lineRule="atLeast"/>
-      <w:ind w:left="2608"/>
-      <w:jc w:val="both"/>
-    </w:pPr>
-    <w:rPr>
-      <w:rFonts w:ascii="Palatino Linotype" w:eastAsia="Times New Roman" w:hAnsi="Palatino Linotype"/>
-      <w:snapToGrid w:val="0"/>
-      <w:color w:val="000000"/>
-      <w:szCs w:val="22"/>
-      <w:lang w:eastAsia="de-DE" w:bidi="en-US"/>
-    </w:rPr>
-  </w:style>
   <w:style w:type="paragraph" w:customStyle="1" w:styleId="MDPI23heading3">
     <w:name w:val="MDPI_2.3_heading3"/>
     <w:qFormat/>
-    <w:rsid w:val="00BE70EC"/>
+    <w:rsid w:val="007E326C"/>
     <w:pPr>
       <w:adjustRightInd w:val="0"/>
       <w:snapToGrid w:val="0"/>
@@ -15521,7 +16747,7 @@
   <w:style w:type="paragraph" w:customStyle="1" w:styleId="MDPI21heading1">
     <w:name w:val="MDPI_2.1_heading1"/>
     <w:qFormat/>
-    <w:rsid w:val="00BE70EC"/>
+    <w:rsid w:val="007E326C"/>
     <w:pPr>
       <w:adjustRightInd w:val="0"/>
       <w:snapToGrid w:val="0"/>
@@ -15542,7 +16768,7 @@
   <w:style w:type="paragraph" w:customStyle="1" w:styleId="MDPI22heading2">
     <w:name w:val="MDPI_2.2_heading2"/>
     <w:qFormat/>
-    <w:rsid w:val="00BE70EC"/>
+    <w:rsid w:val="007E326C"/>
     <w:pPr>
       <w:adjustRightInd w:val="0"/>
       <w:snapToGrid w:val="0"/>
@@ -15563,7 +16789,7 @@
   <w:style w:type="paragraph" w:customStyle="1" w:styleId="MDPI81references">
     <w:name w:val="MDPI_8.1_references"/>
     <w:qFormat/>
-    <w:rsid w:val="00FE79EB"/>
+    <w:rsid w:val="008B1066"/>
     <w:pPr>
       <w:numPr>
         <w:numId w:val="23"/>
@@ -15585,7 +16811,7 @@
     <w:basedOn w:val="Normal"/>
     <w:link w:val="BalloonTextChar"/>
     <w:uiPriority w:val="99"/>
-    <w:rsid w:val="00BE70EC"/>
+    <w:rsid w:val="007E326C"/>
     <w:rPr>
       <w:rFonts w:cs="Tahoma"/>
       <w:szCs w:val="18"/>
@@ -15595,7 +16821,7 @@
     <w:name w:val="Balloon Text Char"/>
     <w:link w:val="BalloonText"/>
     <w:uiPriority w:val="99"/>
-    <w:rsid w:val="00BE70EC"/>
+    <w:rsid w:val="007E326C"/>
     <w:rPr>
       <w:rFonts w:ascii="Palatino Linotype" w:hAnsi="Palatino Linotype" w:cs="Tahoma"/>
       <w:noProof/>
@@ -15606,7 +16832,7 @@
   <w:style w:type="character" w:styleId="LineNumber">
     <w:name w:val="line number"/>
     <w:uiPriority w:val="99"/>
-    <w:rsid w:val="00193CF6"/>
+    <w:rsid w:val="009B4565"/>
     <w:rPr>
       <w:rFonts w:ascii="Palatino Linotype" w:hAnsi="Palatino Linotype"/>
       <w:sz w:val="16"/>
@@ -15616,7 +16842,7 @@
     <w:name w:val="MDPI_4.1_three_line_table"/>
     <w:basedOn w:val="TableNormal"/>
     <w:uiPriority w:val="99"/>
-    <w:rsid w:val="00BE70EC"/>
+    <w:rsid w:val="007E326C"/>
     <w:pPr>
       <w:adjustRightInd w:val="0"/>
       <w:snapToGrid w:val="0"/>
@@ -15658,7 +16884,7 @@
   <w:style w:type="character" w:styleId="Hyperlink">
     <w:name w:val="Hyperlink"/>
     <w:uiPriority w:val="99"/>
-    <w:rsid w:val="00BE70EC"/>
+    <w:rsid w:val="007E326C"/>
     <w:rPr>
       <w:color w:val="0000FF"/>
       <w:u w:val="single"/>
@@ -15669,17 +16895,47 @@
     <w:uiPriority w:val="99"/>
     <w:semiHidden/>
     <w:unhideWhenUsed/>
-    <w:rsid w:val="0034278A"/>
+    <w:rsid w:val="00B91FA6"/>
     <w:rPr>
       <w:color w:val="605E5C"/>
       <w:shd w:val="clear" w:color="auto" w:fill="E1DFDD"/>
+    </w:rPr>
+  </w:style>
+  <w:style w:type="paragraph" w:styleId="Footer">
+    <w:name w:val="footer"/>
+    <w:basedOn w:val="Normal"/>
+    <w:link w:val="FooterChar"/>
+    <w:uiPriority w:val="99"/>
+    <w:rsid w:val="007E326C"/>
+    <w:pPr>
+      <w:tabs>
+        <w:tab w:val="center" w:pos="4153"/>
+        <w:tab w:val="right" w:pos="8306"/>
+      </w:tabs>
+      <w:snapToGrid w:val="0"/>
+      <w:spacing w:line="240" w:lineRule="atLeast"/>
+    </w:pPr>
+    <w:rPr>
+      <w:szCs w:val="18"/>
+    </w:rPr>
+  </w:style>
+  <w:style w:type="character" w:customStyle="1" w:styleId="FooterChar">
+    <w:name w:val="Footer Char"/>
+    <w:link w:val="Footer"/>
+    <w:uiPriority w:val="99"/>
+    <w:rsid w:val="007E326C"/>
+    <w:rPr>
+      <w:rFonts w:ascii="Palatino Linotype" w:hAnsi="Palatino Linotype"/>
+      <w:noProof/>
+      <w:color w:val="000000"/>
+      <w:szCs w:val="18"/>
     </w:rPr>
   </w:style>
   <w:style w:type="table" w:styleId="TableGrid">
     <w:name w:val="Table Grid"/>
     <w:basedOn w:val="TableNormal"/>
     <w:uiPriority w:val="59"/>
-    <w:rsid w:val="00BE70EC"/>
+    <w:rsid w:val="007E326C"/>
     <w:pPr>
       <w:spacing w:line="260" w:lineRule="atLeast"/>
       <w:jc w:val="both"/>
@@ -15703,7 +16959,7 @@
     <w:name w:val="Plain Table 4"/>
     <w:basedOn w:val="TableNormal"/>
     <w:uiPriority w:val="44"/>
-    <w:rsid w:val="00853B85"/>
+    <w:rsid w:val="0041236F"/>
     <w:tblPr>
       <w:tblStyleRowBandSize w:val="1"/>
       <w:tblStyleColBandSize w:val="1"/>
@@ -15745,10 +17001,68 @@
       </w:tcPr>
     </w:tblStylePr>
   </w:style>
+  <w:style w:type="paragraph" w:customStyle="1" w:styleId="MDPI34textspacebefore">
+    <w:name w:val="MDPI_3.4_text_space_before"/>
+    <w:qFormat/>
+    <w:rsid w:val="007E326C"/>
+    <w:pPr>
+      <w:adjustRightInd w:val="0"/>
+      <w:snapToGrid w:val="0"/>
+      <w:spacing w:before="240" w:line="280" w:lineRule="atLeast"/>
+      <w:ind w:left="2608"/>
+      <w:jc w:val="both"/>
+    </w:pPr>
+    <w:rPr>
+      <w:rFonts w:ascii="Palatino Linotype" w:eastAsia="Times New Roman" w:hAnsi="Palatino Linotype"/>
+      <w:snapToGrid w:val="0"/>
+      <w:color w:val="000000"/>
+      <w:szCs w:val="22"/>
+      <w:lang w:eastAsia="de-DE" w:bidi="en-US"/>
+    </w:rPr>
+  </w:style>
+  <w:style w:type="paragraph" w:customStyle="1" w:styleId="MDPI82theorem">
+    <w:name w:val="MDPI_8.2_theorem"/>
+    <w:qFormat/>
+    <w:rsid w:val="007E326C"/>
+    <w:pPr>
+      <w:adjustRightInd w:val="0"/>
+      <w:snapToGrid w:val="0"/>
+      <w:spacing w:line="280" w:lineRule="atLeast"/>
+      <w:ind w:left="2608"/>
+      <w:jc w:val="both"/>
+    </w:pPr>
+    <w:rPr>
+      <w:rFonts w:ascii="Palatino Linotype" w:eastAsia="Times New Roman" w:hAnsi="Palatino Linotype"/>
+      <w:i/>
+      <w:snapToGrid w:val="0"/>
+      <w:color w:val="000000"/>
+      <w:szCs w:val="22"/>
+      <w:lang w:eastAsia="de-DE" w:bidi="en-US"/>
+    </w:rPr>
+  </w:style>
+  <w:style w:type="paragraph" w:customStyle="1" w:styleId="MDPI83proof">
+    <w:name w:val="MDPI_8.3_proof"/>
+    <w:qFormat/>
+    <w:rsid w:val="007E326C"/>
+    <w:pPr>
+      <w:adjustRightInd w:val="0"/>
+      <w:snapToGrid w:val="0"/>
+      <w:spacing w:line="280" w:lineRule="atLeast"/>
+      <w:ind w:left="2608"/>
+      <w:jc w:val="both"/>
+    </w:pPr>
+    <w:rPr>
+      <w:rFonts w:ascii="Palatino Linotype" w:eastAsia="Times New Roman" w:hAnsi="Palatino Linotype"/>
+      <w:snapToGrid w:val="0"/>
+      <w:color w:val="000000"/>
+      <w:szCs w:val="22"/>
+      <w:lang w:eastAsia="de-DE" w:bidi="en-US"/>
+    </w:rPr>
+  </w:style>
   <w:style w:type="paragraph" w:customStyle="1" w:styleId="MDPI61citation">
     <w:name w:val="MDPI_6.1_citation"/>
     <w:qFormat/>
-    <w:rsid w:val="00BE70EC"/>
+    <w:rsid w:val="007E326C"/>
     <w:pPr>
       <w:adjustRightInd w:val="0"/>
       <w:snapToGrid w:val="0"/>
@@ -15764,7 +17078,7 @@
   <w:style w:type="paragraph" w:customStyle="1" w:styleId="MDPI62backmatter">
     <w:name w:val="MDPI_6.2_back_matter"/>
     <w:qFormat/>
-    <w:rsid w:val="00BE70EC"/>
+    <w:rsid w:val="007E326C"/>
     <w:pPr>
       <w:adjustRightInd w:val="0"/>
       <w:snapToGrid w:val="0"/>
@@ -15783,7 +17097,7 @@
   <w:style w:type="paragraph" w:customStyle="1" w:styleId="MDPI63notes">
     <w:name w:val="MDPI_6.3_notes"/>
     <w:qFormat/>
-    <w:rsid w:val="00BE70EC"/>
+    <w:rsid w:val="007E326C"/>
     <w:pPr>
       <w:adjustRightInd w:val="0"/>
       <w:snapToGrid w:val="0"/>
@@ -15801,7 +17115,7 @@
   <w:style w:type="paragraph" w:customStyle="1" w:styleId="MDPI15academiceditor">
     <w:name w:val="MDPI_1.5_academic_editor"/>
     <w:qFormat/>
-    <w:rsid w:val="00BB2D93"/>
+    <w:rsid w:val="00A35CF5"/>
     <w:pPr>
       <w:adjustRightInd w:val="0"/>
       <w:snapToGrid w:val="0"/>
@@ -15819,7 +17133,7 @@
   <w:style w:type="paragraph" w:customStyle="1" w:styleId="MDPI411onetablecaption">
     <w:name w:val="MDPI_4.1.1_one_table_caption"/>
     <w:qFormat/>
-    <w:rsid w:val="00BE70EC"/>
+    <w:rsid w:val="007E326C"/>
     <w:pPr>
       <w:adjustRightInd w:val="0"/>
       <w:snapToGrid w:val="0"/>
@@ -15838,7 +17152,7 @@
   <w:style w:type="paragraph" w:customStyle="1" w:styleId="MDPI511onefigurecaption">
     <w:name w:val="MDPI_5.1.1_one_figure_caption"/>
     <w:qFormat/>
-    <w:rsid w:val="00BE70EC"/>
+    <w:rsid w:val="007E326C"/>
     <w:pPr>
       <w:adjustRightInd w:val="0"/>
       <w:snapToGrid w:val="0"/>
@@ -15856,7 +17170,7 @@
   <w:style w:type="paragraph" w:customStyle="1" w:styleId="MDPI72copyright">
     <w:name w:val="MDPI_7.2_copyright"/>
     <w:qFormat/>
-    <w:rsid w:val="007340DD"/>
+    <w:rsid w:val="006213DF"/>
     <w:pPr>
       <w:adjustRightInd w:val="0"/>
       <w:snapToGrid w:val="0"/>
@@ -15876,7 +17190,7 @@
     <w:name w:val="MDPI_table"/>
     <w:basedOn w:val="TableNormal"/>
     <w:uiPriority w:val="99"/>
-    <w:rsid w:val="00BE70EC"/>
+    <w:rsid w:val="007E326C"/>
     <w:rPr>
       <w:rFonts w:ascii="Palatino Linotype" w:hAnsi="Palatino Linotype"/>
       <w:color w:val="000000"/>
@@ -15891,7 +17205,7 @@
   </w:style>
   <w:style w:type="character" w:customStyle="1" w:styleId="apple-converted-space">
     <w:name w:val="apple-converted-space"/>
-    <w:rsid w:val="00BE70EC"/>
+    <w:rsid w:val="007E326C"/>
   </w:style>
   <w:style w:type="paragraph" w:styleId="Bibliography">
     <w:name w:val="Bibliography"/>
@@ -15900,12 +17214,13 @@
     <w:uiPriority w:val="37"/>
     <w:semiHidden/>
     <w:unhideWhenUsed/>
-    <w:rsid w:val="00BE70EC"/>
+    <w:rsid w:val="007E326C"/>
   </w:style>
   <w:style w:type="paragraph" w:styleId="BodyText">
     <w:name w:val="Body Text"/>
     <w:link w:val="BodyTextChar"/>
-    <w:rsid w:val="00BE70EC"/>
+    <w:uiPriority w:val="99"/>
+    <w:rsid w:val="007E326C"/>
     <w:pPr>
       <w:spacing w:after="120" w:line="340" w:lineRule="atLeast"/>
       <w:jc w:val="both"/>
@@ -15920,7 +17235,8 @@
   <w:style w:type="character" w:customStyle="1" w:styleId="BodyTextChar">
     <w:name w:val="Body Text Char"/>
     <w:link w:val="BodyText"/>
-    <w:rsid w:val="00BE70EC"/>
+    <w:uiPriority w:val="99"/>
+    <w:rsid w:val="007E326C"/>
     <w:rPr>
       <w:rFonts w:ascii="Palatino Linotype" w:hAnsi="Palatino Linotype"/>
       <w:color w:val="000000"/>
@@ -15930,7 +17246,7 @@
   </w:style>
   <w:style w:type="character" w:styleId="CommentReference">
     <w:name w:val="annotation reference"/>
-    <w:rsid w:val="00BE70EC"/>
+    <w:rsid w:val="007E326C"/>
     <w:rPr>
       <w:sz w:val="21"/>
       <w:szCs w:val="21"/>
@@ -15940,12 +17256,12 @@
     <w:name w:val="annotation text"/>
     <w:basedOn w:val="Normal"/>
     <w:link w:val="CommentTextChar"/>
-    <w:rsid w:val="00BE70EC"/>
+    <w:rsid w:val="007E326C"/>
   </w:style>
   <w:style w:type="character" w:customStyle="1" w:styleId="CommentTextChar">
     <w:name w:val="Comment Text Char"/>
     <w:link w:val="CommentText"/>
-    <w:rsid w:val="00BE70EC"/>
+    <w:rsid w:val="007E326C"/>
     <w:rPr>
       <w:rFonts w:ascii="Palatino Linotype" w:hAnsi="Palatino Linotype"/>
       <w:noProof/>
@@ -15957,7 +17273,7 @@
     <w:basedOn w:val="CommentText"/>
     <w:next w:val="CommentText"/>
     <w:link w:val="CommentSubjectChar"/>
-    <w:rsid w:val="00BE70EC"/>
+    <w:rsid w:val="007E326C"/>
     <w:rPr>
       <w:b/>
       <w:bCs/>
@@ -15966,7 +17282,7 @@
   <w:style w:type="character" w:customStyle="1" w:styleId="CommentSubjectChar">
     <w:name w:val="Comment Subject Char"/>
     <w:link w:val="CommentSubject"/>
-    <w:rsid w:val="00BE70EC"/>
+    <w:rsid w:val="007E326C"/>
     <w:rPr>
       <w:rFonts w:ascii="Palatino Linotype" w:hAnsi="Palatino Linotype"/>
       <w:b/>
@@ -15977,7 +17293,7 @@
   </w:style>
   <w:style w:type="character" w:styleId="EndnoteReference">
     <w:name w:val="endnote reference"/>
-    <w:rsid w:val="00BE70EC"/>
+    <w:rsid w:val="007E326C"/>
     <w:rPr>
       <w:vertAlign w:val="superscript"/>
     </w:rPr>
@@ -15988,7 +17304,7 @@
     <w:link w:val="EndnoteTextChar"/>
     <w:semiHidden/>
     <w:unhideWhenUsed/>
-    <w:rsid w:val="00BE70EC"/>
+    <w:rsid w:val="007E326C"/>
     <w:pPr>
       <w:spacing w:line="240" w:lineRule="auto"/>
     </w:pPr>
@@ -15997,7 +17313,7 @@
     <w:name w:val="Endnote Text Char"/>
     <w:link w:val="EndnoteText"/>
     <w:semiHidden/>
-    <w:rsid w:val="00BE70EC"/>
+    <w:rsid w:val="007E326C"/>
     <w:rPr>
       <w:rFonts w:ascii="Palatino Linotype" w:hAnsi="Palatino Linotype"/>
       <w:noProof/>
@@ -16006,7 +17322,7 @@
   </w:style>
   <w:style w:type="character" w:styleId="FollowedHyperlink">
     <w:name w:val="FollowedHyperlink"/>
-    <w:rsid w:val="00BE70EC"/>
+    <w:rsid w:val="007E326C"/>
     <w:rPr>
       <w:color w:val="954F72"/>
       <w:u w:val="single"/>
@@ -16018,7 +17334,7 @@
     <w:link w:val="FootnoteTextChar"/>
     <w:semiHidden/>
     <w:unhideWhenUsed/>
-    <w:rsid w:val="00BE70EC"/>
+    <w:rsid w:val="007E326C"/>
     <w:pPr>
       <w:spacing w:line="240" w:lineRule="auto"/>
     </w:pPr>
@@ -16027,7 +17343,7 @@
     <w:name w:val="Footnote Text Char"/>
     <w:link w:val="FootnoteText"/>
     <w:semiHidden/>
-    <w:rsid w:val="00BE70EC"/>
+    <w:rsid w:val="007E326C"/>
     <w:rPr>
       <w:rFonts w:ascii="Palatino Linotype" w:hAnsi="Palatino Linotype"/>
       <w:noProof/>
@@ -16038,7 +17354,7 @@
     <w:name w:val="Normal (Web)"/>
     <w:basedOn w:val="Normal"/>
     <w:uiPriority w:val="99"/>
-    <w:rsid w:val="00BE70EC"/>
+    <w:rsid w:val="007E326C"/>
     <w:rPr>
       <w:szCs w:val="24"/>
     </w:rPr>
@@ -16047,20 +17363,20 @@
     <w:name w:val="MsoFootnoteText"/>
     <w:basedOn w:val="NormalWeb"/>
     <w:qFormat/>
-    <w:rsid w:val="00BE70EC"/>
+    <w:rsid w:val="007E326C"/>
     <w:rPr>
       <w:rFonts w:ascii="Times New Roman" w:hAnsi="Times New Roman"/>
     </w:rPr>
   </w:style>
   <w:style w:type="character" w:styleId="PageNumber">
     <w:name w:val="page number"/>
-    <w:rsid w:val="00BE70EC"/>
+    <w:rsid w:val="007E326C"/>
   </w:style>
   <w:style w:type="character" w:styleId="PlaceholderText">
     <w:name w:val="Placeholder Text"/>
     <w:uiPriority w:val="99"/>
     <w:semiHidden/>
-    <w:rsid w:val="00BE70EC"/>
+    <w:rsid w:val="007E326C"/>
     <w:rPr>
       <w:color w:val="808080"/>
     </w:rPr>
@@ -16068,7 +17384,7 @@
   <w:style w:type="paragraph" w:customStyle="1" w:styleId="MDPI71footnotes">
     <w:name w:val="MDPI_7.1_footnotes"/>
     <w:qFormat/>
-    <w:rsid w:val="00B8325D"/>
+    <w:rsid w:val="00114495"/>
     <w:pPr>
       <w:numPr>
         <w:numId w:val="21"/>
@@ -16089,10 +17405,41 @@
     <w:basedOn w:val="DefaultParagraphFont"/>
     <w:uiPriority w:val="22"/>
     <w:qFormat/>
-    <w:rsid w:val="00563B51"/>
+    <w:rsid w:val="00D756C4"/>
     <w:rPr>
       <w:b/>
       <w:bCs/>
+    </w:rPr>
+  </w:style>
+  <w:style w:type="paragraph" w:customStyle="1" w:styleId="FirstParagraph">
+    <w:name w:val="First Paragraph"/>
+    <w:basedOn w:val="BodyText"/>
+    <w:rsid w:val="00D453B1"/>
+    <w:pPr>
+      <w:spacing w:after="0" w:line="276" w:lineRule="auto"/>
+    </w:pPr>
+    <w:rPr>
+      <w:rFonts w:ascii="Times New Roman" w:eastAsiaTheme="minorEastAsia" w:hAnsi="Times New Roman" w:cstheme="minorBidi"/>
+      <w:color w:val="auto"/>
+      <w:sz w:val="22"/>
+      <w:szCs w:val="22"/>
+      <w:lang w:val="en" w:eastAsia="en-US"/>
+    </w:rPr>
+  </w:style>
+  <w:style w:type="paragraph" w:customStyle="1" w:styleId="Compact">
+    <w:name w:val="Compact"/>
+    <w:basedOn w:val="BodyText"/>
+    <w:rsid w:val="00721050"/>
+    <w:pPr>
+      <w:spacing w:after="40" w:line="252" w:lineRule="auto"/>
+      <w:ind w:left="317" w:hanging="259"/>
+    </w:pPr>
+    <w:rPr>
+      <w:rFonts w:ascii="Times New Roman" w:eastAsiaTheme="minorEastAsia" w:hAnsi="Times New Roman" w:cstheme="minorBidi"/>
+      <w:color w:val="auto"/>
+      <w:sz w:val="22"/>
+      <w:szCs w:val="22"/>
+      <w:lang w:val="en" w:eastAsia="en-US"/>
     </w:rPr>
   </w:style>
 </w:styles>

--- a/poc/paper/paper_mdpi.docx
+++ b/poc/paper/paper_mdpi.docx
@@ -241,7 +241,7 @@
         <w:t xml:space="preserve"> </w:t>
       </w:r>
       <w:r>
-        <w:t xml:space="preserve">(MIIM). Based on these assumptions, we jointly learn a latent representation and a Gaussian-mixture clustering of operating modes. Anomaly scores are computed in the clustered latent space rather than from data-space reconstruction error. Aggregate scores are dominated by trivially detectable faults, so we evaluate under raw point-wise metrics with a difficulty split that isolates the stealthy, joint-structure faults a simple per-channel detector cannot see. Across three real CPS attack benchmarks (WADI, HAI, and SWaT), the detector attains the best overall AUROC on every dataset (0.792, 0.933, and 0.991). On the stealthy difficult subset it is strongest on HAI (0.811 over five seeds, a statistically significant margin over the next-best baseline, paired episode-bootstrap 95% CI on the difference [0.015, 0.089]), and it matches the strongest baseline on WADI (0.690) and SWaT (0.960); the HAI advantage persists under a stronger difficulty split that also removes any window separable by a single per-channel statistic. On WADI and HAI, whose difficult faults are reconstructable but improbable sensor combinations that reconstruction error cannot separate from normal, the deep detectors USAD and TranAD collapse to 0.30–0.50. The contributions are the MIIM assumptions, the difficulty-stratified protocol, and a latent-primary anomaly score with an auto-gated reconstruction-residual head.</w:t>
+        <w:t xml:space="preserve">(MIIM). Based on these assumptions, we jointly learn a latent representation and a Gaussian-mixture clustering of operating modes. Anomaly scores are computed in the clustered latent space rather than from data-space reconstruction error. Aggregate scores are dominated by trivially detectable faults, so we evaluate under raw point-wise metrics with a difficulty split that isolates the stealthy, joint-structure faults a simple per-channel detector cannot see. Across three real CPS attack benchmarks (WADI, HAI, and SWaT), the detector attains the best overall AUROC on every dataset (0.792, 0.933, and 0.991). On the stealthy difficult subset it is strongest on HAI (0.811 over five seeds, a statistically significant margin over the next-best baseline, paired episode-bootstrap 95% CI on the difference [0.015, 0.089]), and it matches the strongest baseline on WADI (0.690) and SWaT (0.960); the HAI advantage persists under a stronger difficulty split that also removes any window separable by a single per-channel statistic. On a stricter double-hard subset that additionally removes windows a linear cross-channel predictor separates, the detector has the highest mean AUROC on all three datasets, with statistically supported superiority on HAI and numerical leads on the smaller WADI and single-episode SWaT subsets. On WADI and HAI, whose difficult faults are reconstructable but improbable sensor combinations that reconstruction error cannot separate from normal, the deep detectors USAD and TranAD collapse to 0.30–0.50. The contributions are the MIIM assumptions, the difficulty-stratified protocol, and a latent-primary anomaly score with an auto-gated reconstruction-residual head.</w:t>
       </w:r>
     </w:p>
     <w:p>
@@ -4149,7 +4149,7 @@
         <w:t xml:space="preserve"> </w:t>
       </w:r>
       <w:r>
-        <w:t xml:space="preserve">in Table 4.</w:t>
+        <w:t xml:space="preserve">in Table 5.</w:t>
       </w:r>
     </w:p>
     <w:tbl>
@@ -10925,6 +10925,865 @@
           <w:b/>
           <w:bCs/>
         </w:rPr>
+        <w:t xml:space="preserve">The double-hard subset.</w:t>
+      </w:r>
+      <w:r>
+        <w:t xml:space="preserve"> </w:t>
+      </w:r>
+      <w:r>
+        <w:t xml:space="preserve">As a secondary robustness stress test we intersect the failures of the</w:t>
+      </w:r>
+      <w:r>
+        <w:t xml:space="preserve"> </w:t>
+      </w:r>
+      <w:r>
+        <w:t xml:space="preserve">two simplest baseline families. A window is</w:t>
+      </w:r>
+      <w:r>
+        <w:t xml:space="preserve"> </w:t>
+      </w:r>
+      <w:r>
+        <w:rPr>
+          <w:i/>
+          <w:iCs/>
+        </w:rPr>
+        <w:t xml:space="preserve">double-hard</w:t>
+      </w:r>
+      <w:r>
+        <w:t xml:space="preserve"> </w:t>
+      </w:r>
+      <w:r>
+        <w:t xml:space="preserve">if it is an anomaly separated by</w:t>
+      </w:r>
+      <w:r>
+        <w:t xml:space="preserve"> </w:t>
+      </w:r>
+      <w:r>
+        <w:rPr>
+          <w:i/>
+          <w:iCs/>
+        </w:rPr>
+        <w:t xml:space="preserve">neither</w:t>
+      </w:r>
+      <w:r>
+        <w:t xml:space="preserve"> </w:t>
+      </w:r>
+      <w:r>
+        <w:t xml:space="preserve">the univariate max|z| rule</w:t>
+      </w:r>
+      <w:r>
+        <w:t xml:space="preserve"> </w:t>
+      </w:r>
+      <w:r>
+        <w:rPr>
+          <w:i/>
+          <w:iCs/>
+        </w:rPr>
+        <w:t xml:space="preserve">nor</w:t>
+      </w:r>
+      <w:r>
+        <w:t xml:space="preserve"> </w:t>
+      </w:r>
+      <w:r>
+        <w:t xml:space="preserve">the one-hot linear cross-channel predictor (LinRes), with both</w:t>
+      </w:r>
+      <w:r>
+        <w:t xml:space="preserve"> </w:t>
+      </w:r>
+      <w:r>
+        <w:t xml:space="preserve">99th-percentile thresholds fixed on train-normal only and the detector under test playing no role in constructing</w:t>
+      </w:r>
+      <w:r>
+        <w:t xml:space="preserve"> </w:t>
+      </w:r>
+      <w:r>
+        <w:t xml:space="preserve">the subset. This subset is not an unbiased benchmark against the two detectors that define it, which fail on it by</w:t>
+      </w:r>
+      <w:r>
+        <w:t xml:space="preserve"> </w:t>
+      </w:r>
+      <w:r>
+        <w:t xml:space="preserve">construction; it isolates the anomalies that remain once both marginal and simple linear cross-channel structure</w:t>
+      </w:r>
+      <w:r>
+        <w:t xml:space="preserve"> </w:t>
+      </w:r>
+      <w:r>
+        <w:t xml:space="preserve">is removed. Table 4 reports its per-method AUROC. The detector attains the highest mean AUROC on all three</w:t>
+      </w:r>
+      <w:r>
+        <w:t xml:space="preserve"> </w:t>
+      </w:r>
+      <w:r>
+        <w:t xml:space="preserve">datasets (WADI 0.601, HAI 0.806, SWaT 0.921). Statistical superiority is established only on HAI, where 19 attack</w:t>
+      </w:r>
+      <w:r>
+        <w:t xml:space="preserve"> </w:t>
+      </w:r>
+      <w:r>
+        <w:t xml:space="preserve">episodes support an episode-block bootstrap: the paired difference over the AutoEncoder is +0.076 (95% CI</w:t>
+      </w:r>
+      <w:r>
+        <w:t xml:space="preserve"> </w:t>
+      </w:r>
+      <w:r>
+        <w:t xml:space="preserve">[0.038, 0.119]). The WADI subset rests on five episodes and is a numerical lead over Isolation Forest (0.601 vs</w:t>
+      </w:r>
+      <w:r>
+        <w:t xml:space="preserve"> </w:t>
+      </w:r>
+      <w:r>
+        <w:t xml:space="preserve">0.599), not a significant difference; the 18 SWaT windows come from a single attack episode, so no episode-level</w:t>
+      </w:r>
+      <w:r>
+        <w:t xml:space="preserve"> </w:t>
+      </w:r>
+      <w:r>
+        <w:t xml:space="preserve">generalisation is claimed there. The subset genuinely removes ceiling signal rather than selecting an easier</w:t>
+      </w:r>
+      <w:r>
+        <w:t xml:space="preserve"> </w:t>
+      </w:r>
+      <w:r>
+        <w:t xml:space="preserve">favourable slice: on SWaT the trivial-rule AUROC falls from 0.943 on the difficult subset to 0.880 here, and the</w:t>
+      </w:r>
+      <w:r>
+        <w:t xml:space="preserve"> </w:t>
+      </w:r>
+      <w:r>
+        <w:t xml:space="preserve">AutoEncoder collapses on WADI (0.336).</w:t>
+      </w:r>
+    </w:p>
+    <w:p>
+      <w:pPr>
+        <w:pStyle w:val="MDPI41tablecaption"/>
+        <w:ind w:left="2608"/>
+      </w:pPr>
+      <w:r>
+        <w:rPr>
+          <w:b/>
+          <w:bCs/>
+        </w:rPr>
+        <w:t xml:space="preserve">Table 4.</w:t>
+      </w:r>
+      <w:r>
+        <w:t xml:space="preserve"> </w:t>
+      </w:r>
+      <w:r>
+        <w:t xml:space="preserve">Double-hard subset AUROC (five-seed mean±standard deviation for the</w:t>
+      </w:r>
+      <w:r>
+        <w:t xml:space="preserve"> </w:t>
+      </w:r>
+      <w:r>
+        <w:t xml:space="preserve">learned detectors). The double-hard subset keeps only anomaly windows separated by neither the univariate max|z|</w:t>
+      </w:r>
+      <w:r>
+        <w:t xml:space="preserve"> </w:t>
+      </w:r>
+      <w:r>
+        <w:t xml:space="preserve">rule nor the linear cross-channel predictor, both thresholded on train-normal at the 99th percentile; it is a</w:t>
+      </w:r>
+      <w:r>
+        <w:t xml:space="preserve"> </w:t>
+      </w:r>
+      <w:r>
+        <w:t xml:space="preserve">baseline-independent stress test, not an unbiased comparison against those two filters. Windows / distinct attack</w:t>
+      </w:r>
+      <w:r>
+        <w:t xml:space="preserve"> </w:t>
+      </w:r>
+      <w:r>
+        <w:t xml:space="preserve">episodes: WADI 11 / 5, HAI 84 / 19, SWaT 18 / 1. The detector has the highest mean</w:t>
+      </w:r>
+      <w:r>
+        <w:t xml:space="preserve"> </w:t>
+      </w:r>
+      <w:r>
+        <w:t xml:space="preserve">AUROC on all three datasets; the difference is statistically supported only on HAI (episode-block bootstrap), a</w:t>
+      </w:r>
+      <w:r>
+        <w:t xml:space="preserve"> </w:t>
+      </w:r>
+      <w:r>
+        <w:t xml:space="preserve">numerical lead on WADI (five episodes), and a single-episode result on SWaT.</w:t>
+      </w:r>
+    </w:p>
+    <w:tbl>
+      <w:tblPr>
+        <w:tblStyle w:val="MDPI41threelinetable"/>
+        <w:tblW w:w="7858" w:type="dxa"/>
+        <w:jc w:val="left"/>
+        <w:tblInd w:w="2608" w:type="dxa"/>
+        <w:tblLayout w:type="fixed"/>
+        <w:tblCellMar>
+          <w:left w:w="60" w:type="dxa"/>
+          <w:right w:w="60" w:type="dxa"/>
+        </w:tblCellMar>
+        <w:tblLook w:val="0420" w:firstRow="1" w:lastRow="0" w:firstColumn="0" w:lastColumn="0" w:noHBand="0" w:noVBand="1"/>
+      </w:tblPr>
+      <w:tblGrid>
+        <w:gridCol w:w="2517"/>
+        <w:gridCol w:w="1780"/>
+        <w:gridCol w:w="1780"/>
+        <w:gridCol w:w="1781"/>
+      </w:tblGrid>
+      <w:tr>
+        <w:trPr>
+          <w:tblHeader w:val="on"/>
+        </w:trPr>
+        <w:tc>
+          <w:tcPr>
+            <w:tcBorders>
+              <w:bottom w:val="single" w:sz="8" w:space="0" w:color="auto"/>
+            </w:tcBorders>
+            <w:vAlign w:val="center"/>
+          </w:tcPr>
+          <w:p>
+            <w:pPr>
+              <w:pStyle w:val="Compact"/>
+              <w:suppressAutoHyphens/>
+              <w:jc w:val="center"/>
+            </w:pPr>
+            <w:r>
+              <w:rPr>
+                <w:b/>
+                <w:sz w:val="18"/>
+                <w:szCs w:val="18"/>
+              </w:rPr>
+              <w:t xml:space="preserve">Method</w:t>
+            </w:r>
+          </w:p>
+        </w:tc>
+        <w:tc>
+          <w:tcPr>
+            <w:tcBorders>
+              <w:bottom w:val="single" w:sz="8" w:space="0" w:color="auto"/>
+            </w:tcBorders>
+            <w:vAlign w:val="center"/>
+          </w:tcPr>
+          <w:p>
+            <w:pPr>
+              <w:pStyle w:val="Compact"/>
+              <w:suppressAutoHyphens/>
+              <w:jc w:val="center"/>
+            </w:pPr>
+            <w:r>
+              <w:rPr>
+                <w:b/>
+                <w:sz w:val="18"/>
+                <w:szCs w:val="18"/>
+              </w:rPr>
+              <w:t xml:space="preserve">WADI</w:t>
+            </w:r>
+          </w:p>
+        </w:tc>
+        <w:tc>
+          <w:tcPr>
+            <w:tcBorders>
+              <w:bottom w:val="single" w:sz="8" w:space="0" w:color="auto"/>
+            </w:tcBorders>
+            <w:vAlign w:val="center"/>
+          </w:tcPr>
+          <w:p>
+            <w:pPr>
+              <w:pStyle w:val="Compact"/>
+              <w:suppressAutoHyphens/>
+              <w:jc w:val="center"/>
+            </w:pPr>
+            <w:r>
+              <w:rPr>
+                <w:b/>
+                <w:sz w:val="18"/>
+                <w:szCs w:val="18"/>
+              </w:rPr>
+              <w:t xml:space="preserve">HAI</w:t>
+            </w:r>
+          </w:p>
+        </w:tc>
+        <w:tc>
+          <w:tcPr>
+            <w:tcBorders>
+              <w:bottom w:val="single" w:sz="8" w:space="0" w:color="auto"/>
+            </w:tcBorders>
+            <w:vAlign w:val="center"/>
+          </w:tcPr>
+          <w:p>
+            <w:pPr>
+              <w:pStyle w:val="Compact"/>
+              <w:suppressAutoHyphens/>
+              <w:jc w:val="center"/>
+            </w:pPr>
+            <w:r>
+              <w:rPr>
+                <w:b/>
+                <w:sz w:val="18"/>
+                <w:szCs w:val="18"/>
+              </w:rPr>
+              <w:t xml:space="preserve">SWaT</w:t>
+            </w:r>
+          </w:p>
+        </w:tc>
+      </w:tr>
+      <w:tr>
+        <w:tc>
+          <w:tcPr>
+            <w:vAlign w:val="center"/>
+          </w:tcPr>
+          <w:p>
+            <w:pPr>
+              <w:pStyle w:val="Compact"/>
+              <w:suppressAutoHyphens/>
+              <w:jc w:val="center"/>
+            </w:pPr>
+            <w:r>
+              <w:rPr>
+                <w:sz w:val="18"/>
+                <w:szCs w:val="18"/>
+              </w:rPr>
+              <w:t xml:space="preserve">trivial max|z|</w:t>
+            </w:r>
+          </w:p>
+        </w:tc>
+        <w:tc>
+          <w:tcPr>
+            <w:vAlign w:val="center"/>
+          </w:tcPr>
+          <w:p>
+            <w:pPr>
+              <w:pStyle w:val="Compact"/>
+              <w:suppressAutoHyphens/>
+              <w:jc w:val="center"/>
+            </w:pPr>
+            <w:r>
+              <w:rPr>
+                <w:sz w:val="18"/>
+                <w:szCs w:val="18"/>
+              </w:rPr>
+              <w:t xml:space="preserve">0.283</w:t>
+            </w:r>
+          </w:p>
+        </w:tc>
+        <w:tc>
+          <w:tcPr>
+            <w:vAlign w:val="center"/>
+          </w:tcPr>
+          <w:p>
+            <w:pPr>
+              <w:pStyle w:val="Compact"/>
+              <w:suppressAutoHyphens/>
+              <w:jc w:val="center"/>
+            </w:pPr>
+            <w:r>
+              <w:rPr>
+                <w:sz w:val="18"/>
+                <w:szCs w:val="18"/>
+              </w:rPr>
+              <w:t xml:space="preserve">0.349</w:t>
+            </w:r>
+          </w:p>
+        </w:tc>
+        <w:tc>
+          <w:tcPr>
+            <w:vAlign w:val="center"/>
+          </w:tcPr>
+          <w:p>
+            <w:pPr>
+              <w:pStyle w:val="Compact"/>
+              <w:suppressAutoHyphens/>
+              <w:jc w:val="center"/>
+            </w:pPr>
+            <w:r>
+              <w:rPr>
+                <w:sz w:val="18"/>
+                <w:szCs w:val="18"/>
+              </w:rPr>
+              <w:t xml:space="preserve">0.880</w:t>
+            </w:r>
+          </w:p>
+        </w:tc>
+      </w:tr>
+      <w:tr>
+        <w:tc>
+          <w:tcPr>
+            <w:vAlign w:val="center"/>
+          </w:tcPr>
+          <w:p>
+            <w:pPr>
+              <w:pStyle w:val="Compact"/>
+              <w:suppressAutoHyphens/>
+              <w:jc w:val="center"/>
+            </w:pPr>
+            <w:r>
+              <w:rPr>
+                <w:sz w:val="18"/>
+                <w:szCs w:val="18"/>
+              </w:rPr>
+              <w:t xml:space="preserve">Isolation Forest</w:t>
+            </w:r>
+          </w:p>
+        </w:tc>
+        <w:tc>
+          <w:tcPr>
+            <w:vAlign w:val="center"/>
+          </w:tcPr>
+          <w:p>
+            <w:pPr>
+              <w:pStyle w:val="Compact"/>
+              <w:suppressAutoHyphens/>
+              <w:jc w:val="center"/>
+            </w:pPr>
+            <w:r>
+              <w:rPr>
+                <w:sz w:val="18"/>
+                <w:szCs w:val="18"/>
+              </w:rPr>
+              <w:t xml:space="preserve">0.599±0.013</w:t>
+            </w:r>
+          </w:p>
+        </w:tc>
+        <w:tc>
+          <w:tcPr>
+            <w:vAlign w:val="center"/>
+          </w:tcPr>
+          <w:p>
+            <w:pPr>
+              <w:pStyle w:val="Compact"/>
+              <w:suppressAutoHyphens/>
+              <w:jc w:val="center"/>
+            </w:pPr>
+            <w:r>
+              <w:rPr>
+                <w:sz w:val="18"/>
+                <w:szCs w:val="18"/>
+              </w:rPr>
+              <w:t xml:space="preserve">0.635±0.012</w:t>
+            </w:r>
+          </w:p>
+        </w:tc>
+        <w:tc>
+          <w:tcPr>
+            <w:vAlign w:val="center"/>
+          </w:tcPr>
+          <w:p>
+            <w:pPr>
+              <w:pStyle w:val="Compact"/>
+              <w:suppressAutoHyphens/>
+              <w:jc w:val="center"/>
+            </w:pPr>
+            <w:r>
+              <w:rPr>
+                <w:sz w:val="18"/>
+                <w:szCs w:val="18"/>
+              </w:rPr>
+              <w:t xml:space="preserve">0.789±0.011</w:t>
+            </w:r>
+          </w:p>
+        </w:tc>
+      </w:tr>
+      <w:tr>
+        <w:tc>
+          <w:tcPr>
+            <w:vAlign w:val="center"/>
+          </w:tcPr>
+          <w:p>
+            <w:pPr>
+              <w:pStyle w:val="Compact"/>
+              <w:suppressAutoHyphens/>
+              <w:jc w:val="center"/>
+            </w:pPr>
+            <w:r>
+              <w:rPr>
+                <w:sz w:val="18"/>
+                <w:szCs w:val="18"/>
+              </w:rPr>
+              <w:t xml:space="preserve">AutoEncoder</w:t>
+            </w:r>
+          </w:p>
+        </w:tc>
+        <w:tc>
+          <w:tcPr>
+            <w:vAlign w:val="center"/>
+          </w:tcPr>
+          <w:p>
+            <w:pPr>
+              <w:pStyle w:val="Compact"/>
+              <w:suppressAutoHyphens/>
+              <w:jc w:val="center"/>
+            </w:pPr>
+            <w:r>
+              <w:rPr>
+                <w:sz w:val="18"/>
+                <w:szCs w:val="18"/>
+              </w:rPr>
+              <w:t xml:space="preserve">0.336±0.007</w:t>
+            </w:r>
+          </w:p>
+        </w:tc>
+        <w:tc>
+          <w:tcPr>
+            <w:vAlign w:val="center"/>
+          </w:tcPr>
+          <w:p>
+            <w:pPr>
+              <w:pStyle w:val="Compact"/>
+              <w:suppressAutoHyphens/>
+              <w:jc w:val="center"/>
+            </w:pPr>
+            <w:r>
+              <w:rPr>
+                <w:sz w:val="18"/>
+                <w:szCs w:val="18"/>
+              </w:rPr>
+              <w:t xml:space="preserve">0.730±0.003</w:t>
+            </w:r>
+          </w:p>
+        </w:tc>
+        <w:tc>
+          <w:tcPr>
+            <w:vAlign w:val="center"/>
+          </w:tcPr>
+          <w:p>
+            <w:pPr>
+              <w:pStyle w:val="Compact"/>
+              <w:suppressAutoHyphens/>
+              <w:jc w:val="center"/>
+            </w:pPr>
+            <w:r>
+              <w:rPr>
+                <w:sz w:val="18"/>
+                <w:szCs w:val="18"/>
+              </w:rPr>
+              <w:t xml:space="preserve">0.890±0.010</w:t>
+            </w:r>
+          </w:p>
+        </w:tc>
+      </w:tr>
+      <w:tr>
+        <w:tc>
+          <w:tcPr>
+            <w:vAlign w:val="center"/>
+          </w:tcPr>
+          <w:p>
+            <w:pPr>
+              <w:pStyle w:val="Compact"/>
+              <w:suppressAutoHyphens/>
+              <w:jc w:val="center"/>
+            </w:pPr>
+            <w:r>
+              <w:rPr>
+                <w:sz w:val="18"/>
+                <w:szCs w:val="18"/>
+              </w:rPr>
+              <w:t xml:space="preserve">LinRes (one-hot)</w:t>
+            </w:r>
+          </w:p>
+        </w:tc>
+        <w:tc>
+          <w:tcPr>
+            <w:vAlign w:val="center"/>
+          </w:tcPr>
+          <w:p>
+            <w:pPr>
+              <w:pStyle w:val="Compact"/>
+              <w:suppressAutoHyphens/>
+              <w:jc w:val="center"/>
+            </w:pPr>
+            <w:r>
+              <w:rPr>
+                <w:sz w:val="18"/>
+                <w:szCs w:val="18"/>
+              </w:rPr>
+              <w:t xml:space="preserve">0.251</w:t>
+            </w:r>
+          </w:p>
+        </w:tc>
+        <w:tc>
+          <w:tcPr>
+            <w:vAlign w:val="center"/>
+          </w:tcPr>
+          <w:p>
+            <w:pPr>
+              <w:pStyle w:val="Compact"/>
+              <w:suppressAutoHyphens/>
+              <w:jc w:val="center"/>
+            </w:pPr>
+            <w:r>
+              <w:rPr>
+                <w:sz w:val="18"/>
+                <w:szCs w:val="18"/>
+              </w:rPr>
+              <w:t xml:space="preserve">0.465</w:t>
+            </w:r>
+          </w:p>
+        </w:tc>
+        <w:tc>
+          <w:tcPr>
+            <w:vAlign w:val="center"/>
+          </w:tcPr>
+          <w:p>
+            <w:pPr>
+              <w:pStyle w:val="Compact"/>
+              <w:suppressAutoHyphens/>
+              <w:jc w:val="center"/>
+            </w:pPr>
+            <w:r>
+              <w:rPr>
+                <w:sz w:val="18"/>
+                <w:szCs w:val="18"/>
+              </w:rPr>
+              <w:t xml:space="preserve">0.914</w:t>
+            </w:r>
+          </w:p>
+        </w:tc>
+      </w:tr>
+      <w:tr>
+        <w:tc>
+          <w:tcPr>
+            <w:vAlign w:val="center"/>
+          </w:tcPr>
+          <w:p>
+            <w:pPr>
+              <w:pStyle w:val="Compact"/>
+              <w:suppressAutoHyphens/>
+              <w:jc w:val="center"/>
+            </w:pPr>
+            <w:r>
+              <w:rPr>
+                <w:sz w:val="18"/>
+                <w:szCs w:val="18"/>
+              </w:rPr>
+              <w:t xml:space="preserve">USAD</w:t>
+            </w:r>
+          </w:p>
+        </w:tc>
+        <w:tc>
+          <w:tcPr>
+            <w:vAlign w:val="center"/>
+          </w:tcPr>
+          <w:p>
+            <w:pPr>
+              <w:pStyle w:val="Compact"/>
+              <w:suppressAutoHyphens/>
+              <w:jc w:val="center"/>
+            </w:pPr>
+            <w:r>
+              <w:rPr>
+                <w:sz w:val="18"/>
+                <w:szCs w:val="18"/>
+              </w:rPr>
+              <w:t xml:space="preserve">0.257</w:t>
+            </w:r>
+          </w:p>
+        </w:tc>
+        <w:tc>
+          <w:tcPr>
+            <w:vAlign w:val="center"/>
+          </w:tcPr>
+          <w:p>
+            <w:pPr>
+              <w:pStyle w:val="Compact"/>
+              <w:suppressAutoHyphens/>
+              <w:jc w:val="center"/>
+            </w:pPr>
+            <w:r>
+              <w:rPr>
+                <w:sz w:val="18"/>
+                <w:szCs w:val="18"/>
+              </w:rPr>
+              <w:t xml:space="preserve">0.471</w:t>
+            </w:r>
+          </w:p>
+        </w:tc>
+        <w:tc>
+          <w:tcPr>
+            <w:vAlign w:val="center"/>
+          </w:tcPr>
+          <w:p>
+            <w:pPr>
+              <w:pStyle w:val="Compact"/>
+              <w:suppressAutoHyphens/>
+              <w:jc w:val="center"/>
+            </w:pPr>
+            <w:r>
+              <w:rPr>
+                <w:sz w:val="18"/>
+                <w:szCs w:val="18"/>
+              </w:rPr>
+              <w:t xml:space="preserve">0.785</w:t>
+            </w:r>
+          </w:p>
+        </w:tc>
+      </w:tr>
+      <w:tr>
+        <w:tc>
+          <w:tcPr>
+            <w:vAlign w:val="center"/>
+          </w:tcPr>
+          <w:p>
+            <w:pPr>
+              <w:pStyle w:val="Compact"/>
+              <w:suppressAutoHyphens/>
+              <w:jc w:val="center"/>
+            </w:pPr>
+            <w:r>
+              <w:rPr>
+                <w:sz w:val="18"/>
+                <w:szCs w:val="18"/>
+              </w:rPr>
+              <w:t xml:space="preserve">TranAD</w:t>
+            </w:r>
+          </w:p>
+        </w:tc>
+        <w:tc>
+          <w:tcPr>
+            <w:vAlign w:val="center"/>
+          </w:tcPr>
+          <w:p>
+            <w:pPr>
+              <w:pStyle w:val="Compact"/>
+              <w:suppressAutoHyphens/>
+              <w:jc w:val="center"/>
+            </w:pPr>
+            <w:r>
+              <w:rPr>
+                <w:sz w:val="18"/>
+                <w:szCs w:val="18"/>
+              </w:rPr>
+              <w:t xml:space="preserve">0.276</w:t>
+            </w:r>
+          </w:p>
+        </w:tc>
+        <w:tc>
+          <w:tcPr>
+            <w:vAlign w:val="center"/>
+          </w:tcPr>
+          <w:p>
+            <w:pPr>
+              <w:pStyle w:val="Compact"/>
+              <w:suppressAutoHyphens/>
+              <w:jc w:val="center"/>
+            </w:pPr>
+            <w:r>
+              <w:rPr>
+                <w:sz w:val="18"/>
+                <w:szCs w:val="18"/>
+              </w:rPr>
+              <w:t xml:space="preserve">0.418</w:t>
+            </w:r>
+          </w:p>
+        </w:tc>
+        <w:tc>
+          <w:tcPr>
+            <w:vAlign w:val="center"/>
+          </w:tcPr>
+          <w:p>
+            <w:pPr>
+              <w:pStyle w:val="Compact"/>
+              <w:suppressAutoHyphens/>
+              <w:jc w:val="center"/>
+            </w:pPr>
+            <w:r>
+              <w:rPr>
+                <w:sz w:val="18"/>
+                <w:szCs w:val="18"/>
+              </w:rPr>
+              <w:t xml:space="preserve">0.779</w:t>
+            </w:r>
+          </w:p>
+        </w:tc>
+      </w:tr>
+      <w:tr>
+        <w:tc>
+          <w:tcPr>
+            <w:vAlign w:val="center"/>
+          </w:tcPr>
+          <w:p>
+            <w:pPr>
+              <w:pStyle w:val="Compact"/>
+              <w:suppressAutoHyphens/>
+              <w:jc w:val="center"/>
+            </w:pPr>
+            <w:r>
+              <w:rPr>
+                <w:b/>
+                <w:bCs/>
+                <w:sz w:val="18"/>
+                <w:szCs w:val="18"/>
+              </w:rPr>
+              <w:t xml:space="preserve">VaDE-hard+resid (ours)</w:t>
+            </w:r>
+          </w:p>
+        </w:tc>
+        <w:tc>
+          <w:tcPr>
+            <w:vAlign w:val="center"/>
+          </w:tcPr>
+          <w:p>
+            <w:pPr>
+              <w:pStyle w:val="Compact"/>
+              <w:suppressAutoHyphens/>
+              <w:jc w:val="center"/>
+            </w:pPr>
+            <w:r>
+              <w:rPr>
+                <w:sz w:val="18"/>
+                <w:szCs w:val="18"/>
+              </w:rPr>
+              <w:t xml:space="preserve">0.601±0.027</w:t>
+            </w:r>
+          </w:p>
+        </w:tc>
+        <w:tc>
+          <w:tcPr>
+            <w:vAlign w:val="center"/>
+          </w:tcPr>
+          <w:p>
+            <w:pPr>
+              <w:pStyle w:val="Compact"/>
+              <w:suppressAutoHyphens/>
+              <w:jc w:val="center"/>
+            </w:pPr>
+            <w:r>
+              <w:rPr>
+                <w:sz w:val="18"/>
+                <w:szCs w:val="18"/>
+              </w:rPr>
+              <w:t xml:space="preserve">0.806±0.019</w:t>
+            </w:r>
+          </w:p>
+        </w:tc>
+        <w:tc>
+          <w:tcPr>
+            <w:vAlign w:val="center"/>
+          </w:tcPr>
+          <w:p>
+            <w:pPr>
+              <w:pStyle w:val="Compact"/>
+              <w:suppressAutoHyphens/>
+              <w:jc w:val="center"/>
+            </w:pPr>
+            <w:r>
+              <w:rPr>
+                <w:sz w:val="18"/>
+                <w:szCs w:val="18"/>
+              </w:rPr>
+              <w:t xml:space="preserve">0.921±0.012</w:t>
+            </w:r>
+          </w:p>
+        </w:tc>
+      </w:tr>
+    </w:tbl>
+    <w:p>
+      <w:pPr>
+        <w:pStyle w:val="MDPI31text"/>
+        <w:ind w:left="2608"/>
+      </w:pPr>
+      <w:r>
+        <w:rPr>
+          <w:b/>
+          <w:bCs/>
+        </w:rPr>
         <w:t xml:space="preserve">Deep SOTA under raw metrics.</w:t>
       </w:r>
       <w:r>
@@ -11263,7 +12122,7 @@
           <w:b/>
           <w:bCs/>
         </w:rPr>
-        <w:t xml:space="preserve">Table 4.</w:t>
+        <w:t xml:space="preserve">Table 5.</w:t>
       </w:r>
       <w:r>
         <w:t xml:space="preserve"> </w:t>
@@ -11947,7 +12806,7 @@
         <w:ind w:left="2608"/>
       </w:pPr>
       <w:r>
-        <w:t xml:space="preserve">Table 4 decomposes the score into its heads across five seeds and all three datasets. On WADI the reconstruction</w:t>
+        <w:t xml:space="preserve">Table 5 decomposes the score into its heads across five seeds and all three datasets. On WADI the reconstruction</w:t>
       </w:r>
       <w:r>
         <w:t xml:space="preserve"> </w:t>
@@ -12263,7 +13122,25 @@
         <w:t xml:space="preserve"> </w:t>
       </w:r>
       <w:r>
-        <w:t xml:space="preserve">detectors collapse; on WADI and SWaT it ties the strongest baseline. The mechanism is that reconstruction scores reachability while a density in a clustered latent</w:t>
+        <w:t xml:space="preserve">detectors collapse; on WADI and SWaT it ties the strongest baseline. On a stricter double-hard subset that keeps</w:t>
+      </w:r>
+      <w:r>
+        <w:t xml:space="preserve"> </w:t>
+      </w:r>
+      <w:r>
+        <w:t xml:space="preserve">only anomalies separated by neither a univariate nor a linear cross-channel rule, the detector has the highest</w:t>
+      </w:r>
+      <w:r>
+        <w:t xml:space="preserve"> </w:t>
+      </w:r>
+      <w:r>
+        <w:t xml:space="preserve">mean AUROC on all three datasets, with statistically supported superiority on HAI and numerical leads on the</w:t>
+      </w:r>
+      <w:r>
+        <w:t xml:space="preserve"> </w:t>
+      </w:r>
+      <w:r>
+        <w:t xml:space="preserve">smaller WADI and single-episode SWaT subsets. The mechanism is that reconstruction scores reachability while a density in a clustered latent</w:t>
       </w:r>
       <w:r>
         <w:t xml:space="preserve"> </w:t>

--- a/poc/paper/paper_mdpi.docx
+++ b/poc/paper/paper_mdpi.docx
@@ -1237,13 +1237,19 @@
         <w:t xml:space="preserve"> </w:t>
       </w:r>
       <w:r>
-        <w:t xml:space="preserve">raw, difficulty-stratified metrics (the re-scored comparison is in §6), and leave a raw-metric evaluation of</w:t>
-      </w:r>
-      <w:r>
-        <w:t xml:space="preserve"> </w:t>
-      </w:r>
-      <w:r>
-        <w:t xml:space="preserve">these newer detectors and of the cross-channel GDN, whose published evaluation uses point adjustment, to future</w:t>
+        <w:t xml:space="preserve">raw, difficulty-stratified metrics over five seeds (the re-scored comparison is in §6), and additionally</w:t>
+      </w:r>
+      <w:r>
+        <w:t xml:space="preserve"> </w:t>
+      </w:r>
+      <w:r>
+        <w:t xml:space="preserve">re-run the cross-channel GDN under the identical raw protocol where its per-window graph training was tractable</w:t>
+      </w:r>
+      <w:r>
+        <w:t xml:space="preserve"> </w:t>
+      </w:r>
+      <w:r>
+        <w:t xml:space="preserve">(SWaT). A raw-metric evaluation of the newer reconstruction detectors (SensitiveHUE, CATCH) is left to future</w:t>
       </w:r>
       <w:r>
         <w:t xml:space="preserve"> </w:t>
@@ -6666,7 +6672,7 @@
         </w:r>
       </w:hyperlink>
       <w:r>
-        <w:t xml:space="preserve">] through the TranAD evaluation harness and score them with the</w:t>
+        <w:t xml:space="preserve">] through the TranAD evaluation harness over five seeds and score them with the</w:t>
       </w:r>
       <w:r>
         <w:t xml:space="preserve"> </w:t>
@@ -6676,30 +6682,39 @@
           <w:i/>
           <w:iCs/>
         </w:rPr>
-        <w:t xml:space="preserve">same raw point-wise</w:t>
-      </w:r>
-      <w:r>
-        <w:rPr>
-          <w:i/>
-          <w:iCs/>
-        </w:rPr>
-        <w:t xml:space="preserve"> </w:t>
-      </w:r>
-      <w:r>
-        <w:rPr>
-          <w:i/>
-          <w:iCs/>
-        </w:rPr>
-        <w:t xml:space="preserve">metrics</w:t>
-      </w:r>
-      <w:r>
-        <w:t xml:space="preserve">, aggregating their per-timestep scores onto our window grid (with an integer-ratio correction for</w:t>
-      </w:r>
-      <w:r>
-        <w:t xml:space="preserve"> </w:t>
-      </w:r>
-      <w:r>
-        <w:t xml:space="preserve">HAI's downsampling).</w:t>
+        <w:t xml:space="preserve">same raw point-wise metrics</w:t>
+      </w:r>
+      <w:r>
+        <w:t xml:space="preserve">, aggregating their per-timestep scores onto our window grid (with an</w:t>
+      </w:r>
+      <w:r>
+        <w:t xml:space="preserve"> </w:t>
+      </w:r>
+      <w:r>
+        <w:t xml:space="preserve">integer-ratio correction for HAI's downsampling). We also re-run the graph-based GDN [</w:t>
+      </w:r>
+      <w:hyperlink w:anchor="r-gdn">
+        <w:r>
+          <w:rPr>
+            <w:rStyle w:val="Hyperlink"/>
+          </w:rPr>
+          <w:t xml:space="preserve">24</w:t>
+        </w:r>
+      </w:hyperlink>
+      <w:r>
+        <w:t xml:space="preserve">]</w:t>
+      </w:r>
+      <w:r>
+        <w:t xml:space="preserve"> </w:t>
+      </w:r>
+      <w:r>
+        <w:t xml:space="preserve">under the identical protocol; its per-window graph training completed within our compute budget only on SWaT,</w:t>
+      </w:r>
+      <w:r>
+        <w:t xml:space="preserve"> </w:t>
+      </w:r>
+      <w:r>
+        <w:t xml:space="preserve">where it matches the other deep detectors (difficult-subset AUROC 0.871, below ours).</w:t>
       </w:r>
       <w:r>
         <w:t xml:space="preserve"> </w:t>
@@ -6841,19 +6856,25 @@
         <w:t xml:space="preserve"> </w:t>
       </w:r>
       <w:r>
-        <w:t xml:space="preserve">detectors (Isolation Forest, AutoEncoder, and the VaDE family) report AUROC as mean±standard deviation</w:t>
-      </w:r>
-      <w:r>
-        <w:t xml:space="preserve"> </w:t>
-      </w:r>
-      <w:r>
-        <w:t xml:space="preserve">over five seeds. Bold = best AUROC in that dataset×subset column (ties bolded jointly). “Ours”</w:t>
-      </w:r>
-      <w:r>
-        <w:t xml:space="preserve"> </w:t>
-      </w:r>
-      <w:r>
-        <w:t xml:space="preserve">= the VaDE-hard+resid(auto) headline model. The</w:t>
+        <w:t xml:space="preserve">detectors (Isolation Forest, AutoEncoder, USAD, TranAD, and the VaDE family) report AUROC as</w:t>
+      </w:r>
+      <w:r>
+        <w:t xml:space="preserve"> </w:t>
+      </w:r>
+      <w:r>
+        <w:t xml:space="preserve">mean±standard deviation over five seeds; GDN, whose per-window graph training completed only on SWaT within</w:t>
+      </w:r>
+      <w:r>
+        <w:t xml:space="preserve"> </w:t>
+      </w:r>
+      <w:r>
+        <w:t xml:space="preserve">our compute budget, is reported single-run on SWaT. Bold = best AUROC in that dataset×subset column (ties</w:t>
+      </w:r>
+      <w:r>
+        <w:t xml:space="preserve"> </w:t>
+      </w:r>
+      <w:r>
+        <w:t xml:space="preserve">bolded jointly). “Ours” = the VaDE-hard+resid(auto) headline model. The</w:t>
       </w:r>
       <w:r>
         <w:t xml:space="preserve"> </w:t>
@@ -7929,102 +7950,102 @@
                 <w:sz w:val="18"/>
                 <w:szCs w:val="18"/>
               </w:rPr>
-              <w:t xml:space="preserve">0.698</w:t>
-            </w:r>
-          </w:p>
-        </w:tc>
-        <w:tc>
-          <w:tcPr>
-            <w:vAlign w:val="center"/>
-          </w:tcPr>
-          <w:p>
-            <w:pPr>
-              <w:pStyle w:val="Compact"/>
-              <w:suppressAutoHyphens/>
-              <w:jc w:val="center"/>
-            </w:pPr>
-            <w:r>
-              <w:rPr>
-                <w:sz w:val="18"/>
-                <w:szCs w:val="18"/>
-              </w:rPr>
-              <w:t xml:space="preserve">0.516</w:t>
-            </w:r>
-          </w:p>
-        </w:tc>
-        <w:tc>
-          <w:tcPr>
-            <w:vAlign w:val="center"/>
-          </w:tcPr>
-          <w:p>
-            <w:pPr>
-              <w:pStyle w:val="Compact"/>
-              <w:suppressAutoHyphens/>
-              <w:jc w:val="center"/>
-            </w:pPr>
-            <w:r>
-              <w:rPr>
-                <w:sz w:val="18"/>
-                <w:szCs w:val="18"/>
-              </w:rPr>
-              <w:t xml:space="preserve">0.901</w:t>
-            </w:r>
-          </w:p>
-        </w:tc>
-        <w:tc>
-          <w:tcPr>
-            <w:vAlign w:val="center"/>
-          </w:tcPr>
-          <w:p>
-            <w:pPr>
-              <w:pStyle w:val="Compact"/>
-              <w:suppressAutoHyphens/>
-              <w:jc w:val="center"/>
-            </w:pPr>
-            <w:r>
-              <w:rPr>
-                <w:sz w:val="18"/>
-                <w:szCs w:val="18"/>
-              </w:rPr>
-              <w:t xml:space="preserve">0.658</w:t>
-            </w:r>
-          </w:p>
-        </w:tc>
-        <w:tc>
-          <w:tcPr>
-            <w:vAlign w:val="center"/>
-          </w:tcPr>
-          <w:p>
-            <w:pPr>
-              <w:pStyle w:val="Compact"/>
-              <w:suppressAutoHyphens/>
-              <w:jc w:val="center"/>
-            </w:pPr>
-            <w:r>
-              <w:rPr>
-                <w:sz w:val="18"/>
-                <w:szCs w:val="18"/>
-              </w:rPr>
-              <w:t xml:space="preserve">0.303</w:t>
-            </w:r>
-          </w:p>
-        </w:tc>
-        <w:tc>
-          <w:tcPr>
-            <w:vAlign w:val="center"/>
-          </w:tcPr>
-          <w:p>
-            <w:pPr>
-              <w:pStyle w:val="Compact"/>
-              <w:suppressAutoHyphens/>
-              <w:jc w:val="center"/>
-            </w:pPr>
-            <w:r>
-              <w:rPr>
-                <w:sz w:val="18"/>
-                <w:szCs w:val="18"/>
-              </w:rPr>
-              <w:t xml:space="preserve">0.033</w:t>
+              <w:t xml:space="preserve">0.700±0.001</w:t>
+            </w:r>
+          </w:p>
+        </w:tc>
+        <w:tc>
+          <w:tcPr>
+            <w:vAlign w:val="center"/>
+          </w:tcPr>
+          <w:p>
+            <w:pPr>
+              <w:pStyle w:val="Compact"/>
+              <w:suppressAutoHyphens/>
+              <w:jc w:val="center"/>
+            </w:pPr>
+            <w:r>
+              <w:rPr>
+                <w:sz w:val="18"/>
+                <w:szCs w:val="18"/>
+              </w:rPr>
+              <w:t xml:space="preserve">0.512</w:t>
+            </w:r>
+          </w:p>
+        </w:tc>
+        <w:tc>
+          <w:tcPr>
+            <w:vAlign w:val="center"/>
+          </w:tcPr>
+          <w:p>
+            <w:pPr>
+              <w:pStyle w:val="Compact"/>
+              <w:suppressAutoHyphens/>
+              <w:jc w:val="center"/>
+            </w:pPr>
+            <w:r>
+              <w:rPr>
+                <w:sz w:val="18"/>
+                <w:szCs w:val="18"/>
+              </w:rPr>
+              <w:t xml:space="preserve">0.903±0.002</w:t>
+            </w:r>
+          </w:p>
+        </w:tc>
+        <w:tc>
+          <w:tcPr>
+            <w:vAlign w:val="center"/>
+          </w:tcPr>
+          <w:p>
+            <w:pPr>
+              <w:pStyle w:val="Compact"/>
+              <w:suppressAutoHyphens/>
+              <w:jc w:val="center"/>
+            </w:pPr>
+            <w:r>
+              <w:rPr>
+                <w:sz w:val="18"/>
+                <w:szCs w:val="18"/>
+              </w:rPr>
+              <w:t xml:space="preserve">0.655</w:t>
+            </w:r>
+          </w:p>
+        </w:tc>
+        <w:tc>
+          <w:tcPr>
+            <w:vAlign w:val="center"/>
+          </w:tcPr>
+          <w:p>
+            <w:pPr>
+              <w:pStyle w:val="Compact"/>
+              <w:suppressAutoHyphens/>
+              <w:jc w:val="center"/>
+            </w:pPr>
+            <w:r>
+              <w:rPr>
+                <w:sz w:val="18"/>
+                <w:szCs w:val="18"/>
+              </w:rPr>
+              <w:t xml:space="preserve">0.305±0.004</w:t>
+            </w:r>
+          </w:p>
+        </w:tc>
+        <w:tc>
+          <w:tcPr>
+            <w:vAlign w:val="center"/>
+          </w:tcPr>
+          <w:p>
+            <w:pPr>
+              <w:pStyle w:val="Compact"/>
+              <w:suppressAutoHyphens/>
+              <w:jc w:val="center"/>
+            </w:pPr>
+            <w:r>
+              <w:rPr>
+                <w:sz w:val="18"/>
+                <w:szCs w:val="18"/>
+              </w:rPr>
+              <w:t xml:space="preserve">0.030</w:t>
             </w:r>
           </w:p>
         </w:tc>
@@ -8083,102 +8104,102 @@
                 <w:sz w:val="18"/>
                 <w:szCs w:val="18"/>
               </w:rPr>
-              <w:t xml:space="preserve">0.721</w:t>
-            </w:r>
-          </w:p>
-        </w:tc>
-        <w:tc>
-          <w:tcPr>
-            <w:vAlign w:val="center"/>
-          </w:tcPr>
-          <w:p>
-            <w:pPr>
-              <w:pStyle w:val="Compact"/>
-              <w:suppressAutoHyphens/>
-              <w:jc w:val="center"/>
-            </w:pPr>
-            <w:r>
-              <w:rPr>
-                <w:sz w:val="18"/>
-                <w:szCs w:val="18"/>
-              </w:rPr>
-              <w:t xml:space="preserve">0.556</w:t>
-            </w:r>
-          </w:p>
-        </w:tc>
-        <w:tc>
-          <w:tcPr>
-            <w:vAlign w:val="center"/>
-          </w:tcPr>
-          <w:p>
-            <w:pPr>
-              <w:pStyle w:val="Compact"/>
-              <w:suppressAutoHyphens/>
-              <w:jc w:val="center"/>
-            </w:pPr>
-            <w:r>
-              <w:rPr>
-                <w:sz w:val="18"/>
-                <w:szCs w:val="18"/>
-              </w:rPr>
-              <w:t xml:space="preserve">0.921</w:t>
-            </w:r>
-          </w:p>
-        </w:tc>
-        <w:tc>
-          <w:tcPr>
-            <w:vAlign w:val="center"/>
-          </w:tcPr>
-          <w:p>
-            <w:pPr>
-              <w:pStyle w:val="Compact"/>
-              <w:suppressAutoHyphens/>
-              <w:jc w:val="center"/>
-            </w:pPr>
-            <w:r>
-              <w:rPr>
-                <w:sz w:val="18"/>
-                <w:szCs w:val="18"/>
-              </w:rPr>
-              <w:t xml:space="preserve">0.686</w:t>
-            </w:r>
-          </w:p>
-        </w:tc>
-        <w:tc>
-          <w:tcPr>
-            <w:vAlign w:val="center"/>
-          </w:tcPr>
-          <w:p>
-            <w:pPr>
-              <w:pStyle w:val="Compact"/>
-              <w:suppressAutoHyphens/>
-              <w:jc w:val="center"/>
-            </w:pPr>
-            <w:r>
-              <w:rPr>
-                <w:sz w:val="18"/>
-                <w:szCs w:val="18"/>
-              </w:rPr>
-              <w:t xml:space="preserve">0.333</w:t>
-            </w:r>
-          </w:p>
-        </w:tc>
-        <w:tc>
-          <w:tcPr>
-            <w:vAlign w:val="center"/>
-          </w:tcPr>
-          <w:p>
-            <w:pPr>
-              <w:pStyle w:val="Compact"/>
-              <w:suppressAutoHyphens/>
-              <w:jc w:val="center"/>
-            </w:pPr>
-            <w:r>
-              <w:rPr>
-                <w:sz w:val="18"/>
-                <w:szCs w:val="18"/>
-              </w:rPr>
-              <w:t xml:space="preserve">0.039</w:t>
+              <w:t xml:space="preserve">0.717±0.003</w:t>
+            </w:r>
+          </w:p>
+        </w:tc>
+        <w:tc>
+          <w:tcPr>
+            <w:vAlign w:val="center"/>
+          </w:tcPr>
+          <w:p>
+            <w:pPr>
+              <w:pStyle w:val="Compact"/>
+              <w:suppressAutoHyphens/>
+              <w:jc w:val="center"/>
+            </w:pPr>
+            <w:r>
+              <w:rPr>
+                <w:sz w:val="18"/>
+                <w:szCs w:val="18"/>
+              </w:rPr>
+              <w:t xml:space="preserve">0.571</w:t>
+            </w:r>
+          </w:p>
+        </w:tc>
+        <w:tc>
+          <w:tcPr>
+            <w:vAlign w:val="center"/>
+          </w:tcPr>
+          <w:p>
+            <w:pPr>
+              <w:pStyle w:val="Compact"/>
+              <w:suppressAutoHyphens/>
+              <w:jc w:val="center"/>
+            </w:pPr>
+            <w:r>
+              <w:rPr>
+                <w:sz w:val="18"/>
+                <w:szCs w:val="18"/>
+              </w:rPr>
+              <w:t xml:space="preserve">0.918±0.002</w:t>
+            </w:r>
+          </w:p>
+        </w:tc>
+        <w:tc>
+          <w:tcPr>
+            <w:vAlign w:val="center"/>
+          </w:tcPr>
+          <w:p>
+            <w:pPr>
+              <w:pStyle w:val="Compact"/>
+              <w:suppressAutoHyphens/>
+              <w:jc w:val="center"/>
+            </w:pPr>
+            <w:r>
+              <w:rPr>
+                <w:sz w:val="18"/>
+                <w:szCs w:val="18"/>
+              </w:rPr>
+              <w:t xml:space="preserve">0.708</w:t>
+            </w:r>
+          </w:p>
+        </w:tc>
+        <w:tc>
+          <w:tcPr>
+            <w:vAlign w:val="center"/>
+          </w:tcPr>
+          <w:p>
+            <w:pPr>
+              <w:pStyle w:val="Compact"/>
+              <w:suppressAutoHyphens/>
+              <w:jc w:val="center"/>
+            </w:pPr>
+            <w:r>
+              <w:rPr>
+                <w:sz w:val="18"/>
+                <w:szCs w:val="18"/>
+              </w:rPr>
+              <w:t xml:space="preserve">0.325±0.004</w:t>
+            </w:r>
+          </w:p>
+        </w:tc>
+        <w:tc>
+          <w:tcPr>
+            <w:vAlign w:val="center"/>
+          </w:tcPr>
+          <w:p>
+            <w:pPr>
+              <w:pStyle w:val="Compact"/>
+              <w:suppressAutoHyphens/>
+              <w:jc w:val="center"/>
+            </w:pPr>
+            <w:r>
+              <w:rPr>
+                <w:sz w:val="18"/>
+                <w:szCs w:val="18"/>
+              </w:rPr>
+              <w:t xml:space="preserve">0.025</w:t>
             </w:r>
           </w:p>
         </w:tc>
@@ -9054,102 +9075,102 @@
                 <w:sz w:val="18"/>
                 <w:szCs w:val="18"/>
               </w:rPr>
-              <w:t xml:space="preserve">0.849</w:t>
-            </w:r>
-          </w:p>
-        </w:tc>
-        <w:tc>
-          <w:tcPr>
-            <w:vAlign w:val="center"/>
-          </w:tcPr>
-          <w:p>
-            <w:pPr>
-              <w:pStyle w:val="Compact"/>
-              <w:suppressAutoHyphens/>
-              <w:jc w:val="center"/>
-            </w:pPr>
-            <w:r>
-              <w:rPr>
-                <w:sz w:val="18"/>
-                <w:szCs w:val="18"/>
-              </w:rPr>
-              <w:t xml:space="preserve">0.706</w:t>
-            </w:r>
-          </w:p>
-        </w:tc>
-        <w:tc>
-          <w:tcPr>
-            <w:vAlign w:val="center"/>
-          </w:tcPr>
-          <w:p>
-            <w:pPr>
-              <w:pStyle w:val="Compact"/>
-              <w:suppressAutoHyphens/>
-              <w:jc w:val="center"/>
-            </w:pPr>
-            <w:r>
-              <w:rPr>
-                <w:sz w:val="18"/>
-                <w:szCs w:val="18"/>
-              </w:rPr>
-              <w:t xml:space="preserve">0.970</w:t>
-            </w:r>
-          </w:p>
-        </w:tc>
-        <w:tc>
-          <w:tcPr>
-            <w:vAlign w:val="center"/>
-          </w:tcPr>
-          <w:p>
-            <w:pPr>
-              <w:pStyle w:val="Compact"/>
-              <w:suppressAutoHyphens/>
-              <w:jc w:val="center"/>
-            </w:pPr>
-            <w:r>
-              <w:rPr>
-                <w:sz w:val="18"/>
-                <w:szCs w:val="18"/>
-              </w:rPr>
-              <w:t xml:space="preserve">0.841</w:t>
-            </w:r>
-          </w:p>
-        </w:tc>
-        <w:tc>
-          <w:tcPr>
-            <w:vAlign w:val="center"/>
-          </w:tcPr>
-          <w:p>
-            <w:pPr>
-              <w:pStyle w:val="Compact"/>
-              <w:suppressAutoHyphens/>
-              <w:jc w:val="center"/>
-            </w:pPr>
-            <w:r>
-              <w:rPr>
-                <w:sz w:val="18"/>
-                <w:szCs w:val="18"/>
-              </w:rPr>
-              <w:t xml:space="preserve">0.497</w:t>
-            </w:r>
-          </w:p>
-        </w:tc>
-        <w:tc>
-          <w:tcPr>
-            <w:vAlign w:val="center"/>
-          </w:tcPr>
-          <w:p>
-            <w:pPr>
-              <w:pStyle w:val="Compact"/>
-              <w:suppressAutoHyphens/>
-              <w:jc w:val="center"/>
-            </w:pPr>
-            <w:r>
-              <w:rPr>
-                <w:sz w:val="18"/>
-                <w:szCs w:val="18"/>
-              </w:rPr>
-              <w:t xml:space="preserve">0.023</w:t>
+              <w:t xml:space="preserve">0.843±0.005</w:t>
+            </w:r>
+          </w:p>
+        </w:tc>
+        <w:tc>
+          <w:tcPr>
+            <w:vAlign w:val="center"/>
+          </w:tcPr>
+          <w:p>
+            <w:pPr>
+              <w:pStyle w:val="Compact"/>
+              <w:suppressAutoHyphens/>
+              <w:jc w:val="center"/>
+            </w:pPr>
+            <w:r>
+              <w:rPr>
+                <w:sz w:val="18"/>
+                <w:szCs w:val="18"/>
+              </w:rPr>
+              <w:t xml:space="preserve">0.699</w:t>
+            </w:r>
+          </w:p>
+        </w:tc>
+        <w:tc>
+          <w:tcPr>
+            <w:vAlign w:val="center"/>
+          </w:tcPr>
+          <w:p>
+            <w:pPr>
+              <w:pStyle w:val="Compact"/>
+              <w:suppressAutoHyphens/>
+              <w:jc w:val="center"/>
+            </w:pPr>
+            <w:r>
+              <w:rPr>
+                <w:sz w:val="18"/>
+                <w:szCs w:val="18"/>
+              </w:rPr>
+              <w:t xml:space="preserve">0.969±0.001</w:t>
+            </w:r>
+          </w:p>
+        </w:tc>
+        <w:tc>
+          <w:tcPr>
+            <w:vAlign w:val="center"/>
+          </w:tcPr>
+          <w:p>
+            <w:pPr>
+              <w:pStyle w:val="Compact"/>
+              <w:suppressAutoHyphens/>
+              <w:jc w:val="center"/>
+            </w:pPr>
+            <w:r>
+              <w:rPr>
+                <w:sz w:val="18"/>
+                <w:szCs w:val="18"/>
+              </w:rPr>
+              <w:t xml:space="preserve">0.833</w:t>
+            </w:r>
+          </w:p>
+        </w:tc>
+        <w:tc>
+          <w:tcPr>
+            <w:vAlign w:val="center"/>
+          </w:tcPr>
+          <w:p>
+            <w:pPr>
+              <w:pStyle w:val="Compact"/>
+              <w:suppressAutoHyphens/>
+              <w:jc w:val="center"/>
+            </w:pPr>
+            <w:r>
+              <w:rPr>
+                <w:sz w:val="18"/>
+                <w:szCs w:val="18"/>
+              </w:rPr>
+              <w:t xml:space="preserve">0.477±0.018</w:t>
+            </w:r>
+          </w:p>
+        </w:tc>
+        <w:tc>
+          <w:tcPr>
+            <w:vAlign w:val="center"/>
+          </w:tcPr>
+          <w:p>
+            <w:pPr>
+              <w:pStyle w:val="Compact"/>
+              <w:suppressAutoHyphens/>
+              <w:jc w:val="center"/>
+            </w:pPr>
+            <w:r>
+              <w:rPr>
+                <w:sz w:val="18"/>
+                <w:szCs w:val="18"/>
+              </w:rPr>
+              <w:t xml:space="preserve">0.022</w:t>
             </w:r>
           </w:p>
         </w:tc>
@@ -9208,7 +9229,7 @@
                 <w:sz w:val="18"/>
                 <w:szCs w:val="18"/>
               </w:rPr>
-              <w:t xml:space="preserve">0.834</w:t>
+              <w:t xml:space="preserve">0.834±0.002</w:t>
             </w:r>
           </w:p>
         </w:tc>
@@ -9246,45 +9267,45 @@
                 <w:sz w:val="18"/>
                 <w:szCs w:val="18"/>
               </w:rPr>
-              <w:t xml:space="preserve">0.968</w:t>
-            </w:r>
-          </w:p>
-        </w:tc>
-        <w:tc>
-          <w:tcPr>
-            <w:vAlign w:val="center"/>
-          </w:tcPr>
-          <w:p>
-            <w:pPr>
-              <w:pStyle w:val="Compact"/>
-              <w:suppressAutoHyphens/>
-              <w:jc w:val="center"/>
-            </w:pPr>
-            <w:r>
-              <w:rPr>
-                <w:sz w:val="18"/>
-                <w:szCs w:val="18"/>
-              </w:rPr>
-              <w:t xml:space="preserve">0.825</w:t>
-            </w:r>
-          </w:p>
-        </w:tc>
-        <w:tc>
-          <w:tcPr>
-            <w:vAlign w:val="center"/>
-          </w:tcPr>
-          <w:p>
-            <w:pPr>
-              <w:pStyle w:val="Compact"/>
-              <w:suppressAutoHyphens/>
-              <w:jc w:val="center"/>
-            </w:pPr>
-            <w:r>
-              <w:rPr>
-                <w:sz w:val="18"/>
-                <w:szCs w:val="18"/>
-              </w:rPr>
-              <w:t xml:space="preserve">0.445</w:t>
+              <w:t xml:space="preserve">0.968±0.000</w:t>
+            </w:r>
+          </w:p>
+        </w:tc>
+        <w:tc>
+          <w:tcPr>
+            <w:vAlign w:val="center"/>
+          </w:tcPr>
+          <w:p>
+            <w:pPr>
+              <w:pStyle w:val="Compact"/>
+              <w:suppressAutoHyphens/>
+              <w:jc w:val="center"/>
+            </w:pPr>
+            <w:r>
+              <w:rPr>
+                <w:sz w:val="18"/>
+                <w:szCs w:val="18"/>
+              </w:rPr>
+              <w:t xml:space="preserve">0.824</w:t>
+            </w:r>
+          </w:p>
+        </w:tc>
+        <w:tc>
+          <w:tcPr>
+            <w:vAlign w:val="center"/>
+          </w:tcPr>
+          <w:p>
+            <w:pPr>
+              <w:pStyle w:val="Compact"/>
+              <w:suppressAutoHyphens/>
+              <w:jc w:val="center"/>
+            </w:pPr>
+            <w:r>
+              <w:rPr>
+                <w:sz w:val="18"/>
+                <w:szCs w:val="18"/>
+              </w:rPr>
+              <w:t xml:space="preserve">0.444±0.010</w:t>
             </w:r>
           </w:p>
         </w:tc>
@@ -10179,7 +10200,7 @@
                 <w:sz w:val="18"/>
                 <w:szCs w:val="18"/>
               </w:rPr>
-              <w:t xml:space="preserve">0.973</w:t>
+              <w:t xml:space="preserve">0.972±0.001</w:t>
             </w:r>
           </w:p>
         </w:tc>
@@ -10217,7 +10238,7 @@
                 <w:sz w:val="18"/>
                 <w:szCs w:val="18"/>
               </w:rPr>
-              <w:t xml:space="preserve">1.000</w:t>
+              <w:t xml:space="preserve">1.000±0.000</w:t>
             </w:r>
           </w:p>
         </w:tc>
@@ -10255,26 +10276,26 @@
                 <w:sz w:val="18"/>
                 <w:szCs w:val="18"/>
               </w:rPr>
-              <w:t xml:space="preserve">0.871</w:t>
-            </w:r>
-          </w:p>
-        </w:tc>
-        <w:tc>
-          <w:tcPr>
-            <w:vAlign w:val="center"/>
-          </w:tcPr>
-          <w:p>
-            <w:pPr>
-              <w:pStyle w:val="Compact"/>
-              <w:suppressAutoHyphens/>
-              <w:jc w:val="center"/>
-            </w:pPr>
-            <w:r>
-              <w:rPr>
-                <w:sz w:val="18"/>
-                <w:szCs w:val="18"/>
-              </w:rPr>
-              <w:t xml:space="preserve">0.730</w:t>
+              <w:t xml:space="preserve">0.867±0.005</w:t>
+            </w:r>
+          </w:p>
+        </w:tc>
+        <w:tc>
+          <w:tcPr>
+            <w:vAlign w:val="center"/>
+          </w:tcPr>
+          <w:p>
+            <w:pPr>
+              <w:pStyle w:val="Compact"/>
+              <w:suppressAutoHyphens/>
+              <w:jc w:val="center"/>
+            </w:pPr>
+            <w:r>
+              <w:rPr>
+                <w:sz w:val="18"/>
+                <w:szCs w:val="18"/>
+              </w:rPr>
+              <w:t xml:space="preserve">0.705</w:t>
             </w:r>
           </w:p>
         </w:tc>
@@ -10333,26 +10354,180 @@
                 <w:sz w:val="18"/>
                 <w:szCs w:val="18"/>
               </w:rPr>
-              <w:t xml:space="preserve">0.972</w:t>
-            </w:r>
-          </w:p>
-        </w:tc>
-        <w:tc>
-          <w:tcPr>
-            <w:vAlign w:val="center"/>
-          </w:tcPr>
-          <w:p>
-            <w:pPr>
-              <w:pStyle w:val="Compact"/>
-              <w:suppressAutoHyphens/>
-              <w:jc w:val="center"/>
-            </w:pPr>
-            <w:r>
-              <w:rPr>
-                <w:sz w:val="18"/>
-                <w:szCs w:val="18"/>
-              </w:rPr>
-              <w:t xml:space="preserve">0.948</w:t>
+              <w:t xml:space="preserve">0.972±0.000</w:t>
+            </w:r>
+          </w:p>
+        </w:tc>
+        <w:tc>
+          <w:tcPr>
+            <w:vAlign w:val="center"/>
+          </w:tcPr>
+          <w:p>
+            <w:pPr>
+              <w:pStyle w:val="Compact"/>
+              <w:suppressAutoHyphens/>
+              <w:jc w:val="center"/>
+            </w:pPr>
+            <w:r>
+              <w:rPr>
+                <w:sz w:val="18"/>
+                <w:szCs w:val="18"/>
+              </w:rPr>
+              <w:t xml:space="preserve">0.952</w:t>
+            </w:r>
+          </w:p>
+        </w:tc>
+        <w:tc>
+          <w:tcPr>
+            <w:vAlign w:val="center"/>
+          </w:tcPr>
+          <w:p>
+            <w:pPr>
+              <w:pStyle w:val="Compact"/>
+              <w:suppressAutoHyphens/>
+              <w:jc w:val="center"/>
+            </w:pPr>
+            <w:r>
+              <w:rPr>
+                <w:sz w:val="18"/>
+                <w:szCs w:val="18"/>
+              </w:rPr>
+              <w:t xml:space="preserve">1.000±0.000</w:t>
+            </w:r>
+          </w:p>
+        </w:tc>
+        <w:tc>
+          <w:tcPr>
+            <w:vAlign w:val="center"/>
+          </w:tcPr>
+          <w:p>
+            <w:pPr>
+              <w:pStyle w:val="Compact"/>
+              <w:suppressAutoHyphens/>
+              <w:jc w:val="center"/>
+            </w:pPr>
+            <w:r>
+              <w:rPr>
+                <w:sz w:val="18"/>
+                <w:szCs w:val="18"/>
+              </w:rPr>
+              <w:t xml:space="preserve">0.990</w:t>
+            </w:r>
+          </w:p>
+        </w:tc>
+        <w:tc>
+          <w:tcPr>
+            <w:vAlign w:val="center"/>
+          </w:tcPr>
+          <w:p>
+            <w:pPr>
+              <w:pStyle w:val="Compact"/>
+              <w:suppressAutoHyphens/>
+              <w:jc w:val="center"/>
+            </w:pPr>
+            <w:r>
+              <w:rPr>
+                <w:sz w:val="18"/>
+                <w:szCs w:val="18"/>
+              </w:rPr>
+              <w:t xml:space="preserve">0.867±0.001</w:t>
+            </w:r>
+          </w:p>
+        </w:tc>
+        <w:tc>
+          <w:tcPr>
+            <w:vAlign w:val="center"/>
+          </w:tcPr>
+          <w:p>
+            <w:pPr>
+              <w:pStyle w:val="Compact"/>
+              <w:suppressAutoHyphens/>
+              <w:jc w:val="center"/>
+            </w:pPr>
+            <w:r>
+              <w:rPr>
+                <w:sz w:val="18"/>
+                <w:szCs w:val="18"/>
+              </w:rPr>
+              <w:t xml:space="preserve">0.726</w:t>
+            </w:r>
+          </w:p>
+        </w:tc>
+      </w:tr>
+      <w:tr>
+        <w:tc>
+          <w:tcPr>
+            <w:vAlign w:val="center"/>
+          </w:tcPr>
+          <w:p>
+            <w:pPr>
+              <w:pStyle w:val="Compact"/>
+              <w:suppressAutoHyphens/>
+              <w:jc w:val="center"/>
+            </w:pPr>
+            <w:r>
+              <w:rPr>
+                <w:sz w:val="18"/>
+                <w:szCs w:val="18"/>
+              </w:rPr>
+              <w:t xml:space="preserve">GDN</w:t>
+            </w:r>
+          </w:p>
+        </w:tc>
+        <w:tc>
+          <w:tcPr>
+            <w:vAlign w:val="center"/>
+          </w:tcPr>
+          <w:p>
+            <w:pPr>
+              <w:pStyle w:val="Compact"/>
+              <w:suppressAutoHyphens/>
+              <w:jc w:val="center"/>
+            </w:pPr>
+            <w:r>
+              <w:rPr>
+                <w:sz w:val="18"/>
+                <w:szCs w:val="18"/>
+              </w:rPr>
+              <w:t xml:space="preserve">SOTA</w:t>
+            </w:r>
+          </w:p>
+        </w:tc>
+        <w:tc>
+          <w:tcPr>
+            <w:vAlign w:val="center"/>
+          </w:tcPr>
+          <w:p>
+            <w:pPr>
+              <w:pStyle w:val="Compact"/>
+              <w:suppressAutoHyphens/>
+              <w:jc w:val="center"/>
+            </w:pPr>
+            <w:r>
+              <w:rPr>
+                <w:sz w:val="18"/>
+                <w:szCs w:val="18"/>
+              </w:rPr>
+              <w:t xml:space="preserve">0.973</w:t>
+            </w:r>
+          </w:p>
+        </w:tc>
+        <w:tc>
+          <w:tcPr>
+            <w:vAlign w:val="center"/>
+          </w:tcPr>
+          <w:p>
+            <w:pPr>
+              <w:pStyle w:val="Compact"/>
+              <w:suppressAutoHyphens/>
+              <w:jc w:val="center"/>
+            </w:pPr>
+            <w:r>
+              <w:rPr>
+                <w:sz w:val="18"/>
+                <w:szCs w:val="18"/>
+              </w:rPr>
+              <w:t xml:space="preserve">0.946</w:t>
             </w:r>
           </w:p>
         </w:tc>
@@ -10409,26 +10584,26 @@
                 <w:sz w:val="18"/>
                 <w:szCs w:val="18"/>
               </w:rPr>
-              <w:t xml:space="preserve">0.867</w:t>
-            </w:r>
-          </w:p>
-        </w:tc>
-        <w:tc>
-          <w:tcPr>
-            <w:vAlign w:val="center"/>
-          </w:tcPr>
-          <w:p>
-            <w:pPr>
-              <w:pStyle w:val="Compact"/>
-              <w:suppressAutoHyphens/>
-              <w:jc w:val="center"/>
-            </w:pPr>
-            <w:r>
-              <w:rPr>
-                <w:sz w:val="18"/>
-                <w:szCs w:val="18"/>
-              </w:rPr>
-              <w:t xml:space="preserve">0.725</w:t>
+              <w:t xml:space="preserve">0.871</w:t>
+            </w:r>
+          </w:p>
+        </w:tc>
+        <w:tc>
+          <w:tcPr>
+            <w:vAlign w:val="center"/>
+          </w:tcPr>
+          <w:p>
+            <w:pPr>
+              <w:pStyle w:val="Compact"/>
+              <w:suppressAutoHyphens/>
+              <w:jc w:val="center"/>
+            </w:pPr>
+            <w:r>
+              <w:rPr>
+                <w:sz w:val="18"/>
+                <w:szCs w:val="18"/>
+              </w:rPr>
+              <w:t xml:space="preserve">0.698</w:t>
             </w:r>
           </w:p>
         </w:tc>
@@ -10655,13 +10830,13 @@
         <w:t xml:space="preserve"> </w:t>
       </w:r>
       <w:r>
-        <w:t xml:space="preserve">attack episodes), well above the AutoEncoder (0.757) and far above the deep detectors USAD (0.497) and TranAD</w:t>
-      </w:r>
-      <w:r>
-        <w:t xml:space="preserve"> </w:t>
-      </w:r>
-      <w:r>
-        <w:t xml:space="preserve">(0.445), which sit near chance. This margin over the AutoEncoder is statistically significant: an episode-block</w:t>
+        <w:t xml:space="preserve">attack episodes), well above the AutoEncoder (0.757) and far above the deep detectors USAD (0.477) and TranAD</w:t>
+      </w:r>
+      <w:r>
+        <w:t xml:space="preserve"> </w:t>
+      </w:r>
+      <w:r>
+        <w:t xml:space="preserve">(0.444), which sit near chance. This margin over the AutoEncoder is statistically significant: an episode-block</w:t>
       </w:r>
       <w:r>
         <w:t xml:space="preserve"> </w:t>
@@ -11796,19 +11971,19 @@
         <w:t xml:space="preserve"> </w:t>
       </w:r>
       <w:r>
-        <w:t xml:space="preserve">and TranAD collapse on the difficult subset of the two joint-structure benchmarks: they fall to 0.497 and 0.445</w:t>
-      </w:r>
-      <w:r>
-        <w:t xml:space="preserve"> </w:t>
-      </w:r>
-      <w:r>
-        <w:t xml:space="preserve">on HAI and to 0.303 and 0.333 on WADI, near or below chance and far below our 0.690–0.811, even while they</w:t>
-      </w:r>
-      <w:r>
-        <w:t xml:space="preserve"> </w:t>
-      </w:r>
-      <w:r>
-        <w:t xml:space="preserve">remain strong on Easy (0.90–0.97). This is the concrete face of the “illusion of success”:</w:t>
+        <w:t xml:space="preserve">and TranAD collapse on the difficult subset of the two joint-structure benchmarks: over five seeds they fall to</w:t>
+      </w:r>
+      <w:r>
+        <w:t xml:space="preserve"> </w:t>
+      </w:r>
+      <w:r>
+        <w:t xml:space="preserve">0.477 and 0.444 on HAI and to 0.305 and 0.325 on WADI, near or below chance and far below our 0.690–0.811,</w:t>
+      </w:r>
+      <w:r>
+        <w:t xml:space="preserve"> </w:t>
+      </w:r>
+      <w:r>
+        <w:t xml:space="preserve">even while they remain strong on Easy (0.90–0.97). This is the concrete face of the “illusion of success”:</w:t>
       </w:r>
       <w:r>
         <w:t xml:space="preserve"> </w:t>
@@ -11967,7 +12142,7 @@
         <w:t xml:space="preserve"> </w:t>
       </w:r>
       <w:r>
-        <w:t xml:space="preserve">(0.45–0.50); on WADI and SWaT it ties the strongest baseline at the top of the difficult column. Modelling normal as a jointly learned latent plus explicit mode clustering, and scoring by</w:t>
+        <w:t xml:space="preserve">(0.44–0.48); on WADI and SWaT it ties the strongest baseline at the top of the difficult column. Modelling normal as a jointly learned latent plus explicit mode clustering, and scoring by</w:t>
       </w:r>
       <w:r>
         <w:t xml:space="preserve"> </w:t>

--- a/poc/paper/paper_mdpi.docx
+++ b/poc/paper/paper_mdpi.docx
@@ -524,19 +524,19 @@
         <w:t xml:space="preserve"> </w:t>
       </w:r>
       <w:r>
-        <w:t xml:space="preserve">We build a detector whose whole design is faithfully modeling that normal law: a jointly</w:t>
-      </w:r>
-      <w:r>
-        <w:t xml:space="preserve"> </w:t>
-      </w:r>
-      <w:r>
-        <w:t xml:space="preserve">learned latent plus explicit Gaussian-mixture mode clustering (VaDE), scored in the latent by a mixture density</w:t>
-      </w:r>
-      <w:r>
-        <w:t xml:space="preserve"> </w:t>
-      </w:r>
-      <w:r>
-        <w:t xml:space="preserve">head and a rare-mode-safe nearest-component likelihood; a key mechanism is demoting reconstruction from the</w:t>
+        <w:t xml:space="preserve">We build a detector, one concrete realization of these assumptions, whose whole design is</w:t>
+      </w:r>
+      <w:r>
+        <w:t xml:space="preserve"> </w:t>
+      </w:r>
+      <w:r>
+        <w:t xml:space="preserve">faithfully modeling that normal law: a jointly learned latent plus explicit Gaussian-mixture mode clustering</w:t>
+      </w:r>
+      <w:r>
+        <w:t xml:space="preserve"> </w:t>
+      </w:r>
+      <w:r>
+        <w:t xml:space="preserve">(VaDE), scored in the latent by a mixture density head and a rare-mode-safe nearest-component likelihood; a key mechanism is demoting reconstruction from the</w:t>
       </w:r>
       <w:r>
         <w:t xml:space="preserve"> </w:t>
@@ -3090,6 +3090,146 @@
       </w:r>
       <w:r>
         <w:t xml:space="preserve">history-conditioned, path-dependent scoring (A10) is left to future work (§7).</w:t>
+      </w:r>
+    </w:p>
+    <w:p>
+      <w:pPr>
+        <w:pStyle w:val="MDPI31text"/>
+        <w:ind w:left="2608"/>
+      </w:pPr>
+      <w:r>
+        <w:rPr>
+          <w:b/>
+          <w:bCs/>
+        </w:rPr>
+        <w:t xml:space="preserve">One realization of the assumptions.</w:t>
+      </w:r>
+      <w:r>
+        <w:t xml:space="preserve"> </w:t>
+      </w:r>
+      <w:r>
+        <w:t xml:space="preserve">A1–A10 specify</w:t>
+      </w:r>
+      <w:r>
+        <w:t xml:space="preserve"> </w:t>
+      </w:r>
+      <w:r>
+        <w:rPr>
+          <w:i/>
+          <w:iCs/>
+        </w:rPr>
+        <w:t xml:space="preserve">what</w:t>
+      </w:r>
+      <w:r>
+        <w:t xml:space="preserve"> </w:t>
+      </w:r>
+      <w:r>
+        <w:t xml:space="preserve">a model of CPS normal</w:t>
+      </w:r>
+      <w:r>
+        <w:t xml:space="preserve"> </w:t>
+      </w:r>
+      <w:r>
+        <w:t xml:space="preserve">must capture — a massive, implicit, imbalanced multimodal law with thin fringes and rare regimes — not</w:t>
+      </w:r>
+      <w:r>
+        <w:t xml:space="preserve"> </w:t>
+      </w:r>
+      <w:r>
+        <w:rPr>
+          <w:i/>
+          <w:iCs/>
+        </w:rPr>
+        <w:t xml:space="preserve">how</w:t>
+      </w:r>
+      <w:r>
+        <w:t xml:space="preserve"> </w:t>
+      </w:r>
+      <w:r>
+        <w:t xml:space="preserve">to implement it. The detector described below is one concrete realization, reported in full so that</w:t>
+      </w:r>
+      <w:r>
+        <w:t xml:space="preserve"> </w:t>
+      </w:r>
+      <w:r>
+        <w:t xml:space="preserve">each of its choices is auditable; but each choice is a point in a larger design space that the same assumptions</w:t>
+      </w:r>
+      <w:r>
+        <w:t xml:space="preserve"> </w:t>
+      </w:r>
+      <w:r>
+        <w:t xml:space="preserve">admit. Regime separation (A1, A7) is realized here by a jointly learned VaDE Gaussian mixture, yet the assumptions</w:t>
+      </w:r>
+      <w:r>
+        <w:t xml:space="preserve"> </w:t>
+      </w:r>
+      <w:r>
+        <w:t xml:space="preserve">equally admit correlation-structure clustering or other unsupervised partitioners. Intra-mode density (A2, A4) is</w:t>
+      </w:r>
+      <w:r>
+        <w:t xml:space="preserve"> </w:t>
+      </w:r>
+      <w:r>
+        <w:t xml:space="preserve">realized here by a single high-</w:t>
+      </w:r>
+      <w:r>
+        <w:rPr>
+          <w:i/>
+          <w:iCs/>
+        </w:rPr>
+        <w:t xml:space="preserve">K</w:t>
+      </w:r>
+      <w:r>
+        <w:t xml:space="preserve"> </w:t>
+      </w:r>
+      <w:r>
+        <w:t xml:space="preserve">latent mixture, yet equally by non-parametric estimators or by ensembles</w:t>
+      </w:r>
+      <w:r>
+        <w:t xml:space="preserve"> </w:t>
+      </w:r>
+      <w:r>
+        <w:t xml:space="preserve">of lower-dimensional density models, which resist the dilution of a sparse joint fault in a high-dimensional</w:t>
+      </w:r>
+      <w:r>
+        <w:t xml:space="preserve"> </w:t>
+      </w:r>
+      <w:r>
+        <w:t xml:space="preserve">score. The cross-channel term (A8) is realized here by a whitened reconstruction residual, yet equally by explicit</w:t>
+      </w:r>
+      <w:r>
+        <w:t xml:space="preserve"> </w:t>
+      </w:r>
+      <w:r>
+        <w:t xml:space="preserve">factorised likelihoods over correlated channel groups. We therefore treat the MIIM assumptions, not any single</w:t>
+      </w:r>
+      <w:r>
+        <w:t xml:space="preserve"> </w:t>
+      </w:r>
+      <w:r>
+        <w:t xml:space="preserve">estimator, as the portable contribution: the model of §4 shows that the assumptions</w:t>
+      </w:r>
+      <w:r>
+        <w:t xml:space="preserve"> </w:t>
+      </w:r>
+      <w:r>
+        <w:rPr>
+          <w:i/>
+          <w:iCs/>
+        </w:rPr>
+        <w:t xml:space="preserve">can</w:t>
+      </w:r>
+      <w:r>
+        <w:t xml:space="preserve"> </w:t>
+      </w:r>
+      <w:r>
+        <w:t xml:space="preserve">be realized</w:t>
+      </w:r>
+      <w:r>
+        <w:t xml:space="preserve"> </w:t>
+      </w:r>
+      <w:r>
+        <w:t xml:space="preserve">and that doing so delivers the reported gains, and §7 returns to these alternative routes as future work.</w:t>
       </w:r>
     </w:p>
     <w:p>
@@ -13177,6 +13317,117 @@
       </w:r>
       <w:r>
         <w:t xml:space="preserve">fault.</w:t>
+      </w:r>
+    </w:p>
+    <w:p>
+      <w:pPr>
+        <w:pStyle w:val="MDPI31text"/>
+        <w:ind w:left="2608"/>
+      </w:pPr>
+      <w:r>
+        <w:rPr>
+          <w:b/>
+          <w:bCs/>
+        </w:rPr>
+        <w:t xml:space="preserve">Alternative realizations of the assumptions.</w:t>
+      </w:r>
+      <w:r>
+        <w:t xml:space="preserve"> </w:t>
+      </w:r>
+      <w:r>
+        <w:t xml:space="preserve">Because the MIIM assumptions fix the structure to</w:t>
+      </w:r>
+      <w:r>
+        <w:t xml:space="preserve"> </w:t>
+      </w:r>
+      <w:r>
+        <w:t xml:space="preserve">model rather than the estimator (§4), they open a family of detectors beyond the one reported here, and two</w:t>
+      </w:r>
+      <w:r>
+        <w:t xml:space="preserve"> </w:t>
+      </w:r>
+      <w:r>
+        <w:t xml:space="preserve">routes are especially promising. First,</w:t>
+      </w:r>
+      <w:r>
+        <w:t xml:space="preserve"> </w:t>
+      </w:r>
+      <w:r>
+        <w:rPr>
+          <w:i/>
+          <w:iCs/>
+        </w:rPr>
+        <w:t xml:space="preserve">regime separation</w:t>
+      </w:r>
+      <w:r>
+        <w:t xml:space="preserve"> </w:t>
+      </w:r>
+      <w:r>
+        <w:t xml:space="preserve">(A1, A7) need not come from a single global</w:t>
+      </w:r>
+      <w:r>
+        <w:t xml:space="preserve"> </w:t>
+      </w:r>
+      <w:r>
+        <w:t xml:space="preserve">latent mixture: correlation-structure clustering can recover the operating-mode groups directly, and a hierarchy</w:t>
+      </w:r>
+      <w:r>
+        <w:t xml:space="preserve"> </w:t>
+      </w:r>
+      <w:r>
+        <w:t xml:space="preserve">of such groups yields a multiscale decomposition of the normal law. Second, and relatedly,</w:t>
+      </w:r>
+      <w:r>
+        <w:t xml:space="preserve"> </w:t>
+      </w:r>
+      <w:r>
+        <w:rPr>
+          <w:i/>
+          <w:iCs/>
+        </w:rPr>
+        <w:t xml:space="preserve">density estimation</w:t>
+      </w:r>
+      <w:r>
+        <w:t xml:space="preserve"> </w:t>
+      </w:r>
+      <w:r>
+        <w:t xml:space="preserve">(A2, A4) need not be a single high-dimensional model: an ensemble of lower-dimensional density models, one per</w:t>
+      </w:r>
+      <w:r>
+        <w:t xml:space="preserve"> </w:t>
+      </w:r>
+      <w:r>
+        <w:t xml:space="preserve">correlated channel group, keeps a sparse joint fault from being diluted in a full-dimensional score, since a</w:t>
+      </w:r>
+      <w:r>
+        <w:t xml:space="preserve"> </w:t>
+      </w:r>
+      <w:r>
+        <w:t xml:space="preserve">fault confined to a few channels is a small fraction of the total dimensionality and is easily averaged away</w:t>
+      </w:r>
+      <w:r>
+        <w:t xml:space="preserve"> </w:t>
+      </w:r>
+      <w:r>
+        <w:t xml:space="preserve">globally. How to combine such per-group densities is itself an assumption-dependent choice — a summed</w:t>
+      </w:r>
+      <w:r>
+        <w:t xml:space="preserve"> </w:t>
+      </w:r>
+      <w:r>
+        <w:t xml:space="preserve">factorised likelihood is powerful when the fault is dense, a maximum over groups when it is sparse — and a</w:t>
+      </w:r>
+      <w:r>
+        <w:t xml:space="preserve"> </w:t>
+      </w:r>
+      <w:r>
+        <w:t xml:space="preserve">sparsity-adaptive combination is the principled reconciliation. We regard these as concrete next realizations of</w:t>
+      </w:r>
+      <w:r>
+        <w:t xml:space="preserve"> </w:t>
+      </w:r>
+      <w:r>
+        <w:t xml:space="preserve">the same assumption set rather than departures from it.</w:t>
       </w:r>
     </w:p>
     <w:p>

--- a/poc/paper/paper_mdpi.docx
+++ b/poc/paper/paper_mdpi.docx
@@ -241,7 +241,7 @@
         <w:t xml:space="preserve"> </w:t>
       </w:r>
       <w:r>
-        <w:t xml:space="preserve">(MIIM). Based on these assumptions, we jointly learn a latent representation and a Gaussian-mixture clustering of operating modes. Anomaly scores are computed in the clustered latent space rather than from data-space reconstruction error. Aggregate scores are dominated by trivially detectable faults, so we evaluate under raw point-wise metrics with a difficulty split that isolates the stealthy, joint-structure faults a simple per-channel detector cannot see. Across three real CPS attack benchmarks (WADI, HAI, and SWaT), the detector attains the best overall AUROC on every dataset (0.792, 0.933, and 0.991). On the stealthy difficult subset it is strongest on HAI (0.811 over five seeds, a statistically significant margin over the next-best baseline, paired episode-bootstrap 95% CI on the difference [0.015, 0.089]), and it matches the strongest baseline on WADI (0.690) and SWaT (0.960); the HAI advantage persists under a stronger difficulty split that also removes any window separable by a single per-channel statistic. On a stricter double-hard subset that additionally removes windows a linear cross-channel predictor separates, the detector has the highest mean AUROC on all three datasets, with statistically supported superiority on HAI and numerical leads on the smaller WADI and single-episode SWaT subsets. On WADI and HAI, whose difficult faults are reconstructable but improbable sensor combinations that reconstruction error cannot separate from normal, the deep detectors USAD and TranAD collapse to 0.30–0.50. The contributions are the MIIM assumptions, the difficulty-stratified protocol, and a latent-primary anomaly score with an auto-gated reconstruction-residual head.</w:t>
+        <w:t xml:space="preserve">(MIIM). Based on these assumptions, we jointly learn a latent representation and a Gaussian-mixture clustering of operating regimes. Anomaly scores are computed in the clustered latent space rather than from data-space reconstruction error. Aggregate scores are dominated by trivially detectable faults, so we evaluate under raw point-wise metrics with a difficulty split that isolates the stealthy, joint-structure faults a simple per-channel detector cannot see. Across three real CPS attack benchmarks (WADI, HAI, and SWaT), the detector attains the best overall AUROC on every dataset (0.792, 0.933, and 0.991). On the stealthy difficult subset it is strongest on HAI (0.811 over five seeds, a statistically significant margin over the next-best baseline, paired episode-bootstrap 95% CI on the difference [0.015, 0.089]), and it matches the strongest baseline on WADI (0.690) and SWaT (0.960); the HAI advantage persists under a stronger difficulty split that also removes any window separable by a single per-channel statistic. On a stricter double-hard subset that additionally removes windows a linear cross-channel predictor separates, the detector has the highest mean AUROC on all three datasets, with statistically supported superiority on HAI and numerical leads on the smaller WADI and single-episode SWaT subsets. On WADI and HAI, whose difficult faults are reconstructable but improbable sensor combinations that reconstruction error cannot separate from normal, the deep detectors USAD and TranAD collapse to 0.30–0.50. The contributions are the MIIM assumptions, the difficulty-stratified protocol, and a latent-primary anomaly score with an auto-gated reconstruction-residual head.</w:t>
       </w:r>
     </w:p>
     <w:p>
@@ -278,7 +278,7 @@
         <w:ind w:left="2608"/>
       </w:pPr>
       <w:r>
-        <w:t xml:space="preserve">A modern cyber-physical system (CPS), whether a water-treatment plant, an industrial control loop, or a rotating machine, integrates hundreds of networked sensors, embedded controllers, and physical actuators, the sensing-and-actuation fabric of the industrial Internet of Things (IoT), into a single tightly coupled unit that continuously senses its own state and acts upon it. This complexity puts its faults beyond enumeration: the combinations of component, control mode, and operating condition in which a fault can arise cannot be predefined, tested, or exhaustively sampled before deployment, and many faults develop slowly, as wear, drift, or degradation that shows no obvious symptom until it is well advanced and can escalate into unplanned downtime or a safety-critical failure. Because the faults cannot be specified in advance, they must be discovered from the system’s own behaviour as it operates, which is the task of anomaly detection [</w:t>
+        <w:t xml:space="preserve">A modern cyber-physical system (CPS), whether a water-treatment plant, an industrial control loop, or a rotating machine, integrates hundreds of networked sensors, embedded controllers, and physical actuators, the sensing-and-actuation fabric of the industrial Internet of Things (IoT), into a single tightly coupled unit that continuously senses its own state and acts upon it. This complexity puts its faults beyond enumeration: the combinations of component, control regime, and operating condition in which a fault can arise cannot be predefined, tested, or exhaustively sampled before deployment, and many faults develop slowly, as wear, drift, or degradation that shows no obvious symptom until it is well advanced and can escalate into unplanned downtime or a safety-critical failure. Because the faults cannot be specified in advance, they must be discovered from the system’s own behaviour as it operates, which is the task of anomaly detection [</w:t>
       </w:r>
       <w:hyperlink w:anchor="r-chandola">
         <w:r>
@@ -334,7 +334,7 @@
         <w:t xml:space="preserve"> </w:t>
       </w:r>
       <w:r>
-        <w:t xml:space="preserve">the marginal envelope of every channel while breaking the joint structure: a correlation break, a between-mode pocket, a history-inconsistent state. These faults are invisible to any per-channel range rule, and, as we show, to a reconstruction residual as well.</w:t>
+        <w:t xml:space="preserve">the marginal envelope of every channel while breaking the joint structure: a correlation break, a between-regime pocket, a history-inconsistent state. These faults are invisible to any per-channel range rule, and, as we show, to a reconstruction residual as well.</w:t>
       </w:r>
     </w:p>
     <w:p>
@@ -419,13 +419,13 @@
         <w:t xml:space="preserve"> </w:t>
       </w:r>
       <w:r>
-        <w:t xml:space="preserve">union of many imbalanced modes, then a global anomaly model cannot represent it (a single blob under-fits the</w:t>
-      </w:r>
-      <w:r>
-        <w:t xml:space="preserve"> </w:t>
-      </w:r>
-      <w:r>
-        <w:t xml:space="preserve">regime structure), a single deep autoencoder alarms on rare-but-valid modes (the trust-eroding false positive),</w:t>
+        <w:t xml:space="preserve">union of many imbalanced regimes, then a global anomaly model cannot represent it (a single blob under-fits the</w:t>
+      </w:r>
+      <w:r>
+        <w:t xml:space="preserve"> </w:t>
+      </w:r>
+      <w:r>
+        <w:t xml:space="preserve">regime structure), a single deep autoencoder alarms on rare-but-valid regimes (the trust-eroding false positive),</w:t>
       </w:r>
       <w:r>
         <w:t xml:space="preserve"> </w:t>
@@ -530,13 +530,13 @@
         <w:t xml:space="preserve"> </w:t>
       </w:r>
       <w:r>
-        <w:t xml:space="preserve">faithfully modeling that normal law: a jointly learned latent plus explicit Gaussian-mixture mode clustering</w:t>
-      </w:r>
-      <w:r>
-        <w:t xml:space="preserve"> </w:t>
-      </w:r>
-      <w:r>
-        <w:t xml:space="preserve">(VaDE), scored in the latent by a mixture density head and a rare-mode-safe nearest-component likelihood; a key mechanism is demoting reconstruction from the</w:t>
+        <w:t xml:space="preserve">faithfully modeling that normal law: a jointly learned latent plus explicit Gaussian-mixture regime clustering</w:t>
+      </w:r>
+      <w:r>
+        <w:t xml:space="preserve"> </w:t>
+      </w:r>
+      <w:r>
+        <w:t xml:space="preserve">(VaDE), scored in the latent by a mixture density head and a rare-regime-safe nearest-component likelihood; a key mechanism is demoting reconstruction from the</w:t>
       </w:r>
       <w:r>
         <w:t xml:space="preserve"> </w:t>
@@ -1077,7 +1077,7 @@
         <w:t xml:space="preserve"> </w:t>
       </w:r>
       <w:r>
-        <w:t xml:space="preserve">regularisation but score against explicit per-mode Gaussians in a jointly learned latent rather than a</w:t>
+        <w:t xml:space="preserve">regularisation but score against explicit per-regime Gaussians in a jointly learned latent rather than a</w:t>
       </w:r>
       <w:r>
         <w:t xml:space="preserve"> </w:t>
@@ -1405,7 +1405,7 @@
         </w:r>
       </w:hyperlink>
       <w:r>
-        <w:t xml:space="preserve">] is a 59-channel hardware-in-the-loop industrial control testbed spanning several coupled processes. All three carry real executed attacks and are strongly multimodal (BIC-optimal mode counts</w:t>
+        <w:t xml:space="preserve">] is a 59-channel hardware-in-the-loop industrial control testbed spanning several coupled processes. All three carry real executed attacks and are strongly multimodal (BIC-optimal regime counts</w:t>
       </w:r>
       <w:r>
         <w:t xml:space="preserve"> </w:t>
@@ -1436,7 +1436,7 @@
         <w:ind w:left="2608"/>
       </w:pPr>
       <w:r>
-        <w:t xml:space="preserve">We model the normal law of a CPS as a mixture over reachable operating modes,</w:t>
+        <w:t xml:space="preserve">We model the normal law of a CPS as a mixture over reachable operating regimes,</w:t>
       </w:r>
       <w:r>
         <w:t xml:space="preserve"> </w:t>
@@ -1609,7 +1609,7 @@
         <w:t xml:space="preserve">M</w:t>
       </w:r>
       <w:r>
-        <w:t xml:space="preserve">assive, the mode structure is</w:t>
+        <w:t xml:space="preserve">assive, the regime structure is</w:t>
       </w:r>
       <w:r>
         <w:t xml:space="preserve"> </w:t>
@@ -1628,7 +1628,7 @@
         <w:t xml:space="preserve"> </w:t>
       </w:r>
       <w:r>
-        <w:t xml:space="preserve">(unlabelled and only approximately recoverable), the mode occupancy is</w:t>
+        <w:t xml:space="preserve">(unlabelled and only approximately recoverable), the regime occupancy is</w:t>
       </w:r>
       <w:r>
         <w:t xml:space="preserve"> </w:t>
@@ -1703,9 +1703,9 @@
       </w:tblPr>
       <w:tblGrid>
         <w:gridCol w:w="495"/>
-        <w:gridCol w:w="1811"/>
-        <w:gridCol w:w="3003"/>
-        <w:gridCol w:w="2549"/>
+        <w:gridCol w:w="1841"/>
+        <w:gridCol w:w="2986"/>
+        <w:gridCol w:w="2536"/>
       </w:tblGrid>
       <w:tr>
         <w:trPr>
@@ -1939,7 +1939,7 @@
                 <w:sz w:val="18"/>
                 <w:szCs w:val="18"/>
               </w:rPr>
-              <w:t xml:space="preserve">Mode explosion</w:t>
+              <w:t xml:space="preserve">Regime explosion</w:t>
             </w:r>
             <w:r>
               <w:rPr>
@@ -1953,26 +1953,26 @@
                 <w:sz w:val="18"/>
                 <w:szCs w:val="18"/>
               </w:rPr>
-              <w:t xml:space="preserve">(exponential mode growth)</w:t>
-            </w:r>
-          </w:p>
-        </w:tc>
-        <w:tc>
-          <w:tcPr>
-            <w:vAlign w:val="center"/>
-          </w:tcPr>
-          <w:p>
-            <w:pPr>
-              <w:pStyle w:val="Compact"/>
-              <w:suppressAutoHyphens/>
-              <w:jc w:val="center"/>
-            </w:pPr>
-            <w:r>
-              <w:rPr>
-                <w:sz w:val="18"/>
-                <w:szCs w:val="18"/>
-              </w:rPr>
-              <w:t xml:space="preserve">A CPS is built from many interacting subsystems; each added element multiplies reachable regimes, so mode count grows with complexity.</w:t>
+              <w:t xml:space="preserve">(exponential regime growth)</w:t>
+            </w:r>
+          </w:p>
+        </w:tc>
+        <w:tc>
+          <w:tcPr>
+            <w:vAlign w:val="center"/>
+          </w:tcPr>
+          <w:p>
+            <w:pPr>
+              <w:pStyle w:val="Compact"/>
+              <w:suppressAutoHyphens/>
+              <w:jc w:val="center"/>
+            </w:pPr>
+            <w:r>
+              <w:rPr>
+                <w:sz w:val="18"/>
+                <w:szCs w:val="18"/>
+              </w:rPr>
+              <w:t xml:space="preserve">A CPS is built from many interacting subsystems; each added element multiplies reachable regimes, so regime count grows with complexity.</w:t>
             </w:r>
           </w:p>
         </w:tc>
@@ -2102,7 +2102,7 @@
                 <w:sz w:val="18"/>
                 <w:szCs w:val="18"/>
               </w:rPr>
-              <w:t xml:space="preserve">(bounded modes; thin between-mode pockets)</w:t>
+              <w:t xml:space="preserve">(bounded regimes; thin between-regime pockets)</w:t>
             </w:r>
           </w:p>
         </w:tc>
@@ -2140,7 +2140,7 @@
                 <w:sz w:val="18"/>
                 <w:szCs w:val="18"/>
               </w:rPr>
-              <w:t xml:space="preserve">A between-mode point must score anomalous even when every channel is in range: the basin-agreement head (v).</w:t>
+              <w:t xml:space="preserve">A between-regime point must score anomalous even when every channel is in range: the basin-agreement head (v).</w:t>
             </w:r>
           </w:p>
         </w:tc>
@@ -2198,45 +2198,45 @@
                 <w:sz w:val="18"/>
                 <w:szCs w:val="18"/>
               </w:rPr>
-              <w:t xml:space="preserve">(intra-mode sparsity)</w:t>
-            </w:r>
-          </w:p>
-        </w:tc>
-        <w:tc>
-          <w:tcPr>
-            <w:vAlign w:val="center"/>
-          </w:tcPr>
-          <w:p>
-            <w:pPr>
-              <w:pStyle w:val="Compact"/>
-              <w:suppressAutoHyphens/>
-              <w:jc w:val="center"/>
-            </w:pPr>
-            <w:r>
-              <w:rPr>
-                <w:sz w:val="18"/>
-                <w:szCs w:val="18"/>
-              </w:rPr>
-              <w:t xml:space="preserve">Within a mode the system dwells near a typical operating point and reaches the edges only occasionally; each mode holds legitimate low-density regions near its boundary.</w:t>
-            </w:r>
-          </w:p>
-        </w:tc>
-        <w:tc>
-          <w:tcPr>
-            <w:vAlign w:val="center"/>
-          </w:tcPr>
-          <w:p>
-            <w:pPr>
-              <w:pStyle w:val="Compact"/>
-              <w:suppressAutoHyphens/>
-              <w:jc w:val="center"/>
-            </w:pPr>
-            <w:r>
-              <w:rPr>
-                <w:sz w:val="18"/>
-                <w:szCs w:val="18"/>
-              </w:rPr>
-              <w:t xml:space="preserve">Density inside a mode is non-Gaussian → a parametric high-</w:t>
+              <w:t xml:space="preserve">(intra-regime sparsity)</w:t>
+            </w:r>
+          </w:p>
+        </w:tc>
+        <w:tc>
+          <w:tcPr>
+            <w:vAlign w:val="center"/>
+          </w:tcPr>
+          <w:p>
+            <w:pPr>
+              <w:pStyle w:val="Compact"/>
+              <w:suppressAutoHyphens/>
+              <w:jc w:val="center"/>
+            </w:pPr>
+            <w:r>
+              <w:rPr>
+                <w:sz w:val="18"/>
+                <w:szCs w:val="18"/>
+              </w:rPr>
+              <w:t xml:space="preserve">Within a regime the system dwells near a typical operating point and reaches the edges only occasionally; each regime holds legitimate low-density regions near its boundary.</w:t>
+            </w:r>
+          </w:p>
+        </w:tc>
+        <w:tc>
+          <w:tcPr>
+            <w:vAlign w:val="center"/>
+          </w:tcPr>
+          <w:p>
+            <w:pPr>
+              <w:pStyle w:val="Compact"/>
+              <w:suppressAutoHyphens/>
+              <w:jc w:val="center"/>
+            </w:pPr>
+            <w:r>
+              <w:rPr>
+                <w:sz w:val="18"/>
+                <w:szCs w:val="18"/>
+              </w:rPr>
+              <w:t xml:space="preserve">Density inside a regime is non-Gaussian → a parametric high-</w:t>
             </w:r>
             <w:r>
               <w:rPr>
@@ -2259,7 +2259,7 @@
                 <w:sz w:val="18"/>
                 <w:szCs w:val="18"/>
               </w:rPr>
-              <w:t xml:space="preserve">mixture density head, not one Gaussian per mode.</w:t>
+              <w:t xml:space="preserve">mixture density head, not one Gaussian per regime.</w:t>
             </w:r>
           </w:p>
         </w:tc>
@@ -2481,7 +2481,7 @@
                 <w:sz w:val="18"/>
                 <w:szCs w:val="18"/>
               </w:rPr>
-              <w:t xml:space="preserve">component, never the π-weighted mixture, so a rare-but-valid mode is not penalised (iii).</w:t>
+              <w:t xml:space="preserve">component, never the π-weighted mixture, so a rare-but-valid regime is not penalised (iii).</w:t>
             </w:r>
           </w:p>
         </w:tc>
@@ -2539,45 +2539,45 @@
                 <w:sz w:val="18"/>
                 <w:szCs w:val="18"/>
               </w:rPr>
-              <w:t xml:space="preserve">(latent, implicit modes)</w:t>
-            </w:r>
-          </w:p>
-        </w:tc>
-        <w:tc>
-          <w:tcPr>
-            <w:vAlign w:val="center"/>
-          </w:tcPr>
-          <w:p>
-            <w:pPr>
-              <w:pStyle w:val="Compact"/>
-              <w:suppressAutoHyphens/>
-              <w:jc w:val="center"/>
-            </w:pPr>
-            <w:r>
-              <w:rPr>
-                <w:sz w:val="18"/>
-                <w:szCs w:val="18"/>
-              </w:rPr>
-              <w:t xml:space="preserve">True regimes are an emergent artifact of coupling and are not logged; modes must be discovered approximately from raw streams.</w:t>
-            </w:r>
-          </w:p>
-        </w:tc>
-        <w:tc>
-          <w:tcPr>
-            <w:vAlign w:val="center"/>
-          </w:tcPr>
-          <w:p>
-            <w:pPr>
-              <w:pStyle w:val="Compact"/>
-              <w:suppressAutoHyphens/>
-              <w:jc w:val="center"/>
-            </w:pPr>
-            <w:r>
-              <w:rPr>
-                <w:sz w:val="18"/>
-                <w:szCs w:val="18"/>
-              </w:rPr>
-              <w:t xml:space="preserve">Discover modes jointly with the representation (VaDE), unsupervised; never use mode labels.</w:t>
+              <w:t xml:space="preserve">(latent, implicit regimes)</w:t>
+            </w:r>
+          </w:p>
+        </w:tc>
+        <w:tc>
+          <w:tcPr>
+            <w:vAlign w:val="center"/>
+          </w:tcPr>
+          <w:p>
+            <w:pPr>
+              <w:pStyle w:val="Compact"/>
+              <w:suppressAutoHyphens/>
+              <w:jc w:val="center"/>
+            </w:pPr>
+            <w:r>
+              <w:rPr>
+                <w:sz w:val="18"/>
+                <w:szCs w:val="18"/>
+              </w:rPr>
+              <w:t xml:space="preserve">True regimes are an emergent artifact of coupling and are not logged; regimes must be discovered approximately from raw streams.</w:t>
+            </w:r>
+          </w:p>
+        </w:tc>
+        <w:tc>
+          <w:tcPr>
+            <w:vAlign w:val="center"/>
+          </w:tcPr>
+          <w:p>
+            <w:pPr>
+              <w:pStyle w:val="Compact"/>
+              <w:suppressAutoHyphens/>
+              <w:jc w:val="center"/>
+            </w:pPr>
+            <w:r>
+              <w:rPr>
+                <w:sz w:val="18"/>
+                <w:szCs w:val="18"/>
+              </w:rPr>
+              <w:t xml:space="preserve">Discover regimes jointly with the representation (VaDE), unsupervised; never use regime labels.</w:t>
             </w:r>
           </w:p>
         </w:tc>
@@ -2954,13 +2954,13 @@
         <w:t xml:space="preserve"> </w:t>
       </w:r>
       <w:r>
-        <w:t xml:space="preserve">Bayesian-information-criterion (BIC) mode counts keep improving past several dozen components on HAI and WADI,</w:t>
-      </w:r>
-      <w:r>
-        <w:t xml:space="preserve"> </w:t>
-      </w:r>
-      <w:r>
-        <w:t xml:space="preserve">yet the modes overlap (silhouette 0.08–0.19) rather than separating crisply. This is precisely the regime</w:t>
+        <w:t xml:space="preserve">Bayesian-information-criterion (BIC) regime counts keep improving past several dozen components on HAI and WADI,</w:t>
+      </w:r>
+      <w:r>
+        <w:t xml:space="preserve"> </w:t>
+      </w:r>
+      <w:r>
+        <w:t xml:space="preserve">yet the regimes overlap (silhouette 0.08–0.19) rather than separating crisply. This is precisely the regime</w:t>
       </w:r>
       <w:r>
         <w:t xml:space="preserve"> </w:t>
@@ -3065,7 +3065,7 @@
         <w:t xml:space="preserve"> </w:t>
       </w:r>
       <w:r>
-        <w:t xml:space="preserve">the basin where modes overlap), so an inapplicable head cannot backfire. This work therefore demonstrates a</w:t>
+        <w:t xml:space="preserve">the basin where regimes overlap), so an inapplicable head cannot backfire. This work therefore demonstrates a</w:t>
       </w:r>
       <w:r>
         <w:t xml:space="preserve"> </w:t>
@@ -3130,7 +3130,7 @@
         <w:t xml:space="preserve"> </w:t>
       </w:r>
       <w:r>
-        <w:t xml:space="preserve">must capture — a massive, implicit, imbalanced multimodal law with thin fringes and rare regimes — not</w:t>
+        <w:t xml:space="preserve">must capture (a massive, implicit, imbalanced multimodal law with thin fringes and rare regimes), not</w:t>
       </w:r>
       <w:r>
         <w:t xml:space="preserve"> </w:t>
@@ -3164,7 +3164,7 @@
         <w:t xml:space="preserve"> </w:t>
       </w:r>
       <w:r>
-        <w:t xml:space="preserve">equally admit correlation-structure clustering or other unsupervised partitioners. Intra-mode density (A2, A4) is</w:t>
+        <w:t xml:space="preserve">equally admit correlation-structure clustering or other unsupervised partitioners. Intra-regime density (A2, A4) is</w:t>
       </w:r>
       <w:r>
         <w:t xml:space="preserve"> </w:t>
@@ -3264,7 +3264,7 @@
         <w:t xml:space="preserve"> </w:t>
       </w:r>
       <w:r>
-        <w:t xml:space="preserve">representation and the operating-mode clusters are learned</w:t>
+        <w:t xml:space="preserve">representation and the operating-regime clusters are learned</w:t>
       </w:r>
       <w:r>
         <w:t xml:space="preserve"> </w:t>
@@ -4240,7 +4240,7 @@
         <w:t xml:space="preserve"> </w:t>
       </w:r>
       <w:r>
-        <w:t xml:space="preserve">faults (correlation breaks and between-mode pockets) this</w:t>
+        <w:t xml:space="preserve">faults (correlation breaks and between-regime pockets) this</w:t>
       </w:r>
       <w:r>
         <w:t xml:space="preserve"> </w:t>
@@ -4289,7 +4289,7 @@
         <w:t xml:space="preserve"> </w:t>
       </w:r>
       <w:r>
-        <w:t xml:space="preserve">signal but a single diagonal Gaussian per mode is coarse. A multi-seed, three-dataset head ablation is reported</w:t>
+        <w:t xml:space="preserve">signal but a single diagonal Gaussian per regime is coarse. A multi-seed, three-dataset head ablation is reported</w:t>
       </w:r>
       <w:r>
         <w:t xml:space="preserve"> </w:t>
@@ -4798,7 +4798,7 @@
         <w:ind w:left="2608"/>
       </w:pPr>
       <w:r>
-        <w:t xml:space="preserve">Because each mode has a non-uniform interior with thin fringes (A4), one Gaussian per mode is too coarse. We</w:t>
+        <w:t xml:space="preserve">Because each regime has a non-uniform interior with thin fringes (A4), one Gaussian per regime is too coarse. We</w:t>
       </w:r>
       <w:r>
         <w:t xml:space="preserve"> </w:t>
@@ -5033,7 +5033,7 @@
         <w:ind w:left="2608"/>
       </w:pPr>
       <w:r>
-        <w:t xml:space="preserve">(iii) Nearest-component NLL (rare-mode-safe)</w:t>
+        <w:t xml:space="preserve">(iii) Nearest-component NLL (rare-regime-safe)</w:t>
       </w:r>
     </w:p>
     <w:p>
@@ -5053,7 +5053,7 @@
         <w:t xml:space="preserve"> </w:t>
       </w:r>
       <w:r>
-        <w:t xml:space="preserve">mode must not be flagged</w:t>
+        <w:t xml:space="preserve">regime must not be flagged</w:t>
       </w:r>
       <w:r>
         <w:t xml:space="preserve"> </w:t>
@@ -5239,7 +5239,7 @@
         <w:ind w:left="2608"/>
       </w:pPr>
       <w:r>
-        <w:t xml:space="preserve">Using the maximum over components rather than the Bayesian mixture sum keeps a rare-mode signal that the</w:t>
+        <w:t xml:space="preserve">Using the maximum over components rather than the Bayesian mixture sum keeps a rare-regime signal that the</w:t>
       </w:r>
       <w:r>
         <w:t xml:space="preserve"> </w:t>
@@ -5251,7 +5251,7 @@
         <w:t xml:space="preserve"> </w:t>
       </w:r>
       <w:r>
-        <w:t xml:space="preserve">populated mode, whereas the mixture sum averages it away. The base</w:t>
+        <w:t xml:space="preserve">populated regime, whereas the mixture sum averages it away. The base</w:t>
       </w:r>
       <w:r>
         <w:t xml:space="preserve"> </w:t>
@@ -5444,7 +5444,7 @@
         </w:r>
       </w:hyperlink>
       <w:r>
-        <w:t xml:space="preserve">] precision per mode, and combines the per-mode whitened</w:t>
+        <w:t xml:space="preserve">] precision per regime, and combines the per-regime whitened</w:t>
       </w:r>
       <w:r>
         <w:t xml:space="preserve"> </w:t>
@@ -5633,7 +5633,7 @@
         <w:t xml:space="preserve"> </w:t>
       </w:r>
       <w:r>
-        <w:t xml:space="preserve">by a held-out-normal generalisation test: per-mode precisions are fitted on</w:t>
+        <w:t xml:space="preserve">by a held-out-normal generalisation test: per-regime precisions are fitted on</w:t>
       </w:r>
       <w:r>
         <w:t xml:space="preserve"> </w:t>
@@ -5746,7 +5746,7 @@
         <w:ind w:left="2608"/>
       </w:pPr>
       <w:r>
-        <w:t xml:space="preserve">Between-mode pockets (A3) are the dangerous false negative on datasets whose modes overlap. We perturb the</w:t>
+        <w:t xml:space="preserve">Between-regime pockets (A3) are the dangerous false negative on datasets whose regimes overlap. We perturb the</w:t>
       </w:r>
       <w:r>
         <w:t xml:space="preserve"> </w:t>
@@ -5779,13 +5779,13 @@
         <w:t xml:space="preserve">agreement</w:t>
       </w:r>
       <w:r>
-        <w:t xml:space="preserve">, the fraction of perturbed copies that keep the clean argmax mode. A</w:t>
-      </w:r>
-      <w:r>
-        <w:t xml:space="preserve"> </w:t>
-      </w:r>
-      <w:r>
-        <w:t xml:space="preserve">rare-but-valid point sits deep in one basin (high agreement, demote); a between-mode point flips modes under</w:t>
+        <w:t xml:space="preserve">, the fraction of perturbed copies that keep the clean argmax regime. A</w:t>
+      </w:r>
+      <w:r>
+        <w:t xml:space="preserve"> </w:t>
+      </w:r>
+      <w:r>
+        <w:t xml:space="preserve">rare-but-valid point sits deep in one basin (high agreement, demote); a between-regime point flips regimes under</w:t>
       </w:r>
       <w:r>
         <w:t xml:space="preserve"> </w:t>
@@ -6039,7 +6039,7 @@
         <w:t xml:space="preserve"> </w:t>
       </w:r>
       <w:r>
-        <w:t xml:space="preserve">a dead-zone. On crisp-mode</w:t>
+        <w:t xml:space="preserve">a dead-zone. On crisp-regime</w:t>
       </w:r>
       <w:r>
         <w:t xml:space="preserve"> </w:t>
@@ -6097,13 +6097,13 @@
         <w:t xml:space="preserve"> </w:t>
       </w:r>
       <w:r>
-        <w:t xml:space="preserve">a design provision for datasets with heavily overlapping modes; it stays inactive on all three benchmarks here and</w:t>
-      </w:r>
-      <w:r>
-        <w:t xml:space="preserve"> </w:t>
-      </w:r>
-      <w:r>
-        <w:t xml:space="preserve">is therefore not part of the empirical contribution, with its validation on overlapping-mode data left to future</w:t>
+        <w:t xml:space="preserve">a design provision for datasets with heavily overlapping regimes; it stays inactive on all three benchmarks here and</w:t>
+      </w:r>
+      <w:r>
+        <w:t xml:space="preserve"> </w:t>
+      </w:r>
+      <w:r>
+        <w:t xml:space="preserve">is therefore not part of the empirical contribution, with its validation on overlapping-regime data left to future</w:t>
       </w:r>
       <w:r>
         <w:t xml:space="preserve"> </w:t>
@@ -6146,7 +6146,7 @@
         <w:t xml:space="preserve"> </w:t>
       </w:r>
       <w:r>
-        <w:t xml:space="preserve">fires when train-normal modes overlap; it is a near no-op on all three datasets here. All calibration uses</w:t>
+        <w:t xml:space="preserve">fires when train-normal regimes overlap; it is a near no-op on all three datasets here. All calibration uses</w:t>
       </w:r>
       <w:r>
         <w:t xml:space="preserve"> </w:t>
@@ -12282,7 +12282,7 @@
         <w:t xml:space="preserve"> </w:t>
       </w:r>
       <w:r>
-        <w:t xml:space="preserve">(0.44–0.48); on WADI and SWaT it ties the strongest baseline at the top of the difficult column. Modelling normal as a jointly learned latent plus explicit mode clustering, and scoring by</w:t>
+        <w:t xml:space="preserve">(0.44–0.48); on WADI and SWaT it ties the strongest baseline at the top of the difficult column. Modelling normal as a jointly learned latent plus explicit regime clustering, and scoring by</w:t>
       </w:r>
       <w:r>
         <w:t xml:space="preserve"> </w:t>
@@ -12351,13 +12351,13 @@
         <w:t xml:space="preserve"> </w:t>
       </w:r>
       <w:r>
-        <w:t xml:space="preserve">decoder trained to reproduce several modes interpolates between them, so an improbable between-mode or</w:t>
-      </w:r>
-      <w:r>
-        <w:t xml:space="preserve"> </w:t>
-      </w:r>
-      <w:r>
-        <w:t xml:space="preserve">in-mode-tail combination sits inside the decoder's reachable range and reconstructs with low error. We verify this</w:t>
+        <w:t xml:space="preserve">decoder trained to reproduce several regimes interpolates between them, so an improbable between-regime or</w:t>
+      </w:r>
+      <w:r>
+        <w:t xml:space="preserve"> </w:t>
+      </w:r>
+      <w:r>
+        <w:t xml:space="preserve">in-regime-tail combination sits inside the decoder's reachable range and reconstructs with low error. We verify this</w:t>
       </w:r>
       <w:r>
         <w:t xml:space="preserve"> </w:t>
@@ -12381,7 +12381,7 @@
         <w:t xml:space="preserve"> </w:t>
       </w:r>
       <w:r>
-        <w:t xml:space="preserve">windows from different modes reconstruct even better than real normal (reconstruction AUROC 0.08), while the</w:t>
+        <w:t xml:space="preserve">windows from different regimes reconstruct even better than real normal (reconstruction AUROC 0.08), while the</w:t>
       </w:r>
       <w:r>
         <w:t xml:space="preserve"> </w:t>
@@ -12418,7 +12418,7 @@
         <w:t xml:space="preserve"> </w:t>
       </w:r>
       <w:r>
-        <w:t xml:space="preserve">rare-mode-safe nearest-component likelihood (A6); reconstruction is added back only through the optional,</w:t>
+        <w:t xml:space="preserve">rare-regime-safe nearest-component likelihood (A6); reconstruction is added back only through the optional,</w:t>
       </w:r>
       <w:r>
         <w:t xml:space="preserve"> </w:t>
@@ -13369,7 +13369,7 @@
         <w:t xml:space="preserve"> </w:t>
       </w:r>
       <w:r>
-        <w:t xml:space="preserve">latent mixture: correlation-structure clustering can recover the operating-mode groups directly, and a hierarchy</w:t>
+        <w:t xml:space="preserve">latent mixture: correlation-structure clustering can recover the operating-regime groups directly, and a hierarchy</w:t>
       </w:r>
       <w:r>
         <w:t xml:space="preserve"> </w:t>
@@ -13409,13 +13409,13 @@
         <w:t xml:space="preserve"> </w:t>
       </w:r>
       <w:r>
-        <w:t xml:space="preserve">globally. How to combine such per-group densities is itself an assumption-dependent choice — a summed</w:t>
-      </w:r>
-      <w:r>
-        <w:t xml:space="preserve"> </w:t>
-      </w:r>
-      <w:r>
-        <w:t xml:space="preserve">factorised likelihood is powerful when the fault is dense, a maximum over groups when it is sparse — and a</w:t>
+        <w:t xml:space="preserve">globally. How to combine such per-group densities is itself an assumption-dependent choice: a summed</w:t>
+      </w:r>
+      <w:r>
+        <w:t xml:space="preserve"> </w:t>
+      </w:r>
+      <w:r>
+        <w:t xml:space="preserve">factorised likelihood is powerful when the fault is dense, a maximum over groups when it is sparse, and a</w:t>
       </w:r>
       <w:r>
         <w:t xml:space="preserve"> </w:t>
@@ -13428,6 +13428,554 @@
       </w:r>
       <w:r>
         <w:t xml:space="preserve">the same assumption set rather than departures from it.</w:t>
+      </w:r>
+    </w:p>
+    <w:p>
+      <w:pPr>
+        <w:pStyle w:val="MDPI31text"/>
+        <w:ind w:left="2608"/>
+      </w:pPr>
+      <w:r>
+        <w:rPr>
+          <w:b/>
+          <w:bCs/>
+        </w:rPr>
+        <w:t xml:space="preserve">A multiscale regime-density decomposition.</w:t>
+      </w:r>
+      <w:r>
+        <w:t xml:space="preserve"> </w:t>
+      </w:r>
+      <w:r>
+        <w:t xml:space="preserve">The route above can be stated precisely. Let</w:t>
+      </w:r>
+      <w:r>
+        <w:t xml:space="preserve"> </w:t>
+      </w:r>
+      <m:oMath>
+        <m:r>
+          <m:rPr>
+            <m:scr m:val="script"/>
+            <m:sty m:val="p"/>
+          </m:rPr>
+          <m:t>C</m:t>
+        </m:r>
+      </m:oMath>
+      <w:r>
+        <w:t xml:space="preserve"> </w:t>
+      </w:r>
+      <w:r>
+        <w:t xml:space="preserve">be a set</w:t>
+      </w:r>
+      <w:r>
+        <w:t xml:space="preserve"> </w:t>
+      </w:r>
+      <w:r>
+        <w:t xml:space="preserve">of correlated channel groups (communities of the train-normal correlation graph, taken at one or several</w:t>
+      </w:r>
+      <w:r>
+        <w:t xml:space="preserve"> </w:t>
+      </w:r>
+      <w:r>
+        <w:t xml:space="preserve">scales of a regime hierarchy), and model each group's density</w:t>
+      </w:r>
+      <w:r>
+        <w:t xml:space="preserve"> </w:t>
+      </w:r>
+      <m:oMath>
+        <m:sSub>
+          <m:e>
+            <m:r>
+              <m:t>p</m:t>
+            </m:r>
+          </m:e>
+          <m:sub>
+            <m:r>
+              <m:t>G</m:t>
+            </m:r>
+          </m:sub>
+        </m:sSub>
+      </m:oMath>
+      <w:r>
+        <w:t xml:space="preserve"> </w:t>
+      </w:r>
+      <w:r>
+        <w:t xml:space="preserve">separately. Under a group factorisation the normal law and its surprise decompose as</w:t>
+      </w:r>
+    </w:p>
+    <w:p>
+      <w:pPr>
+        <w:pStyle w:val="MDPI39equation"/>
+        <w:ind w:left="2608"/>
+      </w:pPr>
+      <m:oMathPara>
+        <m:oMathParaPr>
+          <m:jc m:val="center"/>
+        </m:oMathParaPr>
+        <m:oMath>
+          <m:r>
+            <m:rPr>
+              <m:sty m:val="p"/>
+            </m:rPr>
+            <m:t>−</m:t>
+          </m:r>
+          <m:r>
+            <m:rPr>
+              <m:sty m:val="p"/>
+            </m:rPr>
+            <m:t>log</m:t>
+          </m:r>
+          <m:r>
+            <m:t> </m:t>
+          </m:r>
+          <m:r>
+            <m:t>p</m:t>
+          </m:r>
+          <m:r>
+            <m:rPr>
+              <m:sty m:val="p"/>
+            </m:rPr>
+            <m:t>(</m:t>
+          </m:r>
+          <m:r>
+            <m:t>x</m:t>
+          </m:r>
+          <m:r>
+            <m:rPr>
+              <m:sty m:val="p"/>
+            </m:rPr>
+            <m:t>)</m:t>
+          </m:r>
+          <m:r>
+            <m:rPr>
+              <m:sty m:val="p"/>
+            </m:rPr>
+            <m:t>≈</m:t>
+          </m:r>
+          <m:nary>
+            <m:naryPr>
+              <m:chr m:val="∑"/>
+              <m:limLoc m:val="undOvr"/>
+              <m:subHide m:val="off"/>
+              <m:supHide m:val="on"/>
+            </m:naryPr>
+            <m:sub>
+              <m:r>
+                <m:t>G</m:t>
+              </m:r>
+              <m:r>
+                <m:rPr>
+                  <m:sty m:val="p"/>
+                </m:rPr>
+                <m:t>∈</m:t>
+              </m:r>
+              <m:r>
+                <m:rPr>
+                  <m:scr m:val="script"/>
+                  <m:sty m:val="p"/>
+                </m:rPr>
+                <m:t>C</m:t>
+              </m:r>
+            </m:sub>
+            <m:sup>
+              <m:r>
+                <m:t>​</m:t>
+              </m:r>
+            </m:sup>
+            <m:e>
+              <m:sSub>
+                <m:e>
+                  <m:r>
+                    <m:t>s</m:t>
+                  </m:r>
+                </m:e>
+                <m:sub>
+                  <m:r>
+                    <m:t>G</m:t>
+                  </m:r>
+                </m:sub>
+              </m:sSub>
+            </m:e>
+          </m:nary>
+          <m:r>
+            <m:rPr>
+              <m:sty m:val="p"/>
+            </m:rPr>
+            <m:t>(</m:t>
+          </m:r>
+          <m:r>
+            <m:t>x</m:t>
+          </m:r>
+          <m:r>
+            <m:rPr>
+              <m:sty m:val="p"/>
+            </m:rPr>
+            <m:t>)</m:t>
+          </m:r>
+          <m:r>
+            <m:rPr>
+              <m:sty m:val="p"/>
+            </m:rPr>
+            <m:t>,</m:t>
+          </m:r>
+          <m:r>
+            <m:t> </m:t>
+          </m:r>
+          <m:sSub>
+            <m:e>
+              <m:r>
+                <m:t>s</m:t>
+              </m:r>
+            </m:e>
+            <m:sub>
+              <m:r>
+                <m:t>G</m:t>
+              </m:r>
+            </m:sub>
+          </m:sSub>
+          <m:r>
+            <m:rPr>
+              <m:sty m:val="p"/>
+            </m:rPr>
+            <m:t>(</m:t>
+          </m:r>
+          <m:r>
+            <m:t>x</m:t>
+          </m:r>
+          <m:r>
+            <m:rPr>
+              <m:sty m:val="p"/>
+            </m:rPr>
+            <m:t>)</m:t>
+          </m:r>
+          <m:r>
+            <m:rPr>
+              <m:sty m:val="p"/>
+            </m:rPr>
+            <m:t>=</m:t>
+          </m:r>
+          <m:r>
+            <m:rPr>
+              <m:sty m:val="p"/>
+            </m:rPr>
+            <m:t>−</m:t>
+          </m:r>
+          <m:r>
+            <m:rPr>
+              <m:sty m:val="p"/>
+            </m:rPr>
+            <m:t>log</m:t>
+          </m:r>
+          <m:r>
+            <m:t> </m:t>
+          </m:r>
+          <m:sSub>
+            <m:e>
+              <m:r>
+                <m:t>p</m:t>
+              </m:r>
+            </m:e>
+            <m:sub>
+              <m:r>
+                <m:t>G</m:t>
+              </m:r>
+            </m:sub>
+          </m:sSub>
+          <m:r>
+            <m:rPr>
+              <m:sty m:val="p"/>
+            </m:rPr>
+            <m:t>(</m:t>
+          </m:r>
+          <m:sSub>
+            <m:e>
+              <m:r>
+                <m:t>x</m:t>
+              </m:r>
+            </m:e>
+            <m:sub>
+              <m:r>
+                <m:t>G</m:t>
+              </m:r>
+            </m:sub>
+          </m:sSub>
+          <m:r>
+            <m:rPr>
+              <m:sty m:val="p"/>
+            </m:rPr>
+            <m:t>)</m:t>
+          </m:r>
+          <m:r>
+            <m:rPr>
+              <m:sty m:val="p"/>
+            </m:rPr>
+            <m:t>.</m:t>
+          </m:r>
+        </m:oMath>
+      </m:oMathPara>
+    </w:p>
+    <w:p>
+      <w:pPr>
+        <w:pStyle w:val="MDPI32textnoindent"/>
+        <w:ind w:left="2608"/>
+      </w:pPr>
+      <w:r>
+        <w:t xml:space="preserve">A detector scores a window by a combination of the per-group surprises,</w:t>
+      </w:r>
+      <w:r>
+        <w:t xml:space="preserve"> </w:t>
+      </w:r>
+      <m:oMath>
+        <m:r>
+          <m:t>s</m:t>
+        </m:r>
+        <m:r>
+          <m:rPr>
+            <m:sty m:val="p"/>
+          </m:rPr>
+          <m:t>(</m:t>
+        </m:r>
+        <m:r>
+          <m:t>x</m:t>
+        </m:r>
+        <m:r>
+          <m:rPr>
+            <m:sty m:val="p"/>
+          </m:rPr>
+          <m:t>)</m:t>
+        </m:r>
+        <m:r>
+          <m:rPr>
+            <m:sty m:val="p"/>
+          </m:rPr>
+          <m:t>=</m:t>
+        </m:r>
+        <m:sSub>
+          <m:e>
+            <m:r>
+              <m:rPr>
+                <m:sty m:val="p"/>
+              </m:rPr>
+              <m:t>⊕</m:t>
+            </m:r>
+          </m:e>
+          <m:sub>
+            <m:r>
+              <m:t>G</m:t>
+            </m:r>
+            <m:r>
+              <m:rPr>
+                <m:sty m:val="p"/>
+              </m:rPr>
+              <m:t>∈</m:t>
+            </m:r>
+            <m:r>
+              <m:rPr>
+                <m:scr m:val="script"/>
+                <m:sty m:val="p"/>
+              </m:rPr>
+              <m:t>C</m:t>
+            </m:r>
+          </m:sub>
+        </m:sSub>
+        <m:sSub>
+          <m:e>
+            <m:r>
+              <m:t>w</m:t>
+            </m:r>
+          </m:e>
+          <m:sub>
+            <m:r>
+              <m:t>G</m:t>
+            </m:r>
+          </m:sub>
+        </m:sSub>
+        <m:r>
+          <m:t> </m:t>
+        </m:r>
+        <m:sSub>
+          <m:e>
+            <m:r>
+              <m:t>s</m:t>
+            </m:r>
+          </m:e>
+          <m:sub>
+            <m:r>
+              <m:t>G</m:t>
+            </m:r>
+          </m:sub>
+        </m:sSub>
+        <m:r>
+          <m:rPr>
+            <m:sty m:val="p"/>
+          </m:rPr>
+          <m:t>(</m:t>
+        </m:r>
+        <m:r>
+          <m:t>x</m:t>
+        </m:r>
+        <m:r>
+          <m:rPr>
+            <m:sty m:val="p"/>
+          </m:rPr>
+          <m:t>)</m:t>
+        </m:r>
+      </m:oMath>
+      <w:r>
+        <w:t xml:space="preserve">,</w:t>
+      </w:r>
+      <w:r>
+        <w:t xml:space="preserve"> </w:t>
+      </w:r>
+      <w:r>
+        <w:t xml:space="preserve">where the group weight</w:t>
+      </w:r>
+      <w:r>
+        <w:t xml:space="preserve"> </w:t>
+      </w:r>
+      <m:oMath>
+        <m:sSub>
+          <m:e>
+            <m:r>
+              <m:t>w</m:t>
+            </m:r>
+          </m:e>
+          <m:sub>
+            <m:r>
+              <m:t>G</m:t>
+            </m:r>
+          </m:sub>
+        </m:sSub>
+      </m:oMath>
+      <w:r>
+        <w:t xml:space="preserve"> </w:t>
+      </w:r>
+      <w:r>
+        <w:t xml:space="preserve">rises with the group's internal correlation (a density violation inside a tightly coupled regime is more diagnostic).</w:t>
+      </w:r>
+      <w:r>
+        <w:t xml:space="preserve"> </w:t>
+      </w:r>
+      <w:r>
+        <w:t xml:space="preserve">The combination</w:t>
+      </w:r>
+      <w:r>
+        <w:t xml:space="preserve"> </w:t>
+      </w:r>
+      <m:oMath>
+        <m:r>
+          <m:rPr>
+            <m:sty m:val="p"/>
+          </m:rPr>
+          <m:t>⊕</m:t>
+        </m:r>
+      </m:oMath>
+      <w:r>
+        <w:t xml:space="preserve"> </w:t>
+      </w:r>
+      <w:r>
+        <w:t xml:space="preserve">encodes the</w:t>
+      </w:r>
+      <w:r>
+        <w:t xml:space="preserve"> </w:t>
+      </w:r>
+      <w:r>
+        <w:t xml:space="preserve">fault's expected extent: summation (</w:t>
+      </w:r>
+      <m:oMath>
+        <m:r>
+          <m:rPr>
+            <m:sty m:val="p"/>
+          </m:rPr>
+          <m:t>∑</m:t>
+        </m:r>
+      </m:oMath>
+      <w:r>
+        <w:t xml:space="preserve">)</w:t>
+      </w:r>
+      <w:r>
+        <w:t xml:space="preserve"> </w:t>
+      </w:r>
+      <w:r>
+        <w:t xml:space="preserve">is the factorised joint likelihood, optimal when a fault perturbs many groups; a maximum</w:t>
+      </w:r>
+      <w:r>
+        <w:t xml:space="preserve"> </w:t>
+      </w:r>
+      <w:r>
+        <w:t xml:space="preserve">(</w:t>
+      </w:r>
+      <m:oMath>
+        <m:r>
+          <m:rPr>
+            <m:sty m:val="p"/>
+          </m:rPr>
+          <m:t>max</m:t>
+        </m:r>
+      </m:oMath>
+      <w:r>
+        <w:t xml:space="preserve">) is a union bound over groups,</w:t>
+      </w:r>
+      <w:r>
+        <w:t xml:space="preserve"> </w:t>
+      </w:r>
+      <w:r>
+        <w:t xml:space="preserve">optimal when the fault is confined to one; and a sparsity-adaptive statistic (for instance Higher Criticism over</w:t>
+      </w:r>
+      <w:r>
+        <w:t xml:space="preserve"> </w:t>
+      </w:r>
+      <w:r>
+        <w:t xml:space="preserve">the per-group tail probabilities) interpolates between them without assuming the extent in advance. The</w:t>
+      </w:r>
+      <w:r>
+        <w:t xml:space="preserve"> </w:t>
+      </w:r>
+      <w:r>
+        <w:t xml:space="preserve">single-model detector of §4 is the degenerate case</w:t>
+      </w:r>
+      <w:r>
+        <w:t xml:space="preserve"> </w:t>
+      </w:r>
+      <m:oMath>
+        <m:r>
+          <m:rPr>
+            <m:scr m:val="script"/>
+            <m:sty m:val="p"/>
+          </m:rPr>
+          <m:t>C</m:t>
+        </m:r>
+        <m:r>
+          <m:rPr>
+            <m:sty m:val="p"/>
+          </m:rPr>
+          <m:t>=</m:t>
+        </m:r>
+        <m:d>
+          <m:dPr>
+            <m:begChr m:val="{"/>
+            <m:sepChr m:val=""/>
+            <m:endChr m:val="}"/>
+            <m:grow/>
+          </m:dPr>
+          <m:e>
+            <m:r>
+              <m:rPr>
+                <m:nor/>
+                <m:sty m:val="p"/>
+              </m:rPr>
+              <m:t>all channels</m:t>
+            </m:r>
+          </m:e>
+        </m:d>
+      </m:oMath>
+      <w:r>
+        <w:t xml:space="preserve">,</w:t>
+      </w:r>
+      <w:r>
+        <w:t xml:space="preserve"> </w:t>
+      </w:r>
+      <w:r>
+        <w:t xml:space="preserve">and it can itself be included as one group so a dense, whole-system fault is never missed.</w:t>
       </w:r>
     </w:p>
     <w:p>
@@ -13512,7 +14060,7 @@
         <w:t xml:space="preserve"> </w:t>
       </w:r>
       <w:r>
-        <w:t xml:space="preserve">latent plus explicit mode clustering, scored in the latent by a mixture density and a rare-mode-safe</w:t>
+        <w:t xml:space="preserve">latent plus explicit regime clustering, scored in the latent by a mixture density and a rare-regime-safe</w:t>
       </w:r>
       <w:r>
         <w:t xml:space="preserve"> </w:t>
@@ -13578,7 +14126,7 @@
         <w:t xml:space="preserve"> </w:t>
       </w:r>
       <w:r>
-        <w:t xml:space="preserve">as a single blob or a reconstruction target is a modelling failure, and jointly learning the latent and its modes,</w:t>
+        <w:t xml:space="preserve">as a single blob or a reconstruction target is a modelling failure, and jointly learning the latent and its regimes,</w:t>
       </w:r>
       <w:r>
         <w:t xml:space="preserve"> </w:t>

--- a/poc/paper/paper_mdpi.docx
+++ b/poc/paper/paper_mdpi.docx
@@ -950,7 +950,7 @@
             <w:rStyle w:val="Hyperlink"/>
             <w:highlight w:val="green"/>
           </w:rPr>
-          <w:t xml:space="preserve">57</w:t>
+          <w:t xml:space="preserve">11</w:t>
         </w:r>
       </w:hyperlink>
       <w:r>
@@ -1309,7 +1309,7 @@
             <w:rStyle w:val="Hyperlink"/>
             <w:highlight w:val="green"/>
           </w:rPr>
-          <w:t xml:space="preserve">11</w:t>
+          <w:t xml:space="preserve">12</w:t>
         </w:r>
       </w:hyperlink>
       <w:r>
@@ -1324,7 +1324,7 @@
             <w:rStyle w:val="Hyperlink"/>
             <w:highlight w:val="green"/>
           </w:rPr>
-          <w:t xml:space="preserve">12</w:t>
+          <w:t xml:space="preserve">13</w:t>
         </w:r>
       </w:hyperlink>
       <w:r>
@@ -1415,21 +1415,6 @@
             <w:rStyle w:val="Hyperlink"/>
             <w:highlight w:val="yellow"/>
           </w:rPr>
-          <w:t xml:space="preserve">13</w:t>
-        </w:r>
-      </w:hyperlink>
-      <w:r>
-        <w:rPr>
-          <w:highlight w:val="yellow"/>
-        </w:rPr>
-        <w:t xml:space="preserve">], a setting LatAD shares. A parallel thread pushes detection to the network edge: moving inference onto gateways and industrial edge nodes reduces telemetry backhaul and enables local response, at the cost of compute, memory, and latency budgets that shape model design [</w:t>
-      </w:r>
-      <w:hyperlink w:anchor="r-edgeint">
-        <w:r>
-          <w:rPr>
-            <w:rStyle w:val="Hyperlink"/>
-            <w:highlight w:val="yellow"/>
-          </w:rPr>
           <w:t xml:space="preserve">14</w:t>
         </w:r>
       </w:hyperlink>
@@ -1437,9 +1422,9 @@
         <w:rPr>
           <w:highlight w:val="yellow"/>
         </w:rPr>
-        <w:t xml:space="preserve">, </w:t>
-      </w:r>
-      <w:hyperlink w:anchor="r-iotlora">
+        <w:t xml:space="preserve">], a setting LatAD shares. A parallel thread pushes detection to the network edge: moving inference onto gateways and industrial edge nodes reduces telemetry backhaul and enables local response, at the cost of compute, memory, and latency budgets that shape model design [</w:t>
+      </w:r>
+      <w:hyperlink w:anchor="r-edgeint">
         <w:r>
           <w:rPr>
             <w:rStyle w:val="Hyperlink"/>
@@ -1454,13 +1439,28 @@
         </w:rPr>
         <w:t xml:space="preserve">, </w:t>
       </w:r>
+      <w:hyperlink w:anchor="r-iotlora">
+        <w:r>
+          <w:rPr>
+            <w:rStyle w:val="Hyperlink"/>
+            <w:highlight w:val="yellow"/>
+          </w:rPr>
+          <w:t xml:space="preserve">16</w:t>
+        </w:r>
+      </w:hyperlink>
+      <w:r>
+        <w:rPr>
+          <w:highlight w:val="yellow"/>
+        </w:rPr>
+        <w:t xml:space="preserve">, </w:t>
+      </w:r>
       <w:hyperlink w:anchor="r-iotedgeai">
         <w:r>
           <w:rPr>
             <w:rStyle w:val="Hyperlink"/>
             <w:highlight w:val="yellow"/>
           </w:rPr>
-          <w:t xml:space="preserve">16</w:t>
+          <w:t xml:space="preserve">17</w:t>
         </w:r>
       </w:hyperlink>
       <w:r>
@@ -1502,7 +1502,7 @@
             <w:rStyle w:val="Hyperlink"/>
             <w:highlight w:val="green"/>
           </w:rPr>
-          <w:t xml:space="preserve">17</w:t>
+          <w:t xml:space="preserve">18</w:t>
         </w:r>
       </w:hyperlink>
       <w:r>
@@ -1675,7 +1675,7 @@
             <w:rStyle w:val="Hyperlink"/>
             <w:highlight w:val="yellow"/>
           </w:rPr>
-          <w:t xml:space="preserve">18</w:t>
+          <w:t xml:space="preserve">19</w:t>
         </w:r>
       </w:hyperlink>
       <w:r>
@@ -1704,7 +1704,7 @@
             <w:rStyle w:val="Hyperlink"/>
             <w:highlight w:val="yellow"/>
           </w:rPr>
-          <w:t xml:space="preserve">19</w:t>
+          <w:t xml:space="preserve">20</w:t>
         </w:r>
       </w:hyperlink>
       <w:r>
@@ -1754,69 +1754,38 @@
             <w:rStyle w:val="Hyperlink"/>
             <w:highlight w:val="yellow"/>
           </w:rPr>
-          <w:t xml:space="preserve">20</w:t>
-        </w:r>
-      </w:hyperlink>
-      <w:r>
-        <w:rPr/>
-        <w:t xml:space="preserve">] finds that anomaly segments in multivariate CPS benchmarks are mostly univariate</w:t>
-      </w:r>
-      <w:r>
-        <w:rPr/>
-        <w:t xml:space="preserve"> </w:t>
-      </w:r>
-      <w:r>
-        <w:rPr/>
-        <w:t xml:space="preserve">(SWaT and WADI sit among the datasets whose anomalies deviate univariately on close to all timesteps, with no</w:t>
-      </w:r>
-      <w:r>
-        <w:rPr/>
-        <w:t xml:space="preserve"> </w:t>
-      </w:r>
-      <w:r>
-        <w:rPr/>
-        <w:t xml:space="preserve">long cross-channel-only segments), so a flat univariate model matches channel-dependent deep detectors. Recent</w:t>
-      </w:r>
-      <w:r>
-        <w:rPr/>
-        <w:t xml:space="preserve"> </w:t>
-      </w:r>
-      <w:r>
-        <w:rPr/>
-        <w:t xml:space="preserve">large-scale benchmarks confirm that detector rankings are strongly dataset-dependent [</w:t>
-      </w:r>
-      <w:hyperlink w:anchor="r-tab">
-        <w:r>
-          <w:rPr>
-            <w:rStyle w:val="Hyperlink"/>
-            <w:highlight w:val="yellow"/>
-          </w:rPr>
           <w:t xml:space="preserve">21</w:t>
         </w:r>
       </w:hyperlink>
       <w:r>
         <w:rPr/>
-        <w:t xml:space="preserve">],</w:t>
-      </w:r>
-      <w:r>
-        <w:rPr/>
-        <w:t xml:space="preserve"> </w:t>
-      </w:r>
-      <w:r>
-        <w:rPr/>
-        <w:t xml:space="preserve">which is why we read every method per dataset and per difficulty subset rather than by a single headline number.</w:t>
-      </w:r>
-    </w:p>
-    <w:p>
-      <w:pPr>
-        <w:pStyle w:val="MDPI31text"/>
-        <w:ind w:left="2608"/>
-      </w:pPr>
-      <w:r>
-        <w:rPr/>
-        <w:t xml:space="preserve">A parallel critique targets the dominant scoring mechanism itself. Reconstruction-based detectors assume that a model trained to reconstruct normal data reconstructs anomalies worse; Bouman and Heskes [</w:t>
-      </w:r>
-      <w:hyperlink w:anchor="r-bouman">
+        <w:t xml:space="preserve">] finds that anomaly segments in multivariate CPS benchmarks are mostly univariate</w:t>
+      </w:r>
+      <w:r>
+        <w:rPr/>
+        <w:t xml:space="preserve"> </w:t>
+      </w:r>
+      <w:r>
+        <w:rPr/>
+        <w:t xml:space="preserve">(SWaT and WADI sit among the datasets whose anomalies deviate univariately on close to all timesteps, with no</w:t>
+      </w:r>
+      <w:r>
+        <w:rPr/>
+        <w:t xml:space="preserve"> </w:t>
+      </w:r>
+      <w:r>
+        <w:rPr/>
+        <w:t xml:space="preserve">long cross-channel-only segments), so a flat univariate model matches channel-dependent deep detectors. Recent</w:t>
+      </w:r>
+      <w:r>
+        <w:rPr/>
+        <w:t xml:space="preserve"> </w:t>
+      </w:r>
+      <w:r>
+        <w:rPr/>
+        <w:t xml:space="preserve">large-scale benchmarks confirm that detector rankings are strongly dataset-dependent [</w:t>
+      </w:r>
+      <w:hyperlink w:anchor="r-tab">
         <w:r>
           <w:rPr>
             <w:rStyle w:val="Hyperlink"/>
@@ -1827,9 +1796,27 @@
       </w:hyperlink>
       <w:r>
         <w:rPr/>
-        <w:t xml:space="preserve">] show this assumption is unreliable, because anomalies lying far from normal data can be reconstructed perfectly in practice, and Gong et al. [</w:t>
-      </w:r>
-      <w:hyperlink w:anchor="r-memae">
+        <w:t xml:space="preserve">],</w:t>
+      </w:r>
+      <w:r>
+        <w:rPr/>
+        <w:t xml:space="preserve"> </w:t>
+      </w:r>
+      <w:r>
+        <w:rPr/>
+        <w:t xml:space="preserve">which is why we read every method per dataset and per difficulty subset rather than by a single headline number.</w:t>
+      </w:r>
+    </w:p>
+    <w:p>
+      <w:pPr>
+        <w:pStyle w:val="MDPI31text"/>
+        <w:ind w:left="2608"/>
+      </w:pPr>
+      <w:r>
+        <w:rPr/>
+        <w:t xml:space="preserve">A parallel critique targets the dominant scoring mechanism itself. Reconstruction-based detectors assume that a model trained to reconstruct normal data reconstructs anomalies worse; Bouman and Heskes [</w:t>
+      </w:r>
+      <w:hyperlink w:anchor="r-bouman">
         <w:r>
           <w:rPr>
             <w:rStyle w:val="Hyperlink"/>
@@ -1840,9 +1827,9 @@
       </w:hyperlink>
       <w:r>
         <w:rPr/>
-        <w:t xml:space="preserve">] earlier showed that a deep autoencoder generalizes well enough to rebuild anomalies and miss them. This motivates scoring in a clustered latent rather than through a reconstruction residual. A position paper by Sarfraz et al. [</w:t>
-      </w:r>
-      <w:hyperlink w:anchor="r-sarfraz">
+        <w:t xml:space="preserve">] show this assumption is unreliable, because anomalies lying far from normal data can be reconstructed perfectly in practice, and Gong et al. [</w:t>
+      </w:r>
+      <w:hyperlink w:anchor="r-memae">
         <w:r>
           <w:rPr>
             <w:rStyle w:val="Hyperlink"/>
@@ -1853,9 +1840,9 @@
       </w:hyperlink>
       <w:r>
         <w:rPr/>
-        <w:t xml:space="preserve">] draws the two threads together, characterizing the field as plagued by flawed evaluation metrics, inconsistent benchmarking, and unjustified design choices, and showing that state-of-the-art deep detectors effectively learn linear mappings that simple baselines reproduce; Wagner et al. [</w:t>
-      </w:r>
-      <w:hyperlink w:anchor="r-timesead">
+        <w:t xml:space="preserve">] earlier showed that a deep autoencoder generalizes well enough to rebuild anomalies and miss them. This motivates scoring in a clustered latent rather than through a reconstruction residual. A position paper by Sarfraz et al. [</w:t>
+      </w:r>
+      <w:hyperlink w:anchor="r-sarfraz">
         <w:r>
           <w:rPr>
             <w:rStyle w:val="Hyperlink"/>
@@ -1866,6 +1853,19 @@
       </w:hyperlink>
       <w:r>
         <w:rPr/>
+        <w:t xml:space="preserve">] draws the two threads together, characterizing the field as plagued by flawed evaluation metrics, inconsistent benchmarking, and unjustified design choices, and showing that state-of-the-art deep detectors effectively learn linear mappings that simple baselines reproduce; Wagner et al. [</w:t>
+      </w:r>
+      <w:hyperlink w:anchor="r-timesead">
+        <w:r>
+          <w:rPr>
+            <w:rStyle w:val="Hyperlink"/>
+            <w:highlight w:val="yellow"/>
+          </w:rPr>
+          <w:t xml:space="preserve">26</w:t>
+        </w:r>
+      </w:hyperlink>
+      <w:r>
+        <w:rPr/>
         <w:t xml:space="preserve">] re-audit the widely used multivariate benchmarks, discard the ones with erroneous labels, and note the absence of any standard evaluation metric.</w:t>
       </w:r>
     </w:p>
@@ -2018,21 +2018,6 @@
         <w:t xml:space="preserve">Latent and clustering models detect anomalies by learning a representation of normal and scoring departures in that space. Variational Deep Embedding (VaDE) [</w:t>
       </w:r>
       <w:hyperlink w:anchor="r-vade">
-        <w:r>
-          <w:rPr>
-            <w:rStyle w:val="Hyperlink"/>
-            <w:highlight w:val="green"/>
-          </w:rPr>
-          <w:t xml:space="preserve">26</w:t>
-        </w:r>
-      </w:hyperlink>
-      <w:r>
-        <w:rPr>
-          <w:highlight w:val="green"/>
-        </w:rPr>
-        <w:t xml:space="preserve">] pairs a variational autoencoder with a Gaussian-mixture latent prior, learning representation and clusters jointly, and DAGMM [</w:t>
-      </w:r>
-      <w:hyperlink w:anchor="r-dagmm">
         <w:r>
           <w:rPr>
             <w:rStyle w:val="Hyperlink"/>
@@ -2045,19 +2030,9 @@
         <w:rPr>
           <w:highlight w:val="green"/>
         </w:rPr>
-        <w:t xml:space="preserve">] couples an autoencoder with a Gaussian-mixture energy.</w:t>
-      </w:r>
-      <w:r>
-        <w:rPr/>
-        <w:t xml:space="preserve"> </w:t>
-      </w:r>
-      <w:r>
-        <w:rPr>
-          <w:highlight w:val="green"/>
-        </w:rPr>
-        <w:t xml:space="preserve">One-class methods place normal inside a learned boundary: Deep SVDD [</w:t>
-      </w:r>
-      <w:hyperlink w:anchor="r-deepsvdd">
+        <w:t xml:space="preserve">] pairs a variational autoencoder with a Gaussian-mixture latent prior, learning representation and clusters jointly, and DAGMM [</w:t>
+      </w:r>
+      <w:hyperlink w:anchor="r-dagmm">
         <w:r>
           <w:rPr>
             <w:rStyle w:val="Hyperlink"/>
@@ -2070,9 +2045,19 @@
         <w:rPr>
           <w:highlight w:val="green"/>
         </w:rPr>
-        <w:t xml:space="preserve">] maps normal points near a fixed latent center and scores by distance to it, and THOC [</w:t>
-      </w:r>
-      <w:hyperlink w:anchor="r-thoc">
+        <w:t xml:space="preserve">] couples an autoencoder with a Gaussian-mixture energy.</w:t>
+      </w:r>
+      <w:r>
+        <w:rPr/>
+        <w:t xml:space="preserve"> </w:t>
+      </w:r>
+      <w:r>
+        <w:rPr>
+          <w:highlight w:val="green"/>
+        </w:rPr>
+        <w:t xml:space="preserve">One-class methods place normal inside a learned boundary: Deep SVDD [</w:t>
+      </w:r>
+      <w:hyperlink w:anchor="r-deepsvdd">
         <w:r>
           <w:rPr>
             <w:rStyle w:val="Hyperlink"/>
@@ -2085,9 +2070,9 @@
         <w:rPr>
           <w:highlight w:val="green"/>
         </w:rPr>
-        <w:t xml:space="preserve">] extends this to multiscale temporal one-class hyperspheres; OmniAnomaly [</w:t>
-      </w:r>
-      <w:hyperlink w:anchor="r-omni">
+        <w:t xml:space="preserve">] maps normal points near a fixed latent center and scores by distance to it, and THOC [</w:t>
+      </w:r>
+      <w:hyperlink w:anchor="r-thoc">
         <w:r>
           <w:rPr>
             <w:rStyle w:val="Hyperlink"/>
@@ -2100,19 +2085,9 @@
         <w:rPr>
           <w:highlight w:val="green"/>
         </w:rPr>
-        <w:t xml:space="preserve">] scores multivariate telemetry by reconstruction probability under a stochastic-recurrent latent. These methods all score against a single global model of normal; none estimates density per physical subsystem under regime imbalance, the gap this paper addresses.</w:t>
-      </w:r>
-      <w:r>
-        <w:rPr/>
-        <w:t xml:space="preserve"> </w:t>
-      </w:r>
-      <w:r>
-        <w:rPr>
-          <w:highlight w:val="green"/>
-        </w:rPr>
-        <w:t xml:space="preserve">Closest to our aim, Birihanu and Lendák [</w:t>
-      </w:r>
-      <w:hyperlink w:anchor="r-birihanu">
+        <w:t xml:space="preserve">] extends this to multiscale temporal one-class hyperspheres; OmniAnomaly [</w:t>
+      </w:r>
+      <w:hyperlink w:anchor="r-omni">
         <w:r>
           <w:rPr>
             <w:rStyle w:val="Hyperlink"/>
@@ -2125,19 +2100,19 @@
         <w:rPr>
           <w:highlight w:val="green"/>
         </w:rPr>
-        <w:t xml:space="preserve">] flag ICS anomalies from a latent correlation matrix scored by a multivariate Gaussian, whereas we factorize a learned latent density over correlation communities and combine them by Higher Criticism.</w:t>
-      </w:r>
-      <w:r>
-        <w:rPr/>
-        <w:t xml:space="preserve"> </w:t>
-      </w:r>
-      <w:r>
-        <w:rPr>
-          <w:highlight w:val="green"/>
-        </w:rPr>
-        <w:t xml:space="preserve">Standard tools used later are Ledoit–Wolf shrinkage [</w:t>
-      </w:r>
-      <w:hyperlink w:anchor="r-lw">
+        <w:t xml:space="preserve">] scores multivariate telemetry by reconstruction probability under a stochastic-recurrent latent. These methods all score against a single global model of normal; none estimates density per physical subsystem under regime imbalance, the gap this paper addresses.</w:t>
+      </w:r>
+      <w:r>
+        <w:rPr/>
+        <w:t xml:space="preserve"> </w:t>
+      </w:r>
+      <w:r>
+        <w:rPr>
+          <w:highlight w:val="green"/>
+        </w:rPr>
+        <w:t xml:space="preserve">Closest to our aim, Birihanu and Lendák [</w:t>
+      </w:r>
+      <w:hyperlink w:anchor="r-birihanu">
         <w:r>
           <w:rPr>
             <w:rStyle w:val="Hyperlink"/>
@@ -2150,9 +2125,19 @@
         <w:rPr>
           <w:highlight w:val="green"/>
         </w:rPr>
-        <w:t xml:space="preserve">] for whitened residuals, and Isolation Forest [</w:t>
-      </w:r>
-      <w:hyperlink w:anchor="r-if">
+        <w:t xml:space="preserve">] flag ICS anomalies from a latent correlation matrix scored by a multivariate Gaussian, whereas we factorize a learned latent density over correlation communities and combine them by Higher Criticism.</w:t>
+      </w:r>
+      <w:r>
+        <w:rPr/>
+        <w:t xml:space="preserve"> </w:t>
+      </w:r>
+      <w:r>
+        <w:rPr>
+          <w:highlight w:val="green"/>
+        </w:rPr>
+        <w:t xml:space="preserve">Standard tools used later are Ledoit–Wolf shrinkage [</w:t>
+      </w:r>
+      <w:hyperlink w:anchor="r-lw">
         <w:r>
           <w:rPr>
             <w:rStyle w:val="Hyperlink"/>
@@ -2165,9 +2150,9 @@
         <w:rPr>
           <w:highlight w:val="green"/>
         </w:rPr>
-        <w:t xml:space="preserve">] and deep autoencoders [</w:t>
-      </w:r>
-      <w:hyperlink w:anchor="r-aead">
+        <w:t xml:space="preserve">] for whitened residuals, and Isolation Forest [</w:t>
+      </w:r>
+      <w:hyperlink w:anchor="r-if">
         <w:r>
           <w:rPr>
             <w:rStyle w:val="Hyperlink"/>
@@ -2180,6 +2165,21 @@
         <w:rPr>
           <w:highlight w:val="green"/>
         </w:rPr>
+        <w:t xml:space="preserve">] and deep autoencoders [</w:t>
+      </w:r>
+      <w:hyperlink w:anchor="r-aead">
+        <w:r>
+          <w:rPr>
+            <w:rStyle w:val="Hyperlink"/>
+            <w:highlight w:val="green"/>
+          </w:rPr>
+          <w:t xml:space="preserve">35</w:t>
+        </w:r>
+      </w:hyperlink>
+      <w:r>
+        <w:rPr>
+          <w:highlight w:val="green"/>
+        </w:rPr>
         <w:t xml:space="preserve">] as baselines.</w:t>
       </w:r>
     </w:p>
@@ -2203,19 +2203,6 @@
         <w:t xml:space="preserve">USAD [</w:t>
       </w:r>
       <w:hyperlink w:anchor="r-usad">
-        <w:r>
-          <w:rPr>
-            <w:rStyle w:val="Hyperlink"/>
-            <w:highlight w:val="yellow"/>
-          </w:rPr>
-          <w:t xml:space="preserve">35</w:t>
-        </w:r>
-      </w:hyperlink>
-      <w:r>
-        <w:rPr/>
-        <w:t xml:space="preserve">] couples two adversarially trained autoencoders; TranAD [</w:t>
-      </w:r>
-      <w:hyperlink w:anchor="r-tranad">
         <w:r>
           <w:rPr>
             <w:rStyle w:val="Hyperlink"/>
@@ -2226,9 +2213,9 @@
       </w:hyperlink>
       <w:r>
         <w:rPr/>
-        <w:t xml:space="preserve">] uses deep transformer networks with adversarial and self-conditioning training; GDN [</w:t>
-      </w:r>
-      <w:hyperlink w:anchor="r-gdn">
+        <w:t xml:space="preserve">] couples two adversarially trained autoencoders; TranAD [</w:t>
+      </w:r>
+      <w:hyperlink w:anchor="r-tranad">
         <w:r>
           <w:rPr>
             <w:rStyle w:val="Hyperlink"/>
@@ -2239,6 +2226,19 @@
       </w:hyperlink>
       <w:r>
         <w:rPr/>
+        <w:t xml:space="preserve">] uses deep transformer networks with adversarial and self-conditioning training; GDN [</w:t>
+      </w:r>
+      <w:hyperlink w:anchor="r-gdn">
+        <w:r>
+          <w:rPr>
+            <w:rStyle w:val="Hyperlink"/>
+            <w:highlight w:val="yellow"/>
+          </w:rPr>
+          <w:t xml:space="preserve">38</w:t>
+        </w:r>
+      </w:hyperlink>
+      <w:r>
+        <w:rPr/>
         <w:t xml:space="preserve">] learns a graph over channels and detects deviations from learned inter-channel relations.</w:t>
       </w:r>
       <w:r>
@@ -2257,53 +2257,32 @@
             <w:rStyle w:val="Hyperlink"/>
             <w:highlight w:val="green"/>
           </w:rPr>
-          <w:t xml:space="preserve">38</w:t>
-        </w:r>
-      </w:hyperlink>
-      <w:r>
-        <w:rPr>
-          <w:highlight w:val="green"/>
-        </w:rPr>
-        <w:t xml:space="preserve">], whereas we route per-community density experts by cohesion-weighted Higher Criticism rather than a learned gate.</w:t>
-      </w:r>
-      <w:r>
-        <w:rPr/>
-        <w:t xml:space="preserve"> </w:t>
-      </w:r>
-      <w:r>
-        <w:rPr/>
-        <w:t xml:space="preserve">These define a widely used deep SOTA on SWaT/WADI-style benchmarks. More recent detectors refine rather than</w:t>
-      </w:r>
-      <w:r>
-        <w:rPr/>
-        <w:t xml:space="preserve"> </w:t>
-      </w:r>
-      <w:r>
-        <w:rPr/>
-        <w:t xml:space="preserve">abandon reconstruction: SensitiveHUE [</w:t>
-      </w:r>
-      <w:hyperlink w:anchor="r-sensitivehue">
-        <w:r>
-          <w:rPr>
-            <w:rStyle w:val="Hyperlink"/>
-            <w:highlight w:val="yellow"/>
-          </w:rPr>
           <w:t xml:space="preserve">39</w:t>
         </w:r>
       </w:hyperlink>
       <w:r>
-        <w:rPr/>
-        <w:t xml:space="preserve">] models per-variable heteroscedastic</w:t>
-      </w:r>
-      <w:r>
-        <w:rPr/>
-        <w:t xml:space="preserve"> </w:t>
-      </w:r>
-      <w:r>
-        <w:rPr/>
-        <w:t xml:space="preserve">uncertainty to sharpen sensitivity to normal patterns, and CATCH [</w:t>
-      </w:r>
-      <w:hyperlink w:anchor="r-catch">
+        <w:rPr>
+          <w:highlight w:val="green"/>
+        </w:rPr>
+        <w:t xml:space="preserve">], whereas we route per-community density experts by cohesion-weighted Higher Criticism rather than a learned gate.</w:t>
+      </w:r>
+      <w:r>
+        <w:rPr/>
+        <w:t xml:space="preserve"> </w:t>
+      </w:r>
+      <w:r>
+        <w:rPr/>
+        <w:t xml:space="preserve">These define a widely used deep SOTA on SWaT/WADI-style benchmarks. More recent detectors refine rather than</w:t>
+      </w:r>
+      <w:r>
+        <w:rPr/>
+        <w:t xml:space="preserve"> </w:t>
+      </w:r>
+      <w:r>
+        <w:rPr/>
+        <w:t xml:space="preserve">abandon reconstruction: SensitiveHUE [</w:t>
+      </w:r>
+      <w:hyperlink w:anchor="r-sensitivehue">
         <w:r>
           <w:rPr>
             <w:rStyle w:val="Hyperlink"/>
@@ -2314,121 +2293,17 @@
       </w:hyperlink>
       <w:r>
         <w:rPr/>
-        <w:t xml:space="preserve">] learns channel</w:t>
-      </w:r>
-      <w:r>
-        <w:rPr/>
-        <w:t xml:space="preserve"> </w:t>
-      </w:r>
-      <w:r>
-        <w:rPr/>
-        <w:t xml:space="preserve">correlations through frequency-domain patching. Both remain reconstruction-based, so the mechanism analysis of</w:t>
-      </w:r>
-      <w:r>
-        <w:rPr/>
-        <w:t xml:space="preserve"> </w:t>
-      </w:r>
-      <w:r>
-        <w:rPr/>
-        <w:t xml:space="preserve">§7 suggests they inherit the same blind spot on the reconstructable-but-improbable joint faults that define our</w:t>
-      </w:r>
-      <w:r>
-        <w:rPr/>
-        <w:t xml:space="preserve"> </w:t>
-      </w:r>
-      <w:r>
-        <w:rPr/>
-        <w:t xml:space="preserve">difficult subset. We benchmark USAD and TranAD, the reconstruction- and transformer-based deep detectors, under the same</w:t>
-      </w:r>
-      <w:r>
-        <w:rPr/>
-        <w:t xml:space="preserve"> </w:t>
-      </w:r>
-      <w:r>
-        <w:rPr/>
-        <w:t xml:space="preserve">raw, difficulty-stratified metrics over five seeds (the re-scored comparison is in §6).</w:t>
-      </w:r>
-      <w:r>
-        <w:rPr/>
-        <w:t xml:space="preserve"> </w:t>
-      </w:r>
-      <w:r>
-        <w:rPr>
-          <w:highlight w:val="green"/>
-        </w:rPr>
-        <w:t xml:space="preserve">We also benchmark the</w:t>
-      </w:r>
-      <w:r>
-        <w:rPr>
-          <w:highlight w:val="green"/>
-        </w:rPr>
-        <w:t xml:space="preserve"> </w:t>
-      </w:r>
-      <w:r>
-        <w:rPr>
-          <w:highlight w:val="green"/>
-        </w:rPr>
-        <w:t xml:space="preserve">cross-channel GDN under the identical raw protocol as a construct-matched, single-seed SOTA baseline, re-aggregating its</w:t>
-      </w:r>
-      <w:r>
-        <w:rPr>
-          <w:highlight w:val="green"/>
-        </w:rPr>
-        <w:t xml:space="preserve"> </w:t>
-      </w:r>
-      <w:r>
-        <w:rPr>
-          <w:highlight w:val="green"/>
-        </w:rPr>
-        <w:t xml:space="preserve">per-timestep scores onto our window grid (§5.5); on the difficult subset it collapses on HAI (0.481) alongside USAD</w:t>
-      </w:r>
-      <w:r>
-        <w:rPr>
-          <w:highlight w:val="green"/>
-        </w:rPr>
-        <w:t xml:space="preserve"> </w:t>
-      </w:r>
-      <w:r>
-        <w:rPr>
-          <w:highlight w:val="green"/>
-        </w:rPr>
-        <w:t xml:space="preserve">and TranAD, a graph detector failing on the same reconstructable-but-improbable faults.</w:t>
-      </w:r>
-      <w:r>
-        <w:rPr/>
-        <w:t xml:space="preserve"> </w:t>
-      </w:r>
-      <w:r>
-        <w:rPr/>
-        <w:t xml:space="preserve">A raw-metric evaluation of the newer reconstruction detectors (SensitiveHUE, CATCH) is left to future</w:t>
-      </w:r>
-      <w:r>
-        <w:rPr/>
-        <w:t xml:space="preserve"> </w:t>
-      </w:r>
-      <w:r>
-        <w:rPr/>
-        <w:t xml:space="preserve">work.</w:t>
-      </w:r>
-    </w:p>
-    <w:p>
-      <w:pPr>
-        <w:pStyle w:val="MDPI31text"/>
-        <w:ind w:left="2608"/>
-      </w:pPr>
-      <w:r>
-        <w:rPr/>
-        <w:t xml:space="preserve">Beyond public benchmarks, sensor-driven condition monitoring and fault prediction in operational CPS motivate</w:t>
-      </w:r>
-      <w:r>
-        <w:rPr/>
-        <w:t xml:space="preserve"> </w:t>
-      </w:r>
-      <w:r>
-        <w:rPr/>
-        <w:t xml:space="preserve">modeling the multivariate sensor stream directly: vibration-based machine diagnostics [</w:t>
-      </w:r>
-      <w:hyperlink w:anchor="r-gearbox">
+        <w:t xml:space="preserve">] models per-variable heteroscedastic</w:t>
+      </w:r>
+      <w:r>
+        <w:rPr/>
+        <w:t xml:space="preserve"> </w:t>
+      </w:r>
+      <w:r>
+        <w:rPr/>
+        <w:t xml:space="preserve">uncertainty to sharpen sensitivity to normal patterns, and CATCH [</w:t>
+      </w:r>
+      <w:hyperlink w:anchor="r-catch">
         <w:r>
           <w:rPr>
             <w:rStyle w:val="Hyperlink"/>
@@ -2439,9 +2314,121 @@
       </w:hyperlink>
       <w:r>
         <w:rPr/>
-        <w:t xml:space="preserve">, </w:t>
-      </w:r>
-      <w:hyperlink w:anchor="r-vibdecomp">
+        <w:t xml:space="preserve">] learns channel</w:t>
+      </w:r>
+      <w:r>
+        <w:rPr/>
+        <w:t xml:space="preserve"> </w:t>
+      </w:r>
+      <w:r>
+        <w:rPr/>
+        <w:t xml:space="preserve">correlations through frequency-domain patching. Both remain reconstruction-based, so the mechanism analysis of</w:t>
+      </w:r>
+      <w:r>
+        <w:rPr/>
+        <w:t xml:space="preserve"> </w:t>
+      </w:r>
+      <w:r>
+        <w:rPr/>
+        <w:t xml:space="preserve">§7 suggests they inherit the same blind spot on the reconstructable-but-improbable joint faults that define our</w:t>
+      </w:r>
+      <w:r>
+        <w:rPr/>
+        <w:t xml:space="preserve"> </w:t>
+      </w:r>
+      <w:r>
+        <w:rPr/>
+        <w:t xml:space="preserve">difficult subset. We benchmark USAD and TranAD, the reconstruction- and transformer-based deep detectors, under the same</w:t>
+      </w:r>
+      <w:r>
+        <w:rPr/>
+        <w:t xml:space="preserve"> </w:t>
+      </w:r>
+      <w:r>
+        <w:rPr/>
+        <w:t xml:space="preserve">raw, difficulty-stratified metrics over five seeds (the re-scored comparison is in §6).</w:t>
+      </w:r>
+      <w:r>
+        <w:rPr/>
+        <w:t xml:space="preserve"> </w:t>
+      </w:r>
+      <w:r>
+        <w:rPr>
+          <w:highlight w:val="green"/>
+        </w:rPr>
+        <w:t xml:space="preserve">We also benchmark the</w:t>
+      </w:r>
+      <w:r>
+        <w:rPr>
+          <w:highlight w:val="green"/>
+        </w:rPr>
+        <w:t xml:space="preserve"> </w:t>
+      </w:r>
+      <w:r>
+        <w:rPr>
+          <w:highlight w:val="green"/>
+        </w:rPr>
+        <w:t xml:space="preserve">cross-channel GDN under the identical raw protocol as a construct-matched, single-seed SOTA baseline, re-aggregating its</w:t>
+      </w:r>
+      <w:r>
+        <w:rPr>
+          <w:highlight w:val="green"/>
+        </w:rPr>
+        <w:t xml:space="preserve"> </w:t>
+      </w:r>
+      <w:r>
+        <w:rPr>
+          <w:highlight w:val="green"/>
+        </w:rPr>
+        <w:t xml:space="preserve">per-timestep scores onto our window grid (§5.5); on the difficult subset it collapses on HAI (0.481) alongside USAD</w:t>
+      </w:r>
+      <w:r>
+        <w:rPr>
+          <w:highlight w:val="green"/>
+        </w:rPr>
+        <w:t xml:space="preserve"> </w:t>
+      </w:r>
+      <w:r>
+        <w:rPr>
+          <w:highlight w:val="green"/>
+        </w:rPr>
+        <w:t xml:space="preserve">and TranAD, a graph detector failing on the same reconstructable-but-improbable faults.</w:t>
+      </w:r>
+      <w:r>
+        <w:rPr/>
+        <w:t xml:space="preserve"> </w:t>
+      </w:r>
+      <w:r>
+        <w:rPr/>
+        <w:t xml:space="preserve">A raw-metric evaluation of the newer reconstruction detectors (SensitiveHUE, CATCH) is left to future</w:t>
+      </w:r>
+      <w:r>
+        <w:rPr/>
+        <w:t xml:space="preserve"> </w:t>
+      </w:r>
+      <w:r>
+        <w:rPr/>
+        <w:t xml:space="preserve">work.</w:t>
+      </w:r>
+    </w:p>
+    <w:p>
+      <w:pPr>
+        <w:pStyle w:val="MDPI31text"/>
+        <w:ind w:left="2608"/>
+      </w:pPr>
+      <w:r>
+        <w:rPr/>
+        <w:t xml:space="preserve">Beyond public benchmarks, sensor-driven condition monitoring and fault prediction in operational CPS motivate</w:t>
+      </w:r>
+      <w:r>
+        <w:rPr/>
+        <w:t xml:space="preserve"> </w:t>
+      </w:r>
+      <w:r>
+        <w:rPr/>
+        <w:t xml:space="preserve">modeling the multivariate sensor stream directly: vibration-based machine diagnostics [</w:t>
+      </w:r>
+      <w:hyperlink w:anchor="r-gearbox">
         <w:r>
           <w:rPr>
             <w:rStyle w:val="Hyperlink"/>
@@ -2452,17 +2439,9 @@
       </w:hyperlink>
       <w:r>
         <w:rPr/>
-        <w:t xml:space="preserve">],</w:t>
-      </w:r>
-      <w:r>
-        <w:rPr/>
-        <w:t xml:space="preserve"> </w:t>
-      </w:r>
-      <w:r>
-        <w:rPr/>
-        <w:t xml:space="preserve">structural-health monitoring of rotorcraft components [</w:t>
-      </w:r>
-      <w:hyperlink w:anchor="r-bolt">
+        <w:t xml:space="preserve">, </w:t>
+      </w:r>
+      <w:hyperlink w:anchor="r-vibdecomp">
         <w:r>
           <w:rPr>
             <w:rStyle w:val="Hyperlink"/>
@@ -2473,17 +2452,17 @@
       </w:hyperlink>
       <w:r>
         <w:rPr/>
-        <w:t xml:space="preserve">], and fault prediction in</w:t>
-      </w:r>
-      <w:r>
-        <w:rPr/>
-        <w:t xml:space="preserve"> </w:t>
-      </w:r>
-      <w:r>
-        <w:rPr/>
-        <w:t xml:space="preserve">rotorcraft flight controls [</w:t>
-      </w:r>
-      <w:hyperlink w:anchor="r-rotorcraft">
+        <w:t xml:space="preserve">],</w:t>
+      </w:r>
+      <w:r>
+        <w:rPr/>
+        <w:t xml:space="preserve"> </w:t>
+      </w:r>
+      <w:r>
+        <w:rPr/>
+        <w:t xml:space="preserve">structural-health monitoring of rotorcraft components [</w:t>
+      </w:r>
+      <w:hyperlink w:anchor="r-bolt">
         <w:r>
           <w:rPr>
             <w:rStyle w:val="Hyperlink"/>
@@ -2494,6 +2473,27 @@
       </w:hyperlink>
       <w:r>
         <w:rPr/>
+        <w:t xml:space="preserve">], and fault prediction in</w:t>
+      </w:r>
+      <w:r>
+        <w:rPr/>
+        <w:t xml:space="preserve"> </w:t>
+      </w:r>
+      <w:r>
+        <w:rPr/>
+        <w:t xml:space="preserve">rotorcraft flight controls [</w:t>
+      </w:r>
+      <w:hyperlink w:anchor="r-rotorcraft">
+        <w:r>
+          <w:rPr>
+            <w:rStyle w:val="Hyperlink"/>
+            <w:highlight w:val="yellow"/>
+          </w:rPr>
+          <w:t xml:space="preserve">45</w:t>
+        </w:r>
+      </w:hyperlink>
+      <w:r>
+        <w:rPr/>
         <w:t xml:space="preserve">]. LatAD generalizes this applied line to unsupervised,</w:t>
       </w:r>
       <w:r>
@@ -2591,7 +2591,7 @@
             <w:rStyle w:val="Hyperlink"/>
             <w:highlight w:val="green"/>
           </w:rPr>
-          <w:t xml:space="preserve">55</w:t>
+          <w:t xml:space="preserve">46</w:t>
         </w:r>
       </w:hyperlink>
       <w:r>
@@ -2606,7 +2606,7 @@
             <w:rStyle w:val="Hyperlink"/>
             <w:highlight w:val="green"/>
           </w:rPr>
-          <w:t xml:space="preserve">56</w:t>
+          <w:t xml:space="preserve">47</w:t>
         </w:r>
       </w:hyperlink>
       <w:r>
@@ -2621,7 +2621,7 @@
             <w:rStyle w:val="Hyperlink"/>
             <w:highlight w:val="green"/>
           </w:rPr>
-          <w:t xml:space="preserve">57</w:t>
+          <w:t xml:space="preserve">11</w:t>
         </w:r>
       </w:hyperlink>
       <w:r>
@@ -2651,7 +2651,7 @@
             <w:rStyle w:val="Hyperlink"/>
             <w:highlight w:val="green"/>
           </w:rPr>
-          <w:t xml:space="preserve">24</w:t>
+          <w:t xml:space="preserve">25</w:t>
         </w:r>
       </w:hyperlink>
       <w:r>
@@ -2666,7 +2666,7 @@
             <w:rStyle w:val="Hyperlink"/>
             <w:highlight w:val="green"/>
           </w:rPr>
-          <w:t xml:space="preserve">58</w:t>
+          <w:t xml:space="preserve">48</w:t>
         </w:r>
       </w:hyperlink>
       <w:r>
@@ -5474,7 +5474,7 @@
             <w:rStyle w:val="Hyperlink"/>
             <w:highlight w:val="yellow"/>
           </w:rPr>
-          <w:t xml:space="preserve">26</w:t>
+          <w:t xml:space="preserve">27</w:t>
         </w:r>
       </w:hyperlink>
       <w:r>
@@ -6366,7 +6366,7 @@
             <w:rStyle w:val="Hyperlink"/>
             <w:highlight w:val="yellow"/>
           </w:rPr>
-          <w:t xml:space="preserve">27</w:t>
+          <w:t xml:space="preserve">28</w:t>
         </w:r>
       </w:hyperlink>
       <w:r>
@@ -8047,7 +8047,7 @@
             <w:rStyle w:val="Hyperlink"/>
             <w:highlight w:val="yellow"/>
           </w:rPr>
-          <w:t xml:space="preserve">32</w:t>
+          <w:t xml:space="preserve">33</w:t>
         </w:r>
       </w:hyperlink>
       <w:r>
@@ -9470,7 +9470,7 @@
             <w:rStyle w:val="Hyperlink"/>
             <w:highlight w:val="yellow"/>
           </w:rPr>
-          <w:t xml:space="preserve">45</w:t>
+          <w:t xml:space="preserve">49</w:t>
         </w:r>
       </w:hyperlink>
       <w:r>
@@ -10201,7 +10201,7 @@
             <w:rStyle w:val="Hyperlink"/>
             <w:highlight w:val="yellow"/>
           </w:rPr>
-          <w:t xml:space="preserve">46</w:t>
+          <w:t xml:space="preserve">50</w:t>
         </w:r>
       </w:hyperlink>
       <w:r>
@@ -10405,7 +10405,7 @@
             <w:rStyle w:val="Hyperlink"/>
             <w:highlight w:val="yellow"/>
           </w:rPr>
-          <w:t xml:space="preserve">47</w:t>
+          <w:t xml:space="preserve">51</w:t>
         </w:r>
       </w:hyperlink>
       <w:r>
@@ -10477,7 +10477,7 @@
             <w:rStyle w:val="Hyperlink"/>
             <w:highlight w:val="yellow"/>
           </w:rPr>
-          <w:t xml:space="preserve">48</w:t>
+          <w:t xml:space="preserve">52</w:t>
         </w:r>
       </w:hyperlink>
       <w:r>
@@ -10607,7 +10607,7 @@
             <w:rStyle w:val="Hyperlink"/>
             <w:highlight w:val="yellow"/>
           </w:rPr>
-          <w:t xml:space="preserve">37</w:t>
+          <w:t xml:space="preserve">38</w:t>
         </w:r>
       </w:hyperlink>
       <w:r>
@@ -10628,7 +10628,7 @@
             <w:rStyle w:val="Hyperlink"/>
             <w:highlight w:val="yellow"/>
           </w:rPr>
-          <w:t xml:space="preserve">35</w:t>
+          <w:t xml:space="preserve">36</w:t>
         </w:r>
       </w:hyperlink>
       <w:r>
@@ -11547,7 +11547,7 @@
             <w:rStyle w:val="Hyperlink"/>
             <w:highlight w:val="yellow"/>
           </w:rPr>
-          <w:t xml:space="preserve">33</w:t>
+          <w:t xml:space="preserve">34</w:t>
         </w:r>
       </w:hyperlink>
       <w:r>
@@ -11579,27 +11579,6 @@
         <w:t xml:space="preserve">scored by its residual. For modern SOTA we re-run USAD [</w:t>
       </w:r>
       <w:hyperlink w:anchor="r-usad">
-        <w:r>
-          <w:rPr>
-            <w:rStyle w:val="Hyperlink"/>
-            <w:highlight w:val="yellow"/>
-          </w:rPr>
-          <w:t xml:space="preserve">35</w:t>
-        </w:r>
-      </w:hyperlink>
-      <w:r>
-        <w:rPr/>
-        <w:t xml:space="preserve">] and TranAD</w:t>
-      </w:r>
-      <w:r>
-        <w:rPr/>
-        <w:t xml:space="preserve"> </w:t>
-      </w:r>
-      <w:r>
-        <w:rPr/>
-        <w:t xml:space="preserve">[</w:t>
-      </w:r>
-      <w:hyperlink w:anchor="r-tranad">
         <w:r>
           <w:rPr>
             <w:rStyle w:val="Hyperlink"/>
@@ -11610,6 +11589,27 @@
       </w:hyperlink>
       <w:r>
         <w:rPr/>
+        <w:t xml:space="preserve">] and TranAD</w:t>
+      </w:r>
+      <w:r>
+        <w:rPr/>
+        <w:t xml:space="preserve"> </w:t>
+      </w:r>
+      <w:r>
+        <w:rPr/>
+        <w:t xml:space="preserve">[</w:t>
+      </w:r>
+      <w:hyperlink w:anchor="r-tranad">
+        <w:r>
+          <w:rPr>
+            <w:rStyle w:val="Hyperlink"/>
+            <w:highlight w:val="yellow"/>
+          </w:rPr>
+          <w:t xml:space="preserve">37</w:t>
+        </w:r>
+      </w:hyperlink>
+      <w:r>
+        <w:rPr/>
         <w:t xml:space="preserve">] through the TranAD evaluation harness over five seeds and score them with the</w:t>
       </w:r>
       <w:r>
@@ -11659,7 +11659,7 @@
             <w:rStyle w:val="Hyperlink"/>
             <w:highlight w:val="green"/>
           </w:rPr>
-          <w:t xml:space="preserve">37</w:t>
+          <w:t xml:space="preserve">38</w:t>
         </w:r>
       </w:hyperlink>
       <w:r>
@@ -17776,19 +17776,7 @@
         <w:rPr>
           <w:highlight w:val="green"/>
         </w:rPr>
-        <w:t xml:space="preserve">episodes: WADI 19 / 7, HAI 84 / 19, SWaT 59 / 18. GDN is not shown, as its single-seed</w:t>
-      </w:r>
-      <w:r>
-        <w:rPr>
-          <w:highlight w:val="green"/>
-        </w:rPr>
-        <w:t xml:space="preserve"> </w:t>
-      </w:r>
-      <w:r>
-        <w:rPr>
-          <w:highlight w:val="green"/>
-        </w:rPr>
-        <w:t xml:space="preserve">rescore was not re-aggregated on the double-hard subset. The detector has the highest mean</w:t>
+        <w:t xml:space="preserve">episodes: WADI 19 / 7, HAI 84 / 19, SWaT 59 / 18. The detector has the highest mean</w:t>
       </w:r>
       <w:r>
         <w:rPr>
@@ -18476,47 +18464,47 @@
                 <w:szCs w:val="18"/>
                 <w:highlight w:val="green"/>
               </w:rPr>
-              <w:t xml:space="preserve"> – </w:t>
-            </w:r>
-          </w:p>
-        </w:tc>
-        <w:tc>
-          <w:tcPr>
-            <w:vAlign w:val="center"/>
-          </w:tcPr>
-          <w:p>
-            <w:pPr>
-              <w:pStyle w:val="Compact"/>
-              <w:suppressAutoHyphens/>
-              <w:jc w:val="center"/>
-            </w:pPr>
-            <w:r>
-              <w:rPr>
-                <w:sz w:val="18"/>
-                <w:szCs w:val="18"/>
-                <w:highlight w:val="green"/>
-              </w:rPr>
-              <w:t xml:space="preserve"> – </w:t>
-            </w:r>
-          </w:p>
-        </w:tc>
-        <w:tc>
-          <w:tcPr>
-            <w:vAlign w:val="center"/>
-          </w:tcPr>
-          <w:p>
-            <w:pPr>
-              <w:pStyle w:val="Compact"/>
-              <w:suppressAutoHyphens/>
-              <w:jc w:val="center"/>
-            </w:pPr>
-            <w:r>
-              <w:rPr>
-                <w:sz w:val="18"/>
-                <w:szCs w:val="18"/>
-                <w:highlight w:val="green"/>
-              </w:rPr>
-              <w:t xml:space="preserve"> – </w:t>
+              <w:t xml:space="preserve"> 0.550 </w:t>
+            </w:r>
+          </w:p>
+        </w:tc>
+        <w:tc>
+          <w:tcPr>
+            <w:vAlign w:val="center"/>
+          </w:tcPr>
+          <w:p>
+            <w:pPr>
+              <w:pStyle w:val="Compact"/>
+              <w:suppressAutoHyphens/>
+              <w:jc w:val="center"/>
+            </w:pPr>
+            <w:r>
+              <w:rPr>
+                <w:sz w:val="18"/>
+                <w:szCs w:val="18"/>
+                <w:highlight w:val="green"/>
+              </w:rPr>
+              <w:t xml:space="preserve"> 0.469 </w:t>
+            </w:r>
+          </w:p>
+        </w:tc>
+        <w:tc>
+          <w:tcPr>
+            <w:vAlign w:val="center"/>
+          </w:tcPr>
+          <w:p>
+            <w:pPr>
+              <w:pStyle w:val="Compact"/>
+              <w:suppressAutoHyphens/>
+              <w:jc w:val="center"/>
+            </w:pPr>
+            <w:r>
+              <w:rPr>
+                <w:sz w:val="18"/>
+                <w:szCs w:val="18"/>
+                <w:highlight w:val="green"/>
+              </w:rPr>
+              <w:t xml:space="preserve"> 0.615 </w:t>
             </w:r>
           </w:p>
         </w:tc>
@@ -20886,7 +20874,7 @@
             <w:rStyle w:val="Hyperlink"/>
             <w:highlight w:val="green"/>
           </w:rPr>
-          <w:t xml:space="preserve">54</w:t>
+          <w:t xml:space="preserve">53</w:t>
         </w:r>
       </w:hyperlink>
       <w:r>
@@ -20901,7 +20889,7 @@
             <w:rStyle w:val="Hyperlink"/>
             <w:highlight w:val="green"/>
           </w:rPr>
-          <w:t xml:space="preserve">30</w:t>
+          <w:t xml:space="preserve">31</w:t>
         </w:r>
       </w:hyperlink>
       <w:r>
@@ -20916,7 +20904,7 @@
             <w:rStyle w:val="Hyperlink"/>
             <w:highlight w:val="green"/>
           </w:rPr>
-          <w:t xml:space="preserve">49</w:t>
+          <w:t xml:space="preserve">54</w:t>
         </w:r>
       </w:hyperlink>
       <w:r>
@@ -21340,6 +21328,153 @@
         <w:t xml:space="preserve">Assumptions A8 (between-regime proximity and masking), A9 (multiscale, many-clocks structure), and A10 (path dependence) concern properties that surface most clearly when a system has many channels, long duration, and rich regime variability. The public CPS benchmarks cannot fully exercise them: with a single nominal regime and days of data there is little between-regime masking to observe, few independent clocks that separate difficult faults, and short trajectories with limited path history. Verifying A8 through A10 therefore calls for operational-scale data, for example the multi-year, thousand-stream Building Data Genome Project 2 [</w:t>
       </w:r>
       <w:hyperlink w:anchor="r-bdg2">
+        <w:r>
+          <w:rPr>
+            <w:rStyle w:val="Hyperlink"/>
+            <w:highlight w:val="green"/>
+          </w:rPr>
+          <w:t xml:space="preserve">11</w:t>
+        </w:r>
+      </w:hyperlink>
+      <w:r>
+        <w:rPr>
+          <w:highlight w:val="green"/>
+        </w:rPr>
+        <w:t xml:space="preserve">], the fleet run-to-failure trajectories of N-CMAPSS [</w:t>
+      </w:r>
+      <w:hyperlink w:anchor="r-ncmapss">
+        <w:r>
+          <w:rPr>
+            <w:rStyle w:val="Hyperlink"/>
+            <w:highlight w:val="green"/>
+          </w:rPr>
+          <w:t xml:space="preserve">47</w:t>
+        </w:r>
+      </w:hyperlink>
+      <w:r>
+        <w:rPr>
+          <w:highlight w:val="green"/>
+        </w:rPr>
+        <w:t xml:space="preserve">], or historian exports from an instrumented plant. This is the primary axis for follow-up evaluation.</w:t>
+      </w:r>
+    </w:p>
+    <w:p>
+      <w:pPr>
+        <w:pStyle w:val="MDPI31text"/>
+        <w:ind w:left="2608"/>
+      </w:pPr>
+      <w:r>
+        <w:rPr>
+          <w:b/>
+          <w:bCs/>
+        </w:rPr>
+        <w:t xml:space="preserve">Alternative realizations and validation.</w:t>
+      </w:r>
+      <w:r>
+        <w:rPr/>
+        <w:t xml:space="preserve"> </w:t>
+      </w:r>
+      <w:r>
+        <w:rPr/>
+        <w:t xml:space="preserve">The MIIM assumptions fix the structure to model</w:t>
+      </w:r>
+      <w:r>
+        <w:rPr/>
+        <w:t xml:space="preserve"> </w:t>
+      </w:r>
+      <w:r>
+        <w:rPr/>
+        <w:t xml:space="preserve">rather than the estimator, so the detector of §4 is one point in a larger design space. The regime-community</w:t>
+      </w:r>
+      <w:r>
+        <w:rPr/>
+        <w:t xml:space="preserve"> </w:t>
+      </w:r>
+      <w:r>
+        <w:rPr/>
+        <w:t xml:space="preserve">realization (§4.4) exercises the factorization and sparsity-adaptive-combination routes; further routes remain</w:t>
+      </w:r>
+      <w:r>
+        <w:rPr/>
+        <w:t xml:space="preserve"> </w:t>
+      </w:r>
+      <w:r>
+        <w:rPr/>
+        <w:t xml:space="preserve">open within the same assumption set: non-parametric or normalizing-flow densities per community, alternative</w:t>
+      </w:r>
+      <w:r>
+        <w:rPr/>
+        <w:t xml:space="preserve"> </w:t>
+      </w:r>
+      <w:r>
+        <w:rPr/>
+        <w:t xml:space="preserve">unsupervised partitioners, and a deeper multiscale community hierarchy than the current nested-subtree construction.</w:t>
+      </w:r>
+      <w:r>
+        <w:rPr/>
+        <w:t xml:space="preserve"> </w:t>
+      </w:r>
+      <w:r>
+        <w:rPr>
+          <w:highlight w:val="green"/>
+        </w:rPr>
+        <w:t xml:space="preserve">Because A7 spans discrete and mixed-type channels, native categorical likelihoods for discrete channels (HI-VAE</w:t>
+      </w:r>
+      <w:r>
+        <w:rPr>
+          <w:highlight w:val="green"/>
+        </w:rPr>
+        <w:t xml:space="preserve"> </w:t>
+      </w:r>
+      <w:r>
+        <w:rPr>
+          <w:highlight w:val="green"/>
+        </w:rPr>
+        <w:t xml:space="preserve">[</w:t>
+      </w:r>
+      <w:hyperlink w:anchor="r-hivae">
+        <w:r>
+          <w:rPr>
+            <w:rStyle w:val="Hyperlink"/>
+            <w:highlight w:val="green"/>
+          </w:rPr>
+          <w:t xml:space="preserve">55</w:t>
+        </w:r>
+      </w:hyperlink>
+      <w:r>
+        <w:rPr>
+          <w:highlight w:val="green"/>
+        </w:rPr>
+        <w:t xml:space="preserve">], VAEM [</w:t>
+      </w:r>
+      <w:hyperlink w:anchor="r-vaem">
+        <w:r>
+          <w:rPr>
+            <w:rStyle w:val="Hyperlink"/>
+            <w:highlight w:val="green"/>
+          </w:rPr>
+          <w:t xml:space="preserve">56</w:t>
+        </w:r>
+      </w:hyperlink>
+      <w:r>
+        <w:rPr>
+          <w:highlight w:val="green"/>
+        </w:rPr>
+        <w:t xml:space="preserve">]) and graphical-model ICS detectors that type actuator</w:t>
+      </w:r>
+      <w:r>
+        <w:rPr>
+          <w:highlight w:val="green"/>
+        </w:rPr>
+        <w:t xml:space="preserve"> </w:t>
+      </w:r>
+      <w:r>
+        <w:rPr>
+          <w:highlight w:val="green"/>
+        </w:rPr>
+        <w:t xml:space="preserve">states (TABOR [</w:t>
+      </w:r>
+      <w:hyperlink w:anchor="r-tabor">
         <w:r>
           <w:rPr>
             <w:rStyle w:val="Hyperlink"/>
@@ -21352,22 +21487,85 @@
         <w:rPr>
           <w:highlight w:val="green"/>
         </w:rPr>
-        <w:t xml:space="preserve">], the fleet run-to-failure trajectories of N-CMAPSS [</w:t>
-      </w:r>
-      <w:hyperlink w:anchor="r-ncmapss">
-        <w:r>
-          <w:rPr>
-            <w:rStyle w:val="Hyperlink"/>
-            <w:highlight w:val="green"/>
-          </w:rPr>
-          <w:t xml:space="preserve">56</w:t>
-        </w:r>
-      </w:hyperlink>
-      <w:r>
-        <w:rPr>
-          <w:highlight w:val="green"/>
-        </w:rPr>
-        <w:t xml:space="preserve">], or historian exports from an instrumented plant. This is the primary axis for follow-up evaluation.</w:t>
+        <w:t xml:space="preserve">]) are complementary realizations of A7 that this instantaneous, all-Gaussian</w:t>
+      </w:r>
+      <w:r>
+        <w:rPr>
+          <w:highlight w:val="green"/>
+        </w:rPr>
+        <w:t xml:space="preserve"> </w:t>
+      </w:r>
+      <w:r>
+        <w:rPr>
+          <w:highlight w:val="green"/>
+        </w:rPr>
+        <w:t xml:space="preserve">model does not use.</w:t>
+      </w:r>
+      <w:r>
+        <w:rPr/>
+        <w:t xml:space="preserve"> </w:t>
+      </w:r>
+      <w:r>
+        <w:rPr/>
+        <w:t xml:space="preserve">Because the community construction and the cohesion-weighted Higher Criticism combiner were developed on these three</w:t>
+      </w:r>
+      <w:r>
+        <w:rPr/>
+        <w:t xml:space="preserve"> </w:t>
+      </w:r>
+      <w:r>
+        <w:rPr/>
+        <w:t xml:space="preserve">benchmarks, the regime-community realization should be validated on additional, untouched CPS systems before its</w:t>
+      </w:r>
+      <w:r>
+        <w:rPr/>
+        <w:t xml:space="preserve"> </w:t>
+      </w:r>
+      <w:r>
+        <w:rPr/>
+        <w:t xml:space="preserve">per-dataset gains are treated as established; its build and calibration use train-normal data only, so the extension</w:t>
+      </w:r>
+      <w:r>
+        <w:rPr/>
+        <w:t xml:space="preserve"> </w:t>
+      </w:r>
+      <w:r>
+        <w:rPr/>
+        <w:t xml:space="preserve">is directly testable on additional CPS systems.</w:t>
+      </w:r>
+      <w:r>
+        <w:rPr/>
+        <w:t xml:space="preserve"> </w:t>
+      </w:r>
+      <w:r>
+        <w:rPr>
+          <w:highlight w:val="green"/>
+        </w:rPr>
+        <w:t xml:space="preserve">The community construction and combiner settings were fixed</w:t>
+      </w:r>
+      <w:r>
+        <w:rPr>
+          <w:highlight w:val="green"/>
+        </w:rPr>
+        <w:t xml:space="preserve"> </w:t>
+      </w:r>
+      <w:r>
+        <w:rPr>
+          <w:highlight w:val="green"/>
+        </w:rPr>
+        <w:t xml:space="preserve">before the artifact-free WADI and canonical SWaT evaluations reported here, so those two datasets are effectively</w:t>
+      </w:r>
+      <w:r>
+        <w:rPr>
+          <w:highlight w:val="green"/>
+        </w:rPr>
+        <w:t xml:space="preserve"> </w:t>
+      </w:r>
+      <w:r>
+        <w:rPr>
+          <w:highlight w:val="green"/>
+        </w:rPr>
+        <w:t xml:space="preserve">out-of-sample confirmations of a design frozen on their earlier versions.</w:t>
       </w:r>
     </w:p>
     <w:p>
@@ -21379,205 +21577,117 @@
         <w:rPr>
           <w:b/>
           <w:bCs/>
-        </w:rPr>
-        <w:t xml:space="preserve">Alternative realizations and validation.</w:t>
-      </w:r>
-      <w:r>
-        <w:rPr/>
-        <w:t xml:space="preserve"> </w:t>
-      </w:r>
-      <w:r>
-        <w:rPr/>
-        <w:t xml:space="preserve">The MIIM assumptions fix the structure to model</w:t>
-      </w:r>
-      <w:r>
-        <w:rPr/>
-        <w:t xml:space="preserve"> </w:t>
-      </w:r>
-      <w:r>
-        <w:rPr/>
-        <w:t xml:space="preserve">rather than the estimator, so the detector of §4 is one point in a larger design space. The regime-community</w:t>
-      </w:r>
-      <w:r>
-        <w:rPr/>
-        <w:t xml:space="preserve"> </w:t>
-      </w:r>
-      <w:r>
-        <w:rPr/>
-        <w:t xml:space="preserve">realization (§4.4) exercises the factorization and sparsity-adaptive-combination routes; further routes remain</w:t>
-      </w:r>
-      <w:r>
-        <w:rPr/>
-        <w:t xml:space="preserve"> </w:t>
-      </w:r>
-      <w:r>
-        <w:rPr/>
-        <w:t xml:space="preserve">open within the same assumption set: non-parametric or normalizing-flow densities per community, alternative</w:t>
-      </w:r>
-      <w:r>
-        <w:rPr/>
-        <w:t xml:space="preserve"> </w:t>
-      </w:r>
-      <w:r>
-        <w:rPr/>
-        <w:t xml:space="preserve">unsupervised partitioners, and a deeper multiscale community hierarchy than the current nested-subtree construction.</w:t>
-      </w:r>
-      <w:r>
-        <w:rPr/>
-        <w:t xml:space="preserve"> </w:t>
-      </w:r>
-      <w:r>
-        <w:rPr>
-          <w:highlight w:val="green"/>
-        </w:rPr>
-        <w:t xml:space="preserve">Because A7 spans discrete and mixed-type channels, native categorical likelihoods for discrete channels (HI-VAE</w:t>
-      </w:r>
-      <w:r>
-        <w:rPr>
-          <w:highlight w:val="green"/>
-        </w:rPr>
-        <w:t xml:space="preserve"> </w:t>
-      </w:r>
-      <w:r>
-        <w:rPr>
-          <w:highlight w:val="green"/>
-        </w:rPr>
-        <w:t xml:space="preserve">[</w:t>
-      </w:r>
-      <w:hyperlink w:anchor="r-hivae">
-        <w:r>
-          <w:rPr>
-            <w:rStyle w:val="Hyperlink"/>
-            <w:highlight w:val="green"/>
-          </w:rPr>
-          <w:t xml:space="preserve">50</w:t>
-        </w:r>
-      </w:hyperlink>
-      <w:r>
-        <w:rPr>
-          <w:highlight w:val="green"/>
-        </w:rPr>
-        <w:t xml:space="preserve">], VAEM [</w:t>
-      </w:r>
-      <w:hyperlink w:anchor="r-vaem">
-        <w:r>
-          <w:rPr>
-            <w:rStyle w:val="Hyperlink"/>
-            <w:highlight w:val="green"/>
-          </w:rPr>
-          <w:t xml:space="preserve">51</w:t>
-        </w:r>
-      </w:hyperlink>
-      <w:r>
-        <w:rPr>
-          <w:highlight w:val="green"/>
-        </w:rPr>
-        <w:t xml:space="preserve">]) and graphical-model ICS detectors that type actuator</w:t>
-      </w:r>
-      <w:r>
-        <w:rPr>
-          <w:highlight w:val="green"/>
-        </w:rPr>
-        <w:t xml:space="preserve"> </w:t>
-      </w:r>
-      <w:r>
-        <w:rPr>
-          <w:highlight w:val="green"/>
-        </w:rPr>
-        <w:t xml:space="preserve">states (TABOR [</w:t>
-      </w:r>
-      <w:hyperlink w:anchor="r-tabor">
-        <w:r>
-          <w:rPr>
-            <w:rStyle w:val="Hyperlink"/>
-            <w:highlight w:val="green"/>
-          </w:rPr>
-          <w:t xml:space="preserve">52</w:t>
-        </w:r>
-      </w:hyperlink>
-      <w:r>
-        <w:rPr>
-          <w:highlight w:val="green"/>
-        </w:rPr>
-        <w:t xml:space="preserve">]) are complementary realizations of A7 that this instantaneous, all-Gaussian</w:t>
-      </w:r>
-      <w:r>
-        <w:rPr>
-          <w:highlight w:val="green"/>
-        </w:rPr>
-        <w:t xml:space="preserve"> </w:t>
-      </w:r>
-      <w:r>
-        <w:rPr>
-          <w:highlight w:val="green"/>
-        </w:rPr>
-        <w:t xml:space="preserve">model does not use.</w:t>
-      </w:r>
-      <w:r>
-        <w:rPr/>
-        <w:t xml:space="preserve"> </w:t>
-      </w:r>
-      <w:r>
-        <w:rPr/>
-        <w:t xml:space="preserve">Because the community construction and the cohesion-weighted Higher Criticism combiner were developed on these three</w:t>
-      </w:r>
-      <w:r>
-        <w:rPr/>
-        <w:t xml:space="preserve"> </w:t>
-      </w:r>
-      <w:r>
-        <w:rPr/>
-        <w:t xml:space="preserve">benchmarks, the regime-community realization should be validated on additional, untouched CPS systems before its</w:t>
-      </w:r>
-      <w:r>
-        <w:rPr/>
-        <w:t xml:space="preserve"> </w:t>
-      </w:r>
-      <w:r>
-        <w:rPr/>
-        <w:t xml:space="preserve">per-dataset gains are treated as established; its build and calibration use train-normal data only, so the extension</w:t>
-      </w:r>
-      <w:r>
-        <w:rPr/>
-        <w:t xml:space="preserve"> </w:t>
-      </w:r>
-      <w:r>
-        <w:rPr/>
-        <w:t xml:space="preserve">is directly testable on additional CPS systems.</w:t>
-      </w:r>
-      <w:r>
-        <w:rPr/>
-        <w:t xml:space="preserve"> </w:t>
-      </w:r>
-      <w:r>
-        <w:rPr>
-          <w:highlight w:val="green"/>
-        </w:rPr>
-        <w:t xml:space="preserve">The community construction and combiner settings were fixed</w:t>
-      </w:r>
-      <w:r>
-        <w:rPr>
-          <w:highlight w:val="green"/>
-        </w:rPr>
-        <w:t xml:space="preserve"> </w:t>
-      </w:r>
-      <w:r>
-        <w:rPr>
-          <w:highlight w:val="green"/>
-        </w:rPr>
-        <w:t xml:space="preserve">before the artifact-free WADI and canonical SWaT evaluations reported here, so those two datasets are effectively</w:t>
-      </w:r>
-      <w:r>
-        <w:rPr>
-          <w:highlight w:val="green"/>
-        </w:rPr>
-        <w:t xml:space="preserve"> </w:t>
-      </w:r>
-      <w:r>
-        <w:rPr>
-          <w:highlight w:val="green"/>
-        </w:rPr>
-        <w:t xml:space="preserve">out-of-sample confirmations of a design frozen on their earlier versions.</w:t>
+          <w:highlight w:val="yellow"/>
+        </w:rPr>
+        <w:t xml:space="preserve">Implications for IIoT deployment.</w:t>
+      </w:r>
+      <w:r>
+        <w:rPr>
+          <w:highlight w:val="yellow"/>
+        </w:rPr>
+        <w:t xml:space="preserve"> </w:t>
+      </w:r>
+      <w:r>
+        <w:rPr>
+          <w:highlight w:val="yellow"/>
+        </w:rPr>
+        <w:t xml:space="preserve">The detector maps onto a standard Industrial-IoT monitoring</w:t>
+      </w:r>
+      <w:r>
+        <w:rPr>
+          <w:highlight w:val="yellow"/>
+        </w:rPr>
+        <w:t xml:space="preserve"> </w:t>
+      </w:r>
+      <w:r>
+        <w:rPr>
+          <w:highlight w:val="yellow"/>
+        </w:rPr>
+        <w:t xml:space="preserve">pipeline: field sensors and programmable logic controllers emit telemetry that an edge gateway or SCADA historian</w:t>
+      </w:r>
+      <w:r>
+        <w:rPr>
+          <w:highlight w:val="yellow"/>
+        </w:rPr>
+        <w:t xml:space="preserve"> </w:t>
+      </w:r>
+      <w:r>
+        <w:rPr>
+          <w:highlight w:val="yellow"/>
+        </w:rPr>
+        <w:t xml:space="preserve">aggregates into the same fixed windows used here; the trained encoder and per-community density models then score</w:t>
+      </w:r>
+      <w:r>
+        <w:rPr>
+          <w:highlight w:val="yellow"/>
+        </w:rPr>
+        <w:t xml:space="preserve"> </w:t>
+      </w:r>
+      <w:r>
+        <w:rPr>
+          <w:highlight w:val="yellow"/>
+        </w:rPr>
+        <w:t xml:space="preserve">each completed window online, and an alarm together with the most-surprised community is forwarded to the operator,</w:t>
+      </w:r>
+      <w:r>
+        <w:rPr>
+          <w:highlight w:val="yellow"/>
+        </w:rPr>
+        <w:t xml:space="preserve"> </w:t>
+      </w:r>
+      <w:r>
+        <w:rPr>
+          <w:highlight w:val="yellow"/>
+        </w:rPr>
+        <w:t xml:space="preserve">maintenance, or security stack. Two properties make this practical for IIoT: all model fitting and calibration use</w:t>
+      </w:r>
+      <w:r>
+        <w:rPr>
+          <w:highlight w:val="yellow"/>
+        </w:rPr>
+        <w:t xml:space="preserve"> </w:t>
+      </w:r>
+      <w:r>
+        <w:rPr>
+          <w:highlight w:val="yellow"/>
+        </w:rPr>
+        <w:t xml:space="preserve">train-normal data only, so a site can be commissioned from its own normal telemetry without labeled attacks, and the</w:t>
+      </w:r>
+      <w:r>
+        <w:rPr>
+          <w:highlight w:val="yellow"/>
+        </w:rPr>
+        <w:t xml:space="preserve"> </w:t>
+      </w:r>
+      <w:r>
+        <w:rPr>
+          <w:highlight w:val="yellow"/>
+        </w:rPr>
+        <w:t xml:space="preserve">per-community score localizes an anomaly to a physical subsystem rather than issuing only a plant-wide flag. Scoring</w:t>
+      </w:r>
+      <w:r>
+        <w:rPr>
+          <w:highlight w:val="yellow"/>
+        </w:rPr>
+        <w:t xml:space="preserve"> </w:t>
+      </w:r>
+      <w:r>
+        <w:rPr>
+          <w:highlight w:val="yellow"/>
+        </w:rPr>
+        <w:t xml:space="preserve">is sequential, with each completed window evaluated without access to future observations. This is a deployment</w:t>
+      </w:r>
+      <w:r>
+        <w:rPr>
+          <w:highlight w:val="yellow"/>
+        </w:rPr>
+        <w:t xml:space="preserve"> </w:t>
+      </w:r>
+      <w:r>
+        <w:rPr>
+          <w:highlight w:val="yellow"/>
+        </w:rPr>
+        <w:t xml:space="preserve">architecture rather than an experimentally evaluated configuration.</w:t>
       </w:r>
     </w:p>
     <w:p>
@@ -21587,128 +21697,6 @@
       </w:pPr>
       <w:r>
         <w:rPr>
-          <w:b/>
-          <w:bCs/>
-          <w:highlight w:val="yellow"/>
-        </w:rPr>
-        <w:t xml:space="preserve">Implications for IIoT deployment.</w:t>
-      </w:r>
-      <w:r>
-        <w:rPr>
-          <w:highlight w:val="yellow"/>
-        </w:rPr>
-        <w:t xml:space="preserve"> </w:t>
-      </w:r>
-      <w:r>
-        <w:rPr>
-          <w:highlight w:val="yellow"/>
-        </w:rPr>
-        <w:t xml:space="preserve">The detector maps onto a standard Industrial-IoT monitoring</w:t>
-      </w:r>
-      <w:r>
-        <w:rPr>
-          <w:highlight w:val="yellow"/>
-        </w:rPr>
-        <w:t xml:space="preserve"> </w:t>
-      </w:r>
-      <w:r>
-        <w:rPr>
-          <w:highlight w:val="yellow"/>
-        </w:rPr>
-        <w:t xml:space="preserve">pipeline: field sensors and programmable logic controllers emit telemetry that an edge gateway or SCADA historian</w:t>
-      </w:r>
-      <w:r>
-        <w:rPr>
-          <w:highlight w:val="yellow"/>
-        </w:rPr>
-        <w:t xml:space="preserve"> </w:t>
-      </w:r>
-      <w:r>
-        <w:rPr>
-          <w:highlight w:val="yellow"/>
-        </w:rPr>
-        <w:t xml:space="preserve">aggregates into the same fixed windows used here; the trained encoder and per-community density models then score</w:t>
-      </w:r>
-      <w:r>
-        <w:rPr>
-          <w:highlight w:val="yellow"/>
-        </w:rPr>
-        <w:t xml:space="preserve"> </w:t>
-      </w:r>
-      <w:r>
-        <w:rPr>
-          <w:highlight w:val="yellow"/>
-        </w:rPr>
-        <w:t xml:space="preserve">each completed window online, and an alarm together with the most-surprised community is forwarded to the operator,</w:t>
-      </w:r>
-      <w:r>
-        <w:rPr>
-          <w:highlight w:val="yellow"/>
-        </w:rPr>
-        <w:t xml:space="preserve"> </w:t>
-      </w:r>
-      <w:r>
-        <w:rPr>
-          <w:highlight w:val="yellow"/>
-        </w:rPr>
-        <w:t xml:space="preserve">maintenance, or security stack. Two properties make this practical for IIoT: all model fitting and calibration use</w:t>
-      </w:r>
-      <w:r>
-        <w:rPr>
-          <w:highlight w:val="yellow"/>
-        </w:rPr>
-        <w:t xml:space="preserve"> </w:t>
-      </w:r>
-      <w:r>
-        <w:rPr>
-          <w:highlight w:val="yellow"/>
-        </w:rPr>
-        <w:t xml:space="preserve">train-normal data only, so a site can be commissioned from its own normal telemetry without labeled attacks, and the</w:t>
-      </w:r>
-      <w:r>
-        <w:rPr>
-          <w:highlight w:val="yellow"/>
-        </w:rPr>
-        <w:t xml:space="preserve"> </w:t>
-      </w:r>
-      <w:r>
-        <w:rPr>
-          <w:highlight w:val="yellow"/>
-        </w:rPr>
-        <w:t xml:space="preserve">per-community score localizes an anomaly to a physical subsystem rather than issuing only a plant-wide flag. Scoring</w:t>
-      </w:r>
-      <w:r>
-        <w:rPr>
-          <w:highlight w:val="yellow"/>
-        </w:rPr>
-        <w:t xml:space="preserve"> </w:t>
-      </w:r>
-      <w:r>
-        <w:rPr>
-          <w:highlight w:val="yellow"/>
-        </w:rPr>
-        <w:t xml:space="preserve">is sequential, with each completed window evaluated without access to future observations. This is a deployment</w:t>
-      </w:r>
-      <w:r>
-        <w:rPr>
-          <w:highlight w:val="yellow"/>
-        </w:rPr>
-        <w:t xml:space="preserve"> </w:t>
-      </w:r>
-      <w:r>
-        <w:rPr>
-          <w:highlight w:val="yellow"/>
-        </w:rPr>
-        <w:t xml:space="preserve">architecture rather than an experimentally evaluated configuration.</w:t>
-      </w:r>
-    </w:p>
-    <w:p>
-      <w:pPr>
-        <w:pStyle w:val="MDPI31text"/>
-        <w:ind w:left="2608"/>
-      </w:pPr>
-      <w:r>
-        <w:rPr>
           <w:highlight w:val="yellow"/>
         </w:rPr>
         <w:t xml:space="preserve">Pushing inference to the network edge (a gateway or the device itself) reduces telemetry backhaul and enables local</w:t>
@@ -21767,7 +21755,7 @@
             <w:rStyle w:val="Hyperlink"/>
             <w:highlight w:val="yellow"/>
           </w:rPr>
-          <w:t xml:space="preserve">53</w:t>
+          <w:t xml:space="preserve">58</w:t>
         </w:r>
       </w:hyperlink>
       <w:r>
@@ -25030,7 +25018,22 @@
         <w:rPr>
           <w:highlight w:val="green"/>
         </w:rPr>
-        <w:t xml:space="preserve">reports the three benchmarks, the physically labelled Cranfield rig, SKAB, and the controls; a broader screen (adding</w:t>
+        <w:t xml:space="preserve">reports the three benchmarks, the physically labelled Cranfield rig [</w:t>
+      </w:r>
+      <w:hyperlink w:anchor="r-cranfield">
+        <w:r>
+          <w:rPr>
+            <w:rStyle w:val="Hyperlink"/>
+            <w:highlight w:val="green"/>
+          </w:rPr>
+          <w:t xml:space="preserve">59</w:t>
+        </w:r>
+      </w:hyperlink>
+      <w:r>
+        <w:rPr>
+          <w:highlight w:val="green"/>
+        </w:rPr>
+        <w:t xml:space="preserve">], SKAB, and the controls; a broader screen (adding</w:t>
       </w:r>
       <w:r>
         <w:rPr>
@@ -25050,7 +25053,7 @@
             <w:rStyle w:val="Hyperlink"/>
             <w:highlight w:val="green"/>
           </w:rPr>
-          <w:t xml:space="preserve">54</w:t>
+          <w:t xml:space="preserve">53</w:t>
         </w:r>
       </w:hyperlink>
       <w:r>
@@ -25065,7 +25068,7 @@
             <w:rStyle w:val="Hyperlink"/>
             <w:highlight w:val="green"/>
           </w:rPr>
-          <w:t xml:space="preserve">30</w:t>
+          <w:t xml:space="preserve">31</w:t>
         </w:r>
       </w:hyperlink>
       <w:r>
@@ -26210,7 +26213,7 @@
             <w:rStyle w:val="Hyperlink"/>
             <w:highlight w:val="green"/>
           </w:rPr>
-          <w:t xml:space="preserve">49</w:t>
+          <w:t xml:space="preserve">54</w:t>
         </w:r>
       </w:hyperlink>
       <w:r>
@@ -27116,66 +27119,86 @@
         </w:numPr>
         <w:ind w:left="180" w:hanging="180"/>
       </w:pPr>
-      <w:bookmarkStart w:id="69" w:name="r-tsreview"/>
-      <w:r>
-        <w:rPr/>
-        <w:t xml:space="preserve">Blázquez-García, A.; Conde, A.; Mori, U.; Lozano, J.A. A review on outlier/anomaly detection in time series data.</w:t>
-      </w:r>
-      <w:r>
-        <w:rPr/>
+      <w:bookmarkStart w:id="69" w:name="r-bdg2"/>
+      <w:r>
+        <w:rPr>
+          <w:highlight w:val="green"/>
+        </w:rPr>
+        <w:t xml:space="preserve">Miller, C.; Kathirgamanathan, A.; Picchetti, B.; Arjunan, P.; Park, J.Y.; Nagy, Z.; Raftery, P.; Hobson, B.W.; Shi, Z.; Meggers, F. The Building Data Genome Project 2, energy meter data from the ASHRAE Great Energy Predictor III competition.</w:t>
+      </w:r>
+      <w:r>
+        <w:rPr>
+          <w:highlight w:val="green"/>
+        </w:rPr>
         <w:t xml:space="preserve"> </w:t>
       </w:r>
       <w:r>
         <w:rPr>
           <w:i/>
           <w:iCs/>
-        </w:rPr>
-        <w:t xml:space="preserve">ACM Comput. Surv.</w:t>
-      </w:r>
-      <w:r>
-        <w:rPr/>
+          <w:highlight w:val="green"/>
+        </w:rPr>
+        <w:t xml:space="preserve">Sci. Data</w:t>
+      </w:r>
+      <w:r>
+        <w:rPr>
+          <w:highlight w:val="green"/>
+        </w:rPr>
         <w:t xml:space="preserve"> </w:t>
       </w:r>
       <w:r>
         <w:rPr>
           <w:b/>
           <w:bCs/>
-        </w:rPr>
-        <w:t xml:space="preserve">2021</w:t>
-      </w:r>
-      <w:r>
-        <w:rPr/>
+          <w:highlight w:val="green"/>
+        </w:rPr>
+        <w:t xml:space="preserve">2020</w:t>
+      </w:r>
+      <w:r>
+        <w:rPr>
+          <w:highlight w:val="green"/>
+        </w:rPr>
         <w:t xml:space="preserve">,</w:t>
       </w:r>
       <w:r>
-        <w:rPr/>
+        <w:rPr>
+          <w:highlight w:val="green"/>
+        </w:rPr>
         <w:t xml:space="preserve"> </w:t>
       </w:r>
       <w:r>
         <w:rPr>
           <w:i/>
           <w:iCs/>
-        </w:rPr>
-        <w:t xml:space="preserve">54</w:t>
-      </w:r>
-      <w:r>
-        <w:rPr/>
-        <w:t xml:space="preserve">, 56.</w:t>
-      </w:r>
-      <w:r>
-        <w:rPr/>
+          <w:highlight w:val="green"/>
+        </w:rPr>
+        <w:t xml:space="preserve">7</w:t>
+      </w:r>
+      <w:r>
+        <w:rPr>
+          <w:highlight w:val="green"/>
+        </w:rPr>
+        <w:t xml:space="preserve">, 368.</w:t>
+      </w:r>
+      <w:r>
+        <w:rPr>
+          <w:highlight w:val="green"/>
+        </w:rPr>
         <w:t xml:space="preserve"> </w:t>
       </w:r>
       <w:hyperlink r:id="rId32">
         <w:r>
           <w:rPr>
             <w:rStyle w:val="Hyperlink"/>
+            <w:highlight w:val="green"/>
           </w:rPr>
-          <w:t xml:space="preserve">https://doi.org/10.1145/3444690</w:t>
+          <w:t xml:space="preserve">https://doi.org/10.1038/s41597-020-00712-x</w:t>
         </w:r>
       </w:hyperlink>
       <w:r>
-        <w:rPr/>
+        <w:rPr>
+          <w:highlight w:val="green"/>
+        </w:rPr>
         <w:t xml:space="preserve">.</w:t>
       </w:r>
       <w:bookmarkEnd w:id="69"/>
@@ -27189,10 +27212,10 @@
         </w:numPr>
         <w:ind w:left="180" w:hanging="180"/>
       </w:pPr>
-      <w:bookmarkStart w:id="71" w:name="r-icssurvey"/>
-      <w:r>
-        <w:rPr/>
-        <w:t xml:space="preserve">Hu, Y.; Yang, A.; Li, H.; Sun, Y.; Sun, L. A survey of intrusion detection on industrial control systems.</w:t>
+      <w:bookmarkStart w:id="71" w:name="r-tsreview"/>
+      <w:r>
+        <w:rPr/>
+        <w:t xml:space="preserve">Blázquez-García, A.; Conde, A.; Mori, U.; Lozano, J.A. A review on outlier/anomaly detection in time series data.</w:t>
       </w:r>
       <w:r>
         <w:rPr/>
@@ -27203,7 +27226,7 @@
           <w:i/>
           <w:iCs/>
         </w:rPr>
-        <w:t xml:space="preserve">Int. J. Distrib. Sens. Netw.</w:t>
+        <w:t xml:space="preserve">ACM Comput. Surv.</w:t>
       </w:r>
       <w:r>
         <w:rPr/>
@@ -27214,7 +27237,7 @@
           <w:b/>
           <w:bCs/>
         </w:rPr>
-        <w:t xml:space="preserve">2018</w:t>
+        <w:t xml:space="preserve">2021</w:t>
       </w:r>
       <w:r>
         <w:rPr/>
@@ -27229,11 +27252,11 @@
           <w:i/>
           <w:iCs/>
         </w:rPr>
-        <w:t xml:space="preserve">14</w:t>
-      </w:r>
-      <w:r>
-        <w:rPr/>
-        <w:t xml:space="preserve">, 1550147718794615.</w:t>
+        <w:t xml:space="preserve">54</w:t>
+      </w:r>
+      <w:r>
+        <w:rPr/>
+        <w:t xml:space="preserve">, 56.</w:t>
       </w:r>
       <w:r>
         <w:rPr/>
@@ -27244,7 +27267,7 @@
           <w:rPr>
             <w:rStyle w:val="Hyperlink"/>
           </w:rPr>
-          <w:t xml:space="preserve">https://doi.org/10.1177/1550147718794615</w:t>
+          <w:t xml:space="preserve">https://doi.org/10.1145/3444690</w:t>
         </w:r>
       </w:hyperlink>
       <w:r>
@@ -27262,86 +27285,66 @@
         </w:numPr>
         <w:ind w:left="180" w:hanging="180"/>
       </w:pPr>
-      <w:bookmarkStart w:id="73" w:name="r-tsadreview"/>
-      <w:r>
-        <w:rPr>
-          <w:highlight w:val="yellow"/>
-        </w:rPr>
-        <w:t xml:space="preserve">Choi, K.; Yi, J.; Park, C.; Yoon, S. Deep learning for anomaly detection in time-series data: Review, analysis, and guidelines.</w:t>
-      </w:r>
-      <w:r>
-        <w:rPr>
-          <w:highlight w:val="yellow"/>
-        </w:rPr>
+      <w:bookmarkStart w:id="73" w:name="r-icssurvey"/>
+      <w:r>
+        <w:rPr/>
+        <w:t xml:space="preserve">Hu, Y.; Yang, A.; Li, H.; Sun, Y.; Sun, L. A survey of intrusion detection on industrial control systems.</w:t>
+      </w:r>
+      <w:r>
+        <w:rPr/>
         <w:t xml:space="preserve"> </w:t>
       </w:r>
       <w:r>
         <w:rPr>
           <w:i/>
           <w:iCs/>
-          <w:highlight w:val="yellow"/>
-        </w:rPr>
-        <w:t xml:space="preserve">IEEE Access</w:t>
-      </w:r>
-      <w:r>
-        <w:rPr>
-          <w:highlight w:val="yellow"/>
-        </w:rPr>
+        </w:rPr>
+        <w:t xml:space="preserve">Int. J. Distrib. Sens. Netw.</w:t>
+      </w:r>
+      <w:r>
+        <w:rPr/>
         <w:t xml:space="preserve"> </w:t>
       </w:r>
       <w:r>
         <w:rPr>
           <w:b/>
           <w:bCs/>
-          <w:highlight w:val="yellow"/>
-        </w:rPr>
-        <w:t xml:space="preserve">2021</w:t>
-      </w:r>
-      <w:r>
-        <w:rPr>
-          <w:highlight w:val="yellow"/>
-        </w:rPr>
+        </w:rPr>
+        <w:t xml:space="preserve">2018</w:t>
+      </w:r>
+      <w:r>
+        <w:rPr/>
         <w:t xml:space="preserve">,</w:t>
       </w:r>
       <w:r>
-        <w:rPr>
-          <w:highlight w:val="yellow"/>
-        </w:rPr>
+        <w:rPr/>
         <w:t xml:space="preserve"> </w:t>
       </w:r>
       <w:r>
         <w:rPr>
           <w:i/>
           <w:iCs/>
-          <w:highlight w:val="yellow"/>
-        </w:rPr>
-        <w:t xml:space="preserve">9</w:t>
-      </w:r>
-      <w:r>
-        <w:rPr>
-          <w:highlight w:val="yellow"/>
-        </w:rPr>
-        <w:t xml:space="preserve">, 120043–120065.</w:t>
-      </w:r>
-      <w:r>
-        <w:rPr>
-          <w:highlight w:val="yellow"/>
-        </w:rPr>
+        </w:rPr>
+        <w:t xml:space="preserve">14</w:t>
+      </w:r>
+      <w:r>
+        <w:rPr/>
+        <w:t xml:space="preserve">, 1550147718794615.</w:t>
+      </w:r>
+      <w:r>
+        <w:rPr/>
         <w:t xml:space="preserve"> </w:t>
       </w:r>
       <w:hyperlink r:id="rId34">
         <w:r>
           <w:rPr>
             <w:rStyle w:val="Hyperlink"/>
-            <w:highlight w:val="yellow"/>
           </w:rPr>
-          <w:t xml:space="preserve">https://doi.org/10.1109/ACCESS.2021.3107975</w:t>
+          <w:t xml:space="preserve">https://doi.org/10.1177/1550147718794615</w:t>
         </w:r>
       </w:hyperlink>
       <w:r>
-        <w:rPr>
-          <w:highlight w:val="yellow"/>
-        </w:rPr>
+        <w:rPr/>
         <w:t xml:space="preserve">.</w:t>
       </w:r>
       <w:bookmarkEnd w:id="73"/>
@@ -27355,12 +27358,12 @@
         </w:numPr>
         <w:ind w:left="180" w:hanging="180"/>
       </w:pPr>
-      <w:bookmarkStart w:id="75" w:name="r-edgeint"/>
+      <w:bookmarkStart w:id="75" w:name="r-tsadreview"/>
       <w:r>
         <w:rPr>
           <w:highlight w:val="yellow"/>
         </w:rPr>
-        <w:t xml:space="preserve">Zhou, Z.; Chen, X.; Li, E.; Zeng, L.; Luo, K.; Zhang, J. Edge intelligence: Paving the last mile of artificial intelligence with edge computing.</w:t>
+        <w:t xml:space="preserve">Choi, K.; Yi, J.; Park, C.; Yoon, S. Deep learning for anomaly detection in time-series data: Review, analysis, and guidelines.</w:t>
       </w:r>
       <w:r>
         <w:rPr>
@@ -27374,7 +27377,7 @@
           <w:iCs/>
           <w:highlight w:val="yellow"/>
         </w:rPr>
-        <w:t xml:space="preserve">Proc. IEEE</w:t>
+        <w:t xml:space="preserve">IEEE Access</w:t>
       </w:r>
       <w:r>
         <w:rPr>
@@ -27388,7 +27391,7 @@
           <w:bCs/>
           <w:highlight w:val="yellow"/>
         </w:rPr>
-        <w:t xml:space="preserve">2019</w:t>
+        <w:t xml:space="preserve">2021</w:t>
       </w:r>
       <w:r>
         <w:rPr>
@@ -27408,13 +27411,13 @@
           <w:iCs/>
           <w:highlight w:val="yellow"/>
         </w:rPr>
-        <w:t xml:space="preserve">107</w:t>
+        <w:t xml:space="preserve">9</w:t>
       </w:r>
       <w:r>
         <w:rPr>
           <w:highlight w:val="yellow"/>
         </w:rPr>
-        <w:t xml:space="preserve">, 1738–1762.</w:t>
+        <w:t xml:space="preserve">, 120043–120065.</w:t>
       </w:r>
       <w:r>
         <w:rPr>
@@ -27428,7 +27431,7 @@
             <w:rStyle w:val="Hyperlink"/>
             <w:highlight w:val="yellow"/>
           </w:rPr>
-          <w:t xml:space="preserve">https://doi.org/10.1109/JPROC.2019.2918951</w:t>
+          <w:t xml:space="preserve">https://doi.org/10.1109/ACCESS.2021.3107975</w:t>
         </w:r>
       </w:hyperlink>
       <w:r>
@@ -27448,12 +27451,12 @@
         </w:numPr>
         <w:ind w:left="180" w:hanging="180"/>
       </w:pPr>
-      <w:bookmarkStart w:id="77" w:name="r-iotlora"/>
+      <w:bookmarkStart w:id="77" w:name="r-edgeint"/>
       <w:r>
         <w:rPr>
           <w:highlight w:val="yellow"/>
         </w:rPr>
-        <w:t xml:space="preserve">Esteves, G.; Fidalgo, F.; Cruz, N.; Simão, J. Long-range wide area network intrusion detection at the edge.</w:t>
+        <w:t xml:space="preserve">Zhou, Z.; Chen, X.; Li, E.; Zeng, L.; Luo, K.; Zhang, J. Edge intelligence: Paving the last mile of artificial intelligence with edge computing.</w:t>
       </w:r>
       <w:r>
         <w:rPr>
@@ -27467,7 +27470,7 @@
           <w:iCs/>
           <w:highlight w:val="yellow"/>
         </w:rPr>
-        <w:t xml:space="preserve">IoT</w:t>
+        <w:t xml:space="preserve">Proc. IEEE</w:t>
       </w:r>
       <w:r>
         <w:rPr>
@@ -27481,7 +27484,7 @@
           <w:bCs/>
           <w:highlight w:val="yellow"/>
         </w:rPr>
-        <w:t xml:space="preserve">2024</w:t>
+        <w:t xml:space="preserve">2019</w:t>
       </w:r>
       <w:r>
         <w:rPr>
@@ -27501,13 +27504,13 @@
           <w:iCs/>
           <w:highlight w:val="yellow"/>
         </w:rPr>
-        <w:t xml:space="preserve">5</w:t>
+        <w:t xml:space="preserve">107</w:t>
       </w:r>
       <w:r>
         <w:rPr>
           <w:highlight w:val="yellow"/>
         </w:rPr>
-        <w:t xml:space="preserve">, 871–900.</w:t>
+        <w:t xml:space="preserve">, 1738–1762.</w:t>
       </w:r>
       <w:r>
         <w:rPr>
@@ -27521,7 +27524,7 @@
             <w:rStyle w:val="Hyperlink"/>
             <w:highlight w:val="yellow"/>
           </w:rPr>
-          <w:t xml:space="preserve">https://doi.org/10.3390/iot5040040</w:t>
+          <w:t xml:space="preserve">https://doi.org/10.1109/JPROC.2019.2918951</w:t>
         </w:r>
       </w:hyperlink>
       <w:r>
@@ -27541,12 +27544,12 @@
         </w:numPr>
         <w:ind w:left="180" w:hanging="180"/>
       </w:pPr>
-      <w:bookmarkStart w:id="79" w:name="r-iotedgeai"/>
+      <w:bookmarkStart w:id="79" w:name="r-iotlora"/>
       <w:r>
         <w:rPr>
           <w:highlight w:val="yellow"/>
         </w:rPr>
-        <w:t xml:space="preserve">Al Rawajbeh, M.; Maria Soosai, A.J.; Ramasamy, L.K.; Khan, F. Trustworthy adaptive AI for real-time intrusion detection in industrial IoT security.</w:t>
+        <w:t xml:space="preserve">Esteves, G.; Fidalgo, F.; Cruz, N.; Simão, J. Long-range wide area network intrusion detection at the edge.</w:t>
       </w:r>
       <w:r>
         <w:rPr>
@@ -27574,7 +27577,7 @@
           <w:bCs/>
           <w:highlight w:val="yellow"/>
         </w:rPr>
-        <w:t xml:space="preserve">2025</w:t>
+        <w:t xml:space="preserve">2024</w:t>
       </w:r>
       <w:r>
         <w:rPr>
@@ -27594,13 +27597,13 @@
           <w:iCs/>
           <w:highlight w:val="yellow"/>
         </w:rPr>
-        <w:t xml:space="preserve">6</w:t>
+        <w:t xml:space="preserve">5</w:t>
       </w:r>
       <w:r>
         <w:rPr>
           <w:highlight w:val="yellow"/>
         </w:rPr>
-        <w:t xml:space="preserve">, 53.</w:t>
+        <w:t xml:space="preserve">, 871–900.</w:t>
       </w:r>
       <w:r>
         <w:rPr>
@@ -27614,7 +27617,7 @@
             <w:rStyle w:val="Hyperlink"/>
             <w:highlight w:val="yellow"/>
           </w:rPr>
-          <w:t xml:space="preserve">https://doi.org/10.3390/iot6030053</w:t>
+          <w:t xml:space="preserve">https://doi.org/10.3390/iot5040040</w:t>
         </w:r>
       </w:hyperlink>
       <w:r>
@@ -27634,16 +27637,16 @@
         </w:numPr>
         <w:ind w:left="180" w:hanging="180"/>
       </w:pPr>
-      <w:bookmarkStart w:id="81" w:name="r-islam"/>
-      <w:r>
-        <w:rPr>
-          <w:highlight w:val="green"/>
-        </w:rPr>
-        <w:t xml:space="preserve">Islam, M.S.; Carden, J. Product-aware deep autoencoders for robust process monitoring in multi-product cyber-physical systems.</w:t>
-      </w:r>
-      <w:r>
-        <w:rPr>
-          <w:highlight w:val="green"/>
+      <w:bookmarkStart w:id="81" w:name="r-iotedgeai"/>
+      <w:r>
+        <w:rPr>
+          <w:highlight w:val="yellow"/>
+        </w:rPr>
+        <w:t xml:space="preserve">Al Rawajbeh, M.; Maria Soosai, A.J.; Ramasamy, L.K.; Khan, F. Trustworthy adaptive AI for real-time intrusion detection in industrial IoT security.</w:t>
+      </w:r>
+      <w:r>
+        <w:rPr>
+          <w:highlight w:val="yellow"/>
         </w:rPr>
         <w:t xml:space="preserve"> </w:t>
       </w:r>
@@ -27651,13 +27654,13 @@
         <w:rPr>
           <w:i/>
           <w:iCs/>
-          <w:highlight w:val="green"/>
-        </w:rPr>
-        <w:t xml:space="preserve">arXiv</w:t>
-      </w:r>
-      <w:r>
-        <w:rPr>
-          <w:highlight w:val="green"/>
+          <w:highlight w:val="yellow"/>
+        </w:rPr>
+        <w:t xml:space="preserve">IoT</w:t>
+      </w:r>
+      <w:r>
+        <w:rPr>
+          <w:highlight w:val="yellow"/>
         </w:rPr>
         <w:t xml:space="preserve"> </w:t>
       </w:r>
@@ -27665,19 +27668,39 @@
         <w:rPr>
           <w:b/>
           <w:bCs/>
-          <w:highlight w:val="green"/>
-        </w:rPr>
-        <w:t xml:space="preserve">2026</w:t>
-      </w:r>
-      <w:r>
-        <w:rPr>
-          <w:highlight w:val="green"/>
-        </w:rPr>
-        <w:t xml:space="preserve">, arXiv:2606.00052.</w:t>
-      </w:r>
-      <w:r>
-        <w:rPr>
-          <w:highlight w:val="green"/>
+          <w:highlight w:val="yellow"/>
+        </w:rPr>
+        <w:t xml:space="preserve">2025</w:t>
+      </w:r>
+      <w:r>
+        <w:rPr>
+          <w:highlight w:val="yellow"/>
+        </w:rPr>
+        <w:t xml:space="preserve">,</w:t>
+      </w:r>
+      <w:r>
+        <w:rPr>
+          <w:highlight w:val="yellow"/>
+        </w:rPr>
+        <w:t xml:space="preserve"> </w:t>
+      </w:r>
+      <w:r>
+        <w:rPr>
+          <w:i/>
+          <w:iCs/>
+          <w:highlight w:val="yellow"/>
+        </w:rPr>
+        <w:t xml:space="preserve">6</w:t>
+      </w:r>
+      <w:r>
+        <w:rPr>
+          <w:highlight w:val="yellow"/>
+        </w:rPr>
+        <w:t xml:space="preserve">, 53.</w:t>
+      </w:r>
+      <w:r>
+        <w:rPr>
+          <w:highlight w:val="yellow"/>
         </w:rPr>
         <w:t xml:space="preserve"> </w:t>
       </w:r>
@@ -27685,14 +27708,14 @@
         <w:r>
           <w:rPr>
             <w:rStyle w:val="Hyperlink"/>
-            <w:highlight w:val="green"/>
+            <w:highlight w:val="yellow"/>
           </w:rPr>
-          <w:t xml:space="preserve">https://arxiv.org/abs/2606.00052</w:t>
+          <w:t xml:space="preserve">https://doi.org/10.3390/iot6030053</w:t>
         </w:r>
       </w:hyperlink>
       <w:r>
         <w:rPr>
-          <w:highlight w:val="green"/>
+          <w:highlight w:val="yellow"/>
         </w:rPr>
         <w:t xml:space="preserve">.</w:t>
       </w:r>
@@ -27707,25 +27730,66 @@
         </w:numPr>
         <w:ind w:left="180" w:hanging="180"/>
       </w:pPr>
-      <w:bookmarkStart w:id="83" w:name="r-doshi"/>
-      <w:r>
-        <w:rPr/>
-        <w:t xml:space="preserve">Doshi, K.; Abudalou, S.; Yilmaz, Y. Reward once, penalize once: Rectifying time series anomaly detection. In Proceedings of the International Joint Conference on Neural Networks (IJCNN), Padua, Italy, 18–23 July 2022.</w:t>
-      </w:r>
-      <w:r>
-        <w:rPr/>
+      <w:bookmarkStart w:id="83" w:name="r-islam"/>
+      <w:r>
+        <w:rPr>
+          <w:highlight w:val="green"/>
+        </w:rPr>
+        <w:t xml:space="preserve">Islam, M.S.; Carden, J. Product-aware deep autoencoders for robust process monitoring in multi-product cyber-physical systems.</w:t>
+      </w:r>
+      <w:r>
+        <w:rPr>
+          <w:highlight w:val="green"/>
+        </w:rPr>
+        <w:t xml:space="preserve"> </w:t>
+      </w:r>
+      <w:r>
+        <w:rPr>
+          <w:i/>
+          <w:iCs/>
+          <w:highlight w:val="green"/>
+        </w:rPr>
+        <w:t xml:space="preserve">arXiv</w:t>
+      </w:r>
+      <w:r>
+        <w:rPr>
+          <w:highlight w:val="green"/>
+        </w:rPr>
+        <w:t xml:space="preserve"> </w:t>
+      </w:r>
+      <w:r>
+        <w:rPr>
+          <w:b/>
+          <w:bCs/>
+          <w:highlight w:val="green"/>
+        </w:rPr>
+        <w:t xml:space="preserve">2026</w:t>
+      </w:r>
+      <w:r>
+        <w:rPr>
+          <w:highlight w:val="green"/>
+        </w:rPr>
+        <w:t xml:space="preserve">, arXiv:2606.00052.</w:t>
+      </w:r>
+      <w:r>
+        <w:rPr>
+          <w:highlight w:val="green"/>
+        </w:rPr>
         <w:t xml:space="preserve"> </w:t>
       </w:r>
       <w:hyperlink r:id="rId39">
         <w:r>
           <w:rPr>
             <w:rStyle w:val="Hyperlink"/>
+            <w:highlight w:val="green"/>
           </w:rPr>
-          <w:t xml:space="preserve">arXiv:2203.05167</w:t>
+          <w:t xml:space="preserve">https://arxiv.org/abs/2606.00052</w:t>
         </w:r>
       </w:hyperlink>
       <w:r>
-        <w:rPr/>
+        <w:rPr>
+          <w:highlight w:val="green"/>
+        </w:rPr>
         <w:t xml:space="preserve">.</w:t>
       </w:r>
       <w:bookmarkEnd w:id="83"/>
@@ -27739,10 +27803,10 @@
         </w:numPr>
         <w:ind w:left="180" w:hanging="180"/>
       </w:pPr>
-      <w:bookmarkStart w:id="85" w:name="r-pate"/>
-      <w:r>
-        <w:rPr/>
-        <w:t xml:space="preserve">Ghorbani, R.; Reinders, M.J.T.; Tax, D.M.J. PATE: Proximity-aware time series anomaly evaluation. In Proceedings of the 30th ACM SIGKDD Conference on Knowledge Discovery and Data Mining (KDD), Barcelona, Spain, 25–29 August 2024; pp. 872–883.</w:t>
+      <w:bookmarkStart w:id="85" w:name="r-doshi"/>
+      <w:r>
+        <w:rPr/>
+        <w:t xml:space="preserve">Doshi, K.; Abudalou, S.; Yilmaz, Y. Reward once, penalize once: Rectifying time series anomaly detection. In Proceedings of the International Joint Conference on Neural Networks (IJCNN), Padua, Italy, 18–23 July 2022.</w:t>
       </w:r>
       <w:r>
         <w:rPr/>
@@ -27753,7 +27817,7 @@
           <w:rPr>
             <w:rStyle w:val="Hyperlink"/>
           </w:rPr>
-          <w:t xml:space="preserve">https://doi.org/10.1145/3637528.3671971</w:t>
+          <w:t xml:space="preserve">arXiv:2203.05167</w:t>
         </w:r>
       </w:hyperlink>
       <w:r>
@@ -27771,36 +27835,10 @@
         </w:numPr>
         <w:ind w:left="180" w:hanging="180"/>
       </w:pPr>
-      <w:bookmarkStart w:id="87" w:name="r-univar"/>
-      <w:r>
-        <w:rPr/>
-        <w:t xml:space="preserve">Pinet, M.; Cumin, J.; Berlemont, S.; Vaufreydaz, D. Anomalies in multivariate time series benchmarks are mostly univariate.</w:t>
-      </w:r>
-      <w:r>
-        <w:rPr/>
-        <w:t xml:space="preserve"> </w:t>
-      </w:r>
-      <w:r>
-        <w:rPr>
-          <w:i/>
-          <w:iCs/>
-        </w:rPr>
-        <w:t xml:space="preserve">arXiv</w:t>
-      </w:r>
-      <w:r>
-        <w:rPr/>
-        <w:t xml:space="preserve"> </w:t>
-      </w:r>
-      <w:r>
-        <w:rPr>
-          <w:b/>
-          <w:bCs/>
-        </w:rPr>
-        <w:t xml:space="preserve">2026</w:t>
-      </w:r>
-      <w:r>
-        <w:rPr/>
-        <w:t xml:space="preserve">, arXiv:2606.02670.</w:t>
+      <w:bookmarkStart w:id="87" w:name="r-pate"/>
+      <w:r>
+        <w:rPr/>
+        <w:t xml:space="preserve">Ghorbani, R.; Reinders, M.J.T.; Tax, D.M.J. PATE: Proximity-aware time series anomaly evaluation. In Proceedings of the 30th ACM SIGKDD Conference on Knowledge Discovery and Data Mining (KDD), Barcelona, Spain, 25–29 August 2024; pp. 872–883.</w:t>
       </w:r>
       <w:r>
         <w:rPr/>
@@ -27811,7 +27849,7 @@
           <w:rPr>
             <w:rStyle w:val="Hyperlink"/>
           </w:rPr>
-          <w:t xml:space="preserve">https://arxiv.org/abs/2606.02670</w:t>
+          <w:t xml:space="preserve">https://doi.org/10.1145/3637528.3671971</w:t>
         </w:r>
       </w:hyperlink>
       <w:r>
@@ -27829,10 +27867,10 @@
         </w:numPr>
         <w:ind w:left="180" w:hanging="180"/>
       </w:pPr>
-      <w:bookmarkStart w:id="89" w:name="r-tab"/>
-      <w:r>
-        <w:rPr/>
-        <w:t xml:space="preserve">Qiu, X.; Li, Z.; Wu, X.; Hu, J.; Guo, C.; Yang, B.; Jensen, C.S. TAB: Unified benchmarking of time series anomaly detection methods.</w:t>
+      <w:bookmarkStart w:id="89" w:name="r-univar"/>
+      <w:r>
+        <w:rPr/>
+        <w:t xml:space="preserve">Pinet, M.; Cumin, J.; Berlemont, S.; Vaufreydaz, D. Anomalies in multivariate time series benchmarks are mostly univariate.</w:t>
       </w:r>
       <w:r>
         <w:rPr/>
@@ -27843,7 +27881,7 @@
           <w:i/>
           <w:iCs/>
         </w:rPr>
-        <w:t xml:space="preserve">Proc. VLDB Endow.</w:t>
+        <w:t xml:space="preserve">arXiv</w:t>
       </w:r>
       <w:r>
         <w:rPr/>
@@ -27854,11 +27892,11 @@
           <w:b/>
           <w:bCs/>
         </w:rPr>
-        <w:t xml:space="preserve">2025</w:t>
-      </w:r>
-      <w:r>
-        <w:rPr/>
-        <w:t xml:space="preserve">.</w:t>
+        <w:t xml:space="preserve">2026</w:t>
+      </w:r>
+      <w:r>
+        <w:rPr/>
+        <w:t xml:space="preserve">, arXiv:2606.02670.</w:t>
       </w:r>
       <w:r>
         <w:rPr/>
@@ -27869,7 +27907,7 @@
           <w:rPr>
             <w:rStyle w:val="Hyperlink"/>
           </w:rPr>
-          <w:t xml:space="preserve">arXiv:2506.18046</w:t>
+          <w:t xml:space="preserve">https://arxiv.org/abs/2606.02670</w:t>
         </w:r>
       </w:hyperlink>
       <w:r>
@@ -27887,10 +27925,10 @@
         </w:numPr>
         <w:ind w:left="180" w:hanging="180"/>
       </w:pPr>
-      <w:bookmarkStart w:id="91" w:name="r-bouman"/>
-      <w:r>
-        <w:rPr/>
-        <w:t xml:space="preserve">Bouman, R.; Heskes, T. Autoencoders for anomaly detection are unreliable.</w:t>
+      <w:bookmarkStart w:id="91" w:name="r-tab"/>
+      <w:r>
+        <w:rPr/>
+        <w:t xml:space="preserve">Qiu, X.; Li, Z.; Wu, X.; Hu, J.; Guo, C.; Yang, B.; Jensen, C.S. TAB: Unified benchmarking of time series anomaly detection methods.</w:t>
       </w:r>
       <w:r>
         <w:rPr/>
@@ -27901,7 +27939,7 @@
           <w:i/>
           <w:iCs/>
         </w:rPr>
-        <w:t xml:space="preserve">arXiv</w:t>
+        <w:t xml:space="preserve">Proc. VLDB Endow.</w:t>
       </w:r>
       <w:r>
         <w:rPr/>
@@ -27916,7 +27954,7 @@
       </w:r>
       <w:r>
         <w:rPr/>
-        <w:t xml:space="preserve">, arXiv:2501.13864.</w:t>
+        <w:t xml:space="preserve">.</w:t>
       </w:r>
       <w:r>
         <w:rPr/>
@@ -27927,7 +27965,7 @@
           <w:rPr>
             <w:rStyle w:val="Hyperlink"/>
           </w:rPr>
-          <w:t xml:space="preserve">https://arxiv.org/abs/2501.13864</w:t>
+          <w:t xml:space="preserve">arXiv:2506.18046</w:t>
         </w:r>
       </w:hyperlink>
       <w:r>
@@ -27945,10 +27983,36 @@
         </w:numPr>
         <w:ind w:left="180" w:hanging="180"/>
       </w:pPr>
-      <w:bookmarkStart w:id="93" w:name="r-memae"/>
-      <w:r>
-        <w:rPr/>
-        <w:t xml:space="preserve">Gong, D.; Liu, L.; Le, V.; Saha, B.; Mansour, M.R.; Venkatesh, S.; van den Hengel, A. Memorizing normality to detect anomaly: Memory-augmented deep autoencoder for unsupervised anomaly detection. In Proceedings of the IEEE/CVF International Conference on Computer Vision (ICCV), Seoul, Republic of Korea, 27 October–2 November 2019; pp. 1705–1714.</w:t>
+      <w:bookmarkStart w:id="93" w:name="r-bouman"/>
+      <w:r>
+        <w:rPr/>
+        <w:t xml:space="preserve">Bouman, R.; Heskes, T. Autoencoders for anomaly detection are unreliable.</w:t>
+      </w:r>
+      <w:r>
+        <w:rPr/>
+        <w:t xml:space="preserve"> </w:t>
+      </w:r>
+      <w:r>
+        <w:rPr>
+          <w:i/>
+          <w:iCs/>
+        </w:rPr>
+        <w:t xml:space="preserve">arXiv</w:t>
+      </w:r>
+      <w:r>
+        <w:rPr/>
+        <w:t xml:space="preserve"> </w:t>
+      </w:r>
+      <w:r>
+        <w:rPr>
+          <w:b/>
+          <w:bCs/>
+        </w:rPr>
+        <w:t xml:space="preserve">2025</w:t>
+      </w:r>
+      <w:r>
+        <w:rPr/>
+        <w:t xml:space="preserve">, arXiv:2501.13864.</w:t>
       </w:r>
       <w:r>
         <w:rPr/>
@@ -27959,7 +28023,7 @@
           <w:rPr>
             <w:rStyle w:val="Hyperlink"/>
           </w:rPr>
-          <w:t xml:space="preserve">arXiv:1904.02639</w:t>
+          <w:t xml:space="preserve">https://arxiv.org/abs/2501.13864</w:t>
         </w:r>
       </w:hyperlink>
       <w:r>
@@ -27977,10 +28041,10 @@
         </w:numPr>
         <w:ind w:left="180" w:hanging="180"/>
       </w:pPr>
-      <w:bookmarkStart w:id="95" w:name="r-sarfraz"/>
-      <w:r>
-        <w:rPr/>
-        <w:t xml:space="preserve">Sarfraz, M.S.; Chen, M.-Y.; Layer, L.; Peng, K.; Koulakis, M. Position: Quo vadis, unsupervised time series anomaly detection? In Proceedings of the 41st International Conference on Machine Learning (ICML), Vienna, Austria, 21–27 July 2024.</w:t>
+      <w:bookmarkStart w:id="95" w:name="r-memae"/>
+      <w:r>
+        <w:rPr/>
+        <w:t xml:space="preserve">Gong, D.; Liu, L.; Le, V.; Saha, B.; Mansour, M.R.; Venkatesh, S.; van den Hengel, A. Memorizing normality to detect anomaly: Memory-augmented deep autoencoder for unsupervised anomaly detection. In Proceedings of the IEEE/CVF International Conference on Computer Vision (ICCV), Seoul, Republic of Korea, 27 October–2 November 2019; pp. 1705–1714.</w:t>
       </w:r>
       <w:r>
         <w:rPr/>
@@ -27991,7 +28055,7 @@
           <w:rPr>
             <w:rStyle w:val="Hyperlink"/>
           </w:rPr>
-          <w:t xml:space="preserve">arXiv:2405.02678</w:t>
+          <w:t xml:space="preserve">arXiv:1904.02639</w:t>
         </w:r>
       </w:hyperlink>
       <w:r>
@@ -28009,36 +28073,10 @@
         </w:numPr>
         <w:ind w:left="180" w:hanging="180"/>
       </w:pPr>
-      <w:bookmarkStart w:id="97" w:name="r-timesead"/>
-      <w:r>
-        <w:rPr/>
-        <w:t xml:space="preserve">Wagner, D.; Michels, T.; Schulz, F.C.F.; Nair, A.; Rudolph, M.; Kloft, M. TimeSeAD: Benchmarking deep multivariate time-series anomaly detection.</w:t>
-      </w:r>
-      <w:r>
-        <w:rPr/>
-        <w:t xml:space="preserve"> </w:t>
-      </w:r>
-      <w:r>
-        <w:rPr>
-          <w:i/>
-          <w:iCs/>
-        </w:rPr>
-        <w:t xml:space="preserve">Trans. Mach. Learn. Res.</w:t>
-      </w:r>
-      <w:r>
-        <w:rPr/>
-        <w:t xml:space="preserve"> </w:t>
-      </w:r>
-      <w:r>
-        <w:rPr>
-          <w:b/>
-          <w:bCs/>
-        </w:rPr>
-        <w:t xml:space="preserve">2023</w:t>
-      </w:r>
-      <w:r>
-        <w:rPr/>
-        <w:t xml:space="preserve">.</w:t>
+      <w:bookmarkStart w:id="97" w:name="r-sarfraz"/>
+      <w:r>
+        <w:rPr/>
+        <w:t xml:space="preserve">Sarfraz, M.S.; Chen, M.-Y.; Layer, L.; Peng, K.; Koulakis, M. Position: Quo vadis, unsupervised time series anomaly detection? In Proceedings of the 41st International Conference on Machine Learning (ICML), Vienna, Austria, 21–27 July 2024.</w:t>
       </w:r>
       <w:r>
         <w:rPr/>
@@ -28049,7 +28087,7 @@
           <w:rPr>
             <w:rStyle w:val="Hyperlink"/>
           </w:rPr>
-          <w:t xml:space="preserve">https://openreview.net/forum?id=iMmsCI0JsS</w:t>
+          <w:t xml:space="preserve">arXiv:2405.02678</w:t>
         </w:r>
       </w:hyperlink>
       <w:r>
@@ -28067,10 +28105,36 @@
         </w:numPr>
         <w:ind w:left="180" w:hanging="180"/>
       </w:pPr>
-      <w:bookmarkStart w:id="99" w:name="r-vade"/>
-      <w:r>
-        <w:rPr/>
-        <w:t xml:space="preserve">Jiang, Z.; Zheng, Y.; Tan, H.; Tang, B.; Zhou, H. Variational deep embedding: An unsupervised and generative approach to clustering. In Proceedings of the 26th International Joint Conference on Artificial Intelligence (IJCAI), Melbourne, Australia, 19–25 August 2017; pp. 1965–1972.</w:t>
+      <w:bookmarkStart w:id="99" w:name="r-timesead"/>
+      <w:r>
+        <w:rPr/>
+        <w:t xml:space="preserve">Wagner, D.; Michels, T.; Schulz, F.C.F.; Nair, A.; Rudolph, M.; Kloft, M. TimeSeAD: Benchmarking deep multivariate time-series anomaly detection.</w:t>
+      </w:r>
+      <w:r>
+        <w:rPr/>
+        <w:t xml:space="preserve"> </w:t>
+      </w:r>
+      <w:r>
+        <w:rPr>
+          <w:i/>
+          <w:iCs/>
+        </w:rPr>
+        <w:t xml:space="preserve">Trans. Mach. Learn. Res.</w:t>
+      </w:r>
+      <w:r>
+        <w:rPr/>
+        <w:t xml:space="preserve"> </w:t>
+      </w:r>
+      <w:r>
+        <w:rPr>
+          <w:b/>
+          <w:bCs/>
+        </w:rPr>
+        <w:t xml:space="preserve">2023</w:t>
+      </w:r>
+      <w:r>
+        <w:rPr/>
+        <w:t xml:space="preserve">.</w:t>
       </w:r>
       <w:r>
         <w:rPr/>
@@ -28081,7 +28145,7 @@
           <w:rPr>
             <w:rStyle w:val="Hyperlink"/>
           </w:rPr>
-          <w:t xml:space="preserve">https://doi.org/10.24963/ijcai.2017/273</w:t>
+          <w:t xml:space="preserve">https://openreview.net/forum?id=iMmsCI0JsS</w:t>
         </w:r>
       </w:hyperlink>
       <w:r>
@@ -28099,10 +28163,10 @@
         </w:numPr>
         <w:ind w:left="180" w:hanging="180"/>
       </w:pPr>
-      <w:bookmarkStart w:id="101" w:name="r-dagmm"/>
-      <w:r>
-        <w:rPr/>
-        <w:t xml:space="preserve">Zong, B.; Song, Q.; Min, M.R.; Cheng, W.; Lumezanu, C.; Cho, D.; Chen, H. Deep autoencoding Gaussian mixture model for unsupervised anomaly detection. In Proceedings of the International Conference on Learning Representations (ICLR), Vancouver, BC, Canada, 30 April–3 May 2018.</w:t>
+      <w:bookmarkStart w:id="101" w:name="r-vade"/>
+      <w:r>
+        <w:rPr/>
+        <w:t xml:space="preserve">Jiang, Z.; Zheng, Y.; Tan, H.; Tang, B.; Zhou, H. Variational deep embedding: An unsupervised and generative approach to clustering. In Proceedings of the 26th International Joint Conference on Artificial Intelligence (IJCAI), Melbourne, Australia, 19–25 August 2017; pp. 1965–1972.</w:t>
       </w:r>
       <w:r>
         <w:rPr/>
@@ -28113,7 +28177,7 @@
           <w:rPr>
             <w:rStyle w:val="Hyperlink"/>
           </w:rPr>
-          <w:t xml:space="preserve">https://openreview.net/forum?id=BJJLHbb0-</w:t>
+          <w:t xml:space="preserve">https://doi.org/10.24963/ijcai.2017/273</w:t>
         </w:r>
       </w:hyperlink>
       <w:r>
@@ -28131,70 +28195,26 @@
         </w:numPr>
         <w:ind w:left="180" w:hanging="180"/>
       </w:pPr>
-      <w:bookmarkStart w:id="102" w:name="r-deepsvdd"/>
-      <w:r>
-        <w:rPr>
-          <w:highlight w:val="green"/>
-        </w:rPr>
-        <w:t xml:space="preserve">Ruff, L.; Vandermeulen, R.A.; Görnitz, N.; Deecke, L.; Siddiqui, S.A.; Binder, A.; Müller, E.; Kloft, M. Deep one-class classification. In</w:t>
-      </w:r>
-      <w:r>
-        <w:rPr>
-          <w:highlight w:val="green"/>
-        </w:rPr>
-        <w:t xml:space="preserve"> </w:t>
-      </w:r>
-      <w:r>
-        <w:rPr>
-          <w:i/>
-          <w:iCs/>
-          <w:highlight w:val="green"/>
-        </w:rPr>
-        <w:t xml:space="preserve">Proceedings of the 35th International Conference on Machine Learning (ICML)</w:t>
-      </w:r>
-      <w:r>
-        <w:rPr>
-          <w:highlight w:val="green"/>
-        </w:rPr>
-        <w:t xml:space="preserve">, Stockholm, Sweden, 10–15 July 2018; PMLR, Vol. 80, pp. 4393–4402.</w:t>
-      </w:r>
-      <w:bookmarkEnd w:id="102"/>
-    </w:p>
-    <w:p>
-      <w:pPr>
-        <w:pStyle w:val="MDPI81references"/>
-        <w:numPr>
-          <w:ilvl w:val="0"/>
-          <w:numId w:val="0"/>
-        </w:numPr>
-        <w:ind w:left="180" w:hanging="180"/>
-      </w:pPr>
-      <w:bookmarkStart w:id="103" w:name="r-thoc"/>
-      <w:r>
-        <w:rPr>
-          <w:highlight w:val="green"/>
-        </w:rPr>
-        <w:t xml:space="preserve">Shen, L.; Li, Z.; Kwok, J.T. Timeseries anomaly detection using temporal hierarchical one-class network. In</w:t>
-      </w:r>
-      <w:r>
-        <w:rPr>
-          <w:highlight w:val="green"/>
-        </w:rPr>
-        <w:t xml:space="preserve"> </w:t>
-      </w:r>
-      <w:r>
-        <w:rPr>
-          <w:i/>
-          <w:iCs/>
-          <w:highlight w:val="green"/>
-        </w:rPr>
-        <w:t xml:space="preserve">Advances in Neural Information Processing Systems 33 (NeurIPS)</w:t>
-      </w:r>
-      <w:r>
-        <w:rPr>
-          <w:highlight w:val="green"/>
-        </w:rPr>
-        <w:t xml:space="preserve">, Online, 6–12 December 2020; pp. 13016–13026.</w:t>
+      <w:bookmarkStart w:id="103" w:name="r-dagmm"/>
+      <w:r>
+        <w:rPr/>
+        <w:t xml:space="preserve">Zong, B.; Song, Q.; Min, M.R.; Cheng, W.; Lumezanu, C.; Cho, D.; Chen, H. Deep autoencoding Gaussian mixture model for unsupervised anomaly detection. In Proceedings of the International Conference on Learning Representations (ICLR), Vancouver, BC, Canada, 30 April–3 May 2018.</w:t>
+      </w:r>
+      <w:r>
+        <w:rPr/>
+        <w:t xml:space="preserve"> </w:t>
+      </w:r>
+      <w:hyperlink r:id="rId49">
+        <w:r>
+          <w:rPr>
+            <w:rStyle w:val="Hyperlink"/>
+          </w:rPr>
+          <w:t xml:space="preserve">https://openreview.net/forum?id=BJJLHbb0-</w:t>
+        </w:r>
+      </w:hyperlink>
+      <w:r>
+        <w:rPr/>
+        <w:t xml:space="preserve">.</w:t>
       </w:r>
       <w:bookmarkEnd w:id="103"/>
     </w:p>
@@ -28207,12 +28227,12 @@
         </w:numPr>
         <w:ind w:left="180" w:hanging="180"/>
       </w:pPr>
-      <w:bookmarkStart w:id="105" w:name="r-omni"/>
-      <w:r>
-        <w:rPr>
-          <w:highlight w:val="green"/>
-        </w:rPr>
-        <w:t xml:space="preserve">Su, Y.; Zhao, Y.; Niu, C.; Liu, R.; Sun, W.; Pei, D. Robust anomaly detection for multivariate time series through stochastic recurrent neural network. In</w:t>
+      <w:bookmarkStart w:id="104" w:name="r-deepsvdd"/>
+      <w:r>
+        <w:rPr>
+          <w:highlight w:val="green"/>
+        </w:rPr>
+        <w:t xml:space="preserve">Ruff, L.; Vandermeulen, R.A.; Görnitz, N.; Deecke, L.; Siddiqui, S.A.; Binder, A.; Müller, E.; Kloft, M. Deep one-class classification. In</w:t>
       </w:r>
       <w:r>
         <w:rPr>
@@ -28226,34 +28246,51 @@
           <w:iCs/>
           <w:highlight w:val="green"/>
         </w:rPr>
-        <w:t xml:space="preserve">Proceedings of the 25th ACM SIGKDD International Conference on Knowledge Discovery &amp; Data Mining (KDD)</w:t>
-      </w:r>
-      <w:r>
-        <w:rPr>
-          <w:highlight w:val="green"/>
-        </w:rPr>
-        <w:t xml:space="preserve">, Anchorage, AK, USA, 4–8 August 2019; pp. 2828–2837.</w:t>
-      </w:r>
-      <w:r>
-        <w:rPr>
-          <w:highlight w:val="green"/>
-        </w:rPr>
-        <w:t xml:space="preserve"> </w:t>
-      </w:r>
-      <w:hyperlink r:id="rId49">
-        <w:r>
-          <w:rPr>
-            <w:rStyle w:val="Hyperlink"/>
-            <w:highlight w:val="green"/>
-          </w:rPr>
-          <w:t xml:space="preserve">https://doi.org/10.1145/3292500.3330672</w:t>
-        </w:r>
-      </w:hyperlink>
-      <w:r>
-        <w:rPr>
-          <w:highlight w:val="green"/>
-        </w:rPr>
-        <w:t xml:space="preserve">.</w:t>
+        <w:t xml:space="preserve">Proceedings of the 35th International Conference on Machine Learning (ICML)</w:t>
+      </w:r>
+      <w:r>
+        <w:rPr>
+          <w:highlight w:val="green"/>
+        </w:rPr>
+        <w:t xml:space="preserve">, Stockholm, Sweden, 10–15 July 2018; PMLR, Vol. 80, pp. 4393–4402.</w:t>
+      </w:r>
+      <w:bookmarkEnd w:id="104"/>
+    </w:p>
+    <w:p>
+      <w:pPr>
+        <w:pStyle w:val="MDPI81references"/>
+        <w:numPr>
+          <w:ilvl w:val="0"/>
+          <w:numId w:val="0"/>
+        </w:numPr>
+        <w:ind w:left="180" w:hanging="180"/>
+      </w:pPr>
+      <w:bookmarkStart w:id="105" w:name="r-thoc"/>
+      <w:r>
+        <w:rPr>
+          <w:highlight w:val="green"/>
+        </w:rPr>
+        <w:t xml:space="preserve">Shen, L.; Li, Z.; Kwok, J.T. Timeseries anomaly detection using temporal hierarchical one-class network. In</w:t>
+      </w:r>
+      <w:r>
+        <w:rPr>
+          <w:highlight w:val="green"/>
+        </w:rPr>
+        <w:t xml:space="preserve"> </w:t>
+      </w:r>
+      <w:r>
+        <w:rPr>
+          <w:i/>
+          <w:iCs/>
+          <w:highlight w:val="green"/>
+        </w:rPr>
+        <w:t xml:space="preserve">Advances in Neural Information Processing Systems 33 (NeurIPS)</w:t>
+      </w:r>
+      <w:r>
+        <w:rPr>
+          <w:highlight w:val="green"/>
+        </w:rPr>
+        <w:t xml:space="preserve">, Online, 6–12 December 2020; pp. 13016–13026.</w:t>
       </w:r>
       <w:bookmarkEnd w:id="105"/>
     </w:p>
@@ -28266,12 +28303,12 @@
         </w:numPr>
         <w:ind w:left="180" w:hanging="180"/>
       </w:pPr>
-      <w:bookmarkStart w:id="107" w:name="r-birihanu"/>
-      <w:r>
-        <w:rPr>
-          <w:highlight w:val="green"/>
-        </w:rPr>
-        <w:t xml:space="preserve">Birihanu, E.; Lendák, I. Explainable correlation-based anomaly detection for industrial control systems.</w:t>
+      <w:bookmarkStart w:id="107" w:name="r-omni"/>
+      <w:r>
+        <w:rPr>
+          <w:highlight w:val="green"/>
+        </w:rPr>
+        <w:t xml:space="preserve">Su, Y.; Zhao, Y.; Niu, C.; Liu, R.; Sun, W.; Pei, D. Robust anomaly detection for multivariate time series through stochastic recurrent neural network. In</w:t>
       </w:r>
       <w:r>
         <w:rPr>
@@ -28285,47 +28322,13 @@
           <w:iCs/>
           <w:highlight w:val="green"/>
         </w:rPr>
-        <w:t xml:space="preserve">Front. Artif. Intell.</w:t>
-      </w:r>
-      <w:r>
-        <w:rPr>
-          <w:highlight w:val="green"/>
-        </w:rPr>
-        <w:t xml:space="preserve"> </w:t>
-      </w:r>
-      <w:r>
-        <w:rPr>
-          <w:b/>
-          <w:bCs/>
-          <w:highlight w:val="green"/>
-        </w:rPr>
-        <w:t xml:space="preserve">2025</w:t>
-      </w:r>
-      <w:r>
-        <w:rPr>
-          <w:highlight w:val="green"/>
-        </w:rPr>
-        <w:t xml:space="preserve">,</w:t>
-      </w:r>
-      <w:r>
-        <w:rPr>
-          <w:highlight w:val="green"/>
-        </w:rPr>
-        <w:t xml:space="preserve"> </w:t>
-      </w:r>
-      <w:r>
-        <w:rPr>
-          <w:i/>
-          <w:iCs/>
-          <w:highlight w:val="green"/>
-        </w:rPr>
-        <w:t xml:space="preserve">7</w:t>
-      </w:r>
-      <w:r>
-        <w:rPr>
-          <w:highlight w:val="green"/>
-        </w:rPr>
-        <w:t xml:space="preserve">, 1508821.</w:t>
+        <w:t xml:space="preserve">Proceedings of the 25th ACM SIGKDD International Conference on Knowledge Discovery &amp; Data Mining (KDD)</w:t>
+      </w:r>
+      <w:r>
+        <w:rPr>
+          <w:highlight w:val="green"/>
+        </w:rPr>
+        <w:t xml:space="preserve">, Anchorage, AK, USA, 4–8 August 2019; pp. 2828–2837.</w:t>
       </w:r>
       <w:r>
         <w:rPr>
@@ -28339,7 +28342,7 @@
             <w:rStyle w:val="Hyperlink"/>
             <w:highlight w:val="green"/>
           </w:rPr>
-          <w:t xml:space="preserve">https://doi.org/10.3389/frai.2024.1508821</w:t>
+          <w:t xml:space="preserve">https://doi.org/10.1145/3292500.3330672</w:t>
         </w:r>
       </w:hyperlink>
       <w:r>
@@ -28359,66 +28362,86 @@
         </w:numPr>
         <w:ind w:left="180" w:hanging="180"/>
       </w:pPr>
-      <w:bookmarkStart w:id="109" w:name="r-lw"/>
-      <w:r>
-        <w:rPr/>
-        <w:t xml:space="preserve">Ledoit, O.; Wolf, M. A well-conditioned estimator for large-dimensional covariance matrices.</w:t>
-      </w:r>
-      <w:r>
-        <w:rPr/>
+      <w:bookmarkStart w:id="109" w:name="r-birihanu"/>
+      <w:r>
+        <w:rPr>
+          <w:highlight w:val="green"/>
+        </w:rPr>
+        <w:t xml:space="preserve">Birihanu, E.; Lendák, I. Explainable correlation-based anomaly detection for industrial control systems.</w:t>
+      </w:r>
+      <w:r>
+        <w:rPr>
+          <w:highlight w:val="green"/>
+        </w:rPr>
         <w:t xml:space="preserve"> </w:t>
       </w:r>
       <w:r>
         <w:rPr>
           <w:i/>
           <w:iCs/>
-        </w:rPr>
-        <w:t xml:space="preserve">J. Multivar. Anal.</w:t>
-      </w:r>
-      <w:r>
-        <w:rPr/>
+          <w:highlight w:val="green"/>
+        </w:rPr>
+        <w:t xml:space="preserve">Front. Artif. Intell.</w:t>
+      </w:r>
+      <w:r>
+        <w:rPr>
+          <w:highlight w:val="green"/>
+        </w:rPr>
         <w:t xml:space="preserve"> </w:t>
       </w:r>
       <w:r>
         <w:rPr>
           <w:b/>
           <w:bCs/>
-        </w:rPr>
-        <w:t xml:space="preserve">2004</w:t>
-      </w:r>
-      <w:r>
-        <w:rPr/>
+          <w:highlight w:val="green"/>
+        </w:rPr>
+        <w:t xml:space="preserve">2025</w:t>
+      </w:r>
+      <w:r>
+        <w:rPr>
+          <w:highlight w:val="green"/>
+        </w:rPr>
         <w:t xml:space="preserve">,</w:t>
       </w:r>
       <w:r>
-        <w:rPr/>
+        <w:rPr>
+          <w:highlight w:val="green"/>
+        </w:rPr>
         <w:t xml:space="preserve"> </w:t>
       </w:r>
       <w:r>
         <w:rPr>
           <w:i/>
           <w:iCs/>
-        </w:rPr>
-        <w:t xml:space="preserve">88</w:t>
-      </w:r>
-      <w:r>
-        <w:rPr/>
-        <w:t xml:space="preserve">, 365–411.</w:t>
-      </w:r>
-      <w:r>
-        <w:rPr/>
+          <w:highlight w:val="green"/>
+        </w:rPr>
+        <w:t xml:space="preserve">7</w:t>
+      </w:r>
+      <w:r>
+        <w:rPr>
+          <w:highlight w:val="green"/>
+        </w:rPr>
+        <w:t xml:space="preserve">, 1508821.</w:t>
+      </w:r>
+      <w:r>
+        <w:rPr>
+          <w:highlight w:val="green"/>
+        </w:rPr>
         <w:t xml:space="preserve"> </w:t>
       </w:r>
       <w:hyperlink r:id="rId51">
         <w:r>
           <w:rPr>
             <w:rStyle w:val="Hyperlink"/>
+            <w:highlight w:val="green"/>
           </w:rPr>
-          <w:t xml:space="preserve">https://doi.org/10.1016/S0047-259X(03)00096-4</w:t>
+          <w:t xml:space="preserve">https://doi.org/10.3389/frai.2024.1508821</w:t>
         </w:r>
       </w:hyperlink>
       <w:r>
-        <w:rPr/>
+        <w:rPr>
+          <w:highlight w:val="green"/>
+        </w:rPr>
         <w:t xml:space="preserve">.</w:t>
       </w:r>
       <w:bookmarkEnd w:id="109"/>
@@ -28432,10 +28455,51 @@
         </w:numPr>
         <w:ind w:left="180" w:hanging="180"/>
       </w:pPr>
-      <w:bookmarkStart w:id="111" w:name="r-if"/>
-      <w:r>
-        <w:rPr/>
-        <w:t xml:space="preserve">Liu, F.T.; Ting, K.M.; Zhou, Z.-H. Isolation forest. In Proceedings of the 2008 Eighth IEEE International Conference on Data Mining (ICDM), Pisa, Italy, 15–19 December 2008; pp. 413–422.</w:t>
+      <w:bookmarkStart w:id="111" w:name="r-lw"/>
+      <w:r>
+        <w:rPr/>
+        <w:t xml:space="preserve">Ledoit, O.; Wolf, M. A well-conditioned estimator for large-dimensional covariance matrices.</w:t>
+      </w:r>
+      <w:r>
+        <w:rPr/>
+        <w:t xml:space="preserve"> </w:t>
+      </w:r>
+      <w:r>
+        <w:rPr>
+          <w:i/>
+          <w:iCs/>
+        </w:rPr>
+        <w:t xml:space="preserve">J. Multivar. Anal.</w:t>
+      </w:r>
+      <w:r>
+        <w:rPr/>
+        <w:t xml:space="preserve"> </w:t>
+      </w:r>
+      <w:r>
+        <w:rPr>
+          <w:b/>
+          <w:bCs/>
+        </w:rPr>
+        <w:t xml:space="preserve">2004</w:t>
+      </w:r>
+      <w:r>
+        <w:rPr/>
+        <w:t xml:space="preserve">,</w:t>
+      </w:r>
+      <w:r>
+        <w:rPr/>
+        <w:t xml:space="preserve"> </w:t>
+      </w:r>
+      <w:r>
+        <w:rPr>
+          <w:i/>
+          <w:iCs/>
+        </w:rPr>
+        <w:t xml:space="preserve">88</w:t>
+      </w:r>
+      <w:r>
+        <w:rPr/>
+        <w:t xml:space="preserve">, 365–411.</w:t>
       </w:r>
       <w:r>
         <w:rPr/>
@@ -28446,7 +28510,7 @@
           <w:rPr>
             <w:rStyle w:val="Hyperlink"/>
           </w:rPr>
-          <w:t xml:space="preserve">https://doi.org/10.1109/ICDM.2008.17</w:t>
+          <w:t xml:space="preserve">https://doi.org/10.1016/S0047-259X(03)00096-4</w:t>
         </w:r>
       </w:hyperlink>
       <w:r>
@@ -28464,10 +28528,10 @@
         </w:numPr>
         <w:ind w:left="180" w:hanging="180"/>
       </w:pPr>
-      <w:bookmarkStart w:id="113" w:name="r-aead"/>
-      <w:r>
-        <w:rPr/>
-        <w:t xml:space="preserve">Sakurada, M.; Yairi, T. Anomaly detection using autoencoders with nonlinear dimensionality reduction. In Proceedings of the MLSDA 2014 2nd Workshop on Machine Learning for Sensory Data Analysis, Gold Coast, Australia, 2 December 2014; pp. 4–11.</w:t>
+      <w:bookmarkStart w:id="113" w:name="r-if"/>
+      <w:r>
+        <w:rPr/>
+        <w:t xml:space="preserve">Liu, F.T.; Ting, K.M.; Zhou, Z.-H. Isolation forest. In Proceedings of the 2008 Eighth IEEE International Conference on Data Mining (ICDM), Pisa, Italy, 15–19 December 2008; pp. 413–422.</w:t>
       </w:r>
       <w:r>
         <w:rPr/>
@@ -28478,7 +28542,7 @@
           <w:rPr>
             <w:rStyle w:val="Hyperlink"/>
           </w:rPr>
-          <w:t xml:space="preserve">https://doi.org/10.1145/2689746.2689747</w:t>
+          <w:t xml:space="preserve">https://doi.org/10.1109/ICDM.2008.17</w:t>
         </w:r>
       </w:hyperlink>
       <w:r>
@@ -28496,10 +28560,10 @@
         </w:numPr>
         <w:ind w:left="180" w:hanging="180"/>
       </w:pPr>
-      <w:bookmarkStart w:id="115" w:name="r-usad"/>
-      <w:r>
-        <w:rPr/>
-        <w:t xml:space="preserve">Audibert, J.; Michiardi, P.; Guyard, F.; Marti, S.; Zuluaga, M.A. USAD: Unsupervised anomaly detection on multivariate time series. In Proceedings of the 26th ACM SIGKDD International Conference on Knowledge Discovery &amp; Data Mining (KDD), Virtual Event, CA, USA, 23–27 August 2020; pp. 3395–3404.</w:t>
+      <w:bookmarkStart w:id="115" w:name="r-aead"/>
+      <w:r>
+        <w:rPr/>
+        <w:t xml:space="preserve">Sakurada, M.; Yairi, T. Anomaly detection using autoencoders with nonlinear dimensionality reduction. In Proceedings of the MLSDA 2014 2nd Workshop on Machine Learning for Sensory Data Analysis, Gold Coast, Australia, 2 December 2014; pp. 4–11.</w:t>
       </w:r>
       <w:r>
         <w:rPr/>
@@ -28510,7 +28574,7 @@
           <w:rPr>
             <w:rStyle w:val="Hyperlink"/>
           </w:rPr>
-          <w:t xml:space="preserve">https://doi.org/10.1145/3394486.3403392</w:t>
+          <w:t xml:space="preserve">https://doi.org/10.1145/2689746.2689747</w:t>
         </w:r>
       </w:hyperlink>
       <w:r>
@@ -28528,51 +28592,10 @@
         </w:numPr>
         <w:ind w:left="180" w:hanging="180"/>
       </w:pPr>
-      <w:bookmarkStart w:id="117" w:name="r-tranad"/>
-      <w:r>
-        <w:rPr/>
-        <w:t xml:space="preserve">Tuli, S.; Casale, G.; Jennings, N.R. TranAD: Deep transformer networks for anomaly detection in multivariate time series data.</w:t>
-      </w:r>
-      <w:r>
-        <w:rPr/>
-        <w:t xml:space="preserve"> </w:t>
-      </w:r>
-      <w:r>
-        <w:rPr>
-          <w:i/>
-          <w:iCs/>
-        </w:rPr>
-        <w:t xml:space="preserve">Proc. VLDB Endow.</w:t>
-      </w:r>
-      <w:r>
-        <w:rPr/>
-        <w:t xml:space="preserve"> </w:t>
-      </w:r>
-      <w:r>
-        <w:rPr>
-          <w:b/>
-          <w:bCs/>
-        </w:rPr>
-        <w:t xml:space="preserve">2022</w:t>
-      </w:r>
-      <w:r>
-        <w:rPr/>
-        <w:t xml:space="preserve">,</w:t>
-      </w:r>
-      <w:r>
-        <w:rPr/>
-        <w:t xml:space="preserve"> </w:t>
-      </w:r>
-      <w:r>
-        <w:rPr>
-          <w:i/>
-          <w:iCs/>
-        </w:rPr>
-        <w:t xml:space="preserve">15</w:t>
-      </w:r>
-      <w:r>
-        <w:rPr/>
-        <w:t xml:space="preserve">, 1201–1214.</w:t>
+      <w:bookmarkStart w:id="117" w:name="r-usad"/>
+      <w:r>
+        <w:rPr/>
+        <w:t xml:space="preserve">Audibert, J.; Michiardi, P.; Guyard, F.; Marti, S.; Zuluaga, M.A. USAD: Unsupervised anomaly detection on multivariate time series. In Proceedings of the 26th ACM SIGKDD International Conference on Knowledge Discovery &amp; Data Mining (KDD), Virtual Event, CA, USA, 23–27 August 2020; pp. 3395–3404.</w:t>
       </w:r>
       <w:r>
         <w:rPr/>
@@ -28583,7 +28606,7 @@
           <w:rPr>
             <w:rStyle w:val="Hyperlink"/>
           </w:rPr>
-          <w:t xml:space="preserve">https://doi.org/10.14778/3514061.3514067</w:t>
+          <w:t xml:space="preserve">https://doi.org/10.1145/3394486.3403392</w:t>
         </w:r>
       </w:hyperlink>
       <w:r>
@@ -28601,10 +28624,51 @@
         </w:numPr>
         <w:ind w:left="180" w:hanging="180"/>
       </w:pPr>
-      <w:bookmarkStart w:id="119" w:name="r-gdn"/>
-      <w:r>
-        <w:rPr/>
-        <w:t xml:space="preserve">Deng, A.; Hooi, B. Graph neural network-based anomaly detection in multivariate time series. In Proceedings of the AAAI Conference on Artificial Intelligence, Virtual, 2–9 February 2021; Volume 35, pp. 4027–4035.</w:t>
+      <w:bookmarkStart w:id="119" w:name="r-tranad"/>
+      <w:r>
+        <w:rPr/>
+        <w:t xml:space="preserve">Tuli, S.; Casale, G.; Jennings, N.R. TranAD: Deep transformer networks for anomaly detection in multivariate time series data.</w:t>
+      </w:r>
+      <w:r>
+        <w:rPr/>
+        <w:t xml:space="preserve"> </w:t>
+      </w:r>
+      <w:r>
+        <w:rPr>
+          <w:i/>
+          <w:iCs/>
+        </w:rPr>
+        <w:t xml:space="preserve">Proc. VLDB Endow.</w:t>
+      </w:r>
+      <w:r>
+        <w:rPr/>
+        <w:t xml:space="preserve"> </w:t>
+      </w:r>
+      <w:r>
+        <w:rPr>
+          <w:b/>
+          <w:bCs/>
+        </w:rPr>
+        <w:t xml:space="preserve">2022</w:t>
+      </w:r>
+      <w:r>
+        <w:rPr/>
+        <w:t xml:space="preserve">,</w:t>
+      </w:r>
+      <w:r>
+        <w:rPr/>
+        <w:t xml:space="preserve"> </w:t>
+      </w:r>
+      <w:r>
+        <w:rPr>
+          <w:i/>
+          <w:iCs/>
+        </w:rPr>
+        <w:t xml:space="preserve">15</w:t>
+      </w:r>
+      <w:r>
+        <w:rPr/>
+        <w:t xml:space="preserve">, 1201–1214.</w:t>
       </w:r>
       <w:r>
         <w:rPr/>
@@ -28615,7 +28679,7 @@
           <w:rPr>
             <w:rStyle w:val="Hyperlink"/>
           </w:rPr>
-          <w:t xml:space="preserve">https://doi.org/10.1609/aaai.v35i5.16523</w:t>
+          <w:t xml:space="preserve">https://doi.org/10.14778/3514061.3514067</w:t>
         </w:r>
       </w:hyperlink>
       <w:r>
@@ -28633,52 +28697,25 @@
         </w:numPr>
         <w:ind w:left="180" w:hanging="180"/>
       </w:pPr>
-      <w:bookmarkStart w:id="121" w:name="r-graphmoe"/>
-      <w:r>
-        <w:rPr>
-          <w:highlight w:val="green"/>
-        </w:rPr>
-        <w:t xml:space="preserve">Huang, X.; Chen, W.; Hu, B.; Mao, Z. Graph mixture of experts and memory-augmented routers for multivariate time series anomaly detection. In</w:t>
-      </w:r>
-      <w:r>
-        <w:rPr>
-          <w:highlight w:val="green"/>
-        </w:rPr>
-        <w:t xml:space="preserve"> </w:t>
-      </w:r>
-      <w:r>
-        <w:rPr>
-          <w:i/>
-          <w:iCs/>
-          <w:highlight w:val="green"/>
-        </w:rPr>
-        <w:t xml:space="preserve">Proceedings of the AAAI Conference on Artificial Intelligence</w:t>
-      </w:r>
-      <w:r>
-        <w:rPr>
-          <w:highlight w:val="green"/>
-        </w:rPr>
-        <w:t xml:space="preserve">, Philadelphia, PA, USA, 25 February–4 March 2025; Volume 39, pp. 17476–17484.</w:t>
-      </w:r>
-      <w:r>
-        <w:rPr>
-          <w:highlight w:val="green"/>
-        </w:rPr>
+      <w:bookmarkStart w:id="121" w:name="r-gdn"/>
+      <w:r>
+        <w:rPr/>
+        <w:t xml:space="preserve">Deng, A.; Hooi, B. Graph neural network-based anomaly detection in multivariate time series. In Proceedings of the AAAI Conference on Artificial Intelligence, Virtual, 2–9 February 2021; Volume 35, pp. 4027–4035.</w:t>
+      </w:r>
+      <w:r>
+        <w:rPr/>
         <w:t xml:space="preserve"> </w:t>
       </w:r>
       <w:hyperlink r:id="rId57">
         <w:r>
           <w:rPr>
             <w:rStyle w:val="Hyperlink"/>
-            <w:highlight w:val="green"/>
           </w:rPr>
-          <w:t xml:space="preserve">https://doi.org/10.1609/aaai.v39i16.33921</w:t>
+          <w:t xml:space="preserve">https://doi.org/10.1609/aaai.v35i5.16523</w:t>
         </w:r>
       </w:hyperlink>
       <w:r>
-        <w:rPr>
-          <w:highlight w:val="green"/>
-        </w:rPr>
+        <w:rPr/>
         <w:t xml:space="preserve">.</w:t>
       </w:r>
       <w:bookmarkEnd w:id="121"/>
@@ -28692,25 +28729,52 @@
         </w:numPr>
         <w:ind w:left="180" w:hanging="180"/>
       </w:pPr>
-      <w:bookmarkStart w:id="123" w:name="r-sensitivehue"/>
-      <w:r>
-        <w:rPr/>
-        <w:t xml:space="preserve">Feng, Y.; Zhang, W.; Fu, Y.; Jiang, W.; Zhu, J.; Ren, W. SensitiveHUE: Multivariate time series anomaly detection by enhancing the sensitivity to normal patterns. In Proceedings of the 30th ACM SIGKDD Conference on Knowledge Discovery and Data Mining (KDD), Barcelona, Spain, 25–29 August 2024; pp. 782–793.</w:t>
-      </w:r>
-      <w:r>
-        <w:rPr/>
+      <w:bookmarkStart w:id="123" w:name="r-graphmoe"/>
+      <w:r>
+        <w:rPr>
+          <w:highlight w:val="green"/>
+        </w:rPr>
+        <w:t xml:space="preserve">Huang, X.; Chen, W.; Hu, B.; Mao, Z. Graph mixture of experts and memory-augmented routers for multivariate time series anomaly detection. In</w:t>
+      </w:r>
+      <w:r>
+        <w:rPr>
+          <w:highlight w:val="green"/>
+        </w:rPr>
+        <w:t xml:space="preserve"> </w:t>
+      </w:r>
+      <w:r>
+        <w:rPr>
+          <w:i/>
+          <w:iCs/>
+          <w:highlight w:val="green"/>
+        </w:rPr>
+        <w:t xml:space="preserve">Proceedings of the AAAI Conference on Artificial Intelligence</w:t>
+      </w:r>
+      <w:r>
+        <w:rPr>
+          <w:highlight w:val="green"/>
+        </w:rPr>
+        <w:t xml:space="preserve">, Philadelphia, PA, USA, 25 February–4 March 2025; Volume 39, pp. 17476–17484.</w:t>
+      </w:r>
+      <w:r>
+        <w:rPr>
+          <w:highlight w:val="green"/>
+        </w:rPr>
         <w:t xml:space="preserve"> </w:t>
       </w:r>
       <w:hyperlink r:id="rId58">
         <w:r>
           <w:rPr>
             <w:rStyle w:val="Hyperlink"/>
+            <w:highlight w:val="green"/>
           </w:rPr>
-          <w:t xml:space="preserve">https://doi.org/10.1145/3637528.3671919</w:t>
+          <w:t xml:space="preserve">https://doi.org/10.1609/aaai.v39i16.33921</w:t>
         </w:r>
       </w:hyperlink>
       <w:r>
-        <w:rPr/>
+        <w:rPr>
+          <w:highlight w:val="green"/>
+        </w:rPr>
         <w:t xml:space="preserve">.</w:t>
       </w:r>
       <w:bookmarkEnd w:id="123"/>
@@ -28724,10 +28788,10 @@
         </w:numPr>
         <w:ind w:left="180" w:hanging="180"/>
       </w:pPr>
-      <w:bookmarkStart w:id="125" w:name="r-catch"/>
-      <w:r>
-        <w:rPr/>
-        <w:t xml:space="preserve">Wu, X.; Qiu, X.; Li, Z.; Hu, Y.; Guo, C.; Xu, X.; Yang, B. CATCH: Channel-aware multivariate time series anomaly detection via frequency patching. In Proceedings of the International Conference on Learning Representations (ICLR), Singapore, 24–28 April 2025.</w:t>
+      <w:bookmarkStart w:id="125" w:name="r-sensitivehue"/>
+      <w:r>
+        <w:rPr/>
+        <w:t xml:space="preserve">Feng, Y.; Zhang, W.; Fu, Y.; Jiang, W.; Zhu, J.; Ren, W. SensitiveHUE: Multivariate time series anomaly detection by enhancing the sensitivity to normal patterns. In Proceedings of the 30th ACM SIGKDD Conference on Knowledge Discovery and Data Mining (KDD), Barcelona, Spain, 25–29 August 2024; pp. 782–793.</w:t>
       </w:r>
       <w:r>
         <w:rPr/>
@@ -28738,7 +28802,7 @@
           <w:rPr>
             <w:rStyle w:val="Hyperlink"/>
           </w:rPr>
-          <w:t xml:space="preserve">arXiv:2410.12261</w:t>
+          <w:t xml:space="preserve">https://doi.org/10.1145/3637528.3671919</w:t>
         </w:r>
       </w:hyperlink>
       <w:r>
@@ -28756,10 +28820,10 @@
         </w:numPr>
         <w:ind w:left="180" w:hanging="180"/>
       </w:pPr>
-      <w:bookmarkStart w:id="127" w:name="r-gearbox"/>
-      <w:r>
-        <w:rPr/>
-        <w:t xml:space="preserve">Gildish, E.; Grebshtein, M.; Aperstein, Y.; Makienko, I. Vibration-based estimation of gearbox operating conditions: Machine learning approach. In Proceedings of the 2023 International Conference on Control, Automation and Diagnosis (ICCAD), Rome, Italy, 10–12 May 2023; pp. 1–6.</w:t>
+      <w:bookmarkStart w:id="127" w:name="r-catch"/>
+      <w:r>
+        <w:rPr/>
+        <w:t xml:space="preserve">Wu, X.; Qiu, X.; Li, Z.; Hu, Y.; Guo, C.; Xu, X.; Yang, B. CATCH: Channel-aware multivariate time series anomaly detection via frequency patching. In Proceedings of the International Conference on Learning Representations (ICLR), Singapore, 24–28 April 2025.</w:t>
       </w:r>
       <w:r>
         <w:rPr/>
@@ -28770,7 +28834,7 @@
           <w:rPr>
             <w:rStyle w:val="Hyperlink"/>
           </w:rPr>
-          <w:t xml:space="preserve">https://doi.org/10.1109/ICCAD57653.2023.10152303</w:t>
+          <w:t xml:space="preserve">arXiv:2410.12261</w:t>
         </w:r>
       </w:hyperlink>
       <w:r>
@@ -28788,51 +28852,10 @@
         </w:numPr>
         <w:ind w:left="180" w:hanging="180"/>
       </w:pPr>
-      <w:bookmarkStart w:id="129" w:name="r-vibdecomp"/>
-      <w:r>
-        <w:rPr/>
-        <w:t xml:space="preserve">Gildish, E.; Grebshtein, M.; Aperstein, Y.; Makienko, I. Vibration signal decomposition using dilated CNN.</w:t>
-      </w:r>
-      <w:r>
-        <w:rPr/>
-        <w:t xml:space="preserve"> </w:t>
-      </w:r>
-      <w:r>
-        <w:rPr>
-          <w:i/>
-          <w:iCs/>
-        </w:rPr>
-        <w:t xml:space="preserve">Proc. Annu. Conf. PHM Soc.</w:t>
-      </w:r>
-      <w:r>
-        <w:rPr/>
-        <w:t xml:space="preserve"> </w:t>
-      </w:r>
-      <w:r>
-        <w:rPr>
-          <w:b/>
-          <w:bCs/>
-        </w:rPr>
-        <w:t xml:space="preserve">2023</w:t>
-      </w:r>
-      <w:r>
-        <w:rPr/>
-        <w:t xml:space="preserve">,</w:t>
-      </w:r>
-      <w:r>
-        <w:rPr/>
-        <w:t xml:space="preserve"> </w:t>
-      </w:r>
-      <w:r>
-        <w:rPr>
-          <w:i/>
-          <w:iCs/>
-        </w:rPr>
-        <w:t xml:space="preserve">15</w:t>
-      </w:r>
-      <w:r>
-        <w:rPr/>
-        <w:t xml:space="preserve">.</w:t>
+      <w:bookmarkStart w:id="129" w:name="r-gearbox"/>
+      <w:r>
+        <w:rPr/>
+        <w:t xml:space="preserve">Gildish, E.; Grebshtein, M.; Aperstein, Y.; Makienko, I. Vibration-based estimation of gearbox operating conditions: Machine learning approach. In Proceedings of the 2023 International Conference on Control, Automation and Diagnosis (ICCAD), Rome, Italy, 10–12 May 2023; pp. 1–6.</w:t>
       </w:r>
       <w:r>
         <w:rPr/>
@@ -28843,7 +28866,7 @@
           <w:rPr>
             <w:rStyle w:val="Hyperlink"/>
           </w:rPr>
-          <w:t xml:space="preserve">https://doi.org/10.36001/phmconf.2023.v15i1.3502</w:t>
+          <w:t xml:space="preserve">https://doi.org/10.1109/ICCAD57653.2023.10152303</w:t>
         </w:r>
       </w:hyperlink>
       <w:r>
@@ -28861,10 +28884,10 @@
         </w:numPr>
         <w:ind w:left="180" w:hanging="180"/>
       </w:pPr>
-      <w:bookmarkStart w:id="131" w:name="r-bolt"/>
-      <w:r>
-        <w:rPr/>
-        <w:t xml:space="preserve">Gildish, E.; Grebshtein, M.; Aperstein, Y.; Kushnirski, A.; Makienko, I. Helicopter bolt loosening monitoring using vibrations and machine learning.</w:t>
+      <w:bookmarkStart w:id="131" w:name="r-vibdecomp"/>
+      <w:r>
+        <w:rPr/>
+        <w:t xml:space="preserve">Gildish, E.; Grebshtein, M.; Aperstein, Y.; Makienko, I. Vibration signal decomposition using dilated CNN.</w:t>
       </w:r>
       <w:r>
         <w:rPr/>
@@ -28875,7 +28898,7 @@
           <w:i/>
           <w:iCs/>
         </w:rPr>
-        <w:t xml:space="preserve">PHM Soc. Eur. Conf.</w:t>
+        <w:t xml:space="preserve">Proc. Annu. Conf. PHM Soc.</w:t>
       </w:r>
       <w:r>
         <w:rPr/>
@@ -28886,7 +28909,7 @@
           <w:b/>
           <w:bCs/>
         </w:rPr>
-        <w:t xml:space="preserve">2022</w:t>
+        <w:t xml:space="preserve">2023</w:t>
       </w:r>
       <w:r>
         <w:rPr/>
@@ -28901,11 +28924,11 @@
           <w:i/>
           <w:iCs/>
         </w:rPr>
-        <w:t xml:space="preserve">7</w:t>
-      </w:r>
-      <w:r>
-        <w:rPr/>
-        <w:t xml:space="preserve">, 146–155.</w:t>
+        <w:t xml:space="preserve">15</w:t>
+      </w:r>
+      <w:r>
+        <w:rPr/>
+        <w:t xml:space="preserve">.</w:t>
       </w:r>
       <w:r>
         <w:rPr/>
@@ -28916,7 +28939,7 @@
           <w:rPr>
             <w:rStyle w:val="Hyperlink"/>
           </w:rPr>
-          <w:t xml:space="preserve">https://doi.org/10.36001/phme.2022.v7i1.3322</w:t>
+          <w:t xml:space="preserve">https://doi.org/10.36001/phmconf.2023.v15i1.3502</w:t>
         </w:r>
       </w:hyperlink>
       <w:r>
@@ -28934,10 +28957,10 @@
         </w:numPr>
         <w:ind w:left="180" w:hanging="180"/>
       </w:pPr>
-      <w:bookmarkStart w:id="133" w:name="r-rotorcraft"/>
-      <w:r>
-        <w:rPr/>
-        <w:t xml:space="preserve">Shavit, D.; Davidovits, M.; Kushnirsky, A.; Aperstein, Y. Temporal causality-based feature selection for fault prediction in rotorcraft flight controls.</w:t>
+      <w:bookmarkStart w:id="133" w:name="r-bolt"/>
+      <w:r>
+        <w:rPr/>
+        <w:t xml:space="preserve">Gildish, E.; Grebshtein, M.; Aperstein, Y.; Kushnirski, A.; Makienko, I. Helicopter bolt loosening monitoring using vibrations and machine learning.</w:t>
       </w:r>
       <w:r>
         <w:rPr/>
@@ -28948,7 +28971,7 @@
           <w:i/>
           <w:iCs/>
         </w:rPr>
-        <w:t xml:space="preserve">IFAC-PapersOnLine</w:t>
+        <w:t xml:space="preserve">PHM Soc. Eur. Conf.</w:t>
       </w:r>
       <w:r>
         <w:rPr/>
@@ -28974,11 +28997,11 @@
           <w:i/>
           <w:iCs/>
         </w:rPr>
-        <w:t xml:space="preserve">55</w:t>
-      </w:r>
-      <w:r>
-        <w:rPr/>
-        <w:t xml:space="preserve">, 235–239.</w:t>
+        <w:t xml:space="preserve">7</w:t>
+      </w:r>
+      <w:r>
+        <w:rPr/>
+        <w:t xml:space="preserve">, 146–155.</w:t>
       </w:r>
       <w:r>
         <w:rPr/>
@@ -28989,7 +29012,7 @@
           <w:rPr>
             <w:rStyle w:val="Hyperlink"/>
           </w:rPr>
-          <w:t xml:space="preserve">https://doi.org/10.1016/j.ifacol.2022.04.199</w:t>
+          <w:t xml:space="preserve">https://doi.org/10.36001/phme.2022.v7i1.3322</w:t>
         </w:r>
       </w:hyperlink>
       <w:r>
@@ -29007,10 +29030,10 @@
         </w:numPr>
         <w:ind w:left="180" w:hanging="180"/>
       </w:pPr>
-      <w:bookmarkStart w:id="135" w:name="r-hc"/>
-      <w:r>
-        <w:rPr/>
-        <w:t xml:space="preserve">Donoho, D.; Jin, J. Higher criticism for detecting sparse heterogeneous mixtures.</w:t>
+      <w:bookmarkStart w:id="135" w:name="r-rotorcraft"/>
+      <w:r>
+        <w:rPr/>
+        <w:t xml:space="preserve">Shavit, D.; Davidovits, M.; Kushnirsky, A.; Aperstein, Y. Temporal causality-based feature selection for fault prediction in rotorcraft flight controls.</w:t>
       </w:r>
       <w:r>
         <w:rPr/>
@@ -29021,7 +29044,7 @@
           <w:i/>
           <w:iCs/>
         </w:rPr>
-        <w:t xml:space="preserve">Ann. Stat.</w:t>
+        <w:t xml:space="preserve">IFAC-PapersOnLine</w:t>
       </w:r>
       <w:r>
         <w:rPr/>
@@ -29032,7 +29055,7 @@
           <w:b/>
           <w:bCs/>
         </w:rPr>
-        <w:t xml:space="preserve">2004</w:t>
+        <w:t xml:space="preserve">2022</w:t>
       </w:r>
       <w:r>
         <w:rPr/>
@@ -29047,11 +29070,11 @@
           <w:i/>
           <w:iCs/>
         </w:rPr>
-        <w:t xml:space="preserve">32</w:t>
-      </w:r>
-      <w:r>
-        <w:rPr/>
-        <w:t xml:space="preserve">, 962–994.</w:t>
+        <w:t xml:space="preserve">55</w:t>
+      </w:r>
+      <w:r>
+        <w:rPr/>
+        <w:t xml:space="preserve">, 235–239.</w:t>
       </w:r>
       <w:r>
         <w:rPr/>
@@ -29062,7 +29085,7 @@
           <w:rPr>
             <w:rStyle w:val="Hyperlink"/>
           </w:rPr>
-          <w:t xml:space="preserve">https://doi.org/10.1214/009053604000000265</w:t>
+          <w:t xml:space="preserve">https://doi.org/10.1016/j.ifacol.2022.04.199</w:t>
         </w:r>
       </w:hyperlink>
       <w:r>
@@ -29080,25 +29103,86 @@
         </w:numPr>
         <w:ind w:left="180" w:hanging="180"/>
       </w:pPr>
-      <w:bookmarkStart w:id="137" w:name="r-wadi"/>
-      <w:r>
-        <w:rPr/>
-        <w:t xml:space="preserve">Ahmed, C.M.; Palleti, V.R.; Mathur, A.P. WADI: A water distribution testbed for research in the design of secure cyber physical systems. In Proceedings of the 3rd International Workshop on Cyber-Physical Systems for Smart Water Networks (CySWATER), Pittsburgh, PA, USA, 21 April 2017; pp. 25–28.</w:t>
-      </w:r>
-      <w:r>
-        <w:rPr/>
+      <w:bookmarkStart w:id="137" w:name="r-batadal"/>
+      <w:r>
+        <w:rPr>
+          <w:highlight w:val="green"/>
+        </w:rPr>
+        <w:t xml:space="preserve">Taormina, R.; Galelli, S.; Tippenhauer, N.O.; Salomons, E.; Ostfeld, A.; Eliades, D.G.; Aghashahi, M.; Sundararajan, R.; Pourahmadi, M.; Banks, M.K.; et al. Battle of the attack detection algorithms: Disclosing cyber attacks on water distribution networks.</w:t>
+      </w:r>
+      <w:r>
+        <w:rPr>
+          <w:highlight w:val="green"/>
+        </w:rPr>
+        <w:t xml:space="preserve"> </w:t>
+      </w:r>
+      <w:r>
+        <w:rPr>
+          <w:i/>
+          <w:iCs/>
+          <w:highlight w:val="green"/>
+        </w:rPr>
+        <w:t xml:space="preserve">J. Water Resour. Plan. Manag.</w:t>
+      </w:r>
+      <w:r>
+        <w:rPr>
+          <w:highlight w:val="green"/>
+        </w:rPr>
+        <w:t xml:space="preserve"> </w:t>
+      </w:r>
+      <w:r>
+        <w:rPr>
+          <w:b/>
+          <w:bCs/>
+          <w:highlight w:val="green"/>
+        </w:rPr>
+        <w:t xml:space="preserve">2018</w:t>
+      </w:r>
+      <w:r>
+        <w:rPr>
+          <w:highlight w:val="green"/>
+        </w:rPr>
+        <w:t xml:space="preserve">,</w:t>
+      </w:r>
+      <w:r>
+        <w:rPr>
+          <w:highlight w:val="green"/>
+        </w:rPr>
+        <w:t xml:space="preserve"> </w:t>
+      </w:r>
+      <w:r>
+        <w:rPr>
+          <w:i/>
+          <w:iCs/>
+          <w:highlight w:val="green"/>
+        </w:rPr>
+        <w:t xml:space="preserve">144</w:t>
+      </w:r>
+      <w:r>
+        <w:rPr>
+          <w:highlight w:val="green"/>
+        </w:rPr>
+        <w:t xml:space="preserve">, 04018048.</w:t>
+      </w:r>
+      <w:r>
+        <w:rPr>
+          <w:highlight w:val="green"/>
+        </w:rPr>
         <w:t xml:space="preserve"> </w:t>
       </w:r>
       <w:hyperlink r:id="rId65">
         <w:r>
           <w:rPr>
             <w:rStyle w:val="Hyperlink"/>
+            <w:highlight w:val="green"/>
           </w:rPr>
-          <w:t xml:space="preserve">https://doi.org/10.1145/3055366.3055375</w:t>
+          <w:t xml:space="preserve">https://doi.org/10.1061/(ASCE)WR.1943-5452.0000969</w:t>
         </w:r>
       </w:hyperlink>
       <w:r>
-        <w:rPr/>
+        <w:rPr>
+          <w:highlight w:val="green"/>
+        </w:rPr>
         <w:t xml:space="preserve">.</w:t>
       </w:r>
       <w:bookmarkEnd w:id="137"/>
@@ -29112,25 +29196,86 @@
         </w:numPr>
         <w:ind w:left="180" w:hanging="180"/>
       </w:pPr>
-      <w:bookmarkStart w:id="139" w:name="r-hai"/>
-      <w:r>
-        <w:rPr/>
-        <w:t xml:space="preserve">Shin, H.-K.; Lee, W.; Yun, J.-H.; Kim, H. HAI 1.0: HIL-based augmented ICS security dataset. In Proceedings of the 13th USENIX Workshop on Cyber Security Experimentation and Test (CSET), Virtual, 10 August 2020.</w:t>
-      </w:r>
-      <w:r>
-        <w:rPr/>
+      <w:bookmarkStart w:id="139" w:name="r-ncmapss"/>
+      <w:r>
+        <w:rPr>
+          <w:highlight w:val="green"/>
+        </w:rPr>
+        <w:t xml:space="preserve">Arias Chao, M.; Kulkarni, C.; Goebel, K.; Fink, O. Aircraft engine run-to-failure dataset under real flight conditions for prognostics and diagnostics.</w:t>
+      </w:r>
+      <w:r>
+        <w:rPr>
+          <w:highlight w:val="green"/>
+        </w:rPr>
+        <w:t xml:space="preserve"> </w:t>
+      </w:r>
+      <w:r>
+        <w:rPr>
+          <w:i/>
+          <w:iCs/>
+          <w:highlight w:val="green"/>
+        </w:rPr>
+        <w:t xml:space="preserve">Data</w:t>
+      </w:r>
+      <w:r>
+        <w:rPr>
+          <w:highlight w:val="green"/>
+        </w:rPr>
+        <w:t xml:space="preserve"> </w:t>
+      </w:r>
+      <w:r>
+        <w:rPr>
+          <w:b/>
+          <w:bCs/>
+          <w:highlight w:val="green"/>
+        </w:rPr>
+        <w:t xml:space="preserve">2021</w:t>
+      </w:r>
+      <w:r>
+        <w:rPr>
+          <w:highlight w:val="green"/>
+        </w:rPr>
+        <w:t xml:space="preserve">,</w:t>
+      </w:r>
+      <w:r>
+        <w:rPr>
+          <w:highlight w:val="green"/>
+        </w:rPr>
+        <w:t xml:space="preserve"> </w:t>
+      </w:r>
+      <w:r>
+        <w:rPr>
+          <w:i/>
+          <w:iCs/>
+          <w:highlight w:val="green"/>
+        </w:rPr>
+        <w:t xml:space="preserve">6</w:t>
+      </w:r>
+      <w:r>
+        <w:rPr>
+          <w:highlight w:val="green"/>
+        </w:rPr>
+        <w:t xml:space="preserve">, 5.</w:t>
+      </w:r>
+      <w:r>
+        <w:rPr>
+          <w:highlight w:val="green"/>
+        </w:rPr>
         <w:t xml:space="preserve"> </w:t>
       </w:r>
       <w:hyperlink r:id="rId66">
         <w:r>
           <w:rPr>
             <w:rStyle w:val="Hyperlink"/>
+            <w:highlight w:val="green"/>
           </w:rPr>
-          <w:t xml:space="preserve">https://www.usenix.org/conference/cset20/presentation/shin</w:t>
+          <w:t xml:space="preserve">https://doi.org/10.3390/data6010005</w:t>
         </w:r>
       </w:hyperlink>
       <w:r>
-        <w:rPr/>
+        <w:rPr>
+          <w:highlight w:val="green"/>
+        </w:rPr>
         <w:t xml:space="preserve">.</w:t>
       </w:r>
       <w:bookmarkEnd w:id="139"/>
@@ -29144,25 +29289,86 @@
         </w:numPr>
         <w:ind w:left="180" w:hanging="180"/>
       </w:pPr>
-      <w:bookmarkStart w:id="141" w:name="r-swat"/>
-      <w:r>
-        <w:rPr/>
-        <w:t xml:space="preserve">Mathur, A.P.; Tippenhauer, N.O. SWaT: A water treatment testbed for research and training on ICS security. In Proceedings of the 2016 International Workshop on Cyber-Physical Systems for Smart Water Networks (CySWater), Vienna, Austria, 11 April 2016; pp. 31–36.</w:t>
-      </w:r>
-      <w:r>
-        <w:rPr/>
+      <w:bookmarkStart w:id="141" w:name="r-tsbuad"/>
+      <w:r>
+        <w:rPr>
+          <w:highlight w:val="green"/>
+        </w:rPr>
+        <w:t xml:space="preserve">Paparrizos, J.; Kang, Y.; Boniol, P.; Tsay, R.S.; Palpanas, T.; Franklin, M.J. TSB-UAD: An end-to-end benchmark suite for univariate time-series anomaly detection.</w:t>
+      </w:r>
+      <w:r>
+        <w:rPr>
+          <w:highlight w:val="green"/>
+        </w:rPr>
+        <w:t xml:space="preserve"> </w:t>
+      </w:r>
+      <w:r>
+        <w:rPr>
+          <w:i/>
+          <w:iCs/>
+          <w:highlight w:val="green"/>
+        </w:rPr>
+        <w:t xml:space="preserve">Proc. VLDB Endow.</w:t>
+      </w:r>
+      <w:r>
+        <w:rPr>
+          <w:highlight w:val="green"/>
+        </w:rPr>
+        <w:t xml:space="preserve"> </w:t>
+      </w:r>
+      <w:r>
+        <w:rPr>
+          <w:b/>
+          <w:bCs/>
+          <w:highlight w:val="green"/>
+        </w:rPr>
+        <w:t xml:space="preserve">2022</w:t>
+      </w:r>
+      <w:r>
+        <w:rPr>
+          <w:highlight w:val="green"/>
+        </w:rPr>
+        <w:t xml:space="preserve">,</w:t>
+      </w:r>
+      <w:r>
+        <w:rPr>
+          <w:highlight w:val="green"/>
+        </w:rPr>
+        <w:t xml:space="preserve"> </w:t>
+      </w:r>
+      <w:r>
+        <w:rPr>
+          <w:i/>
+          <w:iCs/>
+          <w:highlight w:val="green"/>
+        </w:rPr>
+        <w:t xml:space="preserve">15</w:t>
+      </w:r>
+      <w:r>
+        <w:rPr>
+          <w:highlight w:val="green"/>
+        </w:rPr>
+        <w:t xml:space="preserve">, 1697–1711.</w:t>
+      </w:r>
+      <w:r>
+        <w:rPr>
+          <w:highlight w:val="green"/>
+        </w:rPr>
         <w:t xml:space="preserve"> </w:t>
       </w:r>
       <w:hyperlink r:id="rId67">
         <w:r>
           <w:rPr>
             <w:rStyle w:val="Hyperlink"/>
+            <w:highlight w:val="green"/>
           </w:rPr>
-          <w:t xml:space="preserve">https://doi.org/10.1109/CySWater.2016.7469060</w:t>
+          <w:t xml:space="preserve">https://doi.org/10.14778/3529337.3529354</w:t>
         </w:r>
       </w:hyperlink>
       <w:r>
-        <w:rPr/>
+        <w:rPr>
+          <w:highlight w:val="green"/>
+        </w:rPr>
         <w:t xml:space="preserve">.</w:t>
       </w:r>
       <w:bookmarkEnd w:id="141"/>
@@ -29176,66 +29382,66 @@
         </w:numPr>
         <w:ind w:left="180" w:hanging="180"/>
       </w:pPr>
-      <w:bookmarkStart w:id="143" w:name="r-skab"/>
-      <w:r>
-        <w:rPr>
-          <w:highlight w:val="green"/>
-        </w:rPr>
-        <w:t xml:space="preserve">Katser, I.D.; Kozitsin, V.O. Skoltech Anomaly Benchmark (SKAB).</w:t>
-      </w:r>
-      <w:r>
-        <w:rPr>
-          <w:highlight w:val="green"/>
-        </w:rPr>
+      <w:bookmarkStart w:id="143" w:name="r-hc"/>
+      <w:r>
+        <w:rPr/>
+        <w:t xml:space="preserve">Donoho, D.; Jin, J. Higher criticism for detecting sparse heterogeneous mixtures.</w:t>
+      </w:r>
+      <w:r>
+        <w:rPr/>
         <w:t xml:space="preserve"> </w:t>
       </w:r>
       <w:r>
         <w:rPr>
           <w:i/>
           <w:iCs/>
-          <w:highlight w:val="green"/>
-        </w:rPr>
-        <w:t xml:space="preserve">Kaggle</w:t>
-      </w:r>
-      <w:r>
-        <w:rPr>
-          <w:highlight w:val="green"/>
-        </w:rPr>
+        </w:rPr>
+        <w:t xml:space="preserve">Ann. Stat.</w:t>
+      </w:r>
+      <w:r>
+        <w:rPr/>
         <w:t xml:space="preserve"> </w:t>
       </w:r>
       <w:r>
         <w:rPr>
           <w:b/>
           <w:bCs/>
-          <w:highlight w:val="green"/>
-        </w:rPr>
-        <w:t xml:space="preserve">2020</w:t>
-      </w:r>
-      <w:r>
-        <w:rPr>
-          <w:highlight w:val="green"/>
-        </w:rPr>
-        <w:t xml:space="preserve">.</w:t>
-      </w:r>
-      <w:r>
-        <w:rPr>
-          <w:highlight w:val="green"/>
-        </w:rPr>
+        </w:rPr>
+        <w:t xml:space="preserve">2004</w:t>
+      </w:r>
+      <w:r>
+        <w:rPr/>
+        <w:t xml:space="preserve">,</w:t>
+      </w:r>
+      <w:r>
+        <w:rPr/>
+        <w:t xml:space="preserve"> </w:t>
+      </w:r>
+      <w:r>
+        <w:rPr>
+          <w:i/>
+          <w:iCs/>
+        </w:rPr>
+        <w:t xml:space="preserve">32</w:t>
+      </w:r>
+      <w:r>
+        <w:rPr/>
+        <w:t xml:space="preserve">, 962–994.</w:t>
+      </w:r>
+      <w:r>
+        <w:rPr/>
         <w:t xml:space="preserve"> </w:t>
       </w:r>
       <w:hyperlink r:id="rId68">
         <w:r>
           <w:rPr>
             <w:rStyle w:val="Hyperlink"/>
-            <w:highlight w:val="green"/>
           </w:rPr>
-          <w:t xml:space="preserve">https://doi.org/10.34740/KAGGLE/DSV/1693952</w:t>
+          <w:t xml:space="preserve">https://doi.org/10.1214/009053604000000265</w:t>
         </w:r>
       </w:hyperlink>
       <w:r>
-        <w:rPr>
-          <w:highlight w:val="green"/>
-        </w:rPr>
+        <w:rPr/>
         <w:t xml:space="preserve">.</w:t>
       </w:r>
       <w:bookmarkEnd w:id="143"/>
@@ -29249,86 +29455,25 @@
         </w:numPr>
         <w:ind w:left="180" w:hanging="180"/>
       </w:pPr>
-      <w:bookmarkStart w:id="145" w:name="r-hivae"/>
-      <w:r>
-        <w:rPr>
-          <w:highlight w:val="green"/>
-        </w:rPr>
-        <w:t xml:space="preserve">Nazábal, A.; Olmos, P.M.; Ghahramani, Z.; Valera, I. Handling incomplete heterogeneous data using VAEs.</w:t>
-      </w:r>
-      <w:r>
-        <w:rPr>
-          <w:highlight w:val="green"/>
-        </w:rPr>
-        <w:t xml:space="preserve"> </w:t>
-      </w:r>
-      <w:r>
-        <w:rPr>
-          <w:i/>
-          <w:iCs/>
-          <w:highlight w:val="green"/>
-        </w:rPr>
-        <w:t xml:space="preserve">Pattern Recognit.</w:t>
-      </w:r>
-      <w:r>
-        <w:rPr>
-          <w:highlight w:val="green"/>
-        </w:rPr>
-        <w:t xml:space="preserve"> </w:t>
-      </w:r>
-      <w:r>
-        <w:rPr>
-          <w:b/>
-          <w:bCs/>
-          <w:highlight w:val="green"/>
-        </w:rPr>
-        <w:t xml:space="preserve">2020</w:t>
-      </w:r>
-      <w:r>
-        <w:rPr>
-          <w:highlight w:val="green"/>
-        </w:rPr>
-        <w:t xml:space="preserve">,</w:t>
-      </w:r>
-      <w:r>
-        <w:rPr>
-          <w:highlight w:val="green"/>
-        </w:rPr>
-        <w:t xml:space="preserve"> </w:t>
-      </w:r>
-      <w:r>
-        <w:rPr>
-          <w:i/>
-          <w:iCs/>
-          <w:highlight w:val="green"/>
-        </w:rPr>
-        <w:t xml:space="preserve">107</w:t>
-      </w:r>
-      <w:r>
-        <w:rPr>
-          <w:highlight w:val="green"/>
-        </w:rPr>
-        <w:t xml:space="preserve">, 107501.</w:t>
-      </w:r>
-      <w:r>
-        <w:rPr>
-          <w:highlight w:val="green"/>
-        </w:rPr>
+      <w:bookmarkStart w:id="145" w:name="r-wadi"/>
+      <w:r>
+        <w:rPr/>
+        <w:t xml:space="preserve">Ahmed, C.M.; Palleti, V.R.; Mathur, A.P. WADI: A water distribution testbed for research in the design of secure cyber physical systems. In Proceedings of the 3rd International Workshop on Cyber-Physical Systems for Smart Water Networks (CySWATER), Pittsburgh, PA, USA, 21 April 2017; pp. 25–28.</w:t>
+      </w:r>
+      <w:r>
+        <w:rPr/>
         <w:t xml:space="preserve"> </w:t>
       </w:r>
       <w:hyperlink r:id="rId69">
         <w:r>
           <w:rPr>
             <w:rStyle w:val="Hyperlink"/>
-            <w:highlight w:val="green"/>
           </w:rPr>
-          <w:t xml:space="preserve">https://doi.org/10.1016/j.patcog.2020.107501</w:t>
+          <w:t xml:space="preserve">https://doi.org/10.1145/3055366.3055375</w:t>
         </w:r>
       </w:hyperlink>
       <w:r>
-        <w:rPr>
-          <w:highlight w:val="green"/>
-        </w:rPr>
+        <w:rPr/>
         <w:t xml:space="preserve">.</w:t>
       </w:r>
       <w:bookmarkEnd w:id="145"/>
@@ -29342,52 +29487,25 @@
         </w:numPr>
         <w:ind w:left="180" w:hanging="180"/>
       </w:pPr>
-      <w:bookmarkStart w:id="147" w:name="r-vaem"/>
-      <w:r>
-        <w:rPr>
-          <w:highlight w:val="green"/>
-        </w:rPr>
-        <w:t xml:space="preserve">Ma, C.; Tschiatschek, S.; Hernández-Lobato, J.M.; Turner, R.; Zhang, C. VAEM: A deep generative model for heterogeneous mixed type data. In</w:t>
-      </w:r>
-      <w:r>
-        <w:rPr>
-          <w:highlight w:val="green"/>
-        </w:rPr>
-        <w:t xml:space="preserve"> </w:t>
-      </w:r>
-      <w:r>
-        <w:rPr>
-          <w:i/>
-          <w:iCs/>
-          <w:highlight w:val="green"/>
-        </w:rPr>
-        <w:t xml:space="preserve">Advances in Neural Information Processing Systems 33 (NeurIPS)</w:t>
-      </w:r>
-      <w:r>
-        <w:rPr>
-          <w:highlight w:val="green"/>
-        </w:rPr>
-        <w:t xml:space="preserve">, Online, 6–12 December 2020; pp. 11237–11247.</w:t>
-      </w:r>
-      <w:r>
-        <w:rPr>
-          <w:highlight w:val="green"/>
-        </w:rPr>
+      <w:bookmarkStart w:id="147" w:name="r-hai"/>
+      <w:r>
+        <w:rPr/>
+        <w:t xml:space="preserve">Shin, H.-K.; Lee, W.; Yun, J.-H.; Kim, H. HAI 1.0: HIL-based augmented ICS security dataset. In Proceedings of the 13th USENIX Workshop on Cyber Security Experimentation and Test (CSET), Virtual, 10 August 2020.</w:t>
+      </w:r>
+      <w:r>
+        <w:rPr/>
         <w:t xml:space="preserve"> </w:t>
       </w:r>
       <w:hyperlink r:id="rId70">
         <w:r>
           <w:rPr>
             <w:rStyle w:val="Hyperlink"/>
-            <w:highlight w:val="green"/>
           </w:rPr>
-          <w:t xml:space="preserve">arXiv:2006.11941</w:t>
+          <w:t xml:space="preserve">https://www.usenix.org/conference/cset20/presentation/shin</w:t>
         </w:r>
       </w:hyperlink>
       <w:r>
-        <w:rPr>
-          <w:highlight w:val="green"/>
-        </w:rPr>
+        <w:rPr/>
         <w:t xml:space="preserve">.</w:t>
       </w:r>
       <w:bookmarkEnd w:id="147"/>
@@ -29401,52 +29519,25 @@
         </w:numPr>
         <w:ind w:left="180" w:hanging="180"/>
       </w:pPr>
-      <w:bookmarkStart w:id="149" w:name="r-tabor"/>
-      <w:r>
-        <w:rPr>
-          <w:highlight w:val="green"/>
-        </w:rPr>
-        <w:t xml:space="preserve">Lin, Q.; Adepu, S.; Verwer, S.; Mathur, A. TABOR: A graphical model-based approach for anomaly detection in industrial control systems. In</w:t>
-      </w:r>
-      <w:r>
-        <w:rPr>
-          <w:highlight w:val="green"/>
-        </w:rPr>
-        <w:t xml:space="preserve"> </w:t>
-      </w:r>
-      <w:r>
-        <w:rPr>
-          <w:i/>
-          <w:iCs/>
-          <w:highlight w:val="green"/>
-        </w:rPr>
-        <w:t xml:space="preserve">Proceedings of the 2018 ACM Asia Conference on Computer and Communications Security (ASIA CCS)</w:t>
-      </w:r>
-      <w:r>
-        <w:rPr>
-          <w:highlight w:val="green"/>
-        </w:rPr>
-        <w:t xml:space="preserve">, Incheon, Republic of Korea, 4–8 June 2018; pp. 525–536.</w:t>
-      </w:r>
-      <w:r>
-        <w:rPr>
-          <w:highlight w:val="green"/>
-        </w:rPr>
+      <w:bookmarkStart w:id="149" w:name="r-swat"/>
+      <w:r>
+        <w:rPr/>
+        <w:t xml:space="preserve">Mathur, A.P.; Tippenhauer, N.O. SWaT: A water treatment testbed for research and training on ICS security. In Proceedings of the 2016 International Workshop on Cyber-Physical Systems for Smart Water Networks (CySWater), Vienna, Austria, 11 April 2016; pp. 31–36.</w:t>
+      </w:r>
+      <w:r>
+        <w:rPr/>
         <w:t xml:space="preserve"> </w:t>
       </w:r>
       <w:hyperlink r:id="rId71">
         <w:r>
           <w:rPr>
             <w:rStyle w:val="Hyperlink"/>
-            <w:highlight w:val="green"/>
           </w:rPr>
-          <w:t xml:space="preserve">https://doi.org/10.1145/3196494.3196546</w:t>
+          <w:t xml:space="preserve">https://doi.org/10.1109/CySWater.2016.7469060</w:t>
         </w:r>
       </w:hyperlink>
       <w:r>
-        <w:rPr>
-          <w:highlight w:val="green"/>
-        </w:rPr>
+        <w:rPr/>
         <w:t xml:space="preserve">.</w:t>
       </w:r>
       <w:bookmarkEnd w:id="149"/>
@@ -29460,16 +29551,16 @@
         </w:numPr>
         <w:ind w:left="180" w:hanging="180"/>
       </w:pPr>
-      <w:bookmarkStart w:id="151" w:name="r-calexnet"/>
-      <w:r>
-        <w:rPr>
-          <w:highlight w:val="yellow"/>
-        </w:rPr>
-        <w:t xml:space="preserve">Aperstein, Y.; Apartsin, A. CalexNet: Soft cascade-aligned training and calibration for lightweight early-exit branches.</w:t>
-      </w:r>
-      <w:r>
-        <w:rPr>
-          <w:highlight w:val="yellow"/>
+      <w:bookmarkStart w:id="151" w:name="r-metropt"/>
+      <w:r>
+        <w:rPr>
+          <w:highlight w:val="green"/>
+        </w:rPr>
+        <w:t xml:space="preserve">Veloso, B.; Ribeiro, R.P.; Gama, J.; Pereira, P.M. The MetroPT dataset for predictive maintenance.</w:t>
+      </w:r>
+      <w:r>
+        <w:rPr>
+          <w:highlight w:val="green"/>
         </w:rPr>
         <w:t xml:space="preserve"> </w:t>
       </w:r>
@@ -29477,13 +29568,13 @@
         <w:rPr>
           <w:i/>
           <w:iCs/>
-          <w:highlight w:val="yellow"/>
-        </w:rPr>
-        <w:t xml:space="preserve">Electronics</w:t>
-      </w:r>
-      <w:r>
-        <w:rPr>
-          <w:highlight w:val="yellow"/>
+          <w:highlight w:val="green"/>
+        </w:rPr>
+        <w:t xml:space="preserve">Sci. Data</w:t>
+      </w:r>
+      <w:r>
+        <w:rPr>
+          <w:highlight w:val="green"/>
         </w:rPr>
         <w:t xml:space="preserve"> </w:t>
       </w:r>
@@ -29491,19 +29582,19 @@
         <w:rPr>
           <w:b/>
           <w:bCs/>
-          <w:highlight w:val="yellow"/>
-        </w:rPr>
-        <w:t xml:space="preserve">2026</w:t>
-      </w:r>
-      <w:r>
-        <w:rPr>
-          <w:highlight w:val="yellow"/>
+          <w:highlight w:val="green"/>
+        </w:rPr>
+        <w:t xml:space="preserve">2022</w:t>
+      </w:r>
+      <w:r>
+        <w:rPr>
+          <w:highlight w:val="green"/>
         </w:rPr>
         <w:t xml:space="preserve">,</w:t>
       </w:r>
       <w:r>
         <w:rPr>
-          <w:highlight w:val="yellow"/>
+          <w:highlight w:val="green"/>
         </w:rPr>
         <w:t xml:space="preserve"> </w:t>
       </w:r>
@@ -29511,19 +29602,19 @@
         <w:rPr>
           <w:i/>
           <w:iCs/>
-          <w:highlight w:val="yellow"/>
-        </w:rPr>
-        <w:t xml:space="preserve">15</w:t>
-      </w:r>
-      <w:r>
-        <w:rPr>
-          <w:highlight w:val="yellow"/>
-        </w:rPr>
-        <w:t xml:space="preserve">, 2149.</w:t>
-      </w:r>
-      <w:r>
-        <w:rPr>
-          <w:highlight w:val="yellow"/>
+          <w:highlight w:val="green"/>
+        </w:rPr>
+        <w:t xml:space="preserve">9</w:t>
+      </w:r>
+      <w:r>
+        <w:rPr>
+          <w:highlight w:val="green"/>
+        </w:rPr>
+        <w:t xml:space="preserve">, 764.</w:t>
+      </w:r>
+      <w:r>
+        <w:rPr>
+          <w:highlight w:val="green"/>
         </w:rPr>
         <w:t xml:space="preserve"> </w:t>
       </w:r>
@@ -29531,14 +29622,14 @@
         <w:r>
           <w:rPr>
             <w:rStyle w:val="Hyperlink"/>
-            <w:highlight w:val="yellow"/>
+            <w:highlight w:val="green"/>
           </w:rPr>
-          <w:t xml:space="preserve">https://doi.org/10.3390/electronics15102149</w:t>
+          <w:t xml:space="preserve">https://doi.org/10.1038/s41597-022-01877-3</w:t>
         </w:r>
       </w:hyperlink>
       <w:r>
         <w:rPr>
-          <w:highlight w:val="yellow"/>
+          <w:highlight w:val="green"/>
         </w:rPr>
         <w:t xml:space="preserve">.</w:t>
       </w:r>
@@ -29553,12 +29644,12 @@
         </w:numPr>
         <w:ind w:left="180" w:hanging="180"/>
       </w:pPr>
-      <w:bookmarkStart w:id="153" w:name="r-metropt"/>
-      <w:r>
-        <w:rPr>
-          <w:highlight w:val="green"/>
-        </w:rPr>
-        <w:t xml:space="preserve">Veloso, B.; Ribeiro, R.P.; Gama, J.; Pereira, P.M. The MetroPT dataset for predictive maintenance.</w:t>
+      <w:bookmarkStart w:id="153" w:name="r-skab"/>
+      <w:r>
+        <w:rPr>
+          <w:highlight w:val="green"/>
+        </w:rPr>
+        <w:t xml:space="preserve">Katser, I.D.; Kozitsin, V.O. Skoltech Anomaly Benchmark (SKAB).</w:t>
       </w:r>
       <w:r>
         <w:rPr>
@@ -29572,7 +29663,7 @@
           <w:iCs/>
           <w:highlight w:val="green"/>
         </w:rPr>
-        <w:t xml:space="preserve">Sci. Data</w:t>
+        <w:t xml:space="preserve">Kaggle</w:t>
       </w:r>
       <w:r>
         <w:rPr>
@@ -29586,33 +29677,13 @@
           <w:bCs/>
           <w:highlight w:val="green"/>
         </w:rPr>
-        <w:t xml:space="preserve">2022</w:t>
-      </w:r>
-      <w:r>
-        <w:rPr>
-          <w:highlight w:val="green"/>
-        </w:rPr>
-        <w:t xml:space="preserve">,</w:t>
-      </w:r>
-      <w:r>
-        <w:rPr>
-          <w:highlight w:val="green"/>
-        </w:rPr>
-        <w:t xml:space="preserve"> </w:t>
-      </w:r>
-      <w:r>
-        <w:rPr>
-          <w:i/>
-          <w:iCs/>
-          <w:highlight w:val="green"/>
-        </w:rPr>
-        <w:t xml:space="preserve">9</w:t>
-      </w:r>
-      <w:r>
-        <w:rPr>
-          <w:highlight w:val="green"/>
-        </w:rPr>
-        <w:t xml:space="preserve">, 764.</w:t>
+        <w:t xml:space="preserve">2020</w:t>
+      </w:r>
+      <w:r>
+        <w:rPr>
+          <w:highlight w:val="green"/>
+        </w:rPr>
+        <w:t xml:space="preserve">.</w:t>
       </w:r>
       <w:r>
         <w:rPr>
@@ -29626,7 +29697,7 @@
             <w:rStyle w:val="Hyperlink"/>
             <w:highlight w:val="green"/>
           </w:rPr>
-          <w:t xml:space="preserve">https://doi.org/10.1038/s41597-022-01877-3</w:t>
+          <w:t xml:space="preserve">https://doi.org/10.34740/KAGGLE/DSV/1693952</w:t>
         </w:r>
       </w:hyperlink>
       <w:r>
@@ -29646,12 +29717,12 @@
         </w:numPr>
         <w:ind w:left="180" w:hanging="180"/>
       </w:pPr>
-      <w:bookmarkStart w:id="155" w:name="r-batadal"/>
-      <w:r>
-        <w:rPr>
-          <w:highlight w:val="green"/>
-        </w:rPr>
-        <w:t xml:space="preserve">Taormina, R.; Galelli, S.; Tippenhauer, N.O.; Salomons, E.; Ostfeld, A.; Eliades, D.G.; Aghashahi, M.; Sundararajan, R.; Pourahmadi, M.; Banks, M.K.; et al. Battle of the attack detection algorithms: Disclosing cyber attacks on water distribution networks.</w:t>
+      <w:bookmarkStart w:id="155" w:name="r-hivae"/>
+      <w:r>
+        <w:rPr>
+          <w:highlight w:val="green"/>
+        </w:rPr>
+        <w:t xml:space="preserve">Nazábal, A.; Olmos, P.M.; Ghahramani, Z.; Valera, I. Handling incomplete heterogeneous data using VAEs.</w:t>
       </w:r>
       <w:r>
         <w:rPr>
@@ -29665,7 +29736,7 @@
           <w:iCs/>
           <w:highlight w:val="green"/>
         </w:rPr>
-        <w:t xml:space="preserve">J. Water Resour. Plan. Manag.</w:t>
+        <w:t xml:space="preserve">Pattern Recognit.</w:t>
       </w:r>
       <w:r>
         <w:rPr>
@@ -29679,7 +29750,7 @@
           <w:bCs/>
           <w:highlight w:val="green"/>
         </w:rPr>
-        <w:t xml:space="preserve">2018</w:t>
+        <w:t xml:space="preserve">2020</w:t>
       </w:r>
       <w:r>
         <w:rPr>
@@ -29699,13 +29770,13 @@
           <w:iCs/>
           <w:highlight w:val="green"/>
         </w:rPr>
-        <w:t xml:space="preserve">144</w:t>
-      </w:r>
-      <w:r>
-        <w:rPr>
-          <w:highlight w:val="green"/>
-        </w:rPr>
-        <w:t xml:space="preserve">, 04018048.</w:t>
+        <w:t xml:space="preserve">107</w:t>
+      </w:r>
+      <w:r>
+        <w:rPr>
+          <w:highlight w:val="green"/>
+        </w:rPr>
+        <w:t xml:space="preserve">, 107501.</w:t>
       </w:r>
       <w:r>
         <w:rPr>
@@ -29719,7 +29790,7 @@
             <w:rStyle w:val="Hyperlink"/>
             <w:highlight w:val="green"/>
           </w:rPr>
-          <w:t xml:space="preserve">https://doi.org/10.1061/(ASCE)WR.1943-5452.0000969</w:t>
+          <w:t xml:space="preserve">https://doi.org/10.1016/j.patcog.2020.107501</w:t>
         </w:r>
       </w:hyperlink>
       <w:r>
@@ -29739,12 +29810,12 @@
         </w:numPr>
         <w:ind w:left="180" w:hanging="180"/>
       </w:pPr>
-      <w:bookmarkStart w:id="157" w:name="r-ncmapss"/>
-      <w:r>
-        <w:rPr>
-          <w:highlight w:val="green"/>
-        </w:rPr>
-        <w:t xml:space="preserve">Arias Chao, M.; Kulkarni, C.; Goebel, K.; Fink, O. Aircraft engine run-to-failure dataset under real flight conditions for prognostics and diagnostics.</w:t>
+      <w:bookmarkStart w:id="157" w:name="r-vaem"/>
+      <w:r>
+        <w:rPr>
+          <w:highlight w:val="green"/>
+        </w:rPr>
+        <w:t xml:space="preserve">Ma, C.; Tschiatschek, S.; Hernández-Lobato, J.M.; Turner, R.; Zhang, C. VAEM: A deep generative model for heterogeneous mixed type data. In</w:t>
       </w:r>
       <w:r>
         <w:rPr>
@@ -29758,47 +29829,13 @@
           <w:iCs/>
           <w:highlight w:val="green"/>
         </w:rPr>
-        <w:t xml:space="preserve">Data</w:t>
-      </w:r>
-      <w:r>
-        <w:rPr>
-          <w:highlight w:val="green"/>
-        </w:rPr>
-        <w:t xml:space="preserve"> </w:t>
-      </w:r>
-      <w:r>
-        <w:rPr>
-          <w:b/>
-          <w:bCs/>
-          <w:highlight w:val="green"/>
-        </w:rPr>
-        <w:t xml:space="preserve">2021</w:t>
-      </w:r>
-      <w:r>
-        <w:rPr>
-          <w:highlight w:val="green"/>
-        </w:rPr>
-        <w:t xml:space="preserve">,</w:t>
-      </w:r>
-      <w:r>
-        <w:rPr>
-          <w:highlight w:val="green"/>
-        </w:rPr>
-        <w:t xml:space="preserve"> </w:t>
-      </w:r>
-      <w:r>
-        <w:rPr>
-          <w:i/>
-          <w:iCs/>
-          <w:highlight w:val="green"/>
-        </w:rPr>
-        <w:t xml:space="preserve">6</w:t>
-      </w:r>
-      <w:r>
-        <w:rPr>
-          <w:highlight w:val="green"/>
-        </w:rPr>
-        <w:t xml:space="preserve">, 5.</w:t>
+        <w:t xml:space="preserve">Advances in Neural Information Processing Systems 33 (NeurIPS)</w:t>
+      </w:r>
+      <w:r>
+        <w:rPr>
+          <w:highlight w:val="green"/>
+        </w:rPr>
+        <w:t xml:space="preserve">, Online, 6–12 December 2020; pp. 11237–11247.</w:t>
       </w:r>
       <w:r>
         <w:rPr>
@@ -29812,7 +29849,7 @@
             <w:rStyle w:val="Hyperlink"/>
             <w:highlight w:val="green"/>
           </w:rPr>
-          <w:t xml:space="preserve">https://doi.org/10.3390/data6010005</w:t>
+          <w:t xml:space="preserve">arXiv:2006.11941</w:t>
         </w:r>
       </w:hyperlink>
       <w:r>
@@ -29832,12 +29869,12 @@
         </w:numPr>
         <w:ind w:left="180" w:hanging="180"/>
       </w:pPr>
-      <w:bookmarkStart w:id="159" w:name="r-bdg2"/>
-      <w:r>
-        <w:rPr>
-          <w:highlight w:val="green"/>
-        </w:rPr>
-        <w:t xml:space="preserve">Miller, C.; Kathirgamanathan, A.; Picchetti, B.; Arjunan, P.; Park, J.Y.; Nagy, Z.; Raftery, P.; Hobson, B.W.; Shi, Z.; Meggers, F. The Building Data Genome Project 2, energy meter data from the ASHRAE Great Energy Predictor III competition.</w:t>
+      <w:bookmarkStart w:id="159" w:name="r-tabor"/>
+      <w:r>
+        <w:rPr>
+          <w:highlight w:val="green"/>
+        </w:rPr>
+        <w:t xml:space="preserve">Lin, Q.; Adepu, S.; Verwer, S.; Mathur, A. TABOR: A graphical model-based approach for anomaly detection in industrial control systems. In</w:t>
       </w:r>
       <w:r>
         <w:rPr>
@@ -29851,47 +29888,13 @@
           <w:iCs/>
           <w:highlight w:val="green"/>
         </w:rPr>
-        <w:t xml:space="preserve">Sci. Data</w:t>
-      </w:r>
-      <w:r>
-        <w:rPr>
-          <w:highlight w:val="green"/>
-        </w:rPr>
-        <w:t xml:space="preserve"> </w:t>
-      </w:r>
-      <w:r>
-        <w:rPr>
-          <w:b/>
-          <w:bCs/>
-          <w:highlight w:val="green"/>
-        </w:rPr>
-        <w:t xml:space="preserve">2020</w:t>
-      </w:r>
-      <w:r>
-        <w:rPr>
-          <w:highlight w:val="green"/>
-        </w:rPr>
-        <w:t xml:space="preserve">,</w:t>
-      </w:r>
-      <w:r>
-        <w:rPr>
-          <w:highlight w:val="green"/>
-        </w:rPr>
-        <w:t xml:space="preserve"> </w:t>
-      </w:r>
-      <w:r>
-        <w:rPr>
-          <w:i/>
-          <w:iCs/>
-          <w:highlight w:val="green"/>
-        </w:rPr>
-        <w:t xml:space="preserve">7</w:t>
-      </w:r>
-      <w:r>
-        <w:rPr>
-          <w:highlight w:val="green"/>
-        </w:rPr>
-        <w:t xml:space="preserve">, 368.</w:t>
+        <w:t xml:space="preserve">Proceedings of the 2018 ACM Asia Conference on Computer and Communications Security (ASIA CCS)</w:t>
+      </w:r>
+      <w:r>
+        <w:rPr>
+          <w:highlight w:val="green"/>
+        </w:rPr>
+        <w:t xml:space="preserve">, Incheon, Republic of Korea, 4–8 June 2018; pp. 525–536.</w:t>
       </w:r>
       <w:r>
         <w:rPr>
@@ -29905,7 +29908,7 @@
             <w:rStyle w:val="Hyperlink"/>
             <w:highlight w:val="green"/>
           </w:rPr>
-          <w:t xml:space="preserve">https://doi.org/10.1038/s41597-020-00712-x</w:t>
+          <w:t xml:space="preserve">https://doi.org/10.1145/3196494.3196546</w:t>
         </w:r>
       </w:hyperlink>
       <w:r>
@@ -29925,16 +29928,16 @@
         </w:numPr>
         <w:ind w:left="180" w:hanging="180"/>
       </w:pPr>
-      <w:bookmarkStart w:id="161" w:name="r-tsbuad"/>
-      <w:r>
-        <w:rPr>
-          <w:highlight w:val="green"/>
-        </w:rPr>
-        <w:t xml:space="preserve">Paparrizos, J.; Kang, Y.; Boniol, P.; Tsay, R.S.; Palpanas, T.; Franklin, M.J. TSB-UAD: An end-to-end benchmark suite for univariate time-series anomaly detection.</w:t>
-      </w:r>
-      <w:r>
-        <w:rPr>
-          <w:highlight w:val="green"/>
+      <w:bookmarkStart w:id="161" w:name="r-calexnet"/>
+      <w:r>
+        <w:rPr>
+          <w:highlight w:val="yellow"/>
+        </w:rPr>
+        <w:t xml:space="preserve">Aperstein, Y.; Apartsin, A. CalexNet: Soft cascade-aligned training and calibration for lightweight early-exit branches.</w:t>
+      </w:r>
+      <w:r>
+        <w:rPr>
+          <w:highlight w:val="yellow"/>
         </w:rPr>
         <w:t xml:space="preserve"> </w:t>
       </w:r>
@@ -29942,13 +29945,13 @@
         <w:rPr>
           <w:i/>
           <w:iCs/>
-          <w:highlight w:val="green"/>
-        </w:rPr>
-        <w:t xml:space="preserve">Proc. VLDB Endow.</w:t>
-      </w:r>
-      <w:r>
-        <w:rPr>
-          <w:highlight w:val="green"/>
+          <w:highlight w:val="yellow"/>
+        </w:rPr>
+        <w:t xml:space="preserve">Electronics</w:t>
+      </w:r>
+      <w:r>
+        <w:rPr>
+          <w:highlight w:val="yellow"/>
         </w:rPr>
         <w:t xml:space="preserve"> </w:t>
       </w:r>
@@ -29956,19 +29959,19 @@
         <w:rPr>
           <w:b/>
           <w:bCs/>
-          <w:highlight w:val="green"/>
-        </w:rPr>
-        <w:t xml:space="preserve">2022</w:t>
-      </w:r>
-      <w:r>
-        <w:rPr>
-          <w:highlight w:val="green"/>
+          <w:highlight w:val="yellow"/>
+        </w:rPr>
+        <w:t xml:space="preserve">2026</w:t>
+      </w:r>
+      <w:r>
+        <w:rPr>
+          <w:highlight w:val="yellow"/>
         </w:rPr>
         <w:t xml:space="preserve">,</w:t>
       </w:r>
       <w:r>
         <w:rPr>
-          <w:highlight w:val="green"/>
+          <w:highlight w:val="yellow"/>
         </w:rPr>
         <w:t xml:space="preserve"> </w:t>
       </w:r>
@@ -29976,29 +29979,122 @@
         <w:rPr>
           <w:i/>
           <w:iCs/>
-          <w:highlight w:val="green"/>
+          <w:highlight w:val="yellow"/>
         </w:rPr>
         <w:t xml:space="preserve">15</w:t>
       </w:r>
       <w:r>
         <w:rPr>
-          <w:highlight w:val="green"/>
-        </w:rPr>
-        <w:t xml:space="preserve">, 1697–1711.</w:t>
-      </w:r>
-      <w:r>
-        <w:rPr>
-          <w:highlight w:val="green"/>
+          <w:highlight w:val="yellow"/>
+        </w:rPr>
+        <w:t xml:space="preserve">, 2149.</w:t>
+      </w:r>
+      <w:r>
+        <w:rPr>
+          <w:highlight w:val="yellow"/>
         </w:rPr>
         <w:t xml:space="preserve"> </w:t>
       </w:r>
       <w:hyperlink r:id="rId77">
+        <w:r>
+          <w:rPr>
+            <w:rStyle w:val="Hyperlink"/>
+            <w:highlight w:val="yellow"/>
+          </w:rPr>
+          <w:t xml:space="preserve">https://doi.org/10.3390/electronics15102149</w:t>
+        </w:r>
+      </w:hyperlink>
+      <w:r>
+        <w:rPr>
+          <w:highlight w:val="yellow"/>
+        </w:rPr>
+        <w:t xml:space="preserve">.</w:t>
+      </w:r>
+      <w:bookmarkEnd w:id="161"/>
+    </w:p>
+    <w:p>
+      <w:pPr>
+        <w:pStyle w:val="MDPI81references"/>
+        <w:numPr>
+          <w:ilvl w:val="0"/>
+          <w:numId w:val="0"/>
+        </w:numPr>
+        <w:ind w:left="180" w:hanging="180"/>
+      </w:pPr>
+      <w:bookmarkStart w:id="163" w:name="r-cranfield"/>
+      <w:r>
+        <w:rPr>
+          <w:highlight w:val="green"/>
+        </w:rPr>
+        <w:t xml:space="preserve">Ruiz-Cárcel, C.; Cao, Y.; Mba, D.; Lao, L.; Samuel, R.T. Statistical process monitoring of a multiphase flow facility.</w:t>
+      </w:r>
+      <w:r>
+        <w:rPr>
+          <w:highlight w:val="green"/>
+        </w:rPr>
+        <w:t xml:space="preserve"> </w:t>
+      </w:r>
+      <w:r>
+        <w:rPr>
+          <w:i/>
+          <w:iCs/>
+          <w:highlight w:val="green"/>
+        </w:rPr>
+        <w:t xml:space="preserve">Control Eng. Pract.</w:t>
+      </w:r>
+      <w:r>
+        <w:rPr>
+          <w:highlight w:val="green"/>
+        </w:rPr>
+        <w:t xml:space="preserve"> </w:t>
+      </w:r>
+      <w:r>
+        <w:rPr>
+          <w:b/>
+          <w:bCs/>
+          <w:highlight w:val="green"/>
+        </w:rPr>
+        <w:t xml:space="preserve">2015</w:t>
+      </w:r>
+      <w:r>
+        <w:rPr>
+          <w:highlight w:val="green"/>
+        </w:rPr>
+        <w:t xml:space="preserve">,</w:t>
+      </w:r>
+      <w:r>
+        <w:rPr>
+          <w:highlight w:val="green"/>
+        </w:rPr>
+        <w:t xml:space="preserve"> </w:t>
+      </w:r>
+      <w:r>
+        <w:rPr>
+          <w:i/>
+          <w:iCs/>
+          <w:highlight w:val="green"/>
+        </w:rPr>
+        <w:t xml:space="preserve">42</w:t>
+      </w:r>
+      <w:r>
+        <w:rPr>
+          <w:highlight w:val="green"/>
+        </w:rPr>
+        <w:t xml:space="preserve">, 74–88.</w:t>
+      </w:r>
+      <w:r>
+        <w:rPr>
+          <w:highlight w:val="green"/>
+        </w:rPr>
+        <w:t xml:space="preserve"> </w:t>
+      </w:r>
+      <w:hyperlink r:id="rId78">
         <w:r>
           <w:rPr>
             <w:rStyle w:val="Hyperlink"/>
             <w:highlight w:val="green"/>
           </w:rPr>
-          <w:t xml:space="preserve">https://doi.org/10.14778/3529337.3529354</w:t>
+          <w:t xml:space="preserve">https://doi.org/10.1016/j.conengprac.2015.04.012</w:t>
         </w:r>
       </w:hyperlink>
       <w:r>
@@ -30007,7 +30103,7 @@
         </w:rPr>
         <w:t xml:space="preserve">.</w:t>
       </w:r>
-      <w:bookmarkEnd w:id="161"/>
+      <w:bookmarkEnd w:id="163"/>
     </w:p>
     <w:sectPr>
       <w:headerReference w:type="even" r:id="rId12"/>

--- a/poc/paper/paper_mdpi.docx
+++ b/poc/paper/paper_mdpi.docx
@@ -969,19 +969,32 @@
         <w:rPr>
           <w:highlight w:val="green"/>
         </w:rPr>
-        <w:t xml:space="preserve">Slowly-progressing and between-regime faults are therefore underrepresented in public benchmarks, which shapes what any method can be exercised on and motivates the assumptions we examine in §7 (</w:t>
-      </w:r>
-      <w:r>
-        <w:rPr>
-          <w:highlight w:val="green"/>
-        </w:rPr>
-        <w:t xml:space="preserve">A8, between-regime overlap, specified but not realized by the reported model, its masking form coupled to A10; A9, multiscale structure, present in the data yet exploited here only as a complementary lever; and A10, path dependence, measured absent on these snapshot-detectable benchmarks</w:t>
-      </w:r>
-      <w:r>
-        <w:rPr>
-          <w:highlight w:val="green"/>
-        </w:rPr>
-        <w:t xml:space="preserve">).</w:t>
+        <w:t xml:space="preserve">Slowly-progressing and between-regime faults are therefore underrepresented in public benchmarks, which shapes what any method can be exercised on and motivates the</w:t>
+      </w:r>
+      <w:r>
+        <w:rPr>
+          <w:highlight w:val="green"/>
+        </w:rPr>
+        <w:t xml:space="preserve"> </w:t>
+      </w:r>
+      <w:r>
+        <w:rPr>
+          <w:highlight w:val="green"/>
+        </w:rPr>
+        <w:t xml:space="preserve">trajectory assumptions examined in §7</w:t>
+      </w:r>
+      <w:r>
+        <w:rPr>
+          <w:strike w:val="true"/>
+          <w:color w:val="C0392B"/>
+        </w:rPr>
+        <w:t xml:space="preserve"> (A8, between-regime overlap, specified but not realized by the reported model, its masking form coupled to A10; A9, multiscale structure, present in the data yet exploited here only as a complementary lever; and A10, path dependence, measured absent on these snapshot-detectable benchmarks)</w:t>
+      </w:r>
+      <w:r>
+        <w:rPr>
+          <w:highlight w:val="green"/>
+        </w:rPr>
+        <w:t xml:space="preserve">.</w:t>
       </w:r>
     </w:p>
     <w:p>
@@ -1139,11 +1152,7 @@
         <w:rPr>
           <w:highlight w:val="green"/>
         </w:rPr>
-        <w:t xml:space="preserve"> (HC)</w:t>
-      </w:r>
-      <w:r>
-        <w:rPr/>
-        <w:t xml:space="preserve">,</w:t>
+        <w:t xml:space="preserve"> (HC), a statistic that flags when more subsystems are mildly surprised than chance allows,</w:t>
       </w:r>
       <w:r>
         <w:rPr/>
@@ -1218,7 +1227,32 @@
       </w:r>
       <w:r>
         <w:rPr/>
-        <w:t xml:space="preserve">on every dataset and</w:t>
+        <w:t xml:space="preserve">on</w:t>
+      </w:r>
+      <w:r>
+        <w:rPr/>
+        <w:t xml:space="preserve"> </w:t>
+      </w:r>
+      <w:r>
+        <w:rPr>
+          <w:strike w:val="true"/>
+          <w:color w:val="C0392B"/>
+        </w:rPr>
+        <w:t xml:space="preserve">every dataset</w:t>
+      </w:r>
+      <w:r>
+        <w:rPr>
+          <w:highlight w:val="green"/>
+        </w:rPr>
+        <w:t xml:space="preserve">HAI and SWaT</w:t>
+      </w:r>
+      <w:r>
+        <w:rPr/>
+        <w:t xml:space="preserve"> </w:t>
+      </w:r>
+      <w:r>
+        <w:rPr/>
+        <w:t xml:space="preserve">and</w:t>
       </w:r>
       <w:r>
         <w:rPr/>
@@ -2125,7 +2159,7 @@
         <w:rPr>
           <w:highlight w:val="green"/>
         </w:rPr>
-        <w:t xml:space="preserve">] flag ICS anomalies from a latent correlation matrix scored by a multivariate Gaussian, whereas we factorize a learned latent density over correlation communities and combine them by Higher Criticism.</w:t>
+        <w:t xml:space="preserve">] flag industrial-control-system (ICS) anomalies from a latent correlation matrix scored by a multivariate Gaussian, whereas we factorize a learned latent density over correlation communities and combine them by Higher Criticism.</w:t>
       </w:r>
       <w:r>
         <w:rPr/>
@@ -2272,7 +2306,25 @@
       </w:r>
       <w:r>
         <w:rPr/>
-        <w:t xml:space="preserve">These define a widely used deep SOTA on SWaT/WADI-style benchmarks. More recent detectors refine rather than</w:t>
+        <w:t xml:space="preserve">These define a widely used deep</w:t>
+      </w:r>
+      <w:r>
+        <w:rPr/>
+        <w:t xml:space="preserve"> </w:t>
+      </w:r>
+      <w:r>
+        <w:rPr>
+          <w:highlight w:val="green"/>
+        </w:rPr>
+        <w:t xml:space="preserve">state-of-the-art (SOTA)</w:t>
+      </w:r>
+      <w:r>
+        <w:rPr/>
+        <w:t xml:space="preserve"> </w:t>
+      </w:r>
+      <w:r>
+        <w:rPr/>
+        <w:t xml:space="preserve">on SWaT/WADI-style benchmarks. More recent detectors refine rather than</w:t>
       </w:r>
       <w:r>
         <w:rPr/>
@@ -2368,7 +2420,25 @@
         <w:rPr>
           <w:highlight w:val="green"/>
         </w:rPr>
-        <w:t xml:space="preserve">cross-channel GDN under the identical raw protocol as a construct-matched, single-seed SOTA baseline, re-aggregating its</w:t>
+        <w:t xml:space="preserve">cross-channel GDN under the identical raw protocol as a construct-matched</w:t>
+      </w:r>
+      <w:r>
+        <w:rPr>
+          <w:highlight w:val="green"/>
+        </w:rPr>
+        <w:t xml:space="preserve"> </w:t>
+      </w:r>
+      <w:r>
+        <w:rPr>
+          <w:highlight w:val="green"/>
+        </w:rPr>
+        <w:t xml:space="preserve">(scored on the same windows and difficulty subsets)</w:t>
+      </w:r>
+      <w:r>
+        <w:rPr>
+          <w:highlight w:val="green"/>
+        </w:rPr>
+        <w:t xml:space="preserve">, single-seed SOTA baseline, re-aggregating its</w:t>
       </w:r>
       <w:r>
         <w:rPr>
@@ -2868,7 +2938,14 @@
         <w:rPr>
           <w:highlight w:val="green"/>
         </w:rPr>
-        <w:t xml:space="preserve">These properties are not a universal law but a checklist that CPS normal may exhibit to varying degrees: a given dataset realizes some strongly, others weakly or not at all. LatAD is built to exploit each property when it is present and to reduce to a standard latent-density model when it is absent, so a property that a corpus does not exhibit (here A8) simply leaves the corresponding component inactive rather than degrading the detector.</w:t>
+        <w:t xml:space="preserve">These properties are not a universal law but a checklist that CPS normal may exhibit to varying degrees: a given dataset realizes some strongly, others weakly or not at all. LatAD is built to exploit each property when it is present and to reduce to a standard latent-density model when it is absent.</w:t>
+      </w:r>
+      <w:r>
+        <w:rPr>
+          <w:strike w:val="true"/>
+          <w:color w:val="C0392B"/>
+        </w:rPr>
+        <w:t xml:space="preserve"> A property that a corpus does not exhibit (here A8) simply leaves the corresponding component inactive rather than degrading the detector.</w:t>
       </w:r>
       <w:r>
         <w:rPr/>
@@ -3052,7 +3129,7 @@
         <w:rPr>
           <w:highlight w:val="green"/>
         </w:rPr>
-        <w:t xml:space="preserve"> The last column names the LatAD design section and mechanism that realizes each assumption. Rows are grouped into A1–A7, realized and validated on the three real testbeds, and A8–A10, specified for completeness but not observed in the datasets studied. </w:t>
+        <w:t xml:space="preserve"> The last column names the LatAD design section and mechanism that realizes each assumption. Rows are grouped into A1–A7, realized and validated on the three real testbeds, and A8–A10, specified but not realized by the reported window-only model (A8’s precondition present but its heavy overlap not exercised, A9 present in the data, A10 measured absent). </w:t>
       </w:r>
       <w:r>
         <w:rPr/>
@@ -3953,7 +4030,7 @@
                 <w:szCs w:val="18"/>
                 <w:highlight w:val="green"/>
               </w:rPr>
-              <w:t xml:space="preserve"> Nearest-component NLL head (§4.3, ii). </w:t>
+              <w:t xml:space="preserve"> Nearest-component negative-log-likelihood (NLL) head (§4.3, ii). </w:t>
             </w:r>
           </w:p>
         </w:tc>
@@ -4961,31 +5038,31 @@
         <w:rPr>
           <w:highlight w:val="green"/>
         </w:rPr>
-        <w:t xml:space="preserve">the two least-separated datasets are where the regime-community</w:t>
-      </w:r>
-      <w:r>
-        <w:rPr>
-          <w:highlight w:val="green"/>
-        </w:rPr>
-        <w:t xml:space="preserve"> </w:t>
-      </w:r>
-      <w:r>
-        <w:rPr>
-          <w:highlight w:val="green"/>
-        </w:rPr>
-        <w:t xml:space="preserve">factorization gains most, since a single global density blurs local structure there, and the more separable SWaT</w:t>
-      </w:r>
-      <w:r>
-        <w:rPr>
-          <w:highlight w:val="green"/>
-        </w:rPr>
-        <w:t xml:space="preserve"> </w:t>
-      </w:r>
-      <w:r>
-        <w:rPr>
-          <w:highlight w:val="green"/>
-        </w:rPr>
-        <w:t xml:space="preserve">gains less but still improves (§6). (This low silhouette reflects a partition slicing a continuous regime ridge, not heavy mode overlap between distinct regimes, which Appendix C finds absent.)</w:t>
+        <w:t xml:space="preserve">the regime-community</w:t>
+      </w:r>
+      <w:r>
+        <w:rPr>
+          <w:highlight w:val="green"/>
+        </w:rPr>
+        <w:t xml:space="preserve"> </w:t>
+      </w:r>
+      <w:r>
+        <w:rPr>
+          <w:highlight w:val="green"/>
+        </w:rPr>
+        <w:t xml:space="preserve">factorization gains most on WADI, and by a similar margin on HAI and SWaT, since a single global density blurs local</w:t>
+      </w:r>
+      <w:r>
+        <w:rPr>
+          <w:highlight w:val="green"/>
+        </w:rPr>
+        <w:t xml:space="preserve"> </w:t>
+      </w:r>
+      <w:r>
+        <w:rPr>
+          <w:highlight w:val="green"/>
+        </w:rPr>
+        <w:t xml:space="preserve">structure (§6).</w:t>
       </w:r>
       <w:r>
         <w:rPr/>
@@ -5218,7 +5295,7 @@
         <w:rPr>
           <w:highlight w:val="green"/>
         </w:rPr>
-        <w:t xml:space="preserve">LatAD workflow. A window of multivariate telemetry is reduced to per-channel statistical features; the normal-data channel correlation graph is split into subsystems (communities, A7); and each community, together with a global null expert, is scored by a VaDE latent Gaussian-mixture model of normal regimes (A1/A6) through two always-on base latent heads (mixture density, A3; nearest-component NLL, A5) and one optional auto-gated whitened-residual head (A7). Reconstruction is demoted and the base score is computed in the latent space. The per-community surprises are combined by cohesion-weighted Higher Criticism into the anomaly score and the most-surprised community. Bracketed tags mark the MIIM assumption each block realizes.</w:t>
+        <w:t xml:space="preserve">LatAD workflow. A window of multivariate telemetry is reduced to per-channel statistical features; the normal-data channel correlation graph is split into subsystems (communities, A7); and each community, together with a whole-plant expert, is scored by a VaDE latent Gaussian-mixture model of normal regimes (A1/A6) through two always-on base latent heads (mixture density, A3; nearest-component NLL, A5) and one optional auto-gated whitened-residual head (A7). Reconstruction is demoted and the base score is computed in the latent space. The per-community surprises are combined by cohesion-weighted Higher Criticism into the anomaly score and the most-surprised community. Bracketed tags mark the MIIM assumption each block realizes.</w:t>
       </w:r>
     </w:p>
     <w:p>
@@ -5228,21 +5305,7 @@
       </w:pPr>
       <w:r>
         <w:rPr/>
-        <w:t xml:space="preserve">The reported detector realizes assumptions A1–A7</w:t>
-      </w:r>
-      <w:r>
-        <w:rPr/>
-        <w:t xml:space="preserve"> </w:t>
-      </w:r>
-      <w:r>
-        <w:rPr>
-          <w:highlight w:val="green"/>
-        </w:rPr>
-        <w:t xml:space="preserve">and specifies A8 without realizing it</w:t>
-      </w:r>
-      <w:r>
-        <w:rPr/>
-        <w:t xml:space="preserve">. The mixture representation (A1, A6), the high-resolution</w:t>
+        <w:t xml:space="preserve">The reported detector realizes assumptions A1–A7. The mixture representation (A1, A6), the high-resolution</w:t>
       </w:r>
       <w:r>
         <w:rPr/>
@@ -5277,13 +5340,17 @@
       </w:r>
       <w:r>
         <w:rPr/>
-        <w:t xml:space="preserve">on train-normal signals and switches on only where a dataset calls for it</w:t>
-      </w:r>
-      <w:r>
-        <w:rPr>
-          <w:highlight w:val="green"/>
-        </w:rPr>
-        <w:t xml:space="preserve">, activating on HAI and SWaT</w:t>
+        <w:t xml:space="preserve">on train-normal signals and</w:t>
+      </w:r>
+      <w:r>
+        <w:rPr/>
+        <w:t xml:space="preserve"> </w:t>
+      </w:r>
+      <w:r>
+        <w:rPr>
+          <w:highlight w:val="green"/>
+        </w:rPr>
+        <w:t xml:space="preserve">activates on HAI and SWaT (Table 6)</w:t>
       </w:r>
       <w:r>
         <w:rPr/>
@@ -5297,7 +5364,7 @@
         <w:rPr>
           <w:highlight w:val="green"/>
         </w:rPr>
-        <w:t xml:space="preserve">A8 (between-regime overlap) is specified for completeness but its heavy-overlap form was not observed in the datasets studied (the adjacency precondition is present, the overlap is not): the reported model carries no dedicated overlap head, and §7 shows that the apparent SKAB signal attributed to A8 is a variance-floor artifact of the estimator. Its masking form is coupled to A10 and left as future work.</w:t>
+        <w:t xml:space="preserve">A8 (between-regime overlap) is specified in Table 1, but the overlap it posits is absent from the datasets studied, so it is deferred to future work (§7, Appendix C).</w:t>
       </w:r>
       <w:r>
         <w:rPr/>
@@ -5331,15 +5398,33 @@
       </w:r>
       <w:r>
         <w:rPr/>
-        <w:t xml:space="preserve">the auto-gated residual head adding to them on HAI and SWaT (Table 6). Assumptions A9–A10 shape the trajectory rather than the window and are not exercised by these</w:t>
-      </w:r>
-      <w:r>
-        <w:rPr/>
-        <w:t xml:space="preserve"> </w:t>
-      </w:r>
-      <w:r>
-        <w:rPr/>
-        <w:t xml:space="preserve">snapshot-detectable public benchmarks; extending the detector to explicit multiscale-temporal features (A9) and</w:t>
+        <w:t xml:space="preserve">the auto-gated residual head adding to them on HAI and SWaT (Table 6). Assumptions A9–A10 shape the trajectory rather than the window and are</w:t>
+      </w:r>
+      <w:r>
+        <w:rPr/>
+        <w:t xml:space="preserve"> </w:t>
+      </w:r>
+      <w:r>
+        <w:rPr>
+          <w:highlight w:val="green"/>
+        </w:rPr>
+        <w:t xml:space="preserve">only weakly exercised (A9) or measured absent (A10) on these</w:t>
+      </w:r>
+      <w:r>
+        <w:rPr>
+          <w:highlight w:val="green"/>
+        </w:rPr>
+        <w:t xml:space="preserve"> </w:t>
+      </w:r>
+      <w:r>
+        <w:rPr>
+          <w:highlight w:val="green"/>
+        </w:rPr>
+        <w:t xml:space="preserve">snapshot-detectable public benchmarks</w:t>
+      </w:r>
+      <w:r>
+        <w:rPr/>
+        <w:t xml:space="preserve">; extending the detector to explicit multiscale-temporal features (A9) and</w:t>
       </w:r>
       <w:r>
         <w:rPr/>
@@ -7247,7 +7332,7 @@
       </w:pPr>
       <w:r>
         <w:rPr/>
-        <w:t xml:space="preserve">(i) Latent mixture-density head (parametric KDE for non-Gaussian pockets)</w:t>
+        <w:t xml:space="preserve">(i) Latent mixture-density head (parametric kernel-density estimate, KDE, for non-Gaussian pockets)</w:t>
       </w:r>
     </w:p>
     <w:p>
@@ -8052,7 +8137,25 @@
       </w:hyperlink>
       <w:r>
         <w:rPr/>
-        <w:t xml:space="preserve">] precision</w:t>
+        <w:t xml:space="preserve">]</w:t>
+      </w:r>
+      <w:r>
+        <w:rPr/>
+        <w:t xml:space="preserve"> </w:t>
+      </w:r>
+      <w:r>
+        <w:rPr>
+          <w:highlight w:val="green"/>
+        </w:rPr>
+        <w:t xml:space="preserve">(a covariance estimate regularized toward the identity, stable when channels outnumber samples)</w:t>
+      </w:r>
+      <w:r>
+        <w:rPr/>
+        <w:t xml:space="preserve"> </w:t>
+      </w:r>
+      <w:r>
+        <w:rPr/>
+        <w:t xml:space="preserve">precision</w:t>
       </w:r>
       <w:r>
         <w:rPr/>
@@ -8631,57 +8734,7 @@
         <w:rPr>
           <w:highlight w:val="green"/>
         </w:rPr>
-        <w:t xml:space="preserve">The stack has no head for A8 (between-regime overlap): that assumption is specified for completeness (§3) but not realized by this model. The fraction of train-normal windows with ambiguous regime assignments (maximum responsibility below 0.5), which such a head would gate on, is</w:t>
-      </w:r>
-      <w:r>
-        <w:rPr>
-          <w:highlight w:val="green"/>
-        </w:rPr>
-        <w:t xml:space="preserve"> </w:t>
-      </w:r>
-      <m:oMath>
-        <m:r>
-          <m:t>ρ</m:t>
-        </m:r>
-        <m:r>
-          <m:rPr>
-            <m:sty m:val="p"/>
-          </m:rPr>
-          <m:t>≤</m:t>
-        </m:r>
-        <m:r>
-          <m:t>0.02</m:t>
-        </m:r>
-      </m:oMath>
-      <w:r>
-        <w:rPr>
-          <w:highlight w:val="green"/>
-        </w:rPr>
-        <w:t xml:space="preserve"> </w:t>
-      </w:r>
-      <w:r>
-        <w:rPr>
-          <w:highlight w:val="green"/>
-        </w:rPr>
-        <w:t xml:space="preserve">on WADI, HAI, and SWaT (0.01 / 0.02 / 0.00), and</w:t>
-      </w:r>
-      <w:r>
-        <w:rPr>
-          <w:highlight w:val="green"/>
-        </w:rPr>
-        <w:t xml:space="preserve"> </w:t>
-      </w:r>
-      <w:r>
-        <w:rPr>
-          <w:highlight w:val="green"/>
-        </w:rPr>
-        <w:t xml:space="preserve">§7 finds no heavy between-regime overlap on any dataset studied under valid observation-space metrics</w:t>
-      </w:r>
-      <w:r>
-        <w:rPr>
-          <w:highlight w:val="green"/>
-        </w:rPr>
-        <w:t xml:space="preserve">. Equation (7) is therefore the detector's complete window score.</w:t>
+        <w:t xml:space="preserve">The stack has no head for A8 (between-regime overlap): that assumption is specified in Table 1 (§3) but not realized by this model, so Equation (7) is the detector's complete window score.</w:t>
       </w:r>
       <w:r>
         <w:rPr/>
@@ -8718,25 +8771,7 @@
       </w:r>
       <w:r>
         <w:rPr/>
-        <w:t xml:space="preserve">residual head (iii) fires when it generalizes to held-out normal (HAI and SWaT: on; WADI: off).</w:t>
-      </w:r>
-      <w:r>
-        <w:rPr/>
-        <w:t xml:space="preserve"> </w:t>
-      </w:r>
-      <w:r>
-        <w:rPr>
-          <w:highlight w:val="green"/>
-        </w:rPr>
-        <w:t xml:space="preserve">The reported model has no overlap head: A8's heavy-overlap form was not observed in any dataset studied, its precondition notwithstanding (§7).</w:t>
-      </w:r>
-      <w:r>
-        <w:rPr/>
-        <w:t xml:space="preserve"> </w:t>
-      </w:r>
-      <w:r>
-        <w:rPr/>
-        <w:t xml:space="preserve">All calibration uses train-normal only.</w:t>
+        <w:t xml:space="preserve">residual head (iii) fires when it generalizes to held-out normal (HAI and SWaT: on; WADI: off). All calibration uses train-normal only.</w:t>
       </w:r>
     </w:p>
     <w:p>
@@ -9115,8 +9150,18 @@
         <w:rPr>
           <w:i/>
           <w:iCs/>
+          <w:strike w:val="true"/>
+          <w:color w:val="C0392B"/>
         </w:rPr>
         <w:t xml:space="preserve">null</w:t>
+      </w:r>
+      <w:r>
+        <w:rPr>
+          <w:i/>
+          <w:iCs/>
+          <w:highlight w:val="green"/>
+        </w:rPr>
+        <w:t xml:space="preserve">whole-plant</w:t>
       </w:r>
       <w:r>
         <w:rPr/>
@@ -10035,7 +10080,32 @@
       </w:r>
       <w:r>
         <w:rPr/>
-        <w:t xml:space="preserve">that with the null expert by summing the two in train-normal z-score units; the single-latent</w:t>
+        <w:t xml:space="preserve">that with the</w:t>
+      </w:r>
+      <w:r>
+        <w:rPr/>
+        <w:t xml:space="preserve"> </w:t>
+      </w:r>
+      <w:r>
+        <w:rPr>
+          <w:strike w:val="true"/>
+          <w:color w:val="C0392B"/>
+        </w:rPr>
+        <w:t xml:space="preserve">null</w:t>
+      </w:r>
+      <w:r>
+        <w:rPr>
+          <w:highlight w:val="green"/>
+        </w:rPr>
+        <w:t xml:space="preserve">whole-plant</w:t>
+      </w:r>
+      <w:r>
+        <w:rPr/>
+        <w:t xml:space="preserve"> </w:t>
+      </w:r>
+      <w:r>
+        <w:rPr/>
+        <w:t xml:space="preserve">expert by summing the two in train-normal standardized units; the single-latent</w:t>
       </w:r>
       <w:r>
         <w:rPr/>
@@ -10420,7 +10490,7 @@
         <w:rPr>
           <w:highlight w:val="green"/>
         </w:rPr>
-        <w:t xml:space="preserve">(HIL)</w:t>
+        <w:t xml:space="preserve">(HIL, a real controller driving a simulated plant)</w:t>
       </w:r>
       <w:r>
         <w:rPr/>
@@ -10798,7 +10868,7 @@
         <w:rPr>
           <w:highlight w:val="green"/>
         </w:rPr>
-        <w:t xml:space="preserve">ten-feature temporal/spectral representation changes the global-density score negligibly on WADI (+0.002) and modestly on</w:t>
+        <w:t xml:space="preserve">ten-feature temporal/spectral representation changes the global-density score negligibly on WADI (−0.009) and modestly on</w:t>
       </w:r>
       <w:r>
         <w:rPr>
@@ -11475,7 +11545,7 @@
         <w:rPr>
           <w:highlight w:val="green"/>
         </w:rPr>
-        <w:t xml:space="preserve">preserving within-attack dependence. From 2000 resamples (1000 on HAI) we report the 95% confidence interval of the</w:t>
+        <w:t xml:space="preserve">preserving within-attack dependence. From 2000 resamples we report the 95% confidence interval of the</w:t>
       </w:r>
       <w:r>
         <w:rPr>
@@ -12550,7 +12620,7 @@
                 <w:szCs w:val="17"/>
                 <w:highlight w:val="green"/>
               </w:rPr>
-              <w:t xml:space="preserve"> 0.725 </w:t>
+              <w:t xml:space="preserve"> 0.725±0.005 </w:t>
             </w:r>
           </w:p>
         </w:tc>
@@ -12590,7 +12660,7 @@
                 <w:szCs w:val="17"/>
                 <w:highlight w:val="green"/>
               </w:rPr>
-              <w:t xml:space="preserve"> 0.829 </w:t>
+              <w:t xml:space="preserve"> 0.829±0.007 </w:t>
             </w:r>
           </w:p>
         </w:tc>
@@ -12630,7 +12700,7 @@
                 <w:szCs w:val="17"/>
                 <w:highlight w:val="green"/>
               </w:rPr>
-              <w:t xml:space="preserve"> 0.634 </w:t>
+              <w:t xml:space="preserve"> 0.634±0.006 </w:t>
             </w:r>
           </w:p>
         </w:tc>
@@ -12712,7 +12782,7 @@
                 <w:szCs w:val="17"/>
                 <w:highlight w:val="green"/>
               </w:rPr>
-              <w:t xml:space="preserve"> 0.792 </w:t>
+              <w:t xml:space="preserve"> 0.792±0.002 </w:t>
             </w:r>
           </w:p>
         </w:tc>
@@ -12752,7 +12822,7 @@
                 <w:szCs w:val="17"/>
                 <w:highlight w:val="green"/>
               </w:rPr>
-              <w:t xml:space="preserve"> 0.981 </w:t>
+              <w:t xml:space="preserve"> 0.981±0.001 </w:t>
             </w:r>
           </w:p>
         </w:tc>
@@ -12792,7 +12862,7 @@
                 <w:szCs w:val="17"/>
                 <w:highlight w:val="green"/>
               </w:rPr>
-              <w:t xml:space="preserve"> 0.628 </w:t>
+              <w:t xml:space="preserve"> 0.628±0.004 </w:t>
             </w:r>
           </w:p>
         </w:tc>
@@ -13522,7 +13592,7 @@
                 <w:szCs w:val="17"/>
                 <w:highlight w:val="green"/>
               </w:rPr>
-              <w:t xml:space="preserve"> 0.717 </w:t>
+              <w:t xml:space="preserve"> 0.717±0.006 </w:t>
             </w:r>
           </w:p>
         </w:tc>
@@ -13562,7 +13632,7 @@
                 <w:szCs w:val="17"/>
                 <w:highlight w:val="green"/>
               </w:rPr>
-              <w:t xml:space="preserve"> 0.813 </w:t>
+              <w:t xml:space="preserve"> 0.813±0.016 </w:t>
             </w:r>
           </w:p>
         </w:tc>
@@ -13602,7 +13672,7 @@
                 <w:szCs w:val="17"/>
                 <w:highlight w:val="green"/>
               </w:rPr>
-              <w:t xml:space="preserve"> 0.634 </w:t>
+              <w:t xml:space="preserve"> 0.634±0.011 </w:t>
             </w:r>
           </w:p>
         </w:tc>
@@ -13702,7 +13772,7 @@
                 <w:szCs w:val="17"/>
                 <w:highlight w:val="green"/>
               </w:rPr>
-              <w:t xml:space="preserve"> 0.827 </w:t>
+              <w:t xml:space="preserve"> 0.827±0.009 </w:t>
             </w:r>
           </w:p>
         </w:tc>
@@ -13742,7 +13812,7 @@
                 <w:szCs w:val="17"/>
                 <w:highlight w:val="green"/>
               </w:rPr>
-              <w:t xml:space="preserve"> 0.892 </w:t>
+              <w:t xml:space="preserve"> 0.892±0.009 </w:t>
             </w:r>
           </w:p>
         </w:tc>
@@ -13782,7 +13852,7 @@
                 <w:szCs w:val="17"/>
                 <w:highlight w:val="green"/>
               </w:rPr>
-              <w:t xml:space="preserve"> 0.771 </w:t>
+              <w:t xml:space="preserve"> 0.771±0.023 </w:t>
             </w:r>
           </w:p>
         </w:tc>
@@ -15190,7 +15260,7 @@
                 <w:szCs w:val="17"/>
                 <w:highlight w:val="green"/>
               </w:rPr>
-              <w:t xml:space="preserve"> 0.76 </w:t>
+              <w:t xml:space="preserve"> 0.760 </w:t>
             </w:r>
             <w:r>
               <w:rPr>
@@ -15258,7 +15328,7 @@
                 <w:szCs w:val="17"/>
                 <w:highlight w:val="green"/>
               </w:rPr>
-              <w:t xml:space="preserve"> 0.82 </w:t>
+              <w:t xml:space="preserve"> 0.820 </w:t>
             </w:r>
             <w:r>
               <w:rPr>
@@ -15326,7 +15396,7 @@
                 <w:szCs w:val="17"/>
                 <w:highlight w:val="green"/>
               </w:rPr>
-              <w:t xml:space="preserve"> 0.36 </w:t>
+              <w:t xml:space="preserve"> 0.360 </w:t>
             </w:r>
             <w:r>
               <w:rPr>
@@ -15819,7 +15889,7 @@
                 <w:szCs w:val="17"/>
                 <w:highlight w:val="green"/>
               </w:rPr>
-              <w:t xml:space="preserve"> 0.996±0.000 </w:t>
+              <w:t xml:space="preserve"> 0.996 </w:t>
             </w:r>
           </w:p>
         </w:tc>
@@ -16789,7 +16859,7 @@
                 <w:szCs w:val="17"/>
                 <w:highlight w:val="green"/>
               </w:rPr>
-              <w:t xml:space="preserve"> 0.83 </w:t>
+              <w:t xml:space="preserve"> 0.830 </w:t>
             </w:r>
           </w:p>
         </w:tc>
@@ -16809,7 +16879,7 @@
                 <w:szCs w:val="17"/>
                 <w:highlight w:val="green"/>
               </w:rPr>
-              <w:t xml:space="preserve"> 0.995±0.000 </w:t>
+              <w:t xml:space="preserve"> 0.995 </w:t>
             </w:r>
           </w:p>
         </w:tc>
@@ -16829,7 +16899,7 @@
                 <w:szCs w:val="17"/>
                 <w:highlight w:val="green"/>
               </w:rPr>
-              <w:t xml:space="preserve"> 0.92 </w:t>
+              <w:t xml:space="preserve"> 0.920 </w:t>
             </w:r>
           </w:p>
         </w:tc>
@@ -16869,7 +16939,7 @@
                 <w:szCs w:val="17"/>
                 <w:highlight w:val="green"/>
               </w:rPr>
-              <w:t xml:space="preserve"> 0.57 </w:t>
+              <w:t xml:space="preserve"> 0.570 </w:t>
             </w:r>
           </w:p>
         </w:tc>
@@ -17056,7 +17126,19 @@
         <w:rPr>
           <w:highlight w:val="green"/>
         </w:rPr>
-        <w:t xml:space="preserve">confidence interval of [0.042, 0.157] and P(difference ≤ 0) ≈ 0. On canonical SWaT</w:t>
+        <w:t xml:space="preserve">confidence interval of [0.042, 0.157] and P(difference ≤ 0) ≈ 0.</w:t>
+      </w:r>
+    </w:p>
+    <w:p>
+      <w:pPr>
+        <w:pStyle w:val="MDPI31text"/>
+        <w:ind w:left="2608"/>
+      </w:pPr>
+      <w:r>
+        <w:rPr>
+          <w:highlight w:val="green"/>
+        </w:rPr>
+        <w:t xml:space="preserve">On canonical SWaT</w:t>
       </w:r>
       <w:r>
         <w:rPr>
@@ -17092,139 +17174,139 @@
         <w:rPr>
           <w:highlight w:val="green"/>
         </w:rPr>
-        <w:t xml:space="preserve">significant (+0.055, 95% CI [0.012, 0.104], P = 0.007). On WADI LatAD reaches 0.771 (30 difficult windows</w:t>
-      </w:r>
-      <w:r>
-        <w:rPr>
-          <w:highlight w:val="green"/>
-        </w:rPr>
-        <w:t xml:space="preserve"> </w:t>
-      </w:r>
-      <w:r>
-        <w:rPr>
-          <w:highlight w:val="green"/>
-        </w:rPr>
-        <w:t xml:space="preserve">over 8 attack episodes), ahead of every learned detector</w:t>
-      </w:r>
-      <w:r>
-        <w:rPr>
-          <w:highlight w:val="green"/>
-        </w:rPr>
-        <w:t xml:space="preserve"> </w:t>
-      </w:r>
-      <w:r>
-        <w:rPr>
-          <w:highlight w:val="green"/>
-        </w:rPr>
-        <w:t xml:space="preserve">(linear cross-channel 0.750, Isolation Forest 0.634, AutoEncoder 0.628, TranAD 0.613, USAD 0.579); the lead over the</w:t>
-      </w:r>
-      <w:r>
-        <w:rPr>
-          <w:highlight w:val="green"/>
-        </w:rPr>
-        <w:t xml:space="preserve"> </w:t>
-      </w:r>
-      <w:r>
-        <w:rPr>
-          <w:highlight w:val="green"/>
-        </w:rPr>
-        <w:t xml:space="preserve">strongest baseline, the linear one, is numerical (+0.020, 95% CI [−0.161, 0.205], P = 0.46 over 8 episodes),</w:t>
-      </w:r>
-      <w:r>
-        <w:rPr>
-          <w:highlight w:val="green"/>
-        </w:rPr>
-        <w:t xml:space="preserve"> </w:t>
-      </w:r>
-      <w:r>
-        <w:rPr>
-          <w:highlight w:val="green"/>
-        </w:rPr>
-        <w:t xml:space="preserve">so LatAD is significantly ahead of every learned detector on WADI and ties only the linear baseline. The WADI lead is</w:t>
-      </w:r>
-      <w:r>
-        <w:rPr>
-          <w:highlight w:val="green"/>
-        </w:rPr>
-        <w:t xml:space="preserve"> </w:t>
-      </w:r>
-      <w:r>
-        <w:rPr>
-          <w:highlight w:val="green"/>
-        </w:rPr>
-        <w:t xml:space="preserve">carried by the community density aggregation (HC_coh 0.795): the single-latent global density collapses to 0.634 on</w:t>
-      </w:r>
-      <w:r>
-        <w:rPr>
-          <w:highlight w:val="green"/>
-        </w:rPr>
-        <w:t xml:space="preserve"> </w:t>
-      </w:r>
-      <w:r>
-        <w:rPr>
-          <w:highlight w:val="green"/>
-        </w:rPr>
-        <w:t xml:space="preserve">this artifact-free subset, below the linear baseline, so the community factorization rather than the single latent</w:t>
-      </w:r>
-      <w:r>
-        <w:rPr>
-          <w:highlight w:val="green"/>
-        </w:rPr>
-        <w:t xml:space="preserve"> </w:t>
-      </w:r>
-      <w:r>
-        <w:rPr>
-          <w:highlight w:val="green"/>
-        </w:rPr>
-        <w:t xml:space="preserve">supplies the WADI signal. On the full set the linear baseline is marginally ahead of LatAD (0.834 vs 0.827). The</w:t>
-      </w:r>
-      <w:r>
-        <w:rPr>
-          <w:highlight w:val="green"/>
-        </w:rPr>
-        <w:t xml:space="preserve"> </w:t>
-      </w:r>
-      <w:r>
-        <w:rPr>
-          <w:highlight w:val="green"/>
-        </w:rPr>
-        <w:t xml:space="preserve">43-to-30 change in the WADI difficult count removes twelve constant-channel-flip windows that a difficulty-stratification</w:t>
-      </w:r>
-      <w:r>
-        <w:rPr>
-          <w:highlight w:val="green"/>
-        </w:rPr>
-        <w:t xml:space="preserve"> </w:t>
-      </w:r>
-      <w:r>
-        <w:rPr>
-          <w:highlight w:val="green"/>
-        </w:rPr>
-        <w:t xml:space="preserve">artifact (an inconsistent clip across datasets, now fixed) had left in the difficult subset. The advantage over</w:t>
-      </w:r>
-      <w:r>
-        <w:rPr>
-          <w:highlight w:val="green"/>
-        </w:rPr>
-        <w:t xml:space="preserve"> </w:t>
-      </w:r>
-      <w:r>
-        <w:rPr>
-          <w:highlight w:val="green"/>
-        </w:rPr>
-        <w:t xml:space="preserve">the reconstruction-based deep detectors is largest exactly where the difficult anomalies are reconstructable yet</w:t>
-      </w:r>
-      <w:r>
-        <w:rPr>
-          <w:highlight w:val="green"/>
-        </w:rPr>
-        <w:t xml:space="preserve"> </w:t>
-      </w:r>
-      <w:r>
-        <w:rPr>
-          <w:highlight w:val="green"/>
-        </w:rPr>
-        <w:t xml:space="preserve">improbable, most decisively on HAI, where those detectors fall to near chance.</w:t>
+        <w:t xml:space="preserve">significant (+0.055, 95% CI [0.012, 0.104], P = 0.007).</w:t>
+      </w:r>
+    </w:p>
+    <w:p>
+      <w:pPr>
+        <w:pStyle w:val="MDPI31text"/>
+        <w:ind w:left="2608"/>
+      </w:pPr>
+      <w:r>
+        <w:rPr>
+          <w:highlight w:val="green"/>
+        </w:rPr>
+        <w:t xml:space="preserve">On WADI LatAD reaches 0.771 (30 difficult windows over 8 attack episodes), significantly ahead of every learned</w:t>
+      </w:r>
+      <w:r>
+        <w:rPr>
+          <w:highlight w:val="green"/>
+        </w:rPr>
+        <w:t xml:space="preserve"> </w:t>
+      </w:r>
+      <w:r>
+        <w:rPr>
+          <w:highlight w:val="green"/>
+        </w:rPr>
+        <w:t xml:space="preserve">detector. A per-detector episode-block bootstrap of the paired difference clears each one with P &lt; 0.05: vs</w:t>
+      </w:r>
+      <w:r>
+        <w:rPr>
+          <w:highlight w:val="green"/>
+        </w:rPr>
+        <w:t xml:space="preserve"> </w:t>
+      </w:r>
+      <w:r>
+        <w:rPr>
+          <w:highlight w:val="green"/>
+        </w:rPr>
+        <w:t xml:space="preserve">the AutoEncoder +0.142 (P = 0.001), USAD +0.192 (P = 0.000), TranAD +0.157 (P = 0.0005),</w:t>
+      </w:r>
+      <w:r>
+        <w:rPr>
+          <w:highlight w:val="green"/>
+        </w:rPr>
+        <w:t xml:space="preserve"> </w:t>
+      </w:r>
+      <w:r>
+        <w:rPr>
+          <w:highlight w:val="green"/>
+        </w:rPr>
+        <w:t xml:space="preserve">Isolation Forest +0.136 (P = 0.000), and GDN +0.111 (P = 0.000). LatAD ties only the linear baseline</w:t>
+      </w:r>
+      <w:r>
+        <w:rPr>
+          <w:highlight w:val="green"/>
+        </w:rPr>
+        <w:t xml:space="preserve"> </w:t>
+      </w:r>
+      <w:r>
+        <w:rPr>
+          <w:highlight w:val="green"/>
+        </w:rPr>
+        <w:t xml:space="preserve">LinRes (0.750): +0.020, 95% CI [−0.161, 0.205], P = 0.46 over 8 episodes. The WADI lead is</w:t>
+      </w:r>
+      <w:r>
+        <w:rPr>
+          <w:highlight w:val="green"/>
+        </w:rPr>
+        <w:t xml:space="preserve"> </w:t>
+      </w:r>
+      <w:r>
+        <w:rPr>
+          <w:highlight w:val="green"/>
+        </w:rPr>
+        <w:t xml:space="preserve">carried by the community density aggregation (cohesion-weighted Higher Criticism over the community experts, 0.795): the</w:t>
+      </w:r>
+      <w:r>
+        <w:rPr>
+          <w:highlight w:val="green"/>
+        </w:rPr>
+        <w:t xml:space="preserve"> </w:t>
+      </w:r>
+      <w:r>
+        <w:rPr>
+          <w:highlight w:val="green"/>
+        </w:rPr>
+        <w:t xml:space="preserve">single-latent global density collapses to 0.634 on this difficult subset, below the linear baseline, so the community</w:t>
+      </w:r>
+      <w:r>
+        <w:rPr>
+          <w:highlight w:val="green"/>
+        </w:rPr>
+        <w:t xml:space="preserve"> </w:t>
+      </w:r>
+      <w:r>
+        <w:rPr>
+          <w:highlight w:val="green"/>
+        </w:rPr>
+        <w:t xml:space="preserve">factorization rather than the single latent supplies the WADI signal. On the full set the linear baseline is marginally</w:t>
+      </w:r>
+      <w:r>
+        <w:rPr>
+          <w:highlight w:val="green"/>
+        </w:rPr>
+        <w:t xml:space="preserve"> </w:t>
+      </w:r>
+      <w:r>
+        <w:rPr>
+          <w:highlight w:val="green"/>
+        </w:rPr>
+        <w:t xml:space="preserve">ahead of LatAD (0.834 vs 0.827).</w:t>
+      </w:r>
+    </w:p>
+    <w:p>
+      <w:pPr>
+        <w:pStyle w:val="MDPI31text"/>
+        <w:ind w:left="2608"/>
+      </w:pPr>
+      <w:r>
+        <w:rPr>
+          <w:highlight w:val="green"/>
+        </w:rPr>
+        <w:t xml:space="preserve">The advantage over the reconstruction-based deep detectors is largest exactly where the difficult anomalies are</w:t>
+      </w:r>
+      <w:r>
+        <w:rPr>
+          <w:highlight w:val="green"/>
+        </w:rPr>
+        <w:t xml:space="preserve"> </w:t>
+      </w:r>
+      <w:r>
+        <w:rPr>
+          <w:highlight w:val="green"/>
+        </w:rPr>
+        <w:t xml:space="preserve">reconstructable yet improbable, most decisively on HAI, where those detectors fall to near chance.</w:t>
       </w:r>
     </w:p>
     <w:p>
@@ -18054,7 +18136,7 @@
                 <w:szCs w:val="18"/>
                 <w:highlight w:val="green"/>
               </w:rPr>
-              <w:t xml:space="preserve"> 0.530 </w:t>
+              <w:t xml:space="preserve"> 0.530±0.009 </w:t>
             </w:r>
           </w:p>
         </w:tc>
@@ -18136,7 +18218,7 @@
                 <w:szCs w:val="18"/>
                 <w:highlight w:val="green"/>
               </w:rPr>
-              <w:t xml:space="preserve"> 0.535 </w:t>
+              <w:t xml:space="preserve"> 0.535±0.004 </w:t>
             </w:r>
           </w:p>
         </w:tc>
@@ -18744,7 +18826,7 @@
         <w:rPr>
           <w:highlight w:val="green"/>
         </w:rPr>
-        <w:t xml:space="preserve">remain strong on Easy (0.90–0.97). On WADI and canonical SWaT they trail LatAD by a wide margin without</w:t>
+        <w:t xml:space="preserve">remain strong on Easy (0.96–1.00). On WADI and canonical SWaT they trail LatAD by a wide margin without</w:t>
       </w:r>
       <w:r>
         <w:rPr>
@@ -18892,7 +18974,7 @@
         <w:rPr>
           <w:highlight w:val="green"/>
         </w:rPr>
-        <w:t xml:space="preserve">The difficult-subset advantage is driven primarily by cross-channel density modeling rather than by the window representation, which is a separate and smaller complementary lever (Appendix A, Table A2). Replacing the cross-channel latent density with a channel-independent product of per-channel densities (Table 5) collapses the advantage on exactly the two datasets where LatAD wins significantly: the cross-channel density adds +0.200 on HAI and +0.141 on canonical SWaT over the channel-independent baseline, while on the artifact-free WADI difficult subset it adds essentially nothing (</w:t>
+        <w:t xml:space="preserve">The difficult-subset advantage is driven primarily by cross-channel density modeling rather than by the window representation, which is a separate and smaller complementary lever (Appendix A, Table A2). Replacing the cross-channel latent density with a channel-independent product of per-channel densities (Table 5) collapses the advantage on exactly the two datasets where LatAD wins significantly: the cross-channel density adds +0.200 on HAI and +0.141 on SWaT over the channel-independent baseline, while on the WADI difficult subset it adds essentially nothing (</w:t>
       </w:r>
       <w:r>
         <w:rPr>
@@ -18917,7 +18999,7 @@
         <w:rPr>
           <w:highlight w:val="green"/>
         </w:rPr>
-        <w:t xml:space="preserve">) in the public WADI release inflates single-channel separability and is excluded from the evaluation (§5.1). The head-level decomposition (Table 6) and the factorization/aggregation ablation (Table A1) localize the same gain: the latent density anchors the base score, and factorizing it over correlation communities lifts the difficult subset further, most on the overlapping-regime datasets (§3).</w:t>
+        <w:t xml:space="preserve">) in the public WADI release inflates single-channel separability and is excluded from the evaluation (§5.1). The head-level decomposition (Table 6) and the factorization/aggregation ablation (Table A1) localize the same gain: the latent density anchors the base score, and factorizing it over correlation communities lifts the difficult subset further, most on WADI and by a similar margin on HAI and SWaT (Appendix A).</w:t>
       </w:r>
     </w:p>
     <w:p>
@@ -18936,31 +19018,7 @@
         <w:rPr>
           <w:highlight w:val="green"/>
         </w:rPr>
-        <w:t xml:space="preserve"> Source of gain: difficult-subset AUROC (five-seed mean±standard deviation) of the cross-channel latent density against a channel-independent product of per-channel densities, on the artifact-free WADI, canonical SWaT, and HAI difficult subsets (</w:t>
-      </w:r>
-      <w:r>
-        <w:rPr>
-          <w:highlight w:val="green"/>
-        </w:rPr>
-        <w:t xml:space="preserve"> </w:t>
-      </w:r>
-      <w:r>
-        <w:rPr>
-          <w:highlight w:val="green"/>
-        </w:rPr>
-        <w:t xml:space="preserve"> 30 </w:t>
-      </w:r>
-      <w:r>
-        <w:rPr>
-          <w:highlight w:val="green"/>
-        </w:rPr>
-        <w:t xml:space="preserve"> </w:t>
-      </w:r>
-      <w:r>
-        <w:rPr>
-          <w:highlight w:val="green"/>
-        </w:rPr>
-        <w:t xml:space="preserve"> / 85 / 167 anomaly windows). The cross-channel gain is carried by HAI and SWaT; on cleaned WADI it is essentially zero, because WADI’s difficult anomalies are single-channel or linear and per-channel marginals already suffice.</w:t>
+        <w:t xml:space="preserve"> Source of gain: difficult-subset AUROC (five-seed mean±standard deviation) of the cross-channel latent density against a channel-independent product of per-channel densities, on the WADI, HAI, and SWaT difficult subsets (30 / 167 / 85 anomaly windows). The cross-channel gain is carried by HAI and SWaT; on WADI it is essentially zero, because WADI’s difficult anomalies are single-channel or linear and per-channel marginals already suffice. Bold marks the cross-channel gains that survive the significance test.</w:t>
       </w:r>
     </w:p>
     <w:tbl>
@@ -19500,7 +19558,7 @@
         <w:rPr>
           <w:highlight w:val="green"/>
         </w:rPr>
-        <w:t xml:space="preserve">community density aggregation (HC_coh 0.795): the single-latent global density collapses to 0.634 on the artifact-free</w:t>
+        <w:t xml:space="preserve">community density aggregation (cohesion-weighted Higher Criticism, 0.795): the single-latent global density collapses to 0.634 on the difficult</w:t>
       </w:r>
       <w:r>
         <w:rPr>
@@ -19836,19 +19894,19 @@
         <w:rPr>
           <w:highlight w:val="green"/>
         </w:rPr>
-        <w:t xml:space="preserve">the whole-plant density, so factorization lifts the single-latent global density (0.634 on the clean WADI difficult</w:t>
-      </w:r>
-      <w:r>
-        <w:rPr>
-          <w:highlight w:val="green"/>
-        </w:rPr>
-        <w:t xml:space="preserve"> </w:t>
-      </w:r>
-      <w:r>
-        <w:rPr>
-          <w:highlight w:val="green"/>
-        </w:rPr>
-        <w:t xml:space="preserve">subset, below the linear baseline) to the community-density lead (HC_coh 0.795), and the fused detector reaches</w:t>
+        <w:t xml:space="preserve">the whole-plant density, so factorization lifts the single-latent global density (0.634 on the WADI difficult</w:t>
+      </w:r>
+      <w:r>
+        <w:rPr>
+          <w:highlight w:val="green"/>
+        </w:rPr>
+        <w:t xml:space="preserve"> </w:t>
+      </w:r>
+      <w:r>
+        <w:rPr>
+          <w:highlight w:val="green"/>
+        </w:rPr>
+        <w:t xml:space="preserve">subset, below the linear baseline) to the community-density lead (cohesion-weighted Higher Criticism, 0.795), and the fused detector reaches</w:t>
       </w:r>
       <w:r>
         <w:rPr>
@@ -20058,7 +20116,7 @@
         <w:rPr>
           <w:highlight w:val="green"/>
         </w:rPr>
-        <w:t xml:space="preserve"> The model has no A8 overlap head, so none appears here. </w:t>
+        <w:t xml:space="preserve"> Bold marks the LatAD (global density) configuration, not a column maximum. </w:t>
       </w:r>
       <w:r>
         <w:rPr/>
@@ -20771,75 +20829,79 @@
         <w:rPr>
           <w:b/>
           <w:bCs/>
+          <w:strike w:val="true"/>
+          <w:color w:val="C0392B"/>
         </w:rPr>
         <w:t xml:space="preserve">Auto-gating adapts one architecture to three datasets.</w:t>
       </w:r>
       <w:r>
-        <w:rPr/>
-        <w:t xml:space="preserve"> </w:t>
-      </w:r>
-      <w:r>
-        <w:rPr/>
+        <w:rPr>
+          <w:strike w:val="true"/>
+          <w:color w:val="C0392B"/>
+        </w:rPr>
+        <w:t xml:space="preserve"> </w:t>
+      </w:r>
+      <w:r>
+        <w:rPr>
+          <w:strike w:val="true"/>
+          <w:color w:val="C0392B"/>
+        </w:rPr>
         <w:t xml:space="preserve">The winning signal is</w:t>
       </w:r>
       <w:r>
-        <w:rPr/>
-        <w:t xml:space="preserve"> </w:t>
-      </w:r>
-      <w:r>
-        <w:rPr/>
-        <w:t xml:space="preserve">dataset-dependent, so rather than hand-select we gate</w:t>
-      </w:r>
-      <w:r>
-        <w:rPr/>
-        <w:t xml:space="preserve"> </w:t>
-      </w:r>
-      <w:r>
-        <w:rPr>
-          <w:highlight w:val="green"/>
-        </w:rPr>
-        <w:t xml:space="preserve">the optional whitened-residual head by a purely train-normal signal, its</w:t>
-      </w:r>
-      <w:r>
-        <w:rPr/>
-        <w:t xml:space="preserve"> </w:t>
-      </w:r>
-      <w:r>
-        <w:rPr/>
-        <w:t xml:space="preserve">held-out-normal generalization</w:t>
-      </w:r>
-      <w:r>
-        <w:rPr>
-          <w:highlight w:val="green"/>
-        </w:rPr>
-        <w:t xml:space="preserve"> (active on HAI and SWaT)</w:t>
-      </w:r>
-      <w:r>
-        <w:rPr/>
-        <w:t xml:space="preserve">. The single</w:t>
-      </w:r>
-      <w:r>
-        <w:rPr/>
-        <w:t xml:space="preserve"> </w:t>
-      </w:r>
-      <w:r>
-        <w:rPr/>
+        <w:rPr>
+          <w:strike w:val="true"/>
+          <w:color w:val="C0392B"/>
+        </w:rPr>
+        <w:t xml:space="preserve"> </w:t>
+      </w:r>
+      <w:r>
+        <w:rPr>
+          <w:strike w:val="true"/>
+          <w:color w:val="C0392B"/>
+        </w:rPr>
+        <w:t xml:space="preserve">dataset-dependent, so rather than hand-select we gate the optional whitened-residual head by a purely train-normal signal, its held-out-normal generalization (active on HAI and SWaT). The single</w:t>
+      </w:r>
+      <w:r>
+        <w:rPr>
+          <w:strike w:val="true"/>
+          <w:color w:val="C0392B"/>
+        </w:rPr>
+        <w:t xml:space="preserve"> </w:t>
+      </w:r>
+      <w:r>
+        <w:rPr>
+          <w:strike w:val="true"/>
+          <w:color w:val="C0392B"/>
+        </w:rPr>
         <w:t xml:space="preserve">global-density configuration then adapts itself: the residual head activates on HAI and SWaT, where the</w:t>
       </w:r>
       <w:r>
-        <w:rPr/>
-        <w:t xml:space="preserve"> </w:t>
-      </w:r>
-      <w:r>
-        <w:rPr/>
+        <w:rPr>
+          <w:strike w:val="true"/>
+          <w:color w:val="C0392B"/>
+        </w:rPr>
+        <w:t xml:space="preserve"> </w:t>
+      </w:r>
+      <w:r>
+        <w:rPr>
+          <w:strike w:val="true"/>
+          <w:color w:val="C0392B"/>
+        </w:rPr>
         <w:t xml:space="preserve">fault leaves a whitened-residual signal, and stays off on WADI, whose difficult faults are pure low-density</w:t>
       </w:r>
       <w:r>
-        <w:rPr/>
-        <w:t xml:space="preserve"> </w:t>
-      </w:r>
-      <w:r>
-        <w:rPr/>
+        <w:rPr>
+          <w:strike w:val="true"/>
+          <w:color w:val="C0392B"/>
+        </w:rPr>
+        <w:t xml:space="preserve"> </w:t>
+      </w:r>
+      <w:r>
+        <w:rPr>
+          <w:strike w:val="true"/>
+          <w:color w:val="C0392B"/>
+        </w:rPr>
         <w:t xml:space="preserve">pockets in the latent.</w:t>
       </w:r>
     </w:p>
@@ -20854,19 +20916,19 @@
           <w:bCs/>
           <w:highlight w:val="green"/>
         </w:rPr>
-        <w:t xml:space="preserve">Assumption A8 (between-regime overlap): specified, partly defended, and coupled to A10.</w:t>
-      </w:r>
-      <w:r>
-        <w:rPr>
-          <w:highlight w:val="green"/>
-        </w:rPr>
-        <w:t xml:space="preserve"> </w:t>
-      </w:r>
-      <w:r>
-        <w:rPr>
-          <w:highlight w:val="green"/>
-        </w:rPr>
-        <w:t xml:space="preserve">A8 posits neighbouring regimes lying close in observation space, so a window could be improbable while every channel stays within its normal range. Its precondition is present on nearly every real CPS dataset we examined: adjacent-but-distinct regime pairs are the rule across WADI, HAI, SWaT, Cranfield, MetroPT [</w:t>
+        <w:t xml:space="preserve">Assumption A8 (between-regime overlap): specified, over-coverage defended, masking coupled to A10.</w:t>
+      </w:r>
+      <w:r>
+        <w:rPr>
+          <w:highlight w:val="green"/>
+        </w:rPr>
+        <w:t xml:space="preserve"> </w:t>
+      </w:r>
+      <w:r>
+        <w:rPr>
+          <w:highlight w:val="green"/>
+        </w:rPr>
+        <w:t xml:space="preserve">A8 posits regimes lying so close in observation space that a window can be improbable while every channel stays in range. Its precondition, adjacent-but-distinct regimes, holds on every multi-loop plant we screened (WADI, HAI, SWaT, Cranfield, MetroPT [</w:t>
       </w:r>
       <w:hyperlink w:anchor="r-metropt">
         <w:r>
@@ -20896,22 +20958,7 @@
         <w:rPr>
           <w:highlight w:val="green"/>
         </w:rPr>
-        <w:t xml:space="preserve">] (94 to 100 percent of train-normal mass sits in a discovered regime that has a valley-separated neighbour within twice its own normal envelope, the closest pairs 2.2 to 3.9 Mahalanobis units apart), and on the Cranfield rig with physical setpoint labels the operating points are separated by tens of within-regime standard deviations (pairwise linear-discriminant error at most 3.3 percent, overlap coefficient at most 0.016). What is absent is heavy mode overlap itself. The evidence earlier read as A8 came from a cluster-responsibility screen that is blind by construction: on a synthetic 50-percent-overlap positive control, whose large Bayes error a valid metric must report, responsibility entropy stayed flat and rated the regimes as maximally crisp, and it likewise assigns a genuine between-mode window (observation-density percentile 0.000) responsibility 1.000. Under valid observation-space metrics (overlap coefficient, density-valley ratio, cross-regime nearest-neighbour share, and discriminant error) the overlap is absent on every benchmark, and the SKAB [</w:t>
-      </w:r>
-      <w:hyperlink w:anchor="r-skab">
-        <w:r>
-          <w:rPr>
-            <w:rStyle w:val="Hyperlink"/>
-            <w:highlight w:val="green"/>
-          </w:rPr>
-          <w:t xml:space="preserve">54</w:t>
-        </w:r>
-      </w:hyperlink>
-      <w:r>
-        <w:rPr>
-          <w:highlight w:val="green"/>
-        </w:rPr>
-        <w:t xml:space="preserve">] signal that appeared to witness it is a variance-floor artifact of the estimator on a 400-window sample that collapses under empirically estimated component variances (Appendix C). The A8 failure mode itself, an extreme of one regime absorbed by an adjacent regime, or an isolated anomaly absorbed by a wide cluster, is not triggered by these benchmarks' anomalies: the anomaly-masking rate is at or below its lag-matched regime-switch base rate on all fourteen labelled real streams screened, and on a positive control the effect is identifiable only through the path, because a snapshot cannot distinguish a masked anomaly from a legitimate regime switch. A8-as-masking is therefore an A10 problem. The one variant the reported model already defends is over-coverage: a wide two-component head misses about 80 percent of WADI's isolated anomalies, whereas the shipped 80-component density head (§4.3 i) misses about 13 percent, so the head's resolution removes the over-smoothing failure directly, and an explicit local-density (kNN) head adds nothing on top of it (Spearman 0.90 to 0.93 with the density head on train-normal). A8 is thus specified, its over-coverage variant defended by the density-head resolution and its masking variant coupled to A10, and it is verifiable at operational scale, where regimes are more numerous and switch less often (Appendix C). The reported model carries no dedicated overlap head, and A8 is left with the trajectory assumption A10 as future work.</w:t>
+        <w:t xml:space="preserve">]: 94 to 100 percent of train-normal mass sits in a discovered regime with a valley-separated neighbour within twice its own normal envelope). The overlap itself is absent: under four observation-space measures (overlap coefficient, density-valley ratio, cross-regime nearest-neighbour share, and discriminant error) no benchmark approaches the 30-percent-overlap positive control, and the labelled anomaly-masking rate never exceeds its lag-matched regime-switch base rate (Appendix C, Table C1). The one A8 variant the reported model already defends is over-coverage: a wide two-component head misses about 80 percent of WADI's isolated anomalies, the 80-component density head of §4.3 (i) about 13 percent. Masking, the remaining variant, is identifiable only through the path by which a window arrived, so it belongs with A10 and is left to operational-scale data (Appendix C). The reported model carries no dedicated overlap head.</w:t>
       </w:r>
     </w:p>
     <w:p>
@@ -21068,55 +21115,55 @@
         <w:rPr>
           <w:highlight w:val="green"/>
         </w:rPr>
-        <w:t xml:space="preserve">regime, and its false alarms at a 5% budget concentrate there. Excluding that single train-empty regime label-free</w:t>
-      </w:r>
-      <w:r>
-        <w:rPr>
-          <w:highlight w:val="green"/>
-        </w:rPr>
-        <w:t xml:space="preserve"> </w:t>
-      </w:r>
-      <w:r>
-        <w:rPr>
-          <w:highlight w:val="green"/>
-        </w:rPr>
-        <w:t xml:space="preserve">(no anomaly is removed; 18.4% of test-normal windows) raises the headline model from AUROC 0.948 to 0.965,</w:t>
-      </w:r>
-      <w:r>
-        <w:rPr>
-          <w:highlight w:val="green"/>
-        </w:rPr>
-        <w:t xml:space="preserve"> </w:t>
-      </w:r>
-      <w:r>
-        <w:rPr>
-          <w:highlight w:val="green"/>
-        </w:rPr>
-        <w:t xml:space="preserve">difficult-subset AUROC 0.845 to 0.890, and the true-positive rate at a 5% false-alarm budget from 0.789 to 0.916;</w:t>
-      </w:r>
-      <w:r>
-        <w:rPr>
-          <w:highlight w:val="green"/>
-        </w:rPr>
-        <w:t xml:space="preserve"> </w:t>
-      </w:r>
-      <w:r>
-        <w:rPr>
-          <w:highlight w:val="green"/>
-        </w:rPr>
-        <w:t xml:space="preserve">every detector improves and LatAD leads throughout. The main tables report the full test set; we note the effect as</w:t>
-      </w:r>
-      <w:r>
-        <w:rPr>
-          <w:highlight w:val="green"/>
-        </w:rPr>
-        <w:t xml:space="preserve"> </w:t>
-      </w:r>
-      <w:r>
-        <w:rPr>
-          <w:highlight w:val="green"/>
-        </w:rPr>
-        <w:t xml:space="preserve">a secondary view and as evidence that the regime-community model diagnoses its own coverage gaps.</w:t>
+        <w:t xml:space="preserve">regime, and its false alarms at a 5% budget concentrate there. Excluding that regime, a label-free operation that</w:t>
+      </w:r>
+      <w:r>
+        <w:rPr>
+          <w:highlight w:val="green"/>
+        </w:rPr>
+        <w:t xml:space="preserve"> </w:t>
+      </w:r>
+      <w:r>
+        <w:rPr>
+          <w:highlight w:val="green"/>
+        </w:rPr>
+        <w:t xml:space="preserve">removes 18.4% of test-normal windows and no anomaly, lifts a secondary coverage-diagnostic view of the headline model</w:t>
+      </w:r>
+      <w:r>
+        <w:rPr>
+          <w:highlight w:val="green"/>
+        </w:rPr>
+        <w:t xml:space="preserve"> </w:t>
+      </w:r>
+      <w:r>
+        <w:rPr>
+          <w:highlight w:val="green"/>
+        </w:rPr>
+        <w:t xml:space="preserve">(in that pass all-subset AUROC 0.948 to 0.965, difficult-subset 0.845 to 0.890, and the true-positive rate at a 5%</w:t>
+      </w:r>
+      <w:r>
+        <w:rPr>
+          <w:highlight w:val="green"/>
+        </w:rPr>
+        <w:t xml:space="preserve"> </w:t>
+      </w:r>
+      <w:r>
+        <w:rPr>
+          <w:highlight w:val="green"/>
+        </w:rPr>
+        <w:t xml:space="preserve">false-alarm budget 0.789 to 0.916), with LatAD leading throughout. The main tables report the full test set; we note</w:t>
+      </w:r>
+      <w:r>
+        <w:rPr>
+          <w:highlight w:val="green"/>
+        </w:rPr>
+        <w:t xml:space="preserve"> </w:t>
+      </w:r>
+      <w:r>
+        <w:rPr>
+          <w:highlight w:val="green"/>
+        </w:rPr>
+        <w:t xml:space="preserve">the effect as a secondary view and as evidence that the regime-community model diagnoses its own coverage gaps.</w:t>
       </w:r>
     </w:p>
     <w:p>
@@ -21325,7 +21372,7 @@
         <w:rPr>
           <w:highlight w:val="green"/>
         </w:rPr>
-        <w:t xml:space="preserve">Assumptions A8 (between-regime proximity and masking), A9 (multiscale, many-clocks structure), and A10 (path dependence) concern properties that surface most clearly when a system has many channels, long duration, and rich regime variability. The public CPS benchmarks cannot fully exercise them: with a single nominal regime and days of data there is little between-regime masking to observe, few independent clocks that separate difficult faults, and short trajectories with limited path history. Verifying A8 through A10 therefore calls for operational-scale data, for example the multi-year, thousand-stream Building Data Genome Project 2 [</w:t>
+        <w:t xml:space="preserve">Assumptions A8 (between-regime proximity and masking), A9 (multiscale, many-clocks structure), and A10 (path dependence) concern properties that surface most clearly when a system has many channels, long duration, and rich regime variability. The public CPS benchmarks cannot fully exercise them: with one nominal operating mode (though the mixture discovers many sub-regimes within it) and days of data there is little between-regime masking to observe and short trajectories with limited path history. Exercising A8 through A10 on history-dependent faults therefore calls for operational-scale data, for example the multi-year, thousand-stream Building Data Genome Project 2 [</w:t>
       </w:r>
       <w:hyperlink w:anchor="r-bdg2">
         <w:r>
@@ -21515,57 +21562,29 @@
       </w:r>
       <w:r>
         <w:rPr/>
-        <w:t xml:space="preserve">benchmarks, the regime-community realization should be validated on additional, untouched CPS systems before its</w:t>
-      </w:r>
-      <w:r>
-        <w:rPr/>
-        <w:t xml:space="preserve"> </w:t>
-      </w:r>
-      <w:r>
-        <w:rPr/>
-        <w:t xml:space="preserve">per-dataset gains are treated as established; its build and calibration use train-normal data only, so the extension</w:t>
-      </w:r>
-      <w:r>
-        <w:rPr/>
-        <w:t xml:space="preserve"> </w:t>
-      </w:r>
-      <w:r>
-        <w:rPr/>
-        <w:t xml:space="preserve">is directly testable on additional CPS systems.</w:t>
-      </w:r>
-      <w:r>
-        <w:rPr/>
-        <w:t xml:space="preserve"> </w:t>
-      </w:r>
-      <w:r>
-        <w:rPr>
-          <w:highlight w:val="green"/>
-        </w:rPr>
-        <w:t xml:space="preserve">The community construction and combiner settings were fixed</w:t>
-      </w:r>
-      <w:r>
-        <w:rPr>
-          <w:highlight w:val="green"/>
-        </w:rPr>
-        <w:t xml:space="preserve"> </w:t>
-      </w:r>
-      <w:r>
-        <w:rPr>
-          <w:highlight w:val="green"/>
-        </w:rPr>
-        <w:t xml:space="preserve">before the artifact-free WADI and canonical SWaT evaluations reported here, so those two datasets are effectively</w:t>
-      </w:r>
-      <w:r>
-        <w:rPr>
-          <w:highlight w:val="green"/>
-        </w:rPr>
-        <w:t xml:space="preserve"> </w:t>
-      </w:r>
-      <w:r>
-        <w:rPr>
-          <w:highlight w:val="green"/>
-        </w:rPr>
-        <w:t xml:space="preserve">out-of-sample confirmations of a design frozen on their earlier versions.</w:t>
+        <w:t xml:space="preserve">benchmarks,</w:t>
+      </w:r>
+      <w:r>
+        <w:rPr/>
+        <w:t xml:space="preserve"> </w:t>
+      </w:r>
+      <w:r>
+        <w:rPr>
+          <w:highlight w:val="green"/>
+        </w:rPr>
+        <w:t xml:space="preserve">validation on additional CPS systems is the next test of the regime-community realization; its build and calibration use train-normal data only, so that test requires no labels. The community construction and combiner settings were fixed</w:t>
+      </w:r>
+      <w:r>
+        <w:rPr>
+          <w:highlight w:val="green"/>
+        </w:rPr>
+        <w:t xml:space="preserve"> </w:t>
+      </w:r>
+      <w:r>
+        <w:rPr>
+          <w:highlight w:val="green"/>
+        </w:rPr>
+        <w:t xml:space="preserve">before the WADI and SWaT evaluations reported here, so those two results are out-of-sample confirmations of the design.</w:t>
       </w:r>
     </w:p>
     <w:p>
@@ -21675,7 +21694,7 @@
         <w:rPr>
           <w:highlight w:val="yellow"/>
         </w:rPr>
-        <w:t xml:space="preserve">is sequential, with each completed window evaluated without access to future observations. This is a deployment</w:t>
+        <w:t xml:space="preserve">is sequential, with each completed window evaluated without access to future observations.</w:t>
       </w:r>
       <w:r>
         <w:rPr>
@@ -21686,8 +21705,32 @@
       <w:r>
         <w:rPr>
           <w:highlight w:val="yellow"/>
+          <w:strike w:val="true"/>
+          <w:color w:val="C0392B"/>
+        </w:rPr>
+        <w:t xml:space="preserve">This is a deployment</w:t>
+      </w:r>
+      <w:r>
+        <w:rPr>
+          <w:highlight w:val="yellow"/>
+          <w:strike w:val="true"/>
+          <w:color w:val="C0392B"/>
+        </w:rPr>
+        <w:t xml:space="preserve"> </w:t>
+      </w:r>
+      <w:r>
+        <w:rPr>
+          <w:highlight w:val="yellow"/>
+          <w:strike w:val="true"/>
+          <w:color w:val="C0392B"/>
         </w:rPr>
         <w:t xml:space="preserve">architecture rather than an experimentally evaluated configuration.</w:t>
+      </w:r>
+      <w:r>
+        <w:rPr>
+          <w:highlight w:val="green"/>
+        </w:rPr>
+        <w:t xml:space="preserve">The training and inference cost of this configuration is measured in Appendix B (Table B1).</w:t>
       </w:r>
     </w:p>
     <w:p>
@@ -21885,7 +21928,7 @@
         <w:rPr>
           <w:highlight w:val="green"/>
         </w:rPr>
-        <w:t xml:space="preserve">the data: WADI results are on the artifact-free 122-channel set with the rescaled analyzer channel removed</w:t>
+        <w:t xml:space="preserve">the data: WADI results are on the 122-channel set with the rescaled analyzer channel removed</w:t>
       </w:r>
       <w:r>
         <w:rPr>
@@ -22125,7 +22168,32 @@
       </w:r>
       <w:r>
         <w:rPr/>
-        <w:t xml:space="preserve">LatAD to the trajectory assumptions (A9, A10) and validating the regime-community realization on additional CPS</w:t>
+        <w:t xml:space="preserve">LatAD to the trajectory assumptions</w:t>
+      </w:r>
+      <w:r>
+        <w:rPr/>
+        <w:t xml:space="preserve"> </w:t>
+      </w:r>
+      <w:r>
+        <w:rPr>
+          <w:strike w:val="true"/>
+          <w:color w:val="C0392B"/>
+        </w:rPr>
+        <w:t xml:space="preserve">(A9, A10)</w:t>
+      </w:r>
+      <w:r>
+        <w:rPr>
+          <w:highlight w:val="green"/>
+        </w:rPr>
+        <w:t xml:space="preserve">(A9, A10, and the masking form of A8 coupled to A10)</w:t>
+      </w:r>
+      <w:r>
+        <w:rPr/>
+        <w:t xml:space="preserve"> </w:t>
+      </w:r>
+      <w:r>
+        <w:rPr/>
+        <w:t xml:space="preserve">and validating the regime-community realization on additional CPS</w:t>
       </w:r>
       <w:r>
         <w:rPr/>
@@ -22303,33 +22371,37 @@
       </w:r>
       <w:r>
         <w:rPr/>
-        <w:t xml:space="preserve">communities lifts all three datasets, most on WADI, whose sparse coordinated-drift faults a global density dilutes;</w:t>
-      </w:r>
-      <w:r>
-        <w:rPr/>
-        <w:t xml:space="preserve"> </w:t>
-      </w:r>
-      <w:r>
-        <w:rPr>
-          <w:highlight w:val="green"/>
-        </w:rPr>
-        <w:t xml:space="preserve">on WADI the density-only community aggregation (HC_coh) carries the whole effect, lifting the single-latent global density from 0.634 to 0.795, whereas the whitened-residual fusion is mildly counterproductive there and the fused headline is 0.771;</w:t>
-      </w:r>
-      <w:r>
-        <w:rPr/>
-        <w:t xml:space="preserve"> </w:t>
-      </w:r>
-      <w:r>
-        <w:rPr/>
-        <w:t xml:space="preserve">fitting the full per-community scoring heads (adding the A7 whitened residual inside each subsystem) further lifts</w:t>
-      </w:r>
-      <w:r>
-        <w:rPr/>
-        <w:t xml:space="preserve"> </w:t>
-      </w:r>
-      <w:r>
-        <w:rPr/>
-        <w:t xml:space="preserve">HAI, where the hard valve and flow deviations are correlation-conditional; and among the sparsity-adaptive combiners,</w:t>
+        <w:t xml:space="preserve">communities lifts all three datasets, most on WADI, whose difficult faults are confined to small correlated subsystems that a global density dilutes;</w:t>
+      </w:r>
+      <w:r>
+        <w:rPr/>
+        <w:t xml:space="preserve"> </w:t>
+      </w:r>
+      <w:r>
+        <w:rPr>
+          <w:highlight w:val="green"/>
+        </w:rPr>
+        <w:t xml:space="preserve">on WADI the community aggregation carries the whole effect, lifting the single-latent global density from 0.634 to 0.795 through cohesion-weighted Higher Criticism over the per-community experts, and fusing in the whole-plant expert (the headline fusion) is mildly counterproductive there, so the fused headline settles at 0.771;</w:t>
+      </w:r>
+      <w:r>
+        <w:rPr>
+          <w:highlight w:val="green"/>
+        </w:rPr>
+        <w:t xml:space="preserve"> </w:t>
+      </w:r>
+      <w:r>
+        <w:rPr>
+          <w:highlight w:val="green"/>
+        </w:rPr>
+        <w:t xml:space="preserve">on HAI and SWaT the whole-plant-expert fusion instead lifts the score, most on HAI, where the hard valve and flow deviations are correlation-conditional;</w:t>
+      </w:r>
+      <w:r>
+        <w:rPr/>
+        <w:t xml:space="preserve"> </w:t>
+      </w:r>
+      <w:r>
+        <w:rPr/>
+        <w:t xml:space="preserve">and among the sparsity-adaptive combiners,</w:t>
       </w:r>
       <w:r>
         <w:rPr/>
@@ -22347,7 +22419,7 @@
         <w:rPr>
           <w:highlight w:val="green"/>
         </w:rPr>
-        <w:t xml:space="preserve">once the community density and its fusion are combined (and, on WADI, the density-only aggregation leads outright)</w:t>
+        <w:t xml:space="preserve">once the community experts and the whole-plant expert are fused (and, on WADI, the community aggregation without that fusion leads outright)</w:t>
       </w:r>
       <w:r>
         <w:rPr/>
@@ -22404,23 +22476,187 @@
       </w:r>
       <w:r>
         <w:rPr/>
-        <w:t xml:space="preserve">are combined). Every aggregation-block row is fused with the global null expert: the first four sum the community</w:t>
-      </w:r>
-      <w:r>
-        <w:rPr/>
-        <w:t xml:space="preserve"> </w:t>
-      </w:r>
-      <w:r>
-        <w:rPr/>
-        <w:t xml:space="preserve">combiner and the null expert in train-normal z-score units (the headline fusion), while the last fuses unweighted</w:t>
-      </w:r>
-      <w:r>
-        <w:rPr/>
-        <w:t xml:space="preserve"> </w:t>
-      </w:r>
-      <w:r>
-        <w:rPr/>
-        <w:t xml:space="preserve">Higher Criticism with the null expert by a maximum instead. The headline detector is the full per-community,</w:t>
+        <w:t xml:space="preserve">are combined). Every aggregation-block row is fused with the global</w:t>
+      </w:r>
+      <w:r>
+        <w:rPr/>
+        <w:t xml:space="preserve"> </w:t>
+      </w:r>
+      <w:r>
+        <w:rPr/>
+        <w:t xml:space="preserve"> </w:t>
+      </w:r>
+      <w:r>
+        <w:rPr>
+          <w:strike w:val="true"/>
+          <w:color w:val="C0392B"/>
+        </w:rPr>
+        <w:t xml:space="preserve"> null </w:t>
+      </w:r>
+      <w:r>
+        <w:rPr/>
+        <w:t xml:space="preserve"> </w:t>
+      </w:r>
+      <w:r>
+        <w:rPr/>
+        <w:t xml:space="preserve"> </w:t>
+      </w:r>
+      <w:r>
+        <w:rPr>
+          <w:highlight w:val="green"/>
+        </w:rPr>
+        <w:t xml:space="preserve"> whole-plant </w:t>
+      </w:r>
+      <w:r>
+        <w:rPr/>
+        <w:t xml:space="preserve"> </w:t>
+      </w:r>
+      <w:r>
+        <w:rPr/>
+        <w:t xml:space="preserve"> </w:t>
+      </w:r>
+      <w:r>
+        <w:rPr/>
+        <w:t xml:space="preserve">expert: the first four sum the community</w:t>
+      </w:r>
+      <w:r>
+        <w:rPr/>
+        <w:t xml:space="preserve"> </w:t>
+      </w:r>
+      <w:r>
+        <w:rPr/>
+        <w:t xml:space="preserve">combiner and the</w:t>
+      </w:r>
+      <w:r>
+        <w:rPr/>
+        <w:t xml:space="preserve"> </w:t>
+      </w:r>
+      <w:r>
+        <w:rPr/>
+        <w:t xml:space="preserve"> </w:t>
+      </w:r>
+      <w:r>
+        <w:rPr>
+          <w:strike w:val="true"/>
+          <w:color w:val="C0392B"/>
+        </w:rPr>
+        <w:t xml:space="preserve"> null </w:t>
+      </w:r>
+      <w:r>
+        <w:rPr/>
+        <w:t xml:space="preserve"> </w:t>
+      </w:r>
+      <w:r>
+        <w:rPr/>
+        <w:t xml:space="preserve"> </w:t>
+      </w:r>
+      <w:r>
+        <w:rPr>
+          <w:highlight w:val="green"/>
+        </w:rPr>
+        <w:t xml:space="preserve"> whole-plant </w:t>
+      </w:r>
+      <w:r>
+        <w:rPr/>
+        <w:t xml:space="preserve"> </w:t>
+      </w:r>
+      <w:r>
+        <w:rPr/>
+        <w:t xml:space="preserve"> </w:t>
+      </w:r>
+      <w:r>
+        <w:rPr/>
+        <w:t xml:space="preserve">expert in train-normal</w:t>
+      </w:r>
+      <w:r>
+        <w:rPr/>
+        <w:t xml:space="preserve"> </w:t>
+      </w:r>
+      <w:r>
+        <w:rPr/>
+        <w:t xml:space="preserve"> </w:t>
+      </w:r>
+      <w:r>
+        <w:rPr>
+          <w:strike w:val="true"/>
+          <w:color w:val="C0392B"/>
+        </w:rPr>
+        <w:t xml:space="preserve"> z-score </w:t>
+      </w:r>
+      <w:r>
+        <w:rPr/>
+        <w:t xml:space="preserve"> </w:t>
+      </w:r>
+      <w:r>
+        <w:rPr/>
+        <w:t xml:space="preserve"> </w:t>
+      </w:r>
+      <w:r>
+        <w:rPr>
+          <w:highlight w:val="green"/>
+        </w:rPr>
+        <w:t xml:space="preserve"> standardized </w:t>
+      </w:r>
+      <w:r>
+        <w:rPr/>
+        <w:t xml:space="preserve"> </w:t>
+      </w:r>
+      <w:r>
+        <w:rPr/>
+        <w:t xml:space="preserve"> </w:t>
+      </w:r>
+      <w:r>
+        <w:rPr/>
+        <w:t xml:space="preserve">units (the headline fusion), while the last fuses unweighted</w:t>
+      </w:r>
+      <w:r>
+        <w:rPr/>
+        <w:t xml:space="preserve"> </w:t>
+      </w:r>
+      <w:r>
+        <w:rPr/>
+        <w:t xml:space="preserve">Higher Criticism with the</w:t>
+      </w:r>
+      <w:r>
+        <w:rPr/>
+        <w:t xml:space="preserve"> </w:t>
+      </w:r>
+      <w:r>
+        <w:rPr/>
+        <w:t xml:space="preserve"> </w:t>
+      </w:r>
+      <w:r>
+        <w:rPr>
+          <w:strike w:val="true"/>
+          <w:color w:val="C0392B"/>
+        </w:rPr>
+        <w:t xml:space="preserve"> null </w:t>
+      </w:r>
+      <w:r>
+        <w:rPr/>
+        <w:t xml:space="preserve"> </w:t>
+      </w:r>
+      <w:r>
+        <w:rPr/>
+        <w:t xml:space="preserve"> </w:t>
+      </w:r>
+      <w:r>
+        <w:rPr>
+          <w:highlight w:val="green"/>
+        </w:rPr>
+        <w:t xml:space="preserve"> whole-plant </w:t>
+      </w:r>
+      <w:r>
+        <w:rPr/>
+        <w:t xml:space="preserve"> </w:t>
+      </w:r>
+      <w:r>
+        <w:rPr/>
+        <w:t xml:space="preserve"> </w:t>
+      </w:r>
+      <w:r>
+        <w:rPr/>
+        <w:t xml:space="preserve">expert by a maximum instead. The headline detector is the full per-community,</w:t>
       </w:r>
       <w:r>
         <w:rPr/>
@@ -22445,10 +22681,10 @@
         <w:tblLook w:val="0420" w:firstRow="1" w:lastRow="0" w:firstColumn="0" w:lastColumn="0" w:noHBand="0" w:noVBand="1"/>
       </w:tblPr>
       <w:tblGrid>
-        <w:gridCol w:w="3024"/>
-        <w:gridCol w:w="1611"/>
-        <w:gridCol w:w="1611"/>
-        <w:gridCol w:w="1612"/>
+        <w:gridCol w:w="3279"/>
+        <w:gridCol w:w="1526"/>
+        <w:gridCol w:w="1526"/>
+        <w:gridCol w:w="1527"/>
       </w:tblGrid>
       <w:tr>
         <w:trPr>
@@ -22670,7 +22906,7 @@
                 <w:szCs w:val="18"/>
                 <w:highlight w:val="green"/>
               </w:rPr>
-              <w:t xml:space="preserve"> LatAD (regime-community), density-only experts (HC_coh) </w:t>
+              <w:t xml:space="preserve"> LatAD (regime-community), cohesion-weighted HC, no whole-plant-expert fusion </w:t>
             </w:r>
           </w:p>
         </w:tc>
@@ -22762,7 +22998,7 @@
                 <w:szCs w:val="18"/>
                 <w:highlight w:val="green"/>
               </w:rPr>
-              <w:t xml:space="preserve">LatAD (regime-community), full per-community heads</w:t>
+              <w:t xml:space="preserve">LatAD (regime-community), cohesion-weighted HC + whole-plant expert (headline)</w:t>
             </w:r>
             <w:r>
               <w:rPr>
@@ -23222,7 +23458,7 @@
                 <w:szCs w:val="18"/>
                 <w:highlight w:val="green"/>
               </w:rPr>
-              <w:t xml:space="preserve"> Higher Criticism with null expert, max-fused </w:t>
+              <w:t xml:space="preserve"> Higher Criticism with whole-plant expert, max-fused </w:t>
             </w:r>
           </w:p>
         </w:tc>
@@ -23477,10 +23713,10 @@
         <w:tblLook w:val="0420" w:firstRow="1" w:lastRow="0" w:firstColumn="0" w:lastColumn="0" w:noHBand="0" w:noVBand="1"/>
       </w:tblPr>
       <w:tblGrid>
-        <w:gridCol w:w="2488"/>
-        <w:gridCol w:w="1789"/>
-        <w:gridCol w:w="1789"/>
-        <w:gridCol w:w="1792"/>
+        <w:gridCol w:w="2557"/>
+        <w:gridCol w:w="1766"/>
+        <w:gridCol w:w="1766"/>
+        <w:gridCol w:w="1769"/>
       </w:tblGrid>
       <w:tr>
         <w:trPr>
@@ -23600,27 +23836,27 @@
                 <w:szCs w:val="18"/>
                 <w:highlight w:val="green"/>
               </w:rPr>
-              <w:t xml:space="preserve"> six summary statistics (headline) </w:t>
-            </w:r>
-          </w:p>
-        </w:tc>
-        <w:tc>
-          <w:tcPr>
-            <w:vAlign w:val="center"/>
-          </w:tcPr>
-          <w:p>
-            <w:pPr>
-              <w:pStyle w:val="Compact"/>
-              <w:suppressAutoHyphens/>
-              <w:jc w:val="center"/>
-            </w:pPr>
-            <w:r>
-              <w:rPr>
-                <w:sz w:val="18"/>
-                <w:szCs w:val="18"/>
-                <w:highlight w:val="green"/>
-              </w:rPr>
-              <w:t xml:space="preserve"> 0.673±0.006 </w:t>
+              <w:t xml:space="preserve"> six summary statistics (used by LatAD) </w:t>
+            </w:r>
+          </w:p>
+        </w:tc>
+        <w:tc>
+          <w:tcPr>
+            <w:vAlign w:val="center"/>
+          </w:tcPr>
+          <w:p>
+            <w:pPr>
+              <w:pStyle w:val="Compact"/>
+              <w:suppressAutoHyphens/>
+              <w:jc w:val="center"/>
+            </w:pPr>
+            <w:r>
+              <w:rPr>
+                <w:sz w:val="18"/>
+                <w:szCs w:val="18"/>
+                <w:highlight w:val="green"/>
+              </w:rPr>
+              <w:t xml:space="preserve"> 0.634±0.011 </w:t>
             </w:r>
           </w:p>
         </w:tc>
@@ -23702,7 +23938,7 @@
                 <w:szCs w:val="18"/>
                 <w:highlight w:val="green"/>
               </w:rPr>
-              <w:t xml:space="preserve"> 0.675±0.015 </w:t>
+              <w:t xml:space="preserve"> 0.626±0.017 </w:t>
             </w:r>
           </w:p>
         </w:tc>
@@ -23784,7 +24020,7 @@
                 <w:szCs w:val="18"/>
                 <w:highlight w:val="green"/>
               </w:rPr>
-              <w:t xml:space="preserve"> +0.002 </w:t>
+              <w:t xml:space="preserve"> −0.009 </w:t>
             </w:r>
           </w:p>
         </w:tc>
@@ -23863,7 +24099,7 @@
         <w:rPr>
           <w:highlight w:val="green"/>
         </w:rPr>
-        <w:t xml:space="preserve">benchmarked on one shared GPU machine plus a CPU edge proxy. In training, LatAD-global fits in 3.2, 16, and 3.5 s on</w:t>
+        <w:t xml:space="preserve">benchmarked on one Modal A10G GPU (24 GB) plus a Modal 8-vCPU CPU edge proxy, the same hardware for every method. In training, LatAD-global fits in 3.2, 16, and 3.5 s on</w:t>
       </w:r>
       <w:r>
         <w:rPr>
@@ -23935,7 +24171,7 @@
         <w:rPr>
           <w:highlight w:val="green"/>
         </w:rPr>
-        <w:t xml:space="preserve">memory, placing both configurations inside gateway-class real-time budgets.</w:t>
+        <w:t xml:space="preserve">memory and tens of MB of GPU memory (Table B1, peak 20 to 29 MB for LatAD), placing both configurations inside gateway-class real-time budgets.</w:t>
       </w:r>
     </w:p>
     <w:p>
@@ -23954,19 +24190,7 @@
         <w:rPr>
           <w:highlight w:val="green"/>
         </w:rPr>
-        <w:t xml:space="preserve"> Training and inference cost, per dataset (WADI / HAI / SWaT), on one shared</w:t>
-      </w:r>
-      <w:r>
-        <w:rPr>
-          <w:highlight w:val="green"/>
-        </w:rPr>
-        <w:t xml:space="preserve"> </w:t>
-      </w:r>
-      <w:r>
-        <w:rPr>
-          <w:highlight w:val="green"/>
-        </w:rPr>
-        <w:t xml:space="preserve">GPU machine plus a CPU edge proxy.</w:t>
+        <w:t xml:space="preserve"> Training and inference cost, per dataset (WADI / HAI / SWaT), measured on one Modal A10G GPU (24 GB) plus a Modal 8-vCPU CPU edge proxy (the same hardware for every method).</w:t>
       </w:r>
       <w:r>
         <w:rPr>
@@ -24018,31 +24242,57 @@
         <w:rPr>
           <w:highlight w:val="green"/>
         </w:rPr>
-        <w:t xml:space="preserve">is per-window latency at batch 1.</w:t>
-      </w:r>
-      <w:r>
-        <w:rPr>
-          <w:highlight w:val="green"/>
-        </w:rPr>
-        <w:t xml:space="preserve"> </w:t>
-      </w:r>
-      <w:r>
-        <w:rPr>
-          <w:highlight w:val="green"/>
-        </w:rPr>
-        <w:t xml:space="preserve">LatAD-global trains 47–72× faster than TranAD, and both LatAD configurations run within about 3.5–3.9 GB of host</w:t>
-      </w:r>
-      <w:r>
-        <w:rPr>
-          <w:highlight w:val="green"/>
-        </w:rPr>
-        <w:t xml:space="preserve"> </w:t>
-      </w:r>
-      <w:r>
-        <w:rPr>
-          <w:highlight w:val="green"/>
-        </w:rPr>
-        <w:t xml:space="preserve">memory. Deep-baseline CPU-edge latency was not measured (–).</w:t>
+        <w:t xml:space="preserve">is per-window latency at batch 1;</w:t>
+      </w:r>
+      <w:r>
+        <w:rPr>
+          <w:highlight w:val="green"/>
+        </w:rPr>
+        <w:t xml:space="preserve"> </w:t>
+      </w:r>
+      <w:r>
+        <w:rPr>
+          <w:i/>
+          <w:iCs/>
+          <w:highlight w:val="green"/>
+        </w:rPr>
+        <w:t xml:space="preserve">Peak GPU MB</w:t>
+      </w:r>
+      <w:r>
+        <w:rPr>
+          <w:highlight w:val="green"/>
+        </w:rPr>
+        <w:t xml:space="preserve"> </w:t>
+      </w:r>
+      <w:r>
+        <w:rPr>
+          <w:highlight w:val="green"/>
+        </w:rPr>
+        <w:t xml:space="preserve">is the peak CUDA memory during inference.</w:t>
+      </w:r>
+      <w:r>
+        <w:rPr>
+          <w:highlight w:val="green"/>
+        </w:rPr>
+        <w:t xml:space="preserve"> </w:t>
+      </w:r>
+      <w:r>
+        <w:rPr>
+          <w:highlight w:val="green"/>
+        </w:rPr>
+        <w:t xml:space="preserve">LatAD-global trains 47–72× faster than TranAD; both LatAD configurations run within about 3.5–3.9 GB of host</w:t>
+      </w:r>
+      <w:r>
+        <w:rPr>
+          <w:highlight w:val="green"/>
+        </w:rPr>
+        <w:t xml:space="preserve"> </w:t>
+      </w:r>
+      <w:r>
+        <w:rPr>
+          <w:highlight w:val="green"/>
+        </w:rPr>
+        <w:t xml:space="preserve">memory and use tens of MB of GPU memory. Deep-baseline CPU-edge latency was not measured (–).</w:t>
       </w:r>
     </w:p>
     <w:tbl>
@@ -24059,11 +24309,12 @@
         <w:tblLook w:val="0420" w:firstRow="1" w:lastRow="0" w:firstColumn="0" w:lastColumn="0" w:noHBand="0" w:noVBand="1"/>
       </w:tblPr>
       <w:tblGrid>
-        <w:gridCol w:w="1718"/>
-        <w:gridCol w:w="1558"/>
-        <w:gridCol w:w="1478"/>
-        <w:gridCol w:w="1518"/>
-        <w:gridCol w:w="1586"/>
+        <w:gridCol w:w="1435"/>
+        <w:gridCol w:w="1294"/>
+        <w:gridCol w:w="1266"/>
+        <w:gridCol w:w="1273"/>
+        <w:gridCol w:w="1280"/>
+        <w:gridCol w:w="1310"/>
       </w:tblGrid>
       <w:tr>
         <w:trPr>
@@ -24185,6 +24436,30 @@
                 <w:szCs w:val="18"/>
                 <w:highlight w:val="green"/>
               </w:rPr>
+              <w:t xml:space="preserve"> Peak GPU MB (W/H/S) </w:t>
+            </w:r>
+          </w:p>
+        </w:tc>
+        <w:tc>
+          <w:tcPr>
+            <w:tcBorders>
+              <w:bottom w:val="single" w:sz="8" w:space="0" w:color="auto"/>
+            </w:tcBorders>
+            <w:vAlign w:val="center"/>
+          </w:tcPr>
+          <w:p>
+            <w:pPr>
+              <w:pStyle w:val="Compact"/>
+              <w:suppressAutoHyphens/>
+              <w:jc w:val="center"/>
+            </w:pPr>
+            <w:r>
+              <w:rPr>
+                <w:b/>
+                <w:sz w:val="18"/>
+                <w:szCs w:val="18"/>
+                <w:highlight w:val="green"/>
+              </w:rPr>
               <w:t xml:space="preserve"> CPU-edge ms/win (W/H/S) </w:t>
             </w:r>
           </w:p>
@@ -24305,6 +24580,26 @@
                 <w:szCs w:val="18"/>
                 <w:highlight w:val="green"/>
               </w:rPr>
+              <w:t xml:space="preserve"> 19.9 / 19.4 / 19.7 </w:t>
+            </w:r>
+          </w:p>
+        </w:tc>
+        <w:tc>
+          <w:tcPr>
+            <w:vAlign w:val="center"/>
+          </w:tcPr>
+          <w:p>
+            <w:pPr>
+              <w:pStyle w:val="Compact"/>
+              <w:suppressAutoHyphens/>
+              <w:jc w:val="center"/>
+            </w:pPr>
+            <w:r>
+              <w:rPr>
+                <w:sz w:val="18"/>
+                <w:szCs w:val="18"/>
+                <w:highlight w:val="green"/>
+              </w:rPr>
               <w:t xml:space="preserve"> 0.6 / 14.6 / 14.5 </w:t>
             </w:r>
           </w:p>
@@ -24425,6 +24720,26 @@
                 <w:szCs w:val="18"/>
                 <w:highlight w:val="green"/>
               </w:rPr>
+              <w:t xml:space="preserve"> 28.7 / 25.1 / 24.8 </w:t>
+            </w:r>
+          </w:p>
+        </w:tc>
+        <w:tc>
+          <w:tcPr>
+            <w:vAlign w:val="center"/>
+          </w:tcPr>
+          <w:p>
+            <w:pPr>
+              <w:pStyle w:val="Compact"/>
+              <w:suppressAutoHyphens/>
+              <w:jc w:val="center"/>
+            </w:pPr>
+            <w:r>
+              <w:rPr>
+                <w:sz w:val="18"/>
+                <w:szCs w:val="18"/>
+                <w:highlight w:val="green"/>
+              </w:rPr>
               <w:t xml:space="preserve"> 25.0 / 16.2 / 14.5 </w:t>
             </w:r>
           </w:p>
@@ -24527,6 +24842,26 @@
                 <w:szCs w:val="18"/>
                 <w:highlight w:val="green"/>
               </w:rPr>
+              <w:t xml:space="preserve"> 62.7 / 42.3 / 38.9 </w:t>
+            </w:r>
+          </w:p>
+        </w:tc>
+        <w:tc>
+          <w:tcPr>
+            <w:vAlign w:val="center"/>
+          </w:tcPr>
+          <w:p>
+            <w:pPr>
+              <w:pStyle w:val="Compact"/>
+              <w:suppressAutoHyphens/>
+              <w:jc w:val="center"/>
+            </w:pPr>
+            <w:r>
+              <w:rPr>
+                <w:sz w:val="18"/>
+                <w:szCs w:val="18"/>
+                <w:highlight w:val="green"/>
+              </w:rPr>
               <w:t xml:space="preserve"> – </w:t>
             </w:r>
           </w:p>
@@ -24629,6 +24964,26 @@
                 <w:szCs w:val="18"/>
                 <w:highlight w:val="green"/>
               </w:rPr>
+              <w:t xml:space="preserve"> 12.2 / 19.4 / 19.2 </w:t>
+            </w:r>
+          </w:p>
+        </w:tc>
+        <w:tc>
+          <w:tcPr>
+            <w:vAlign w:val="center"/>
+          </w:tcPr>
+          <w:p>
+            <w:pPr>
+              <w:pStyle w:val="Compact"/>
+              <w:suppressAutoHyphens/>
+              <w:jc w:val="center"/>
+            </w:pPr>
+            <w:r>
+              <w:rPr>
+                <w:sz w:val="18"/>
+                <w:szCs w:val="18"/>
+                <w:highlight w:val="green"/>
+              </w:rPr>
               <w:t xml:space="preserve"> – </w:t>
             </w:r>
           </w:p>
@@ -24691,7 +25046,7 @@
                 <w:szCs w:val="18"/>
                 <w:highlight w:val="green"/>
               </w:rPr>
-              <w:t xml:space="preserve"> 0.2 / 0.0 / 0.0 </w:t>
+              <w:t xml:space="preserve"> 0.2 / &lt;0.1 / &lt;0.1 </w:t>
             </w:r>
           </w:p>
         </w:tc>
@@ -24712,6 +25067,26 @@
                 <w:highlight w:val="green"/>
               </w:rPr>
               <w:t xml:space="preserve"> 0.16 / 0.15 / 0.15 </w:t>
+            </w:r>
+          </w:p>
+        </w:tc>
+        <w:tc>
+          <w:tcPr>
+            <w:vAlign w:val="center"/>
+          </w:tcPr>
+          <w:p>
+            <w:pPr>
+              <w:pStyle w:val="Compact"/>
+              <w:suppressAutoHyphens/>
+              <w:jc w:val="center"/>
+            </w:pPr>
+            <w:r>
+              <w:rPr>
+                <w:sz w:val="18"/>
+                <w:szCs w:val="18"/>
+                <w:highlight w:val="green"/>
+              </w:rPr>
+              <w:t xml:space="preserve"> 28.9 / 45.6 / 24.2 </w:t>
             </w:r>
           </w:p>
         </w:tc>
@@ -24758,43 +25133,43 @@
         <w:rPr>
           <w:highlight w:val="green"/>
         </w:rPr>
-        <w:t xml:space="preserve">This appendix reports the measurements behind the A8 conclusion in §7. An earlier version of this screen measured</w:t>
-      </w:r>
-      <w:r>
-        <w:rPr>
-          <w:highlight w:val="green"/>
-        </w:rPr>
-        <w:t xml:space="preserve"> </w:t>
-      </w:r>
-      <w:r>
-        <w:rPr>
-          <w:highlight w:val="green"/>
-        </w:rPr>
-        <w:t xml:space="preserve">overlap by cluster responsibility (how confidently the fitted mixture assigns each normal window to one regime); that</w:t>
-      </w:r>
-      <w:r>
-        <w:rPr>
-          <w:highlight w:val="green"/>
-        </w:rPr>
-        <w:t xml:space="preserve"> </w:t>
-      </w:r>
-      <w:r>
-        <w:rPr>
-          <w:highlight w:val="green"/>
-        </w:rPr>
-        <w:t xml:space="preserve">metric is invalid for A8, because a softmax posterior is crisp whenever a window is far from all components as well as</w:t>
-      </w:r>
-      <w:r>
-        <w:rPr>
-          <w:highlight w:val="green"/>
-        </w:rPr>
-        <w:t xml:space="preserve"> </w:t>
-      </w:r>
-      <w:r>
-        <w:rPr>
-          <w:highlight w:val="green"/>
-        </w:rPr>
-        <w:t xml:space="preserve">when it sits at one, so it cannot see a between-mode pocket. On a synthetic pair of regimes whose Bayes error runs from</w:t>
+        <w:t xml:space="preserve">This appendix reports the measurements behind the A8 conclusion in §7. Cluster responsibility (how confidently the</w:t>
+      </w:r>
+      <w:r>
+        <w:rPr>
+          <w:highlight w:val="green"/>
+        </w:rPr>
+        <w:t xml:space="preserve"> </w:t>
+      </w:r>
+      <w:r>
+        <w:rPr>
+          <w:highlight w:val="green"/>
+        </w:rPr>
+        <w:t xml:space="preserve">fitted mixture assigns each normal window to one regime) is not a valid overlap measure: a softmax posterior is crisp</w:t>
+      </w:r>
+      <w:r>
+        <w:rPr>
+          <w:highlight w:val="green"/>
+        </w:rPr>
+        <w:t xml:space="preserve"> </w:t>
+      </w:r>
+      <w:r>
+        <w:rPr>
+          <w:highlight w:val="green"/>
+        </w:rPr>
+        <w:t xml:space="preserve">both when a window sits at a component and when it is far from all of them, so it cannot see a between-mode pocket. On</w:t>
+      </w:r>
+      <w:r>
+        <w:rPr>
+          <w:highlight w:val="green"/>
+        </w:rPr>
+        <w:t xml:space="preserve"> </w:t>
+      </w:r>
+      <w:r>
+        <w:rPr>
+          <w:highlight w:val="green"/>
+        </w:rPr>
+        <w:t xml:space="preserve">a synthetic pair of regimes whose Bayes error runs from</w:t>
       </w:r>
       <w:r>
         <w:rPr>
@@ -24994,19 +25369,19 @@
         <w:rPr>
           <w:highlight w:val="green"/>
         </w:rPr>
-        <w:t xml:space="preserve">over-coverage failure of a low-resolution density head). Two synthetic controls calibrate them: a 30-percent-overlap</w:t>
-      </w:r>
-      <w:r>
-        <w:rPr>
-          <w:highlight w:val="green"/>
-        </w:rPr>
-        <w:t xml:space="preserve"> </w:t>
-      </w:r>
-      <w:r>
-        <w:rPr>
-          <w:highlight w:val="green"/>
-        </w:rPr>
-        <w:t xml:space="preserve">regime pair, and a drifting-onto-a-neighbour excursion with a matched drift-into-empty-space negative control. Table C1</w:t>
+        <w:t xml:space="preserve">over-coverage failure of a low-resolution density head). A synthetic control calibrates them: a 30-percent-overlap</w:t>
+      </w:r>
+      <w:r>
+        <w:rPr>
+          <w:highlight w:val="green"/>
+        </w:rPr>
+        <w:t xml:space="preserve"> </w:t>
+      </w:r>
+      <w:r>
+        <w:rPr>
+          <w:highlight w:val="green"/>
+        </w:rPr>
+        <w:t xml:space="preserve">regime pair (the positive control in Table C1). Table C1</w:t>
       </w:r>
       <w:r>
         <w:rPr>
@@ -25033,7 +25408,7 @@
         <w:rPr>
           <w:highlight w:val="green"/>
         </w:rPr>
-        <w:t xml:space="preserve">], SKAB, and the controls; a broader screen (adding</w:t>
+        <w:t xml:space="preserve">], SKAB, and the control; a broader screen (adding</w:t>
       </w:r>
       <w:r>
         <w:rPr>
@@ -25087,19 +25462,19 @@
         <w:rPr>
           <w:highlight w:val="green"/>
         </w:rPr>
-        <w:t xml:space="preserve">testbed) gives the same picture. The A8 precondition holds on every multi-loop plant (close-distinct mass 0.94 to 1.00);</w:t>
-      </w:r>
-      <w:r>
-        <w:rPr>
-          <w:highlight w:val="green"/>
-        </w:rPr>
-        <w:t xml:space="preserve"> </w:t>
-      </w:r>
-      <w:r>
-        <w:rPr>
-          <w:highlight w:val="green"/>
-        </w:rPr>
-        <w:t xml:space="preserve">the overlap, the masking excess over the base rate, and the over-coverage miss of the shipped 80-component head are all</w:t>
+        <w:t xml:space="preserve">testbed) gives the same picture. The A8 precondition holds on every multi-loop plant (close-distinct mass 0.99 to 1.00 in Table C1, 0.94 to 1.00 across the broader screen);</w:t>
+      </w:r>
+      <w:r>
+        <w:rPr>
+          <w:highlight w:val="green"/>
+        </w:rPr>
+        <w:t xml:space="preserve"> </w:t>
+      </w:r>
+      <w:r>
+        <w:rPr>
+          <w:highlight w:val="green"/>
+        </w:rPr>
+        <w:t xml:space="preserve">the overlap, the masking excess over the base rate, and the over-coverage miss of the 80-component head are all</w:t>
       </w:r>
       <w:r>
         <w:rPr>
@@ -25374,7 +25749,7 @@
         <w:rPr>
           <w:highlight w:val="green"/>
         </w:rPr>
-        <w:t xml:space="preserve">by a wide two-component head versus the shipped 80-component head. Synthetic positive controls calibrate each column.</w:t>
+        <w:t xml:space="preserve">by a wide two-component head versus the 80-component head. Synthetic positive controls calibrate each column.</w:t>
       </w:r>
     </w:p>
     <w:tbl>
@@ -26193,19 +26568,19 @@
           <w:bCs/>
           <w:highlight w:val="green"/>
         </w:rPr>
-        <w:t xml:space="preserve">The SKAB witness is an estimator artifact and cannot witness A8 either way.</w:t>
-      </w:r>
-      <w:r>
-        <w:rPr>
-          <w:highlight w:val="green"/>
-        </w:rPr>
-        <w:t xml:space="preserve"> </w:t>
-      </w:r>
-      <w:r>
-        <w:rPr>
-          <w:highlight w:val="green"/>
-        </w:rPr>
-        <w:t xml:space="preserve">The one dataset that appeared to exhibit A8, SKAB [</w:t>
+        <w:t xml:space="preserve">SKAB.</w:t>
+      </w:r>
+      <w:r>
+        <w:rPr>
+          <w:highlight w:val="green"/>
+        </w:rPr>
+        <w:t xml:space="preserve"> </w:t>
+      </w:r>
+      <w:r>
+        <w:rPr>
+          <w:highlight w:val="green"/>
+        </w:rPr>
+        <w:t xml:space="preserve">SKAB [</w:t>
       </w:r>
       <w:hyperlink w:anchor="r-skab">
         <w:r>
@@ -26220,103 +26595,7 @@
         <w:rPr>
           <w:highlight w:val="green"/>
         </w:rPr>
-        <w:t xml:space="preserve">] (a</w:t>
-      </w:r>
-      <w:r>
-        <w:rPr>
-          <w:highlight w:val="green"/>
-        </w:rPr>
-        <w:t xml:space="preserve"> </w:t>
-      </w:r>
-      <w:r>
-        <w:rPr>
-          <w:highlight w:val="green"/>
-        </w:rPr>
-        <w:t xml:space="preserve">400-window rotor rig), does not survive scrutiny on either metric. Its high responsibility entropy (0.29) and the apparent basin-head lift</w:t>
-      </w:r>
-      <w:r>
-        <w:rPr>
-          <w:highlight w:val="green"/>
-        </w:rPr>
-        <w:t xml:space="preserve"> </w:t>
-      </w:r>
-      <w:r>
-        <w:rPr>
-          <w:highlight w:val="green"/>
-        </w:rPr>
-        <w:t xml:space="preserve">on the difficult subset are a variance-floor artifact of the VaDE estimator on so few windows: the model’s component</w:t>
-      </w:r>
-      <w:r>
-        <w:rPr>
-          <w:highlight w:val="green"/>
-        </w:rPr>
-        <w:t xml:space="preserve"> </w:t>
-      </w:r>
-      <w:r>
-        <w:rPr>
-          <w:highlight w:val="green"/>
-        </w:rPr>
-        <w:t xml:space="preserve">log-variance floor of log(0.05) manufactures the overlap, and refitting the SKAB latent with empirically estimated</w:t>
-      </w:r>
-      <w:r>
-        <w:rPr>
-          <w:highlight w:val="green"/>
-        </w:rPr>
-        <w:t xml:space="preserve"> </w:t>
-      </w:r>
-      <w:r>
-        <w:rPr>
-          <w:highlight w:val="green"/>
-        </w:rPr>
-        <w:t xml:space="preserve">component variances drops the entropy to 0.045–0.048, indistinguishable from WADI’s 0.053–0.057, collapsing the</w:t>
-      </w:r>
-      <w:r>
-        <w:rPr>
-          <w:highlight w:val="green"/>
-        </w:rPr>
-        <w:t xml:space="preserve"> </w:t>
-      </w:r>
-      <w:r>
-        <w:rPr>
-          <w:highlight w:val="green"/>
-        </w:rPr>
-        <w:t xml:space="preserve">apparent lift to about zero on every seed. Independently, the observation-space screen finds SKAB has no close-distinct</w:t>
-      </w:r>
-      <w:r>
-        <w:rPr>
-          <w:highlight w:val="green"/>
-        </w:rPr>
-        <w:t xml:space="preserve"> </w:t>
-      </w:r>
-      <w:r>
-        <w:rPr>
-          <w:highlight w:val="green"/>
-        </w:rPr>
-        <w:t xml:space="preserve">regime pairs at all (0 of 12; it is a single-loop rig), so it does not exhibit even the A8 precondition. Because the</w:t>
-      </w:r>
-      <w:r>
-        <w:rPr>
-          <w:highlight w:val="green"/>
-        </w:rPr>
-        <w:t xml:space="preserve"> </w:t>
-      </w:r>
-      <w:r>
-        <w:rPr>
-          <w:highlight w:val="green"/>
-        </w:rPr>
-        <w:t xml:space="preserve">responsibility metric is blind to between-mode geometry in both directions, SKAB is no longer framed as a near-witness;</w:t>
-      </w:r>
-      <w:r>
-        <w:rPr>
-          <w:highlight w:val="green"/>
-        </w:rPr>
-        <w:t xml:space="preserve"> </w:t>
-      </w:r>
-      <w:r>
-        <w:rPr>
-          <w:highlight w:val="green"/>
-        </w:rPr>
-        <w:t xml:space="preserve">A8 is specified for completeness but not demonstrated on any dataset in this study.</w:t>
+        <w:t xml:space="preserve">], a 400-window rotor rig, has no close-distinct regime pairs (0 of 12; it is a single-loop rig), so it does not exhibit the A8 precondition. Its responsibility entropy of 0.29 is a variance-floor artifact: the VaDE component log-variance floor of log(0.05) manufactures apparent overlap on so few windows, and refitting with empirically estimated component variances drops the entropy to 0.045 to 0.048, the same as WADI (0.053 to 0.057), with the basin-head lift on the difficult subset going to zero on every seed. A8 is specified for completeness but not demonstrated on any dataset in this study.</w:t>
       </w:r>
     </w:p>
     <w:p>

--- a/poc/paper/paper_mdpi.docx
+++ b/poc/paper/paper_mdpi.docx
@@ -332,7 +332,32 @@
         <w:rPr>
           <w:highlight w:val="green"/>
         </w:rPr>
-        <w:t xml:space="preserve">attains the best overall AUROC on HAI (0.948) and SWaT (0.938) and leads the difficult subset of all three: significantly over the strongest baseline on HAI (0.845) and canonical SWaT (0.837), and ahead of every learned detector on WADI (0.771), where it ties the linear baseline on the full set; on HAI the deep detectors USAD and TranAD fall to 0.44–0.48. Code and checkpoints are released (Zenodo).</w:t>
+        <w:t xml:space="preserve">attains the best overall AUROC on HAI (0.948) and SWaT (0.938) and leads the difficult subset of all three: significantly over the strongest baseline on HAI (0.845) and canonical SWaT (0.837), and ahead of every learned detector on WADI (0.771),</w:t>
+      </w:r>
+      <w:r>
+        <w:rPr>
+          <w:highlight w:val="green"/>
+        </w:rPr>
+        <w:t xml:space="preserve"> </w:t>
+      </w:r>
+      <w:r>
+        <w:rPr>
+          <w:strike w:val="true"/>
+          <w:color w:val="C0392B"/>
+        </w:rPr>
+        <w:t xml:space="preserve">where it ties the linear baseline on the full set</w:t>
+      </w:r>
+      <w:r>
+        <w:rPr>
+          <w:highlight w:val="green"/>
+        </w:rPr>
+        <w:t xml:space="preserve">statistically tied with the linear baseline on the difficult subset (P = 0.46)</w:t>
+      </w:r>
+      <w:r>
+        <w:rPr>
+          <w:highlight w:val="green"/>
+        </w:rPr>
+        <w:t xml:space="preserve">; on HAI the deep detectors USAD and TranAD fall to 0.44–0.48. Code and checkpoints are released (Zenodo).</w:t>
       </w:r>
     </w:p>
     <w:p>
@@ -406,17 +431,39 @@
       </w:pPr>
       <w:r>
         <w:rPr/>
-        <w:t xml:space="preserve">A modern CPS (a water-treatment plant, an industrial control loop, a rotating machine) couples hundreds of networked sensors, controllers, and actuators into a unit that continuously senses its own state and acts on it: the sensing-and-actuation fabric of the</w:t>
-      </w:r>
-      <w:r>
-        <w:rPr/>
-        <w:t xml:space="preserve"> </w:t>
-      </w:r>
-      <w:r>
-        <w:rPr>
-          <w:highlight w:val="yellow"/>
-        </w:rPr>
-        <w:t xml:space="preserve">Industrial Internet of Things (IIoT)</w:t>
+        <w:t xml:space="preserve">A modern CPS (a water-treatment plant, an industrial control loop, a rotating machine) couples hundreds of</w:t>
+      </w:r>
+      <w:r>
+        <w:rPr/>
+        <w:t xml:space="preserve"> </w:t>
+      </w:r>
+      <w:r>
+        <w:rPr>
+          <w:strike w:val="true"/>
+          <w:color w:val="C0392B"/>
+        </w:rPr>
+        <w:t xml:space="preserve">networked</w:t>
+      </w:r>
+      <w:r>
+        <w:rPr>
+          <w:highlight w:val="green"/>
+        </w:rPr>
+        <w:t xml:space="preserve">such</w:t>
+      </w:r>
+      <w:r>
+        <w:rPr/>
+        <w:t xml:space="preserve"> </w:t>
+      </w:r>
+      <w:r>
+        <w:rPr/>
+        <w:t xml:space="preserve">sensors, controllers, and actuators into a unit that continuously senses its own state and acts on it</w:t>
+      </w:r>
+      <w:r>
+        <w:rPr>
+          <w:strike w:val="true"/>
+          <w:color w:val="C0392B"/>
+        </w:rPr>
+        <w:t xml:space="preserve">: the sensing-and-actuation fabric of the Industrial Internet of Things (IIoT)</w:t>
       </w:r>
       <w:r>
         <w:rPr/>
@@ -1201,7 +1248,24 @@
       </w:r>
       <w:r>
         <w:rPr/>
-        <w:t xml:space="preserve">, comparing against classical baselines and the deep detectors USAD and TranAD</w:t>
+        <w:t xml:space="preserve">, comparing against classical baselines and the deep detectors</w:t>
+      </w:r>
+      <w:r>
+        <w:rPr/>
+        <w:t xml:space="preserve"> </w:t>
+      </w:r>
+      <w:r>
+        <w:rPr>
+          <w:strike w:val="true"/>
+          <w:color w:val="C0392B"/>
+        </w:rPr>
+        <w:t xml:space="preserve">USAD and TranAD</w:t>
+      </w:r>
+      <w:r>
+        <w:rPr>
+          <w:highlight w:val="green"/>
+        </w:rPr>
+        <w:t xml:space="preserve">USAD, TranAD, and GDN</w:t>
       </w:r>
       <w:r>
         <w:rPr/>
@@ -1764,7 +1828,7 @@
       </w:hyperlink>
       <w:r>
         <w:rPr/>
-        <w:t xml:space="preserve">] argue that many popular benchmarks are flawed (triviality, mislabelling and</w:t>
+        <w:t xml:space="preserve">] argue that many popular benchmarks are flawed (triviality, mislabeling and</w:t>
       </w:r>
       <w:r>
         <w:rPr/>
@@ -2398,7 +2462,32 @@
       </w:r>
       <w:r>
         <w:rPr/>
-        <w:t xml:space="preserve">raw, difficulty-stratified metrics over five seeds (the re-scored comparison is in §6).</w:t>
+        <w:t xml:space="preserve">raw, difficulty-stratified metrics</w:t>
+      </w:r>
+      <w:r>
+        <w:rPr/>
+        <w:t xml:space="preserve"> </w:t>
+      </w:r>
+      <w:r>
+        <w:rPr>
+          <w:strike w:val="true"/>
+          <w:color w:val="C0392B"/>
+        </w:rPr>
+        <w:t xml:space="preserve">over five seeds</w:t>
+      </w:r>
+      <w:r>
+        <w:rPr>
+          <w:highlight w:val="green"/>
+        </w:rPr>
+        <w:t xml:space="preserve">(five seeds on HAI, a single run on WADI and canonical SWaT; §5.5)</w:t>
+      </w:r>
+      <w:r>
+        <w:rPr/>
+        <w:t xml:space="preserve"> </w:t>
+      </w:r>
+      <w:r>
+        <w:rPr/>
+        <w:t xml:space="preserve">(the re-scored comparison is in §6).</w:t>
       </w:r>
       <w:r>
         <w:rPr/>
@@ -2928,17 +3017,81 @@
       </w:r>
       <w:r>
         <w:rPr/>
-        <w:t xml:space="preserve">of CPS operation and each motivates a specific design choice in the detector of §4.</w:t>
-      </w:r>
-      <w:r>
-        <w:rPr/>
-        <w:t xml:space="preserve"> </w:t>
-      </w:r>
-      <w:r>
-        <w:rPr>
-          <w:highlight w:val="green"/>
-        </w:rPr>
-        <w:t xml:space="preserve">These properties are not a universal law but a checklist that CPS normal may exhibit to varying degrees: a given dataset realizes some strongly, others weakly or not at all. LatAD is built to exploit each property when it is present and to reduce to a standard latent-density model when it is absent.</w:t>
+        <w:t xml:space="preserve">of CPS operation</w:t>
+      </w:r>
+      <w:r>
+        <w:rPr>
+          <w:strike w:val="true"/>
+          <w:color w:val="C0392B"/>
+        </w:rPr>
+        <w:t xml:space="preserve"> and each motivates</w:t>
+      </w:r>
+      <w:r>
+        <w:rPr>
+          <w:highlight w:val="green"/>
+        </w:rPr>
+        <w:t xml:space="preserve"> and A1–A7 each motivate</w:t>
+      </w:r>
+      <w:r>
+        <w:rPr/>
+        <w:t xml:space="preserve"> </w:t>
+      </w:r>
+      <w:r>
+        <w:rPr/>
+        <w:t xml:space="preserve">a specific design choice in the detector of §4.</w:t>
+      </w:r>
+      <w:r>
+        <w:rPr/>
+        <w:t xml:space="preserve"> </w:t>
+      </w:r>
+      <w:r>
+        <w:rPr>
+          <w:highlight w:val="green"/>
+        </w:rPr>
+        <w:t xml:space="preserve">These properties are not a universal law but a checklist that CPS normal may exhibit to varying degrees: a given dataset realizes some strongly, others weakly or not at all. LatAD is built to exploit</w:t>
+      </w:r>
+      <w:r>
+        <w:rPr>
+          <w:highlight w:val="green"/>
+        </w:rPr>
+        <w:t xml:space="preserve"> </w:t>
+      </w:r>
+      <w:r>
+        <w:rPr>
+          <w:strike w:val="true"/>
+          <w:color w:val="C0392B"/>
+        </w:rPr>
+        <w:t xml:space="preserve">each property</w:t>
+      </w:r>
+      <w:r>
+        <w:rPr>
+          <w:highlight w:val="green"/>
+        </w:rPr>
+        <w:t xml:space="preserve">each of A1–A7</w:t>
+      </w:r>
+      <w:r>
+        <w:rPr>
+          <w:highlight w:val="green"/>
+        </w:rPr>
+        <w:t xml:space="preserve"> </w:t>
+      </w:r>
+      <w:r>
+        <w:rPr>
+          <w:highlight w:val="green"/>
+        </w:rPr>
+        <w:t xml:space="preserve">when it is present and to reduce to a standard latent-density model when it is absent</w:t>
+      </w:r>
+      <w:r>
+        <w:rPr>
+          <w:highlight w:val="green"/>
+        </w:rPr>
+        <w:t xml:space="preserve">; A8–A10 are specified and measured but not realized (§7)</w:t>
+      </w:r>
+      <w:r>
+        <w:rPr>
+          <w:highlight w:val="green"/>
+        </w:rPr>
+        <w:t xml:space="preserve">.</w:t>
       </w:r>
       <w:r>
         <w:rPr>
@@ -3961,7 +4114,7 @@
                 <w:sz w:val="18"/>
                 <w:szCs w:val="18"/>
               </w:rPr>
-              <w:t xml:space="preserve">Machines spend most of the record in a few steady regimes; startup, shutdown and rare manoeuvres occupy little of it, so an infrequent-but-normal point is easily mistaken for a fault.</w:t>
+              <w:t xml:space="preserve">Machines spend most of the record in a few steady regimes; startup, shutdown and rare maneuvers occupy little of it, so an infrequent-but-normal point is easily mistaken for a fault.</w:t>
             </w:r>
           </w:p>
         </w:tc>
@@ -5390,15 +5543,32 @@
       </w:r>
       <w:r>
         <w:rPr/>
-        <w:t xml:space="preserve">did not reduce performance on any of these datasets, and the reported gains come from the always-active heads, with</w:t>
-      </w:r>
-      <w:r>
-        <w:rPr/>
-        <w:t xml:space="preserve"> </w:t>
-      </w:r>
-      <w:r>
-        <w:rPr/>
-        <w:t xml:space="preserve">the auto-gated residual head adding to them on HAI and SWaT (Table 6). Assumptions A9–A10 shape the trajectory rather than the window and are</w:t>
+        <w:t xml:space="preserve">did not reduce performance on any of these datasets, and the reported gains come from the always-active heads</w:t>
+      </w:r>
+      <w:r>
+        <w:rPr>
+          <w:strike w:val="true"/>
+          <w:color w:val="C0392B"/>
+        </w:rPr>
+        <w:t xml:space="preserve">, with</w:t>
+      </w:r>
+      <w:r>
+        <w:rPr>
+          <w:strike w:val="true"/>
+          <w:color w:val="C0392B"/>
+        </w:rPr>
+        <w:t xml:space="preserve"> </w:t>
+      </w:r>
+      <w:r>
+        <w:rPr>
+          <w:strike w:val="true"/>
+          <w:color w:val="C0392B"/>
+        </w:rPr>
+        <w:t xml:space="preserve">the auto-gated residual head adding to them on HAI and SWaT (Table 6)</w:t>
+      </w:r>
+      <w:r>
+        <w:rPr/>
+        <w:t xml:space="preserve">. Assumptions A9–A10 shape the trajectory rather than the window and are</w:t>
       </w:r>
       <w:r>
         <w:rPr/>
@@ -6443,7 +6613,7 @@
       </w:r>
       <w:r>
         <w:rPr/>
-        <w:t xml:space="preserve">initialisation before the prior is pulled around; a DAGMM-style [</w:t>
+        <w:t xml:space="preserve">initialization before the prior is pulled around; a DAGMM-style [</w:t>
       </w:r>
       <w:hyperlink w:anchor="r-dagmm">
         <w:r>
@@ -6529,15 +6699,15 @@
       </w:r>
       <w:r>
         <w:rPr/>
-        <w:t xml:space="preserve">the GMM initialisation (fitted on the pretrained latent) is refined, not destroyed. Training proceeds as</w:t>
-      </w:r>
-      <w:r>
-        <w:rPr/>
-        <w:t xml:space="preserve"> </w:t>
-      </w:r>
-      <w:r>
-        <w:rPr/>
-        <w:t xml:space="preserve">plain-VAE pretraining, GMM initialisation on the encoded means, then joint optimization of the full objective.</w:t>
+        <w:t xml:space="preserve">the GMM initialization (fitted on the pretrained latent) is refined, not destroyed. Training proceeds as</w:t>
+      </w:r>
+      <w:r>
+        <w:rPr/>
+        <w:t xml:space="preserve"> </w:t>
+      </w:r>
+      <w:r>
+        <w:rPr/>
+        <w:t xml:space="preserve">plain-VAE pretraining, GMM initialization on the encoded means, then joint optimization of the full objective.</w:t>
       </w:r>
     </w:p>
     <w:p>
@@ -8734,15 +8904,28 @@
         <w:rPr>
           <w:highlight w:val="green"/>
         </w:rPr>
-        <w:t xml:space="preserve">The stack has no head for A8 (between-regime overlap): that assumption is specified in Table 1 (§3) but not realized by this model, so Equation (7) is the detector's complete window score.</w:t>
-      </w:r>
-      <w:r>
-        <w:rPr/>
-        <w:t xml:space="preserve"> </w:t>
-      </w:r>
-      <w:r>
-        <w:rPr/>
-        <w:t xml:space="preserve">The reported model configures its heads purely from train-normal statistics, with no test-set tuning: the residual head fires on HAI and SWaT and stays off on WADI.</w:t>
+        <w:t xml:space="preserve">Equation (7) is the detector's complete window score; A8 (between-regime overlap) is specified in Table 1 (§3) and addressed in §7 rather than by a dedicated head.</w:t>
+      </w:r>
+      <w:r>
+        <w:rPr/>
+        <w:t xml:space="preserve"> </w:t>
+      </w:r>
+      <w:r>
+        <w:rPr/>
+        <w:t xml:space="preserve">The reported model configures its heads purely from train-normal statistics, with no test-set tuning</w:t>
+      </w:r>
+      <w:r>
+        <w:rPr>
+          <w:strike w:val="true"/>
+          <w:color w:val="C0392B"/>
+        </w:rPr>
+        <w:t xml:space="preserve">: the residual head fires on HAI and SWaT and stays off on WADI</w:t>
+      </w:r>
+      <w:r>
+        <w:rPr>
+          <w:highlight w:val="green"/>
+        </w:rPr>
+        <w:t xml:space="preserve">.</w:t>
       </w:r>
     </w:p>
     <w:p>
@@ -10601,9 +10784,16 @@
       <w:r>
         <w:rPr>
           <w:rStyle w:val="VerbatimChar"/>
-          <w:highlight w:val="green"/>
+          <w:strike w:val="true"/>
+          <w:color w:val="C0392B"/>
         </w:rPr>
         <w:t xml:space="preserve">SWaT_Dataset_Attack_v0</w:t>
+      </w:r>
+      <w:r>
+        <w:rPr>
+          <w:highlight w:val="green"/>
+        </w:rPr>
+        <w:t xml:space="preserve">release-v0</w:t>
       </w:r>
       <w:r>
         <w:rPr>
@@ -11315,7 +11505,17 @@
       </w:r>
       <w:r>
         <w:rPr/>
-        <w:t xml:space="preserve">detectors.</w:t>
+        <w:t xml:space="preserve">detectors</w:t>
+      </w:r>
+      <w:r>
+        <w:rPr>
+          <w:highlight w:val="green"/>
+        </w:rPr>
+        <w:t xml:space="preserve"> (Isolation Forest, the AutoEncoder, and LatAD on all three datasets; USAD and TranAD five-seed on HAI only and single-run on WADI and canonical SWaT, §5.5)</w:t>
+      </w:r>
+      <w:r>
+        <w:rPr/>
+        <w:t xml:space="preserve">.</w:t>
       </w:r>
     </w:p>
     <w:p>
@@ -11454,74 +11654,46 @@
         <w:rPr>
           <w:highlight w:val="green"/>
         </w:rPr>
-        <w:t xml:space="preserve">that respects the serial dependence of the data. Normal windows are resampled by a moving-block bootstrap with block</w:t>
-      </w:r>
-      <w:r>
-        <w:rPr>
-          <w:highlight w:val="green"/>
-        </w:rPr>
-        <w:t xml:space="preserve"> </w:t>
-      </w:r>
-      <w:r>
-        <w:rPr>
-          <w:highlight w:val="green"/>
-        </w:rPr>
-        <w:t xml:space="preserve">length</w:t>
-      </w:r>
-      <w:r>
-        <w:rPr>
-          <w:highlight w:val="green"/>
-        </w:rPr>
-        <w:t xml:space="preserve"> </w:t>
-      </w:r>
-      <m:oMath>
-        <m:d>
-          <m:dPr>
-            <m:begChr m:val="⌈"/>
-            <m:sepChr m:val=""/>
-            <m:endChr m:val="⌉"/>
-            <m:grow/>
-          </m:dPr>
-          <m:e>
-            <m:r>
-              <m:t>W</m:t>
-            </m:r>
-            <m:r>
-              <m:rPr>
-                <m:sty m:val="p"/>
-              </m:rPr>
-              <m:t>/</m:t>
-            </m:r>
-            <m:r>
-              <m:rPr>
-                <m:nor/>
-                <m:sty m:val="p"/>
-              </m:rPr>
-              <m:t>stride</m:t>
-            </m:r>
-          </m:e>
-        </m:d>
-        <m:r>
-          <m:rPr>
-            <m:sty m:val="p"/>
-          </m:rPr>
-          <m:t>+</m:t>
-        </m:r>
-        <m:r>
-          <m:t>1</m:t>
-        </m:r>
-      </m:oMath>
-      <w:r>
-        <w:rPr>
-          <w:highlight w:val="green"/>
-        </w:rPr>
-        <w:t xml:space="preserve"> </w:t>
-      </w:r>
-      <w:r>
-        <w:rPr>
-          <w:highlight w:val="green"/>
-        </w:rPr>
-        <w:t xml:space="preserve">windows (3 on WADI, 4 on HAI and SWaT), so overlapping windows are resampled as blocks; anomalous windows are resampled</w:t>
+        <w:t xml:space="preserve">that respects the serial dependence of the data. Normal windows are resampled by a moving-block bootstrap</w:t>
+      </w:r>
+      <w:r>
+        <w:rPr>
+          <w:highlight w:val="green"/>
+        </w:rPr>
+        <w:t xml:space="preserve"> </w:t>
+      </w:r>
+      <w:r>
+        <w:rPr>
+          <w:strike w:val="true"/>
+          <w:color w:val="C0392B"/>
+        </w:rPr>
+        <w:t xml:space="preserve">with block</w:t>
+      </w:r>
+      <w:r>
+        <w:rPr>
+          <w:strike w:val="true"/>
+          <w:color w:val="C0392B"/>
+        </w:rPr>
+        <w:t xml:space="preserve"> </w:t>
+      </w:r>
+      <w:r>
+        <w:rPr>
+          <w:strike w:val="true"/>
+          <w:color w:val="C0392B"/>
+        </w:rPr>
+        <w:t xml:space="preserve">length ⌈W/stride⌉+1 windows (3 on WADI, 4 on HAI and SWaT)</w:t>
+      </w:r>
+      <w:r>
+        <w:rPr>
+          <w:highlight w:val="green"/>
+        </w:rPr>
+        <w:t xml:space="preserve">with a block length of 3 windows on WADI and 4 on HAI and canonical SWaT, exceeding the window-overlap span</w:t>
+      </w:r>
+      <w:r>
+        <w:rPr>
+          <w:highlight w:val="green"/>
+        </w:rPr>
+        <w:t xml:space="preserve">, so overlapping windows are resampled as blocks; anomalous windows are resampled</w:t>
       </w:r>
       <w:r>
         <w:rPr>
@@ -11680,7 +11852,32 @@
       </w:hyperlink>
       <w:r>
         <w:rPr/>
-        <w:t xml:space="preserve">] through the TranAD evaluation harness over five seeds and score them with the</w:t>
+        <w:t xml:space="preserve">] through the TranAD evaluation harness</w:t>
+      </w:r>
+      <w:r>
+        <w:rPr/>
+        <w:t xml:space="preserve"> </w:t>
+      </w:r>
+      <w:r>
+        <w:rPr>
+          <w:strike w:val="true"/>
+          <w:color w:val="C0392B"/>
+        </w:rPr>
+        <w:t xml:space="preserve">over five seeds</w:t>
+      </w:r>
+      <w:r>
+        <w:rPr>
+          <w:highlight w:val="green"/>
+        </w:rPr>
+        <w:t xml:space="preserve">(over five seeds on HAI, where per-seed standard deviations are reported, and as a single run on WADI and canonical SWaT, where no standard deviation is shown)</w:t>
+      </w:r>
+      <w:r>
+        <w:rPr/>
+        <w:t xml:space="preserve"> </w:t>
+      </w:r>
+      <w:r>
+        <w:rPr/>
+        <w:t xml:space="preserve">and score them with the</w:t>
       </w:r>
       <w:r>
         <w:rPr/>
@@ -11942,23 +12139,68 @@
       </w:r>
       <w:r>
         <w:rPr/>
-        <w:t xml:space="preserve">(higher is better; AUROC is leak-free, F1 is the best raw point-wise F1 over thresholds). Learned detectors report</w:t>
-      </w:r>
-      <w:r>
-        <w:rPr/>
-        <w:t xml:space="preserve"> </w:t>
-      </w:r>
-      <w:r>
-        <w:rPr/>
+        <w:t xml:space="preserve">(higher is better; AUROC is leak-free, F1 is the best raw point-wise F1 over thresholds).</w:t>
+      </w:r>
+      <w:r>
+        <w:rPr/>
+        <w:t xml:space="preserve"> </w:t>
+      </w:r>
+      <w:r>
+        <w:rPr/>
+        <w:t xml:space="preserve"> </w:t>
+      </w:r>
+      <w:r>
+        <w:rPr>
+          <w:strike w:val="true"/>
+          <w:color w:val="C0392B"/>
+        </w:rPr>
+        <w:t xml:space="preserve"> Learned detectors report</w:t>
+      </w:r>
+      <w:r>
+        <w:rPr>
+          <w:strike w:val="true"/>
+          <w:color w:val="C0392B"/>
+        </w:rPr>
+        <w:t xml:space="preserve"> </w:t>
+      </w:r>
+      <w:r>
+        <w:rPr>
+          <w:strike w:val="true"/>
+          <w:color w:val="C0392B"/>
+        </w:rPr>
         <w:t xml:space="preserve">AUROC as mean±standard deviation over five seeds (the standard deviation is omitted where it rounds to</w:t>
       </w:r>
       <w:r>
-        <w:rPr/>
-        <w:t xml:space="preserve"> </w:t>
-      </w:r>
-      <w:r>
-        <w:rPr/>
-        <w:t xml:space="preserve">0.000).</w:t>
+        <w:rPr>
+          <w:strike w:val="true"/>
+          <w:color w:val="C0392B"/>
+        </w:rPr>
+        <w:t xml:space="preserve"> </w:t>
+      </w:r>
+      <w:r>
+        <w:rPr>
+          <w:strike w:val="true"/>
+          <w:color w:val="C0392B"/>
+        </w:rPr>
+        <w:t xml:space="preserve">0.000). </w:t>
+      </w:r>
+      <w:r>
+        <w:rPr/>
+        <w:t xml:space="preserve"> </w:t>
+      </w:r>
+      <w:r>
+        <w:rPr/>
+        <w:t xml:space="preserve"> </w:t>
+      </w:r>
+      <w:r>
+        <w:rPr>
+          <w:highlight w:val="green"/>
+        </w:rPr>
+        <w:t xml:space="preserve"> Isolation Forest, the AutoEncoder, and LatAD report AUROC as mean±standard deviation over five seeds on all three datasets; USAD and TranAD are five-seed on HAI (standard deviations shown) and a single run on WADI and canonical SWaT (no standard deviation). </w:t>
+      </w:r>
+      <w:r>
+        <w:rPr/>
+        <w:t xml:space="preserve"> </w:t>
       </w:r>
       <w:r>
         <w:rPr/>
@@ -16977,7 +17219,32 @@
         <w:rPr>
           <w:highlight w:val="green"/>
         </w:rPr>
-        <w:t xml:space="preserve">SWaT (0.938), clearing every baseline and both deep detectors on both, including the strong classical baselines on the</w:t>
+        <w:t xml:space="preserve">SWaT (0.938), clearing every baseline and</w:t>
+      </w:r>
+      <w:r>
+        <w:rPr>
+          <w:highlight w:val="green"/>
+        </w:rPr>
+        <w:t xml:space="preserve"> </w:t>
+      </w:r>
+      <w:r>
+        <w:rPr>
+          <w:strike w:val="true"/>
+          <w:color w:val="C0392B"/>
+        </w:rPr>
+        <w:t xml:space="preserve">both deep detectors on both</w:t>
+      </w:r>
+      <w:r>
+        <w:rPr>
+          <w:highlight w:val="green"/>
+        </w:rPr>
+        <w:t xml:space="preserve">all three deep detectors on each</w:t>
+      </w:r>
+      <w:r>
+        <w:rPr>
+          <w:highlight w:val="green"/>
+        </w:rPr>
+        <w:t xml:space="preserve">, including the strong classical baselines on the</w:t>
       </w:r>
       <w:r>
         <w:rPr>
@@ -17270,17 +17537,26 @@
         <w:rPr>
           <w:highlight w:val="green"/>
         </w:rPr>
-        <w:t xml:space="preserve">factorization rather than the single latent supplies the WADI signal. On the full set the linear baseline is marginally</w:t>
-      </w:r>
-      <w:r>
-        <w:rPr>
-          <w:highlight w:val="green"/>
-        </w:rPr>
-        <w:t xml:space="preserve"> </w:t>
-      </w:r>
-      <w:r>
-        <w:rPr>
-          <w:highlight w:val="green"/>
+        <w:t xml:space="preserve">factorization rather than the single latent supplies the WADI signal.</w:t>
+      </w:r>
+      <w:r>
+        <w:rPr>
+          <w:strike w:val="true"/>
+          <w:color w:val="C0392B"/>
+        </w:rPr>
+        <w:t xml:space="preserve"> On the full set the linear baseline is marginally</w:t>
+      </w:r>
+      <w:r>
+        <w:rPr>
+          <w:strike w:val="true"/>
+          <w:color w:val="C0392B"/>
+        </w:rPr>
+        <w:t xml:space="preserve"> </w:t>
+      </w:r>
+      <w:r>
+        <w:rPr>
+          <w:strike w:val="true"/>
+          <w:color w:val="C0392B"/>
         </w:rPr>
         <w:t xml:space="preserve">ahead of LatAD (0.834 vs 0.827).</w:t>
       </w:r>
@@ -18846,7 +19122,24 @@
       </w:r>
       <w:r>
         <w:rPr/>
-        <w:t xml:space="preserve">This is the concrete face of the “illusion of success”:</w:t>
+        <w:t xml:space="preserve">This is the concrete face of the “</w:t>
+      </w:r>
+      <w:r>
+        <w:rPr>
+          <w:strike w:val="true"/>
+          <w:color w:val="C0392B"/>
+        </w:rPr>
+        <w:t xml:space="preserve">illusion of success</w:t>
+      </w:r>
+      <w:r>
+        <w:rPr>
+          <w:highlight w:val="green"/>
+        </w:rPr>
+        <w:t xml:space="preserve">illusion of progress</w:t>
+      </w:r>
+      <w:r>
+        <w:rPr/>
+        <w:t xml:space="preserve">”:</w:t>
       </w:r>
       <w:r>
         <w:rPr/>
@@ -19018,7 +19311,50 @@
         <w:rPr>
           <w:highlight w:val="green"/>
         </w:rPr>
-        <w:t xml:space="preserve"> Source of gain: difficult-subset AUROC (five-seed mean±standard deviation) of the cross-channel latent density against a channel-independent product of per-channel densities, on the WADI, HAI, and SWaT difficult subsets (30 / 167 / 85 anomaly windows). The cross-channel gain is carried by HAI and SWaT; on WADI it is essentially zero, because WADI’s difficult anomalies are single-channel or linear and per-channel marginals already suffice. Bold marks the cross-channel gains that survive the significance test.</w:t>
+        <w:t xml:space="preserve"> Source of gain: difficult-subset AUROC (five-seed mean±standard deviation) of the cross-channel latent density against a channel-independent product of per-channel densities, on the WADI, HAI, and SWaT difficult subsets (30 / 167 / 85 anomaly windows). The cross-channel gain is carried by HAI and SWaT; on WADI it is essentially zero, because WADI’s difficult anomalies are single-channel or linear and per-channel marginals already suffice.</w:t>
+      </w:r>
+      <w:r>
+        <w:rPr>
+          <w:highlight w:val="green"/>
+        </w:rPr>
+        <w:t xml:space="preserve"> </w:t>
+      </w:r>
+      <w:r>
+        <w:rPr>
+          <w:highlight w:val="green"/>
+        </w:rPr>
+        <w:t xml:space="preserve"> </w:t>
+      </w:r>
+      <w:r>
+        <w:rPr>
+          <w:strike w:val="true"/>
+          <w:color w:val="C0392B"/>
+        </w:rPr>
+        <w:t xml:space="preserve"> Bold marks the cross-channel gains that survive the significance test. </w:t>
+      </w:r>
+      <w:r>
+        <w:rPr>
+          <w:highlight w:val="green"/>
+        </w:rPr>
+        <w:t xml:space="preserve"> </w:t>
+      </w:r>
+      <w:r>
+        <w:rPr>
+          <w:highlight w:val="green"/>
+        </w:rPr>
+        <w:t xml:space="preserve"> </w:t>
+      </w:r>
+      <w:r>
+        <w:rPr>
+          <w:highlight w:val="green"/>
+        </w:rPr>
+        <w:t xml:space="preserve"> Bold marks the two datasets on which LatAD's difficult-subset lead over the strongest baseline is significant (§6). </w:t>
+      </w:r>
+      <w:r>
+        <w:rPr>
+          <w:highlight w:val="green"/>
+        </w:rPr>
+        <w:t xml:space="preserve"> </w:t>
       </w:r>
     </w:p>
     <w:tbl>
@@ -20793,19 +21129,40 @@
         <w:rPr>
           <w:highlight w:val="green"/>
         </w:rPr>
-        <w:t xml:space="preserve">SWaT's difficult faults being larger multivariate deviations that reconstruction catches, which is why the gate</w:t>
-      </w:r>
-      <w:r>
-        <w:rPr>
-          <w:highlight w:val="green"/>
-        </w:rPr>
-        <w:t xml:space="preserve"> </w:t>
-      </w:r>
-      <w:r>
-        <w:rPr>
-          <w:highlight w:val="green"/>
-        </w:rPr>
-        <w:t xml:space="preserve">keeps it on there. The decomposition supports the mechanism at the head level: the latent density anchors the base</w:t>
+        <w:t xml:space="preserve">SWaT's difficult faults being larger multivariate deviations that reconstruction catches</w:t>
+      </w:r>
+      <w:r>
+        <w:rPr>
+          <w:strike w:val="true"/>
+          <w:color w:val="C0392B"/>
+        </w:rPr>
+        <w:t xml:space="preserve">, which is why the gate</w:t>
+      </w:r>
+      <w:r>
+        <w:rPr>
+          <w:strike w:val="true"/>
+          <w:color w:val="C0392B"/>
+        </w:rPr>
+        <w:t xml:space="preserve"> </w:t>
+      </w:r>
+      <w:r>
+        <w:rPr>
+          <w:strike w:val="true"/>
+          <w:color w:val="C0392B"/>
+        </w:rPr>
+        <w:t xml:space="preserve">keeps it on there</w:t>
+      </w:r>
+      <w:r>
+        <w:rPr>
+          <w:highlight w:val="green"/>
+        </w:rPr>
+        <w:t xml:space="preserve">; the gate, which sees only train-normal, keeps the head on there because the residual generalizes to held-out normal</w:t>
+      </w:r>
+      <w:r>
+        <w:rPr>
+          <w:highlight w:val="green"/>
+        </w:rPr>
+        <w:t xml:space="preserve">. The decomposition supports the mechanism at the head level: the latent density anchors the base</w:t>
       </w:r>
       <w:r>
         <w:rPr>
@@ -20916,19 +21273,54 @@
           <w:bCs/>
           <w:highlight w:val="green"/>
         </w:rPr>
-        <w:t xml:space="preserve">Assumption A8 (between-regime overlap): specified, over-coverage defended, masking coupled to A10.</w:t>
-      </w:r>
-      <w:r>
-        <w:rPr>
-          <w:highlight w:val="green"/>
-        </w:rPr>
-        <w:t xml:space="preserve"> </w:t>
-      </w:r>
-      <w:r>
-        <w:rPr>
-          <w:highlight w:val="green"/>
-        </w:rPr>
-        <w:t xml:space="preserve">A8 posits regimes lying so close in observation space that a window can be improbable while every channel stays in range. Its precondition, adjacent-but-distinct regimes, holds on every multi-loop plant we screened (WADI, HAI, SWaT, Cranfield, MetroPT [</w:t>
+        <w:t xml:space="preserve">Assumption A8 (between-regime overlap)</w:t>
+      </w:r>
+      <w:r>
+        <w:rPr>
+          <w:b/>
+          <w:bCs/>
+          <w:strike w:val="true"/>
+          <w:color w:val="C0392B"/>
+        </w:rPr>
+        <w:t xml:space="preserve">: specified, over-coverage defended, masking coupled to A10</w:t>
+      </w:r>
+      <w:r>
+        <w:rPr>
+          <w:b/>
+          <w:bCs/>
+          <w:highlight w:val="green"/>
+        </w:rPr>
+        <w:t xml:space="preserve">.</w:t>
+      </w:r>
+      <w:r>
+        <w:rPr>
+          <w:highlight w:val="green"/>
+        </w:rPr>
+        <w:t xml:space="preserve"> </w:t>
+      </w:r>
+      <w:r>
+        <w:rPr>
+          <w:highlight w:val="green"/>
+        </w:rPr>
+        <w:t xml:space="preserve">A8 posits regimes lying so close in observation space that a window can be improbable while every channel stays in range.</w:t>
+      </w:r>
+      <w:r>
+        <w:rPr>
+          <w:highlight w:val="green"/>
+        </w:rPr>
+        <w:t xml:space="preserve"> It has two failure modes: over-coverage (a density head so coarse that its normal mass spreads across the gap between regimes and covers an isolated anomaly) and masking (an anomaly of one regime absorbed by an adjacent regime's density).</w:t>
+      </w:r>
+      <w:r>
+        <w:rPr>
+          <w:highlight w:val="green"/>
+        </w:rPr>
+        <w:t xml:space="preserve"> </w:t>
+      </w:r>
+      <w:r>
+        <w:rPr>
+          <w:highlight w:val="green"/>
+        </w:rPr>
+        <w:t xml:space="preserve">Its precondition, adjacent-but-distinct regimes, holds on every multi-loop plant we screened (WADI, HAI, SWaT, Cranfield, MetroPT [</w:t>
       </w:r>
       <w:hyperlink w:anchor="r-metropt">
         <w:r>
@@ -20958,7 +21350,100 @@
         <w:rPr>
           <w:highlight w:val="green"/>
         </w:rPr>
-        <w:t xml:space="preserve">]: 94 to 100 percent of train-normal mass sits in a discovered regime with a valley-separated neighbour within twice its own normal envelope). The overlap itself is absent: under four observation-space measures (overlap coefficient, density-valley ratio, cross-regime nearest-neighbour share, and discriminant error) no benchmark approaches the 30-percent-overlap positive control, and the labelled anomaly-masking rate never exceeds its lag-matched regime-switch base rate (Appendix C, Table C1). The one A8 variant the reported model already defends is over-coverage: a wide two-component head misses about 80 percent of WADI's isolated anomalies, the 80-component density head of §4.3 (i) about 13 percent. Masking, the remaining variant, is identifiable only through the path by which a window arrived, so it belongs with A10 and is left to operational-scale data (Appendix C). The reported model carries no dedicated overlap head.</w:t>
+        <w:t xml:space="preserve">]: 94 to 100 percent of train-normal mass sits in a discovered regime with a valley-separated neighbor within twice its own normal envelope). The heavy overlap itself is absent: under four observation-space measures</w:t>
+      </w:r>
+      <w:r>
+        <w:rPr>
+          <w:highlight w:val="green"/>
+        </w:rPr>
+        <w:t xml:space="preserve"> </w:t>
+      </w:r>
+      <w:r>
+        <w:rPr>
+          <w:strike w:val="true"/>
+          <w:color w:val="C0392B"/>
+        </w:rPr>
+        <w:t xml:space="preserve">(overlap coefficient, density-valley ratio, cross-regime nearest-neighbor share, and discriminant error)</w:t>
+      </w:r>
+      <w:r>
+        <w:rPr>
+          <w:highlight w:val="green"/>
+        </w:rPr>
+        <w:t xml:space="preserve">(two of which are tabulated in Table C1: the overlap coefficient and the density-valley ratio)</w:t>
+      </w:r>
+      <w:r>
+        <w:rPr>
+          <w:highlight w:val="green"/>
+        </w:rPr>
+        <w:t xml:space="preserve"> </w:t>
+      </w:r>
+      <w:r>
+        <w:rPr>
+          <w:highlight w:val="green"/>
+        </w:rPr>
+        <w:t xml:space="preserve">no benchmark approaches the 30-percent-overlap positive control, and the labeled anomaly-masking rate never exceeds its lag-matched regime-switch base rate (Appendix C, Table C1).</w:t>
+      </w:r>
+      <w:r>
+        <w:rPr>
+          <w:highlight w:val="green"/>
+        </w:rPr>
+        <w:t xml:space="preserve"> </w:t>
+      </w:r>
+      <w:r>
+        <w:rPr>
+          <w:strike w:val="true"/>
+          <w:color w:val="C0392B"/>
+        </w:rPr>
+        <w:t xml:space="preserve">The one A8 variant the reported model already defends is over-coverage:</w:t>
+      </w:r>
+      <w:r>
+        <w:rPr>
+          <w:highlight w:val="green"/>
+        </w:rPr>
+        <w:t xml:space="preserve">The over-coverage mode is already defended by the reported model:</w:t>
+      </w:r>
+      <w:r>
+        <w:rPr>
+          <w:highlight w:val="green"/>
+        </w:rPr>
+        <w:t xml:space="preserve"> </w:t>
+      </w:r>
+      <w:r>
+        <w:rPr>
+          <w:highlight w:val="green"/>
+        </w:rPr>
+        <w:t xml:space="preserve">a wide two-component head misses about 80 percent of WADI's isolated anomalies, the 80-component density head of §4.3 (i) about 13 percent.</w:t>
+      </w:r>
+      <w:r>
+        <w:rPr>
+          <w:highlight w:val="green"/>
+        </w:rPr>
+        <w:t xml:space="preserve"> </w:t>
+      </w:r>
+      <w:r>
+        <w:rPr>
+          <w:strike w:val="true"/>
+          <w:color w:val="C0392B"/>
+        </w:rPr>
+        <w:t xml:space="preserve">Masking, the remaining variant,</w:t>
+      </w:r>
+      <w:r>
+        <w:rPr>
+          <w:highlight w:val="green"/>
+        </w:rPr>
+        <w:t xml:space="preserve">The masking mode</w:t>
+      </w:r>
+      <w:r>
+        <w:rPr>
+          <w:highlight w:val="green"/>
+        </w:rPr>
+        <w:t xml:space="preserve"> </w:t>
+      </w:r>
+      <w:r>
+        <w:rPr>
+          <w:highlight w:val="green"/>
+        </w:rPr>
+        <w:t xml:space="preserve">is identifiable only through the path by which a window arrived, so it belongs with A10 and is left to operational-scale data (Appendix C). The reported model carries no dedicated overlap head.</w:t>
       </w:r>
     </w:p>
     <w:p>
@@ -21286,7 +21771,7 @@
         <w:rPr>
           <w:highlight w:val="green"/>
         </w:rPr>
-        <w:t xml:space="preserve">nearest-neighbour successor model, and a regime-transition matrix), validated on a synthetic positive control and</w:t>
+        <w:t xml:space="preserve">nearest-neighbor successor model, and a regime-transition matrix), validated on a synthetic positive control and</w:t>
       </w:r>
       <w:r>
         <w:rPr>
@@ -21372,7 +21857,26 @@
         <w:rPr>
           <w:highlight w:val="green"/>
         </w:rPr>
-        <w:t xml:space="preserve">Assumptions A8 (between-regime proximity and masking), A9 (multiscale, many-clocks structure), and A10 (path dependence) concern properties that surface most clearly when a system has many channels, long duration, and rich regime variability. The public CPS benchmarks cannot fully exercise them: with one nominal operating mode (though the mixture discovers many sub-regimes within it) and days of data there is little between-regime masking to observe and short trajectories with limited path history. Exercising A8 through A10 on history-dependent faults therefore calls for operational-scale data, for example the multi-year, thousand-stream Building Data Genome Project 2 [</w:t>
+        <w:t xml:space="preserve">Assumptions A8 (</w:t>
+      </w:r>
+      <w:r>
+        <w:rPr>
+          <w:strike w:val="true"/>
+          <w:color w:val="C0392B"/>
+        </w:rPr>
+        <w:t xml:space="preserve">between-regime proximity and masking</w:t>
+      </w:r>
+      <w:r>
+        <w:rPr>
+          <w:highlight w:val="green"/>
+        </w:rPr>
+        <w:t xml:space="preserve">between-regime overlap</w:t>
+      </w:r>
+      <w:r>
+        <w:rPr>
+          <w:highlight w:val="green"/>
+        </w:rPr>
+        <w:t xml:space="preserve">), A9 (multiscale, many-clocks structure), and A10 (path dependence) concern properties that surface most clearly when a system has many channels, long duration, and rich regime variability. The public CPS benchmarks cannot fully exercise them: with one nominal operating mode (though the mixture discovers many sub-regimes within it) and days of data there is little between-regime masking to observe and short trajectories with limited path history. Exercising A8 through A10 on history-dependent faults therefore calls for operational-scale data, for example the multi-year, thousand-stream Building Data Genome Project 2 [</w:t>
       </w:r>
       <w:hyperlink w:anchor="r-bdg2">
         <w:r>
@@ -21485,6 +21989,21 @@
             <w:rStyle w:val="Hyperlink"/>
             <w:highlight w:val="green"/>
           </w:rPr>
+          <w:t xml:space="preserve">54</w:t>
+        </w:r>
+      </w:hyperlink>
+      <w:r>
+        <w:rPr>
+          <w:highlight w:val="green"/>
+        </w:rPr>
+        <w:t xml:space="preserve">], VAEM [</w:t>
+      </w:r>
+      <w:hyperlink w:anchor="r-vaem">
+        <w:r>
+          <w:rPr>
+            <w:rStyle w:val="Hyperlink"/>
+            <w:highlight w:val="green"/>
+          </w:rPr>
           <w:t xml:space="preserve">55</w:t>
         </w:r>
       </w:hyperlink>
@@ -21492,9 +22011,21 @@
         <w:rPr>
           <w:highlight w:val="green"/>
         </w:rPr>
-        <w:t xml:space="preserve">], VAEM [</w:t>
-      </w:r>
-      <w:hyperlink w:anchor="r-vaem">
+        <w:t xml:space="preserve">]) and graphical-model ICS detectors that type actuator</w:t>
+      </w:r>
+      <w:r>
+        <w:rPr>
+          <w:highlight w:val="green"/>
+        </w:rPr>
+        <w:t xml:space="preserve"> </w:t>
+      </w:r>
+      <w:r>
+        <w:rPr>
+          <w:highlight w:val="green"/>
+        </w:rPr>
+        <w:t xml:space="preserve">states (TABOR [</w:t>
+      </w:r>
+      <w:hyperlink w:anchor="r-tabor">
         <w:r>
           <w:rPr>
             <w:rStyle w:val="Hyperlink"/>
@@ -21507,33 +22038,6 @@
         <w:rPr>
           <w:highlight w:val="green"/>
         </w:rPr>
-        <w:t xml:space="preserve">]) and graphical-model ICS detectors that type actuator</w:t>
-      </w:r>
-      <w:r>
-        <w:rPr>
-          <w:highlight w:val="green"/>
-        </w:rPr>
-        <w:t xml:space="preserve"> </w:t>
-      </w:r>
-      <w:r>
-        <w:rPr>
-          <w:highlight w:val="green"/>
-        </w:rPr>
-        <w:t xml:space="preserve">states (TABOR [</w:t>
-      </w:r>
-      <w:hyperlink w:anchor="r-tabor">
-        <w:r>
-          <w:rPr>
-            <w:rStyle w:val="Hyperlink"/>
-            <w:highlight w:val="green"/>
-          </w:rPr>
-          <w:t xml:space="preserve">57</w:t>
-        </w:r>
-      </w:hyperlink>
-      <w:r>
-        <w:rPr>
-          <w:highlight w:val="green"/>
-        </w:rPr>
         <w:t xml:space="preserve">]) are complementary realizations of A7 that this instantaneous, all-Gaussian</w:t>
       </w:r>
       <w:r>
@@ -21553,38 +22057,45 @@
         <w:t xml:space="preserve"> </w:t>
       </w:r>
       <w:r>
-        <w:rPr/>
+        <w:rPr>
+          <w:strike w:val="true"/>
+          <w:color w:val="C0392B"/>
+        </w:rPr>
         <w:t xml:space="preserve">Because the community construction and the cohesion-weighted Higher Criticism combiner were developed on these three</w:t>
       </w:r>
       <w:r>
-        <w:rPr/>
-        <w:t xml:space="preserve"> </w:t>
-      </w:r>
-      <w:r>
-        <w:rPr/>
-        <w:t xml:space="preserve">benchmarks,</w:t>
-      </w:r>
-      <w:r>
-        <w:rPr/>
-        <w:t xml:space="preserve"> </w:t>
-      </w:r>
-      <w:r>
-        <w:rPr>
-          <w:highlight w:val="green"/>
-        </w:rPr>
-        <w:t xml:space="preserve">validation on additional CPS systems is the next test of the regime-community realization; its build and calibration use train-normal data only, so that test requires no labels. The community construction and combiner settings were fixed</w:t>
-      </w:r>
-      <w:r>
-        <w:rPr>
-          <w:highlight w:val="green"/>
-        </w:rPr>
-        <w:t xml:space="preserve"> </w:t>
-      </w:r>
-      <w:r>
-        <w:rPr>
-          <w:highlight w:val="green"/>
+        <w:rPr>
+          <w:strike w:val="true"/>
+          <w:color w:val="C0392B"/>
+        </w:rPr>
+        <w:t xml:space="preserve"> </w:t>
+      </w:r>
+      <w:r>
+        <w:rPr>
+          <w:strike w:val="true"/>
+          <w:color w:val="C0392B"/>
+        </w:rPr>
+        <w:t xml:space="preserve">benchmarks, validation on additional CPS systems is the next test of the regime-community realization; its build and calibration use train-normal data only, so that test requires no labels. The community construction and combiner settings were fixed</w:t>
+      </w:r>
+      <w:r>
+        <w:rPr>
+          <w:strike w:val="true"/>
+          <w:color w:val="C0392B"/>
+        </w:rPr>
+        <w:t xml:space="preserve"> </w:t>
+      </w:r>
+      <w:r>
+        <w:rPr>
+          <w:strike w:val="true"/>
+          <w:color w:val="C0392B"/>
         </w:rPr>
         <w:t xml:space="preserve">before the WADI and SWaT evaluations reported here, so those two results are out-of-sample confirmations of the design.</w:t>
+      </w:r>
+      <w:r>
+        <w:rPr>
+          <w:highlight w:val="green"/>
+        </w:rPr>
+        <w:t xml:space="preserve">The community construction and combiner settings were fixed before the WADI and canonical SWaT evaluations, so those two results are out-of-sample confirmations of the design. Validating the regime-community realization on additional CPS systems is the next test; because its build and calibration use train-normal data only, that test requires no labels.</w:t>
       </w:r>
     </w:p>
     <w:p>
@@ -21798,7 +22309,7 @@
             <w:rStyle w:val="Hyperlink"/>
             <w:highlight w:val="yellow"/>
           </w:rPr>
-          <w:t xml:space="preserve">58</w:t>
+          <w:t xml:space="preserve">57</w:t>
         </w:r>
       </w:hyperlink>
       <w:r>
@@ -21841,7 +22352,39 @@
         <w:rPr>
           <w:highlight w:val="green"/>
         </w:rPr>
-        <w:t xml:space="preserve">We report training and inference cost in Appendix B (Table B1): LatAD-global trains roughly 47 to 72 times</w:t>
+        <w:t xml:space="preserve">We report training and inference cost in Appendix B (Table B1):</w:t>
+      </w:r>
+      <w:r>
+        <w:rPr>
+          <w:highlight w:val="green"/>
+        </w:rPr>
+        <w:t xml:space="preserve"> </w:t>
+      </w:r>
+      <w:r>
+        <w:rPr>
+          <w:highlight w:val="yellow"/>
+          <w:strike w:val="true"/>
+          <w:color w:val="C0392B"/>
+        </w:rPr>
+        <w:t xml:space="preserve">LatAD-global</w:t>
+      </w:r>
+      <w:r>
+        <w:rPr>
+          <w:highlight w:val="green"/>
+        </w:rPr>
+        <w:t xml:space="preserve">LatAD (global density)</w:t>
+      </w:r>
+      <w:r>
+        <w:rPr>
+          <w:highlight w:val="green"/>
+        </w:rPr>
+        <w:t xml:space="preserve"> </w:t>
+      </w:r>
+      <w:r>
+        <w:rPr>
+          <w:highlight w:val="green"/>
+        </w:rPr>
+        <w:t xml:space="preserve">trains roughly 47 to 72 times</w:t>
       </w:r>
       <w:r>
         <w:rPr>
@@ -22152,7 +22695,7 @@
       </w:r>
       <w:r>
         <w:rPr/>
-        <w:t xml:space="preserve">the nearest regime keeps rare-but-valid states (startups, rare manoeuvres) from paging an operator, and the</w:t>
+        <w:t xml:space="preserve">the nearest regime keeps rare-but-valid states (startups, rare maneuvers) from paging an operator, and the</w:t>
       </w:r>
       <w:r>
         <w:rPr/>
@@ -22409,17 +22952,20 @@
       </w:r>
       <w:r>
         <w:rPr/>
-        <w:t xml:space="preserve">cohesion-weighted Higher Criticism is the one that leads on all three</w:t>
-      </w:r>
-      <w:r>
-        <w:rPr/>
-        <w:t xml:space="preserve"> </w:t>
-      </w:r>
-      <w:r>
-        <w:rPr>
-          <w:highlight w:val="green"/>
-        </w:rPr>
-        <w:t xml:space="preserve">once the community experts and the whole-plant expert are fused (and, on WADI, the community aggregation without that fusion leads outright)</w:t>
+        <w:t xml:space="preserve">cohesion-weighted Higher Criticism is the one that leads on all three datasets</w:t>
+      </w:r>
+      <w:r>
+        <w:rPr>
+          <w:strike w:val="true"/>
+          <w:color w:val="C0392B"/>
+        </w:rPr>
+        <w:t xml:space="preserve"> once the community experts and the whole-plant expert are fused (and, on WADI, the community aggregation without that fusion leads outright)</w:t>
+      </w:r>
+      <w:r>
+        <w:rPr>
+          <w:highlight w:val="green"/>
+        </w:rPr>
+        <w:t xml:space="preserve"> (all aggregation rules here fused with the whole-plant expert)</w:t>
       </w:r>
       <w:r>
         <w:rPr/>
@@ -22460,23 +23006,7 @@
       </w:r>
       <w:r>
         <w:rPr/>
-        <w:t xml:space="preserve">factorization axis (single global density, then the regime-community ensemble with density-only versus full</w:t>
-      </w:r>
-      <w:r>
-        <w:rPr/>
-        <w:t xml:space="preserve"> </w:t>
-      </w:r>
-      <w:r>
-        <w:rPr/>
-        <w:t xml:space="preserve">per-community heads). Bottom block: the aggregation axis over the full-stack experts (how per-community surprises</w:t>
-      </w:r>
-      <w:r>
-        <w:rPr/>
-        <w:t xml:space="preserve"> </w:t>
-      </w:r>
-      <w:r>
-        <w:rPr/>
-        <w:t xml:space="preserve">are combined). Every aggregation-block row is fused with the global</w:t>
+        <w:t xml:space="preserve">factorization axis (single global density, then the regime-community ensemble</w:t>
       </w:r>
       <w:r>
         <w:rPr/>
@@ -22491,7 +23021,66 @@
           <w:strike w:val="true"/>
           <w:color w:val="C0392B"/>
         </w:rPr>
-        <w:t xml:space="preserve"> null </w:t>
+        <w:t xml:space="preserve"> with density-only versus full</w:t>
+      </w:r>
+      <w:r>
+        <w:rPr>
+          <w:strike w:val="true"/>
+          <w:color w:val="C0392B"/>
+        </w:rPr>
+        <w:t xml:space="preserve"> </w:t>
+      </w:r>
+      <w:r>
+        <w:rPr>
+          <w:strike w:val="true"/>
+          <w:color w:val="C0392B"/>
+        </w:rPr>
+        <w:t xml:space="preserve">per-community heads </w:t>
+      </w:r>
+      <w:r>
+        <w:rPr/>
+        <w:t xml:space="preserve"> </w:t>
+      </w:r>
+      <w:r>
+        <w:rPr/>
+        <w:t xml:space="preserve"> </w:t>
+      </w:r>
+      <w:r>
+        <w:rPr>
+          <w:highlight w:val="green"/>
+        </w:rPr>
+        <w:t xml:space="preserve"> without and with the whole-plant-expert fusion </w:t>
+      </w:r>
+      <w:r>
+        <w:rPr/>
+        <w:t xml:space="preserve"> </w:t>
+      </w:r>
+      <w:r>
+        <w:rPr/>
+        <w:t xml:space="preserve">). Bottom block: the aggregation axis over the full-stack experts (how per-community surprises</w:t>
+      </w:r>
+      <w:r>
+        <w:rPr/>
+        <w:t xml:space="preserve"> </w:t>
+      </w:r>
+      <w:r>
+        <w:rPr/>
+        <w:t xml:space="preserve">are combined). Every aggregation-block row is fused with the</w:t>
+      </w:r>
+      <w:r>
+        <w:rPr/>
+        <w:t xml:space="preserve"> </w:t>
+      </w:r>
+      <w:r>
+        <w:rPr/>
+        <w:t xml:space="preserve"> </w:t>
+      </w:r>
+      <w:r>
+        <w:rPr>
+          <w:strike w:val="true"/>
+          <w:color w:val="C0392B"/>
+        </w:rPr>
+        <w:t xml:space="preserve"> global null </w:t>
       </w:r>
       <w:r>
         <w:rPr/>
@@ -24099,7 +24688,38 @@
         <w:rPr>
           <w:highlight w:val="green"/>
         </w:rPr>
-        <w:t xml:space="preserve">benchmarked on one Modal A10G GPU (24 GB) plus a Modal 8-vCPU CPU edge proxy, the same hardware for every method. In training, LatAD-global fits in 3.2, 16, and 3.5 s on</w:t>
+        <w:t xml:space="preserve">benchmarked on one Modal A10G GPU (24 GB) plus a Modal 8-vCPU CPU edge proxy, the same hardware for every method. In training,</w:t>
+      </w:r>
+      <w:r>
+        <w:rPr>
+          <w:highlight w:val="green"/>
+        </w:rPr>
+        <w:t xml:space="preserve"> </w:t>
+      </w:r>
+      <w:r>
+        <w:rPr>
+          <w:strike w:val="true"/>
+          <w:color w:val="C0392B"/>
+        </w:rPr>
+        <w:t xml:space="preserve">LatAD-global</w:t>
+      </w:r>
+      <w:r>
+        <w:rPr>
+          <w:highlight w:val="green"/>
+        </w:rPr>
+        <w:t xml:space="preserve">LatAD (global density)</w:t>
+      </w:r>
+      <w:r>
+        <w:rPr>
+          <w:highlight w:val="green"/>
+        </w:rPr>
+        <w:t xml:space="preserve"> </w:t>
+      </w:r>
+      <w:r>
+        <w:rPr>
+          <w:highlight w:val="green"/>
+        </w:rPr>
+        <w:t xml:space="preserve">fits in 3.2, 16, and 3.5 s on</w:t>
       </w:r>
       <w:r>
         <w:rPr>
@@ -24268,31 +24888,124 @@
         <w:rPr>
           <w:highlight w:val="green"/>
         </w:rPr>
-        <w:t xml:space="preserve">is the peak CUDA memory during inference.</w:t>
-      </w:r>
-      <w:r>
-        <w:rPr>
-          <w:highlight w:val="green"/>
-        </w:rPr>
-        <w:t xml:space="preserve"> </w:t>
-      </w:r>
-      <w:r>
-        <w:rPr>
-          <w:highlight w:val="green"/>
-        </w:rPr>
-        <w:t xml:space="preserve">LatAD-global trains 47–72× faster than TranAD; both LatAD configurations run within about 3.5–3.9 GB of host</w:t>
-      </w:r>
-      <w:r>
-        <w:rPr>
-          <w:highlight w:val="green"/>
-        </w:rPr>
-        <w:t xml:space="preserve"> </w:t>
-      </w:r>
-      <w:r>
-        <w:rPr>
-          <w:highlight w:val="green"/>
-        </w:rPr>
-        <w:t xml:space="preserve">memory and use tens of MB of GPU memory. Deep-baseline CPU-edge latency was not measured (–).</w:t>
+        <w:t xml:space="preserve">is the peak CUDA memory during inference</w:t>
+      </w:r>
+      <w:r>
+        <w:rPr>
+          <w:highlight w:val="green"/>
+        </w:rPr>
+        <w:t xml:space="preserve"> </w:t>
+      </w:r>
+      <w:r>
+        <w:rPr>
+          <w:highlight w:val="green"/>
+        </w:rPr>
+        <w:t xml:space="preserve"> ;</w:t>
+      </w:r>
+      <w:r>
+        <w:rPr>
+          <w:highlight w:val="green"/>
+        </w:rPr>
+        <w:t xml:space="preserve"> </w:t>
+      </w:r>
+      <w:r>
+        <w:rPr>
+          <w:i/>
+          <w:iCs/>
+          <w:highlight w:val="green"/>
+        </w:rPr>
+        <w:t xml:space="preserve">Host RAM GB</w:t>
+      </w:r>
+      <w:r>
+        <w:rPr>
+          <w:highlight w:val="green"/>
+        </w:rPr>
+        <w:t xml:space="preserve"> </w:t>
+      </w:r>
+      <w:r>
+        <w:rPr>
+          <w:highlight w:val="green"/>
+        </w:rPr>
+        <w:t xml:space="preserve">is peak host memory on the CPU edge proxy </w:t>
+      </w:r>
+      <w:r>
+        <w:rPr>
+          <w:highlight w:val="green"/>
+        </w:rPr>
+        <w:t xml:space="preserve"> </w:t>
+      </w:r>
+      <w:r>
+        <w:rPr>
+          <w:highlight w:val="green"/>
+        </w:rPr>
+        <w:t xml:space="preserve">.</w:t>
+      </w:r>
+      <w:r>
+        <w:rPr>
+          <w:highlight w:val="green"/>
+        </w:rPr>
+        <w:t xml:space="preserve"> </w:t>
+      </w:r>
+      <w:r>
+        <w:rPr>
+          <w:highlight w:val="green"/>
+        </w:rPr>
+        <w:t xml:space="preserve"> </w:t>
+      </w:r>
+      <w:r>
+        <w:rPr>
+          <w:strike w:val="true"/>
+          <w:color w:val="C0392B"/>
+        </w:rPr>
+        <w:t xml:space="preserve"> LatAD-global </w:t>
+      </w:r>
+      <w:r>
+        <w:rPr>
+          <w:highlight w:val="green"/>
+        </w:rPr>
+        <w:t xml:space="preserve"> </w:t>
+      </w:r>
+      <w:r>
+        <w:rPr>
+          <w:highlight w:val="green"/>
+        </w:rPr>
+        <w:t xml:space="preserve"> </w:t>
+      </w:r>
+      <w:r>
+        <w:rPr>
+          <w:highlight w:val="green"/>
+        </w:rPr>
+        <w:t xml:space="preserve"> LatAD (global density) </w:t>
+      </w:r>
+      <w:r>
+        <w:rPr>
+          <w:highlight w:val="green"/>
+        </w:rPr>
+        <w:t xml:space="preserve"> </w:t>
+      </w:r>
+      <w:r>
+        <w:rPr>
+          <w:highlight w:val="green"/>
+        </w:rPr>
+        <w:t xml:space="preserve"> </w:t>
+      </w:r>
+      <w:r>
+        <w:rPr>
+          <w:highlight w:val="green"/>
+        </w:rPr>
+        <w:t xml:space="preserve">trains 47–72× faster than TranAD; both LatAD configurations run within about 3.5–3.9 GB of host</w:t>
+      </w:r>
+      <w:r>
+        <w:rPr>
+          <w:highlight w:val="green"/>
+        </w:rPr>
+        <w:t xml:space="preserve"> </w:t>
+      </w:r>
+      <w:r>
+        <w:rPr>
+          <w:highlight w:val="green"/>
+        </w:rPr>
+        <w:t xml:space="preserve">memory and use tens of MB of GPU memory. Deep-baseline CPU-edge latency and host memory were not measured (–).</w:t>
       </w:r>
     </w:p>
     <w:tbl>
@@ -24309,12 +25022,13 @@
         <w:tblLook w:val="0420" w:firstRow="1" w:lastRow="0" w:firstColumn="0" w:lastColumn="0" w:noHBand="0" w:noVBand="1"/>
       </w:tblPr>
       <w:tblGrid>
-        <w:gridCol w:w="1435"/>
-        <w:gridCol w:w="1294"/>
-        <w:gridCol w:w="1266"/>
-        <w:gridCol w:w="1273"/>
-        <w:gridCol w:w="1280"/>
-        <w:gridCol w:w="1310"/>
+        <w:gridCol w:w="1235"/>
+        <w:gridCol w:w="1107"/>
+        <w:gridCol w:w="1097"/>
+        <w:gridCol w:w="1099"/>
+        <w:gridCol w:w="1102"/>
+        <w:gridCol w:w="1112"/>
+        <w:gridCol w:w="1106"/>
       </w:tblGrid>
       <w:tr>
         <w:trPr>
@@ -24464,6 +25178,30 @@
             </w:r>
           </w:p>
         </w:tc>
+        <w:tc>
+          <w:tcPr>
+            <w:tcBorders>
+              <w:bottom w:val="single" w:sz="8" w:space="0" w:color="auto"/>
+            </w:tcBorders>
+            <w:vAlign w:val="center"/>
+          </w:tcPr>
+          <w:p>
+            <w:pPr>
+              <w:pStyle w:val="Compact"/>
+              <w:suppressAutoHyphens/>
+              <w:jc w:val="center"/>
+            </w:pPr>
+            <w:r>
+              <w:rPr>
+                <w:b/>
+                <w:sz w:val="18"/>
+                <w:szCs w:val="18"/>
+                <w:highlight w:val="green"/>
+              </w:rPr>
+              <w:t xml:space="preserve"> Host RAM GB (W/H/S) </w:t>
+            </w:r>
+          </w:p>
+        </w:tc>
       </w:tr>
       <w:tr>
         <w:tc>
@@ -24492,7 +25230,7 @@
                 <w:szCs w:val="18"/>
                 <w:highlight w:val="green"/>
               </w:rPr>
-              <w:t xml:space="preserve">LatAD (global)</w:t>
+              <w:t xml:space="preserve">LatAD (global density)</w:t>
             </w:r>
             <w:r>
               <w:rPr>
@@ -24601,6 +25339,26 @@
                 <w:highlight w:val="green"/>
               </w:rPr>
               <w:t xml:space="preserve"> 0.6 / 14.6 / 14.5 </w:t>
+            </w:r>
+          </w:p>
+        </w:tc>
+        <w:tc>
+          <w:tcPr>
+            <w:vAlign w:val="center"/>
+          </w:tcPr>
+          <w:p>
+            <w:pPr>
+              <w:pStyle w:val="Compact"/>
+              <w:suppressAutoHyphens/>
+              <w:jc w:val="center"/>
+            </w:pPr>
+            <w:r>
+              <w:rPr>
+                <w:sz w:val="18"/>
+                <w:szCs w:val="18"/>
+                <w:highlight w:val="green"/>
+              </w:rPr>
+              <w:t xml:space="preserve"> 3.5 / 3.7 / 3.9 </w:t>
             </w:r>
           </w:p>
         </w:tc>
@@ -24744,6 +25502,26 @@
             </w:r>
           </w:p>
         </w:tc>
+        <w:tc>
+          <w:tcPr>
+            <w:vAlign w:val="center"/>
+          </w:tcPr>
+          <w:p>
+            <w:pPr>
+              <w:pStyle w:val="Compact"/>
+              <w:suppressAutoHyphens/>
+              <w:jc w:val="center"/>
+            </w:pPr>
+            <w:r>
+              <w:rPr>
+                <w:sz w:val="18"/>
+                <w:szCs w:val="18"/>
+                <w:highlight w:val="green"/>
+              </w:rPr>
+              <w:t xml:space="preserve"> 3.5 / 3.8 / 3.9 </w:t>
+            </w:r>
+          </w:p>
+        </w:tc>
       </w:tr>
       <w:tr>
         <w:tc>
@@ -24866,6 +25644,26 @@
             </w:r>
           </w:p>
         </w:tc>
+        <w:tc>
+          <w:tcPr>
+            <w:vAlign w:val="center"/>
+          </w:tcPr>
+          <w:p>
+            <w:pPr>
+              <w:pStyle w:val="Compact"/>
+              <w:suppressAutoHyphens/>
+              <w:jc w:val="center"/>
+            </w:pPr>
+            <w:r>
+              <w:rPr>
+                <w:sz w:val="18"/>
+                <w:szCs w:val="18"/>
+                <w:highlight w:val="green"/>
+              </w:rPr>
+              <w:t xml:space="preserve"> – </w:t>
+            </w:r>
+          </w:p>
+        </w:tc>
       </w:tr>
       <w:tr>
         <w:tc>
@@ -24988,6 +25786,26 @@
             </w:r>
           </w:p>
         </w:tc>
+        <w:tc>
+          <w:tcPr>
+            <w:vAlign w:val="center"/>
+          </w:tcPr>
+          <w:p>
+            <w:pPr>
+              <w:pStyle w:val="Compact"/>
+              <w:suppressAutoHyphens/>
+              <w:jc w:val="center"/>
+            </w:pPr>
+            <w:r>
+              <w:rPr>
+                <w:sz w:val="18"/>
+                <w:szCs w:val="18"/>
+                <w:highlight w:val="green"/>
+              </w:rPr>
+              <w:t xml:space="preserve"> – </w:t>
+            </w:r>
+          </w:p>
+        </w:tc>
       </w:tr>
       <w:tr>
         <w:tc>
@@ -25107,6 +25925,26 @@
                 <w:highlight w:val="green"/>
               </w:rPr>
               <w:t xml:space="preserve"> 0.08 / 0.07 / 0.07 </w:t>
+            </w:r>
+          </w:p>
+        </w:tc>
+        <w:tc>
+          <w:tcPr>
+            <w:vAlign w:val="center"/>
+          </w:tcPr>
+          <w:p>
+            <w:pPr>
+              <w:pStyle w:val="Compact"/>
+              <w:suppressAutoHyphens/>
+              <w:jc w:val="center"/>
+            </w:pPr>
+            <w:r>
+              <w:rPr>
+                <w:sz w:val="18"/>
+                <w:szCs w:val="18"/>
+                <w:highlight w:val="green"/>
+              </w:rPr>
+              <w:t xml:space="preserve"> – </w:t>
             </w:r>
           </w:p>
         </w:tc>
@@ -25243,7 +26081,7 @@
         <w:rPr>
           <w:highlight w:val="green"/>
         </w:rPr>
-        <w:t xml:space="preserve">train-normal mass in a discovered regime that has a density-valley-separated neighbour within twice its own normal</w:t>
+        <w:t xml:space="preserve">train-normal mass in a discovered regime that has a density-valley-separated neighbor within twice its own normal</w:t>
       </w:r>
       <w:r>
         <w:rPr>
@@ -25293,7 +26131,7 @@
         <w:rPr>
           <w:highlight w:val="green"/>
         </w:rPr>
-        <w:t xml:space="preserve">overlap itself), the labelled</w:t>
+        <w:t xml:space="preserve">overlap itself), the labeled</w:t>
       </w:r>
       <w:r>
         <w:rPr>
@@ -25393,7 +26231,7 @@
         <w:rPr>
           <w:highlight w:val="green"/>
         </w:rPr>
-        <w:t xml:space="preserve">reports the three benchmarks, the physically labelled Cranfield rig [</w:t>
+        <w:t xml:space="preserve">reports the three benchmarks, the physically labeled Cranfield rig [</w:t>
       </w:r>
       <w:hyperlink w:anchor="r-cranfield">
         <w:r>
@@ -25401,7 +26239,7 @@
             <w:rStyle w:val="Hyperlink"/>
             <w:highlight w:val="green"/>
           </w:rPr>
-          <w:t xml:space="preserve">59</w:t>
+          <w:t xml:space="preserve">58</w:t>
         </w:r>
       </w:hyperlink>
       <w:r>
@@ -25555,7 +26393,7 @@
         <w:rPr>
           <w:highlight w:val="green"/>
         </w:rPr>
-        <w:t xml:space="preserve">neighbour within twice its own envelope, with the smallest distinct-pair Mahalanobis distance</w:t>
+        <w:t xml:space="preserve">neighbor within twice its own envelope, with the smallest distinct-pair Mahalanobis distance</w:t>
       </w:r>
       <w:r>
         <w:rPr>
@@ -25699,7 +26537,7 @@
         <w:rPr>
           <w:highlight w:val="green"/>
         </w:rPr>
-        <w:t xml:space="preserve">is the labelled anomaly-masking rate beside its lag-matched regime-switch base rate; an excess would</w:t>
+        <w:t xml:space="preserve">is the labeled anomaly-masking rate beside its lag-matched regime-switch base rate; an excess would</w:t>
       </w:r>
       <w:r>
         <w:rPr>
@@ -26588,14 +27426,33 @@
             <w:rStyle w:val="Hyperlink"/>
             <w:highlight w:val="green"/>
           </w:rPr>
-          <w:t xml:space="preserve">54</w:t>
+          <w:t xml:space="preserve">59</w:t>
         </w:r>
       </w:hyperlink>
       <w:r>
         <w:rPr>
           <w:highlight w:val="green"/>
         </w:rPr>
-        <w:t xml:space="preserve">], a 400-window rotor rig, has no close-distinct regime pairs (0 of 12; it is a single-loop rig), so it does not exhibit the A8 precondition. Its responsibility entropy of 0.29 is a variance-floor artifact: the VaDE component log-variance floor of log(0.05) manufactures apparent overlap on so few windows, and refitting with empirically estimated component variances drops the entropy to 0.045 to 0.048, the same as WADI (0.053 to 0.057), with the basin-head lift on the difficult subset going to zero on every seed. A8 is specified for completeness but not demonstrated on any dataset in this study.</w:t>
+        <w:t xml:space="preserve">], a 400-window rotor rig, has no close-distinct regime pairs (0 of 12; it is a single-loop rig), so it does not exhibit the A8 precondition.</w:t>
+      </w:r>
+      <w:r>
+        <w:rPr>
+          <w:highlight w:val="green"/>
+        </w:rPr>
+        <w:t xml:space="preserve"> </w:t>
+      </w:r>
+      <w:r>
+        <w:rPr>
+          <w:strike w:val="true"/>
+          <w:color w:val="C0392B"/>
+        </w:rPr>
+        <w:t xml:space="preserve">Its responsibility entropy of 0.29 is a variance-floor artifact: the VaDE component log-variance floor of log(0.05) manufactures apparent overlap on so few windows, and refitting with empirically estimated component variances drops the entropy to 0.045 to 0.048, the same as WADI (0.053 to 0.057), with the basin-head lift on the difficult subset going to zero on every seed. </w:t>
+      </w:r>
+      <w:r>
+        <w:rPr>
+          <w:highlight w:val="green"/>
+        </w:rPr>
+        <w:t xml:space="preserve">A8 is specified for completeness but not demonstrated on any dataset in this study.</w:t>
       </w:r>
     </w:p>
     <w:p>
@@ -29923,12 +30780,12 @@
         </w:numPr>
         <w:ind w:left="180" w:hanging="180"/>
       </w:pPr>
-      <w:bookmarkStart w:id="153" w:name="r-skab"/>
-      <w:r>
-        <w:rPr>
-          <w:highlight w:val="green"/>
-        </w:rPr>
-        <w:t xml:space="preserve">Katser, I.D.; Kozitsin, V.O. Skoltech Anomaly Benchmark (SKAB).</w:t>
+      <w:bookmarkStart w:id="153" w:name="r-hivae"/>
+      <w:r>
+        <w:rPr>
+          <w:highlight w:val="green"/>
+        </w:rPr>
+        <w:t xml:space="preserve">Nazábal, A.; Olmos, P.M.; Ghahramani, Z.; Valera, I. Handling incomplete heterogeneous data using VAEs.</w:t>
       </w:r>
       <w:r>
         <w:rPr>
@@ -29942,7 +30799,7 @@
           <w:iCs/>
           <w:highlight w:val="green"/>
         </w:rPr>
-        <w:t xml:space="preserve">Kaggle</w:t>
+        <w:t xml:space="preserve">Pattern Recognit.</w:t>
       </w:r>
       <w:r>
         <w:rPr>
@@ -29962,7 +30819,27 @@
         <w:rPr>
           <w:highlight w:val="green"/>
         </w:rPr>
-        <w:t xml:space="preserve">.</w:t>
+        <w:t xml:space="preserve">,</w:t>
+      </w:r>
+      <w:r>
+        <w:rPr>
+          <w:highlight w:val="green"/>
+        </w:rPr>
+        <w:t xml:space="preserve"> </w:t>
+      </w:r>
+      <w:r>
+        <w:rPr>
+          <w:i/>
+          <w:iCs/>
+          <w:highlight w:val="green"/>
+        </w:rPr>
+        <w:t xml:space="preserve">107</w:t>
+      </w:r>
+      <w:r>
+        <w:rPr>
+          <w:highlight w:val="green"/>
+        </w:rPr>
+        <w:t xml:space="preserve">, 107501.</w:t>
       </w:r>
       <w:r>
         <w:rPr>
@@ -29976,7 +30853,7 @@
             <w:rStyle w:val="Hyperlink"/>
             <w:highlight w:val="green"/>
           </w:rPr>
-          <w:t xml:space="preserve">https://doi.org/10.34740/KAGGLE/DSV/1693952</w:t>
+          <w:t xml:space="preserve">https://doi.org/10.1016/j.patcog.2020.107501</w:t>
         </w:r>
       </w:hyperlink>
       <w:r>
@@ -29996,12 +30873,12 @@
         </w:numPr>
         <w:ind w:left="180" w:hanging="180"/>
       </w:pPr>
-      <w:bookmarkStart w:id="155" w:name="r-hivae"/>
-      <w:r>
-        <w:rPr>
-          <w:highlight w:val="green"/>
-        </w:rPr>
-        <w:t xml:space="preserve">Nazábal, A.; Olmos, P.M.; Ghahramani, Z.; Valera, I. Handling incomplete heterogeneous data using VAEs.</w:t>
+      <w:bookmarkStart w:id="155" w:name="r-vaem"/>
+      <w:r>
+        <w:rPr>
+          <w:highlight w:val="green"/>
+        </w:rPr>
+        <w:t xml:space="preserve">Ma, C.; Tschiatschek, S.; Hernández-Lobato, J.M.; Turner, R.; Zhang, C. VAEM: A deep generative model for heterogeneous mixed type data. In</w:t>
       </w:r>
       <w:r>
         <w:rPr>
@@ -30015,47 +30892,13 @@
           <w:iCs/>
           <w:highlight w:val="green"/>
         </w:rPr>
-        <w:t xml:space="preserve">Pattern Recognit.</w:t>
-      </w:r>
-      <w:r>
-        <w:rPr>
-          <w:highlight w:val="green"/>
-        </w:rPr>
-        <w:t xml:space="preserve"> </w:t>
-      </w:r>
-      <w:r>
-        <w:rPr>
-          <w:b/>
-          <w:bCs/>
-          <w:highlight w:val="green"/>
-        </w:rPr>
-        <w:t xml:space="preserve">2020</w:t>
-      </w:r>
-      <w:r>
-        <w:rPr>
-          <w:highlight w:val="green"/>
-        </w:rPr>
-        <w:t xml:space="preserve">,</w:t>
-      </w:r>
-      <w:r>
-        <w:rPr>
-          <w:highlight w:val="green"/>
-        </w:rPr>
-        <w:t xml:space="preserve"> </w:t>
-      </w:r>
-      <w:r>
-        <w:rPr>
-          <w:i/>
-          <w:iCs/>
-          <w:highlight w:val="green"/>
-        </w:rPr>
-        <w:t xml:space="preserve">107</w:t>
-      </w:r>
-      <w:r>
-        <w:rPr>
-          <w:highlight w:val="green"/>
-        </w:rPr>
-        <w:t xml:space="preserve">, 107501.</w:t>
+        <w:t xml:space="preserve">Advances in Neural Information Processing Systems 33 (NeurIPS)</w:t>
+      </w:r>
+      <w:r>
+        <w:rPr>
+          <w:highlight w:val="green"/>
+        </w:rPr>
+        <w:t xml:space="preserve">, Online, 6–12 December 2020; pp. 11237–11247.</w:t>
       </w:r>
       <w:r>
         <w:rPr>
@@ -30069,7 +30912,7 @@
             <w:rStyle w:val="Hyperlink"/>
             <w:highlight w:val="green"/>
           </w:rPr>
-          <w:t xml:space="preserve">https://doi.org/10.1016/j.patcog.2020.107501</w:t>
+          <w:t xml:space="preserve">arXiv:2006.11941</w:t>
         </w:r>
       </w:hyperlink>
       <w:r>
@@ -30089,12 +30932,12 @@
         </w:numPr>
         <w:ind w:left="180" w:hanging="180"/>
       </w:pPr>
-      <w:bookmarkStart w:id="157" w:name="r-vaem"/>
-      <w:r>
-        <w:rPr>
-          <w:highlight w:val="green"/>
-        </w:rPr>
-        <w:t xml:space="preserve">Ma, C.; Tschiatschek, S.; Hernández-Lobato, J.M.; Turner, R.; Zhang, C. VAEM: A deep generative model for heterogeneous mixed type data. In</w:t>
+      <w:bookmarkStart w:id="157" w:name="r-tabor"/>
+      <w:r>
+        <w:rPr>
+          <w:highlight w:val="green"/>
+        </w:rPr>
+        <w:t xml:space="preserve">Lin, Q.; Adepu, S.; Verwer, S.; Mathur, A. TABOR: A graphical model-based approach for anomaly detection in industrial control systems. In</w:t>
       </w:r>
       <w:r>
         <w:rPr>
@@ -30108,13 +30951,13 @@
           <w:iCs/>
           <w:highlight w:val="green"/>
         </w:rPr>
-        <w:t xml:space="preserve">Advances in Neural Information Processing Systems 33 (NeurIPS)</w:t>
-      </w:r>
-      <w:r>
-        <w:rPr>
-          <w:highlight w:val="green"/>
-        </w:rPr>
-        <w:t xml:space="preserve">, Online, 6–12 December 2020; pp. 11237–11247.</w:t>
+        <w:t xml:space="preserve">Proceedings of the 2018 ACM Asia Conference on Computer and Communications Security (ASIA CCS)</w:t>
+      </w:r>
+      <w:r>
+        <w:rPr>
+          <w:highlight w:val="green"/>
+        </w:rPr>
+        <w:t xml:space="preserve">, Incheon, Republic of Korea, 4–8 June 2018; pp. 525–536.</w:t>
       </w:r>
       <w:r>
         <w:rPr>
@@ -30128,7 +30971,7 @@
             <w:rStyle w:val="Hyperlink"/>
             <w:highlight w:val="green"/>
           </w:rPr>
-          <w:t xml:space="preserve">arXiv:2006.11941</w:t>
+          <w:t xml:space="preserve">https://doi.org/10.1145/3196494.3196546</w:t>
         </w:r>
       </w:hyperlink>
       <w:r>
@@ -30148,16 +30991,16 @@
         </w:numPr>
         <w:ind w:left="180" w:hanging="180"/>
       </w:pPr>
-      <w:bookmarkStart w:id="159" w:name="r-tabor"/>
-      <w:r>
-        <w:rPr>
-          <w:highlight w:val="green"/>
-        </w:rPr>
-        <w:t xml:space="preserve">Lin, Q.; Adepu, S.; Verwer, S.; Mathur, A. TABOR: A graphical model-based approach for anomaly detection in industrial control systems. In</w:t>
-      </w:r>
-      <w:r>
-        <w:rPr>
-          <w:highlight w:val="green"/>
+      <w:bookmarkStart w:id="159" w:name="r-calexnet"/>
+      <w:r>
+        <w:rPr>
+          <w:highlight w:val="yellow"/>
+        </w:rPr>
+        <w:t xml:space="preserve">Aperstein, Y.; Apartsin, A. CalexNet: Soft cascade-aligned training and calibration for lightweight early-exit branches.</w:t>
+      </w:r>
+      <w:r>
+        <w:rPr>
+          <w:highlight w:val="yellow"/>
         </w:rPr>
         <w:t xml:space="preserve"> </w:t>
       </w:r>
@@ -30165,19 +31008,53 @@
         <w:rPr>
           <w:i/>
           <w:iCs/>
-          <w:highlight w:val="green"/>
-        </w:rPr>
-        <w:t xml:space="preserve">Proceedings of the 2018 ACM Asia Conference on Computer and Communications Security (ASIA CCS)</w:t>
-      </w:r>
-      <w:r>
-        <w:rPr>
-          <w:highlight w:val="green"/>
-        </w:rPr>
-        <w:t xml:space="preserve">, Incheon, Republic of Korea, 4–8 June 2018; pp. 525–536.</w:t>
-      </w:r>
-      <w:r>
-        <w:rPr>
-          <w:highlight w:val="green"/>
+          <w:highlight w:val="yellow"/>
+        </w:rPr>
+        <w:t xml:space="preserve">Electronics</w:t>
+      </w:r>
+      <w:r>
+        <w:rPr>
+          <w:highlight w:val="yellow"/>
+        </w:rPr>
+        <w:t xml:space="preserve"> </w:t>
+      </w:r>
+      <w:r>
+        <w:rPr>
+          <w:b/>
+          <w:bCs/>
+          <w:highlight w:val="yellow"/>
+        </w:rPr>
+        <w:t xml:space="preserve">2026</w:t>
+      </w:r>
+      <w:r>
+        <w:rPr>
+          <w:highlight w:val="yellow"/>
+        </w:rPr>
+        <w:t xml:space="preserve">,</w:t>
+      </w:r>
+      <w:r>
+        <w:rPr>
+          <w:highlight w:val="yellow"/>
+        </w:rPr>
+        <w:t xml:space="preserve"> </w:t>
+      </w:r>
+      <w:r>
+        <w:rPr>
+          <w:i/>
+          <w:iCs/>
+          <w:highlight w:val="yellow"/>
+        </w:rPr>
+        <w:t xml:space="preserve">15</w:t>
+      </w:r>
+      <w:r>
+        <w:rPr>
+          <w:highlight w:val="yellow"/>
+        </w:rPr>
+        <w:t xml:space="preserve">, 2149.</w:t>
+      </w:r>
+      <w:r>
+        <w:rPr>
+          <w:highlight w:val="yellow"/>
         </w:rPr>
         <w:t xml:space="preserve"> </w:t>
       </w:r>
@@ -30185,14 +31062,14 @@
         <w:r>
           <w:rPr>
             <w:rStyle w:val="Hyperlink"/>
-            <w:highlight w:val="green"/>
+            <w:highlight w:val="yellow"/>
           </w:rPr>
-          <w:t xml:space="preserve">https://doi.org/10.1145/3196494.3196546</w:t>
+          <w:t xml:space="preserve">https://doi.org/10.3390/electronics15102149</w:t>
         </w:r>
       </w:hyperlink>
       <w:r>
         <w:rPr>
-          <w:highlight w:val="green"/>
+          <w:highlight w:val="yellow"/>
         </w:rPr>
         <w:t xml:space="preserve">.</w:t>
       </w:r>
@@ -30207,16 +31084,16 @@
         </w:numPr>
         <w:ind w:left="180" w:hanging="180"/>
       </w:pPr>
-      <w:bookmarkStart w:id="161" w:name="r-calexnet"/>
-      <w:r>
-        <w:rPr>
-          <w:highlight w:val="yellow"/>
-        </w:rPr>
-        <w:t xml:space="preserve">Aperstein, Y.; Apartsin, A. CalexNet: Soft cascade-aligned training and calibration for lightweight early-exit branches.</w:t>
-      </w:r>
-      <w:r>
-        <w:rPr>
-          <w:highlight w:val="yellow"/>
+      <w:bookmarkStart w:id="161" w:name="r-cranfield"/>
+      <w:r>
+        <w:rPr>
+          <w:highlight w:val="green"/>
+        </w:rPr>
+        <w:t xml:space="preserve">Ruiz-Cárcel, C.; Cao, Y.; Mba, D.; Lao, L.; Samuel, R.T. Statistical process monitoring of a multiphase flow facility.</w:t>
+      </w:r>
+      <w:r>
+        <w:rPr>
+          <w:highlight w:val="green"/>
         </w:rPr>
         <w:t xml:space="preserve"> </w:t>
       </w:r>
@@ -30224,13 +31101,13 @@
         <w:rPr>
           <w:i/>
           <w:iCs/>
-          <w:highlight w:val="yellow"/>
-        </w:rPr>
-        <w:t xml:space="preserve">Electronics</w:t>
-      </w:r>
-      <w:r>
-        <w:rPr>
-          <w:highlight w:val="yellow"/>
+          <w:highlight w:val="green"/>
+        </w:rPr>
+        <w:t xml:space="preserve">Control Eng. Pract.</w:t>
+      </w:r>
+      <w:r>
+        <w:rPr>
+          <w:highlight w:val="green"/>
         </w:rPr>
         <w:t xml:space="preserve"> </w:t>
       </w:r>
@@ -30238,19 +31115,19 @@
         <w:rPr>
           <w:b/>
           <w:bCs/>
-          <w:highlight w:val="yellow"/>
-        </w:rPr>
-        <w:t xml:space="preserve">2026</w:t>
-      </w:r>
-      <w:r>
-        <w:rPr>
-          <w:highlight w:val="yellow"/>
+          <w:highlight w:val="green"/>
+        </w:rPr>
+        <w:t xml:space="preserve">2015</w:t>
+      </w:r>
+      <w:r>
+        <w:rPr>
+          <w:highlight w:val="green"/>
         </w:rPr>
         <w:t xml:space="preserve">,</w:t>
       </w:r>
       <w:r>
         <w:rPr>
-          <w:highlight w:val="yellow"/>
+          <w:highlight w:val="green"/>
         </w:rPr>
         <w:t xml:space="preserve"> </w:t>
       </w:r>
@@ -30258,19 +31135,19 @@
         <w:rPr>
           <w:i/>
           <w:iCs/>
-          <w:highlight w:val="yellow"/>
-        </w:rPr>
-        <w:t xml:space="preserve">15</w:t>
-      </w:r>
-      <w:r>
-        <w:rPr>
-          <w:highlight w:val="yellow"/>
-        </w:rPr>
-        <w:t xml:space="preserve">, 2149.</w:t>
-      </w:r>
-      <w:r>
-        <w:rPr>
-          <w:highlight w:val="yellow"/>
+          <w:highlight w:val="green"/>
+        </w:rPr>
+        <w:t xml:space="preserve">42</w:t>
+      </w:r>
+      <w:r>
+        <w:rPr>
+          <w:highlight w:val="green"/>
+        </w:rPr>
+        <w:t xml:space="preserve">, 74–88.</w:t>
+      </w:r>
+      <w:r>
+        <w:rPr>
+          <w:highlight w:val="green"/>
         </w:rPr>
         <w:t xml:space="preserve"> </w:t>
       </w:r>
@@ -30278,14 +31155,14 @@
         <w:r>
           <w:rPr>
             <w:rStyle w:val="Hyperlink"/>
-            <w:highlight w:val="yellow"/>
+            <w:highlight w:val="green"/>
           </w:rPr>
-          <w:t xml:space="preserve">https://doi.org/10.3390/electronics15102149</w:t>
+          <w:t xml:space="preserve">https://doi.org/10.1016/j.conengprac.2015.04.012</w:t>
         </w:r>
       </w:hyperlink>
       <w:r>
         <w:rPr>
-          <w:highlight w:val="yellow"/>
+          <w:highlight w:val="green"/>
         </w:rPr>
         <w:t xml:space="preserve">.</w:t>
       </w:r>
@@ -30300,12 +31177,12 @@
         </w:numPr>
         <w:ind w:left="180" w:hanging="180"/>
       </w:pPr>
-      <w:bookmarkStart w:id="163" w:name="r-cranfield"/>
-      <w:r>
-        <w:rPr>
-          <w:highlight w:val="green"/>
-        </w:rPr>
-        <w:t xml:space="preserve">Ruiz-Cárcel, C.; Cao, Y.; Mba, D.; Lao, L.; Samuel, R.T. Statistical process monitoring of a multiphase flow facility.</w:t>
+      <w:bookmarkStart w:id="163" w:name="r-skab"/>
+      <w:r>
+        <w:rPr>
+          <w:highlight w:val="green"/>
+        </w:rPr>
+        <w:t xml:space="preserve">Katser, I.D.; Kozitsin, V.O. Skoltech Anomaly Benchmark (SKAB).</w:t>
       </w:r>
       <w:r>
         <w:rPr>
@@ -30319,7 +31196,7 @@
           <w:iCs/>
           <w:highlight w:val="green"/>
         </w:rPr>
-        <w:t xml:space="preserve">Control Eng. Pract.</w:t>
+        <w:t xml:space="preserve">Kaggle</w:t>
       </w:r>
       <w:r>
         <w:rPr>
@@ -30333,33 +31210,13 @@
           <w:bCs/>
           <w:highlight w:val="green"/>
         </w:rPr>
-        <w:t xml:space="preserve">2015</w:t>
-      </w:r>
-      <w:r>
-        <w:rPr>
-          <w:highlight w:val="green"/>
-        </w:rPr>
-        <w:t xml:space="preserve">,</w:t>
-      </w:r>
-      <w:r>
-        <w:rPr>
-          <w:highlight w:val="green"/>
-        </w:rPr>
-        <w:t xml:space="preserve"> </w:t>
-      </w:r>
-      <w:r>
-        <w:rPr>
-          <w:i/>
-          <w:iCs/>
-          <w:highlight w:val="green"/>
-        </w:rPr>
-        <w:t xml:space="preserve">42</w:t>
-      </w:r>
-      <w:r>
-        <w:rPr>
-          <w:highlight w:val="green"/>
-        </w:rPr>
-        <w:t xml:space="preserve">, 74–88.</w:t>
+        <w:t xml:space="preserve">2020</w:t>
+      </w:r>
+      <w:r>
+        <w:rPr>
+          <w:highlight w:val="green"/>
+        </w:rPr>
+        <w:t xml:space="preserve">.</w:t>
       </w:r>
       <w:r>
         <w:rPr>
@@ -30373,7 +31230,7 @@
             <w:rStyle w:val="Hyperlink"/>
             <w:highlight w:val="green"/>
           </w:rPr>
-          <w:t xml:space="preserve">https://doi.org/10.1016/j.conengprac.2015.04.012</w:t>
+          <w:t xml:space="preserve">https://doi.org/10.34740/KAGGLE/DSV/1693952</w:t>
         </w:r>
       </w:hyperlink>
       <w:r>

--- a/poc/paper/paper_mdpi.docx
+++ b/poc/paper/paper_mdpi.docx
@@ -10236,7 +10236,32 @@
       </w:r>
       <w:r>
         <w:rPr/>
-        <w:t xml:space="preserve">are, turning a plant-wide alarm into a subsystem-level lead for the operator. The reported</w:t>
+        <w:t xml:space="preserve">are,</w:t>
+      </w:r>
+      <w:r>
+        <w:rPr/>
+        <w:t xml:space="preserve"> </w:t>
+      </w:r>
+      <w:r>
+        <w:rPr>
+          <w:strike w:val="true"/>
+          <w:color w:val="C0392B"/>
+        </w:rPr>
+        <w:t xml:space="preserve">turning a plant-wide alarm into a subsystem-level lead for the operator.</w:t>
+      </w:r>
+      <w:r>
+        <w:rPr>
+          <w:highlight w:val="green"/>
+        </w:rPr>
+        <w:t xml:space="preserve">ranked by their train-normal upper-tail p-value (the quantity the Higher-Criticism combiner already uses), so a plant-wide alarm becomes a subsystem triage shortlist; Section 7 (Table 7) validates that a three-community shortlist contains an attacked subsystem in 68 to 79 percent of HAI and SWaT attacks.</w:t>
+      </w:r>
+      <w:r>
+        <w:rPr/>
+        <w:t xml:space="preserve"> </w:t>
+      </w:r>
+      <w:r>
+        <w:rPr/>
+        <w:t xml:space="preserve">The reported</w:t>
       </w:r>
       <w:r>
         <w:rPr/>
@@ -20025,69 +20050,236 @@
       </w:r>
       <w:r>
         <w:rPr>
-          <w:highlight w:val="green"/>
+          <w:strike w:val="true"/>
+          <w:color w:val="C0392B"/>
         </w:rPr>
         <w:t xml:space="preserve">The</w:t>
       </w:r>
       <w:r>
         <w:rPr>
-          <w:highlight w:val="green"/>
-        </w:rPr>
-        <w:t xml:space="preserve"> </w:t>
-      </w:r>
-      <w:r>
-        <w:rPr>
-          <w:highlight w:val="green"/>
+          <w:strike w:val="true"/>
+          <w:color w:val="C0392B"/>
+        </w:rPr>
+        <w:t xml:space="preserve"> </w:t>
+      </w:r>
+      <w:r>
+        <w:rPr>
+          <w:strike w:val="true"/>
+          <w:color w:val="C0392B"/>
         </w:rPr>
         <w:t xml:space="preserve">reconstruction-based deep detectors show this on the difficult subsets: they trail LatAD on all three and fall to</w:t>
       </w:r>
       <w:r>
         <w:rPr>
-          <w:highlight w:val="green"/>
-        </w:rPr>
-        <w:t xml:space="preserve"> </w:t>
-      </w:r>
-      <w:r>
-        <w:rPr>
-          <w:highlight w:val="green"/>
+          <w:strike w:val="true"/>
+          <w:color w:val="C0392B"/>
+        </w:rPr>
+        <w:t xml:space="preserve"> </w:t>
+      </w:r>
+      <w:r>
+        <w:rPr>
+          <w:strike w:val="true"/>
+          <w:color w:val="C0392B"/>
         </w:rPr>
         <w:t xml:space="preserve">near chance on HAI (USAD 0.477, TranAD 0.444, and the graph detector GDN 0.481, which learns inter-channel relations</w:t>
       </w:r>
       <w:r>
         <w:rPr>
-          <w:highlight w:val="green"/>
-        </w:rPr>
-        <w:t xml:space="preserve"> </w:t>
-      </w:r>
-      <w:r>
-        <w:rPr>
-          <w:highlight w:val="green"/>
+          <w:strike w:val="true"/>
+          <w:color w:val="C0392B"/>
+        </w:rPr>
+        <w:t xml:space="preserve"> </w:t>
+      </w:r>
+      <w:r>
+        <w:rPr>
+          <w:strike w:val="true"/>
+          <w:color w:val="C0392B"/>
         </w:rPr>
         <w:t xml:space="preserve">yet collapses on the same faults), whose difficult faults are reconstructable but improbable. At the</w:t>
       </w:r>
       <w:r>
         <w:rPr>
-          <w:highlight w:val="green"/>
-        </w:rPr>
-        <w:t xml:space="preserve"> </w:t>
-      </w:r>
-      <w:r>
-        <w:rPr>
-          <w:highlight w:val="green"/>
+          <w:strike w:val="true"/>
+          <w:color w:val="C0392B"/>
+        </w:rPr>
+        <w:t xml:space="preserve"> </w:t>
+      </w:r>
+      <w:r>
+        <w:rPr>
+          <w:strike w:val="true"/>
+          <w:color w:val="C0392B"/>
         </w:rPr>
         <w:t xml:space="preserve">head level (Table 6) the whitened reconstruction residual is the weakest base head on HAI (0.695) while the latent</w:t>
       </w:r>
       <w:r>
         <w:rPr>
-          <w:highlight w:val="green"/>
-        </w:rPr>
-        <w:t xml:space="preserve"> </w:t>
-      </w:r>
-      <w:r>
-        <w:rPr>
-          <w:highlight w:val="green"/>
+          <w:strike w:val="true"/>
+          <w:color w:val="C0392B"/>
+        </w:rPr>
+        <w:t xml:space="preserve"> </w:t>
+      </w:r>
+      <w:r>
+        <w:rPr>
+          <w:strike w:val="true"/>
+          <w:color w:val="C0392B"/>
         </w:rPr>
         <w:t xml:space="preserve">density carries the signal (0.802).</w:t>
+      </w:r>
+      <w:r>
+        <w:rPr/>
+        <w:t xml:space="preserve"> </w:t>
+      </w:r>
+      <w:r>
+        <w:rPr>
+          <w:highlight w:val="green"/>
+        </w:rPr>
+        <w:t xml:space="preserve">Scoring by density rather than reconstruction is the right default for the</w:t>
+      </w:r>
+      <w:r>
+        <w:rPr>
+          <w:highlight w:val="green"/>
+        </w:rPr>
+        <w:t xml:space="preserve"> </w:t>
+      </w:r>
+      <w:r>
+        <w:rPr>
+          <w:highlight w:val="green"/>
+        </w:rPr>
+        <w:t xml:space="preserve">deployed reconstruction detectors: the single latent-density head, with no residual term and no factorization,</w:t>
+      </w:r>
+      <w:r>
+        <w:rPr>
+          <w:highlight w:val="green"/>
+        </w:rPr>
+        <w:t xml:space="preserve"> </w:t>
+      </w:r>
+      <w:r>
+        <w:rPr>
+          <w:highlight w:val="green"/>
+        </w:rPr>
+        <w:t xml:space="preserve">exceeds USAD and TranAD on the difficult subset of all three plants (HAI 0.802 against 0.477 and 0.444; SWaT 0.794</w:t>
+      </w:r>
+      <w:r>
+        <w:rPr>
+          <w:highlight w:val="green"/>
+        </w:rPr>
+        <w:t xml:space="preserve"> </w:t>
+      </w:r>
+      <w:r>
+        <w:rPr>
+          <w:highlight w:val="green"/>
+        </w:rPr>
+        <w:t xml:space="preserve">against 0.658 and 0.655; WADI 0.656 against 0.579 and 0.613) and matches GDN on WADI (0.660). The margin is largest</w:t>
+      </w:r>
+      <w:r>
+        <w:rPr>
+          <w:highlight w:val="green"/>
+        </w:rPr>
+        <w:t xml:space="preserve"> </w:t>
+      </w:r>
+      <w:r>
+        <w:rPr>
+          <w:highlight w:val="green"/>
+        </w:rPr>
+        <w:t xml:space="preserve">where the faults are reconstructable but improbable: on HAI the reconstruction detectors place the difficult attacks</w:t>
+      </w:r>
+      <w:r>
+        <w:rPr>
+          <w:highlight w:val="green"/>
+        </w:rPr>
+        <w:t xml:space="preserve"> </w:t>
+      </w:r>
+      <w:r>
+        <w:rPr>
+          <w:highlight w:val="green"/>
+        </w:rPr>
+        <w:t xml:space="preserve">at the median of normal operation while the density head places them at the 93rd percentile, and 27 percent of</w:t>
+      </w:r>
+      <w:r>
+        <w:rPr>
+          <w:highlight w:val="green"/>
+        </w:rPr>
+        <w:t xml:space="preserve"> </w:t>
+      </w:r>
+      <w:r>
+        <w:rPr>
+          <w:highlight w:val="green"/>
+        </w:rPr>
+        <w:t xml:space="preserve">HAI’s difficult attacks reconstruct at least as well as a typical normal window yet fall above the 90th normal</w:t>
+      </w:r>
+      <w:r>
+        <w:rPr>
+          <w:highlight w:val="green"/>
+        </w:rPr>
+        <w:t xml:space="preserve"> </w:t>
+      </w:r>
+      <w:r>
+        <w:rPr>
+          <w:highlight w:val="green"/>
+        </w:rPr>
+        <w:t xml:space="preserve">percentile in density; on WADI that share is zero and 70 percent of the difficult attacks are weak under both scores,</w:t>
+      </w:r>
+      <w:r>
+        <w:rPr>
+          <w:highlight w:val="green"/>
+        </w:rPr>
+        <w:t xml:space="preserve"> </w:t>
+      </w:r>
+      <w:r>
+        <w:rPr>
+          <w:highlight w:val="green"/>
+        </w:rPr>
+        <w:t xml:space="preserve">which is why the community factorization, not the head, carries the WADI gain. A reconstruction residual</w:t>
+      </w:r>
+      <w:r>
+        <w:rPr>
+          <w:highlight w:val="green"/>
+        </w:rPr>
+        <w:t xml:space="preserve"> </w:t>
+      </w:r>
+      <w:r>
+        <w:rPr>
+          <w:i/>
+          <w:iCs/>
+          <w:highlight w:val="green"/>
+        </w:rPr>
+        <w:t xml:space="preserve">whitened on train-normal</w:t>
+      </w:r>
+      <w:r>
+        <w:rPr>
+          <w:highlight w:val="green"/>
+        </w:rPr>
+        <w:t xml:space="preserve"> </w:t>
+      </w:r>
+      <w:r>
+        <w:rPr>
+          <w:highlight w:val="green"/>
+        </w:rPr>
+        <w:t xml:space="preserve">(Table 6) is a stronger term than the reconstruction the deep detectors score with;</w:t>
+      </w:r>
+      <w:r>
+        <w:rPr>
+          <w:highlight w:val="green"/>
+        </w:rPr>
+        <w:t xml:space="preserve"> </w:t>
+      </w:r>
+      <w:r>
+        <w:rPr>
+          <w:highlight w:val="green"/>
+        </w:rPr>
+        <w:t xml:space="preserve">it overtakes the density head on WADI and SWaT, and this is precisely why LatAD keeps it as a gated head where it</w:t>
+      </w:r>
+      <w:r>
+        <w:rPr>
+          <w:highlight w:val="green"/>
+        </w:rPr>
+        <w:t xml:space="preserve"> </w:t>
+      </w:r>
+      <w:r>
+        <w:rPr>
+          <w:highlight w:val="green"/>
+        </w:rPr>
+        <w:t xml:space="preserve">generalizes to held-out normal instead of discarding reconstruction.</w:t>
       </w:r>
       <w:r>
         <w:rPr/>
@@ -20453,6 +20645,24 @@
           <w:highlight w:val="green"/>
         </w:rPr>
         <w:t xml:space="preserve"> Bold marks the LatAD (global density) configuration, not a column maximum. </w:t>
+      </w:r>
+      <w:r>
+        <w:rPr/>
+        <w:t xml:space="preserve"> </w:t>
+      </w:r>
+      <w:r>
+        <w:rPr/>
+        <w:t xml:space="preserve"> </w:t>
+      </w:r>
+      <w:r>
+        <w:rPr/>
+        <w:t xml:space="preserve"> </w:t>
+      </w:r>
+      <w:r>
+        <w:rPr>
+          <w:highlight w:val="green"/>
+        </w:rPr>
+        <w:t xml:space="preserve"> The reconstruction row is the whitened residual; the deployed reconstruction detectors of Table 3 score 0.44 to 0.66 on the same difficult subsets. </w:t>
       </w:r>
       <w:r>
         <w:rPr/>
@@ -22193,19 +22403,7 @@
         <w:rPr>
           <w:highlight w:val="yellow"/>
         </w:rPr>
-        <w:t xml:space="preserve">per-community score localizes an anomaly to a physical subsystem rather than issuing only a plant-wide flag. Scoring</w:t>
-      </w:r>
-      <w:r>
-        <w:rPr>
-          <w:highlight w:val="yellow"/>
-        </w:rPr>
-        <w:t xml:space="preserve"> </w:t>
-      </w:r>
-      <w:r>
-        <w:rPr>
-          <w:highlight w:val="yellow"/>
-        </w:rPr>
-        <w:t xml:space="preserve">is sequential, with each completed window evaluated without access to future observations.</w:t>
+        <w:t xml:space="preserve">per-community score</w:t>
       </w:r>
       <w:r>
         <w:rPr>
@@ -22219,7 +22417,37 @@
           <w:strike w:val="true"/>
           <w:color w:val="C0392B"/>
         </w:rPr>
-        <w:t xml:space="preserve">This is a deployment</w:t>
+        <w:t xml:space="preserve">localizes an anomaly to a physical subsystem rather than issuing only a plant-wide flag</w:t>
+      </w:r>
+      <w:r>
+        <w:rPr>
+          <w:highlight w:val="green"/>
+        </w:rPr>
+        <w:t xml:space="preserve">turns a plant-wide alarm into a subsystem triage shortlist rather than only a plant-wide flag (validated below, Table 7)</w:t>
+      </w:r>
+      <w:r>
+        <w:rPr>
+          <w:highlight w:val="yellow"/>
+        </w:rPr>
+        <w:t xml:space="preserve">. Scoring</w:t>
+      </w:r>
+      <w:r>
+        <w:rPr>
+          <w:highlight w:val="yellow"/>
+        </w:rPr>
+        <w:t xml:space="preserve"> </w:t>
+      </w:r>
+      <w:r>
+        <w:rPr>
+          <w:highlight w:val="yellow"/>
+        </w:rPr>
+        <w:t xml:space="preserve">is sequential, with each completed window evaluated without access to future observations.</w:t>
+      </w:r>
+      <w:r>
+        <w:rPr>
+          <w:highlight w:val="yellow"/>
+        </w:rPr>
+        <w:t xml:space="preserve"> </w:t>
       </w:r>
       <w:r>
         <w:rPr>
@@ -22227,7 +22455,7 @@
           <w:strike w:val="true"/>
           <w:color w:val="C0392B"/>
         </w:rPr>
-        <w:t xml:space="preserve"> </w:t>
+        <w:t xml:space="preserve">This is a deployment</w:t>
       </w:r>
       <w:r>
         <w:rPr>
@@ -22235,6 +22463,14 @@
           <w:strike w:val="true"/>
           <w:color w:val="C0392B"/>
         </w:rPr>
+        <w:t xml:space="preserve"> </w:t>
+      </w:r>
+      <w:r>
+        <w:rPr>
+          <w:highlight w:val="yellow"/>
+          <w:strike w:val="true"/>
+          <w:color w:val="C0392B"/>
+        </w:rPr>
         <w:t xml:space="preserve">architecture rather than an experimentally evaluated configuration.</w:t>
       </w:r>
       <w:r>
@@ -22244,6 +22480,1022 @@
         <w:t xml:space="preserve">The training and inference cost of this configuration is measured in Appendix B (Table B1).</w:t>
       </w:r>
     </w:p>
+    <w:p>
+      <w:pPr>
+        <w:pStyle w:val="MDPI31text"/>
+        <w:ind w:left="2608"/>
+      </w:pPr>
+      <w:r>
+        <w:rPr>
+          <w:b/>
+          <w:bCs/>
+          <w:highlight w:val="green"/>
+        </w:rPr>
+        <w:t xml:space="preserve">Subsystem localization.</w:t>
+      </w:r>
+      <w:r>
+        <w:rPr>
+          <w:highlight w:val="green"/>
+        </w:rPr>
+        <w:t xml:space="preserve"> </w:t>
+      </w:r>
+      <w:r>
+        <w:rPr>
+          <w:highlight w:val="green"/>
+        </w:rPr>
+        <w:t xml:space="preserve">A three-community shortlist ranked by train-normal p-value contains the</w:t>
+      </w:r>
+      <w:r>
+        <w:rPr>
+          <w:highlight w:val="green"/>
+        </w:rPr>
+        <w:t xml:space="preserve"> </w:t>
+      </w:r>
+      <w:r>
+        <w:rPr>
+          <w:highlight w:val="green"/>
+        </w:rPr>
+        <w:t xml:space="preserve">attacked subsystem in 68 to 79 percent of HAI and SWaT attacks, against 49 to 56 percent for a random shortlist of</w:t>
+      </w:r>
+      <w:r>
+        <w:rPr>
+          <w:highlight w:val="green"/>
+        </w:rPr>
+        <w:t xml:space="preserve"> </w:t>
+      </w:r>
+      <w:r>
+        <w:rPr>
+          <w:highlight w:val="green"/>
+        </w:rPr>
+        <w:t xml:space="preserve">the same size. The per-community surprises also localize. Ranking communities by their train-normal upper-tail</w:t>
+      </w:r>
+      <w:r>
+        <w:rPr>
+          <w:highlight w:val="green"/>
+        </w:rPr>
+        <w:t xml:space="preserve"> </w:t>
+      </w:r>
+      <w:r>
+        <w:rPr>
+          <w:highlight w:val="green"/>
+        </w:rPr>
+        <w:t xml:space="preserve">p-value (the quantity the Higher-Criticism combiner already uses; communities whose calibration surprise is</w:t>
+      </w:r>
+      <w:r>
+        <w:rPr>
+          <w:highlight w:val="green"/>
+        </w:rPr>
+        <w:t xml:space="preserve"> </w:t>
+      </w:r>
+      <w:r>
+        <w:rPr>
+          <w:highlight w:val="green"/>
+        </w:rPr>
+        <w:t xml:space="preserve">degenerate carry no p-value and are not ranked) and naming the top community per attack episode, the named community</w:t>
+      </w:r>
+      <w:r>
+        <w:rPr>
+          <w:highlight w:val="green"/>
+        </w:rPr>
+        <w:t xml:space="preserve"> </w:t>
+      </w:r>
+      <w:r>
+        <w:rPr>
+          <w:highlight w:val="green"/>
+        </w:rPr>
+        <w:t xml:space="preserve">contains an attacked channel in 46 percent of SWaT attacks (11 of 24, coverage-aware random 22 percent,</w:t>
+      </w:r>
+      <w:r>
+        <w:rPr>
+          <w:highlight w:val="green"/>
+        </w:rPr>
+        <w:t xml:space="preserve"> </w:t>
+      </w:r>
+      <w:r>
+        <w:rPr>
+          <w:highlight w:val="green"/>
+        </w:rPr>
+        <w:t xml:space="preserve">P = 0.004) and 40 percent of HAI attacks (15 of 38, random 25 percent, P = 0.02), and a</w:t>
+      </w:r>
+      <w:r>
+        <w:rPr>
+          <w:highlight w:val="green"/>
+        </w:rPr>
+        <w:t xml:space="preserve"> </w:t>
+      </w:r>
+      <w:r>
+        <w:rPr>
+          <w:highlight w:val="green"/>
+        </w:rPr>
+        <w:t xml:space="preserve">three-community shortlist contains it in 79 and 68 percent (random 49 and 56 percent). The named community averages</w:t>
+      </w:r>
+      <w:r>
+        <w:rPr>
+          <w:highlight w:val="green"/>
+        </w:rPr>
+        <w:t xml:space="preserve"> </w:t>
+      </w:r>
+      <w:r>
+        <w:rPr>
+          <w:highlight w:val="green"/>
+        </w:rPr>
+        <w:t xml:space="preserve">six channels of 51 (SWaT) and 59 (HAI). WADI, with 9 attacks whose targets are published and 7 of them inside any</w:t>
+      </w:r>
+      <w:r>
+        <w:rPr>
+          <w:highlight w:val="green"/>
+        </w:rPr>
+        <w:t xml:space="preserve"> </w:t>
+      </w:r>
+      <w:r>
+        <w:rPr>
+          <w:highlight w:val="green"/>
+        </w:rPr>
+        <w:t xml:space="preserve">community, is directionally the same (3 of 9 at top-1, random 13 percent) but too small to test. The attack targets</w:t>
+      </w:r>
+      <w:r>
+        <w:rPr>
+          <w:highlight w:val="green"/>
+        </w:rPr>
+        <w:t xml:space="preserve"> </w:t>
+      </w:r>
+      <w:r>
+        <w:rPr>
+          <w:highlight w:val="green"/>
+        </w:rPr>
+        <w:t xml:space="preserve">are read from the published per-testbed attack tables [</w:t>
+      </w:r>
+      <w:hyperlink w:anchor="r-wadi">
+        <w:r>
+          <w:rPr>
+            <w:rStyle w:val="Hyperlink"/>
+            <w:highlight w:val="green"/>
+          </w:rPr>
+          <w:t xml:space="preserve">50</w:t>
+        </w:r>
+      </w:hyperlink>
+      <w:r>
+        <w:rPr>
+          <w:highlight w:val="green"/>
+        </w:rPr>
+        <w:t xml:space="preserve">, </w:t>
+      </w:r>
+      <w:hyperlink w:anchor="r-hai">
+        <w:r>
+          <w:rPr>
+            <w:rStyle w:val="Hyperlink"/>
+            <w:highlight w:val="green"/>
+          </w:rPr>
+          <w:t xml:space="preserve">51</w:t>
+        </w:r>
+      </w:hyperlink>
+      <w:r>
+        <w:rPr>
+          <w:highlight w:val="green"/>
+        </w:rPr>
+        <w:t xml:space="preserve">, </w:t>
+      </w:r>
+      <w:hyperlink w:anchor="r-swat">
+        <w:r>
+          <w:rPr>
+            <w:rStyle w:val="Hyperlink"/>
+            <w:highlight w:val="green"/>
+          </w:rPr>
+          <w:t xml:space="preserve">52</w:t>
+        </w:r>
+      </w:hyperlink>
+      <w:r>
+        <w:rPr>
+          <w:highlight w:val="green"/>
+        </w:rPr>
+        <w:t xml:space="preserve">].</w:t>
+      </w:r>
+      <w:r>
+        <w:rPr>
+          <w:highlight w:val="green"/>
+        </w:rPr>
+        <w:t xml:space="preserve"> </w:t>
+      </w:r>
+      <w:r>
+        <w:rPr>
+          <w:highlight w:val="green"/>
+        </w:rPr>
+        <w:t xml:space="preserve">Two limits apply. (i) A community whose surprise drifts above its calibration range is named disproportionately</w:t>
+      </w:r>
+      <w:r>
+        <w:rPr>
+          <w:highlight w:val="green"/>
+        </w:rPr>
+        <w:t xml:space="preserve"> </w:t>
+      </w:r>
+      <w:r>
+        <w:rPr>
+          <w:highlight w:val="green"/>
+        </w:rPr>
+        <w:t xml:space="preserve">often even on normal windows, so the pointer is a triage shortlist rather than a diagnosis. (ii) Larger</w:t>
+      </w:r>
+      <w:r>
+        <w:rPr>
+          <w:highlight w:val="green"/>
+        </w:rPr>
+        <w:t xml:space="preserve"> </w:t>
+      </w:r>
+      <w:r>
+        <w:rPr>
+          <w:highlight w:val="green"/>
+        </w:rPr>
+        <w:t xml:space="preserve">communities are easier to hit, so the shortlist is reported at its size; against a size-weighted random baseline the</w:t>
+      </w:r>
+      <w:r>
+        <w:rPr>
+          <w:highlight w:val="green"/>
+        </w:rPr>
+        <w:t xml:space="preserve"> </w:t>
+      </w:r>
+      <w:r>
+        <w:rPr>
+          <w:highlight w:val="green"/>
+        </w:rPr>
+        <w:t xml:space="preserve">SWaT margin holds while HAI’s top-1 margin is small, which is why the top-3 shortlist is the comfortable</w:t>
+      </w:r>
+      <w:r>
+        <w:rPr>
+          <w:highlight w:val="green"/>
+        </w:rPr>
+        <w:t xml:space="preserve"> </w:t>
+      </w:r>
+      <w:r>
+        <w:rPr>
+          <w:highlight w:val="green"/>
+        </w:rPr>
+        <w:t xml:space="preserve">headline.</w:t>
+      </w:r>
+    </w:p>
+    <w:p>
+      <w:pPr>
+        <w:pStyle w:val="MDPI41tablecaption"/>
+        <w:ind w:left="2608"/>
+      </w:pPr>
+      <w:r>
+        <w:rPr>
+          <w:b/>
+          <w:bCs/>
+        </w:rPr>
+        <w:t xml:space="preserve">Table 7.</w:t>
+      </w:r>
+      <w:r>
+        <w:rPr>
+          <w:highlight w:val="green"/>
+        </w:rPr>
+        <w:t xml:space="preserve"> Subsystem localization at the attack-episode level, rank rule (communities ordered by their train-normal upper-tail p-value; degenerate-calibration communities are unranked).</w:t>
+      </w:r>
+      <w:r>
+        <w:rPr>
+          <w:highlight w:val="green"/>
+        </w:rPr>
+        <w:t xml:space="preserve"> </w:t>
+      </w:r>
+      <w:r>
+        <w:rPr>
+          <w:i/>
+          <w:iCs/>
+          <w:highlight w:val="green"/>
+        </w:rPr>
+        <w:t xml:space="preserve">Top-1</w:t>
+      </w:r>
+      <w:r>
+        <w:rPr>
+          <w:highlight w:val="green"/>
+        </w:rPr>
+        <w:t xml:space="preserve"> </w:t>
+      </w:r>
+      <w:r>
+        <w:rPr>
+          <w:highlight w:val="green"/>
+        </w:rPr>
+        <w:t xml:space="preserve">names the single most-surprised community;</w:t>
+      </w:r>
+      <w:r>
+        <w:rPr>
+          <w:highlight w:val="green"/>
+        </w:rPr>
+        <w:t xml:space="preserve"> </w:t>
+      </w:r>
+      <w:r>
+        <w:rPr>
+          <w:i/>
+          <w:iCs/>
+          <w:highlight w:val="green"/>
+        </w:rPr>
+        <w:t xml:space="preserve">top-3</w:t>
+      </w:r>
+      <w:r>
+        <w:rPr>
+          <w:highlight w:val="green"/>
+        </w:rPr>
+        <w:t xml:space="preserve"> </w:t>
+      </w:r>
+      <w:r>
+        <w:rPr>
+          <w:highlight w:val="green"/>
+        </w:rPr>
+        <w:t xml:space="preserve">is a three-community shortlist. The random baselines are coverage-aware (the chance that a randomly named community of the same resolution contains an attacked channel), averaged over episodes. Bold marks the two datasets with enough episodes to test the margin.</w:t>
+      </w:r>
+    </w:p>
+    <w:tbl>
+      <w:tblPr>
+        <w:tblStyle w:val="MDPI41threelinetable"/>
+        <w:tblW w:w="7858" w:type="dxa"/>
+        <w:jc w:val="left"/>
+        <w:tblInd w:w="2608" w:type="dxa"/>
+        <w:tblLayout w:type="fixed"/>
+        <w:tblCellMar>
+          <w:left w:w="60" w:type="dxa"/>
+          <w:right w:w="60" w:type="dxa"/>
+        </w:tblCellMar>
+        <w:tblLook w:val="0420" w:firstRow="1" w:lastRow="0" w:firstColumn="0" w:lastColumn="0" w:noHBand="0" w:noVBand="1"/>
+      </w:tblPr>
+      <w:tblGrid>
+        <w:gridCol w:w="1092"/>
+        <w:gridCol w:w="1173"/>
+        <w:gridCol w:w="1200"/>
+        <w:gridCol w:w="1086"/>
+        <w:gridCol w:w="1109"/>
+        <w:gridCol w:w="1086"/>
+        <w:gridCol w:w="1112"/>
+      </w:tblGrid>
+      <w:tr>
+        <w:trPr>
+          <w:tblHeader w:val="on"/>
+        </w:trPr>
+        <w:tc>
+          <w:tcPr>
+            <w:tcBorders>
+              <w:bottom w:val="single" w:sz="8" w:space="0" w:color="auto"/>
+            </w:tcBorders>
+            <w:vAlign w:val="center"/>
+          </w:tcPr>
+          <w:p>
+            <w:pPr>
+              <w:pStyle w:val="Compact"/>
+              <w:suppressAutoHyphens/>
+              <w:jc w:val="center"/>
+            </w:pPr>
+            <w:r>
+              <w:rPr>
+                <w:b/>
+                <w:sz w:val="18"/>
+                <w:szCs w:val="18"/>
+                <w:highlight w:val="green"/>
+              </w:rPr>
+              <w:t xml:space="preserve"> Dataset </w:t>
+            </w:r>
+          </w:p>
+        </w:tc>
+        <w:tc>
+          <w:tcPr>
+            <w:tcBorders>
+              <w:bottom w:val="single" w:sz="8" w:space="0" w:color="auto"/>
+            </w:tcBorders>
+            <w:vAlign w:val="center"/>
+          </w:tcPr>
+          <w:p>
+            <w:pPr>
+              <w:pStyle w:val="Compact"/>
+              <w:suppressAutoHyphens/>
+              <w:jc w:val="center"/>
+            </w:pPr>
+            <w:r>
+              <w:rPr>
+                <w:b/>
+                <w:sz w:val="18"/>
+                <w:szCs w:val="18"/>
+                <w:highlight w:val="green"/>
+              </w:rPr>
+              <w:t xml:space="preserve"> Attack episodes (targets known) </w:t>
+            </w:r>
+          </w:p>
+        </w:tc>
+        <w:tc>
+          <w:tcPr>
+            <w:tcBorders>
+              <w:bottom w:val="single" w:sz="8" w:space="0" w:color="auto"/>
+            </w:tcBorders>
+            <w:vAlign w:val="center"/>
+          </w:tcPr>
+          <w:p>
+            <w:pPr>
+              <w:pStyle w:val="Compact"/>
+              <w:suppressAutoHyphens/>
+              <w:jc w:val="center"/>
+            </w:pPr>
+            <w:r>
+              <w:rPr>
+                <w:b/>
+                <w:sz w:val="18"/>
+                <w:szCs w:val="18"/>
+                <w:highlight w:val="green"/>
+              </w:rPr>
+              <w:t xml:space="preserve"> Named-community size (channels / plant) </w:t>
+            </w:r>
+          </w:p>
+        </w:tc>
+        <w:tc>
+          <w:tcPr>
+            <w:tcBorders>
+              <w:bottom w:val="single" w:sz="8" w:space="0" w:color="auto"/>
+            </w:tcBorders>
+            <w:vAlign w:val="center"/>
+          </w:tcPr>
+          <w:p>
+            <w:pPr>
+              <w:pStyle w:val="Compact"/>
+              <w:suppressAutoHyphens/>
+              <w:jc w:val="center"/>
+            </w:pPr>
+            <w:r>
+              <w:rPr>
+                <w:b/>
+                <w:sz w:val="18"/>
+                <w:szCs w:val="18"/>
+                <w:highlight w:val="green"/>
+              </w:rPr>
+              <w:t xml:space="preserve"> Top-1 </w:t>
+            </w:r>
+          </w:p>
+        </w:tc>
+        <w:tc>
+          <w:tcPr>
+            <w:tcBorders>
+              <w:bottom w:val="single" w:sz="8" w:space="0" w:color="auto"/>
+            </w:tcBorders>
+            <w:vAlign w:val="center"/>
+          </w:tcPr>
+          <w:p>
+            <w:pPr>
+              <w:pStyle w:val="Compact"/>
+              <w:suppressAutoHyphens/>
+              <w:jc w:val="center"/>
+            </w:pPr>
+            <w:r>
+              <w:rPr>
+                <w:b/>
+                <w:sz w:val="18"/>
+                <w:szCs w:val="18"/>
+                <w:highlight w:val="green"/>
+              </w:rPr>
+              <w:t xml:space="preserve"> Random top-1 </w:t>
+            </w:r>
+          </w:p>
+        </w:tc>
+        <w:tc>
+          <w:tcPr>
+            <w:tcBorders>
+              <w:bottom w:val="single" w:sz="8" w:space="0" w:color="auto"/>
+            </w:tcBorders>
+            <w:vAlign w:val="center"/>
+          </w:tcPr>
+          <w:p>
+            <w:pPr>
+              <w:pStyle w:val="Compact"/>
+              <w:suppressAutoHyphens/>
+              <w:jc w:val="center"/>
+            </w:pPr>
+            <w:r>
+              <w:rPr>
+                <w:b/>
+                <w:sz w:val="18"/>
+                <w:szCs w:val="18"/>
+                <w:highlight w:val="green"/>
+              </w:rPr>
+              <w:t xml:space="preserve"> Top-3 </w:t>
+            </w:r>
+          </w:p>
+        </w:tc>
+        <w:tc>
+          <w:tcPr>
+            <w:tcBorders>
+              <w:bottom w:val="single" w:sz="8" w:space="0" w:color="auto"/>
+            </w:tcBorders>
+            <w:vAlign w:val="center"/>
+          </w:tcPr>
+          <w:p>
+            <w:pPr>
+              <w:pStyle w:val="Compact"/>
+              <w:suppressAutoHyphens/>
+              <w:jc w:val="center"/>
+            </w:pPr>
+            <w:r>
+              <w:rPr>
+                <w:b/>
+                <w:sz w:val="18"/>
+                <w:szCs w:val="18"/>
+                <w:highlight w:val="green"/>
+              </w:rPr>
+              <w:t xml:space="preserve"> Random top-3 </w:t>
+            </w:r>
+          </w:p>
+        </w:tc>
+      </w:tr>
+      <w:tr>
+        <w:tc>
+          <w:tcPr>
+            <w:vAlign w:val="center"/>
+          </w:tcPr>
+          <w:p>
+            <w:pPr>
+              <w:pStyle w:val="Compact"/>
+              <w:suppressAutoHyphens/>
+              <w:jc w:val="center"/>
+            </w:pPr>
+            <w:r>
+              <w:rPr>
+                <w:sz w:val="18"/>
+                <w:szCs w:val="18"/>
+                <w:highlight w:val="green"/>
+              </w:rPr>
+              <w:t xml:space="preserve"> SWaT </w:t>
+            </w:r>
+          </w:p>
+        </w:tc>
+        <w:tc>
+          <w:tcPr>
+            <w:vAlign w:val="center"/>
+          </w:tcPr>
+          <w:p>
+            <w:pPr>
+              <w:pStyle w:val="Compact"/>
+              <w:suppressAutoHyphens/>
+              <w:jc w:val="center"/>
+            </w:pPr>
+            <w:r>
+              <w:rPr>
+                <w:sz w:val="18"/>
+                <w:szCs w:val="18"/>
+                <w:highlight w:val="green"/>
+              </w:rPr>
+              <w:t xml:space="preserve"> 24 </w:t>
+            </w:r>
+          </w:p>
+        </w:tc>
+        <w:tc>
+          <w:tcPr>
+            <w:vAlign w:val="center"/>
+          </w:tcPr>
+          <w:p>
+            <w:pPr>
+              <w:pStyle w:val="Compact"/>
+              <w:suppressAutoHyphens/>
+              <w:jc w:val="center"/>
+            </w:pPr>
+            <w:r>
+              <w:rPr>
+                <w:sz w:val="18"/>
+                <w:szCs w:val="18"/>
+                <w:highlight w:val="green"/>
+              </w:rPr>
+              <w:t xml:space="preserve"> 6.5 / 51 </w:t>
+            </w:r>
+          </w:p>
+        </w:tc>
+        <w:tc>
+          <w:tcPr>
+            <w:vAlign w:val="center"/>
+          </w:tcPr>
+          <w:p>
+            <w:pPr>
+              <w:pStyle w:val="Compact"/>
+              <w:suppressAutoHyphens/>
+              <w:jc w:val="center"/>
+            </w:pPr>
+            <w:r>
+              <w:rPr>
+                <w:sz w:val="18"/>
+                <w:szCs w:val="18"/>
+                <w:highlight w:val="green"/>
+              </w:rPr>
+              <w:t xml:space="preserve"> </w:t>
+            </w:r>
+            <w:r>
+              <w:rPr>
+                <w:b/>
+                <w:bCs/>
+                <w:sz w:val="18"/>
+                <w:szCs w:val="18"/>
+                <w:highlight w:val="green"/>
+              </w:rPr>
+              <w:t xml:space="preserve">0.46</w:t>
+            </w:r>
+            <w:r>
+              <w:rPr>
+                <w:sz w:val="18"/>
+                <w:szCs w:val="18"/>
+                <w:highlight w:val="green"/>
+              </w:rPr>
+              <w:t xml:space="preserve"> </w:t>
+            </w:r>
+          </w:p>
+        </w:tc>
+        <w:tc>
+          <w:tcPr>
+            <w:vAlign w:val="center"/>
+          </w:tcPr>
+          <w:p>
+            <w:pPr>
+              <w:pStyle w:val="Compact"/>
+              <w:suppressAutoHyphens/>
+              <w:jc w:val="center"/>
+            </w:pPr>
+            <w:r>
+              <w:rPr>
+                <w:sz w:val="18"/>
+                <w:szCs w:val="18"/>
+                <w:highlight w:val="green"/>
+              </w:rPr>
+              <w:t xml:space="preserve"> 0.22 </w:t>
+            </w:r>
+          </w:p>
+        </w:tc>
+        <w:tc>
+          <w:tcPr>
+            <w:vAlign w:val="center"/>
+          </w:tcPr>
+          <w:p>
+            <w:pPr>
+              <w:pStyle w:val="Compact"/>
+              <w:suppressAutoHyphens/>
+              <w:jc w:val="center"/>
+            </w:pPr>
+            <w:r>
+              <w:rPr>
+                <w:sz w:val="18"/>
+                <w:szCs w:val="18"/>
+                <w:highlight w:val="green"/>
+              </w:rPr>
+              <w:t xml:space="preserve"> </w:t>
+            </w:r>
+            <w:r>
+              <w:rPr>
+                <w:b/>
+                <w:bCs/>
+                <w:sz w:val="18"/>
+                <w:szCs w:val="18"/>
+                <w:highlight w:val="green"/>
+              </w:rPr>
+              <w:t xml:space="preserve">0.79</w:t>
+            </w:r>
+            <w:r>
+              <w:rPr>
+                <w:sz w:val="18"/>
+                <w:szCs w:val="18"/>
+                <w:highlight w:val="green"/>
+              </w:rPr>
+              <w:t xml:space="preserve"> </w:t>
+            </w:r>
+          </w:p>
+        </w:tc>
+        <w:tc>
+          <w:tcPr>
+            <w:vAlign w:val="center"/>
+          </w:tcPr>
+          <w:p>
+            <w:pPr>
+              <w:pStyle w:val="Compact"/>
+              <w:suppressAutoHyphens/>
+              <w:jc w:val="center"/>
+            </w:pPr>
+            <w:r>
+              <w:rPr>
+                <w:sz w:val="18"/>
+                <w:szCs w:val="18"/>
+                <w:highlight w:val="green"/>
+              </w:rPr>
+              <w:t xml:space="preserve"> 0.49 </w:t>
+            </w:r>
+          </w:p>
+        </w:tc>
+      </w:tr>
+      <w:tr>
+        <w:tc>
+          <w:tcPr>
+            <w:vAlign w:val="center"/>
+          </w:tcPr>
+          <w:p>
+            <w:pPr>
+              <w:pStyle w:val="Compact"/>
+              <w:suppressAutoHyphens/>
+              <w:jc w:val="center"/>
+            </w:pPr>
+            <w:r>
+              <w:rPr>
+                <w:sz w:val="18"/>
+                <w:szCs w:val="18"/>
+                <w:highlight w:val="green"/>
+              </w:rPr>
+              <w:t xml:space="preserve"> HAI </w:t>
+            </w:r>
+          </w:p>
+        </w:tc>
+        <w:tc>
+          <w:tcPr>
+            <w:vAlign w:val="center"/>
+          </w:tcPr>
+          <w:p>
+            <w:pPr>
+              <w:pStyle w:val="Compact"/>
+              <w:suppressAutoHyphens/>
+              <w:jc w:val="center"/>
+            </w:pPr>
+            <w:r>
+              <w:rPr>
+                <w:sz w:val="18"/>
+                <w:szCs w:val="18"/>
+                <w:highlight w:val="green"/>
+              </w:rPr>
+              <w:t xml:space="preserve"> 38 </w:t>
+            </w:r>
+          </w:p>
+        </w:tc>
+        <w:tc>
+          <w:tcPr>
+            <w:vAlign w:val="center"/>
+          </w:tcPr>
+          <w:p>
+            <w:pPr>
+              <w:pStyle w:val="Compact"/>
+              <w:suppressAutoHyphens/>
+              <w:jc w:val="center"/>
+            </w:pPr>
+            <w:r>
+              <w:rPr>
+                <w:sz w:val="18"/>
+                <w:szCs w:val="18"/>
+                <w:highlight w:val="green"/>
+              </w:rPr>
+              <w:t xml:space="preserve"> 5.6 / 59 </w:t>
+            </w:r>
+          </w:p>
+        </w:tc>
+        <w:tc>
+          <w:tcPr>
+            <w:vAlign w:val="center"/>
+          </w:tcPr>
+          <w:p>
+            <w:pPr>
+              <w:pStyle w:val="Compact"/>
+              <w:suppressAutoHyphens/>
+              <w:jc w:val="center"/>
+            </w:pPr>
+            <w:r>
+              <w:rPr>
+                <w:sz w:val="18"/>
+                <w:szCs w:val="18"/>
+                <w:highlight w:val="green"/>
+              </w:rPr>
+              <w:t xml:space="preserve"> </w:t>
+            </w:r>
+            <w:r>
+              <w:rPr>
+                <w:b/>
+                <w:bCs/>
+                <w:sz w:val="18"/>
+                <w:szCs w:val="18"/>
+                <w:highlight w:val="green"/>
+              </w:rPr>
+              <w:t xml:space="preserve">0.39</w:t>
+            </w:r>
+            <w:r>
+              <w:rPr>
+                <w:sz w:val="18"/>
+                <w:szCs w:val="18"/>
+                <w:highlight w:val="green"/>
+              </w:rPr>
+              <w:t xml:space="preserve"> </w:t>
+            </w:r>
+          </w:p>
+        </w:tc>
+        <w:tc>
+          <w:tcPr>
+            <w:vAlign w:val="center"/>
+          </w:tcPr>
+          <w:p>
+            <w:pPr>
+              <w:pStyle w:val="Compact"/>
+              <w:suppressAutoHyphens/>
+              <w:jc w:val="center"/>
+            </w:pPr>
+            <w:r>
+              <w:rPr>
+                <w:sz w:val="18"/>
+                <w:szCs w:val="18"/>
+                <w:highlight w:val="green"/>
+              </w:rPr>
+              <w:t xml:space="preserve"> 0.25 </w:t>
+            </w:r>
+          </w:p>
+        </w:tc>
+        <w:tc>
+          <w:tcPr>
+            <w:vAlign w:val="center"/>
+          </w:tcPr>
+          <w:p>
+            <w:pPr>
+              <w:pStyle w:val="Compact"/>
+              <w:suppressAutoHyphens/>
+              <w:jc w:val="center"/>
+            </w:pPr>
+            <w:r>
+              <w:rPr>
+                <w:sz w:val="18"/>
+                <w:szCs w:val="18"/>
+                <w:highlight w:val="green"/>
+              </w:rPr>
+              <w:t xml:space="preserve"> </w:t>
+            </w:r>
+            <w:r>
+              <w:rPr>
+                <w:b/>
+                <w:bCs/>
+                <w:sz w:val="18"/>
+                <w:szCs w:val="18"/>
+                <w:highlight w:val="green"/>
+              </w:rPr>
+              <w:t xml:space="preserve">0.68</w:t>
+            </w:r>
+            <w:r>
+              <w:rPr>
+                <w:sz w:val="18"/>
+                <w:szCs w:val="18"/>
+                <w:highlight w:val="green"/>
+              </w:rPr>
+              <w:t xml:space="preserve"> </w:t>
+            </w:r>
+          </w:p>
+        </w:tc>
+        <w:tc>
+          <w:tcPr>
+            <w:vAlign w:val="center"/>
+          </w:tcPr>
+          <w:p>
+            <w:pPr>
+              <w:pStyle w:val="Compact"/>
+              <w:suppressAutoHyphens/>
+              <w:jc w:val="center"/>
+            </w:pPr>
+            <w:r>
+              <w:rPr>
+                <w:sz w:val="18"/>
+                <w:szCs w:val="18"/>
+                <w:highlight w:val="green"/>
+              </w:rPr>
+              <w:t xml:space="preserve"> 0.56 </w:t>
+            </w:r>
+          </w:p>
+        </w:tc>
+      </w:tr>
+      <w:tr>
+        <w:tc>
+          <w:tcPr>
+            <w:vAlign w:val="center"/>
+          </w:tcPr>
+          <w:p>
+            <w:pPr>
+              <w:pStyle w:val="Compact"/>
+              <w:suppressAutoHyphens/>
+              <w:jc w:val="center"/>
+            </w:pPr>
+            <w:r>
+              <w:rPr>
+                <w:sz w:val="18"/>
+                <w:szCs w:val="18"/>
+                <w:highlight w:val="green"/>
+              </w:rPr>
+              <w:t xml:space="preserve"> WADI </w:t>
+            </w:r>
+          </w:p>
+        </w:tc>
+        <w:tc>
+          <w:tcPr>
+            <w:vAlign w:val="center"/>
+          </w:tcPr>
+          <w:p>
+            <w:pPr>
+              <w:pStyle w:val="Compact"/>
+              <w:suppressAutoHyphens/>
+              <w:jc w:val="center"/>
+            </w:pPr>
+            <w:r>
+              <w:rPr>
+                <w:sz w:val="18"/>
+                <w:szCs w:val="18"/>
+                <w:highlight w:val="green"/>
+              </w:rPr>
+              <w:t xml:space="preserve"> 9 (7 coverable) </w:t>
+            </w:r>
+          </w:p>
+        </w:tc>
+        <w:tc>
+          <w:tcPr>
+            <w:vAlign w:val="center"/>
+          </w:tcPr>
+          <w:p>
+            <w:pPr>
+              <w:pStyle w:val="Compact"/>
+              <w:suppressAutoHyphens/>
+              <w:jc w:val="center"/>
+            </w:pPr>
+            <w:r>
+              <w:rPr>
+                <w:sz w:val="18"/>
+                <w:szCs w:val="18"/>
+                <w:highlight w:val="green"/>
+              </w:rPr>
+              <w:t xml:space="preserve"> 5.4 / 122 </w:t>
+            </w:r>
+          </w:p>
+        </w:tc>
+        <w:tc>
+          <w:tcPr>
+            <w:vAlign w:val="center"/>
+          </w:tcPr>
+          <w:p>
+            <w:pPr>
+              <w:pStyle w:val="Compact"/>
+              <w:suppressAutoHyphens/>
+              <w:jc w:val="center"/>
+            </w:pPr>
+            <w:r>
+              <w:rPr>
+                <w:sz w:val="18"/>
+                <w:szCs w:val="18"/>
+                <w:highlight w:val="green"/>
+              </w:rPr>
+              <w:t xml:space="preserve"> 0.33 </w:t>
+            </w:r>
+          </w:p>
+        </w:tc>
+        <w:tc>
+          <w:tcPr>
+            <w:vAlign w:val="center"/>
+          </w:tcPr>
+          <w:p>
+            <w:pPr>
+              <w:pStyle w:val="Compact"/>
+              <w:suppressAutoHyphens/>
+              <w:jc w:val="center"/>
+            </w:pPr>
+            <w:r>
+              <w:rPr>
+                <w:sz w:val="18"/>
+                <w:szCs w:val="18"/>
+                <w:highlight w:val="green"/>
+              </w:rPr>
+              <w:t xml:space="preserve"> 0.13 </w:t>
+            </w:r>
+          </w:p>
+        </w:tc>
+        <w:tc>
+          <w:tcPr>
+            <w:vAlign w:val="center"/>
+          </w:tcPr>
+          <w:p>
+            <w:pPr>
+              <w:pStyle w:val="Compact"/>
+              <w:suppressAutoHyphens/>
+              <w:jc w:val="center"/>
+            </w:pPr>
+            <w:r>
+              <w:rPr>
+                <w:sz w:val="18"/>
+                <w:szCs w:val="18"/>
+                <w:highlight w:val="green"/>
+              </w:rPr>
+              <w:t xml:space="preserve"> 0.56 </w:t>
+            </w:r>
+          </w:p>
+        </w:tc>
+        <w:tc>
+          <w:tcPr>
+            <w:vAlign w:val="center"/>
+          </w:tcPr>
+          <w:p>
+            <w:pPr>
+              <w:pStyle w:val="Compact"/>
+              <w:suppressAutoHyphens/>
+              <w:jc w:val="center"/>
+            </w:pPr>
+            <w:r>
+              <w:rPr>
+                <w:sz w:val="18"/>
+                <w:szCs w:val="18"/>
+                <w:highlight w:val="green"/>
+              </w:rPr>
+              <w:t xml:space="preserve"> 0.31 </w:t>
+            </w:r>
+          </w:p>
+        </w:tc>
+      </w:tr>
+    </w:tbl>
     <w:p>
       <w:pPr>
         <w:pStyle w:val="MDPI31text"/>

--- a/poc/paper/paper_mdpi.docx
+++ b/poc/paper/paper_mdpi.docx
@@ -20229,7 +20229,31 @@
         <w:rPr>
           <w:highlight w:val="green"/>
         </w:rPr>
-        <w:t xml:space="preserve">which is why the community factorization, not the head, carries the WADI gain. A reconstruction residual</w:t>
+        <w:t xml:space="preserve">which is why the community factorization, not the head, carries the WADI gain.</w:t>
+      </w:r>
+      <w:r>
+        <w:rPr>
+          <w:highlight w:val="green"/>
+        </w:rPr>
+        <w:t xml:space="preserve"> </w:t>
+      </w:r>
+      <w:r>
+        <w:rPr>
+          <w:highlight w:val="green"/>
+        </w:rPr>
+        <w:t xml:space="preserve">Figure A1 illustrates this reachability-versus-probability crossover on synthetic data.</w:t>
+      </w:r>
+      <w:r>
+        <w:rPr>
+          <w:highlight w:val="green"/>
+        </w:rPr>
+        <w:t xml:space="preserve"> </w:t>
+      </w:r>
+      <w:r>
+        <w:rPr>
+          <w:highlight w:val="green"/>
+        </w:rPr>
+        <w:t xml:space="preserve">A reconstruction residual</w:t>
       </w:r>
       <w:r>
         <w:rPr>
@@ -25907,6 +25931,139 @@
         </w:tc>
       </w:tr>
     </w:tbl>
+    <w:tbl xmlns:a="http://schemas.openxmlformats.org/drawingml/2006/main" xmlns:pic="http://schemas.openxmlformats.org/drawingml/2006/picture">
+      <w:tblPr>
+        <w:tblStyle w:val="MDPI41threelinetable"/>
+        <w:tblW w:w="7858" w:type="dxa"/>
+        <w:jc w:val="left"/>
+        <w:tblInd w:w="2608" w:type="dxa"/>
+        <w:tblLayout w:type="fixed"/>
+        <w:tblCellMar>
+          <w:left w:w="60" w:type="dxa"/>
+          <w:right w:w="60" w:type="dxa"/>
+        </w:tblCellMar>
+        <w:tblLook w:val="0420" w:firstRow="1" w:lastRow="0" w:firstColumn="0" w:lastColumn="0" w:noHBand="0" w:noVBand="1"/>
+      </w:tblPr>
+      <w:tblGrid>
+        <w:gridCol w:w="3918"/>
+        <w:gridCol w:w="3940"/>
+      </w:tblGrid>
+      <w:tr>
+        <w:tc>
+          <w:tcPr>
+            <w:tcBorders>
+              <w:bottom w:val="single" w:sz="8" w:space="0" w:color="auto"/>
+            </w:tcBorders>
+            <w:vAlign w:val="center"/>
+          </w:tcPr>
+          <w:p>
+            <w:pPr>
+              <w:pStyle w:val="Compact"/>
+              <w:suppressAutoHyphens/>
+              <w:jc w:val="center"/>
+            </w:pPr>
+            <w:r>
+              <w:rPr>
+                <w:b/>
+                <w:sz w:val="18"/>
+                <w:szCs w:val="18"/>
+                <w:highlight w:val="green"/>
+              </w:rPr>
+              <w:t xml:space="preserve"> </w:t>
+            </w:r>
+            <w:r>
+              <w:rPr>
+                <w:b/>
+                <w:sz w:val="18"/>
+                <w:szCs w:val="18"/>
+                <w:highlight w:val="green"/>
+              </w:rPr>
+              <w:drawing>
+                <wp:inline>
+                  <wp:extent cx="2971800" cy="2020823"/>
+                  <wp:effectExtent b="0" l="0" r="0" t="0"/>
+                  <wp:docPr descr="figure" title="" id="46" name="Picture"/>
+                  <a:graphic>
+                    <a:graphicData uri="http://schemas.openxmlformats.org/drawingml/2006/picture">
+                      <pic:pic>
+                        <pic:nvPicPr>
+                          <pic:cNvPr descr="_inlinesvg_3.png" id="47" name="Picture"/>
+                          <pic:cNvPicPr>
+                            <a:picLocks noChangeArrowheads="1" noChangeAspect="1"/>
+                          </pic:cNvPicPr>
+                        </pic:nvPicPr>
+                        <pic:blipFill>
+                          <a:blip r:embed="rId22"/>
+                          <a:stretch>
+                            <a:fillRect/>
+                          </a:stretch>
+                        </pic:blipFill>
+                        <pic:spPr bwMode="auto">
+                          <a:xfrm>
+                            <a:off x="0" y="0"/>
+                            <a:ext cx="2971800" cy="2020823"/>
+                          </a:xfrm>
+                          <a:prstGeom prst="rect">
+                            <a:avLst/>
+                          </a:prstGeom>
+                          <a:noFill/>
+                          <a:ln w="9525">
+                            <a:noFill/>
+                            <a:headEnd/>
+                            <a:tailEnd/>
+                          </a:ln>
+                        </pic:spPr>
+                      </pic:pic>
+                    </a:graphicData>
+                  </a:graphic>
+                </wp:inline>
+              </w:drawing>
+            </w:r>
+          </w:p>
+        </w:tc>
+        <w:tc>
+          <w:tcPr>
+            <w:tcBorders>
+              <w:bottom w:val="single" w:sz="8" w:space="0" w:color="auto"/>
+            </w:tcBorders>
+            <w:vAlign w:val="center"/>
+          </w:tcPr>
+          <w:p>
+            <w:pPr>
+              <w:pStyle w:val="Compact"/>
+              <w:suppressAutoHyphens/>
+              <w:jc w:val="center"/>
+            </w:pPr>
+          </w:p>
+        </w:tc>
+      </w:tr>
+    </w:tbl>
+    <w:p>
+      <w:pPr>
+        <w:pStyle w:val="MDPI51figurecaption"/>
+        <w:ind w:left="2608"/>
+      </w:pPr>
+      <w:r>
+        <w:rPr>
+          <w:b/>
+          <w:bCs/>
+          <w:highlight w:val="green"/>
+        </w:rPr>
+        <w:t xml:space="preserve">Figure A1.</w:t>
+      </w:r>
+      <w:r>
+        <w:rPr>
+          <w:highlight w:val="green"/>
+        </w:rPr>
+        <w:t xml:space="preserve"> </w:t>
+      </w:r>
+      <w:r>
+        <w:rPr>
+          <w:highlight w:val="green"/>
+        </w:rPr>
+        <w:t xml:space="preserve">Synthetic illustration of the reachability-versus-probability mechanism. On toy data with five Gaussian regimes, the difficult-subset gap between a latent-density score and a reconstruction score (AUROC density minus AUROC reconstruction) is plotted as a fault moves from off-manifold (reconstructable and caught by reconstruction) to between-regime (reconstructable but improbable), at three regime separations. Density overtakes reconstruction as faults become more in-envelope, and the crossover is earlier for better-separated regimes. This is a synthetic mechanism illustration, not a claim about the benchmarks.</w:t>
+      </w:r>
+    </w:p>
     <w:p>
       <w:pPr>
         <w:pStyle w:val="MDPI21heading1"/>
@@ -28738,7 +28895,7 @@
         </w:numPr>
         <w:ind w:left="180" w:hanging="180"/>
       </w:pPr>
-      <w:bookmarkStart w:id="49" w:name="r-chandola"/>
+      <w:bookmarkStart w:id="52" w:name="r-chandola"/>
       <w:r>
         <w:rPr/>
         <w:t xml:space="preserve">Chandola, V.; Banerjee, A.; Kumar, V. Anomaly detection: A survey.</w:t>
@@ -28788,7 +28945,7 @@
         <w:rPr/>
         <w:t xml:space="preserve"> </w:t>
       </w:r>
-      <w:hyperlink r:id="rId22">
+      <w:hyperlink r:id="rId23">
         <w:r>
           <w:rPr>
             <w:rStyle w:val="Hyperlink"/>
@@ -28800,7 +28957,7 @@
         <w:rPr/>
         <w:t xml:space="preserve">.</w:t>
       </w:r>
-      <w:bookmarkEnd w:id="49"/>
+      <w:bookmarkEnd w:id="52"/>
     </w:p>
     <w:p>
       <w:pPr>
@@ -28811,7 +28968,7 @@
         </w:numPr>
         <w:ind w:left="180" w:hanging="180"/>
       </w:pPr>
-      <w:bookmarkStart w:id="51" w:name="r-pang"/>
+      <w:bookmarkStart w:id="54" w:name="r-pang"/>
       <w:r>
         <w:rPr/>
         <w:t xml:space="preserve">Pang, G.; Shen, C.; Cao, L.; van den Hengel, A. Deep learning for anomaly detection: A review.</w:t>
@@ -28861,7 +29018,7 @@
         <w:rPr/>
         <w:t xml:space="preserve"> </w:t>
       </w:r>
-      <w:hyperlink r:id="rId23">
+      <w:hyperlink r:id="rId24">
         <w:r>
           <w:rPr>
             <w:rStyle w:val="Hyperlink"/>
@@ -28873,7 +29030,7 @@
         <w:rPr/>
         <w:t xml:space="preserve">.</w:t>
       </w:r>
-      <w:bookmarkEnd w:id="51"/>
+      <w:bookmarkEnd w:id="54"/>
     </w:p>
     <w:p>
       <w:pPr>
@@ -28884,7 +29041,7 @@
         </w:numPr>
         <w:ind w:left="180" w:hanging="180"/>
       </w:pPr>
-      <w:bookmarkStart w:id="53" w:name="r-ruff"/>
+      <w:bookmarkStart w:id="56" w:name="r-ruff"/>
       <w:r>
         <w:rPr/>
         <w:t xml:space="preserve">Ruff, L.; Kauffmann, J.R.; Vandermeulen, R.A.; Montavon, G.; Samek, W.; Kloft, M.; Dietterich, T.G.; Müller, K.-R. A unifying review of deep and shallow anomaly detection.</w:t>
@@ -28934,7 +29091,7 @@
         <w:rPr/>
         <w:t xml:space="preserve"> </w:t>
       </w:r>
-      <w:hyperlink r:id="rId24">
+      <w:hyperlink r:id="rId25">
         <w:r>
           <w:rPr>
             <w:rStyle w:val="Hyperlink"/>
@@ -28946,7 +29103,7 @@
         <w:rPr/>
         <w:t xml:space="preserve">.</w:t>
       </w:r>
-      <w:bookmarkEnd w:id="53"/>
+      <w:bookmarkEnd w:id="56"/>
     </w:p>
     <w:p>
       <w:pPr>
@@ -28957,7 +29114,7 @@
         </w:numPr>
         <w:ind w:left="180" w:hanging="180"/>
       </w:pPr>
-      <w:bookmarkStart w:id="55" w:name="r-iotsurvey"/>
+      <w:bookmarkStart w:id="58" w:name="r-iotsurvey"/>
       <w:r>
         <w:rPr>
           <w:highlight w:val="yellow"/>
@@ -29024,7 +29181,7 @@
         </w:rPr>
         <w:t xml:space="preserve"> </w:t>
       </w:r>
-      <w:hyperlink r:id="rId25">
+      <w:hyperlink r:id="rId26">
         <w:r>
           <w:rPr>
             <w:rStyle w:val="Hyperlink"/>
@@ -29039,7 +29196,7 @@
         </w:rPr>
         <w:t xml:space="preserve">.</w:t>
       </w:r>
-      <w:bookmarkEnd w:id="55"/>
+      <w:bookmarkEnd w:id="58"/>
     </w:p>
     <w:p>
       <w:pPr>
@@ -29050,7 +29207,7 @@
         </w:numPr>
         <w:ind w:left="180" w:hanging="180"/>
       </w:pPr>
-      <w:bookmarkStart w:id="57" w:name="r-iottaxon"/>
+      <w:bookmarkStart w:id="60" w:name="r-iottaxon"/>
       <w:r>
         <w:rPr>
           <w:highlight w:val="yellow"/>
@@ -29117,7 +29274,7 @@
         </w:rPr>
         <w:t xml:space="preserve"> </w:t>
       </w:r>
-      <w:hyperlink r:id="rId26">
+      <w:hyperlink r:id="rId27">
         <w:r>
           <w:rPr>
             <w:rStyle w:val="Hyperlink"/>
@@ -29132,7 +29289,7 @@
         </w:rPr>
         <w:t xml:space="preserve">.</w:t>
       </w:r>
-      <w:bookmarkEnd w:id="57"/>
+      <w:bookmarkEnd w:id="60"/>
     </w:p>
     <w:p>
       <w:pPr>
@@ -29143,7 +29300,7 @@
         </w:numPr>
         <w:ind w:left="180" w:hanging="180"/>
       </w:pPr>
-      <w:bookmarkStart w:id="59" w:name="r-iotae"/>
+      <w:bookmarkStart w:id="62" w:name="r-iotae"/>
       <w:r>
         <w:rPr>
           <w:highlight w:val="yellow"/>
@@ -29210,7 +29367,7 @@
         </w:rPr>
         <w:t xml:space="preserve"> </w:t>
       </w:r>
-      <w:hyperlink r:id="rId27">
+      <w:hyperlink r:id="rId28">
         <w:r>
           <w:rPr>
             <w:rStyle w:val="Hyperlink"/>
@@ -29225,7 +29382,7 @@
         </w:rPr>
         <w:t xml:space="preserve">.</w:t>
       </w:r>
-      <w:bookmarkEnd w:id="59"/>
+      <w:bookmarkEnd w:id="62"/>
     </w:p>
     <w:p>
       <w:pPr>
@@ -29236,7 +29393,7 @@
         </w:numPr>
         <w:ind w:left="180" w:hanging="180"/>
       </w:pPr>
-      <w:bookmarkStart w:id="61" w:name="r-kim"/>
+      <w:bookmarkStart w:id="64" w:name="r-kim"/>
       <w:r>
         <w:rPr/>
         <w:t xml:space="preserve">Kim, S.; Choi, K.; Choi, H.-S.; Lee, B.; Yoon, S. Towards a rigorous evaluation of time-series anomaly detection. In Proceedings of the AAAI Conference on Artificial Intelligence, Virtual, 22 February–1 March 2022; Volume 36, pp. 7194–7201.</w:t>
@@ -29245,7 +29402,7 @@
         <w:rPr/>
         <w:t xml:space="preserve"> </w:t>
       </w:r>
-      <w:hyperlink r:id="rId28">
+      <w:hyperlink r:id="rId29">
         <w:r>
           <w:rPr>
             <w:rStyle w:val="Hyperlink"/>
@@ -29257,7 +29414,7 @@
         <w:rPr/>
         <w:t xml:space="preserve">.</w:t>
       </w:r>
-      <w:bookmarkEnd w:id="61"/>
+      <w:bookmarkEnd w:id="64"/>
     </w:p>
     <w:p>
       <w:pPr>
@@ -29268,7 +29425,7 @@
         </w:numPr>
         <w:ind w:left="180" w:hanging="180"/>
       </w:pPr>
-      <w:bookmarkStart w:id="63" w:name="r-garg"/>
+      <w:bookmarkStart w:id="66" w:name="r-garg"/>
       <w:r>
         <w:rPr/>
         <w:t xml:space="preserve">Garg, A.; Zhang, W.; Samaran, J.; Savitha, R.; Foo, C.-S. An evaluation of anomaly detection and diagnosis in multivariate time series.</w:t>
@@ -29318,7 +29475,7 @@
         <w:rPr/>
         <w:t xml:space="preserve"> </w:t>
       </w:r>
-      <w:hyperlink r:id="rId29">
+      <w:hyperlink r:id="rId30">
         <w:r>
           <w:rPr>
             <w:rStyle w:val="Hyperlink"/>
@@ -29330,7 +29487,7 @@
         <w:rPr/>
         <w:t xml:space="preserve">.</w:t>
       </w:r>
-      <w:bookmarkEnd w:id="63"/>
+      <w:bookmarkEnd w:id="66"/>
     </w:p>
     <w:p>
       <w:pPr>
@@ -29341,7 +29498,7 @@
         </w:numPr>
         <w:ind w:left="180" w:hanging="180"/>
       </w:pPr>
-      <w:bookmarkStart w:id="65" w:name="r-wukeogh"/>
+      <w:bookmarkStart w:id="68" w:name="r-wukeogh"/>
       <w:r>
         <w:rPr/>
         <w:t xml:space="preserve">Wu, R.; Keogh, E.J. Current time series anomaly detection benchmarks are flawed and are creating the illusion of progress.</w:t>
@@ -29391,7 +29548,7 @@
         <w:rPr/>
         <w:t xml:space="preserve"> </w:t>
       </w:r>
-      <w:hyperlink r:id="rId30">
+      <w:hyperlink r:id="rId31">
         <w:r>
           <w:rPr>
             <w:rStyle w:val="Hyperlink"/>
@@ -29403,7 +29560,7 @@
         <w:rPr/>
         <w:t xml:space="preserve">.</w:t>
       </w:r>
-      <w:bookmarkEnd w:id="65"/>
+      <w:bookmarkEnd w:id="68"/>
     </w:p>
     <w:p>
       <w:pPr>
@@ -29414,7 +29571,7 @@
         </w:numPr>
         <w:ind w:left="180" w:hanging="180"/>
       </w:pPr>
-      <w:bookmarkStart w:id="67" w:name="r-incip"/>
+      <w:bookmarkStart w:id="70" w:name="r-incip"/>
       <w:r>
         <w:rPr>
           <w:highlight w:val="green"/>
@@ -29481,7 +29638,7 @@
         </w:rPr>
         <w:t xml:space="preserve"> </w:t>
       </w:r>
-      <w:hyperlink r:id="rId31">
+      <w:hyperlink r:id="rId32">
         <w:r>
           <w:rPr>
             <w:rStyle w:val="Hyperlink"/>
@@ -29496,7 +29653,7 @@
         </w:rPr>
         <w:t xml:space="preserve">.</w:t>
       </w:r>
-      <w:bookmarkEnd w:id="67"/>
+      <w:bookmarkEnd w:id="70"/>
     </w:p>
     <w:p>
       <w:pPr>
@@ -29507,7 +29664,7 @@
         </w:numPr>
         <w:ind w:left="180" w:hanging="180"/>
       </w:pPr>
-      <w:bookmarkStart w:id="69" w:name="r-bdg2"/>
+      <w:bookmarkStart w:id="72" w:name="r-bdg2"/>
       <w:r>
         <w:rPr>
           <w:highlight w:val="green"/>
@@ -29574,7 +29731,7 @@
         </w:rPr>
         <w:t xml:space="preserve"> </w:t>
       </w:r>
-      <w:hyperlink r:id="rId32">
+      <w:hyperlink r:id="rId33">
         <w:r>
           <w:rPr>
             <w:rStyle w:val="Hyperlink"/>
@@ -29589,7 +29746,7 @@
         </w:rPr>
         <w:t xml:space="preserve">.</w:t>
       </w:r>
-      <w:bookmarkEnd w:id="69"/>
+      <w:bookmarkEnd w:id="72"/>
     </w:p>
     <w:p>
       <w:pPr>
@@ -29600,7 +29757,7 @@
         </w:numPr>
         <w:ind w:left="180" w:hanging="180"/>
       </w:pPr>
-      <w:bookmarkStart w:id="71" w:name="r-tsreview"/>
+      <w:bookmarkStart w:id="74" w:name="r-tsreview"/>
       <w:r>
         <w:rPr/>
         <w:t xml:space="preserve">Blázquez-García, A.; Conde, A.; Mori, U.; Lozano, J.A. A review on outlier/anomaly detection in time series data.</w:t>
@@ -29650,7 +29807,7 @@
         <w:rPr/>
         <w:t xml:space="preserve"> </w:t>
       </w:r>
-      <w:hyperlink r:id="rId33">
+      <w:hyperlink r:id="rId34">
         <w:r>
           <w:rPr>
             <w:rStyle w:val="Hyperlink"/>
@@ -29662,7 +29819,7 @@
         <w:rPr/>
         <w:t xml:space="preserve">.</w:t>
       </w:r>
-      <w:bookmarkEnd w:id="71"/>
+      <w:bookmarkEnd w:id="74"/>
     </w:p>
     <w:p>
       <w:pPr>
@@ -29673,7 +29830,7 @@
         </w:numPr>
         <w:ind w:left="180" w:hanging="180"/>
       </w:pPr>
-      <w:bookmarkStart w:id="73" w:name="r-icssurvey"/>
+      <w:bookmarkStart w:id="76" w:name="r-icssurvey"/>
       <w:r>
         <w:rPr/>
         <w:t xml:space="preserve">Hu, Y.; Yang, A.; Li, H.; Sun, Y.; Sun, L. A survey of intrusion detection on industrial control systems.</w:t>
@@ -29723,7 +29880,7 @@
         <w:rPr/>
         <w:t xml:space="preserve"> </w:t>
       </w:r>
-      <w:hyperlink r:id="rId34">
+      <w:hyperlink r:id="rId35">
         <w:r>
           <w:rPr>
             <w:rStyle w:val="Hyperlink"/>
@@ -29735,7 +29892,7 @@
         <w:rPr/>
         <w:t xml:space="preserve">.</w:t>
       </w:r>
-      <w:bookmarkEnd w:id="73"/>
+      <w:bookmarkEnd w:id="76"/>
     </w:p>
     <w:p>
       <w:pPr>
@@ -29746,7 +29903,7 @@
         </w:numPr>
         <w:ind w:left="180" w:hanging="180"/>
       </w:pPr>
-      <w:bookmarkStart w:id="75" w:name="r-tsadreview"/>
+      <w:bookmarkStart w:id="78" w:name="r-tsadreview"/>
       <w:r>
         <w:rPr>
           <w:highlight w:val="yellow"/>
@@ -29813,7 +29970,7 @@
         </w:rPr>
         <w:t xml:space="preserve"> </w:t>
       </w:r>
-      <w:hyperlink r:id="rId35">
+      <w:hyperlink r:id="rId36">
         <w:r>
           <w:rPr>
             <w:rStyle w:val="Hyperlink"/>
@@ -29828,7 +29985,7 @@
         </w:rPr>
         <w:t xml:space="preserve">.</w:t>
       </w:r>
-      <w:bookmarkEnd w:id="75"/>
+      <w:bookmarkEnd w:id="78"/>
     </w:p>
     <w:p>
       <w:pPr>
@@ -29839,7 +29996,7 @@
         </w:numPr>
         <w:ind w:left="180" w:hanging="180"/>
       </w:pPr>
-      <w:bookmarkStart w:id="77" w:name="r-edgeint"/>
+      <w:bookmarkStart w:id="80" w:name="r-edgeint"/>
       <w:r>
         <w:rPr>
           <w:highlight w:val="yellow"/>
@@ -29906,7 +30063,7 @@
         </w:rPr>
         <w:t xml:space="preserve"> </w:t>
       </w:r>
-      <w:hyperlink r:id="rId36">
+      <w:hyperlink r:id="rId37">
         <w:r>
           <w:rPr>
             <w:rStyle w:val="Hyperlink"/>
@@ -29921,7 +30078,7 @@
         </w:rPr>
         <w:t xml:space="preserve">.</w:t>
       </w:r>
-      <w:bookmarkEnd w:id="77"/>
+      <w:bookmarkEnd w:id="80"/>
     </w:p>
     <w:p>
       <w:pPr>
@@ -29932,7 +30089,7 @@
         </w:numPr>
         <w:ind w:left="180" w:hanging="180"/>
       </w:pPr>
-      <w:bookmarkStart w:id="79" w:name="r-iotlora"/>
+      <w:bookmarkStart w:id="82" w:name="r-iotlora"/>
       <w:r>
         <w:rPr>
           <w:highlight w:val="yellow"/>
@@ -29999,7 +30156,7 @@
         </w:rPr>
         <w:t xml:space="preserve"> </w:t>
       </w:r>
-      <w:hyperlink r:id="rId37">
+      <w:hyperlink r:id="rId38">
         <w:r>
           <w:rPr>
             <w:rStyle w:val="Hyperlink"/>
@@ -30014,7 +30171,7 @@
         </w:rPr>
         <w:t xml:space="preserve">.</w:t>
       </w:r>
-      <w:bookmarkEnd w:id="79"/>
+      <w:bookmarkEnd w:id="82"/>
     </w:p>
     <w:p>
       <w:pPr>
@@ -30025,7 +30182,7 @@
         </w:numPr>
         <w:ind w:left="180" w:hanging="180"/>
       </w:pPr>
-      <w:bookmarkStart w:id="81" w:name="r-iotedgeai"/>
+      <w:bookmarkStart w:id="84" w:name="r-iotedgeai"/>
       <w:r>
         <w:rPr>
           <w:highlight w:val="yellow"/>
@@ -30092,7 +30249,7 @@
         </w:rPr>
         <w:t xml:space="preserve"> </w:t>
       </w:r>
-      <w:hyperlink r:id="rId38">
+      <w:hyperlink r:id="rId39">
         <w:r>
           <w:rPr>
             <w:rStyle w:val="Hyperlink"/>
@@ -30107,7 +30264,7 @@
         </w:rPr>
         <w:t xml:space="preserve">.</w:t>
       </w:r>
-      <w:bookmarkEnd w:id="81"/>
+      <w:bookmarkEnd w:id="84"/>
     </w:p>
     <w:p>
       <w:pPr>
@@ -30118,7 +30275,7 @@
         </w:numPr>
         <w:ind w:left="180" w:hanging="180"/>
       </w:pPr>
-      <w:bookmarkStart w:id="83" w:name="r-islam"/>
+      <w:bookmarkStart w:id="86" w:name="r-islam"/>
       <w:r>
         <w:rPr>
           <w:highlight w:val="green"/>
@@ -30165,7 +30322,7 @@
         </w:rPr>
         <w:t xml:space="preserve"> </w:t>
       </w:r>
-      <w:hyperlink r:id="rId39">
+      <w:hyperlink r:id="rId40">
         <w:r>
           <w:rPr>
             <w:rStyle w:val="Hyperlink"/>
@@ -30180,7 +30337,7 @@
         </w:rPr>
         <w:t xml:space="preserve">.</w:t>
       </w:r>
-      <w:bookmarkEnd w:id="83"/>
+      <w:bookmarkEnd w:id="86"/>
     </w:p>
     <w:p>
       <w:pPr>
@@ -30191,7 +30348,7 @@
         </w:numPr>
         <w:ind w:left="180" w:hanging="180"/>
       </w:pPr>
-      <w:bookmarkStart w:id="85" w:name="r-doshi"/>
+      <w:bookmarkStart w:id="88" w:name="r-doshi"/>
       <w:r>
         <w:rPr/>
         <w:t xml:space="preserve">Doshi, K.; Abudalou, S.; Yilmaz, Y. Reward once, penalize once: Rectifying time series anomaly detection. In Proceedings of the International Joint Conference on Neural Networks (IJCNN), Padua, Italy, 18–23 July 2022.</w:t>
@@ -30200,7 +30357,7 @@
         <w:rPr/>
         <w:t xml:space="preserve"> </w:t>
       </w:r>
-      <w:hyperlink r:id="rId40">
+      <w:hyperlink r:id="rId41">
         <w:r>
           <w:rPr>
             <w:rStyle w:val="Hyperlink"/>
@@ -30212,7 +30369,7 @@
         <w:rPr/>
         <w:t xml:space="preserve">.</w:t>
       </w:r>
-      <w:bookmarkEnd w:id="85"/>
+      <w:bookmarkEnd w:id="88"/>
     </w:p>
     <w:p>
       <w:pPr>
@@ -30223,7 +30380,7 @@
         </w:numPr>
         <w:ind w:left="180" w:hanging="180"/>
       </w:pPr>
-      <w:bookmarkStart w:id="87" w:name="r-pate"/>
+      <w:bookmarkStart w:id="90" w:name="r-pate"/>
       <w:r>
         <w:rPr/>
         <w:t xml:space="preserve">Ghorbani, R.; Reinders, M.J.T.; Tax, D.M.J. PATE: Proximity-aware time series anomaly evaluation. In Proceedings of the 30th ACM SIGKDD Conference on Knowledge Discovery and Data Mining (KDD), Barcelona, Spain, 25–29 August 2024; pp. 872–883.</w:t>
@@ -30232,7 +30389,7 @@
         <w:rPr/>
         <w:t xml:space="preserve"> </w:t>
       </w:r>
-      <w:hyperlink r:id="rId41">
+      <w:hyperlink r:id="rId42">
         <w:r>
           <w:rPr>
             <w:rStyle w:val="Hyperlink"/>
@@ -30244,7 +30401,7 @@
         <w:rPr/>
         <w:t xml:space="preserve">.</w:t>
       </w:r>
-      <w:bookmarkEnd w:id="87"/>
+      <w:bookmarkEnd w:id="90"/>
     </w:p>
     <w:p>
       <w:pPr>
@@ -30255,7 +30412,7 @@
         </w:numPr>
         <w:ind w:left="180" w:hanging="180"/>
       </w:pPr>
-      <w:bookmarkStart w:id="89" w:name="r-univar"/>
+      <w:bookmarkStart w:id="92" w:name="r-univar"/>
       <w:r>
         <w:rPr/>
         <w:t xml:space="preserve">Pinet, M.; Cumin, J.; Berlemont, S.; Vaufreydaz, D. Anomalies in multivariate time series benchmarks are mostly univariate.</w:t>
@@ -30290,7 +30447,7 @@
         <w:rPr/>
         <w:t xml:space="preserve"> </w:t>
       </w:r>
-      <w:hyperlink r:id="rId42">
+      <w:hyperlink r:id="rId43">
         <w:r>
           <w:rPr>
             <w:rStyle w:val="Hyperlink"/>
@@ -30302,7 +30459,7 @@
         <w:rPr/>
         <w:t xml:space="preserve">.</w:t>
       </w:r>
-      <w:bookmarkEnd w:id="89"/>
+      <w:bookmarkEnd w:id="92"/>
     </w:p>
     <w:p>
       <w:pPr>
@@ -30313,7 +30470,7 @@
         </w:numPr>
         <w:ind w:left="180" w:hanging="180"/>
       </w:pPr>
-      <w:bookmarkStart w:id="91" w:name="r-tab"/>
+      <w:bookmarkStart w:id="94" w:name="r-tab"/>
       <w:r>
         <w:rPr/>
         <w:t xml:space="preserve">Qiu, X.; Li, Z.; Wu, X.; Hu, J.; Guo, C.; Yang, B.; Jensen, C.S. TAB: Unified benchmarking of time series anomaly detection methods.</w:t>
@@ -30348,7 +30505,7 @@
         <w:rPr/>
         <w:t xml:space="preserve"> </w:t>
       </w:r>
-      <w:hyperlink r:id="rId43">
+      <w:hyperlink r:id="rId44">
         <w:r>
           <w:rPr>
             <w:rStyle w:val="Hyperlink"/>
@@ -30360,7 +30517,7 @@
         <w:rPr/>
         <w:t xml:space="preserve">.</w:t>
       </w:r>
-      <w:bookmarkEnd w:id="91"/>
+      <w:bookmarkEnd w:id="94"/>
     </w:p>
     <w:p>
       <w:pPr>
@@ -30371,7 +30528,7 @@
         </w:numPr>
         <w:ind w:left="180" w:hanging="180"/>
       </w:pPr>
-      <w:bookmarkStart w:id="93" w:name="r-bouman"/>
+      <w:bookmarkStart w:id="96" w:name="r-bouman"/>
       <w:r>
         <w:rPr/>
         <w:t xml:space="preserve">Bouman, R.; Heskes, T. Autoencoders for anomaly detection are unreliable.</w:t>
@@ -30406,7 +30563,7 @@
         <w:rPr/>
         <w:t xml:space="preserve"> </w:t>
       </w:r>
-      <w:hyperlink r:id="rId44">
+      <w:hyperlink r:id="rId45">
         <w:r>
           <w:rPr>
             <w:rStyle w:val="Hyperlink"/>
@@ -30418,7 +30575,7 @@
         <w:rPr/>
         <w:t xml:space="preserve">.</w:t>
       </w:r>
-      <w:bookmarkEnd w:id="93"/>
+      <w:bookmarkEnd w:id="96"/>
     </w:p>
     <w:p>
       <w:pPr>
@@ -30429,7 +30586,7 @@
         </w:numPr>
         <w:ind w:left="180" w:hanging="180"/>
       </w:pPr>
-      <w:bookmarkStart w:id="95" w:name="r-memae"/>
+      <w:bookmarkStart w:id="98" w:name="r-memae"/>
       <w:r>
         <w:rPr/>
         <w:t xml:space="preserve">Gong, D.; Liu, L.; Le, V.; Saha, B.; Mansour, M.R.; Venkatesh, S.; van den Hengel, A. Memorizing normality to detect anomaly: Memory-augmented deep autoencoder for unsupervised anomaly detection. In Proceedings of the IEEE/CVF International Conference on Computer Vision (ICCV), Seoul, Republic of Korea, 27 October–2 November 2019; pp. 1705–1714.</w:t>
@@ -30438,7 +30595,7 @@
         <w:rPr/>
         <w:t xml:space="preserve"> </w:t>
       </w:r>
-      <w:hyperlink r:id="rId45">
+      <w:hyperlink r:id="rId46">
         <w:r>
           <w:rPr>
             <w:rStyle w:val="Hyperlink"/>
@@ -30450,7 +30607,7 @@
         <w:rPr/>
         <w:t xml:space="preserve">.</w:t>
       </w:r>
-      <w:bookmarkEnd w:id="95"/>
+      <w:bookmarkEnd w:id="98"/>
     </w:p>
     <w:p>
       <w:pPr>
@@ -30461,7 +30618,7 @@
         </w:numPr>
         <w:ind w:left="180" w:hanging="180"/>
       </w:pPr>
-      <w:bookmarkStart w:id="97" w:name="r-sarfraz"/>
+      <w:bookmarkStart w:id="100" w:name="r-sarfraz"/>
       <w:r>
         <w:rPr/>
         <w:t xml:space="preserve">Sarfraz, M.S.; Chen, M.-Y.; Layer, L.; Peng, K.; Koulakis, M. Position: Quo vadis, unsupervised time series anomaly detection? In Proceedings of the 41st International Conference on Machine Learning (ICML), Vienna, Austria, 21–27 July 2024.</w:t>
@@ -30470,7 +30627,7 @@
         <w:rPr/>
         <w:t xml:space="preserve"> </w:t>
       </w:r>
-      <w:hyperlink r:id="rId46">
+      <w:hyperlink r:id="rId47">
         <w:r>
           <w:rPr>
             <w:rStyle w:val="Hyperlink"/>
@@ -30482,7 +30639,7 @@
         <w:rPr/>
         <w:t xml:space="preserve">.</w:t>
       </w:r>
-      <w:bookmarkEnd w:id="97"/>
+      <w:bookmarkEnd w:id="100"/>
     </w:p>
     <w:p>
       <w:pPr>
@@ -30493,7 +30650,7 @@
         </w:numPr>
         <w:ind w:left="180" w:hanging="180"/>
       </w:pPr>
-      <w:bookmarkStart w:id="99" w:name="r-timesead"/>
+      <w:bookmarkStart w:id="102" w:name="r-timesead"/>
       <w:r>
         <w:rPr/>
         <w:t xml:space="preserve">Wagner, D.; Michels, T.; Schulz, F.C.F.; Nair, A.; Rudolph, M.; Kloft, M. TimeSeAD: Benchmarking deep multivariate time-series anomaly detection.</w:t>
@@ -30528,7 +30685,7 @@
         <w:rPr/>
         <w:t xml:space="preserve"> </w:t>
       </w:r>
-      <w:hyperlink r:id="rId47">
+      <w:hyperlink r:id="rId48">
         <w:r>
           <w:rPr>
             <w:rStyle w:val="Hyperlink"/>
@@ -30540,7 +30697,7 @@
         <w:rPr/>
         <w:t xml:space="preserve">.</w:t>
       </w:r>
-      <w:bookmarkEnd w:id="99"/>
+      <w:bookmarkEnd w:id="102"/>
     </w:p>
     <w:p>
       <w:pPr>
@@ -30551,7 +30708,7 @@
         </w:numPr>
         <w:ind w:left="180" w:hanging="180"/>
       </w:pPr>
-      <w:bookmarkStart w:id="101" w:name="r-vade"/>
+      <w:bookmarkStart w:id="104" w:name="r-vade"/>
       <w:r>
         <w:rPr/>
         <w:t xml:space="preserve">Jiang, Z.; Zheng, Y.; Tan, H.; Tang, B.; Zhou, H. Variational deep embedding: An unsupervised and generative approach to clustering. In Proceedings of the 26th International Joint Conference on Artificial Intelligence (IJCAI), Melbourne, Australia, 19–25 August 2017; pp. 1965–1972.</w:t>
@@ -30560,7 +30717,7 @@
         <w:rPr/>
         <w:t xml:space="preserve"> </w:t>
       </w:r>
-      <w:hyperlink r:id="rId48">
+      <w:hyperlink r:id="rId49">
         <w:r>
           <w:rPr>
             <w:rStyle w:val="Hyperlink"/>
@@ -30571,76 +30728,6 @@
       <w:r>
         <w:rPr/>
         <w:t xml:space="preserve">.</w:t>
-      </w:r>
-      <w:bookmarkEnd w:id="101"/>
-    </w:p>
-    <w:p>
-      <w:pPr>
-        <w:pStyle w:val="MDPI81references"/>
-        <w:numPr>
-          <w:ilvl w:val="0"/>
-          <w:numId w:val="0"/>
-        </w:numPr>
-        <w:ind w:left="180" w:hanging="180"/>
-      </w:pPr>
-      <w:bookmarkStart w:id="103" w:name="r-dagmm"/>
-      <w:r>
-        <w:rPr/>
-        <w:t xml:space="preserve">Zong, B.; Song, Q.; Min, M.R.; Cheng, W.; Lumezanu, C.; Cho, D.; Chen, H. Deep autoencoding Gaussian mixture model for unsupervised anomaly detection. In Proceedings of the International Conference on Learning Representations (ICLR), Vancouver, BC, Canada, 30 April–3 May 2018.</w:t>
-      </w:r>
-      <w:r>
-        <w:rPr/>
-        <w:t xml:space="preserve"> </w:t>
-      </w:r>
-      <w:hyperlink r:id="rId49">
-        <w:r>
-          <w:rPr>
-            <w:rStyle w:val="Hyperlink"/>
-          </w:rPr>
-          <w:t xml:space="preserve">https://openreview.net/forum?id=BJJLHbb0-</w:t>
-        </w:r>
-      </w:hyperlink>
-      <w:r>
-        <w:rPr/>
-        <w:t xml:space="preserve">.</w:t>
-      </w:r>
-      <w:bookmarkEnd w:id="103"/>
-    </w:p>
-    <w:p>
-      <w:pPr>
-        <w:pStyle w:val="MDPI81references"/>
-        <w:numPr>
-          <w:ilvl w:val="0"/>
-          <w:numId w:val="0"/>
-        </w:numPr>
-        <w:ind w:left="180" w:hanging="180"/>
-      </w:pPr>
-      <w:bookmarkStart w:id="104" w:name="r-deepsvdd"/>
-      <w:r>
-        <w:rPr>
-          <w:highlight w:val="green"/>
-        </w:rPr>
-        <w:t xml:space="preserve">Ruff, L.; Vandermeulen, R.A.; Görnitz, N.; Deecke, L.; Siddiqui, S.A.; Binder, A.; Müller, E.; Kloft, M. Deep one-class classification. In</w:t>
-      </w:r>
-      <w:r>
-        <w:rPr>
-          <w:highlight w:val="green"/>
-        </w:rPr>
-        <w:t xml:space="preserve"> </w:t>
-      </w:r>
-      <w:r>
-        <w:rPr>
-          <w:i/>
-          <w:iCs/>
-          <w:highlight w:val="green"/>
-        </w:rPr>
-        <w:t xml:space="preserve">Proceedings of the 35th International Conference on Machine Learning (ICML)</w:t>
-      </w:r>
-      <w:r>
-        <w:rPr>
-          <w:highlight w:val="green"/>
-        </w:rPr>
-        <w:t xml:space="preserve">, Stockholm, Sweden, 10–15 July 2018; PMLR, Vol. 80, pp. 4393–4402.</w:t>
       </w:r>
       <w:bookmarkEnd w:id="104"/>
     </w:p>
@@ -30653,34 +30740,28 @@
         </w:numPr>
         <w:ind w:left="180" w:hanging="180"/>
       </w:pPr>
-      <w:bookmarkStart w:id="105" w:name="r-thoc"/>
-      <w:r>
-        <w:rPr>
-          <w:highlight w:val="green"/>
-        </w:rPr>
-        <w:t xml:space="preserve">Shen, L.; Li, Z.; Kwok, J.T. Timeseries anomaly detection using temporal hierarchical one-class network. In</w:t>
-      </w:r>
-      <w:r>
-        <w:rPr>
-          <w:highlight w:val="green"/>
-        </w:rPr>
-        <w:t xml:space="preserve"> </w:t>
-      </w:r>
-      <w:r>
-        <w:rPr>
-          <w:i/>
-          <w:iCs/>
-          <w:highlight w:val="green"/>
-        </w:rPr>
-        <w:t xml:space="preserve">Advances in Neural Information Processing Systems 33 (NeurIPS)</w:t>
-      </w:r>
-      <w:r>
-        <w:rPr>
-          <w:highlight w:val="green"/>
-        </w:rPr>
-        <w:t xml:space="preserve">, Online, 6–12 December 2020; pp. 13016–13026.</w:t>
-      </w:r>
-      <w:bookmarkEnd w:id="105"/>
+      <w:bookmarkStart w:id="106" w:name="r-dagmm"/>
+      <w:r>
+        <w:rPr/>
+        <w:t xml:space="preserve">Zong, B.; Song, Q.; Min, M.R.; Cheng, W.; Lumezanu, C.; Cho, D.; Chen, H. Deep autoencoding Gaussian mixture model for unsupervised anomaly detection. In Proceedings of the International Conference on Learning Representations (ICLR), Vancouver, BC, Canada, 30 April–3 May 2018.</w:t>
+      </w:r>
+      <w:r>
+        <w:rPr/>
+        <w:t xml:space="preserve"> </w:t>
+      </w:r>
+      <w:hyperlink r:id="rId50">
+        <w:r>
+          <w:rPr>
+            <w:rStyle w:val="Hyperlink"/>
+          </w:rPr>
+          <w:t xml:space="preserve">https://openreview.net/forum?id=BJJLHbb0-</w:t>
+        </w:r>
+      </w:hyperlink>
+      <w:r>
+        <w:rPr/>
+        <w:t xml:space="preserve">.</w:t>
+      </w:r>
+      <w:bookmarkEnd w:id="106"/>
     </w:p>
     <w:p>
       <w:pPr>
@@ -30691,12 +30772,12 @@
         </w:numPr>
         <w:ind w:left="180" w:hanging="180"/>
       </w:pPr>
-      <w:bookmarkStart w:id="107" w:name="r-omni"/>
-      <w:r>
-        <w:rPr>
-          <w:highlight w:val="green"/>
-        </w:rPr>
-        <w:t xml:space="preserve">Su, Y.; Zhao, Y.; Niu, C.; Liu, R.; Sun, W.; Pei, D. Robust anomaly detection for multivariate time series through stochastic recurrent neural network. In</w:t>
+      <w:bookmarkStart w:id="107" w:name="r-deepsvdd"/>
+      <w:r>
+        <w:rPr>
+          <w:highlight w:val="green"/>
+        </w:rPr>
+        <w:t xml:space="preserve">Ruff, L.; Vandermeulen, R.A.; Görnitz, N.; Deecke, L.; Siddiqui, S.A.; Binder, A.; Müller, E.; Kloft, M. Deep one-class classification. In</w:t>
       </w:r>
       <w:r>
         <w:rPr>
@@ -30710,34 +30791,13 @@
           <w:iCs/>
           <w:highlight w:val="green"/>
         </w:rPr>
-        <w:t xml:space="preserve">Proceedings of the 25th ACM SIGKDD International Conference on Knowledge Discovery &amp; Data Mining (KDD)</w:t>
-      </w:r>
-      <w:r>
-        <w:rPr>
-          <w:highlight w:val="green"/>
-        </w:rPr>
-        <w:t xml:space="preserve">, Anchorage, AK, USA, 4–8 August 2019; pp. 2828–2837.</w:t>
-      </w:r>
-      <w:r>
-        <w:rPr>
-          <w:highlight w:val="green"/>
-        </w:rPr>
-        <w:t xml:space="preserve"> </w:t>
-      </w:r>
-      <w:hyperlink r:id="rId50">
-        <w:r>
-          <w:rPr>
-            <w:rStyle w:val="Hyperlink"/>
-            <w:highlight w:val="green"/>
-          </w:rPr>
-          <w:t xml:space="preserve">https://doi.org/10.1145/3292500.3330672</w:t>
-        </w:r>
-      </w:hyperlink>
-      <w:r>
-        <w:rPr>
-          <w:highlight w:val="green"/>
-        </w:rPr>
-        <w:t xml:space="preserve">.</w:t>
+        <w:t xml:space="preserve">Proceedings of the 35th International Conference on Machine Learning (ICML)</w:t>
+      </w:r>
+      <w:r>
+        <w:rPr>
+          <w:highlight w:val="green"/>
+        </w:rPr>
+        <w:t xml:space="preserve">, Stockholm, Sweden, 10–15 July 2018; PMLR, Vol. 80, pp. 4393–4402.</w:t>
       </w:r>
       <w:bookmarkEnd w:id="107"/>
     </w:p>
@@ -30750,12 +30810,12 @@
         </w:numPr>
         <w:ind w:left="180" w:hanging="180"/>
       </w:pPr>
-      <w:bookmarkStart w:id="109" w:name="r-birihanu"/>
-      <w:r>
-        <w:rPr>
-          <w:highlight w:val="green"/>
-        </w:rPr>
-        <w:t xml:space="preserve">Birihanu, E.; Lendák, I. Explainable correlation-based anomaly detection for industrial control systems.</w:t>
+      <w:bookmarkStart w:id="108" w:name="r-thoc"/>
+      <w:r>
+        <w:rPr>
+          <w:highlight w:val="green"/>
+        </w:rPr>
+        <w:t xml:space="preserve">Shen, L.; Li, Z.; Kwok, J.T. Timeseries anomaly detection using temporal hierarchical one-class network. In</w:t>
       </w:r>
       <w:r>
         <w:rPr>
@@ -30769,70 +30829,15 @@
           <w:iCs/>
           <w:highlight w:val="green"/>
         </w:rPr>
-        <w:t xml:space="preserve">Front. Artif. Intell.</w:t>
-      </w:r>
-      <w:r>
-        <w:rPr>
-          <w:highlight w:val="green"/>
-        </w:rPr>
-        <w:t xml:space="preserve"> </w:t>
-      </w:r>
-      <w:r>
-        <w:rPr>
-          <w:b/>
-          <w:bCs/>
-          <w:highlight w:val="green"/>
-        </w:rPr>
-        <w:t xml:space="preserve">2025</w:t>
-      </w:r>
-      <w:r>
-        <w:rPr>
-          <w:highlight w:val="green"/>
-        </w:rPr>
-        <w:t xml:space="preserve">,</w:t>
-      </w:r>
-      <w:r>
-        <w:rPr>
-          <w:highlight w:val="green"/>
-        </w:rPr>
-        <w:t xml:space="preserve"> </w:t>
-      </w:r>
-      <w:r>
-        <w:rPr>
-          <w:i/>
-          <w:iCs/>
-          <w:highlight w:val="green"/>
-        </w:rPr>
-        <w:t xml:space="preserve">7</w:t>
-      </w:r>
-      <w:r>
-        <w:rPr>
-          <w:highlight w:val="green"/>
-        </w:rPr>
-        <w:t xml:space="preserve">, 1508821.</w:t>
-      </w:r>
-      <w:r>
-        <w:rPr>
-          <w:highlight w:val="green"/>
-        </w:rPr>
-        <w:t xml:space="preserve"> </w:t>
-      </w:r>
-      <w:hyperlink r:id="rId51">
-        <w:r>
-          <w:rPr>
-            <w:rStyle w:val="Hyperlink"/>
-            <w:highlight w:val="green"/>
-          </w:rPr>
-          <w:t xml:space="preserve">https://doi.org/10.3389/frai.2024.1508821</w:t>
-        </w:r>
-      </w:hyperlink>
-      <w:r>
-        <w:rPr>
-          <w:highlight w:val="green"/>
-        </w:rPr>
-        <w:t xml:space="preserve">.</w:t>
-      </w:r>
-      <w:bookmarkEnd w:id="109"/>
+        <w:t xml:space="preserve">Advances in Neural Information Processing Systems 33 (NeurIPS)</w:t>
+      </w:r>
+      <w:r>
+        <w:rPr>
+          <w:highlight w:val="green"/>
+        </w:rPr>
+        <w:t xml:space="preserve">, Online, 6–12 December 2020; pp. 13016–13026.</w:t>
+      </w:r>
+      <w:bookmarkEnd w:id="108"/>
     </w:p>
     <w:p>
       <w:pPr>
@@ -30843,69 +30848,55 @@
         </w:numPr>
         <w:ind w:left="180" w:hanging="180"/>
       </w:pPr>
-      <w:bookmarkStart w:id="111" w:name="r-lw"/>
-      <w:r>
-        <w:rPr/>
-        <w:t xml:space="preserve">Ledoit, O.; Wolf, M. A well-conditioned estimator for large-dimensional covariance matrices.</w:t>
-      </w:r>
-      <w:r>
-        <w:rPr/>
+      <w:bookmarkStart w:id="110" w:name="r-omni"/>
+      <w:r>
+        <w:rPr>
+          <w:highlight w:val="green"/>
+        </w:rPr>
+        <w:t xml:space="preserve">Su, Y.; Zhao, Y.; Niu, C.; Liu, R.; Sun, W.; Pei, D. Robust anomaly detection for multivariate time series through stochastic recurrent neural network. In</w:t>
+      </w:r>
+      <w:r>
+        <w:rPr>
+          <w:highlight w:val="green"/>
+        </w:rPr>
         <w:t xml:space="preserve"> </w:t>
       </w:r>
       <w:r>
         <w:rPr>
           <w:i/>
           <w:iCs/>
-        </w:rPr>
-        <w:t xml:space="preserve">J. Multivar. Anal.</w:t>
-      </w:r>
-      <w:r>
-        <w:rPr/>
-        <w:t xml:space="preserve"> </w:t>
-      </w:r>
-      <w:r>
-        <w:rPr>
-          <w:b/>
-          <w:bCs/>
-        </w:rPr>
-        <w:t xml:space="preserve">2004</w:t>
-      </w:r>
-      <w:r>
-        <w:rPr/>
-        <w:t xml:space="preserve">,</w:t>
-      </w:r>
-      <w:r>
-        <w:rPr/>
-        <w:t xml:space="preserve"> </w:t>
-      </w:r>
-      <w:r>
-        <w:rPr>
-          <w:i/>
-          <w:iCs/>
-        </w:rPr>
-        <w:t xml:space="preserve">88</w:t>
-      </w:r>
-      <w:r>
-        <w:rPr/>
-        <w:t xml:space="preserve">, 365–411.</w:t>
-      </w:r>
-      <w:r>
-        <w:rPr/>
-        <w:t xml:space="preserve"> </w:t>
-      </w:r>
-      <w:hyperlink r:id="rId52">
+          <w:highlight w:val="green"/>
+        </w:rPr>
+        <w:t xml:space="preserve">Proceedings of the 25th ACM SIGKDD International Conference on Knowledge Discovery &amp; Data Mining (KDD)</w:t>
+      </w:r>
+      <w:r>
+        <w:rPr>
+          <w:highlight w:val="green"/>
+        </w:rPr>
+        <w:t xml:space="preserve">, Anchorage, AK, USA, 4–8 August 2019; pp. 2828–2837.</w:t>
+      </w:r>
+      <w:r>
+        <w:rPr>
+          <w:highlight w:val="green"/>
+        </w:rPr>
+        <w:t xml:space="preserve"> </w:t>
+      </w:r>
+      <w:hyperlink r:id="rId51">
         <w:r>
           <w:rPr>
             <w:rStyle w:val="Hyperlink"/>
+            <w:highlight w:val="green"/>
           </w:rPr>
-          <w:t xml:space="preserve">https://doi.org/10.1016/S0047-259X(03)00096-4</w:t>
+          <w:t xml:space="preserve">https://doi.org/10.1145/3292500.3330672</w:t>
         </w:r>
       </w:hyperlink>
       <w:r>
-        <w:rPr/>
+        <w:rPr>
+          <w:highlight w:val="green"/>
+        </w:rPr>
         <w:t xml:space="preserve">.</w:t>
       </w:r>
-      <w:bookmarkEnd w:id="111"/>
+      <w:bookmarkEnd w:id="110"/>
     </w:p>
     <w:p>
       <w:pPr>
@@ -30916,28 +30907,89 @@
         </w:numPr>
         <w:ind w:left="180" w:hanging="180"/>
       </w:pPr>
-      <w:bookmarkStart w:id="113" w:name="r-if"/>
-      <w:r>
-        <w:rPr/>
-        <w:t xml:space="preserve">Liu, F.T.; Ting, K.M.; Zhou, Z.-H. Isolation forest. In Proceedings of the 2008 Eighth IEEE International Conference on Data Mining (ICDM), Pisa, Italy, 15–19 December 2008; pp. 413–422.</w:t>
-      </w:r>
-      <w:r>
-        <w:rPr/>
-        <w:t xml:space="preserve"> </w:t>
-      </w:r>
-      <w:hyperlink r:id="rId53">
+      <w:bookmarkStart w:id="112" w:name="r-birihanu"/>
+      <w:r>
+        <w:rPr>
+          <w:highlight w:val="green"/>
+        </w:rPr>
+        <w:t xml:space="preserve">Birihanu, E.; Lendák, I. Explainable correlation-based anomaly detection for industrial control systems.</w:t>
+      </w:r>
+      <w:r>
+        <w:rPr>
+          <w:highlight w:val="green"/>
+        </w:rPr>
+        <w:t xml:space="preserve"> </w:t>
+      </w:r>
+      <w:r>
+        <w:rPr>
+          <w:i/>
+          <w:iCs/>
+          <w:highlight w:val="green"/>
+        </w:rPr>
+        <w:t xml:space="preserve">Front. Artif. Intell.</w:t>
+      </w:r>
+      <w:r>
+        <w:rPr>
+          <w:highlight w:val="green"/>
+        </w:rPr>
+        <w:t xml:space="preserve"> </w:t>
+      </w:r>
+      <w:r>
+        <w:rPr>
+          <w:b/>
+          <w:bCs/>
+          <w:highlight w:val="green"/>
+        </w:rPr>
+        <w:t xml:space="preserve">2025</w:t>
+      </w:r>
+      <w:r>
+        <w:rPr>
+          <w:highlight w:val="green"/>
+        </w:rPr>
+        <w:t xml:space="preserve">,</w:t>
+      </w:r>
+      <w:r>
+        <w:rPr>
+          <w:highlight w:val="green"/>
+        </w:rPr>
+        <w:t xml:space="preserve"> </w:t>
+      </w:r>
+      <w:r>
+        <w:rPr>
+          <w:i/>
+          <w:iCs/>
+          <w:highlight w:val="green"/>
+        </w:rPr>
+        <w:t xml:space="preserve">7</w:t>
+      </w:r>
+      <w:r>
+        <w:rPr>
+          <w:highlight w:val="green"/>
+        </w:rPr>
+        <w:t xml:space="preserve">, 1508821.</w:t>
+      </w:r>
+      <w:r>
+        <w:rPr>
+          <w:highlight w:val="green"/>
+        </w:rPr>
+        <w:t xml:space="preserve"> </w:t>
+      </w:r>
+      <w:hyperlink r:id="rId52">
         <w:r>
           <w:rPr>
             <w:rStyle w:val="Hyperlink"/>
+            <w:highlight w:val="green"/>
           </w:rPr>
-          <w:t xml:space="preserve">https://doi.org/10.1109/ICDM.2008.17</w:t>
+          <w:t xml:space="preserve">https://doi.org/10.3389/frai.2024.1508821</w:t>
         </w:r>
       </w:hyperlink>
       <w:r>
-        <w:rPr/>
+        <w:rPr>
+          <w:highlight w:val="green"/>
+        </w:rPr>
         <w:t xml:space="preserve">.</w:t>
       </w:r>
-      <w:bookmarkEnd w:id="113"/>
+      <w:bookmarkEnd w:id="112"/>
     </w:p>
     <w:p>
       <w:pPr>
@@ -30948,28 +31000,69 @@
         </w:numPr>
         <w:ind w:left="180" w:hanging="180"/>
       </w:pPr>
-      <w:bookmarkStart w:id="115" w:name="r-aead"/>
-      <w:r>
-        <w:rPr/>
-        <w:t xml:space="preserve">Sakurada, M.; Yairi, T. Anomaly detection using autoencoders with nonlinear dimensionality reduction. In Proceedings of the MLSDA 2014 2nd Workshop on Machine Learning for Sensory Data Analysis, Gold Coast, Australia, 2 December 2014; pp. 4–11.</w:t>
-      </w:r>
-      <w:r>
-        <w:rPr/>
-        <w:t xml:space="preserve"> </w:t>
-      </w:r>
-      <w:hyperlink r:id="rId54">
+      <w:bookmarkStart w:id="114" w:name="r-lw"/>
+      <w:r>
+        <w:rPr/>
+        <w:t xml:space="preserve">Ledoit, O.; Wolf, M. A well-conditioned estimator for large-dimensional covariance matrices.</w:t>
+      </w:r>
+      <w:r>
+        <w:rPr/>
+        <w:t xml:space="preserve"> </w:t>
+      </w:r>
+      <w:r>
+        <w:rPr>
+          <w:i/>
+          <w:iCs/>
+        </w:rPr>
+        <w:t xml:space="preserve">J. Multivar. Anal.</w:t>
+      </w:r>
+      <w:r>
+        <w:rPr/>
+        <w:t xml:space="preserve"> </w:t>
+      </w:r>
+      <w:r>
+        <w:rPr>
+          <w:b/>
+          <w:bCs/>
+        </w:rPr>
+        <w:t xml:space="preserve">2004</w:t>
+      </w:r>
+      <w:r>
+        <w:rPr/>
+        <w:t xml:space="preserve">,</w:t>
+      </w:r>
+      <w:r>
+        <w:rPr/>
+        <w:t xml:space="preserve"> </w:t>
+      </w:r>
+      <w:r>
+        <w:rPr>
+          <w:i/>
+          <w:iCs/>
+        </w:rPr>
+        <w:t xml:space="preserve">88</w:t>
+      </w:r>
+      <w:r>
+        <w:rPr/>
+        <w:t xml:space="preserve">, 365–411.</w:t>
+      </w:r>
+      <w:r>
+        <w:rPr/>
+        <w:t xml:space="preserve"> </w:t>
+      </w:r>
+      <w:hyperlink r:id="rId53">
         <w:r>
           <w:rPr>
             <w:rStyle w:val="Hyperlink"/>
           </w:rPr>
-          <w:t xml:space="preserve">https://doi.org/10.1145/2689746.2689747</w:t>
+          <w:t xml:space="preserve">https://doi.org/10.1016/S0047-259X(03)00096-4</w:t>
         </w:r>
       </w:hyperlink>
       <w:r>
         <w:rPr/>
         <w:t xml:space="preserve">.</w:t>
       </w:r>
-      <w:bookmarkEnd w:id="115"/>
+      <w:bookmarkEnd w:id="114"/>
     </w:p>
     <w:p>
       <w:pPr>
@@ -30980,28 +31073,28 @@
         </w:numPr>
         <w:ind w:left="180" w:hanging="180"/>
       </w:pPr>
-      <w:bookmarkStart w:id="117" w:name="r-usad"/>
-      <w:r>
-        <w:rPr/>
-        <w:t xml:space="preserve">Audibert, J.; Michiardi, P.; Guyard, F.; Marti, S.; Zuluaga, M.A. USAD: Unsupervised anomaly detection on multivariate time series. In Proceedings of the 26th ACM SIGKDD International Conference on Knowledge Discovery &amp; Data Mining (KDD), Virtual Event, CA, USA, 23–27 August 2020; pp. 3395–3404.</w:t>
-      </w:r>
-      <w:r>
-        <w:rPr/>
-        <w:t xml:space="preserve"> </w:t>
-      </w:r>
-      <w:hyperlink r:id="rId55">
+      <w:bookmarkStart w:id="116" w:name="r-if"/>
+      <w:r>
+        <w:rPr/>
+        <w:t xml:space="preserve">Liu, F.T.; Ting, K.M.; Zhou, Z.-H. Isolation forest. In Proceedings of the 2008 Eighth IEEE International Conference on Data Mining (ICDM), Pisa, Italy, 15–19 December 2008; pp. 413–422.</w:t>
+      </w:r>
+      <w:r>
+        <w:rPr/>
+        <w:t xml:space="preserve"> </w:t>
+      </w:r>
+      <w:hyperlink r:id="rId54">
         <w:r>
           <w:rPr>
             <w:rStyle w:val="Hyperlink"/>
           </w:rPr>
-          <w:t xml:space="preserve">https://doi.org/10.1145/3394486.3403392</w:t>
+          <w:t xml:space="preserve">https://doi.org/10.1109/ICDM.2008.17</w:t>
         </w:r>
       </w:hyperlink>
       <w:r>
         <w:rPr/>
         <w:t xml:space="preserve">.</w:t>
       </w:r>
-      <w:bookmarkEnd w:id="117"/>
+      <w:bookmarkEnd w:id="116"/>
     </w:p>
     <w:p>
       <w:pPr>
@@ -31012,69 +31105,28 @@
         </w:numPr>
         <w:ind w:left="180" w:hanging="180"/>
       </w:pPr>
-      <w:bookmarkStart w:id="119" w:name="r-tranad"/>
-      <w:r>
-        <w:rPr/>
-        <w:t xml:space="preserve">Tuli, S.; Casale, G.; Jennings, N.R. TranAD: Deep transformer networks for anomaly detection in multivariate time series data.</w:t>
-      </w:r>
-      <w:r>
-        <w:rPr/>
-        <w:t xml:space="preserve"> </w:t>
-      </w:r>
-      <w:r>
-        <w:rPr>
-          <w:i/>
-          <w:iCs/>
-        </w:rPr>
-        <w:t xml:space="preserve">Proc. VLDB Endow.</w:t>
-      </w:r>
-      <w:r>
-        <w:rPr/>
-        <w:t xml:space="preserve"> </w:t>
-      </w:r>
-      <w:r>
-        <w:rPr>
-          <w:b/>
-          <w:bCs/>
-        </w:rPr>
-        <w:t xml:space="preserve">2022</w:t>
-      </w:r>
-      <w:r>
-        <w:rPr/>
-        <w:t xml:space="preserve">,</w:t>
-      </w:r>
-      <w:r>
-        <w:rPr/>
-        <w:t xml:space="preserve"> </w:t>
-      </w:r>
-      <w:r>
-        <w:rPr>
-          <w:i/>
-          <w:iCs/>
-        </w:rPr>
-        <w:t xml:space="preserve">15</w:t>
-      </w:r>
-      <w:r>
-        <w:rPr/>
-        <w:t xml:space="preserve">, 1201–1214.</w:t>
-      </w:r>
-      <w:r>
-        <w:rPr/>
-        <w:t xml:space="preserve"> </w:t>
-      </w:r>
-      <w:hyperlink r:id="rId56">
+      <w:bookmarkStart w:id="118" w:name="r-aead"/>
+      <w:r>
+        <w:rPr/>
+        <w:t xml:space="preserve">Sakurada, M.; Yairi, T. Anomaly detection using autoencoders with nonlinear dimensionality reduction. In Proceedings of the MLSDA 2014 2nd Workshop on Machine Learning for Sensory Data Analysis, Gold Coast, Australia, 2 December 2014; pp. 4–11.</w:t>
+      </w:r>
+      <w:r>
+        <w:rPr/>
+        <w:t xml:space="preserve"> </w:t>
+      </w:r>
+      <w:hyperlink r:id="rId55">
         <w:r>
           <w:rPr>
             <w:rStyle w:val="Hyperlink"/>
           </w:rPr>
-          <w:t xml:space="preserve">https://doi.org/10.14778/3514061.3514067</w:t>
+          <w:t xml:space="preserve">https://doi.org/10.1145/2689746.2689747</w:t>
         </w:r>
       </w:hyperlink>
       <w:r>
         <w:rPr/>
         <w:t xml:space="preserve">.</w:t>
       </w:r>
-      <w:bookmarkEnd w:id="119"/>
+      <w:bookmarkEnd w:id="118"/>
     </w:p>
     <w:p>
       <w:pPr>
@@ -31085,28 +31137,28 @@
         </w:numPr>
         <w:ind w:left="180" w:hanging="180"/>
       </w:pPr>
-      <w:bookmarkStart w:id="121" w:name="r-gdn"/>
-      <w:r>
-        <w:rPr/>
-        <w:t xml:space="preserve">Deng, A.; Hooi, B. Graph neural network-based anomaly detection in multivariate time series. In Proceedings of the AAAI Conference on Artificial Intelligence, Virtual, 2–9 February 2021; Volume 35, pp. 4027–4035.</w:t>
-      </w:r>
-      <w:r>
-        <w:rPr/>
-        <w:t xml:space="preserve"> </w:t>
-      </w:r>
-      <w:hyperlink r:id="rId57">
+      <w:bookmarkStart w:id="120" w:name="r-usad"/>
+      <w:r>
+        <w:rPr/>
+        <w:t xml:space="preserve">Audibert, J.; Michiardi, P.; Guyard, F.; Marti, S.; Zuluaga, M.A. USAD: Unsupervised anomaly detection on multivariate time series. In Proceedings of the 26th ACM SIGKDD International Conference on Knowledge Discovery &amp; Data Mining (KDD), Virtual Event, CA, USA, 23–27 August 2020; pp. 3395–3404.</w:t>
+      </w:r>
+      <w:r>
+        <w:rPr/>
+        <w:t xml:space="preserve"> </w:t>
+      </w:r>
+      <w:hyperlink r:id="rId56">
         <w:r>
           <w:rPr>
             <w:rStyle w:val="Hyperlink"/>
           </w:rPr>
-          <w:t xml:space="preserve">https://doi.org/10.1609/aaai.v35i5.16523</w:t>
+          <w:t xml:space="preserve">https://doi.org/10.1145/3394486.3403392</w:t>
         </w:r>
       </w:hyperlink>
       <w:r>
         <w:rPr/>
         <w:t xml:space="preserve">.</w:t>
       </w:r>
-      <w:bookmarkEnd w:id="121"/>
+      <w:bookmarkEnd w:id="120"/>
     </w:p>
     <w:p>
       <w:pPr>
@@ -31117,55 +31169,69 @@
         </w:numPr>
         <w:ind w:left="180" w:hanging="180"/>
       </w:pPr>
-      <w:bookmarkStart w:id="123" w:name="r-graphmoe"/>
-      <w:r>
-        <w:rPr>
-          <w:highlight w:val="green"/>
-        </w:rPr>
-        <w:t xml:space="preserve">Huang, X.; Chen, W.; Hu, B.; Mao, Z. Graph mixture of experts and memory-augmented routers for multivariate time series anomaly detection. In</w:t>
-      </w:r>
-      <w:r>
-        <w:rPr>
-          <w:highlight w:val="green"/>
-        </w:rPr>
+      <w:bookmarkStart w:id="122" w:name="r-tranad"/>
+      <w:r>
+        <w:rPr/>
+        <w:t xml:space="preserve">Tuli, S.; Casale, G.; Jennings, N.R. TranAD: Deep transformer networks for anomaly detection in multivariate time series data.</w:t>
+      </w:r>
+      <w:r>
+        <w:rPr/>
         <w:t xml:space="preserve"> </w:t>
       </w:r>
       <w:r>
         <w:rPr>
           <w:i/>
           <w:iCs/>
-          <w:highlight w:val="green"/>
-        </w:rPr>
-        <w:t xml:space="preserve">Proceedings of the AAAI Conference on Artificial Intelligence</w:t>
-      </w:r>
-      <w:r>
-        <w:rPr>
-          <w:highlight w:val="green"/>
-        </w:rPr>
-        <w:t xml:space="preserve">, Philadelphia, PA, USA, 25 February–4 March 2025; Volume 39, pp. 17476–17484.</w:t>
-      </w:r>
-      <w:r>
-        <w:rPr>
-          <w:highlight w:val="green"/>
-        </w:rPr>
-        <w:t xml:space="preserve"> </w:t>
-      </w:r>
-      <w:hyperlink r:id="rId58">
+        </w:rPr>
+        <w:t xml:space="preserve">Proc. VLDB Endow.</w:t>
+      </w:r>
+      <w:r>
+        <w:rPr/>
+        <w:t xml:space="preserve"> </w:t>
+      </w:r>
+      <w:r>
+        <w:rPr>
+          <w:b/>
+          <w:bCs/>
+        </w:rPr>
+        <w:t xml:space="preserve">2022</w:t>
+      </w:r>
+      <w:r>
+        <w:rPr/>
+        <w:t xml:space="preserve">,</w:t>
+      </w:r>
+      <w:r>
+        <w:rPr/>
+        <w:t xml:space="preserve"> </w:t>
+      </w:r>
+      <w:r>
+        <w:rPr>
+          <w:i/>
+          <w:iCs/>
+        </w:rPr>
+        <w:t xml:space="preserve">15</w:t>
+      </w:r>
+      <w:r>
+        <w:rPr/>
+        <w:t xml:space="preserve">, 1201–1214.</w:t>
+      </w:r>
+      <w:r>
+        <w:rPr/>
+        <w:t xml:space="preserve"> </w:t>
+      </w:r>
+      <w:hyperlink r:id="rId57">
         <w:r>
           <w:rPr>
             <w:rStyle w:val="Hyperlink"/>
-            <w:highlight w:val="green"/>
           </w:rPr>
-          <w:t xml:space="preserve">https://doi.org/10.1609/aaai.v39i16.33921</w:t>
+          <w:t xml:space="preserve">https://doi.org/10.14778/3514061.3514067</w:t>
         </w:r>
       </w:hyperlink>
       <w:r>
-        <w:rPr>
-          <w:highlight w:val="green"/>
-        </w:rPr>
+        <w:rPr/>
         <w:t xml:space="preserve">.</w:t>
       </w:r>
-      <w:bookmarkEnd w:id="123"/>
+      <w:bookmarkEnd w:id="122"/>
     </w:p>
     <w:p>
       <w:pPr>
@@ -31176,28 +31242,28 @@
         </w:numPr>
         <w:ind w:left="180" w:hanging="180"/>
       </w:pPr>
-      <w:bookmarkStart w:id="125" w:name="r-sensitivehue"/>
-      <w:r>
-        <w:rPr/>
-        <w:t xml:space="preserve">Feng, Y.; Zhang, W.; Fu, Y.; Jiang, W.; Zhu, J.; Ren, W. SensitiveHUE: Multivariate time series anomaly detection by enhancing the sensitivity to normal patterns. In Proceedings of the 30th ACM SIGKDD Conference on Knowledge Discovery and Data Mining (KDD), Barcelona, Spain, 25–29 August 2024; pp. 782–793.</w:t>
-      </w:r>
-      <w:r>
-        <w:rPr/>
-        <w:t xml:space="preserve"> </w:t>
-      </w:r>
-      <w:hyperlink r:id="rId59">
+      <w:bookmarkStart w:id="124" w:name="r-gdn"/>
+      <w:r>
+        <w:rPr/>
+        <w:t xml:space="preserve">Deng, A.; Hooi, B. Graph neural network-based anomaly detection in multivariate time series. In Proceedings of the AAAI Conference on Artificial Intelligence, Virtual, 2–9 February 2021; Volume 35, pp. 4027–4035.</w:t>
+      </w:r>
+      <w:r>
+        <w:rPr/>
+        <w:t xml:space="preserve"> </w:t>
+      </w:r>
+      <w:hyperlink r:id="rId58">
         <w:r>
           <w:rPr>
             <w:rStyle w:val="Hyperlink"/>
           </w:rPr>
-          <w:t xml:space="preserve">https://doi.org/10.1145/3637528.3671919</w:t>
+          <w:t xml:space="preserve">https://doi.org/10.1609/aaai.v35i5.16523</w:t>
         </w:r>
       </w:hyperlink>
       <w:r>
         <w:rPr/>
         <w:t xml:space="preserve">.</w:t>
       </w:r>
-      <w:bookmarkEnd w:id="125"/>
+      <w:bookmarkEnd w:id="124"/>
     </w:p>
     <w:p>
       <w:pPr>
@@ -31208,28 +31274,55 @@
         </w:numPr>
         <w:ind w:left="180" w:hanging="180"/>
       </w:pPr>
-      <w:bookmarkStart w:id="127" w:name="r-catch"/>
-      <w:r>
-        <w:rPr/>
-        <w:t xml:space="preserve">Wu, X.; Qiu, X.; Li, Z.; Hu, Y.; Guo, C.; Xu, X.; Yang, B. CATCH: Channel-aware multivariate time series anomaly detection via frequency patching. In Proceedings of the International Conference on Learning Representations (ICLR), Singapore, 24–28 April 2025.</w:t>
-      </w:r>
-      <w:r>
-        <w:rPr/>
-        <w:t xml:space="preserve"> </w:t>
-      </w:r>
-      <w:hyperlink r:id="rId60">
+      <w:bookmarkStart w:id="126" w:name="r-graphmoe"/>
+      <w:r>
+        <w:rPr>
+          <w:highlight w:val="green"/>
+        </w:rPr>
+        <w:t xml:space="preserve">Huang, X.; Chen, W.; Hu, B.; Mao, Z. Graph mixture of experts and memory-augmented routers for multivariate time series anomaly detection. In</w:t>
+      </w:r>
+      <w:r>
+        <w:rPr>
+          <w:highlight w:val="green"/>
+        </w:rPr>
+        <w:t xml:space="preserve"> </w:t>
+      </w:r>
+      <w:r>
+        <w:rPr>
+          <w:i/>
+          <w:iCs/>
+          <w:highlight w:val="green"/>
+        </w:rPr>
+        <w:t xml:space="preserve">Proceedings of the AAAI Conference on Artificial Intelligence</w:t>
+      </w:r>
+      <w:r>
+        <w:rPr>
+          <w:highlight w:val="green"/>
+        </w:rPr>
+        <w:t xml:space="preserve">, Philadelphia, PA, USA, 25 February–4 March 2025; Volume 39, pp. 17476–17484.</w:t>
+      </w:r>
+      <w:r>
+        <w:rPr>
+          <w:highlight w:val="green"/>
+        </w:rPr>
+        <w:t xml:space="preserve"> </w:t>
+      </w:r>
+      <w:hyperlink r:id="rId59">
         <w:r>
           <w:rPr>
             <w:rStyle w:val="Hyperlink"/>
+            <w:highlight w:val="green"/>
           </w:rPr>
-          <w:t xml:space="preserve">arXiv:2410.12261</w:t>
+          <w:t xml:space="preserve">https://doi.org/10.1609/aaai.v39i16.33921</w:t>
         </w:r>
       </w:hyperlink>
       <w:r>
-        <w:rPr/>
+        <w:rPr>
+          <w:highlight w:val="green"/>
+        </w:rPr>
         <w:t xml:space="preserve">.</w:t>
       </w:r>
-      <w:bookmarkEnd w:id="127"/>
+      <w:bookmarkEnd w:id="126"/>
     </w:p>
     <w:p>
       <w:pPr>
@@ -31240,28 +31333,28 @@
         </w:numPr>
         <w:ind w:left="180" w:hanging="180"/>
       </w:pPr>
-      <w:bookmarkStart w:id="129" w:name="r-gearbox"/>
-      <w:r>
-        <w:rPr/>
-        <w:t xml:space="preserve">Gildish, E.; Grebshtein, M.; Aperstein, Y.; Makienko, I. Vibration-based estimation of gearbox operating conditions: Machine learning approach. In Proceedings of the 2023 International Conference on Control, Automation and Diagnosis (ICCAD), Rome, Italy, 10–12 May 2023; pp. 1–6.</w:t>
-      </w:r>
-      <w:r>
-        <w:rPr/>
-        <w:t xml:space="preserve"> </w:t>
-      </w:r>
-      <w:hyperlink r:id="rId61">
+      <w:bookmarkStart w:id="128" w:name="r-sensitivehue"/>
+      <w:r>
+        <w:rPr/>
+        <w:t xml:space="preserve">Feng, Y.; Zhang, W.; Fu, Y.; Jiang, W.; Zhu, J.; Ren, W. SensitiveHUE: Multivariate time series anomaly detection by enhancing the sensitivity to normal patterns. In Proceedings of the 30th ACM SIGKDD Conference on Knowledge Discovery and Data Mining (KDD), Barcelona, Spain, 25–29 August 2024; pp. 782–793.</w:t>
+      </w:r>
+      <w:r>
+        <w:rPr/>
+        <w:t xml:space="preserve"> </w:t>
+      </w:r>
+      <w:hyperlink r:id="rId60">
         <w:r>
           <w:rPr>
             <w:rStyle w:val="Hyperlink"/>
           </w:rPr>
-          <w:t xml:space="preserve">https://doi.org/10.1109/ICCAD57653.2023.10152303</w:t>
+          <w:t xml:space="preserve">https://doi.org/10.1145/3637528.3671919</w:t>
         </w:r>
       </w:hyperlink>
       <w:r>
         <w:rPr/>
         <w:t xml:space="preserve">.</w:t>
       </w:r>
-      <w:bookmarkEnd w:id="129"/>
+      <w:bookmarkEnd w:id="128"/>
     </w:p>
     <w:p>
       <w:pPr>
@@ -31272,69 +31365,28 @@
         </w:numPr>
         <w:ind w:left="180" w:hanging="180"/>
       </w:pPr>
-      <w:bookmarkStart w:id="131" w:name="r-vibdecomp"/>
-      <w:r>
-        <w:rPr/>
-        <w:t xml:space="preserve">Gildish, E.; Grebshtein, M.; Aperstein, Y.; Makienko, I. Vibration signal decomposition using dilated CNN.</w:t>
-      </w:r>
-      <w:r>
-        <w:rPr/>
-        <w:t xml:space="preserve"> </w:t>
-      </w:r>
-      <w:r>
-        <w:rPr>
-          <w:i/>
-          <w:iCs/>
-        </w:rPr>
-        <w:t xml:space="preserve">Proc. Annu. Conf. PHM Soc.</w:t>
-      </w:r>
-      <w:r>
-        <w:rPr/>
-        <w:t xml:space="preserve"> </w:t>
-      </w:r>
-      <w:r>
-        <w:rPr>
-          <w:b/>
-          <w:bCs/>
-        </w:rPr>
-        <w:t xml:space="preserve">2023</w:t>
-      </w:r>
-      <w:r>
-        <w:rPr/>
-        <w:t xml:space="preserve">,</w:t>
-      </w:r>
-      <w:r>
-        <w:rPr/>
-        <w:t xml:space="preserve"> </w:t>
-      </w:r>
-      <w:r>
-        <w:rPr>
-          <w:i/>
-          <w:iCs/>
-        </w:rPr>
-        <w:t xml:space="preserve">15</w:t>
-      </w:r>
-      <w:r>
-        <w:rPr/>
-        <w:t xml:space="preserve">.</w:t>
-      </w:r>
-      <w:r>
-        <w:rPr/>
-        <w:t xml:space="preserve"> </w:t>
-      </w:r>
-      <w:hyperlink r:id="rId62">
+      <w:bookmarkStart w:id="130" w:name="r-catch"/>
+      <w:r>
+        <w:rPr/>
+        <w:t xml:space="preserve">Wu, X.; Qiu, X.; Li, Z.; Hu, Y.; Guo, C.; Xu, X.; Yang, B. CATCH: Channel-aware multivariate time series anomaly detection via frequency patching. In Proceedings of the International Conference on Learning Representations (ICLR), Singapore, 24–28 April 2025.</w:t>
+      </w:r>
+      <w:r>
+        <w:rPr/>
+        <w:t xml:space="preserve"> </w:t>
+      </w:r>
+      <w:hyperlink r:id="rId61">
         <w:r>
           <w:rPr>
             <w:rStyle w:val="Hyperlink"/>
           </w:rPr>
-          <w:t xml:space="preserve">https://doi.org/10.36001/phmconf.2023.v15i1.3502</w:t>
+          <w:t xml:space="preserve">arXiv:2410.12261</w:t>
         </w:r>
       </w:hyperlink>
       <w:r>
         <w:rPr/>
         <w:t xml:space="preserve">.</w:t>
       </w:r>
-      <w:bookmarkEnd w:id="131"/>
+      <w:bookmarkEnd w:id="130"/>
     </w:p>
     <w:p>
       <w:pPr>
@@ -31345,69 +31397,28 @@
         </w:numPr>
         <w:ind w:left="180" w:hanging="180"/>
       </w:pPr>
-      <w:bookmarkStart w:id="133" w:name="r-bolt"/>
-      <w:r>
-        <w:rPr/>
-        <w:t xml:space="preserve">Gildish, E.; Grebshtein, M.; Aperstein, Y.; Kushnirski, A.; Makienko, I. Helicopter bolt loosening monitoring using vibrations and machine learning.</w:t>
-      </w:r>
-      <w:r>
-        <w:rPr/>
-        <w:t xml:space="preserve"> </w:t>
-      </w:r>
-      <w:r>
-        <w:rPr>
-          <w:i/>
-          <w:iCs/>
-        </w:rPr>
-        <w:t xml:space="preserve">PHM Soc. Eur. Conf.</w:t>
-      </w:r>
-      <w:r>
-        <w:rPr/>
-        <w:t xml:space="preserve"> </w:t>
-      </w:r>
-      <w:r>
-        <w:rPr>
-          <w:b/>
-          <w:bCs/>
-        </w:rPr>
-        <w:t xml:space="preserve">2022</w:t>
-      </w:r>
-      <w:r>
-        <w:rPr/>
-        <w:t xml:space="preserve">,</w:t>
-      </w:r>
-      <w:r>
-        <w:rPr/>
-        <w:t xml:space="preserve"> </w:t>
-      </w:r>
-      <w:r>
-        <w:rPr>
-          <w:i/>
-          <w:iCs/>
-        </w:rPr>
-        <w:t xml:space="preserve">7</w:t>
-      </w:r>
-      <w:r>
-        <w:rPr/>
-        <w:t xml:space="preserve">, 146–155.</w:t>
-      </w:r>
-      <w:r>
-        <w:rPr/>
-        <w:t xml:space="preserve"> </w:t>
-      </w:r>
-      <w:hyperlink r:id="rId63">
+      <w:bookmarkStart w:id="132" w:name="r-gearbox"/>
+      <w:r>
+        <w:rPr/>
+        <w:t xml:space="preserve">Gildish, E.; Grebshtein, M.; Aperstein, Y.; Makienko, I. Vibration-based estimation of gearbox operating conditions: Machine learning approach. In Proceedings of the 2023 International Conference on Control, Automation and Diagnosis (ICCAD), Rome, Italy, 10–12 May 2023; pp. 1–6.</w:t>
+      </w:r>
+      <w:r>
+        <w:rPr/>
+        <w:t xml:space="preserve"> </w:t>
+      </w:r>
+      <w:hyperlink r:id="rId62">
         <w:r>
           <w:rPr>
             <w:rStyle w:val="Hyperlink"/>
           </w:rPr>
-          <w:t xml:space="preserve">https://doi.org/10.36001/phme.2022.v7i1.3322</w:t>
+          <w:t xml:space="preserve">https://doi.org/10.1109/ICCAD57653.2023.10152303</w:t>
         </w:r>
       </w:hyperlink>
       <w:r>
         <w:rPr/>
         <w:t xml:space="preserve">.</w:t>
       </w:r>
-      <w:bookmarkEnd w:id="133"/>
+      <w:bookmarkEnd w:id="132"/>
     </w:p>
     <w:p>
       <w:pPr>
@@ -31418,10 +31429,10 @@
         </w:numPr>
         <w:ind w:left="180" w:hanging="180"/>
       </w:pPr>
-      <w:bookmarkStart w:id="135" w:name="r-rotorcraft"/>
-      <w:r>
-        <w:rPr/>
-        <w:t xml:space="preserve">Shavit, D.; Davidovits, M.; Kushnirsky, A.; Aperstein, Y. Temporal causality-based feature selection for fault prediction in rotorcraft flight controls.</w:t>
+      <w:bookmarkStart w:id="134" w:name="r-vibdecomp"/>
+      <w:r>
+        <w:rPr/>
+        <w:t xml:space="preserve">Gildish, E.; Grebshtein, M.; Aperstein, Y.; Makienko, I. Vibration signal decomposition using dilated CNN.</w:t>
       </w:r>
       <w:r>
         <w:rPr/>
@@ -31432,7 +31443,7 @@
           <w:i/>
           <w:iCs/>
         </w:rPr>
-        <w:t xml:space="preserve">IFAC-PapersOnLine</w:t>
+        <w:t xml:space="preserve">Proc. Annu. Conf. PHM Soc.</w:t>
       </w:r>
       <w:r>
         <w:rPr/>
@@ -31443,7 +31454,7 @@
           <w:b/>
           <w:bCs/>
         </w:rPr>
-        <w:t xml:space="preserve">2022</w:t>
+        <w:t xml:space="preserve">2023</w:t>
       </w:r>
       <w:r>
         <w:rPr/>
@@ -31458,29 +31469,29 @@
           <w:i/>
           <w:iCs/>
         </w:rPr>
-        <w:t xml:space="preserve">55</w:t>
-      </w:r>
-      <w:r>
-        <w:rPr/>
-        <w:t xml:space="preserve">, 235–239.</w:t>
-      </w:r>
-      <w:r>
-        <w:rPr/>
-        <w:t xml:space="preserve"> </w:t>
-      </w:r>
-      <w:hyperlink r:id="rId64">
+        <w:t xml:space="preserve">15</w:t>
+      </w:r>
+      <w:r>
+        <w:rPr/>
+        <w:t xml:space="preserve">.</w:t>
+      </w:r>
+      <w:r>
+        <w:rPr/>
+        <w:t xml:space="preserve"> </w:t>
+      </w:r>
+      <w:hyperlink r:id="rId63">
         <w:r>
           <w:rPr>
             <w:rStyle w:val="Hyperlink"/>
           </w:rPr>
-          <w:t xml:space="preserve">https://doi.org/10.1016/j.ifacol.2022.04.199</w:t>
+          <w:t xml:space="preserve">https://doi.org/10.36001/phmconf.2023.v15i1.3502</w:t>
         </w:r>
       </w:hyperlink>
       <w:r>
         <w:rPr/>
         <w:t xml:space="preserve">.</w:t>
       </w:r>
-      <w:bookmarkEnd w:id="135"/>
+      <w:bookmarkEnd w:id="134"/>
     </w:p>
     <w:p>
       <w:pPr>
@@ -31491,89 +31502,69 @@
         </w:numPr>
         <w:ind w:left="180" w:hanging="180"/>
       </w:pPr>
-      <w:bookmarkStart w:id="137" w:name="r-batadal"/>
-      <w:r>
-        <w:rPr>
-          <w:highlight w:val="green"/>
-        </w:rPr>
-        <w:t xml:space="preserve">Taormina, R.; Galelli, S.; Tippenhauer, N.O.; Salomons, E.; Ostfeld, A.; Eliades, D.G.; Aghashahi, M.; Sundararajan, R.; Pourahmadi, M.; Banks, M.K.; et al. Battle of the attack detection algorithms: Disclosing cyber attacks on water distribution networks.</w:t>
-      </w:r>
-      <w:r>
-        <w:rPr>
-          <w:highlight w:val="green"/>
-        </w:rPr>
+      <w:bookmarkStart w:id="136" w:name="r-bolt"/>
+      <w:r>
+        <w:rPr/>
+        <w:t xml:space="preserve">Gildish, E.; Grebshtein, M.; Aperstein, Y.; Kushnirski, A.; Makienko, I. Helicopter bolt loosening monitoring using vibrations and machine learning.</w:t>
+      </w:r>
+      <w:r>
+        <w:rPr/>
         <w:t xml:space="preserve"> </w:t>
       </w:r>
       <w:r>
         <w:rPr>
           <w:i/>
           <w:iCs/>
-          <w:highlight w:val="green"/>
-        </w:rPr>
-        <w:t xml:space="preserve">J. Water Resour. Plan. Manag.</w:t>
-      </w:r>
-      <w:r>
-        <w:rPr>
-          <w:highlight w:val="green"/>
-        </w:rPr>
+        </w:rPr>
+        <w:t xml:space="preserve">PHM Soc. Eur. Conf.</w:t>
+      </w:r>
+      <w:r>
+        <w:rPr/>
         <w:t xml:space="preserve"> </w:t>
       </w:r>
       <w:r>
         <w:rPr>
           <w:b/>
           <w:bCs/>
-          <w:highlight w:val="green"/>
-        </w:rPr>
-        <w:t xml:space="preserve">2018</w:t>
-      </w:r>
-      <w:r>
-        <w:rPr>
-          <w:highlight w:val="green"/>
-        </w:rPr>
+        </w:rPr>
+        <w:t xml:space="preserve">2022</w:t>
+      </w:r>
+      <w:r>
+        <w:rPr/>
         <w:t xml:space="preserve">,</w:t>
       </w:r>
       <w:r>
-        <w:rPr>
-          <w:highlight w:val="green"/>
-        </w:rPr>
+        <w:rPr/>
         <w:t xml:space="preserve"> </w:t>
       </w:r>
       <w:r>
         <w:rPr>
           <w:i/>
           <w:iCs/>
-          <w:highlight w:val="green"/>
-        </w:rPr>
-        <w:t xml:space="preserve">144</w:t>
-      </w:r>
-      <w:r>
-        <w:rPr>
-          <w:highlight w:val="green"/>
-        </w:rPr>
-        <w:t xml:space="preserve">, 04018048.</w:t>
-      </w:r>
-      <w:r>
-        <w:rPr>
-          <w:highlight w:val="green"/>
-        </w:rPr>
-        <w:t xml:space="preserve"> </w:t>
-      </w:r>
-      <w:hyperlink r:id="rId65">
+        </w:rPr>
+        <w:t xml:space="preserve">7</w:t>
+      </w:r>
+      <w:r>
+        <w:rPr/>
+        <w:t xml:space="preserve">, 146–155.</w:t>
+      </w:r>
+      <w:r>
+        <w:rPr/>
+        <w:t xml:space="preserve"> </w:t>
+      </w:r>
+      <w:hyperlink r:id="rId64">
         <w:r>
           <w:rPr>
             <w:rStyle w:val="Hyperlink"/>
-            <w:highlight w:val="green"/>
           </w:rPr>
-          <w:t xml:space="preserve">https://doi.org/10.1061/(ASCE)WR.1943-5452.0000969</w:t>
+          <w:t xml:space="preserve">https://doi.org/10.36001/phme.2022.v7i1.3322</w:t>
         </w:r>
       </w:hyperlink>
       <w:r>
-        <w:rPr>
-          <w:highlight w:val="green"/>
-        </w:rPr>
+        <w:rPr/>
         <w:t xml:space="preserve">.</w:t>
       </w:r>
-      <w:bookmarkEnd w:id="137"/>
+      <w:bookmarkEnd w:id="136"/>
     </w:p>
     <w:p>
       <w:pPr>
@@ -31584,89 +31575,69 @@
         </w:numPr>
         <w:ind w:left="180" w:hanging="180"/>
       </w:pPr>
-      <w:bookmarkStart w:id="139" w:name="r-ncmapss"/>
-      <w:r>
-        <w:rPr>
-          <w:highlight w:val="green"/>
-        </w:rPr>
-        <w:t xml:space="preserve">Arias Chao, M.; Kulkarni, C.; Goebel, K.; Fink, O. Aircraft engine run-to-failure dataset under real flight conditions for prognostics and diagnostics.</w:t>
-      </w:r>
-      <w:r>
-        <w:rPr>
-          <w:highlight w:val="green"/>
-        </w:rPr>
+      <w:bookmarkStart w:id="138" w:name="r-rotorcraft"/>
+      <w:r>
+        <w:rPr/>
+        <w:t xml:space="preserve">Shavit, D.; Davidovits, M.; Kushnirsky, A.; Aperstein, Y. Temporal causality-based feature selection for fault prediction in rotorcraft flight controls.</w:t>
+      </w:r>
+      <w:r>
+        <w:rPr/>
         <w:t xml:space="preserve"> </w:t>
       </w:r>
       <w:r>
         <w:rPr>
           <w:i/>
           <w:iCs/>
-          <w:highlight w:val="green"/>
-        </w:rPr>
-        <w:t xml:space="preserve">Data</w:t>
-      </w:r>
-      <w:r>
-        <w:rPr>
-          <w:highlight w:val="green"/>
-        </w:rPr>
+        </w:rPr>
+        <w:t xml:space="preserve">IFAC-PapersOnLine</w:t>
+      </w:r>
+      <w:r>
+        <w:rPr/>
         <w:t xml:space="preserve"> </w:t>
       </w:r>
       <w:r>
         <w:rPr>
           <w:b/>
           <w:bCs/>
-          <w:highlight w:val="green"/>
-        </w:rPr>
-        <w:t xml:space="preserve">2021</w:t>
-      </w:r>
-      <w:r>
-        <w:rPr>
-          <w:highlight w:val="green"/>
-        </w:rPr>
+        </w:rPr>
+        <w:t xml:space="preserve">2022</w:t>
+      </w:r>
+      <w:r>
+        <w:rPr/>
         <w:t xml:space="preserve">,</w:t>
       </w:r>
       <w:r>
-        <w:rPr>
-          <w:highlight w:val="green"/>
-        </w:rPr>
+        <w:rPr/>
         <w:t xml:space="preserve"> </w:t>
       </w:r>
       <w:r>
         <w:rPr>
           <w:i/>
           <w:iCs/>
-          <w:highlight w:val="green"/>
-        </w:rPr>
-        <w:t xml:space="preserve">6</w:t>
-      </w:r>
-      <w:r>
-        <w:rPr>
-          <w:highlight w:val="green"/>
-        </w:rPr>
-        <w:t xml:space="preserve">, 5.</w:t>
-      </w:r>
-      <w:r>
-        <w:rPr>
-          <w:highlight w:val="green"/>
-        </w:rPr>
-        <w:t xml:space="preserve"> </w:t>
-      </w:r>
-      <w:hyperlink r:id="rId66">
+        </w:rPr>
+        <w:t xml:space="preserve">55</w:t>
+      </w:r>
+      <w:r>
+        <w:rPr/>
+        <w:t xml:space="preserve">, 235–239.</w:t>
+      </w:r>
+      <w:r>
+        <w:rPr/>
+        <w:t xml:space="preserve"> </w:t>
+      </w:r>
+      <w:hyperlink r:id="rId65">
         <w:r>
           <w:rPr>
             <w:rStyle w:val="Hyperlink"/>
-            <w:highlight w:val="green"/>
           </w:rPr>
-          <w:t xml:space="preserve">https://doi.org/10.3390/data6010005</w:t>
+          <w:t xml:space="preserve">https://doi.org/10.1016/j.ifacol.2022.04.199</w:t>
         </w:r>
       </w:hyperlink>
       <w:r>
-        <w:rPr>
-          <w:highlight w:val="green"/>
-        </w:rPr>
+        <w:rPr/>
         <w:t xml:space="preserve">.</w:t>
       </w:r>
-      <w:bookmarkEnd w:id="139"/>
+      <w:bookmarkEnd w:id="138"/>
     </w:p>
     <w:p>
       <w:pPr>
@@ -31677,12 +31648,12 @@
         </w:numPr>
         <w:ind w:left="180" w:hanging="180"/>
       </w:pPr>
-      <w:bookmarkStart w:id="141" w:name="r-tsbuad"/>
-      <w:r>
-        <w:rPr>
-          <w:highlight w:val="green"/>
-        </w:rPr>
-        <w:t xml:space="preserve">Paparrizos, J.; Kang, Y.; Boniol, P.; Tsay, R.S.; Palpanas, T.; Franklin, M.J. TSB-UAD: An end-to-end benchmark suite for univariate time-series anomaly detection.</w:t>
+      <w:bookmarkStart w:id="140" w:name="r-batadal"/>
+      <w:r>
+        <w:rPr>
+          <w:highlight w:val="green"/>
+        </w:rPr>
+        <w:t xml:space="preserve">Taormina, R.; Galelli, S.; Tippenhauer, N.O.; Salomons, E.; Ostfeld, A.; Eliades, D.G.; Aghashahi, M.; Sundararajan, R.; Pourahmadi, M.; Banks, M.K.; et al. Battle of the attack detection algorithms: Disclosing cyber attacks on water distribution networks.</w:t>
       </w:r>
       <w:r>
         <w:rPr>
@@ -31696,7 +31667,7 @@
           <w:iCs/>
           <w:highlight w:val="green"/>
         </w:rPr>
-        <w:t xml:space="preserve">Proc. VLDB Endow.</w:t>
+        <w:t xml:space="preserve">J. Water Resour. Plan. Manag.</w:t>
       </w:r>
       <w:r>
         <w:rPr>
@@ -31710,7 +31681,7 @@
           <w:bCs/>
           <w:highlight w:val="green"/>
         </w:rPr>
-        <w:t xml:space="preserve">2022</w:t>
+        <w:t xml:space="preserve">2018</w:t>
       </w:r>
       <w:r>
         <w:rPr>
@@ -31730,27 +31701,27 @@
           <w:iCs/>
           <w:highlight w:val="green"/>
         </w:rPr>
-        <w:t xml:space="preserve">15</w:t>
-      </w:r>
-      <w:r>
-        <w:rPr>
-          <w:highlight w:val="green"/>
-        </w:rPr>
-        <w:t xml:space="preserve">, 1697–1711.</w:t>
-      </w:r>
-      <w:r>
-        <w:rPr>
-          <w:highlight w:val="green"/>
-        </w:rPr>
-        <w:t xml:space="preserve"> </w:t>
-      </w:r>
-      <w:hyperlink r:id="rId67">
+        <w:t xml:space="preserve">144</w:t>
+      </w:r>
+      <w:r>
+        <w:rPr>
+          <w:highlight w:val="green"/>
+        </w:rPr>
+        <w:t xml:space="preserve">, 04018048.</w:t>
+      </w:r>
+      <w:r>
+        <w:rPr>
+          <w:highlight w:val="green"/>
+        </w:rPr>
+        <w:t xml:space="preserve"> </w:t>
+      </w:r>
+      <w:hyperlink r:id="rId66">
         <w:r>
           <w:rPr>
             <w:rStyle w:val="Hyperlink"/>
             <w:highlight w:val="green"/>
           </w:rPr>
-          <w:t xml:space="preserve">https://doi.org/10.14778/3529337.3529354</w:t>
+          <w:t xml:space="preserve">https://doi.org/10.1061/(ASCE)WR.1943-5452.0000969</w:t>
         </w:r>
       </w:hyperlink>
       <w:r>
@@ -31759,7 +31730,7 @@
         </w:rPr>
         <w:t xml:space="preserve">.</w:t>
       </w:r>
-      <w:bookmarkEnd w:id="141"/>
+      <w:bookmarkEnd w:id="140"/>
     </w:p>
     <w:p>
       <w:pPr>
@@ -31770,69 +31741,89 @@
         </w:numPr>
         <w:ind w:left="180" w:hanging="180"/>
       </w:pPr>
-      <w:bookmarkStart w:id="143" w:name="r-hc"/>
-      <w:r>
-        <w:rPr/>
-        <w:t xml:space="preserve">Donoho, D.; Jin, J. Higher criticism for detecting sparse heterogeneous mixtures.</w:t>
-      </w:r>
-      <w:r>
-        <w:rPr/>
+      <w:bookmarkStart w:id="142" w:name="r-ncmapss"/>
+      <w:r>
+        <w:rPr>
+          <w:highlight w:val="green"/>
+        </w:rPr>
+        <w:t xml:space="preserve">Arias Chao, M.; Kulkarni, C.; Goebel, K.; Fink, O. Aircraft engine run-to-failure dataset under real flight conditions for prognostics and diagnostics.</w:t>
+      </w:r>
+      <w:r>
+        <w:rPr>
+          <w:highlight w:val="green"/>
+        </w:rPr>
         <w:t xml:space="preserve"> </w:t>
       </w:r>
       <w:r>
         <w:rPr>
           <w:i/>
           <w:iCs/>
-        </w:rPr>
-        <w:t xml:space="preserve">Ann. Stat.</w:t>
-      </w:r>
-      <w:r>
-        <w:rPr/>
+          <w:highlight w:val="green"/>
+        </w:rPr>
+        <w:t xml:space="preserve">Data</w:t>
+      </w:r>
+      <w:r>
+        <w:rPr>
+          <w:highlight w:val="green"/>
+        </w:rPr>
         <w:t xml:space="preserve"> </w:t>
       </w:r>
       <w:r>
         <w:rPr>
           <w:b/>
           <w:bCs/>
-        </w:rPr>
-        <w:t xml:space="preserve">2004</w:t>
-      </w:r>
-      <w:r>
-        <w:rPr/>
+          <w:highlight w:val="green"/>
+        </w:rPr>
+        <w:t xml:space="preserve">2021</w:t>
+      </w:r>
+      <w:r>
+        <w:rPr>
+          <w:highlight w:val="green"/>
+        </w:rPr>
         <w:t xml:space="preserve">,</w:t>
       </w:r>
       <w:r>
-        <w:rPr/>
+        <w:rPr>
+          <w:highlight w:val="green"/>
+        </w:rPr>
         <w:t xml:space="preserve"> </w:t>
       </w:r>
       <w:r>
         <w:rPr>
           <w:i/>
           <w:iCs/>
-        </w:rPr>
-        <w:t xml:space="preserve">32</w:t>
-      </w:r>
-      <w:r>
-        <w:rPr/>
-        <w:t xml:space="preserve">, 962–994.</w:t>
-      </w:r>
-      <w:r>
-        <w:rPr/>
-        <w:t xml:space="preserve"> </w:t>
-      </w:r>
-      <w:hyperlink r:id="rId68">
+          <w:highlight w:val="green"/>
+        </w:rPr>
+        <w:t xml:space="preserve">6</w:t>
+      </w:r>
+      <w:r>
+        <w:rPr>
+          <w:highlight w:val="green"/>
+        </w:rPr>
+        <w:t xml:space="preserve">, 5.</w:t>
+      </w:r>
+      <w:r>
+        <w:rPr>
+          <w:highlight w:val="green"/>
+        </w:rPr>
+        <w:t xml:space="preserve"> </w:t>
+      </w:r>
+      <w:hyperlink r:id="rId67">
         <w:r>
           <w:rPr>
             <w:rStyle w:val="Hyperlink"/>
+            <w:highlight w:val="green"/>
           </w:rPr>
-          <w:t xml:space="preserve">https://doi.org/10.1214/009053604000000265</w:t>
+          <w:t xml:space="preserve">https://doi.org/10.3390/data6010005</w:t>
         </w:r>
       </w:hyperlink>
       <w:r>
-        <w:rPr/>
+        <w:rPr>
+          <w:highlight w:val="green"/>
+        </w:rPr>
         <w:t xml:space="preserve">.</w:t>
       </w:r>
-      <w:bookmarkEnd w:id="143"/>
+      <w:bookmarkEnd w:id="142"/>
     </w:p>
     <w:p>
       <w:pPr>
@@ -31843,28 +31834,89 @@
         </w:numPr>
         <w:ind w:left="180" w:hanging="180"/>
       </w:pPr>
-      <w:bookmarkStart w:id="145" w:name="r-wadi"/>
-      <w:r>
-        <w:rPr/>
-        <w:t xml:space="preserve">Ahmed, C.M.; Palleti, V.R.; Mathur, A.P. WADI: A water distribution testbed for research in the design of secure cyber physical systems. In Proceedings of the 3rd International Workshop on Cyber-Physical Systems for Smart Water Networks (CySWATER), Pittsburgh, PA, USA, 21 April 2017; pp. 25–28.</w:t>
-      </w:r>
-      <w:r>
-        <w:rPr/>
-        <w:t xml:space="preserve"> </w:t>
-      </w:r>
-      <w:hyperlink r:id="rId69">
+      <w:bookmarkStart w:id="144" w:name="r-tsbuad"/>
+      <w:r>
+        <w:rPr>
+          <w:highlight w:val="green"/>
+        </w:rPr>
+        <w:t xml:space="preserve">Paparrizos, J.; Kang, Y.; Boniol, P.; Tsay, R.S.; Palpanas, T.; Franklin, M.J. TSB-UAD: An end-to-end benchmark suite for univariate time-series anomaly detection.</w:t>
+      </w:r>
+      <w:r>
+        <w:rPr>
+          <w:highlight w:val="green"/>
+        </w:rPr>
+        <w:t xml:space="preserve"> </w:t>
+      </w:r>
+      <w:r>
+        <w:rPr>
+          <w:i/>
+          <w:iCs/>
+          <w:highlight w:val="green"/>
+        </w:rPr>
+        <w:t xml:space="preserve">Proc. VLDB Endow.</w:t>
+      </w:r>
+      <w:r>
+        <w:rPr>
+          <w:highlight w:val="green"/>
+        </w:rPr>
+        <w:t xml:space="preserve"> </w:t>
+      </w:r>
+      <w:r>
+        <w:rPr>
+          <w:b/>
+          <w:bCs/>
+          <w:highlight w:val="green"/>
+        </w:rPr>
+        <w:t xml:space="preserve">2022</w:t>
+      </w:r>
+      <w:r>
+        <w:rPr>
+          <w:highlight w:val="green"/>
+        </w:rPr>
+        <w:t xml:space="preserve">,</w:t>
+      </w:r>
+      <w:r>
+        <w:rPr>
+          <w:highlight w:val="green"/>
+        </w:rPr>
+        <w:t xml:space="preserve"> </w:t>
+      </w:r>
+      <w:r>
+        <w:rPr>
+          <w:i/>
+          <w:iCs/>
+          <w:highlight w:val="green"/>
+        </w:rPr>
+        <w:t xml:space="preserve">15</w:t>
+      </w:r>
+      <w:r>
+        <w:rPr>
+          <w:highlight w:val="green"/>
+        </w:rPr>
+        <w:t xml:space="preserve">, 1697–1711.</w:t>
+      </w:r>
+      <w:r>
+        <w:rPr>
+          <w:highlight w:val="green"/>
+        </w:rPr>
+        <w:t xml:space="preserve"> </w:t>
+      </w:r>
+      <w:hyperlink r:id="rId68">
         <w:r>
           <w:rPr>
             <w:rStyle w:val="Hyperlink"/>
+            <w:highlight w:val="green"/>
           </w:rPr>
-          <w:t xml:space="preserve">https://doi.org/10.1145/3055366.3055375</w:t>
+          <w:t xml:space="preserve">https://doi.org/10.14778/3529337.3529354</w:t>
         </w:r>
       </w:hyperlink>
       <w:r>
-        <w:rPr/>
+        <w:rPr>
+          <w:highlight w:val="green"/>
+        </w:rPr>
         <w:t xml:space="preserve">.</w:t>
       </w:r>
-      <w:bookmarkEnd w:id="145"/>
+      <w:bookmarkEnd w:id="144"/>
     </w:p>
     <w:p>
       <w:pPr>
@@ -31875,28 +31927,69 @@
         </w:numPr>
         <w:ind w:left="180" w:hanging="180"/>
       </w:pPr>
-      <w:bookmarkStart w:id="147" w:name="r-hai"/>
-      <w:r>
-        <w:rPr/>
-        <w:t xml:space="preserve">Shin, H.-K.; Lee, W.; Yun, J.-H.; Kim, H. HAI 1.0: HIL-based augmented ICS security dataset. In Proceedings of the 13th USENIX Workshop on Cyber Security Experimentation and Test (CSET), Virtual, 10 August 2020.</w:t>
-      </w:r>
-      <w:r>
-        <w:rPr/>
-        <w:t xml:space="preserve"> </w:t>
-      </w:r>
-      <w:hyperlink r:id="rId70">
+      <w:bookmarkStart w:id="146" w:name="r-hc"/>
+      <w:r>
+        <w:rPr/>
+        <w:t xml:space="preserve">Donoho, D.; Jin, J. Higher criticism for detecting sparse heterogeneous mixtures.</w:t>
+      </w:r>
+      <w:r>
+        <w:rPr/>
+        <w:t xml:space="preserve"> </w:t>
+      </w:r>
+      <w:r>
+        <w:rPr>
+          <w:i/>
+          <w:iCs/>
+        </w:rPr>
+        <w:t xml:space="preserve">Ann. Stat.</w:t>
+      </w:r>
+      <w:r>
+        <w:rPr/>
+        <w:t xml:space="preserve"> </w:t>
+      </w:r>
+      <w:r>
+        <w:rPr>
+          <w:b/>
+          <w:bCs/>
+        </w:rPr>
+        <w:t xml:space="preserve">2004</w:t>
+      </w:r>
+      <w:r>
+        <w:rPr/>
+        <w:t xml:space="preserve">,</w:t>
+      </w:r>
+      <w:r>
+        <w:rPr/>
+        <w:t xml:space="preserve"> </w:t>
+      </w:r>
+      <w:r>
+        <w:rPr>
+          <w:i/>
+          <w:iCs/>
+        </w:rPr>
+        <w:t xml:space="preserve">32</w:t>
+      </w:r>
+      <w:r>
+        <w:rPr/>
+        <w:t xml:space="preserve">, 962–994.</w:t>
+      </w:r>
+      <w:r>
+        <w:rPr/>
+        <w:t xml:space="preserve"> </w:t>
+      </w:r>
+      <w:hyperlink r:id="rId69">
         <w:r>
           <w:rPr>
             <w:rStyle w:val="Hyperlink"/>
           </w:rPr>
-          <w:t xml:space="preserve">https://www.usenix.org/conference/cset20/presentation/shin</w:t>
+          <w:t xml:space="preserve">https://doi.org/10.1214/009053604000000265</w:t>
         </w:r>
       </w:hyperlink>
       <w:r>
         <w:rPr/>
         <w:t xml:space="preserve">.</w:t>
       </w:r>
-      <w:bookmarkEnd w:id="147"/>
+      <w:bookmarkEnd w:id="146"/>
     </w:p>
     <w:p>
       <w:pPr>
@@ -31907,28 +32000,28 @@
         </w:numPr>
         <w:ind w:left="180" w:hanging="180"/>
       </w:pPr>
-      <w:bookmarkStart w:id="149" w:name="r-swat"/>
-      <w:r>
-        <w:rPr/>
-        <w:t xml:space="preserve">Mathur, A.P.; Tippenhauer, N.O. SWaT: A water treatment testbed for research and training on ICS security. In Proceedings of the 2016 International Workshop on Cyber-Physical Systems for Smart Water Networks (CySWater), Vienna, Austria, 11 April 2016; pp. 31–36.</w:t>
-      </w:r>
-      <w:r>
-        <w:rPr/>
-        <w:t xml:space="preserve"> </w:t>
-      </w:r>
-      <w:hyperlink r:id="rId71">
+      <w:bookmarkStart w:id="148" w:name="r-wadi"/>
+      <w:r>
+        <w:rPr/>
+        <w:t xml:space="preserve">Ahmed, C.M.; Palleti, V.R.; Mathur, A.P. WADI: A water distribution testbed for research in the design of secure cyber physical systems. In Proceedings of the 3rd International Workshop on Cyber-Physical Systems for Smart Water Networks (CySWATER), Pittsburgh, PA, USA, 21 April 2017; pp. 25–28.</w:t>
+      </w:r>
+      <w:r>
+        <w:rPr/>
+        <w:t xml:space="preserve"> </w:t>
+      </w:r>
+      <w:hyperlink r:id="rId70">
         <w:r>
           <w:rPr>
             <w:rStyle w:val="Hyperlink"/>
           </w:rPr>
-          <w:t xml:space="preserve">https://doi.org/10.1109/CySWater.2016.7469060</w:t>
+          <w:t xml:space="preserve">https://doi.org/10.1145/3055366.3055375</w:t>
         </w:r>
       </w:hyperlink>
       <w:r>
         <w:rPr/>
         <w:t xml:space="preserve">.</w:t>
       </w:r>
-      <w:bookmarkEnd w:id="149"/>
+      <w:bookmarkEnd w:id="148"/>
     </w:p>
     <w:p>
       <w:pPr>
@@ -31939,89 +32032,28 @@
         </w:numPr>
         <w:ind w:left="180" w:hanging="180"/>
       </w:pPr>
-      <w:bookmarkStart w:id="151" w:name="r-metropt"/>
-      <w:r>
-        <w:rPr>
-          <w:highlight w:val="green"/>
-        </w:rPr>
-        <w:t xml:space="preserve">Veloso, B.; Ribeiro, R.P.; Gama, J.; Pereira, P.M. The MetroPT dataset for predictive maintenance.</w:t>
-      </w:r>
-      <w:r>
-        <w:rPr>
-          <w:highlight w:val="green"/>
-        </w:rPr>
-        <w:t xml:space="preserve"> </w:t>
-      </w:r>
-      <w:r>
-        <w:rPr>
-          <w:i/>
-          <w:iCs/>
-          <w:highlight w:val="green"/>
-        </w:rPr>
-        <w:t xml:space="preserve">Sci. Data</w:t>
-      </w:r>
-      <w:r>
-        <w:rPr>
-          <w:highlight w:val="green"/>
-        </w:rPr>
-        <w:t xml:space="preserve"> </w:t>
-      </w:r>
-      <w:r>
-        <w:rPr>
-          <w:b/>
-          <w:bCs/>
-          <w:highlight w:val="green"/>
-        </w:rPr>
-        <w:t xml:space="preserve">2022</w:t>
-      </w:r>
-      <w:r>
-        <w:rPr>
-          <w:highlight w:val="green"/>
-        </w:rPr>
-        <w:t xml:space="preserve">,</w:t>
-      </w:r>
-      <w:r>
-        <w:rPr>
-          <w:highlight w:val="green"/>
-        </w:rPr>
-        <w:t xml:space="preserve"> </w:t>
-      </w:r>
-      <w:r>
-        <w:rPr>
-          <w:i/>
-          <w:iCs/>
-          <w:highlight w:val="green"/>
-        </w:rPr>
-        <w:t xml:space="preserve">9</w:t>
-      </w:r>
-      <w:r>
-        <w:rPr>
-          <w:highlight w:val="green"/>
-        </w:rPr>
-        <w:t xml:space="preserve">, 764.</w:t>
-      </w:r>
-      <w:r>
-        <w:rPr>
-          <w:highlight w:val="green"/>
-        </w:rPr>
-        <w:t xml:space="preserve"> </w:t>
-      </w:r>
-      <w:hyperlink r:id="rId72">
+      <w:bookmarkStart w:id="150" w:name="r-hai"/>
+      <w:r>
+        <w:rPr/>
+        <w:t xml:space="preserve">Shin, H.-K.; Lee, W.; Yun, J.-H.; Kim, H. HAI 1.0: HIL-based augmented ICS security dataset. In Proceedings of the 13th USENIX Workshop on Cyber Security Experimentation and Test (CSET), Virtual, 10 August 2020.</w:t>
+      </w:r>
+      <w:r>
+        <w:rPr/>
+        <w:t xml:space="preserve"> </w:t>
+      </w:r>
+      <w:hyperlink r:id="rId71">
         <w:r>
           <w:rPr>
             <w:rStyle w:val="Hyperlink"/>
-            <w:highlight w:val="green"/>
           </w:rPr>
-          <w:t xml:space="preserve">https://doi.org/10.1038/s41597-022-01877-3</w:t>
+          <w:t xml:space="preserve">https://www.usenix.org/conference/cset20/presentation/shin</w:t>
         </w:r>
       </w:hyperlink>
       <w:r>
-        <w:rPr>
-          <w:highlight w:val="green"/>
-        </w:rPr>
+        <w:rPr/>
         <w:t xml:space="preserve">.</w:t>
       </w:r>
-      <w:bookmarkEnd w:id="151"/>
+      <w:bookmarkEnd w:id="150"/>
     </w:p>
     <w:p>
       <w:pPr>
@@ -32032,89 +32064,28 @@
         </w:numPr>
         <w:ind w:left="180" w:hanging="180"/>
       </w:pPr>
-      <w:bookmarkStart w:id="153" w:name="r-hivae"/>
-      <w:r>
-        <w:rPr>
-          <w:highlight w:val="green"/>
-        </w:rPr>
-        <w:t xml:space="preserve">Nazábal, A.; Olmos, P.M.; Ghahramani, Z.; Valera, I. Handling incomplete heterogeneous data using VAEs.</w:t>
-      </w:r>
-      <w:r>
-        <w:rPr>
-          <w:highlight w:val="green"/>
-        </w:rPr>
-        <w:t xml:space="preserve"> </w:t>
-      </w:r>
-      <w:r>
-        <w:rPr>
-          <w:i/>
-          <w:iCs/>
-          <w:highlight w:val="green"/>
-        </w:rPr>
-        <w:t xml:space="preserve">Pattern Recognit.</w:t>
-      </w:r>
-      <w:r>
-        <w:rPr>
-          <w:highlight w:val="green"/>
-        </w:rPr>
-        <w:t xml:space="preserve"> </w:t>
-      </w:r>
-      <w:r>
-        <w:rPr>
-          <w:b/>
-          <w:bCs/>
-          <w:highlight w:val="green"/>
-        </w:rPr>
-        <w:t xml:space="preserve">2020</w:t>
-      </w:r>
-      <w:r>
-        <w:rPr>
-          <w:highlight w:val="green"/>
-        </w:rPr>
-        <w:t xml:space="preserve">,</w:t>
-      </w:r>
-      <w:r>
-        <w:rPr>
-          <w:highlight w:val="green"/>
-        </w:rPr>
-        <w:t xml:space="preserve"> </w:t>
-      </w:r>
-      <w:r>
-        <w:rPr>
-          <w:i/>
-          <w:iCs/>
-          <w:highlight w:val="green"/>
-        </w:rPr>
-        <w:t xml:space="preserve">107</w:t>
-      </w:r>
-      <w:r>
-        <w:rPr>
-          <w:highlight w:val="green"/>
-        </w:rPr>
-        <w:t xml:space="preserve">, 107501.</w:t>
-      </w:r>
-      <w:r>
-        <w:rPr>
-          <w:highlight w:val="green"/>
-        </w:rPr>
-        <w:t xml:space="preserve"> </w:t>
-      </w:r>
-      <w:hyperlink r:id="rId73">
+      <w:bookmarkStart w:id="152" w:name="r-swat"/>
+      <w:r>
+        <w:rPr/>
+        <w:t xml:space="preserve">Mathur, A.P.; Tippenhauer, N.O. SWaT: A water treatment testbed for research and training on ICS security. In Proceedings of the 2016 International Workshop on Cyber-Physical Systems for Smart Water Networks (CySWater), Vienna, Austria, 11 April 2016; pp. 31–36.</w:t>
+      </w:r>
+      <w:r>
+        <w:rPr/>
+        <w:t xml:space="preserve"> </w:t>
+      </w:r>
+      <w:hyperlink r:id="rId72">
         <w:r>
           <w:rPr>
             <w:rStyle w:val="Hyperlink"/>
-            <w:highlight w:val="green"/>
           </w:rPr>
-          <w:t xml:space="preserve">https://doi.org/10.1016/j.patcog.2020.107501</w:t>
+          <w:t xml:space="preserve">https://doi.org/10.1109/CySWater.2016.7469060</w:t>
         </w:r>
       </w:hyperlink>
       <w:r>
-        <w:rPr>
-          <w:highlight w:val="green"/>
-        </w:rPr>
+        <w:rPr/>
         <w:t xml:space="preserve">.</w:t>
       </w:r>
-      <w:bookmarkEnd w:id="153"/>
+      <w:bookmarkEnd w:id="152"/>
     </w:p>
     <w:p>
       <w:pPr>
@@ -32125,12 +32096,12 @@
         </w:numPr>
         <w:ind w:left="180" w:hanging="180"/>
       </w:pPr>
-      <w:bookmarkStart w:id="155" w:name="r-vaem"/>
-      <w:r>
-        <w:rPr>
-          <w:highlight w:val="green"/>
-        </w:rPr>
-        <w:t xml:space="preserve">Ma, C.; Tschiatschek, S.; Hernández-Lobato, J.M.; Turner, R.; Zhang, C. VAEM: A deep generative model for heterogeneous mixed type data. In</w:t>
+      <w:bookmarkStart w:id="154" w:name="r-metropt"/>
+      <w:r>
+        <w:rPr>
+          <w:highlight w:val="green"/>
+        </w:rPr>
+        <w:t xml:space="preserve">Veloso, B.; Ribeiro, R.P.; Gama, J.; Pereira, P.M. The MetroPT dataset for predictive maintenance.</w:t>
       </w:r>
       <w:r>
         <w:rPr>
@@ -32144,27 +32115,61 @@
           <w:iCs/>
           <w:highlight w:val="green"/>
         </w:rPr>
-        <w:t xml:space="preserve">Advances in Neural Information Processing Systems 33 (NeurIPS)</w:t>
-      </w:r>
-      <w:r>
-        <w:rPr>
-          <w:highlight w:val="green"/>
-        </w:rPr>
-        <w:t xml:space="preserve">, Online, 6–12 December 2020; pp. 11237–11247.</w:t>
-      </w:r>
-      <w:r>
-        <w:rPr>
-          <w:highlight w:val="green"/>
-        </w:rPr>
-        <w:t xml:space="preserve"> </w:t>
-      </w:r>
-      <w:hyperlink r:id="rId74">
+        <w:t xml:space="preserve">Sci. Data</w:t>
+      </w:r>
+      <w:r>
+        <w:rPr>
+          <w:highlight w:val="green"/>
+        </w:rPr>
+        <w:t xml:space="preserve"> </w:t>
+      </w:r>
+      <w:r>
+        <w:rPr>
+          <w:b/>
+          <w:bCs/>
+          <w:highlight w:val="green"/>
+        </w:rPr>
+        <w:t xml:space="preserve">2022</w:t>
+      </w:r>
+      <w:r>
+        <w:rPr>
+          <w:highlight w:val="green"/>
+        </w:rPr>
+        <w:t xml:space="preserve">,</w:t>
+      </w:r>
+      <w:r>
+        <w:rPr>
+          <w:highlight w:val="green"/>
+        </w:rPr>
+        <w:t xml:space="preserve"> </w:t>
+      </w:r>
+      <w:r>
+        <w:rPr>
+          <w:i/>
+          <w:iCs/>
+          <w:highlight w:val="green"/>
+        </w:rPr>
+        <w:t xml:space="preserve">9</w:t>
+      </w:r>
+      <w:r>
+        <w:rPr>
+          <w:highlight w:val="green"/>
+        </w:rPr>
+        <w:t xml:space="preserve">, 764.</w:t>
+      </w:r>
+      <w:r>
+        <w:rPr>
+          <w:highlight w:val="green"/>
+        </w:rPr>
+        <w:t xml:space="preserve"> </w:t>
+      </w:r>
+      <w:hyperlink r:id="rId73">
         <w:r>
           <w:rPr>
             <w:rStyle w:val="Hyperlink"/>
             <w:highlight w:val="green"/>
           </w:rPr>
-          <w:t xml:space="preserve">arXiv:2006.11941</w:t>
+          <w:t xml:space="preserve">https://doi.org/10.1038/s41597-022-01877-3</w:t>
         </w:r>
       </w:hyperlink>
       <w:r>
@@ -32173,7 +32178,7 @@
         </w:rPr>
         <w:t xml:space="preserve">.</w:t>
       </w:r>
-      <w:bookmarkEnd w:id="155"/>
+      <w:bookmarkEnd w:id="154"/>
     </w:p>
     <w:p>
       <w:pPr>
@@ -32184,12 +32189,12 @@
         </w:numPr>
         <w:ind w:left="180" w:hanging="180"/>
       </w:pPr>
-      <w:bookmarkStart w:id="157" w:name="r-tabor"/>
-      <w:r>
-        <w:rPr>
-          <w:highlight w:val="green"/>
-        </w:rPr>
-        <w:t xml:space="preserve">Lin, Q.; Adepu, S.; Verwer, S.; Mathur, A. TABOR: A graphical model-based approach for anomaly detection in industrial control systems. In</w:t>
+      <w:bookmarkStart w:id="156" w:name="r-hivae"/>
+      <w:r>
+        <w:rPr>
+          <w:highlight w:val="green"/>
+        </w:rPr>
+        <w:t xml:space="preserve">Nazábal, A.; Olmos, P.M.; Ghahramani, Z.; Valera, I. Handling incomplete heterogeneous data using VAEs.</w:t>
       </w:r>
       <w:r>
         <w:rPr>
@@ -32203,27 +32208,61 @@
           <w:iCs/>
           <w:highlight w:val="green"/>
         </w:rPr>
-        <w:t xml:space="preserve">Proceedings of the 2018 ACM Asia Conference on Computer and Communications Security (ASIA CCS)</w:t>
-      </w:r>
-      <w:r>
-        <w:rPr>
-          <w:highlight w:val="green"/>
-        </w:rPr>
-        <w:t xml:space="preserve">, Incheon, Republic of Korea, 4–8 June 2018; pp. 525–536.</w:t>
-      </w:r>
-      <w:r>
-        <w:rPr>
-          <w:highlight w:val="green"/>
-        </w:rPr>
-        <w:t xml:space="preserve"> </w:t>
-      </w:r>
-      <w:hyperlink r:id="rId75">
+        <w:t xml:space="preserve">Pattern Recognit.</w:t>
+      </w:r>
+      <w:r>
+        <w:rPr>
+          <w:highlight w:val="green"/>
+        </w:rPr>
+        <w:t xml:space="preserve"> </w:t>
+      </w:r>
+      <w:r>
+        <w:rPr>
+          <w:b/>
+          <w:bCs/>
+          <w:highlight w:val="green"/>
+        </w:rPr>
+        <w:t xml:space="preserve">2020</w:t>
+      </w:r>
+      <w:r>
+        <w:rPr>
+          <w:highlight w:val="green"/>
+        </w:rPr>
+        <w:t xml:space="preserve">,</w:t>
+      </w:r>
+      <w:r>
+        <w:rPr>
+          <w:highlight w:val="green"/>
+        </w:rPr>
+        <w:t xml:space="preserve"> </w:t>
+      </w:r>
+      <w:r>
+        <w:rPr>
+          <w:i/>
+          <w:iCs/>
+          <w:highlight w:val="green"/>
+        </w:rPr>
+        <w:t xml:space="preserve">107</w:t>
+      </w:r>
+      <w:r>
+        <w:rPr>
+          <w:highlight w:val="green"/>
+        </w:rPr>
+        <w:t xml:space="preserve">, 107501.</w:t>
+      </w:r>
+      <w:r>
+        <w:rPr>
+          <w:highlight w:val="green"/>
+        </w:rPr>
+        <w:t xml:space="preserve"> </w:t>
+      </w:r>
+      <w:hyperlink r:id="rId74">
         <w:r>
           <w:rPr>
             <w:rStyle w:val="Hyperlink"/>
             <w:highlight w:val="green"/>
           </w:rPr>
-          <w:t xml:space="preserve">https://doi.org/10.1145/3196494.3196546</w:t>
+          <w:t xml:space="preserve">https://doi.org/10.1016/j.patcog.2020.107501</w:t>
         </w:r>
       </w:hyperlink>
       <w:r>
@@ -32232,7 +32271,7 @@
         </w:rPr>
         <w:t xml:space="preserve">.</w:t>
       </w:r>
-      <w:bookmarkEnd w:id="157"/>
+      <w:bookmarkEnd w:id="156"/>
     </w:p>
     <w:p>
       <w:pPr>
@@ -32243,16 +32282,16 @@
         </w:numPr>
         <w:ind w:left="180" w:hanging="180"/>
       </w:pPr>
-      <w:bookmarkStart w:id="159" w:name="r-calexnet"/>
-      <w:r>
-        <w:rPr>
-          <w:highlight w:val="yellow"/>
-        </w:rPr>
-        <w:t xml:space="preserve">Aperstein, Y.; Apartsin, A. CalexNet: Soft cascade-aligned training and calibration for lightweight early-exit branches.</w:t>
-      </w:r>
-      <w:r>
-        <w:rPr>
-          <w:highlight w:val="yellow"/>
+      <w:bookmarkStart w:id="158" w:name="r-vaem"/>
+      <w:r>
+        <w:rPr>
+          <w:highlight w:val="green"/>
+        </w:rPr>
+        <w:t xml:space="preserve">Ma, C.; Tschiatschek, S.; Hernández-Lobato, J.M.; Turner, R.; Zhang, C. VAEM: A deep generative model for heterogeneous mixed type data. In</w:t>
+      </w:r>
+      <w:r>
+        <w:rPr>
+          <w:highlight w:val="green"/>
         </w:rPr>
         <w:t xml:space="preserve"> </w:t>
       </w:r>
@@ -32260,72 +32299,38 @@
         <w:rPr>
           <w:i/>
           <w:iCs/>
-          <w:highlight w:val="yellow"/>
-        </w:rPr>
-        <w:t xml:space="preserve">Electronics</w:t>
-      </w:r>
-      <w:r>
-        <w:rPr>
-          <w:highlight w:val="yellow"/>
-        </w:rPr>
-        <w:t xml:space="preserve"> </w:t>
-      </w:r>
-      <w:r>
-        <w:rPr>
-          <w:b/>
-          <w:bCs/>
-          <w:highlight w:val="yellow"/>
-        </w:rPr>
-        <w:t xml:space="preserve">2026</w:t>
-      </w:r>
-      <w:r>
-        <w:rPr>
-          <w:highlight w:val="yellow"/>
-        </w:rPr>
-        <w:t xml:space="preserve">,</w:t>
-      </w:r>
-      <w:r>
-        <w:rPr>
-          <w:highlight w:val="yellow"/>
-        </w:rPr>
-        <w:t xml:space="preserve"> </w:t>
-      </w:r>
-      <w:r>
-        <w:rPr>
-          <w:i/>
-          <w:iCs/>
-          <w:highlight w:val="yellow"/>
-        </w:rPr>
-        <w:t xml:space="preserve">15</w:t>
-      </w:r>
-      <w:r>
-        <w:rPr>
-          <w:highlight w:val="yellow"/>
-        </w:rPr>
-        <w:t xml:space="preserve">, 2149.</w:t>
-      </w:r>
-      <w:r>
-        <w:rPr>
-          <w:highlight w:val="yellow"/>
-        </w:rPr>
-        <w:t xml:space="preserve"> </w:t>
-      </w:r>
-      <w:hyperlink r:id="rId76">
+          <w:highlight w:val="green"/>
+        </w:rPr>
+        <w:t xml:space="preserve">Advances in Neural Information Processing Systems 33 (NeurIPS)</w:t>
+      </w:r>
+      <w:r>
+        <w:rPr>
+          <w:highlight w:val="green"/>
+        </w:rPr>
+        <w:t xml:space="preserve">, Online, 6–12 December 2020; pp. 11237–11247.</w:t>
+      </w:r>
+      <w:r>
+        <w:rPr>
+          <w:highlight w:val="green"/>
+        </w:rPr>
+        <w:t xml:space="preserve"> </w:t>
+      </w:r>
+      <w:hyperlink r:id="rId75">
         <w:r>
           <w:rPr>
             <w:rStyle w:val="Hyperlink"/>
-            <w:highlight w:val="yellow"/>
+            <w:highlight w:val="green"/>
           </w:rPr>
-          <w:t xml:space="preserve">https://doi.org/10.3390/electronics15102149</w:t>
+          <w:t xml:space="preserve">arXiv:2006.11941</w:t>
         </w:r>
       </w:hyperlink>
       <w:r>
         <w:rPr>
-          <w:highlight w:val="yellow"/>
+          <w:highlight w:val="green"/>
         </w:rPr>
         <w:t xml:space="preserve">.</w:t>
       </w:r>
-      <w:bookmarkEnd w:id="159"/>
+      <w:bookmarkEnd w:id="158"/>
     </w:p>
     <w:p>
       <w:pPr>
@@ -32336,12 +32341,12 @@
         </w:numPr>
         <w:ind w:left="180" w:hanging="180"/>
       </w:pPr>
-      <w:bookmarkStart w:id="161" w:name="r-cranfield"/>
-      <w:r>
-        <w:rPr>
-          <w:highlight w:val="green"/>
-        </w:rPr>
-        <w:t xml:space="preserve">Ruiz-Cárcel, C.; Cao, Y.; Mba, D.; Lao, L.; Samuel, R.T. Statistical process monitoring of a multiphase flow facility.</w:t>
+      <w:bookmarkStart w:id="160" w:name="r-tabor"/>
+      <w:r>
+        <w:rPr>
+          <w:highlight w:val="green"/>
+        </w:rPr>
+        <w:t xml:space="preserve">Lin, Q.; Adepu, S.; Verwer, S.; Mathur, A. TABOR: A graphical model-based approach for anomaly detection in industrial control systems. In</w:t>
       </w:r>
       <w:r>
         <w:rPr>
@@ -32355,61 +32360,27 @@
           <w:iCs/>
           <w:highlight w:val="green"/>
         </w:rPr>
-        <w:t xml:space="preserve">Control Eng. Pract.</w:t>
-      </w:r>
-      <w:r>
-        <w:rPr>
-          <w:highlight w:val="green"/>
-        </w:rPr>
-        <w:t xml:space="preserve"> </w:t>
-      </w:r>
-      <w:r>
-        <w:rPr>
-          <w:b/>
-          <w:bCs/>
-          <w:highlight w:val="green"/>
-        </w:rPr>
-        <w:t xml:space="preserve">2015</w:t>
-      </w:r>
-      <w:r>
-        <w:rPr>
-          <w:highlight w:val="green"/>
-        </w:rPr>
-        <w:t xml:space="preserve">,</w:t>
-      </w:r>
-      <w:r>
-        <w:rPr>
-          <w:highlight w:val="green"/>
-        </w:rPr>
-        <w:t xml:space="preserve"> </w:t>
-      </w:r>
-      <w:r>
-        <w:rPr>
-          <w:i/>
-          <w:iCs/>
-          <w:highlight w:val="green"/>
-        </w:rPr>
-        <w:t xml:space="preserve">42</w:t>
-      </w:r>
-      <w:r>
-        <w:rPr>
-          <w:highlight w:val="green"/>
-        </w:rPr>
-        <w:t xml:space="preserve">, 74–88.</w:t>
-      </w:r>
-      <w:r>
-        <w:rPr>
-          <w:highlight w:val="green"/>
-        </w:rPr>
-        <w:t xml:space="preserve"> </w:t>
-      </w:r>
-      <w:hyperlink r:id="rId77">
+        <w:t xml:space="preserve">Proceedings of the 2018 ACM Asia Conference on Computer and Communications Security (ASIA CCS)</w:t>
+      </w:r>
+      <w:r>
+        <w:rPr>
+          <w:highlight w:val="green"/>
+        </w:rPr>
+        <w:t xml:space="preserve">, Incheon, Republic of Korea, 4–8 June 2018; pp. 525–536.</w:t>
+      </w:r>
+      <w:r>
+        <w:rPr>
+          <w:highlight w:val="green"/>
+        </w:rPr>
+        <w:t xml:space="preserve"> </w:t>
+      </w:r>
+      <w:hyperlink r:id="rId76">
         <w:r>
           <w:rPr>
             <w:rStyle w:val="Hyperlink"/>
             <w:highlight w:val="green"/>
           </w:rPr>
-          <w:t xml:space="preserve">https://doi.org/10.1016/j.conengprac.2015.04.012</w:t>
+          <w:t xml:space="preserve">https://doi.org/10.1145/3196494.3196546</w:t>
         </w:r>
       </w:hyperlink>
       <w:r>
@@ -32418,7 +32389,7 @@
         </w:rPr>
         <w:t xml:space="preserve">.</w:t>
       </w:r>
-      <w:bookmarkEnd w:id="161"/>
+      <w:bookmarkEnd w:id="160"/>
     </w:p>
     <w:p>
       <w:pPr>
@@ -32429,16 +32400,16 @@
         </w:numPr>
         <w:ind w:left="180" w:hanging="180"/>
       </w:pPr>
-      <w:bookmarkStart w:id="163" w:name="r-skab"/>
-      <w:r>
-        <w:rPr>
-          <w:highlight w:val="green"/>
-        </w:rPr>
-        <w:t xml:space="preserve">Katser, I.D.; Kozitsin, V.O. Skoltech Anomaly Benchmark (SKAB).</w:t>
-      </w:r>
-      <w:r>
-        <w:rPr>
-          <w:highlight w:val="green"/>
+      <w:bookmarkStart w:id="162" w:name="r-calexnet"/>
+      <w:r>
+        <w:rPr>
+          <w:highlight w:val="yellow"/>
+        </w:rPr>
+        <w:t xml:space="preserve">Aperstein, Y.; Apartsin, A. CalexNet: Soft cascade-aligned training and calibration for lightweight early-exit branches.</w:t>
+      </w:r>
+      <w:r>
+        <w:rPr>
+          <w:highlight w:val="yellow"/>
         </w:rPr>
         <w:t xml:space="preserve"> </w:t>
       </w:r>
@@ -32446,13 +32417,13 @@
         <w:rPr>
           <w:i/>
           <w:iCs/>
-          <w:highlight w:val="green"/>
-        </w:rPr>
-        <w:t xml:space="preserve">Kaggle</w:t>
-      </w:r>
-      <w:r>
-        <w:rPr>
-          <w:highlight w:val="green"/>
+          <w:highlight w:val="yellow"/>
+        </w:rPr>
+        <w:t xml:space="preserve">Electronics</w:t>
+      </w:r>
+      <w:r>
+        <w:rPr>
+          <w:highlight w:val="yellow"/>
         </w:rPr>
         <w:t xml:space="preserve"> </w:t>
       </w:r>
@@ -32460,6 +32431,192 @@
         <w:rPr>
           <w:b/>
           <w:bCs/>
+          <w:highlight w:val="yellow"/>
+        </w:rPr>
+        <w:t xml:space="preserve">2026</w:t>
+      </w:r>
+      <w:r>
+        <w:rPr>
+          <w:highlight w:val="yellow"/>
+        </w:rPr>
+        <w:t xml:space="preserve">,</w:t>
+      </w:r>
+      <w:r>
+        <w:rPr>
+          <w:highlight w:val="yellow"/>
+        </w:rPr>
+        <w:t xml:space="preserve"> </w:t>
+      </w:r>
+      <w:r>
+        <w:rPr>
+          <w:i/>
+          <w:iCs/>
+          <w:highlight w:val="yellow"/>
+        </w:rPr>
+        <w:t xml:space="preserve">15</w:t>
+      </w:r>
+      <w:r>
+        <w:rPr>
+          <w:highlight w:val="yellow"/>
+        </w:rPr>
+        <w:t xml:space="preserve">, 2149.</w:t>
+      </w:r>
+      <w:r>
+        <w:rPr>
+          <w:highlight w:val="yellow"/>
+        </w:rPr>
+        <w:t xml:space="preserve"> </w:t>
+      </w:r>
+      <w:hyperlink r:id="rId77">
+        <w:r>
+          <w:rPr>
+            <w:rStyle w:val="Hyperlink"/>
+            <w:highlight w:val="yellow"/>
+          </w:rPr>
+          <w:t xml:space="preserve">https://doi.org/10.3390/electronics15102149</w:t>
+        </w:r>
+      </w:hyperlink>
+      <w:r>
+        <w:rPr>
+          <w:highlight w:val="yellow"/>
+        </w:rPr>
+        <w:t xml:space="preserve">.</w:t>
+      </w:r>
+      <w:bookmarkEnd w:id="162"/>
+    </w:p>
+    <w:p>
+      <w:pPr>
+        <w:pStyle w:val="MDPI81references"/>
+        <w:numPr>
+          <w:ilvl w:val="0"/>
+          <w:numId w:val="0"/>
+        </w:numPr>
+        <w:ind w:left="180" w:hanging="180"/>
+      </w:pPr>
+      <w:bookmarkStart w:id="164" w:name="r-cranfield"/>
+      <w:r>
+        <w:rPr>
+          <w:highlight w:val="green"/>
+        </w:rPr>
+        <w:t xml:space="preserve">Ruiz-Cárcel, C.; Cao, Y.; Mba, D.; Lao, L.; Samuel, R.T. Statistical process monitoring of a multiphase flow facility.</w:t>
+      </w:r>
+      <w:r>
+        <w:rPr>
+          <w:highlight w:val="green"/>
+        </w:rPr>
+        <w:t xml:space="preserve"> </w:t>
+      </w:r>
+      <w:r>
+        <w:rPr>
+          <w:i/>
+          <w:iCs/>
+          <w:highlight w:val="green"/>
+        </w:rPr>
+        <w:t xml:space="preserve">Control Eng. Pract.</w:t>
+      </w:r>
+      <w:r>
+        <w:rPr>
+          <w:highlight w:val="green"/>
+        </w:rPr>
+        <w:t xml:space="preserve"> </w:t>
+      </w:r>
+      <w:r>
+        <w:rPr>
+          <w:b/>
+          <w:bCs/>
+          <w:highlight w:val="green"/>
+        </w:rPr>
+        <w:t xml:space="preserve">2015</w:t>
+      </w:r>
+      <w:r>
+        <w:rPr>
+          <w:highlight w:val="green"/>
+        </w:rPr>
+        <w:t xml:space="preserve">,</w:t>
+      </w:r>
+      <w:r>
+        <w:rPr>
+          <w:highlight w:val="green"/>
+        </w:rPr>
+        <w:t xml:space="preserve"> </w:t>
+      </w:r>
+      <w:r>
+        <w:rPr>
+          <w:i/>
+          <w:iCs/>
+          <w:highlight w:val="green"/>
+        </w:rPr>
+        <w:t xml:space="preserve">42</w:t>
+      </w:r>
+      <w:r>
+        <w:rPr>
+          <w:highlight w:val="green"/>
+        </w:rPr>
+        <w:t xml:space="preserve">, 74–88.</w:t>
+      </w:r>
+      <w:r>
+        <w:rPr>
+          <w:highlight w:val="green"/>
+        </w:rPr>
+        <w:t xml:space="preserve"> </w:t>
+      </w:r>
+      <w:hyperlink r:id="rId78">
+        <w:r>
+          <w:rPr>
+            <w:rStyle w:val="Hyperlink"/>
+            <w:highlight w:val="green"/>
+          </w:rPr>
+          <w:t xml:space="preserve">https://doi.org/10.1016/j.conengprac.2015.04.012</w:t>
+        </w:r>
+      </w:hyperlink>
+      <w:r>
+        <w:rPr>
+          <w:highlight w:val="green"/>
+        </w:rPr>
+        <w:t xml:space="preserve">.</w:t>
+      </w:r>
+      <w:bookmarkEnd w:id="164"/>
+    </w:p>
+    <w:p>
+      <w:pPr>
+        <w:pStyle w:val="MDPI81references"/>
+        <w:numPr>
+          <w:ilvl w:val="0"/>
+          <w:numId w:val="0"/>
+        </w:numPr>
+        <w:ind w:left="180" w:hanging="180"/>
+      </w:pPr>
+      <w:bookmarkStart w:id="166" w:name="r-skab"/>
+      <w:r>
+        <w:rPr>
+          <w:highlight w:val="green"/>
+        </w:rPr>
+        <w:t xml:space="preserve">Katser, I.D.; Kozitsin, V.O. Skoltech Anomaly Benchmark (SKAB).</w:t>
+      </w:r>
+      <w:r>
+        <w:rPr>
+          <w:highlight w:val="green"/>
+        </w:rPr>
+        <w:t xml:space="preserve"> </w:t>
+      </w:r>
+      <w:r>
+        <w:rPr>
+          <w:i/>
+          <w:iCs/>
+          <w:highlight w:val="green"/>
+        </w:rPr>
+        <w:t xml:space="preserve">Kaggle</w:t>
+      </w:r>
+      <w:r>
+        <w:rPr>
+          <w:highlight w:val="green"/>
+        </w:rPr>
+        <w:t xml:space="preserve"> </w:t>
+      </w:r>
+      <w:r>
+        <w:rPr>
+          <w:b/>
+          <w:bCs/>
           <w:highlight w:val="green"/>
         </w:rPr>
         <w:t xml:space="preserve">2020</w:t>
@@ -32476,7 +32633,7 @@
         </w:rPr>
         <w:t xml:space="preserve"> </w:t>
       </w:r>
-      <w:hyperlink r:id="rId78">
+      <w:hyperlink r:id="rId79">
         <w:r>
           <w:rPr>
             <w:rStyle w:val="Hyperlink"/>
@@ -32491,7 +32648,7 @@
         </w:rPr>
         <w:t xml:space="preserve">.</w:t>
       </w:r>
-      <w:bookmarkEnd w:id="163"/>
+      <w:bookmarkEnd w:id="166"/>
     </w:p>
     <w:sectPr>
       <w:headerReference w:type="even" r:id="rId12"/>

--- a/poc/paper/paper_mdpi.docx
+++ b/poc/paper/paper_mdpi.docx
@@ -771,7 +771,28 @@
       </w:r>
       <w:r>
         <w:rPr/>
-        <w:t xml:space="preserve">the marginal envelope of every channel while breaking the joint structure: a correlation break, a between-regime pocket, a history-inconsistent state. These faults are invisible to any per-channel range rule, and, as we show, to a reconstruction residual as well, because the question is not whether a flexible decoder can reproduce the state but whether normal operation is likely to occupy it. Reconstruction measures reachability; detection needs probability.</w:t>
+        <w:t xml:space="preserve">the marginal envelope of every channel while breaking the joint structure: a correlation break, a between-regime pocket, a history-inconsistent state. These faults are invisible to any per-channel range rule, and, as we show,</w:t>
+      </w:r>
+      <w:r>
+        <w:rPr/>
+        <w:t xml:space="preserve"> </w:t>
+      </w:r>
+      <w:r>
+        <w:rPr>
+          <w:strike w:val="true"/>
+          <w:color w:val="C0392B"/>
+        </w:rPr>
+        <w:t xml:space="preserve">to a reconstruction residual as well</w:t>
+      </w:r>
+      <w:r>
+        <w:rPr>
+          <w:highlight w:val="green"/>
+        </w:rPr>
+        <w:t xml:space="preserve">to the reconstruction residual the deep detectors score with, which on HAI places these faults no better than chance</w:t>
+      </w:r>
+      <w:r>
+        <w:rPr/>
+        <w:t xml:space="preserve">, because the question is not whether a flexible decoder can reproduce the state but whether normal operation is likely to occupy it. Reconstruction measures reachability; detection needs probability.</w:t>
       </w:r>
     </w:p>
     <w:p>
@@ -797,15 +818,24 @@
       </w:r>
       <w:r>
         <w:rPr/>
-        <w:t xml:space="preserve">regimes (the trust-eroding false positive), and a reconstruction residual is blind to exactly the joint-structure</w:t>
-      </w:r>
-      <w:r>
-        <w:rPr/>
-        <w:t xml:space="preserve"> </w:t>
-      </w:r>
-      <w:r>
-        <w:rPr/>
-        <w:t xml:space="preserve">faults that matter, because a flexible decoder reconstructs them faithfully.</w:t>
+        <w:t xml:space="preserve">regimes (the trust-eroding false positive),</w:t>
+      </w:r>
+      <w:r>
+        <w:rPr/>
+        <w:t xml:space="preserve"> </w:t>
+      </w:r>
+      <w:r>
+        <w:rPr>
+          <w:strike w:val="true"/>
+          <w:color w:val="C0392B"/>
+        </w:rPr>
+        <w:t xml:space="preserve">and a reconstruction residual is blind to exactly the joint-structure faults that matter, because a flexible decoder reconstructs them faithfully.</w:t>
+      </w:r>
+      <w:r>
+        <w:rPr>
+          <w:highlight w:val="green"/>
+        </w:rPr>
+        <w:t xml:space="preserve">and the reconstruction residual the deep detectors score with misses exactly the reconstructable-but-improbable joint-structure faults that matter, because a flexible decoder reconstructs them faithfully; where a fault does leave a reconstruction signal, a regime-conditioned residual stays competitive and is auto-gated back in.</w:t>
       </w:r>
     </w:p>
     <w:p>
@@ -1607,7 +1637,7 @@
         <w:rPr>
           <w:highlight w:val="green"/>
         </w:rPr>
-        <w:t xml:space="preserve">], reinforcing our regime-latent factorization over a single plant-wide model.</w:t>
+        <w:t xml:space="preserve">], reinforcing our factorization of the density over correlation-community subsystems rather than a single plant-wide model.</w:t>
       </w:r>
       <w:r>
         <w:rPr>
@@ -2730,19 +2760,7 @@
         <w:rPr>
           <w:highlight w:val="green"/>
         </w:rPr>
-        <w:t xml:space="preserve">(Per-dataset details are given in Section 5.1.)</w:t>
-      </w:r>
-    </w:p>
-    <w:p>
-      <w:pPr>
-        <w:pStyle w:val="MDPI31text"/>
-        <w:ind w:left="2608"/>
-      </w:pPr>
-      <w:r>
-        <w:rPr>
-          <w:highlight w:val="green"/>
-        </w:rPr>
-        <w:t xml:space="preserve">The water-treatment and ICS-security datasets used here and elsewhere (SWaT, WADI, BATADAL [</w:t>
+        <w:t xml:space="preserve">Per-dataset details are given in §5.1. The water-treatment and ICS-security datasets used here and elsewhere (SWaT, WADI, BATADAL [</w:t>
       </w:r>
       <w:hyperlink w:anchor="r-batadal">
         <w:r>
@@ -8904,7 +8922,7 @@
         <w:rPr>
           <w:highlight w:val="green"/>
         </w:rPr>
-        <w:t xml:space="preserve">Equation (7) is the detector's complete window score; A8 (between-regime overlap) is specified in Table 1 (§3) and addressed in §7 rather than by a dedicated head.</w:t>
+        <w:t xml:space="preserve">Equation (7) is the detector's complete window score.</w:t>
       </w:r>
       <w:r>
         <w:rPr/>
@@ -10253,7 +10271,7 @@
         <w:rPr>
           <w:highlight w:val="green"/>
         </w:rPr>
-        <w:t xml:space="preserve">ranked by their train-normal upper-tail p-value (the quantity the Higher-Criticism combiner already uses), so a plant-wide alarm becomes a subsystem triage shortlist; Section 7 (Table 7) validates that a three-community shortlist contains an attacked subsystem in 68 to 79 percent of HAI and SWaT attacks.</w:t>
+        <w:t xml:space="preserve">ordered by their train-normal upper-tail p-value (the quantity the Higher-Criticism combiner already uses), so a plant-wide alarm becomes a subsystem triage shortlist; Section 7 (Table 7) validates that a three-community shortlist contains an attacked subsystem in 68 to 79 percent of HAI and SWaT attacks.</w:t>
       </w:r>
       <w:r>
         <w:rPr/>
@@ -12221,7 +12239,7 @@
         <w:rPr>
           <w:highlight w:val="green"/>
         </w:rPr>
-        <w:t xml:space="preserve"> Isolation Forest, the AutoEncoder, and LatAD report AUROC as mean±standard deviation over five seeds on all three datasets; USAD and TranAD are five-seed on HAI (standard deviations shown) and a single run on WADI and canonical SWaT (no standard deviation). </w:t>
+        <w:t xml:space="preserve"> Isolation Forest, the AutoEncoder, and LatAD report AUROC as mean±standard deviation over five seeds on all three datasets (the standard deviation is omitted where it rounds to 0.000); USAD and TranAD are five-seed on HAI (standard deviations shown) and a single run on WADI and canonical SWaT (no standard deviation). </w:t>
       </w:r>
       <w:r>
         <w:rPr/>
@@ -18109,7 +18127,29 @@
       </w:r>
       <w:r>
         <w:rPr/>
-        <w:t xml:space="preserve">learned detectors). The double-hard subset keeps only anomaly windows separated by neither the univariate max|u|</w:t>
+        <w:t xml:space="preserve">learned detectors).</w:t>
+      </w:r>
+      <w:r>
+        <w:rPr/>
+        <w:t xml:space="preserve"> </w:t>
+      </w:r>
+      <w:r>
+        <w:rPr>
+          <w:highlight w:val="green"/>
+        </w:rPr>
+        <w:t xml:space="preserve"> USAD and TranAD are single-run on WADI and canonical SWaT and GDN is single-seed throughout, as in Table 3; the standard deviation is omitted where it rounds to 0.000. </w:t>
+      </w:r>
+      <w:r>
+        <w:rPr/>
+        <w:t xml:space="preserve"> </w:t>
+      </w:r>
+      <w:r>
+        <w:rPr/>
+        <w:t xml:space="preserve"> </w:t>
+      </w:r>
+      <w:r>
+        <w:rPr/>
+        <w:t xml:space="preserve">The double-hard subset keeps only anomaly windows separated by neither the univariate max|u|</w:t>
       </w:r>
       <w:r>
         <w:rPr/>
@@ -20133,67 +20173,55 @@
         <w:rPr>
           <w:highlight w:val="green"/>
         </w:rPr>
-        <w:t xml:space="preserve">Scoring by density rather than reconstruction is the right default for the</w:t>
-      </w:r>
-      <w:r>
-        <w:rPr>
-          <w:highlight w:val="green"/>
-        </w:rPr>
-        <w:t xml:space="preserve"> </w:t>
-      </w:r>
-      <w:r>
-        <w:rPr>
-          <w:highlight w:val="green"/>
-        </w:rPr>
-        <w:t xml:space="preserve">deployed reconstruction detectors: the single latent-density head, with no residual term and no factorization,</w:t>
-      </w:r>
-      <w:r>
-        <w:rPr>
-          <w:highlight w:val="green"/>
-        </w:rPr>
-        <w:t xml:space="preserve"> </w:t>
-      </w:r>
-      <w:r>
-        <w:rPr>
-          <w:highlight w:val="green"/>
-        </w:rPr>
-        <w:t xml:space="preserve">exceeds USAD and TranAD on the difficult subset of all three plants (HAI 0.802 against 0.477 and 0.444; SWaT 0.794</w:t>
-      </w:r>
-      <w:r>
-        <w:rPr>
-          <w:highlight w:val="green"/>
-        </w:rPr>
-        <w:t xml:space="preserve"> </w:t>
-      </w:r>
-      <w:r>
-        <w:rPr>
-          <w:highlight w:val="green"/>
-        </w:rPr>
-        <w:t xml:space="preserve">against 0.658 and 0.655; WADI 0.656 against 0.579 and 0.613) and matches GDN on WADI (0.660). The margin is largest</w:t>
-      </w:r>
-      <w:r>
-        <w:rPr>
-          <w:highlight w:val="green"/>
-        </w:rPr>
-        <w:t xml:space="preserve"> </w:t>
-      </w:r>
-      <w:r>
-        <w:rPr>
-          <w:highlight w:val="green"/>
-        </w:rPr>
-        <w:t xml:space="preserve">where the faults are reconstructable but improbable: on HAI the reconstruction detectors place the difficult attacks</w:t>
-      </w:r>
-      <w:r>
-        <w:rPr>
-          <w:highlight w:val="green"/>
-        </w:rPr>
-        <w:t xml:space="preserve"> </w:t>
-      </w:r>
-      <w:r>
-        <w:rPr>
-          <w:highlight w:val="green"/>
-        </w:rPr>
-        <w:t xml:space="preserve">at the median of normal operation while the density head places them at the 93rd percentile, and 27 percent of</w:t>
+        <w:t xml:space="preserve">Scoring by density rather than reconstruction is the right default: the single latent-density head, with no residual term and no factorization,</w:t>
+      </w:r>
+      <w:r>
+        <w:rPr>
+          <w:highlight w:val="green"/>
+        </w:rPr>
+        <w:t xml:space="preserve"> </w:t>
+      </w:r>
+      <w:r>
+        <w:rPr>
+          <w:highlight w:val="green"/>
+        </w:rPr>
+        <w:t xml:space="preserve">exceeds the reconstruction-based deep detectors USAD and TranAD on the difficult subset of all three plants (HAI 0.802 against 0.477 and 0.444; SWaT 0.794</w:t>
+      </w:r>
+      <w:r>
+        <w:rPr>
+          <w:highlight w:val="green"/>
+        </w:rPr>
+        <w:t xml:space="preserve"> </w:t>
+      </w:r>
+      <w:r>
+        <w:rPr>
+          <w:highlight w:val="green"/>
+        </w:rPr>
+        <w:t xml:space="preserve">against 0.658 and 0.655; WADI 0.656 against 0.579 and 0.613) and is within noise of GDN on WADI (0.656 versus 0.660). The margin is largest</w:t>
+      </w:r>
+      <w:r>
+        <w:rPr>
+          <w:highlight w:val="green"/>
+        </w:rPr>
+        <w:t xml:space="preserve"> </w:t>
+      </w:r>
+      <w:r>
+        <w:rPr>
+          <w:highlight w:val="green"/>
+        </w:rPr>
+        <w:t xml:space="preserve">where the faults are reconstructable but improbable. On HAI the reconstruction detectors place the difficult attacks</w:t>
+      </w:r>
+      <w:r>
+        <w:rPr>
+          <w:highlight w:val="green"/>
+        </w:rPr>
+        <w:t xml:space="preserve"> </w:t>
+      </w:r>
+      <w:r>
+        <w:rPr>
+          <w:highlight w:val="green"/>
+        </w:rPr>
+        <w:t xml:space="preserve">at the median of normal operation, whereas the density head places them at the 93rd percentile; 27 percent of</w:t>
       </w:r>
       <w:r>
         <w:rPr>
@@ -20217,19 +20245,19 @@
         <w:rPr>
           <w:highlight w:val="green"/>
         </w:rPr>
-        <w:t xml:space="preserve">percentile in density; on WADI that share is zero and 70 percent of the difficult attacks are weak under both scores,</w:t>
-      </w:r>
-      <w:r>
-        <w:rPr>
-          <w:highlight w:val="green"/>
-        </w:rPr>
-        <w:t xml:space="preserve"> </w:t>
-      </w:r>
-      <w:r>
-        <w:rPr>
-          <w:highlight w:val="green"/>
-        </w:rPr>
-        <w:t xml:space="preserve">which is why the community factorization, not the head, carries the WADI gain.</w:t>
+        <w:t xml:space="preserve">percentile in density. On WADI that share is zero, and 70 percent of the difficult attacks are weak under both scores,</w:t>
+      </w:r>
+      <w:r>
+        <w:rPr>
+          <w:highlight w:val="green"/>
+        </w:rPr>
+        <w:t xml:space="preserve"> </w:t>
+      </w:r>
+      <w:r>
+        <w:rPr>
+          <w:highlight w:val="green"/>
+        </w:rPr>
+        <w:t xml:space="preserve">which is why the community factorization rather than the head carries the WADI gain.</w:t>
       </w:r>
       <w:r>
         <w:rPr>
@@ -20686,7 +20714,7 @@
         <w:rPr>
           <w:highlight w:val="green"/>
         </w:rPr>
-        <w:t xml:space="preserve"> The reconstruction row is the whitened residual; the deployed reconstruction detectors of Table 3 score 0.44 to 0.66 on the same difficult subsets. </w:t>
+        <w:t xml:space="preserve"> The reconstruction row is the whitened residual; the deep reconstruction detectors of Table 3 score 0.44 to 0.67 on the same difficult subsets. </w:t>
       </w:r>
       <w:r>
         <w:rPr/>
@@ -21603,7 +21631,7 @@
         <w:rPr>
           <w:highlight w:val="green"/>
         </w:rPr>
-        <w:t xml:space="preserve">(two of which are tabulated in Table C1: the overlap coefficient and the density-valley ratio)</w:t>
+        <w:t xml:space="preserve">(the overlap coefficient is tabulated in Table C1, alongside its close-distinct-mass, masking-rate, and isolated-anomaly over-coverage columns)</w:t>
       </w:r>
       <w:r>
         <w:rPr>
@@ -22551,67 +22579,67 @@
         <w:rPr>
           <w:highlight w:val="green"/>
         </w:rPr>
-        <w:t xml:space="preserve">the same size. The per-community surprises also localize. Ranking communities by their train-normal upper-tail</w:t>
-      </w:r>
-      <w:r>
-        <w:rPr>
-          <w:highlight w:val="green"/>
-        </w:rPr>
-        <w:t xml:space="preserve"> </w:t>
-      </w:r>
-      <w:r>
-        <w:rPr>
-          <w:highlight w:val="green"/>
-        </w:rPr>
-        <w:t xml:space="preserve">p-value (the quantity the Higher-Criticism combiner already uses; communities whose calibration surprise is</w:t>
-      </w:r>
-      <w:r>
-        <w:rPr>
-          <w:highlight w:val="green"/>
-        </w:rPr>
-        <w:t xml:space="preserve"> </w:t>
-      </w:r>
-      <w:r>
-        <w:rPr>
-          <w:highlight w:val="green"/>
-        </w:rPr>
-        <w:t xml:space="preserve">degenerate carry no p-value and are not ranked) and naming the top community per attack episode, the named community</w:t>
-      </w:r>
-      <w:r>
-        <w:rPr>
-          <w:highlight w:val="green"/>
-        </w:rPr>
-        <w:t xml:space="preserve"> </w:t>
-      </w:r>
-      <w:r>
-        <w:rPr>
-          <w:highlight w:val="green"/>
-        </w:rPr>
-        <w:t xml:space="preserve">contains an attacked channel in 46 percent of SWaT attacks (11 of 24, coverage-aware random 22 percent,</w:t>
-      </w:r>
-      <w:r>
-        <w:rPr>
-          <w:highlight w:val="green"/>
-        </w:rPr>
-        <w:t xml:space="preserve"> </w:t>
-      </w:r>
-      <w:r>
-        <w:rPr>
-          <w:highlight w:val="green"/>
-        </w:rPr>
-        <w:t xml:space="preserve">P = 0.004) and 40 percent of HAI attacks (15 of 38, random 25 percent, P = 0.02), and a</w:t>
-      </w:r>
-      <w:r>
-        <w:rPr>
-          <w:highlight w:val="green"/>
-        </w:rPr>
-        <w:t xml:space="preserve"> </w:t>
-      </w:r>
-      <w:r>
-        <w:rPr>
-          <w:highlight w:val="green"/>
-        </w:rPr>
-        <w:t xml:space="preserve">three-community shortlist contains it in 79 and 68 percent (random 49 and 56 percent). The named community averages</w:t>
+        <w:t xml:space="preserve">the same size (Table 7). The ranking is the one the Higher Criticism combiner already computes: communities are</w:t>
+      </w:r>
+      <w:r>
+        <w:rPr>
+          <w:highlight w:val="green"/>
+        </w:rPr>
+        <w:t xml:space="preserve"> </w:t>
+      </w:r>
+      <w:r>
+        <w:rPr>
+          <w:highlight w:val="green"/>
+        </w:rPr>
+        <w:t xml:space="preserve">ordered by their train-normal upper-tail p-value (communities whose calibration surprise is degenerate carry no</w:t>
+      </w:r>
+      <w:r>
+        <w:rPr>
+          <w:highlight w:val="green"/>
+        </w:rPr>
+        <w:t xml:space="preserve"> </w:t>
+      </w:r>
+      <w:r>
+        <w:rPr>
+          <w:highlight w:val="green"/>
+        </w:rPr>
+        <w:t xml:space="preserve">p-value and are not ranked), and the top community is named once per attack episode. That single named community</w:t>
+      </w:r>
+      <w:r>
+        <w:rPr>
+          <w:highlight w:val="green"/>
+        </w:rPr>
+        <w:t xml:space="preserve"> </w:t>
+      </w:r>
+      <w:r>
+        <w:rPr>
+          <w:highlight w:val="green"/>
+        </w:rPr>
+        <w:t xml:space="preserve">contains an attacked channel in 46 percent of SWaT attacks (11 of 24) and 39 percent of HAI attacks (15 of 38),</w:t>
+      </w:r>
+      <w:r>
+        <w:rPr>
+          <w:highlight w:val="green"/>
+        </w:rPr>
+        <w:t xml:space="preserve"> </w:t>
+      </w:r>
+      <w:r>
+        <w:rPr>
+          <w:highlight w:val="green"/>
+        </w:rPr>
+        <w:t xml:space="preserve">against a coverage-aware random baseline (the chance that a randomly named community of the same size contains an</w:t>
+      </w:r>
+      <w:r>
+        <w:rPr>
+          <w:highlight w:val="green"/>
+        </w:rPr>
+        <w:t xml:space="preserve"> </w:t>
+      </w:r>
+      <w:r>
+        <w:rPr>
+          <w:highlight w:val="green"/>
+        </w:rPr>
+        <w:t xml:space="preserve">attacked channel) of 22 and 25 percent (P = 0.004 and P = 0.02). The named community averages</w:t>
       </w:r>
       <w:r>
         <w:rPr>
@@ -22728,31 +22756,43 @@
         <w:rPr>
           <w:highlight w:val="green"/>
         </w:rPr>
-        <w:t xml:space="preserve">communities are easier to hit, so the shortlist is reported at its size; against a size-weighted random baseline the</w:t>
-      </w:r>
-      <w:r>
-        <w:rPr>
-          <w:highlight w:val="green"/>
-        </w:rPr>
-        <w:t xml:space="preserve"> </w:t>
-      </w:r>
-      <w:r>
-        <w:rPr>
-          <w:highlight w:val="green"/>
-        </w:rPr>
-        <w:t xml:space="preserve">SWaT margin holds while HAI’s top-1 margin is small, which is why the top-3 shortlist is the comfortable</w:t>
-      </w:r>
-      <w:r>
-        <w:rPr>
-          <w:highlight w:val="green"/>
-        </w:rPr>
-        <w:t xml:space="preserve"> </w:t>
-      </w:r>
-      <w:r>
-        <w:rPr>
-          <w:highlight w:val="green"/>
-        </w:rPr>
-        <w:t xml:space="preserve">headline.</w:t>
+        <w:t xml:space="preserve">communities are easier to hit, so the named-community size is reported and the top-3 headline is stated against the</w:t>
+      </w:r>
+      <w:r>
+        <w:rPr>
+          <w:highlight w:val="green"/>
+        </w:rPr>
+        <w:t xml:space="preserve"> </w:t>
+      </w:r>
+      <w:r>
+        <w:rPr>
+          <w:highlight w:val="green"/>
+        </w:rPr>
+        <w:t xml:space="preserve">coverage-aware baseline; against a size-weighted random baseline (a community drawn with probability proportional to</w:t>
+      </w:r>
+      <w:r>
+        <w:rPr>
+          <w:highlight w:val="green"/>
+        </w:rPr>
+        <w:t xml:space="preserve"> </w:t>
+      </w:r>
+      <w:r>
+        <w:rPr>
+          <w:highlight w:val="green"/>
+        </w:rPr>
+        <w:t xml:space="preserve">its size) the SWaT top-1 margin holds (0.46 versus 0.35) while HAI’s top-1 margin is small (0.42 versus 0.37,</w:t>
+      </w:r>
+      <w:r>
+        <w:rPr>
+          <w:highlight w:val="green"/>
+        </w:rPr>
+        <w:t xml:space="preserve"> </w:t>
+      </w:r>
+      <w:r>
+        <w:rPr>
+          <w:highlight w:val="green"/>
+        </w:rPr>
+        <w:t xml:space="preserve">WADI 0.43 versus 0.19), which is why the three-community shortlist is the headline figure.</w:t>
       </w:r>
     </w:p>
     <w:p>
@@ -23943,7 +23983,20 @@
       </w:r>
       <w:r>
         <w:rPr/>
-        <w:t xml:space="preserve">single blob, or as a reconstruction target, is a modeling failure.</w:t>
+        <w:t xml:space="preserve">single blob</w:t>
+      </w:r>
+      <w:r>
+        <w:rPr>
+          <w:strike w:val="true"/>
+          <w:color w:val="C0392B"/>
+        </w:rPr>
+        <w:t xml:space="preserve">, or as a reconstruction target, is a modeling failure.</w:t>
+      </w:r>
+      <w:r>
+        <w:rPr>
+          <w:highlight w:val="green"/>
+        </w:rPr>
+        <w:t xml:space="preserve">, or scoring it by reconstruction alone, misses the reconstructable-but-improbable faults, starkest on HAI, where the deep detectors fall to chance; where a fault leaves a reconstruction signal the residual is competitive and LatAD gates it back in.</w:t>
       </w:r>
     </w:p>
     <w:p>
@@ -24190,37 +24243,37 @@
       </w:r>
       <w:r>
         <w:rPr/>
-        <w:t xml:space="preserve">communities lifts all three datasets, most on WADI, whose difficult faults are confined to small correlated subsystems that a global density dilutes;</w:t>
-      </w:r>
-      <w:r>
-        <w:rPr/>
-        <w:t xml:space="preserve"> </w:t>
-      </w:r>
-      <w:r>
-        <w:rPr>
-          <w:highlight w:val="green"/>
-        </w:rPr>
-        <w:t xml:space="preserve">on WADI the community aggregation carries the whole effect, lifting the single-latent global density from 0.634 to 0.795 through cohesion-weighted Higher Criticism over the per-community experts, and fusing in the whole-plant expert (the headline fusion) is mildly counterproductive there, so the fused headline settles at 0.771;</w:t>
-      </w:r>
-      <w:r>
-        <w:rPr>
-          <w:highlight w:val="green"/>
-        </w:rPr>
-        <w:t xml:space="preserve"> </w:t>
-      </w:r>
-      <w:r>
-        <w:rPr>
-          <w:highlight w:val="green"/>
-        </w:rPr>
-        <w:t xml:space="preserve">on HAI and SWaT the whole-plant-expert fusion instead lifts the score, most on HAI, where the hard valve and flow deviations are correlation-conditional;</w:t>
-      </w:r>
-      <w:r>
-        <w:rPr/>
-        <w:t xml:space="preserve"> </w:t>
-      </w:r>
-      <w:r>
-        <w:rPr/>
-        <w:t xml:space="preserve">and among the sparsity-adaptive combiners,</w:t>
+        <w:t xml:space="preserve">communities lifts all three datasets, most on WADI, whose difficult faults are confined to small correlated subsystems that a global density dilutes.</w:t>
+      </w:r>
+      <w:r>
+        <w:rPr/>
+        <w:t xml:space="preserve"> </w:t>
+      </w:r>
+      <w:r>
+        <w:rPr>
+          <w:highlight w:val="green"/>
+        </w:rPr>
+        <w:t xml:space="preserve">On WADI the community aggregation carries the whole effect: cohesion-weighted Higher Criticism over the per-community experts lifts the single-latent global density from 0.634 to 0.795, and fusing in the whole-plant expert (the headline fusion) costs a little, so the fused headline settles at 0.771.</w:t>
+      </w:r>
+      <w:r>
+        <w:rPr>
+          <w:highlight w:val="green"/>
+        </w:rPr>
+        <w:t xml:space="preserve"> </w:t>
+      </w:r>
+      <w:r>
+        <w:rPr>
+          <w:highlight w:val="green"/>
+        </w:rPr>
+        <w:t xml:space="preserve">On HAI and SWaT the whole-plant-expert fusion instead lifts the score, most on HAI, where the hard valve and flow deviations are correlation-conditional.</w:t>
+      </w:r>
+      <w:r>
+        <w:rPr/>
+        <w:t xml:space="preserve"> </w:t>
+      </w:r>
+      <w:r>
+        <w:rPr/>
+        <w:t xml:space="preserve">Among the sparsity-adaptive combiners,</w:t>
       </w:r>
       <w:r>
         <w:rPr/>
@@ -25931,6 +25984,18 @@
         </w:tc>
       </w:tr>
     </w:tbl>
+    <w:p>
+      <w:pPr>
+        <w:pStyle w:val="MDPI31text"/>
+        <w:ind w:left="2608"/>
+      </w:pPr>
+      <w:r>
+        <w:rPr>
+          <w:highlight w:val="green"/>
+        </w:rPr>
+        <w:t xml:space="preserve">Figure A1 closes the appendix with a synthetic illustration of the reachability-versus-probability mechanism discussed in §7: as a fault moves from off-manifold to between-regime, density overtakes reconstruction, and the crossover comes earlier for better-separated regimes.</w:t>
+      </w:r>
+    </w:p>
     <w:tbl xmlns:a="http://schemas.openxmlformats.org/drawingml/2006/main" xmlns:pic="http://schemas.openxmlformats.org/drawingml/2006/picture">
       <w:tblPr>
         <w:tblStyle w:val="MDPI41threelinetable"/>
@@ -26061,7 +26126,7 @@
         <w:rPr>
           <w:highlight w:val="green"/>
         </w:rPr>
-        <w:t xml:space="preserve">Synthetic illustration of the reachability-versus-probability mechanism. On toy data with five Gaussian regimes, the difficult-subset gap between a latent-density score and a reconstruction score (AUROC density minus AUROC reconstruction) is plotted as a fault moves from off-manifold (reconstructable and caught by reconstruction) to between-regime (reconstructable but improbable), at three regime separations. Density overtakes reconstruction as faults become more in-envelope, and the crossover is earlier for better-separated regimes. This is a synthetic mechanism illustration, not a claim about the benchmarks.</w:t>
+        <w:t xml:space="preserve">Synthetic illustration of the reachability-versus-probability mechanism. On toy data with five Gaussian regimes, the difficult-subset gap between a latent-density score and a reconstruction score (AUROC density minus AUROC reconstruction) is plotted as a fault moves from off-manifold (reconstructable and caught by reconstruction) to between-regime (reconstructable but improbable), at three regime separations. Density overtakes reconstruction as faults become more in-envelope, and the crossover is earlier for better-separated regimes. This is a synthetic mechanism illustration; the benchmark results are in Section 6.</w:t>
       </w:r>
     </w:p>
     <w:p>
